--- a/SAMMY_MASTER_STATE.docx
+++ b/SAMMY_MASTER_STATE.docx
@@ -20,7 +20,7 @@
           <w:b/>
           <w:sz w:val="21"/>
         </w:rPr>
-        <w:t>Kanonischer Projektstand · Version 0.2 · 28.08.2026 · App v0.8.28.0</w:t>
+        <w:t>Kanonischer Projektstand · Version 0.3 · 28.08.2026 · App v0.8.28.1</w:t>
       </w:r>
     </w:p>
     <w:p>
@@ -79,6 +79,14 @@
       </w:r>
       <w:r>
         <w:t xml:space="preserve"> aktualisiert.</w:t>
+      </w:r>
+    </w:p>
+    <w:p>
+      <w:pPr>
+        <w:pStyle w:val="ListBullet"/>
+      </w:pPr>
+      <w:r>
+        <w:t>GitHub-Pages-Releases müssen Titel, sichtbare Version, SAMMY_APP_VERSION sowie die Cache-Busting-Parameter von app.js und style.css auf exakt dieselbe Release-Version setzen; .nojekyll wird im GitHub-Paket mitgeführt.</w:t>
       </w:r>
     </w:p>
     <w:p>
@@ -401,7 +409,7 @@
         <w:pStyle w:val="Heading1"/>
       </w:pPr>
       <w:r>
-        <w:t>5. Aktueller Build v0.8.28.0 · BODY BANK AUDIT POC</w:t>
+        <w:t>5. Aktueller Build v0.8.28.1 · BODY BANK AUDIT POC + GITHUB PAGES HOTFIX</w:t>
       </w:r>
     </w:p>
     <w:p>
@@ -908,7 +916,7 @@
         <w:pStyle w:val="ListBullet"/>
       </w:pPr>
       <w:r>
-        <w:t>v0.8.28.0 prüft parallel den neuen Body-Bank-/Audit-Pfad als bevorzugte nächste Architektur.</w:t>
+        <w:t>v0.8.28.1 prüft parallel den neuen Body-Bank-/Audit-Pfad als bevorzugte nächste Architektur; gegenüber v0.8.28.0 ist nur die GitHub-Pages-/Cache-Auslieferung korrigiert.</w:t>
       </w:r>
     </w:p>
     <w:p>
@@ -1062,7 +1070,7 @@
         <w:pStyle w:val="Heading1"/>
       </w:pPr>
       <w:r>
-        <w:t>10. Nächster Gate nach v0.8.28.0</w:t>
+        <w:t>10. Nächster Gate nach v0.8.28.1</w:t>
       </w:r>
     </w:p>
     <w:p>
@@ -1374,9 +1382,42 @@
           </w:p>
         </w:tc>
       </w:tr>
+      <w:tr>
+        <w:tc>
+          <w:tcPr>
+            <w:tcW w:type="dxa" w:w="3427"/>
+          </w:tcPr>
+          <w:p>
+            <w:r>
+              <w:t>0.3</w:t>
+            </w:r>
+          </w:p>
+        </w:tc>
+        <w:tc>
+          <w:tcPr>
+            <w:tcW w:type="dxa" w:w="3427"/>
+          </w:tcPr>
+          <w:p>
+            <w:r>
+              <w:t>28.08.2026</w:t>
+            </w:r>
+          </w:p>
+        </w:tc>
+        <w:tc>
+          <w:tcPr>
+            <w:tcW w:type="dxa" w:w="3427"/>
+          </w:tcPr>
+          <w:p>
+            <w:r>
+              <w:t>GitHub Pages Hotfix v0.8.28.1: Cache-Busting-/Versionsdrift aus v0.8.28.0 korrigiert; synchroner HTML/JS/CSS-Deployment-Gate und .nojekyll als Exportregel ergänzt.</w:t>
+            </w:r>
+          </w:p>
+        </w:tc>
+      </w:tr>
     </w:tbl>
     <w:sectPr>
       <w:footerReference w:type="default" r:id="rId9"/>
+      <w:headerReference w:type="default" r:id="rId10"/>
       <w:pgSz w:w="12240" w:h="15840"/>
       <w:pgMar w:top="864" w:right="979" w:bottom="864" w:left="979" w:header="720" w:footer="720" w:gutter="0"/>
       <w:cols w:space="720"/>
@@ -1397,10 +1438,20 @@
       <w:rPr>
         <w:sz w:val="15"/>
       </w:rPr>
-      <w:t>SAMMY_MASTER_STATE · v0.2 · 28.08.2026 · App v0.8.28.0</w:t>
+      <w:t>SAMMY_MASTER_STATE · v0.3 · 28.08.2026 · App v0.8.28.1</w:t>
     </w:r>
   </w:p>
 </w:ftr>
+</file>
+
+<file path=word/header1.xml><?xml version="1.0" encoding="utf-8"?>
+<w:hdr xmlns:m="http://schemas.openxmlformats.org/officeDocument/2006/math" xmlns:mc="http://schemas.openxmlformats.org/markup-compatibility/2006" xmlns:mo="http://schemas.microsoft.com/office/mac/office/2008/main" xmlns:mv="urn:schemas-microsoft-com:mac:vml" xmlns:o="urn:schemas-microsoft-com:office:office" xmlns:r="http://schemas.openxmlformats.org/officeDocument/2006/relationships" xmlns:v="urn:schemas-microsoft-com:vml" xmlns:w10="urn:schemas-microsoft-com:office:word" xmlns:w14="http://schemas.microsoft.com/office/word/2010/wordml" xmlns:w="http://schemas.openxmlformats.org/wordprocessingml/2006/main" xmlns:wne="http://schemas.microsoft.com/office/word/2006/wordml" xmlns:wp14="http://schemas.microsoft.com/office/word/2010/wordprocessingDrawing" xmlns:wp="http://schemas.openxmlformats.org/drawingml/2006/wordprocessingDrawing" xmlns:wpc="http://schemas.microsoft.com/office/word/2010/wordprocessingCanvas" xmlns:wpg="http://schemas.microsoft.com/office/word/2010/wordprocessingGroup" xmlns:wpi="http://schemas.microsoft.com/office/word/2010/wordprocessingInk" xmlns:wps="http://schemas.microsoft.com/office/word/2010/wordprocessingShape" mc:Ignorable="w14 wp14">
+  <w:p>
+    <w:pPr>
+      <w:pStyle w:val="Header"/>
+    </w:pPr>
+  </w:p>
+</w:hdr>
 </file>
 
 <file path=word/numbering.xml><?xml version="1.0" encoding="utf-8"?>

--- a/SAMMY_MASTER_STATE.docx
+++ b/SAMMY_MASTER_STATE.docx
@@ -5,7 +5,7 @@
     <w:p>
       <w:pPr>
         <w:pStyle w:val="Title"/>
-        <w:jc w:val="center"/>
+        <w:jc w:val="left"/>
       </w:pPr>
       <w:r>
         <w:t>SAMMY / BODY LAB / SOMA-LAB · MASTER STATE</w:t>
@@ -13,19 +13,21 @@
     </w:p>
     <w:p>
       <w:pPr>
-        <w:jc w:val="center"/>
+        <w:spacing w:after="60" w:line="245" w:lineRule="auto"/>
       </w:pPr>
       <w:r>
         <w:rPr>
           <w:b/>
-          <w:sz w:val="21"/>
+          <w:color w:val="464646"/>
+          <w:sz w:val="20"/>
         </w:rPr>
-        <w:t>Kanonischer Projektstand · Version 0.3 · 28.08.2026 · App v0.8.28.1</w:t>
+        <w:t>Kanonischer Projektstand · Version 0.4 · 28.08.2026 · App v0.8.28.2</w:t>
       </w:r>
     </w:p>
     <w:p>
       <w:pPr>
         <w:pStyle w:val="Heading1"/>
+        <w:spacing w:before="160" w:after="60"/>
       </w:pPr>
       <w:r>
         <w:t>1. Verbindliche Projektpflege</w:t>
@@ -34,6 +36,8 @@
     <w:p>
       <w:pPr>
         <w:pStyle w:val="ListBullet"/>
+        <w:spacing w:after="0"/>
+        <w:ind w:left="255" w:hanging="113"/>
       </w:pPr>
       <w:r>
         <w:t>Dieser Master State ist die kanonische Zusammenfassung des aktuellen Projektstands.</w:t>
@@ -42,6 +46,8 @@
     <w:p>
       <w:pPr>
         <w:pStyle w:val="ListBullet"/>
+        <w:spacing w:after="0"/>
+        <w:ind w:left="255" w:hanging="113"/>
       </w:pPr>
       <w:r>
         <w:rPr>
@@ -56,14 +62,16 @@
     <w:p>
       <w:pPr>
         <w:pStyle w:val="ListBullet"/>
+        <w:spacing w:after="0"/>
+        <w:ind w:left="255" w:hanging="113"/>
       </w:pPr>
       <w:r>
         <w:t xml:space="preserve">Zusätzlich wird bei jedem Export </w:t>
       </w:r>
       <w:r>
         <w:rPr>
-          <w:rFonts w:ascii="Aptos Mono" w:hAnsi="Aptos Mono"/>
-          <w:sz w:val="17"/>
+          <w:rFonts w:ascii="Consolas" w:hAnsi="Consolas"/>
+          <w:sz w:val="16"/>
         </w:rPr>
         <w:t>SAMMY_CURRENT.zip</w:t>
       </w:r>
@@ -72,8 +80,8 @@
       </w:r>
       <w:r>
         <w:rPr>
-          <w:rFonts w:ascii="Aptos Mono" w:hAnsi="Aptos Mono"/>
-          <w:sz w:val="17"/>
+          <w:rFonts w:ascii="Consolas" w:hAnsi="Consolas"/>
+          <w:sz w:val="16"/>
         </w:rPr>
         <w:t>SAMMY_CURRENT_VERSION.txt</w:t>
       </w:r>
@@ -84,22 +92,16 @@
     <w:p>
       <w:pPr>
         <w:pStyle w:val="ListBullet"/>
-      </w:pPr>
-      <w:r>
-        <w:t>GitHub-Pages-Releases müssen Titel, sichtbare Version, SAMMY_APP_VERSION sowie die Cache-Busting-Parameter von app.js und style.css auf exakt dieselbe Release-Version setzen; .nojekyll wird im GitHub-Paket mitgeführt.</w:t>
-      </w:r>
-    </w:p>
-    <w:p>
-      <w:pPr>
-        <w:pStyle w:val="ListBullet"/>
+        <w:spacing w:after="0"/>
+        <w:ind w:left="255" w:hanging="113"/>
       </w:pPr>
       <w:r>
         <w:t xml:space="preserve">Neue Arbeit startet ausschließlich von </w:t>
       </w:r>
       <w:r>
         <w:rPr>
-          <w:rFonts w:ascii="Aptos Mono" w:hAnsi="Aptos Mono"/>
-          <w:sz w:val="17"/>
+          <w:rFonts w:ascii="Consolas" w:hAnsi="Consolas"/>
+          <w:sz w:val="16"/>
         </w:rPr>
         <w:t>SAMMY_CURRENT</w:t>
       </w:r>
@@ -110,6 +112,8 @@
     <w:p>
       <w:pPr>
         <w:pStyle w:val="ListBullet"/>
+        <w:spacing w:after="0"/>
+        <w:ind w:left="255" w:hanging="113"/>
       </w:pPr>
       <w:r>
         <w:t>Ersetzte Ansätze bleiben nur als Forschungsarchiv erhalten und dürfen nicht ungeprüft wieder als Hauptpfad vorgeschlagen werden.</w:t>
@@ -118,6 +122,7 @@
     <w:p>
       <w:pPr>
         <w:pStyle w:val="Heading1"/>
+        <w:spacing w:before="160" w:after="60"/>
       </w:pPr>
       <w:r>
         <w:t>2. Produktziel</w:t>
@@ -125,7 +130,7 @@
     </w:p>
     <w:p>
       <w:pPr>
-        <w:spacing w:after="60"/>
+        <w:spacing w:after="60" w:line="245" w:lineRule="auto"/>
       </w:pPr>
       <w:r>
         <w:t xml:space="preserve">SAMMY ist ein Tool, das aus </w:t>
@@ -142,7 +147,7 @@
     </w:p>
     <w:p>
       <w:pPr>
-        <w:spacing w:after="60"/>
+        <w:spacing w:after="60" w:line="245" w:lineRule="auto"/>
       </w:pPr>
       <w:r>
         <w:t>Nicht erforderlich ist eine exakte Rekonstruktion eines Menschen aus dutzenden externen anthropometrischen Zielmaßen. Optische Plausibilität allein reicht dennoch nicht: Messung, Parametrisierung und Fehlergrenzen müssen nachvollziehbar bleiben.</w:t>
@@ -151,6 +156,7 @@
     <w:p>
       <w:pPr>
         <w:pStyle w:val="Heading1"/>
+        <w:spacing w:before="160" w:after="60"/>
       </w:pPr>
       <w:r>
         <w:t>3. Aktuelle Architekturentscheidung</w:t>
@@ -159,6 +165,7 @@
     <w:p>
       <w:pPr>
         <w:pStyle w:val="Heading2"/>
+        <w:spacing w:before="100" w:after="40"/>
       </w:pPr>
       <w:r>
         <w:t>3.1 Kein freier From-Scratch-Solver als primärer Produktionspfad</w:t>
@@ -166,7 +173,7 @@
     </w:p>
     <w:p>
       <w:pPr>
-        <w:spacing w:after="60"/>
+        <w:spacing w:after="60" w:line="245" w:lineRule="auto"/>
       </w:pPr>
       <w:r>
         <w:t>Die bisherigen Solver-/ANSUR-Arbeiten haben gezeigt, dass das bestehende Anny/SOMA-Morphsystem manche extern definierten Maße nur indirekt, an anderen Messebenen oder über unerwünschte Cross-Region-Effekte abbildet. Ein immer komplexerer Runtime-Solver soll diese strukturellen Grenzen nicht weiter kompensieren.</w:t>
@@ -175,6 +182,7 @@
     <w:p>
       <w:pPr>
         <w:pStyle w:val="Heading2"/>
+        <w:spacing w:before="100" w:after="40"/>
       </w:pPr>
       <w:r>
         <w:t>3.2 Neuer Zielpfad: Audited Body Bank -&gt; Lookup -&gt; kleiner lokaler Fitter</w:t>
@@ -182,34 +190,37 @@
     </w:p>
     <w:p>
       <w:pPr>
-        <w:spacing w:after="60"/>
+        <w:spacing w:after="60" w:line="245" w:lineRule="auto"/>
       </w:pPr>
       <w:r>
         <w:t>Der bevorzugte neue Architekturpfad lautet:</w:t>
       </w:r>
     </w:p>
     <w:p>
+      <w:pPr>
+        <w:spacing w:after="0"/>
+        <w:ind w:left="312" w:hanging="255"/>
+      </w:pPr>
       <w:r>
-        <w:t xml:space="preserve">1.  </w:t>
-      </w:r>
-      <w:r>
-        <w:t>Offline bzw. vorab viele reproduzierbare Anny-Körperrezepte erzeugen.</w:t>
+        <w:t>1.  Offline bzw. vorab viele reproduzierbare Anny-Körperrezepte erzeugen.</w:t>
       </w:r>
     </w:p>
     <w:p>
+      <w:pPr>
+        <w:spacing w:after="0"/>
+        <w:ind w:left="312" w:hanging="255"/>
+      </w:pPr>
       <w:r>
-        <w:t xml:space="preserve">2.  </w:t>
-      </w:r>
-      <w:r>
-        <w:t>Körper technisch und visuell auditieren.</w:t>
+        <w:t>2.  Körper technisch und visuell auditieren.</w:t>
       </w:r>
     </w:p>
     <w:p>
+      <w:pPr>
+        <w:spacing w:after="0"/>
+        <w:ind w:left="312" w:hanging="255"/>
+      </w:pPr>
       <w:r>
-        <w:t xml:space="preserve">3.  </w:t>
-      </w:r>
-      <w:r>
-        <w:t xml:space="preserve">Akzeptierte Körper als Anker eines </w:t>
+        <w:t xml:space="preserve">3.  Akzeptierte Körper als Anker eines </w:t>
       </w:r>
       <w:r>
         <w:rPr>
@@ -222,24 +233,26 @@
       </w:r>
     </w:p>
     <w:p>
+      <w:pPr>
+        <w:spacing w:after="0"/>
+        <w:ind w:left="312" w:hanging="255"/>
+      </w:pPr>
       <w:r>
-        <w:t xml:space="preserve">4.  </w:t>
-      </w:r>
-      <w:r>
-        <w:t>Zur Laufzeit aus wenigen Nutzerdaten einen nahen bekannten Körper auswählen.</w:t>
+        <w:t>4.  Zur Laufzeit aus wenigen Nutzerdaten einen nahen bekannten Körper auswählen.</w:t>
       </w:r>
     </w:p>
     <w:p>
+      <w:pPr>
+        <w:spacing w:after="0"/>
+        <w:ind w:left="312" w:hanging="255"/>
+      </w:pPr>
       <w:r>
-        <w:t xml:space="preserve">5.  </w:t>
-      </w:r>
-      <w:r>
-        <w:t>Nur noch kleine lokale Iterationen von diesem nahen Startkörper aus erlauben.</w:t>
+        <w:t>5.  Nur noch kleine lokale Iterationen von diesem nahen Startkörper aus erlauben.</w:t>
       </w:r>
     </w:p>
     <w:p>
       <w:pPr>
-        <w:spacing w:after="60"/>
+        <w:spacing w:after="60" w:line="245" w:lineRule="auto"/>
       </w:pPr>
       <w:r>
         <w:t>Der lokale Fitter darf keine anatomisch fremden Morphs als Rettung benutzen. Ein Brust-Controller darf beispielsweise nicht zur Korrektur eines Oberschenkelziels herangezogen werden.</w:t>
@@ -248,6 +261,7 @@
     <w:p>
       <w:pPr>
         <w:pStyle w:val="Heading1"/>
+        <w:spacing w:before="160" w:after="60"/>
       </w:pPr>
       <w:r>
         <w:t>4. Audited Body Graph / Körperfamilien</w:t>
@@ -255,7 +269,7 @@
     </w:p>
     <w:p>
       <w:pPr>
-        <w:spacing w:after="60"/>
+        <w:spacing w:after="60" w:line="245" w:lineRule="auto"/>
       </w:pPr>
       <w:r>
         <w:t xml:space="preserve">Eine menschliche Bewertung gilt </w:t>
@@ -272,7 +286,7 @@
     </w:p>
     <w:p>
       <w:pPr>
-        <w:spacing w:after="60"/>
+        <w:spacing w:after="60" w:line="245" w:lineRule="auto"/>
       </w:pPr>
       <w:r>
         <w:t>Beispiel: Wenn ein größerer Oberschenkel bei Körperfamilie A unplausibel aussieht, darf daraus nicht folgen, dass derselbe Oberschenkelwert bei Körperfamilie B unzulässig ist.</w:t>
@@ -280,7 +294,7 @@
     </w:p>
     <w:p>
       <w:pPr>
-        <w:spacing w:after="60"/>
+        <w:spacing w:after="60" w:line="245" w:lineRule="auto"/>
       </w:pPr>
       <w:r>
         <w:t>Daher werden Auditinformationen an folgende Kontexte gebunden:</w:t>
@@ -289,6 +303,8 @@
     <w:p>
       <w:pPr>
         <w:pStyle w:val="ListBullet"/>
+        <w:spacing w:after="0"/>
+        <w:ind w:left="255" w:hanging="113"/>
       </w:pPr>
       <w:r>
         <w:t>vollständiges Anny-Rezept des Körpers,</w:t>
@@ -297,14 +313,16 @@
     <w:p>
       <w:pPr>
         <w:pStyle w:val="ListBullet"/>
+        <w:spacing w:after="0"/>
+        <w:ind w:left="255" w:hanging="113"/>
       </w:pPr>
       <w:r>
         <w:t xml:space="preserve">lokale </w:t>
       </w:r>
       <w:r>
         <w:rPr>
-          <w:rFonts w:ascii="Aptos Mono" w:hAnsi="Aptos Mono"/>
-          <w:sz w:val="17"/>
+          <w:rFonts w:ascii="Consolas" w:hAnsi="Consolas"/>
+          <w:sz w:val="16"/>
         </w:rPr>
         <w:t>familyId</w:t>
       </w:r>
@@ -315,6 +333,8 @@
     <w:p>
       <w:pPr>
         <w:pStyle w:val="ListBullet"/>
+        <w:spacing w:after="0"/>
+        <w:ind w:left="255" w:hanging="113"/>
       </w:pPr>
       <w:r>
         <w:t>konkrete Ausgangs-/Zielkörper,</w:t>
@@ -323,6 +343,8 @@
     <w:p>
       <w:pPr>
         <w:pStyle w:val="ListBullet"/>
+        <w:spacing w:after="0"/>
+        <w:ind w:left="255" w:hanging="113"/>
       </w:pPr>
       <w:r>
         <w:t>konkrete Änderungsrichtung und Distanz, sobald lokale Kanten getestet werden.</w:t>
@@ -330,7 +352,7 @@
     </w:p>
     <w:p>
       <w:pPr>
-        <w:spacing w:after="60"/>
+        <w:spacing w:after="60" w:line="245" w:lineRule="auto"/>
       </w:pPr>
       <w:r>
         <w:t>Statusmodell:</w:t>
@@ -339,11 +361,13 @@
     <w:p>
       <w:pPr>
         <w:pStyle w:val="ListBullet"/>
+        <w:spacing w:after="0"/>
+        <w:ind w:left="255" w:hanging="113"/>
       </w:pPr>
       <w:r>
         <w:rPr>
-          <w:rFonts w:ascii="Aptos Mono" w:hAnsi="Aptos Mono"/>
-          <w:sz w:val="17"/>
+          <w:rFonts w:ascii="Consolas" w:hAnsi="Consolas"/>
+          <w:sz w:val="16"/>
         </w:rPr>
         <w:t>HUMAN_ACCEPTED</w:t>
       </w:r>
@@ -354,11 +378,13 @@
     <w:p>
       <w:pPr>
         <w:pStyle w:val="ListBullet"/>
+        <w:spacing w:after="0"/>
+        <w:ind w:left="255" w:hanging="113"/>
       </w:pPr>
       <w:r>
         <w:rPr>
-          <w:rFonts w:ascii="Aptos Mono" w:hAnsi="Aptos Mono"/>
-          <w:sz w:val="17"/>
+          <w:rFonts w:ascii="Consolas" w:hAnsi="Consolas"/>
+          <w:sz w:val="16"/>
         </w:rPr>
         <w:t>UNCERTAIN</w:t>
       </w:r>
@@ -369,11 +395,13 @@
     <w:p>
       <w:pPr>
         <w:pStyle w:val="ListBullet"/>
+        <w:spacing w:after="0"/>
+        <w:ind w:left="255" w:hanging="113"/>
       </w:pPr>
       <w:r>
         <w:rPr>
-          <w:rFonts w:ascii="Aptos Mono" w:hAnsi="Aptos Mono"/>
-          <w:sz w:val="17"/>
+          <w:rFonts w:ascii="Consolas" w:hAnsi="Consolas"/>
+          <w:sz w:val="16"/>
         </w:rPr>
         <w:t>REJECTED_LOCAL</w:t>
       </w:r>
@@ -384,11 +412,13 @@
     <w:p>
       <w:pPr>
         <w:pStyle w:val="ListBullet"/>
+        <w:spacing w:after="0"/>
+        <w:ind w:left="255" w:hanging="113"/>
       </w:pPr>
       <w:r>
         <w:rPr>
-          <w:rFonts w:ascii="Aptos Mono" w:hAnsi="Aptos Mono"/>
-          <w:sz w:val="17"/>
+          <w:rFonts w:ascii="Consolas" w:hAnsi="Consolas"/>
+          <w:sz w:val="16"/>
         </w:rPr>
         <w:t>SAFE_EDGE</w:t>
       </w:r>
@@ -398,7 +428,7 @@
     </w:p>
     <w:p>
       <w:pPr>
-        <w:spacing w:after="60"/>
+        <w:spacing w:after="60" w:line="245" w:lineRule="auto"/>
       </w:pPr>
       <w:r>
         <w:t>Zwei akzeptierte Endpunkte garantieren nicht automatisch, dass jede Interpolation dazwischen gültig ist. Zwischenstufen müssen separat technisch geprüft und bei Bedarf human auditiert werden.</w:t>
@@ -407,14 +437,16 @@
     <w:p>
       <w:pPr>
         <w:pStyle w:val="Heading1"/>
+        <w:spacing w:before="160" w:after="60"/>
       </w:pPr>
       <w:r>
-        <w:t>5. Aktueller Build v0.8.28.1 · BODY BANK AUDIT POC + GITHUB PAGES HOTFIX</w:t>
+        <w:t>5. Aktueller Build v0.8.28.2 · BODY BANK AUDIT VIEW/MOTION</w:t>
       </w:r>
     </w:p>
     <w:p>
       <w:pPr>
         <w:pStyle w:val="Heading2"/>
+        <w:spacing w:before="100" w:after="40"/>
       </w:pPr>
       <w:r>
         <w:t>Zweck</w:t>
@@ -422,7 +454,7 @@
     </w:p>
     <w:p>
       <w:pPr>
-        <w:spacing w:after="60"/>
+        <w:spacing w:after="60" w:line="245" w:lineRule="auto"/>
       </w:pPr>
       <w:r>
         <w:t xml:space="preserve">Der erste Test prüft nur, ob Annys </w:t>
@@ -440,6 +472,7 @@
     <w:p>
       <w:pPr>
         <w:pStyle w:val="Heading2"/>
+        <w:spacing w:before="100" w:after="40"/>
       </w:pPr>
       <w:r>
         <w:t>Audit-Queue</w:t>
@@ -448,6 +481,8 @@
     <w:p>
       <w:pPr>
         <w:pStyle w:val="ListBullet"/>
+        <w:spacing w:after="0"/>
+        <w:ind w:left="255" w:hanging="113"/>
       </w:pPr>
       <w:r>
         <w:t>95 eindeutige Basiskörper.</w:t>
@@ -456,6 +491,8 @@
     <w:p>
       <w:pPr>
         <w:pStyle w:val="ListBullet"/>
+        <w:spacing w:after="0"/>
+        <w:ind w:left="255" w:hanging="113"/>
       </w:pPr>
       <w:r>
         <w:t>5 verdeckte Wiederholungen.</w:t>
@@ -464,6 +501,8 @@
     <w:p>
       <w:pPr>
         <w:pStyle w:val="ListBullet"/>
+        <w:spacing w:after="0"/>
+        <w:ind w:left="255" w:hanging="113"/>
       </w:pPr>
       <w:r>
         <w:t>100 Bewertungen insgesamt.</w:t>
@@ -472,6 +511,8 @@
     <w:p>
       <w:pPr>
         <w:pStyle w:val="ListBullet"/>
+        <w:spacing w:after="0"/>
+        <w:ind w:left="255" w:hanging="113"/>
       </w:pPr>
       <w:r>
         <w:t>Männer/Frauen werden gemischt erzeugt.</w:t>
@@ -480,6 +521,8 @@
     <w:p>
       <w:pPr>
         <w:pStyle w:val="ListBullet"/>
+        <w:spacing w:after="0"/>
+        <w:ind w:left="255" w:hanging="113"/>
       </w:pPr>
       <w:r>
         <w:t>Erzeugung ist deterministisch und reproduzierbar.</w:t>
@@ -488,14 +531,16 @@
     <w:p>
       <w:pPr>
         <w:pStyle w:val="ListBullet"/>
+        <w:spacing w:after="0"/>
+        <w:ind w:left="255" w:hanging="113"/>
       </w:pPr>
       <w:r>
         <w:t>Die sechs vorhandenen kanonischen Referenzkörper (</w:t>
       </w:r>
       <w:r>
         <w:rPr>
-          <w:rFonts w:ascii="Aptos Mono" w:hAnsi="Aptos Mono"/>
-          <w:sz w:val="17"/>
+          <w:rFonts w:ascii="Consolas" w:hAnsi="Consolas"/>
+          <w:sz w:val="16"/>
         </w:rPr>
         <w:t>male_avg</w:t>
       </w:r>
@@ -504,8 +549,8 @@
       </w:r>
       <w:r>
         <w:rPr>
-          <w:rFonts w:ascii="Aptos Mono" w:hAnsi="Aptos Mono"/>
-          <w:sz w:val="17"/>
+          <w:rFonts w:ascii="Consolas" w:hAnsi="Consolas"/>
+          <w:sz w:val="16"/>
         </w:rPr>
         <w:t>male_lean</w:t>
       </w:r>
@@ -514,8 +559,8 @@
       </w:r>
       <w:r>
         <w:rPr>
-          <w:rFonts w:ascii="Aptos Mono" w:hAnsi="Aptos Mono"/>
-          <w:sz w:val="17"/>
+          <w:rFonts w:ascii="Consolas" w:hAnsi="Consolas"/>
+          <w:sz w:val="16"/>
         </w:rPr>
         <w:t>male_muscular</w:t>
       </w:r>
@@ -524,8 +569,8 @@
       </w:r>
       <w:r>
         <w:rPr>
-          <w:rFonts w:ascii="Aptos Mono" w:hAnsi="Aptos Mono"/>
-          <w:sz w:val="17"/>
+          <w:rFonts w:ascii="Consolas" w:hAnsi="Consolas"/>
+          <w:sz w:val="16"/>
         </w:rPr>
         <w:t>female_avg</w:t>
       </w:r>
@@ -534,8 +579,8 @@
       </w:r>
       <w:r>
         <w:rPr>
-          <w:rFonts w:ascii="Aptos Mono" w:hAnsi="Aptos Mono"/>
-          <w:sz w:val="17"/>
+          <w:rFonts w:ascii="Consolas" w:hAnsi="Consolas"/>
+          <w:sz w:val="16"/>
         </w:rPr>
         <w:t>female_curvy</w:t>
       </w:r>
@@ -544,8 +589,8 @@
       </w:r>
       <w:r>
         <w:rPr>
-          <w:rFonts w:ascii="Aptos Mono" w:hAnsi="Aptos Mono"/>
-          <w:sz w:val="17"/>
+          <w:rFonts w:ascii="Consolas" w:hAnsi="Consolas"/>
+          <w:sz w:val="16"/>
         </w:rPr>
         <w:t>female_tall</w:t>
       </w:r>
@@ -556,6 +601,8 @@
     <w:p>
       <w:pPr>
         <w:pStyle w:val="ListBullet"/>
+        <w:spacing w:after="0"/>
+        <w:ind w:left="255" w:hanging="113"/>
       </w:pPr>
       <w:r>
         <w:t>Variation erfolgt auf Anny-Core-Parametern innerhalb konservativer Bereiche.</w:t>
@@ -564,6 +611,8 @@
     <w:p>
       <w:pPr>
         <w:pStyle w:val="ListBullet"/>
+        <w:spacing w:after="0"/>
+        <w:ind w:left="255" w:hanging="113"/>
       </w:pPr>
       <w:r>
         <w:t>Lokale Spezialmorphs sind in Phase 1 vollständig deaktiviert.</w:t>
@@ -572,6 +621,7 @@
     <w:p>
       <w:pPr>
         <w:pStyle w:val="Heading2"/>
+        <w:spacing w:before="100" w:after="40"/>
       </w:pPr>
       <w:r>
         <w:t>Audit-UI</w:t>
@@ -579,15 +629,17 @@
     </w:p>
     <w:p>
       <w:pPr>
-        <w:spacing w:after="60"/>
+        <w:spacing w:after="60" w:line="245" w:lineRule="auto"/>
       </w:pPr>
       <w:r>
-        <w:t>Der Nutzer sieht bewusst keine Morphwerte oder Messwerte. Sichtbar sind nur:</w:t>
+        <w:t>Der Nutzer sieht bewusst keine Morphwerte oder Messwerte. Sichtbar sind:</w:t>
       </w:r>
     </w:p>
     <w:p>
       <w:pPr>
         <w:pStyle w:val="ListBullet"/>
+        <w:spacing w:after="0"/>
+        <w:ind w:left="255" w:hanging="113"/>
       </w:pPr>
       <w:r>
         <w:t>aktueller Fortschritt,</w:t>
@@ -596,6 +648,8 @@
     <w:p>
       <w:pPr>
         <w:pStyle w:val="ListBullet"/>
+        <w:spacing w:after="0"/>
+        <w:ind w:left="255" w:hanging="113"/>
       </w:pPr>
       <w:r>
         <w:t>Vorne / 3/4 / Seite / Hinten,</w:t>
@@ -604,11 +658,23 @@
     <w:p>
       <w:pPr>
         <w:pStyle w:val="ListBullet"/>
+        <w:spacing w:after="0"/>
+        <w:ind w:left="255" w:hanging="113"/>
+      </w:pPr>
+      <w:r>
+        <w:t>kompakte Pose-/Bewegungsauswahl,</w:t>
+      </w:r>
+    </w:p>
+    <w:p>
+      <w:pPr>
+        <w:pStyle w:val="ListBullet"/>
+        <w:spacing w:after="0"/>
+        <w:ind w:left="255" w:hanging="113"/>
       </w:pPr>
       <w:r>
         <w:rPr>
-          <w:rFonts w:ascii="Aptos Mono" w:hAnsi="Aptos Mono"/>
-          <w:sz w:val="17"/>
+          <w:rFonts w:ascii="Consolas" w:hAnsi="Consolas"/>
+          <w:sz w:val="16"/>
         </w:rPr>
         <w:t>Plausibel</w:t>
       </w:r>
@@ -617,8 +683,8 @@
       </w:r>
       <w:r>
         <w:rPr>
-          <w:rFonts w:ascii="Aptos Mono" w:hAnsi="Aptos Mono"/>
-          <w:sz w:val="17"/>
+          <w:rFonts w:ascii="Consolas" w:hAnsi="Consolas"/>
+          <w:sz w:val="16"/>
         </w:rPr>
         <w:t>Unsicher</w:t>
       </w:r>
@@ -627,8 +693,8 @@
       </w:r>
       <w:r>
         <w:rPr>
-          <w:rFonts w:ascii="Aptos Mono" w:hAnsi="Aptos Mono"/>
-          <w:sz w:val="17"/>
+          <w:rFonts w:ascii="Consolas" w:hAnsi="Consolas"/>
+          <w:sz w:val="16"/>
         </w:rPr>
         <w:t>Unplausibel</w:t>
       </w:r>
@@ -639,6 +705,8 @@
     <w:p>
       <w:pPr>
         <w:pStyle w:val="ListBullet"/>
+        <w:spacing w:after="0"/>
+        <w:ind w:left="255" w:hanging="113"/>
       </w:pPr>
       <w:r>
         <w:t>Zurück / Weiter.</w:t>
@@ -646,7 +714,7 @@
     </w:p>
     <w:p>
       <w:pPr>
-        <w:spacing w:after="60"/>
+        <w:spacing w:after="60" w:line="245" w:lineRule="auto"/>
       </w:pPr>
       <w:r>
         <w:t xml:space="preserve">Es gibt </w:t>
@@ -664,6 +732,156 @@
     <w:p>
       <w:pPr>
         <w:pStyle w:val="Heading2"/>
+        <w:spacing w:before="100" w:after="40"/>
+      </w:pPr>
+      <w:r>
+        <w:t>Kamera-/Zoom-Regel</w:t>
+      </w:r>
+    </w:p>
+    <w:p>
+      <w:pPr>
+        <w:pStyle w:val="ListBullet"/>
+        <w:spacing w:after="0"/>
+        <w:ind w:left="255" w:hanging="113"/>
+      </w:pPr>
+      <w:r>
+        <w:t>Beim Eintritt in BODY BANK wird der aktuelle Körper einmal initial eingerahmt.</w:t>
+      </w:r>
+    </w:p>
+    <w:p>
+      <w:pPr>
+        <w:pStyle w:val="ListBullet"/>
+        <w:spacing w:after="0"/>
+        <w:ind w:left="255" w:hanging="113"/>
+      </w:pPr>
+      <w:r>
+        <w:t xml:space="preserve">Danach bleiben </w:t>
+      </w:r>
+      <w:r>
+        <w:rPr>
+          <w:b/>
+        </w:rPr>
+        <w:t>manueller Zoom, Orbit-Ziel, Kameradistanz und Blickausschnitt beim Personenwechsel unverändert</w:t>
+      </w:r>
+      <w:r>
+        <w:t>.</w:t>
+      </w:r>
+    </w:p>
+    <w:p>
+      <w:pPr>
+        <w:pStyle w:val="ListBullet"/>
+        <w:spacing w:after="0"/>
+        <w:ind w:left="255" w:hanging="113"/>
+      </w:pPr>
+      <w:r>
+        <w:t>Weder Bewertung, Zurück/Weiter, Posewechsel noch Animation dürfen die Kamera neu einrahmen.</w:t>
+      </w:r>
+    </w:p>
+    <w:p>
+      <w:pPr>
+        <w:pStyle w:val="ListBullet"/>
+        <w:spacing w:after="0"/>
+        <w:ind w:left="255" w:hanging="113"/>
+      </w:pPr>
+      <w:r>
+        <w:rPr>
+          <w:b/>
+        </w:rPr>
+        <w:t>Nur ein aktiver Klick auf Vorne / 3/4 / Seite / Hinten</w:t>
+      </w:r>
+      <w:r>
+        <w:t xml:space="preserve"> darf eine neue standardisierte Kameraeinstellung setzen.</w:t>
+      </w:r>
+    </w:p>
+    <w:p>
+      <w:pPr>
+        <w:pStyle w:val="Heading2"/>
+        <w:spacing w:before="100" w:after="40"/>
+      </w:pPr>
+      <w:r>
+        <w:t>Pose und Bewegung</w:t>
+      </w:r>
+    </w:p>
+    <w:p>
+      <w:pPr>
+        <w:spacing w:after="60" w:line="245" w:lineRule="auto"/>
+      </w:pPr>
+      <w:r>
+        <w:t>Für die visuelle Plausibilitätsprüfung stehen statische Posen und Bewegungen zur Verfügung:</w:t>
+      </w:r>
+    </w:p>
+    <w:p>
+      <w:pPr>
+        <w:pStyle w:val="ListBullet"/>
+        <w:spacing w:after="0"/>
+        <w:ind w:left="255" w:hanging="113"/>
+      </w:pPr>
+      <w:r>
+        <w:t>T-Pose,</w:t>
+      </w:r>
+    </w:p>
+    <w:p>
+      <w:pPr>
+        <w:pStyle w:val="ListBullet"/>
+        <w:spacing w:after="0"/>
+        <w:ind w:left="255" w:hanging="113"/>
+      </w:pPr>
+      <w:r>
+        <w:t>anthropometrisches/ruhiges Stehen,</w:t>
+      </w:r>
+    </w:p>
+    <w:p>
+      <w:pPr>
+        <w:pStyle w:val="ListBullet"/>
+        <w:spacing w:after="0"/>
+        <w:ind w:left="255" w:hanging="113"/>
+      </w:pPr>
+      <w:r>
+        <w:t>Kniebeuge, Lauf- und Action-Pose,</w:t>
+      </w:r>
+    </w:p>
+    <w:p>
+      <w:pPr>
+        <w:pStyle w:val="ListBullet"/>
+        <w:spacing w:after="0"/>
+        <w:ind w:left="255" w:hanging="113"/>
+      </w:pPr>
+      <w:r>
+        <w:t>synthetischer Gang-Loop,</w:t>
+      </w:r>
+    </w:p>
+    <w:p>
+      <w:pPr>
+        <w:pStyle w:val="ListBullet"/>
+        <w:spacing w:after="0"/>
+        <w:ind w:left="255" w:hanging="113"/>
+      </w:pPr>
+      <w:r>
+        <w:t>Rig-Stress-Loop,</w:t>
+      </w:r>
+    </w:p>
+    <w:p>
+      <w:pPr>
+        <w:pStyle w:val="ListBullet"/>
+        <w:spacing w:after="0"/>
+        <w:ind w:left="255" w:hanging="113"/>
+      </w:pPr>
+      <w:r>
+        <w:t>optional importierte FBX/NPY/NPZ-Animationen aus dem bereits vorhandenen Sammy-Animationspfad.</w:t>
+      </w:r>
+    </w:p>
+    <w:p>
+      <w:pPr>
+        <w:spacing w:after="60" w:line="245" w:lineRule="auto"/>
+      </w:pPr>
+      <w:r>
+        <w:t>Animationen können pausiert und in der Geschwindigkeit verändert werden. Ein Personenwechsel behält die aktuell gewählte Pose bzw. den laufenden/pausierten Bewegungszustand bei. Die Körper-ID und das Anny-Rezept werden dadurch nicht verändert.</w:t>
+      </w:r>
+    </w:p>
+    <w:p>
+      <w:pPr>
+        <w:pStyle w:val="Heading2"/>
+        <w:spacing w:before="100" w:after="40"/>
       </w:pPr>
       <w:r>
         <w:t>Audit-Export</w:t>
@@ -671,7 +889,7 @@
     </w:p>
     <w:p>
       <w:pPr>
-        <w:spacing w:after="60"/>
+        <w:spacing w:after="60" w:line="245" w:lineRule="auto"/>
       </w:pPr>
       <w:r>
         <w:t>Der JSON-Export enthält intern:</w:t>
@@ -680,6 +898,8 @@
     <w:p>
       <w:pPr>
         <w:pStyle w:val="ListBullet"/>
+        <w:spacing w:after="0"/>
+        <w:ind w:left="255" w:hanging="113"/>
       </w:pPr>
       <w:r>
         <w:t>Case-ID / Body-ID / Family-ID,</w:t>
@@ -688,6 +908,8 @@
     <w:p>
       <w:pPr>
         <w:pStyle w:val="ListBullet"/>
+        <w:spacing w:after="0"/>
+        <w:ind w:left="255" w:hanging="113"/>
       </w:pPr>
       <w:r>
         <w:t>Repeat-Beziehung,</w:t>
@@ -696,6 +918,8 @@
     <w:p>
       <w:pPr>
         <w:pStyle w:val="ListBullet"/>
+        <w:spacing w:after="0"/>
+        <w:ind w:left="255" w:hanging="113"/>
       </w:pPr>
       <w:r>
         <w:t>Bewertung und Zeitpunkt,</w:t>
@@ -704,6 +928,8 @@
     <w:p>
       <w:pPr>
         <w:pStyle w:val="ListBullet"/>
+        <w:spacing w:after="0"/>
+        <w:ind w:left="255" w:hanging="113"/>
       </w:pPr>
       <w:r>
         <w:t>vollständiges Anny-Core-Rezept,</w:t>
@@ -712,14 +938,27 @@
     <w:p>
       <w:pPr>
         <w:pStyle w:val="ListBullet"/>
+        <w:spacing w:after="0"/>
+        <w:ind w:left="255" w:hanging="113"/>
       </w:pPr>
       <w:r>
-        <w:t>versteckte Mess-Snapshots grundlegender stabiler Maße,</w:t>
+        <w:t xml:space="preserve">versteckte </w:t>
+      </w:r>
+      <w:r>
+        <w:rPr>
+          <w:b/>
+        </w:rPr>
+        <w:t>pose-unabhängige Rest-Shape-Snapshots</w:t>
+      </w:r>
+      <w:r>
+        <w:t xml:space="preserve"> grundlegender Maße,</w:t>
       </w:r>
     </w:p>
     <w:p>
       <w:pPr>
         <w:pStyle w:val="ListBullet"/>
+        <w:spacing w:after="0"/>
+        <w:ind w:left="255" w:hanging="113"/>
       </w:pPr>
       <w:r>
         <w:t>Basis-Autocheck,</w:t>
@@ -728,6 +967,8 @@
     <w:p>
       <w:pPr>
         <w:pStyle w:val="ListBullet"/>
+        <w:spacing w:after="0"/>
+        <w:ind w:left="255" w:hanging="113"/>
       </w:pPr>
       <w:r>
         <w:t>Erzeugungsmetadaten,</w:t>
@@ -736,6 +977,18 @@
     <w:p>
       <w:pPr>
         <w:pStyle w:val="ListBullet"/>
+        <w:spacing w:after="0"/>
+        <w:ind w:left="255" w:hanging="113"/>
+      </w:pPr>
+      <w:r>
+        <w:t>Review-Kontext pro Bewertung (Viewport, Pose/Animation, Play/Pause, Tempo, Kameradistanz),</w:t>
+      </w:r>
+    </w:p>
+    <w:p>
+      <w:pPr>
+        <w:pStyle w:val="ListBullet"/>
+        <w:spacing w:after="0"/>
+        <w:ind w:left="255" w:hanging="113"/>
       </w:pPr>
       <w:r>
         <w:t>Repeat-Konsistenz-Zusammenfassung.</w:t>
@@ -743,7 +996,16 @@
     </w:p>
     <w:p>
       <w:pPr>
+        <w:spacing w:after="60" w:line="245" w:lineRule="auto"/>
+      </w:pPr>
+      <w:r>
+        <w:t>Die versteckten Mess-Snapshots werden absichtlich am Rest-Shape ermittelt. Dadurch kann eine während des visuellen Audits laufende Animation die numerische Basisprüfung nicht verfälschen.</w:t>
+      </w:r>
+    </w:p>
+    <w:p>
+      <w:pPr>
         <w:pStyle w:val="Heading1"/>
+        <w:spacing w:before="160" w:after="60"/>
       </w:pPr>
       <w:r>
         <w:t>6. Rolle des bisherigen Wissens</w:t>
@@ -751,7 +1013,7 @@
     </w:p>
     <w:p>
       <w:pPr>
-        <w:spacing w:after="60"/>
+        <w:spacing w:after="60" w:line="245" w:lineRule="auto"/>
       </w:pPr>
       <w:r>
         <w:t xml:space="preserve">Die bisherige Arbeit wird </w:t>
@@ -768,7 +1030,7 @@
     </w:p>
     <w:p>
       <w:pPr>
-        <w:spacing w:after="60"/>
+        <w:spacing w:after="60" w:line="245" w:lineRule="auto"/>
       </w:pPr>
       <w:r>
         <w:t>Weiterzuverwenden sind insbesondere:</w:t>
@@ -777,6 +1039,8 @@
     <w:p>
       <w:pPr>
         <w:pStyle w:val="ListBullet"/>
+        <w:spacing w:after="0"/>
+        <w:ind w:left="255" w:hanging="113"/>
       </w:pPr>
       <w:r>
         <w:t>Landmark- und Messdefinitionen,</w:t>
@@ -785,6 +1049,8 @@
     <w:p>
       <w:pPr>
         <w:pStyle w:val="ListBullet"/>
+        <w:spacing w:after="0"/>
+        <w:ind w:left="255" w:hanging="113"/>
       </w:pPr>
       <w:r>
         <w:t>geometrische Messoperatoren und Region-Masks,</w:t>
@@ -793,6 +1059,8 @@
     <w:p>
       <w:pPr>
         <w:pStyle w:val="ListBullet"/>
+        <w:spacing w:after="0"/>
+        <w:ind w:left="255" w:hanging="113"/>
       </w:pPr>
       <w:r>
         <w:t>Symmetrie-Regeln,</w:t>
@@ -801,6 +1069,8 @@
     <w:p>
       <w:pPr>
         <w:pStyle w:val="ListBullet"/>
+        <w:spacing w:after="0"/>
+        <w:ind w:left="255" w:hanging="113"/>
       </w:pPr>
       <w:r>
         <w:t>Morph Influence Atlas,</w:t>
@@ -809,6 +1079,8 @@
     <w:p>
       <w:pPr>
         <w:pStyle w:val="ListBullet"/>
+        <w:spacing w:after="0"/>
+        <w:ind w:left="255" w:hanging="113"/>
       </w:pPr>
       <w:r>
         <w:t>Morph Observatory / Skelettreaktionen,</w:t>
@@ -817,6 +1089,8 @@
     <w:p>
       <w:pPr>
         <w:pStyle w:val="ListBullet"/>
+        <w:spacing w:after="0"/>
+        <w:ind w:left="255" w:hanging="113"/>
       </w:pPr>
       <w:r>
         <w:t>gekoppelte Morph-/Slidergruppen,</w:t>
@@ -825,6 +1099,8 @@
     <w:p>
       <w:pPr>
         <w:pStyle w:val="ListBullet"/>
+        <w:spacing w:after="0"/>
+        <w:ind w:left="255" w:hanging="113"/>
       </w:pPr>
       <w:r>
         <w:t>Stabilitäts- und Regressions-Gates,</w:t>
@@ -833,6 +1109,8 @@
     <w:p>
       <w:pPr>
         <w:pStyle w:val="ListBullet"/>
+        <w:spacing w:after="0"/>
+        <w:ind w:left="255" w:hanging="113"/>
       </w:pPr>
       <w:r>
         <w:t>ANSUR-/Studienwissen als Mess- und Plausibilitätsreferenz,</w:t>
@@ -841,6 +1119,8 @@
     <w:p>
       <w:pPr>
         <w:pStyle w:val="ListBullet"/>
+        <w:spacing w:after="0"/>
+        <w:ind w:left="255" w:hanging="113"/>
       </w:pPr>
       <w:r>
         <w:t>Solver-Fehlschläge als Information über ungeeignete Freiheitsgrade und Cross-Region-Risiken.</w:t>
@@ -848,7 +1128,7 @@
     </w:p>
     <w:p>
       <w:pPr>
-        <w:spacing w:after="60"/>
+        <w:spacing w:after="60" w:line="245" w:lineRule="auto"/>
       </w:pPr>
       <w:r>
         <w:t>Diese Informationen sollen den Body-Bank-Generator, automatische Plausibilitätschecks und spätere lokale Fitter begrenzen, nicht erneut einen freien globalen Solver rechtfertigen.</w:t>
@@ -857,6 +1137,7 @@
     <w:p>
       <w:pPr>
         <w:pStyle w:val="Heading1"/>
+        <w:spacing w:before="160" w:after="60"/>
       </w:pPr>
       <w:r>
         <w:t>7. ANSUR / externe Studien</w:t>
@@ -864,7 +1145,7 @@
     </w:p>
     <w:p>
       <w:pPr>
-        <w:spacing w:after="60"/>
+        <w:spacing w:after="60" w:line="245" w:lineRule="auto"/>
       </w:pPr>
       <w:r>
         <w:t xml:space="preserve">ANSUR bleibt wertvoll für präzise Messdefinitionen, Landmark-Protokolle, Posen, Messfehler und historische Vergleichstests. Es ist </w:t>
@@ -881,7 +1162,7 @@
     </w:p>
     <w:p>
       <w:pPr>
-        <w:spacing w:after="60"/>
+        <w:spacing w:after="60" w:line="245" w:lineRule="auto"/>
       </w:pPr>
       <w:r>
         <w:t>Externe Populationsdaten können später genutzt werden, um aus wenigen Nutzerdaten plausible fehlende Maße bzw. Lookup-Ziele zu schätzen. Die aktuelle Body-Bank-Phase soll jedoch nicht erneut durch einen Studienwechsel blockiert werden.</w:t>
@@ -890,6 +1171,7 @@
     <w:p>
       <w:pPr>
         <w:pStyle w:val="Heading1"/>
+        <w:spacing w:before="160" w:after="60"/>
       </w:pPr>
       <w:r>
         <w:t>8. Produktionspfad vs. Forschungsarchiv</w:t>
@@ -898,6 +1180,7 @@
     <w:p>
       <w:pPr>
         <w:pStyle w:val="Heading2"/>
+        <w:spacing w:before="100" w:after="40"/>
       </w:pPr>
       <w:r>
         <w:t>Aktueller Produktions-/Produktpfad</w:t>
@@ -906,6 +1189,8 @@
     <w:p>
       <w:pPr>
         <w:pStyle w:val="ListBullet"/>
+        <w:spacing w:after="0"/>
+        <w:ind w:left="255" w:hanging="113"/>
       </w:pPr>
       <w:r>
         <w:t>Body Fit v1.2 aus v0.8.27.2 bleibt als bestehender Minimal-Prototyp verfügbar.</w:t>
@@ -914,14 +1199,17 @@
     <w:p>
       <w:pPr>
         <w:pStyle w:val="ListBullet"/>
+        <w:spacing w:after="0"/>
+        <w:ind w:left="255" w:hanging="113"/>
       </w:pPr>
       <w:r>
-        <w:t>v0.8.28.1 prüft parallel den neuen Body-Bank-/Audit-Pfad als bevorzugte nächste Architektur; gegenüber v0.8.28.0 ist nur die GitHub-Pages-/Cache-Auslieferung korrigiert.</w:t>
+        <w:t>v0.8.28.2 prüft parallel den neuen Body-Bank-/Audit-Pfad als bevorzugte nächste Architektur. Gegenüber v0.8.28.1 bleibt die Queue unverändert; neu sind persistenter Audit-Zoom/Orbit sowie Pose-/Animationskontrolle innerhalb von BANK.</w:t>
       </w:r>
     </w:p>
     <w:p>
       <w:pPr>
         <w:pStyle w:val="Heading2"/>
+        <w:spacing w:before="100" w:after="40"/>
       </w:pPr>
       <w:r>
         <w:t>Forschungsarchiv</w:t>
@@ -929,7 +1217,7 @@
     </w:p>
     <w:p>
       <w:pPr>
-        <w:spacing w:after="60"/>
+        <w:spacing w:after="60" w:line="245" w:lineRule="auto"/>
       </w:pPr>
       <w:r>
         <w:t>Weiter verfügbar, aber nicht automatisch Produktionsarchitektur:</w:t>
@@ -938,6 +1226,8 @@
     <w:p>
       <w:pPr>
         <w:pStyle w:val="ListBullet"/>
+        <w:spacing w:after="0"/>
+        <w:ind w:left="255" w:hanging="113"/>
       </w:pPr>
       <w:r>
         <w:t>Solver24,</w:t>
@@ -946,6 +1236,8 @@
     <w:p>
       <w:pPr>
         <w:pStyle w:val="ListBullet"/>
+        <w:spacing w:after="0"/>
+        <w:ind w:left="255" w:hanging="113"/>
       </w:pPr>
       <w:r>
         <w:t>Solver V2 Proof,</w:t>
@@ -954,6 +1246,8 @@
     <w:p>
       <w:pPr>
         <w:pStyle w:val="ListBullet"/>
+        <w:spacing w:after="0"/>
+        <w:ind w:left="255" w:hanging="113"/>
       </w:pPr>
       <w:r>
         <w:t>Real-ANSUR-Stress,</w:t>
@@ -962,6 +1256,8 @@
     <w:p>
       <w:pPr>
         <w:pStyle w:val="ListBullet"/>
+        <w:spacing w:after="0"/>
+        <w:ind w:left="255" w:hanging="113"/>
       </w:pPr>
       <w:r>
         <w:t>Pragmatic Repair / Residual Convergence,</w:t>
@@ -970,6 +1266,8 @@
     <w:p>
       <w:pPr>
         <w:pStyle w:val="ListBullet"/>
+        <w:spacing w:after="0"/>
+        <w:ind w:left="255" w:hanging="113"/>
       </w:pPr>
       <w:r>
         <w:t>Morph &lt;-&gt; Messebene Alignment,</w:t>
@@ -978,6 +1276,8 @@
     <w:p>
       <w:pPr>
         <w:pStyle w:val="ListBullet"/>
+        <w:spacing w:after="0"/>
+        <w:ind w:left="255" w:hanging="113"/>
       </w:pPr>
       <w:r>
         <w:t>Solver Shape Layer,</w:t>
@@ -986,14 +1286,16 @@
     <w:p>
       <w:pPr>
         <w:pStyle w:val="ListBullet"/>
+        <w:spacing w:after="0"/>
+        <w:ind w:left="255" w:hanging="113"/>
       </w:pPr>
       <w:r>
         <w:t>Legacy Blind Audit (</w:t>
       </w:r>
       <w:r>
         <w:rPr>
-          <w:rFonts w:ascii="Aptos Mono" w:hAnsi="Aptos Mono"/>
-          <w:sz w:val="17"/>
+          <w:rFonts w:ascii="Consolas" w:hAnsi="Consolas"/>
+          <w:sz w:val="16"/>
         </w:rPr>
         <w:t>AUDT</w:t>
       </w:r>
@@ -1003,7 +1305,7 @@
     </w:p>
     <w:p>
       <w:pPr>
-        <w:spacing w:after="60"/>
+        <w:spacing w:after="60" w:line="245" w:lineRule="auto"/>
       </w:pPr>
       <w:r>
         <w:t>Diese Pfade dürfen als Diagnose, Vergleich oder Datenquelle genutzt werden. Ein fehlgeschlagener Body-Bank-Test ist kein automatischer Auftrag, zu einem alten globalen Solver zurückzukehren.</w:t>
@@ -1012,6 +1314,7 @@
     <w:p>
       <w:pPr>
         <w:pStyle w:val="Heading1"/>
+        <w:spacing w:before="160" w:after="60"/>
       </w:pPr>
       <w:r>
         <w:t>9. Nicht verhandelbare technische Regeln</w:t>
@@ -1020,6 +1323,8 @@
     <w:p>
       <w:pPr>
         <w:pStyle w:val="ListBullet"/>
+        <w:spacing w:after="0"/>
+        <w:ind w:left="255" w:hanging="113"/>
       </w:pPr>
       <w:r>
         <w:t>Anatomische Regionen bleiben strikt getrennt; Torsomaße dürfen keine Arme fangen.</w:t>
@@ -1028,6 +1333,8 @@
     <w:p>
       <w:pPr>
         <w:pStyle w:val="ListBullet"/>
+        <w:spacing w:after="0"/>
+        <w:ind w:left="255" w:hanging="113"/>
       </w:pPr>
       <w:r>
         <w:t>Symmetrische Parameter müssen bilateral konsistent wirken, sofern kein expliziter asymmetrischer Modus vorliegt.</w:t>
@@ -1036,6 +1343,8 @@
     <w:p>
       <w:pPr>
         <w:pStyle w:val="ListBullet"/>
+        <w:spacing w:after="0"/>
+        <w:ind w:left="255" w:hanging="113"/>
       </w:pPr>
       <w:r>
         <w:t>Morphs dürfen nur für fachlich passende Körperregionen geroutet werden.</w:t>
@@ -1044,6 +1353,8 @@
     <w:p>
       <w:pPr>
         <w:pStyle w:val="ListBullet"/>
+        <w:spacing w:after="0"/>
+        <w:ind w:left="255" w:hanging="113"/>
       </w:pPr>
       <w:r>
         <w:t>Gekoppelte Formänderungen (z. B. Width + Depth für einen Umfang) dürfen als semantischer Controller behandelt werden, wenn dies geometrisch sinnvoll ist.</w:t>
@@ -1052,6 +1363,8 @@
     <w:p>
       <w:pPr>
         <w:pStyle w:val="ListBullet"/>
+        <w:spacing w:after="0"/>
+        <w:ind w:left="255" w:hanging="113"/>
       </w:pPr>
       <w:r>
         <w:t>Messfehler, Mesh-Limit, Lookup-Abdeckung und Fitterfehler müssen separat diagnostizierbar bleiben.</w:t>
@@ -1060,6 +1373,8 @@
     <w:p>
       <w:pPr>
         <w:pStyle w:val="ListBullet"/>
+        <w:spacing w:after="0"/>
+        <w:ind w:left="255" w:hanging="113"/>
       </w:pPr>
       <w:r>
         <w:t>iPhone/Safari-Tauglichkeit und Resume/Persistenz sind Pflicht.</w:t>
@@ -1068,22 +1383,23 @@
     <w:p>
       <w:pPr>
         <w:pStyle w:val="Heading1"/>
+        <w:spacing w:before="160" w:after="60"/>
       </w:pPr>
       <w:r>
-        <w:t>10. Nächster Gate nach v0.8.28.1</w:t>
+        <w:t>10. Nächster Gate nach v0.8.28.2</w:t>
       </w:r>
     </w:p>
     <w:p>
       <w:pPr>
-        <w:spacing w:after="60"/>
+        <w:spacing w:after="60" w:line="245" w:lineRule="auto"/>
       </w:pPr>
       <w:r>
         <w:t xml:space="preserve">Der Nutzer auditiert die 100 Fälle und exportiert </w:t>
       </w:r>
       <w:r>
         <w:rPr>
-          <w:rFonts w:ascii="Aptos Mono" w:hAnsi="Aptos Mono"/>
-          <w:sz w:val="17"/>
+          <w:rFonts w:ascii="Consolas" w:hAnsi="Consolas"/>
+          <w:sz w:val="16"/>
         </w:rPr>
         <w:t>Sammy_BODY_BANK_AUDIT_*.json</w:t>
       </w:r>
@@ -1093,23 +1409,24 @@
     </w:p>
     <w:p>
       <w:pPr>
-        <w:spacing w:after="60"/>
+        <w:spacing w:after="60" w:line="245" w:lineRule="auto"/>
       </w:pPr>
       <w:r>
         <w:t>Danach werden mindestens bewertet:</w:t>
       </w:r>
     </w:p>
     <w:p>
+      <w:pPr>
+        <w:spacing w:after="0"/>
+        <w:ind w:left="312" w:hanging="255"/>
+      </w:pPr>
       <w:r>
-        <w:t xml:space="preserve">1.  </w:t>
-      </w:r>
-      <w:r>
-        <w:t xml:space="preserve">Anteil </w:t>
+        <w:t xml:space="preserve">1.  Anteil </w:t>
       </w:r>
       <w:r>
         <w:rPr>
-          <w:rFonts w:ascii="Aptos Mono" w:hAnsi="Aptos Mono"/>
-          <w:sz w:val="17"/>
+          <w:rFonts w:ascii="Consolas" w:hAnsi="Consolas"/>
+          <w:sz w:val="16"/>
         </w:rPr>
         <w:t>Plausibel</w:t>
       </w:r>
@@ -1118,8 +1435,8 @@
       </w:r>
       <w:r>
         <w:rPr>
-          <w:rFonts w:ascii="Aptos Mono" w:hAnsi="Aptos Mono"/>
-          <w:sz w:val="17"/>
+          <w:rFonts w:ascii="Consolas" w:hAnsi="Consolas"/>
+          <w:sz w:val="16"/>
         </w:rPr>
         <w:t>Unsicher</w:t>
       </w:r>
@@ -1128,8 +1445,8 @@
       </w:r>
       <w:r>
         <w:rPr>
-          <w:rFonts w:ascii="Aptos Mono" w:hAnsi="Aptos Mono"/>
-          <w:sz w:val="17"/>
+          <w:rFonts w:ascii="Consolas" w:hAnsi="Consolas"/>
+          <w:sz w:val="16"/>
         </w:rPr>
         <w:t>Unplausibel</w:t>
       </w:r>
@@ -1138,32 +1455,35 @@
       </w:r>
     </w:p>
     <w:p>
+      <w:pPr>
+        <w:spacing w:after="0"/>
+        <w:ind w:left="312" w:hanging="255"/>
+      </w:pPr>
       <w:r>
-        <w:t xml:space="preserve">2.  </w:t>
-      </w:r>
-      <w:r>
-        <w:t>Konsistenz der fünf verdeckten Wiederholungen.</w:t>
+        <w:t>2.  Konsistenz der fünf verdeckten Wiederholungen.</w:t>
       </w:r>
     </w:p>
     <w:p>
+      <w:pPr>
+        <w:spacing w:after="0"/>
+        <w:ind w:left="312" w:hanging="255"/>
+      </w:pPr>
       <w:r>
-        <w:t xml:space="preserve">3.  </w:t>
-      </w:r>
-      <w:r>
-        <w:t>Welche Körperfamilien viele lokale Ablehnungen enthalten.</w:t>
+        <w:t>3.  Welche Körperfamilien viele lokale Ablehnungen enthalten.</w:t>
       </w:r>
     </w:p>
     <w:p>
+      <w:pPr>
+        <w:spacing w:after="0"/>
+        <w:ind w:left="312" w:hanging="255"/>
+      </w:pPr>
       <w:r>
-        <w:t xml:space="preserve">4.  </w:t>
-      </w:r>
-      <w:r>
-        <w:t>Ob ein ausreichend großer zusammenhängender Satz akzeptierter Basiskörper entsteht.</w:t>
+        <w:t>4.  Ob ein ausreichend großer zusammenhängender Satz akzeptierter Basiskörper entsteht.</w:t>
       </w:r>
     </w:p>
     <w:p>
       <w:pPr>
-        <w:spacing w:after="60"/>
+        <w:spacing w:after="60" w:line="245" w:lineRule="auto"/>
       </w:pPr>
       <w:r>
         <w:t>Nur wenn dieser Gate brauchbar ausfällt, folgt Phase 2:</w:t>
@@ -1172,6 +1492,8 @@
     <w:p>
       <w:pPr>
         <w:pStyle w:val="ListBullet"/>
+        <w:spacing w:after="0"/>
+        <w:ind w:left="255" w:hanging="113"/>
       </w:pPr>
       <w:r>
         <w:t>akzeptierte Anker auswählen,</w:t>
@@ -1180,6 +1502,8 @@
     <w:p>
       <w:pPr>
         <w:pStyle w:val="ListBullet"/>
+        <w:spacing w:after="0"/>
+        <w:ind w:left="255" w:hanging="113"/>
       </w:pPr>
       <w:r>
         <w:t>kleine lokale Variationen um einzelne Körperfamilien erzeugen,</w:t>
@@ -1188,6 +1512,8 @@
     <w:p>
       <w:pPr>
         <w:pStyle w:val="ListBullet"/>
+        <w:spacing w:after="0"/>
+        <w:ind w:left="255" w:hanging="113"/>
       </w:pPr>
       <w:r>
         <w:t>kontextabhängige Grenzen testen,</w:t>
@@ -1196,6 +1522,8 @@
     <w:p>
       <w:pPr>
         <w:pStyle w:val="ListBullet"/>
+        <w:spacing w:after="0"/>
+        <w:ind w:left="255" w:hanging="113"/>
       </w:pPr>
       <w:r>
         <w:t>sichere lokale Kanten aufbauen,</w:t>
@@ -1204,6 +1532,8 @@
     <w:p>
       <w:pPr>
         <w:pStyle w:val="ListBullet"/>
+        <w:spacing w:after="0"/>
+        <w:ind w:left="255" w:hanging="113"/>
       </w:pPr>
       <w:r>
         <w:t>danach einen Body-Bank-Lookup + Minimal-Fitter testen.</w:t>
@@ -1212,6 +1542,7 @@
     <w:p>
       <w:pPr>
         <w:pStyle w:val="Heading1"/>
+        <w:spacing w:before="160" w:after="60"/>
       </w:pPr>
       <w:r>
         <w:t>11. Abbruch-/Entscheidungsregel</w:t>
@@ -1219,23 +1550,24 @@
     </w:p>
     <w:p>
       <w:pPr>
-        <w:spacing w:after="60"/>
+        <w:spacing w:after="60" w:line="245" w:lineRule="auto"/>
       </w:pPr>
       <w:r>
         <w:t>Wenn bereits der konservative Anny-Core-Raum überwiegend unplausibel ist oder sich keine ausreichend zusammenhängende akzeptierte Körperbank aufbauen lässt, wird nicht automatisch ein noch komplexerer Solver gebaut. Dann muss die Eignung von Anny als Basismodell selbst neu bewertet werden.</w:t>
       </w:r>
     </w:p>
     <w:p>
+      <w:pPr>
+        <w:pStyle w:val="Heading1"/>
+        <w:spacing w:before="160" w:after="60"/>
+      </w:pPr>
       <w:r>
-        <w:br w:type="page"/>
+        <w:t>12. Änderungsprotokoll</w:t>
       </w:r>
     </w:p>
     <w:p>
-      <w:pPr>
-        <w:pStyle w:val="Heading1"/>
-      </w:pPr>
       <w:r>
-        <w:t>12. Änderungsprotokoll</w:t>
+        <w:br w:type="page"/>
       </w:r>
     </w:p>
     <w:tbl>
@@ -1246,16 +1578,16 @@
         <w:tblLook w:firstColumn="1" w:firstRow="1" w:lastColumn="0" w:lastRow="0" w:noHBand="0" w:noVBand="1" w:val="04A0"/>
       </w:tblPr>
       <w:tblGrid>
-        <w:gridCol w:w="3427"/>
-        <w:gridCol w:w="3427"/>
-        <w:gridCol w:w="3427"/>
+        <w:gridCol w:w="907"/>
+        <w:gridCol w:w="1361"/>
+        <w:gridCol w:w="7654"/>
       </w:tblGrid>
       <w:tr>
         <w:tc>
           <w:tcPr>
-            <w:tcW w:type="dxa" w:w="3427"/>
-            <w:shd w:fill="D9E2F3"/>
+            <w:tcW w:type="dxa" w:w="3437"/>
             <w:vAlign w:val="center"/>
+            <w:shd w:fill="E9ECEF"/>
           </w:tcPr>
           <w:p>
             <w:r>
@@ -1269,9 +1601,9 @@
         </w:tc>
         <w:tc>
           <w:tcPr>
-            <w:tcW w:type="dxa" w:w="3427"/>
-            <w:shd w:fill="D9E2F3"/>
+            <w:tcW w:type="dxa" w:w="3437"/>
             <w:vAlign w:val="center"/>
+            <w:shd w:fill="E9ECEF"/>
           </w:tcPr>
           <w:p>
             <w:r>
@@ -1285,9 +1617,9 @@
         </w:tc>
         <w:tc>
           <w:tcPr>
-            <w:tcW w:type="dxa" w:w="3427"/>
-            <w:shd w:fill="D9E2F3"/>
+            <w:tcW w:type="dxa" w:w="3437"/>
             <w:vAlign w:val="center"/>
+            <w:shd w:fill="E9ECEF"/>
           </w:tcPr>
           <w:p>
             <w:r>
@@ -1301,14 +1633,17 @@
         </w:tc>
       </w:tr>
       <w:tr>
+        <w:trPr>
+          <w:cantSplit/>
+        </w:trPr>
         <w:tc>
           <w:tcPr>
-            <w:tcW w:type="dxa" w:w="3427"/>
+            <w:tcW w:type="dxa" w:w="3437"/>
           </w:tcPr>
           <w:p>
             <w:r>
               <w:rPr>
-                <w:sz w:val="16"/>
+                <w:sz w:val="15"/>
               </w:rPr>
               <w:t>0.1</w:t>
             </w:r>
@@ -1316,12 +1651,12 @@
         </w:tc>
         <w:tc>
           <w:tcPr>
-            <w:tcW w:type="dxa" w:w="3427"/>
+            <w:tcW w:type="dxa" w:w="3437"/>
           </w:tcPr>
           <w:p>
             <w:r>
               <w:rPr>
-                <w:sz w:val="16"/>
+                <w:sz w:val="15"/>
               </w:rPr>
               <w:t>22.08.2026</w:t>
             </w:r>
@@ -1329,12 +1664,12 @@
         </w:tc>
         <w:tc>
           <w:tcPr>
-            <w:tcW w:type="dxa" w:w="3427"/>
+            <w:tcW w:type="dxa" w:w="3437"/>
           </w:tcPr>
           <w:p>
             <w:r>
               <w:rPr>
-                <w:sz w:val="16"/>
+                <w:sz w:val="15"/>
               </w:rPr>
               <w:t>Master State eingeführt; Landmark-/Messpipeline als damaliger Schwerpunkt dokumentiert.</w:t>
             </w:r>
@@ -1342,14 +1677,17 @@
         </w:tc>
       </w:tr>
       <w:tr>
+        <w:trPr>
+          <w:cantSplit/>
+        </w:trPr>
         <w:tc>
           <w:tcPr>
-            <w:tcW w:type="dxa" w:w="3427"/>
+            <w:tcW w:type="dxa" w:w="3437"/>
           </w:tcPr>
           <w:p>
             <w:r>
               <w:rPr>
-                <w:sz w:val="16"/>
+                <w:sz w:val="15"/>
               </w:rPr>
               <w:t>0.2</w:t>
             </w:r>
@@ -1357,12 +1695,12 @@
         </w:tc>
         <w:tc>
           <w:tcPr>
-            <w:tcW w:type="dxa" w:w="3427"/>
+            <w:tcW w:type="dxa" w:w="3437"/>
           </w:tcPr>
           <w:p>
             <w:r>
               <w:rPr>
-                <w:sz w:val="16"/>
+                <w:sz w:val="15"/>
               </w:rPr>
               <w:t>28.08.2026</w:t>
             </w:r>
@@ -1370,12 +1708,12 @@
         </w:tc>
         <w:tc>
           <w:tcPr>
-            <w:tcW w:type="dxa" w:w="3427"/>
+            <w:tcW w:type="dxa" w:w="3437"/>
           </w:tcPr>
           <w:p>
             <w:r>
               <w:rPr>
-                <w:sz w:val="16"/>
+                <w:sz w:val="15"/>
               </w:rPr>
               <w:t>Auf aktuellen Projektstand konsolidiert. From-Scratch-Solver nicht mehr bevorzugter Produktpfad; Audited Body Bank / lokale Körperfamilien als neue Hauptarchitektur. BODY BANK AUDIT PoC v0.8.28.0 und verpflichtende synchronisierte Master-State-/SAMMY_CURRENT-Exports festgelegt.</w:t>
             </w:r>
@@ -1383,43 +1721,99 @@
         </w:tc>
       </w:tr>
       <w:tr>
+        <w:trPr>
+          <w:cantSplit/>
+        </w:trPr>
         <w:tc>
           <w:tcPr>
-            <w:tcW w:type="dxa" w:w="3427"/>
+            <w:tcW w:type="dxa" w:w="3437"/>
           </w:tcPr>
           <w:p>
             <w:r>
+              <w:rPr>
+                <w:sz w:val="15"/>
+              </w:rPr>
               <w:t>0.3</w:t>
             </w:r>
           </w:p>
         </w:tc>
         <w:tc>
           <w:tcPr>
-            <w:tcW w:type="dxa" w:w="3427"/>
+            <w:tcW w:type="dxa" w:w="3437"/>
           </w:tcPr>
           <w:p>
             <w:r>
+              <w:rPr>
+                <w:sz w:val="15"/>
+              </w:rPr>
               <w:t>28.08.2026</w:t>
             </w:r>
           </w:p>
         </w:tc>
         <w:tc>
           <w:tcPr>
-            <w:tcW w:type="dxa" w:w="3427"/>
+            <w:tcW w:type="dxa" w:w="3437"/>
           </w:tcPr>
           <w:p>
             <w:r>
-              <w:t>GitHub Pages Hotfix v0.8.28.1: Cache-Busting-/Versionsdrift aus v0.8.28.0 korrigiert; synchroner HTML/JS/CSS-Deployment-Gate und .nojekyll als Exportregel ergänzt.</w:t>
+              <w:rPr>
+                <w:sz w:val="15"/>
+              </w:rPr>
+              <w:t>GitHub Pages Hotfix v0.8.28.1: Cache-Busting-/Versionsdrift aus v0.8.28.0 korrigiert; synchroner HTML/JS/CSS-Deployment-Gate und `.nojekyll` als Exportregel ergänzt.</w:t>
+            </w:r>
+          </w:p>
+        </w:tc>
+      </w:tr>
+      <w:tr>
+        <w:trPr>
+          <w:cantSplit/>
+        </w:trPr>
+        <w:tc>
+          <w:tcPr>
+            <w:tcW w:type="dxa" w:w="3437"/>
+          </w:tcPr>
+          <w:p>
+            <w:r>
+              <w:rPr>
+                <w:sz w:val="15"/>
+              </w:rPr>
+              <w:t>0.4</w:t>
+            </w:r>
+          </w:p>
+        </w:tc>
+        <w:tc>
+          <w:tcPr>
+            <w:tcW w:type="dxa" w:w="3437"/>
+          </w:tcPr>
+          <w:p>
+            <w:r>
+              <w:rPr>
+                <w:sz w:val="15"/>
+              </w:rPr>
+              <w:t>28.08.2026</w:t>
+            </w:r>
+          </w:p>
+        </w:tc>
+        <w:tc>
+          <w:tcPr>
+            <w:tcW w:type="dxa" w:w="3437"/>
+          </w:tcPr>
+          <w:p>
+            <w:r>
+              <w:rPr>
+                <w:sz w:val="15"/>
+              </w:rPr>
+              <w:t>BODY BANK v0.8.28.2: manueller Zoom/Orbit bleibt über Personenwechsel erhalten; nur expliziter Viewport-Wechsel reframed. Statische Posen, Gang-/Stress-Loops und importierte Animationen direkt im Audit. Review-Kontext wird gespeichert; numerische Audit-Snapshots sind pose-unabhängig.</w:t>
             </w:r>
           </w:p>
         </w:tc>
       </w:tr>
     </w:tbl>
     <w:sectPr>
-      <w:footerReference w:type="default" r:id="rId9"/>
-      <w:headerReference w:type="default" r:id="rId10"/>
+      <w:headerReference w:type="default" r:id="rId9"/>
+      <w:footerReference w:type="default" r:id="rId10"/>
       <w:pgSz w:w="12240" w:h="15840"/>
-      <w:pgMar w:top="864" w:right="979" w:bottom="864" w:left="979" w:header="720" w:footer="720" w:gutter="0"/>
+      <w:pgMar w:top="850" w:right="964" w:bottom="850" w:left="964" w:header="720" w:footer="720" w:gutter="0"/>
       <w:cols w:space="720"/>
       <w:docGrid w:linePitch="360"/>
     </w:sectPr>
@@ -1432,13 +1826,14 @@
   <w:p>
     <w:pPr>
       <w:pStyle w:val="Footer"/>
-      <w:jc w:val="center"/>
+      <w:jc w:val="right"/>
     </w:pPr>
     <w:r>
       <w:rPr>
-        <w:sz w:val="15"/>
-      </w:rPr>
-      <w:t>SAMMY_MASTER_STATE · v0.3 · 28.08.2026 · App v0.8.28.1</w:t>
+        <w:color w:val="646464"/>
+        <w:sz w:val="14"/>
+      </w:rPr>
+      <w:t>Kanonischer Projektstand · 28.08.2026 · App v0.8.28.2</w:t>
     </w:r>
   </w:p>
 </w:ftr>
@@ -1447,9 +1842,14 @@
 <file path=word/header1.xml><?xml version="1.0" encoding="utf-8"?>
 <w:hdr xmlns:m="http://schemas.openxmlformats.org/officeDocument/2006/math" xmlns:mc="http://schemas.openxmlformats.org/markup-compatibility/2006" xmlns:mo="http://schemas.microsoft.com/office/mac/office/2008/main" xmlns:mv="urn:schemas-microsoft-com:mac:vml" xmlns:o="urn:schemas-microsoft-com:office:office" xmlns:r="http://schemas.openxmlformats.org/officeDocument/2006/relationships" xmlns:v="urn:schemas-microsoft-com:vml" xmlns:w10="urn:schemas-microsoft-com:office:word" xmlns:w14="http://schemas.microsoft.com/office/word/2010/wordml" xmlns:w="http://schemas.openxmlformats.org/wordprocessingml/2006/main" xmlns:wne="http://schemas.microsoft.com/office/word/2006/wordml" xmlns:wp14="http://schemas.microsoft.com/office/word/2010/wordprocessingDrawing" xmlns:wp="http://schemas.openxmlformats.org/drawingml/2006/wordprocessingDrawing" xmlns:wpc="http://schemas.microsoft.com/office/word/2010/wordprocessingCanvas" xmlns:wpg="http://schemas.microsoft.com/office/word/2010/wordprocessingGroup" xmlns:wpi="http://schemas.microsoft.com/office/word/2010/wordprocessingInk" xmlns:wps="http://schemas.microsoft.com/office/word/2010/wordprocessingShape" mc:Ignorable="w14 wp14">
   <w:p>
-    <w:pPr>
-      <w:pStyle w:val="Header"/>
-    </w:pPr>
+    <w:pPr/>
+    <w:r>
+      <w:rPr>
+        <w:color w:val="646464"/>
+        <w:sz w:val="14"/>
+      </w:rPr>
+      <w:t>SAMMY / BODY LAB / SOMA-LAB · MASTER STATE</w:t>
+    </w:r>
   </w:p>
 </w:hdr>
 </file>
@@ -1819,7 +2219,7 @@
     <w:rsid w:val="00FC693F"/>
     <w:rPr>
       <w:rFonts w:ascii="Aptos" w:hAnsi="Aptos"/>
-      <w:sz w:val="19"/>
+      <w:sz w:val="18"/>
     </w:rPr>
   </w:style>
   <w:style w:type="paragraph" w:styleId="Header">
@@ -1877,7 +2277,7 @@
     <w:pPr>
       <w:keepNext/>
       <w:keepLines/>
-      <w:spacing w:before="200" w:after="100"/>
+      <w:spacing w:before="480" w:after="0"/>
       <w:outlineLvl w:val="0"/>
     </w:pPr>
     <w:rPr>
@@ -1885,7 +2285,7 @@
       <w:b/>
       <w:bCs/>
       <w:color w:val="365F91" w:themeColor="accent1" w:themeShade="BF"/>
-      <w:sz w:val="28"/>
+      <w:sz w:val="30"/>
       <w:szCs w:val="28"/>
     </w:rPr>
   </w:style>
@@ -1901,7 +2301,7 @@
     <w:pPr>
       <w:keepNext/>
       <w:keepLines/>
-      <w:spacing w:before="140" w:after="60"/>
+      <w:spacing w:before="200" w:after="0"/>
       <w:outlineLvl w:val="1"/>
     </w:pPr>
     <w:rPr>
@@ -1909,7 +2309,7 @@
       <w:b/>
       <w:bCs/>
       <w:color w:val="4F81BD" w:themeColor="accent1"/>
-      <w:sz w:val="23"/>
+      <w:sz w:val="24"/>
       <w:szCs w:val="26"/>
     </w:rPr>
   </w:style>
@@ -1929,10 +2329,11 @@
       <w:outlineLvl w:val="2"/>
     </w:pPr>
     <w:rPr>
-      <w:rFonts w:asciiTheme="majorHAnsi" w:eastAsiaTheme="majorEastAsia" w:hAnsiTheme="majorHAnsi" w:cstheme="majorBidi"/>
+      <w:rFonts w:asciiTheme="majorHAnsi" w:eastAsiaTheme="majorEastAsia" w:hAnsiTheme="majorHAnsi" w:cstheme="majorBidi" w:ascii="Aptos Display" w:hAnsi="Aptos Display"/>
       <w:b/>
       <w:bCs/>
       <w:color w:val="4F81BD" w:themeColor="accent1"/>
+      <w:sz w:val="21"/>
     </w:rPr>
   </w:style>
   <w:style w:type="paragraph" w:styleId="Heading4">
@@ -2171,6 +2572,7 @@
     </w:pPr>
     <w:rPr>
       <w:rFonts w:asciiTheme="majorHAnsi" w:eastAsiaTheme="majorEastAsia" w:hAnsiTheme="majorHAnsi" w:cstheme="majorBidi" w:ascii="Aptos Display" w:hAnsi="Aptos Display"/>
+      <w:b/>
       <w:color w:val="17365D" w:themeColor="text2" w:themeShade="BF"/>
       <w:spacing w:val="5"/>
       <w:kern w:val="28"/>

--- a/SAMMY_MASTER_STATE.docx
+++ b/SAMMY_MASTER_STATE.docx
@@ -5,7 +5,6 @@
     <w:p>
       <w:pPr>
         <w:pStyle w:val="Title"/>
-        <w:jc w:val="left"/>
       </w:pPr>
       <w:r>
         <w:t>SAMMY / BODY LAB / SOMA-LAB · MASTER STATE</w:t>
@@ -13,21 +12,18 @@
     </w:p>
     <w:p>
       <w:pPr>
-        <w:spacing w:after="60" w:line="245" w:lineRule="auto"/>
+        <w:spacing w:after="60"/>
       </w:pPr>
       <w:r>
         <w:rPr>
           <w:b/>
-          <w:color w:val="464646"/>
-          <w:sz w:val="20"/>
         </w:rPr>
-        <w:t>Kanonischer Projektstand · Version 0.4 · 28.08.2026 · App v0.8.28.2</w:t>
+        <w:t>Kanonischer Projektstand · Version 0.5 · 28.08.2026 · App v0.8.28.3</w:t>
       </w:r>
     </w:p>
     <w:p>
       <w:pPr>
         <w:pStyle w:val="Heading1"/>
-        <w:spacing w:before="160" w:after="60"/>
       </w:pPr>
       <w:r>
         <w:t>1. Verbindliche Projektpflege</w:t>
@@ -36,8 +32,7 @@
     <w:p>
       <w:pPr>
         <w:pStyle w:val="ListBullet"/>
-        <w:spacing w:after="0"/>
-        <w:ind w:left="255" w:hanging="113"/>
+        <w:spacing w:after="20"/>
       </w:pPr>
       <w:r>
         <w:t>Dieser Master State ist die kanonische Zusammenfassung des aktuellen Projektstands.</w:t>
@@ -46,8 +41,7 @@
     <w:p>
       <w:pPr>
         <w:pStyle w:val="ListBullet"/>
-        <w:spacing w:after="0"/>
-        <w:ind w:left="255" w:hanging="113"/>
+        <w:spacing w:after="20"/>
       </w:pPr>
       <w:r>
         <w:rPr>
@@ -62,38 +56,30 @@
     <w:p>
       <w:pPr>
         <w:pStyle w:val="ListBullet"/>
-        <w:spacing w:after="0"/>
-        <w:ind w:left="255" w:hanging="113"/>
+        <w:spacing w:after="20"/>
       </w:pPr>
       <w:r>
-        <w:t xml:space="preserve">Zusätzlich wird bei jedem Export </w:t>
+        <w:t>Zusätzlich wird bei jedem Export SAMMY_CURRENT.zip auf die neue vollständige Version gesetzt, SAMMY_CURRENT_VERSION.txt aktualisiert und SAMMY_GITHUB_CURRENT.zip als direkt uploadbare Compact-Fassung erzeugt. Die GitHub-Fassung muss unter 100 direkt sichtbaren Dateien bleiben; ältere Projektstände werden dafür in genau einem internen History-Archiv gebündelt, nicht verworfen.</w:t>
       </w:r>
       <w:r>
         <w:rPr>
           <w:rFonts w:ascii="Consolas" w:hAnsi="Consolas"/>
           <w:sz w:val="16"/>
         </w:rPr>
-        <w:t>SAMMY_CURRENT.zip</w:t>
       </w:r>
-      <w:r>
-        <w:t xml:space="preserve"> auf die neue vollständige Version gesetzt und </w:t>
-      </w:r>
+      <w:r/>
       <w:r>
         <w:rPr>
           <w:rFonts w:ascii="Consolas" w:hAnsi="Consolas"/>
           <w:sz w:val="16"/>
         </w:rPr>
-        <w:t>SAMMY_CURRENT_VERSION.txt</w:t>
       </w:r>
-      <w:r>
-        <w:t xml:space="preserve"> aktualisiert.</w:t>
-      </w:r>
+      <w:r/>
     </w:p>
     <w:p>
       <w:pPr>
         <w:pStyle w:val="ListBullet"/>
-        <w:spacing w:after="0"/>
-        <w:ind w:left="255" w:hanging="113"/>
+        <w:spacing w:after="20"/>
       </w:pPr>
       <w:r>
         <w:t xml:space="preserve">Neue Arbeit startet ausschließlich von </w:t>
@@ -112,8 +98,7 @@
     <w:p>
       <w:pPr>
         <w:pStyle w:val="ListBullet"/>
-        <w:spacing w:after="0"/>
-        <w:ind w:left="255" w:hanging="113"/>
+        <w:spacing w:after="20"/>
       </w:pPr>
       <w:r>
         <w:t>Ersetzte Ansätze bleiben nur als Forschungsarchiv erhalten und dürfen nicht ungeprüft wieder als Hauptpfad vorgeschlagen werden.</w:t>
@@ -122,7 +107,6 @@
     <w:p>
       <w:pPr>
         <w:pStyle w:val="Heading1"/>
-        <w:spacing w:before="160" w:after="60"/>
       </w:pPr>
       <w:r>
         <w:t>2. Produktziel</w:t>
@@ -130,7 +114,7 @@
     </w:p>
     <w:p>
       <w:pPr>
-        <w:spacing w:after="60" w:line="245" w:lineRule="auto"/>
+        <w:spacing w:after="60"/>
       </w:pPr>
       <w:r>
         <w:t xml:space="preserve">SAMMY ist ein Tool, das aus </w:t>
@@ -147,7 +131,7 @@
     </w:p>
     <w:p>
       <w:pPr>
-        <w:spacing w:after="60" w:line="245" w:lineRule="auto"/>
+        <w:spacing w:after="60"/>
       </w:pPr>
       <w:r>
         <w:t>Nicht erforderlich ist eine exakte Rekonstruktion eines Menschen aus dutzenden externen anthropometrischen Zielmaßen. Optische Plausibilität allein reicht dennoch nicht: Messung, Parametrisierung und Fehlergrenzen müssen nachvollziehbar bleiben.</w:t>
@@ -156,7 +140,6 @@
     <w:p>
       <w:pPr>
         <w:pStyle w:val="Heading1"/>
-        <w:spacing w:before="160" w:after="60"/>
       </w:pPr>
       <w:r>
         <w:t>3. Aktuelle Architekturentscheidung</w:t>
@@ -165,7 +148,6 @@
     <w:p>
       <w:pPr>
         <w:pStyle w:val="Heading2"/>
-        <w:spacing w:before="100" w:after="40"/>
       </w:pPr>
       <w:r>
         <w:t>3.1 Kein freier From-Scratch-Solver als primärer Produktionspfad</w:t>
@@ -173,7 +155,7 @@
     </w:p>
     <w:p>
       <w:pPr>
-        <w:spacing w:after="60" w:line="245" w:lineRule="auto"/>
+        <w:spacing w:after="60"/>
       </w:pPr>
       <w:r>
         <w:t>Die bisherigen Solver-/ANSUR-Arbeiten haben gezeigt, dass das bestehende Anny/SOMA-Morphsystem manche extern definierten Maße nur indirekt, an anderen Messebenen oder über unerwünschte Cross-Region-Effekte abbildet. Ein immer komplexerer Runtime-Solver soll diese strukturellen Grenzen nicht weiter kompensieren.</w:t>
@@ -182,7 +164,6 @@
     <w:p>
       <w:pPr>
         <w:pStyle w:val="Heading2"/>
-        <w:spacing w:before="100" w:after="40"/>
       </w:pPr>
       <w:r>
         <w:t>3.2 Neuer Zielpfad: Audited Body Bank -&gt; Lookup -&gt; kleiner lokaler Fitter</w:t>
@@ -190,7 +171,7 @@
     </w:p>
     <w:p>
       <w:pPr>
-        <w:spacing w:after="60" w:line="245" w:lineRule="auto"/>
+        <w:spacing w:after="60"/>
       </w:pPr>
       <w:r>
         <w:t>Der bevorzugte neue Architekturpfad lautet:</w:t>
@@ -198,29 +179,29 @@
     </w:p>
     <w:p>
       <w:pPr>
-        <w:spacing w:after="0"/>
-        <w:ind w:left="312" w:hanging="255"/>
+        <w:spacing w:after="20"/>
+        <w:ind w:left="312" w:hanging="227"/>
       </w:pPr>
       <w:r>
-        <w:t>1.  Offline bzw. vorab viele reproduzierbare Anny-Körperrezepte erzeugen.</w:t>
+        <w:t>1. Offline bzw. vorab viele reproduzierbare Anny-Körperrezepte erzeugen.</w:t>
       </w:r>
     </w:p>
     <w:p>
       <w:pPr>
-        <w:spacing w:after="0"/>
-        <w:ind w:left="312" w:hanging="255"/>
+        <w:spacing w:after="20"/>
+        <w:ind w:left="312" w:hanging="227"/>
       </w:pPr>
       <w:r>
-        <w:t>2.  Körper technisch und visuell auditieren.</w:t>
+        <w:t>2. Körper technisch und visuell auditieren.</w:t>
       </w:r>
     </w:p>
     <w:p>
       <w:pPr>
-        <w:spacing w:after="0"/>
-        <w:ind w:left="312" w:hanging="255"/>
+        <w:spacing w:after="20"/>
+        <w:ind w:left="312" w:hanging="227"/>
       </w:pPr>
       <w:r>
-        <w:t xml:space="preserve">3.  Akzeptierte Körper als Anker eines </w:t>
+        <w:t xml:space="preserve">3. Akzeptierte Körper als Anker eines </w:t>
       </w:r>
       <w:r>
         <w:rPr>
@@ -234,25 +215,25 @@
     </w:p>
     <w:p>
       <w:pPr>
-        <w:spacing w:after="0"/>
-        <w:ind w:left="312" w:hanging="255"/>
+        <w:spacing w:after="20"/>
+        <w:ind w:left="312" w:hanging="227"/>
       </w:pPr>
       <w:r>
-        <w:t>4.  Zur Laufzeit aus wenigen Nutzerdaten einen nahen bekannten Körper auswählen.</w:t>
+        <w:t>4. Zur Laufzeit aus wenigen Nutzerdaten einen nahen bekannten Körper auswählen.</w:t>
       </w:r>
     </w:p>
     <w:p>
       <w:pPr>
-        <w:spacing w:after="0"/>
-        <w:ind w:left="312" w:hanging="255"/>
+        <w:spacing w:after="20"/>
+        <w:ind w:left="312" w:hanging="227"/>
       </w:pPr>
       <w:r>
-        <w:t>5.  Nur noch kleine lokale Iterationen von diesem nahen Startkörper aus erlauben.</w:t>
+        <w:t>5. Nur noch kleine lokale Iterationen von diesem nahen Startkörper aus erlauben.</w:t>
       </w:r>
     </w:p>
     <w:p>
       <w:pPr>
-        <w:spacing w:after="60" w:line="245" w:lineRule="auto"/>
+        <w:spacing w:after="60"/>
       </w:pPr>
       <w:r>
         <w:t>Der lokale Fitter darf keine anatomisch fremden Morphs als Rettung benutzen. Ein Brust-Controller darf beispielsweise nicht zur Korrektur eines Oberschenkelziels herangezogen werden.</w:t>
@@ -261,7 +242,6 @@
     <w:p>
       <w:pPr>
         <w:pStyle w:val="Heading1"/>
-        <w:spacing w:before="160" w:after="60"/>
       </w:pPr>
       <w:r>
         <w:t>4. Audited Body Graph / Körperfamilien</w:t>
@@ -269,7 +249,7 @@
     </w:p>
     <w:p>
       <w:pPr>
-        <w:spacing w:after="60" w:line="245" w:lineRule="auto"/>
+        <w:spacing w:after="60"/>
       </w:pPr>
       <w:r>
         <w:t xml:space="preserve">Eine menschliche Bewertung gilt </w:t>
@@ -286,7 +266,7 @@
     </w:p>
     <w:p>
       <w:pPr>
-        <w:spacing w:after="60" w:line="245" w:lineRule="auto"/>
+        <w:spacing w:after="60"/>
       </w:pPr>
       <w:r>
         <w:t>Beispiel: Wenn ein größerer Oberschenkel bei Körperfamilie A unplausibel aussieht, darf daraus nicht folgen, dass derselbe Oberschenkelwert bei Körperfamilie B unzulässig ist.</w:t>
@@ -294,7 +274,7 @@
     </w:p>
     <w:p>
       <w:pPr>
-        <w:spacing w:after="60" w:line="245" w:lineRule="auto"/>
+        <w:spacing w:after="60"/>
       </w:pPr>
       <w:r>
         <w:t>Daher werden Auditinformationen an folgende Kontexte gebunden:</w:t>
@@ -303,8 +283,7 @@
     <w:p>
       <w:pPr>
         <w:pStyle w:val="ListBullet"/>
-        <w:spacing w:after="0"/>
-        <w:ind w:left="255" w:hanging="113"/>
+        <w:spacing w:after="20"/>
       </w:pPr>
       <w:r>
         <w:t>vollständiges Anny-Rezept des Körpers,</w:t>
@@ -313,8 +292,7 @@
     <w:p>
       <w:pPr>
         <w:pStyle w:val="ListBullet"/>
-        <w:spacing w:after="0"/>
-        <w:ind w:left="255" w:hanging="113"/>
+        <w:spacing w:after="20"/>
       </w:pPr>
       <w:r>
         <w:t xml:space="preserve">lokale </w:t>
@@ -333,8 +311,7 @@
     <w:p>
       <w:pPr>
         <w:pStyle w:val="ListBullet"/>
-        <w:spacing w:after="0"/>
-        <w:ind w:left="255" w:hanging="113"/>
+        <w:spacing w:after="20"/>
       </w:pPr>
       <w:r>
         <w:t>konkrete Ausgangs-/Zielkörper,</w:t>
@@ -343,8 +320,7 @@
     <w:p>
       <w:pPr>
         <w:pStyle w:val="ListBullet"/>
-        <w:spacing w:after="0"/>
-        <w:ind w:left="255" w:hanging="113"/>
+        <w:spacing w:after="20"/>
       </w:pPr>
       <w:r>
         <w:t>konkrete Änderungsrichtung und Distanz, sobald lokale Kanten getestet werden.</w:t>
@@ -352,7 +328,7 @@
     </w:p>
     <w:p>
       <w:pPr>
-        <w:spacing w:after="60" w:line="245" w:lineRule="auto"/>
+        <w:spacing w:after="60"/>
       </w:pPr>
       <w:r>
         <w:t>Statusmodell:</w:t>
@@ -361,8 +337,7 @@
     <w:p>
       <w:pPr>
         <w:pStyle w:val="ListBullet"/>
-        <w:spacing w:after="0"/>
-        <w:ind w:left="255" w:hanging="113"/>
+        <w:spacing w:after="20"/>
       </w:pPr>
       <w:r>
         <w:rPr>
@@ -378,8 +353,7 @@
     <w:p>
       <w:pPr>
         <w:pStyle w:val="ListBullet"/>
-        <w:spacing w:after="0"/>
-        <w:ind w:left="255" w:hanging="113"/>
+        <w:spacing w:after="20"/>
       </w:pPr>
       <w:r>
         <w:rPr>
@@ -395,8 +369,7 @@
     <w:p>
       <w:pPr>
         <w:pStyle w:val="ListBullet"/>
-        <w:spacing w:after="0"/>
-        <w:ind w:left="255" w:hanging="113"/>
+        <w:spacing w:after="20"/>
       </w:pPr>
       <w:r>
         <w:rPr>
@@ -412,8 +385,7 @@
     <w:p>
       <w:pPr>
         <w:pStyle w:val="ListBullet"/>
-        <w:spacing w:after="0"/>
-        <w:ind w:left="255" w:hanging="113"/>
+        <w:spacing w:after="20"/>
       </w:pPr>
       <w:r>
         <w:rPr>
@@ -428,7 +400,7 @@
     </w:p>
     <w:p>
       <w:pPr>
-        <w:spacing w:after="60" w:line="245" w:lineRule="auto"/>
+        <w:spacing w:after="60"/>
       </w:pPr>
       <w:r>
         <w:t>Zwei akzeptierte Endpunkte garantieren nicht automatisch, dass jede Interpolation dazwischen gültig ist. Zwischenstufen müssen separat technisch geprüft und bei Bedarf human auditiert werden.</w:t>
@@ -437,191 +409,405 @@
     <w:p>
       <w:pPr>
         <w:pStyle w:val="Heading1"/>
-        <w:spacing w:before="160" w:after="60"/>
       </w:pPr>
       <w:r>
-        <w:t>5. Aktueller Build v0.8.28.2 · BODY BANK AUDIT VIEW/MOTION</w:t>
+        <w:t>5. Aktueller Build v0.8.28.3 · BODY BANK PHASE 2 · GRENZ- UND EXTREMRAUM</w:t>
       </w:r>
     </w:p>
     <w:p>
       <w:pPr>
         <w:pStyle w:val="Heading2"/>
-        <w:spacing w:before="100" w:after="40"/>
       </w:pPr>
       <w:r>
-        <w:t>Zweck</w:t>
+        <w:t>Ergebnis Phase 1 (v0.8.28.2)</w:t>
       </w:r>
     </w:p>
     <w:p>
       <w:pPr>
-        <w:spacing w:after="60" w:line="245" w:lineRule="auto"/>
+        <w:spacing w:after="60"/>
       </w:pPr>
       <w:r>
-        <w:t xml:space="preserve">Der erste Test prüft nur, ob Annys </w:t>
-      </w:r>
-      <w:r>
-        <w:rPr>
-          <w:b/>
-        </w:rPr>
-        <w:t>Core-Basiskörperraum</w:t>
-      </w:r>
-      <w:r>
-        <w:t xml:space="preserve"> als Ausgangspunkt für eine Body Bank brauchbar ist. Noch kein Nearest-Neighbor-Runtime-Lookup und noch kein lokaler Family-Fitter.</w:t>
-      </w:r>
-    </w:p>
-    <w:p>
-      <w:pPr>
-        <w:pStyle w:val="Heading2"/>
-        <w:spacing w:before="100" w:after="40"/>
-      </w:pPr>
-      <w:r>
-        <w:t>Audit-Queue</w:t>
-      </w:r>
-    </w:p>
-    <w:p>
-      <w:pPr>
-        <w:pStyle w:val="ListBullet"/>
-        <w:spacing w:after="0"/>
-        <w:ind w:left="255" w:hanging="113"/>
-      </w:pPr>
-      <w:r>
-        <w:t>95 eindeutige Basiskörper.</w:t>
-      </w:r>
-    </w:p>
-    <w:p>
-      <w:pPr>
-        <w:pStyle w:val="ListBullet"/>
-        <w:spacing w:after="0"/>
-        <w:ind w:left="255" w:hanging="113"/>
-      </w:pPr>
-      <w:r>
-        <w:t>5 verdeckte Wiederholungen.</w:t>
-      </w:r>
-    </w:p>
-    <w:p>
-      <w:pPr>
-        <w:pStyle w:val="ListBullet"/>
-        <w:spacing w:after="0"/>
-        <w:ind w:left="255" w:hanging="113"/>
-      </w:pPr>
-      <w:r>
-        <w:t>100 Bewertungen insgesamt.</w:t>
-      </w:r>
-    </w:p>
-    <w:p>
-      <w:pPr>
-        <w:pStyle w:val="ListBullet"/>
-        <w:spacing w:after="0"/>
-        <w:ind w:left="255" w:hanging="113"/>
-      </w:pPr>
-      <w:r>
-        <w:t>Männer/Frauen werden gemischt erzeugt.</w:t>
-      </w:r>
-    </w:p>
-    <w:p>
-      <w:pPr>
-        <w:pStyle w:val="ListBullet"/>
-        <w:spacing w:after="0"/>
-        <w:ind w:left="255" w:hanging="113"/>
-      </w:pPr>
-      <w:r>
-        <w:t>Erzeugung ist deterministisch und reproduzierbar.</w:t>
-      </w:r>
-    </w:p>
-    <w:p>
-      <w:pPr>
-        <w:pStyle w:val="ListBullet"/>
-        <w:spacing w:after="0"/>
-        <w:ind w:left="255" w:hanging="113"/>
-      </w:pPr>
-      <w:r>
-        <w:t>Die sechs vorhandenen kanonischen Referenzkörper (</w:t>
+        <w:t xml:space="preserve">Der erste 100er-Audit wurde abgeschlossen und als </w:t>
       </w:r>
       <w:r>
         <w:rPr>
           <w:rFonts w:ascii="Consolas" w:hAnsi="Consolas"/>
           <w:sz w:val="16"/>
         </w:rPr>
-        <w:t>male_avg</w:t>
+        <w:t>Sammy_BODY_BANK_AUDIT_2026-08-28T19-10-48-878Z.json</w:t>
       </w:r>
       <w:r>
-        <w:t xml:space="preserve">, </w:t>
+        <w:t xml:space="preserve"> ausgewertet.</w:t>
+      </w:r>
+    </w:p>
+    <w:p>
+      <w:pPr>
+        <w:spacing w:after="60"/>
+      </w:pPr>
+      <w:r>
+        <w:t>Gesamtergebnis inklusive verdeckter Wiederholungen:</w:t>
+      </w:r>
+    </w:p>
+    <w:p>
+      <w:pPr>
+        <w:pStyle w:val="ListBullet"/>
+        <w:spacing w:after="20"/>
+      </w:pPr>
+      <w:r>
+        <w:t xml:space="preserve">70 </w:t>
       </w:r>
       <w:r>
         <w:rPr>
           <w:rFonts w:ascii="Consolas" w:hAnsi="Consolas"/>
           <w:sz w:val="16"/>
         </w:rPr>
-        <w:t>male_lean</w:t>
+        <w:t>Plausibel</w:t>
       </w:r>
       <w:r>
-        <w:t xml:space="preserve">, </w:t>
+        <w:t>,</w:t>
+      </w:r>
+    </w:p>
+    <w:p>
+      <w:pPr>
+        <w:pStyle w:val="ListBullet"/>
+        <w:spacing w:after="20"/>
+      </w:pPr>
+      <w:r>
+        <w:t xml:space="preserve">26 </w:t>
       </w:r>
       <w:r>
         <w:rPr>
           <w:rFonts w:ascii="Consolas" w:hAnsi="Consolas"/>
           <w:sz w:val="16"/>
         </w:rPr>
-        <w:t>male_muscular</w:t>
+        <w:t>Unsicher</w:t>
       </w:r>
       <w:r>
-        <w:t xml:space="preserve">, </w:t>
+        <w:t>,</w:t>
+      </w:r>
+    </w:p>
+    <w:p>
+      <w:pPr>
+        <w:pStyle w:val="ListBullet"/>
+        <w:spacing w:after="20"/>
+      </w:pPr>
+      <w:r>
+        <w:t xml:space="preserve">2 </w:t>
       </w:r>
       <w:r>
         <w:rPr>
           <w:rFonts w:ascii="Consolas" w:hAnsi="Consolas"/>
           <w:sz w:val="16"/>
         </w:rPr>
-        <w:t>female_avg</w:t>
+        <w:t>Unplausibel</w:t>
       </w:r>
       <w:r>
-        <w:t xml:space="preserve">, </w:t>
+        <w:t>,</w:t>
+      </w:r>
+    </w:p>
+    <w:p>
+      <w:pPr>
+        <w:pStyle w:val="ListBullet"/>
+        <w:spacing w:after="20"/>
+      </w:pPr>
+      <w:r>
+        <w:t>2 nicht bewertet,</w:t>
+      </w:r>
+    </w:p>
+    <w:p>
+      <w:pPr>
+        <w:pStyle w:val="ListBullet"/>
+        <w:spacing w:after="20"/>
+      </w:pPr>
+      <w:r>
+        <w:t>4 von 5 verdeckten Wiederholungen exakt gleich bewertet.</w:t>
+      </w:r>
+    </w:p>
+    <w:p>
+      <w:pPr>
+        <w:spacing w:after="60"/>
+      </w:pPr>
+      <w:r>
+        <w:t>Auf eindeutige Körper reduziert sind 66 akzeptierte Anker, 25 unsichere, 2 abgelehnte und 2 unbewertete Körper vorhanden.</w:t>
+      </w:r>
+    </w:p>
+    <w:p>
+      <w:pPr>
+        <w:spacing w:after="60"/>
+      </w:pPr>
+      <w:r>
+        <w:t xml:space="preserve">Wichtige Human-Audit-Erkenntnis: Der Nutzer erklärte nach dem Lauf, dass </w:t>
+      </w:r>
+      <w:r>
+        <w:rPr>
+          <w:b/>
+        </w:rPr>
+        <w:t>alle unsicheren Bewertungen ausschließlich dadurch entstanden, dass die Beine extrem lang wirkten</w:t>
+      </w:r>
+      <w:r>
+        <w:t xml:space="preserve">. Diese Aussage wird als Phase-1-Annotation </w:t>
       </w:r>
       <w:r>
         <w:rPr>
           <w:rFonts w:ascii="Consolas" w:hAnsi="Consolas"/>
           <w:sz w:val="16"/>
         </w:rPr>
-        <w:t>female_curvy</w:t>
+        <w:t>legs-too-long</w:t>
       </w:r>
       <w:r>
-        <w:t xml:space="preserve">, </w:t>
+        <w:t xml:space="preserve"> gespeichert; sie ist keine globale Regel.</w:t>
+      </w:r>
+    </w:p>
+    <w:p>
+      <w:pPr>
+        <w:spacing w:after="60"/>
+      </w:pPr>
+      <w:r>
+        <w:t xml:space="preserve">Die Phase-1-Auswertung zeigt zugleich einen Zusammenhang mit Annys Core-Achsen: Unsichere Körper lagen im Mittel deutlich höher bei </w:t>
       </w:r>
       <w:r>
         <w:rPr>
           <w:rFonts w:ascii="Consolas" w:hAnsi="Consolas"/>
           <w:sz w:val="16"/>
         </w:rPr>
-        <w:t>female_tall</w:t>
+        <w:t>proportions</w:t>
       </w:r>
       <w:r>
-        <w:t>) dienen nur als Sampling-Zentren.</w:t>
+        <w:t xml:space="preserve"> und </w:t>
+      </w:r>
+      <w:r>
+        <w:rPr>
+          <w:rFonts w:ascii="Consolas" w:hAnsi="Consolas"/>
+          <w:sz w:val="16"/>
+        </w:rPr>
+        <w:t>height</w:t>
+      </w:r>
+      <w:r>
+        <w:t xml:space="preserve"> als akzeptierte Körper. Dies wird nur als Auswahlhinweis für Phase 2 genutzt, nicht als harte Grenze.</w:t>
       </w:r>
     </w:p>
     <w:p>
       <w:pPr>
-        <w:pStyle w:val="ListBullet"/>
-        <w:spacing w:after="0"/>
-        <w:ind w:left="255" w:hanging="113"/>
+        <w:pStyle w:val="Heading2"/>
       </w:pPr>
       <w:r>
-        <w:t>Variation erfolgt auf Anny-Core-Parametern innerhalb konservativer Bereiche.</w:t>
+        <w:t>Mess-/Diagnosekorrektur</w:t>
       </w:r>
     </w:p>
     <w:p>
       <w:pPr>
-        <w:pStyle w:val="ListBullet"/>
-        <w:spacing w:after="0"/>
-        <w:ind w:left="255" w:hanging="113"/>
+        <w:spacing w:after="60"/>
       </w:pPr>
       <w:r>
-        <w:t>Lokale Spezialmorphs sind in Phase 1 vollständig deaktiviert.</w:t>
+        <w:t xml:space="preserve">Die visuellen Phase-1-Verdikte sind gültige Auditdaten. Die damals mitgespeicherten einfachen Umfangs-/Proxy-Snapshots sind jedoch </w:t>
+      </w:r>
+      <w:r>
+        <w:rPr>
+          <w:b/>
+        </w:rPr>
+        <w:t>nicht für Body-Bank-Statistik freigegeben</w:t>
+      </w:r>
+      <w:r>
+        <w:t>: In einzelnen Fällen traten offensichtlich unbrauchbare Umfangs- und Schulterproxywerte auf.</w:t>
       </w:r>
     </w:p>
     <w:p>
       <w:pPr>
+        <w:spacing w:after="60"/>
+      </w:pPr>
+      <w:r>
+        <w:t>Phase 2 speichert deshalb keine dieser einfachen Umfangssnapshots mehr. Stattdessen werden nur pose-unabhängige, geometrisch robuste Diagnosekennzahlen verwendet:</w:t>
+      </w:r>
+    </w:p>
+    <w:p>
+      <w:pPr>
+        <w:pStyle w:val="ListBullet"/>
+        <w:spacing w:after="20"/>
+      </w:pPr>
+      <w:r>
+        <w:t>Rest-Mesh-Körperhöhe,</w:t>
+      </w:r>
+    </w:p>
+    <w:p>
+      <w:pPr>
+        <w:pStyle w:val="ListBullet"/>
+        <w:spacing w:after="20"/>
+      </w:pPr>
+      <w:r>
+        <w:t>Hüftgelenkhöhe relativ zur Körperhöhe,</w:t>
+      </w:r>
+    </w:p>
+    <w:p>
+      <w:pPr>
+        <w:pStyle w:val="ListBullet"/>
+        <w:spacing w:after="20"/>
+      </w:pPr>
+      <w:r>
+        <w:t>Femur- + Tibia-Kettenlänge relativ zur Körperhöhe,</w:t>
+      </w:r>
+    </w:p>
+    <w:p>
+      <w:pPr>
+        <w:pStyle w:val="ListBullet"/>
+        <w:spacing w:after="20"/>
+      </w:pPr>
+      <w:r>
+        <w:t>Femur/Tibia-Verhältnis,</w:t>
+      </w:r>
+    </w:p>
+    <w:p>
+      <w:pPr>
+        <w:pStyle w:val="ListBullet"/>
+        <w:spacing w:after="20"/>
+      </w:pPr>
+      <w:r>
+        <w:t>Torso-Skelettkette relativ zur Körperhöhe,</w:t>
+      </w:r>
+    </w:p>
+    <w:p>
+      <w:pPr>
+        <w:pStyle w:val="ListBullet"/>
+        <w:spacing w:after="20"/>
+      </w:pPr>
+      <w:r>
+        <w:t>vertikales Becken-zu-Hals-Verhältnis,</w:t>
+      </w:r>
+    </w:p>
+    <w:p>
+      <w:pPr>
+        <w:pStyle w:val="ListBullet"/>
+        <w:spacing w:after="20"/>
+      </w:pPr>
+      <w:r>
+        <w:t>Schulter- und Hüftgelenkbreite relativ zur Körperhöhe.</w:t>
+      </w:r>
+    </w:p>
+    <w:p>
+      <w:pPr>
+        <w:spacing w:after="60"/>
+      </w:pPr>
+      <w:r>
+        <w:t xml:space="preserve">Grundlage ist das </w:t>
+      </w:r>
+      <w:r>
+        <w:rPr>
+          <w:b/>
+        </w:rPr>
+        <w:t>shape-abhängige exakte Anny/SOMA-Rest-Rig</w:t>
+      </w:r>
+      <w:r>
+        <w:t>, nicht die sichtbare Auditpose oder Animation. Diese Kennzahlen dienen zunächst nur zur Diagnose der langen-Beine-Grenze; daraus wird noch kein anthropometrischer Auto-Gate abgeleitet.</w:t>
+      </w:r>
+    </w:p>
+    <w:p>
+      <w:pPr>
         <w:pStyle w:val="Heading2"/>
-        <w:spacing w:before="100" w:after="40"/>
+      </w:pPr>
+      <w:r>
+        <w:t>Phase-2-Queue</w:t>
+      </w:r>
+    </w:p>
+    <w:p>
+      <w:pPr>
+        <w:spacing w:after="60"/>
+      </w:pPr>
+      <w:r>
+        <w:t>Der neue Audit umfasst 400 Bewertungen:</w:t>
+      </w:r>
+    </w:p>
+    <w:p>
+      <w:pPr>
+        <w:pStyle w:val="ListBullet"/>
+        <w:spacing w:after="20"/>
+      </w:pPr>
+      <w:r>
+        <w:t xml:space="preserve">160 </w:t>
+      </w:r>
+      <w:r>
+        <w:rPr>
+          <w:b/>
+        </w:rPr>
+        <w:t>Proportionsfamilien-Fälle</w:t>
+      </w:r>
+      <w:r>
+        <w:t xml:space="preserve">: 40 unterschiedliche, in Phase 1 akzeptierte Körper dienen als lokale Anker; pro Anker werden vier nahe Varianten der </w:t>
+      </w:r>
+      <w:r>
+        <w:rPr>
+          <w:rFonts w:ascii="Consolas" w:hAnsi="Consolas"/>
+          <w:sz w:val="16"/>
+        </w:rPr>
+        <w:t>proportions</w:t>
+      </w:r>
+      <w:r>
+        <w:t>-Achse getestet.</w:t>
+      </w:r>
+    </w:p>
+    <w:p>
+      <w:pPr>
+        <w:pStyle w:val="ListBullet"/>
+        <w:spacing w:after="20"/>
+      </w:pPr>
+      <w:r>
+        <w:t xml:space="preserve">160 </w:t>
+      </w:r>
+      <w:r>
+        <w:rPr>
+          <w:b/>
+        </w:rPr>
+        <w:t>Extremraum-Fälle</w:t>
+      </w:r>
+      <w:r>
+        <w:t>: 20 unterschiedliche akzeptierte Anker werden mit acht absichtlichen Core-Randkombinationen geprüft, darunter sehr groß/klein, leicht/schwer, lang-/kurzproportioniert sowie Muskel-/Masse-Gegenpole.</w:t>
+      </w:r>
+    </w:p>
+    <w:p>
+      <w:pPr>
+        <w:pStyle w:val="ListBullet"/>
+        <w:spacing w:after="20"/>
+      </w:pPr>
+      <w:r>
+        <w:t xml:space="preserve">60 </w:t>
+      </w:r>
+      <w:r>
+        <w:rPr>
+          <w:b/>
+        </w:rPr>
+        <w:t>breite Randstichproben</w:t>
+      </w:r>
+      <w:r>
+        <w:t>: deterministische Halton-Abdeckung nahe der Core-Grenzen.</w:t>
+      </w:r>
+    </w:p>
+    <w:p>
+      <w:pPr>
+        <w:pStyle w:val="ListBullet"/>
+        <w:spacing w:after="20"/>
+      </w:pPr>
+      <w:r>
+        <w:t xml:space="preserve">20 </w:t>
+      </w:r>
+      <w:r>
+        <w:rPr>
+          <w:b/>
+        </w:rPr>
+        <w:t>verdeckte Wiederholungen</w:t>
+      </w:r>
+      <w:r>
+        <w:t xml:space="preserve"> zur Konsistenzkontrolle.</w:t>
+      </w:r>
+    </w:p>
+    <w:p>
+      <w:pPr>
+        <w:spacing w:after="60"/>
+      </w:pPr>
+      <w:r>
+        <w:t>Die 380 eindeutigen Rezepte sind vorab geprüft, reproduzierbar und enthalten keine exakten Duplikate.</w:t>
+      </w:r>
+    </w:p>
+    <w:p>
+      <w:pPr>
+        <w:pStyle w:val="Heading2"/>
       </w:pPr>
       <w:r>
         <w:t>Audit-UI</w:t>
@@ -629,47 +815,16 @@
     </w:p>
     <w:p>
       <w:pPr>
-        <w:spacing w:after="60" w:line="245" w:lineRule="auto"/>
+        <w:spacing w:after="60"/>
       </w:pPr>
       <w:r>
-        <w:t>Der Nutzer sieht bewusst keine Morphwerte oder Messwerte. Sichtbar sind:</w:t>
+        <w:t>Die bewährte schnelle Bedienung bleibt erhalten:</w:t>
       </w:r>
     </w:p>
     <w:p>
       <w:pPr>
         <w:pStyle w:val="ListBullet"/>
-        <w:spacing w:after="0"/>
-        <w:ind w:left="255" w:hanging="113"/>
-      </w:pPr>
-      <w:r>
-        <w:t>aktueller Fortschritt,</w:t>
-      </w:r>
-    </w:p>
-    <w:p>
-      <w:pPr>
-        <w:pStyle w:val="ListBullet"/>
-        <w:spacing w:after="0"/>
-        <w:ind w:left="255" w:hanging="113"/>
-      </w:pPr>
-      <w:r>
-        <w:t>Vorne / 3/4 / Seite / Hinten,</w:t>
-      </w:r>
-    </w:p>
-    <w:p>
-      <w:pPr>
-        <w:pStyle w:val="ListBullet"/>
-        <w:spacing w:after="0"/>
-        <w:ind w:left="255" w:hanging="113"/>
-      </w:pPr>
-      <w:r>
-        <w:t>kompakte Pose-/Bewegungsauswahl,</w:t>
-      </w:r>
-    </w:p>
-    <w:p>
-      <w:pPr>
-        <w:pStyle w:val="ListBullet"/>
-        <w:spacing w:after="0"/>
-        <w:ind w:left="255" w:hanging="113"/>
+        <w:spacing w:after="20"/>
       </w:pPr>
       <w:r>
         <w:rPr>
@@ -705,307 +860,195 @@
     <w:p>
       <w:pPr>
         <w:pStyle w:val="ListBullet"/>
-        <w:spacing w:after="0"/>
-        <w:ind w:left="255" w:hanging="113"/>
+        <w:spacing w:after="20"/>
       </w:pPr>
       <w:r>
-        <w:t>Zurück / Weiter.</w:t>
+        <w:t>Vorne / 3/4 / Seite / Hinten,</w:t>
       </w:r>
     </w:p>
     <w:p>
       <w:pPr>
-        <w:spacing w:after="60" w:line="245" w:lineRule="auto"/>
+        <w:pStyle w:val="ListBullet"/>
+        <w:spacing w:after="20"/>
       </w:pPr>
       <w:r>
-        <w:t xml:space="preserve">Es gibt </w:t>
+        <w:t>statische Posen, Gang-/Stress-Loops und importierte Animationen,</w:t>
+      </w:r>
+    </w:p>
+    <w:p>
+      <w:pPr>
+        <w:pStyle w:val="ListBullet"/>
+        <w:spacing w:after="20"/>
+      </w:pPr>
+      <w:r>
+        <w:t>manueller Zoom und Orbit bleiben beim Personenwechsel unverändert,</w:t>
+      </w:r>
+    </w:p>
+    <w:p>
+      <w:pPr>
+        <w:pStyle w:val="ListBullet"/>
+        <w:spacing w:after="20"/>
+      </w:pPr>
+      <w:r>
+        <w:t>nur ein expliziter Viewport-Klick darf neu einrahmen.</w:t>
+      </w:r>
+    </w:p>
+    <w:p>
+      <w:pPr>
+        <w:spacing w:after="60"/>
+      </w:pPr>
+      <w:r>
+        <w:t xml:space="preserve">Neu ist ein </w:t>
       </w:r>
       <w:r>
         <w:rPr>
           <w:b/>
         </w:rPr>
-        <w:t>keine Kommentar- oder Fehlerbeschreibungspflicht</w:t>
+        <w:t>optionaler persistenter Schnellgrund</w:t>
       </w:r>
       <w:r>
-        <w:t>. Nach einer Bewertung wird automatisch der nächste Körper geladen.</w:t>
+        <w:t xml:space="preserve"> für </w:t>
+      </w:r>
+      <w:r>
+        <w:rPr>
+          <w:rFonts w:ascii="Consolas" w:hAnsi="Consolas"/>
+          <w:sz w:val="16"/>
+        </w:rPr>
+        <w:t>?</w:t>
+      </w:r>
+      <w:r>
+        <w:t xml:space="preserve"> / </w:t>
+      </w:r>
+      <w:r>
+        <w:rPr>
+          <w:rFonts w:ascii="Consolas" w:hAnsi="Consolas"/>
+          <w:sz w:val="16"/>
+        </w:rPr>
+        <w:t>×</w:t>
+      </w:r>
+      <w:r>
+        <w:t xml:space="preserve">. Er startet in Phase 2 auf </w:t>
+      </w:r>
+      <w:r>
+        <w:rPr>
+          <w:rFonts w:ascii="Consolas" w:hAnsi="Consolas"/>
+          <w:sz w:val="16"/>
+        </w:rPr>
+        <w:t>Beine zu lang</w:t>
+      </w:r>
+      <w:r>
+        <w:t xml:space="preserve">, weil dies die bekannte Ursache aller Phase-1-Unsicherheiten war. Weitere Werte sind </w:t>
+      </w:r>
+      <w:r>
+        <w:rPr>
+          <w:rFonts w:ascii="Consolas" w:hAnsi="Consolas"/>
+          <w:sz w:val="16"/>
+        </w:rPr>
+        <w:t>Beine zu kurz</w:t>
+      </w:r>
+      <w:r>
+        <w:t xml:space="preserve">, </w:t>
+      </w:r>
+      <w:r>
+        <w:rPr>
+          <w:rFonts w:ascii="Consolas" w:hAnsi="Consolas"/>
+          <w:sz w:val="16"/>
+        </w:rPr>
+        <w:t>Torso / Proportion</w:t>
+      </w:r>
+      <w:r>
+        <w:t xml:space="preserve">, </w:t>
+      </w:r>
+      <w:r>
+        <w:rPr>
+          <w:rFonts w:ascii="Consolas" w:hAnsi="Consolas"/>
+          <w:sz w:val="16"/>
+        </w:rPr>
+        <w:t>Masse / Breite</w:t>
+      </w:r>
+      <w:r>
+        <w:t xml:space="preserve">, </w:t>
+      </w:r>
+      <w:r>
+        <w:rPr>
+          <w:rFonts w:ascii="Consolas" w:hAnsi="Consolas"/>
+          <w:sz w:val="16"/>
+        </w:rPr>
+        <w:t>Sonstiges</w:t>
+      </w:r>
+      <w:r>
+        <w:t xml:space="preserve"> oder kein Grund. Der Audit blockiert niemals auf eine Begründung.</w:t>
       </w:r>
     </w:p>
     <w:p>
       <w:pPr>
         <w:pStyle w:val="Heading2"/>
-        <w:spacing w:before="100" w:after="40"/>
       </w:pPr>
       <w:r>
-        <w:t>Kamera-/Zoom-Regel</w:t>
+        <w:t>Datenbasis Phase 2</w:t>
       </w:r>
     </w:p>
     <w:p>
       <w:pPr>
-        <w:pStyle w:val="ListBullet"/>
-        <w:spacing w:after="0"/>
-        <w:ind w:left="255" w:hanging="113"/>
+        <w:spacing w:after="60"/>
       </w:pPr>
       <w:r>
-        <w:t>Beim Eintritt in BODY BANK wird der aktuelle Körper einmal initial eingerahmt.</w:t>
+        <w:t>Der Build enthält zwei reproduzierbare Dateien:</w:t>
       </w:r>
     </w:p>
     <w:p>
       <w:pPr>
         <w:pStyle w:val="ListBullet"/>
-        <w:spacing w:after="0"/>
-        <w:ind w:left="255" w:hanging="113"/>
+        <w:spacing w:after="20"/>
       </w:pPr>
       <w:r>
-        <w:t xml:space="preserve">Danach bleiben </w:t>
+        <w:rPr>
+          <w:rFonts w:ascii="Consolas" w:hAnsi="Consolas"/>
+          <w:sz w:val="16"/>
+        </w:rPr>
+        <w:t>body-bank-phase1-audit-seed-v1.json</w:t>
+      </w:r>
+      <w:r>
+        <w:t xml:space="preserve">: konsolidiert die 95 eindeutigen Phase-1-Körper, Originalurteile und die nachträgliche </w:t>
       </w:r>
       <w:r>
         <w:rPr>
-          <w:b/>
+          <w:rFonts w:ascii="Consolas" w:hAnsi="Consolas"/>
+          <w:sz w:val="16"/>
         </w:rPr>
-        <w:t>manueller Zoom, Orbit-Ziel, Kameradistanz und Blickausschnitt beim Personenwechsel unverändert</w:t>
+        <w:t>legs-too-long</w:t>
       </w:r>
       <w:r>
-        <w:t>.</w:t>
+        <w:t>-Annotation.</w:t>
       </w:r>
     </w:p>
     <w:p>
       <w:pPr>
         <w:pStyle w:val="ListBullet"/>
-        <w:spacing w:after="0"/>
-        <w:ind w:left="255" w:hanging="113"/>
+        <w:spacing w:after="20"/>
       </w:pPr>
       <w:r>
-        <w:t>Weder Bewertung, Zurück/Weiter, Posewechsel noch Animation dürfen die Kamera neu einrahmen.</w:t>
+        <w:rPr>
+          <w:rFonts w:ascii="Consolas" w:hAnsi="Consolas"/>
+          <w:sz w:val="16"/>
+        </w:rPr>
+        <w:t>body-bank-phase2-plan-v1.json</w:t>
+      </w:r>
+      <w:r>
+        <w:t>: enthält den vollständigen 380+20-Plan und die verwendeten Phase-1-Anker.</w:t>
       </w:r>
     </w:p>
     <w:p>
       <w:pPr>
-        <w:pStyle w:val="ListBullet"/>
-        <w:spacing w:after="0"/>
-        <w:ind w:left="255" w:hanging="113"/>
+        <w:spacing w:after="60"/>
       </w:pPr>
       <w:r>
-        <w:rPr>
-          <w:b/>
-        </w:rPr>
-        <w:t>Nur ein aktiver Klick auf Vorne / 3/4 / Seite / Hinten</w:t>
-      </w:r>
-      <w:r>
-        <w:t xml:space="preserve"> darf eine neue standardisierte Kameraeinstellung setzen.</w:t>
+        <w:t>Dadurch ist nachvollziehbar, aus welchem Human-Audit jeder Phase-2-Kandidat abgeleitet wurde.</w:t>
       </w:r>
     </w:p>
     <w:p>
       <w:pPr>
-        <w:pStyle w:val="Heading2"/>
-        <w:spacing w:before="100" w:after="40"/>
-      </w:pPr>
-      <w:r>
-        <w:t>Pose und Bewegung</w:t>
-      </w:r>
-    </w:p>
-    <w:p>
-      <w:pPr>
-        <w:spacing w:after="60" w:line="245" w:lineRule="auto"/>
-      </w:pPr>
-      <w:r>
-        <w:t>Für die visuelle Plausibilitätsprüfung stehen statische Posen und Bewegungen zur Verfügung:</w:t>
-      </w:r>
-    </w:p>
-    <w:p>
-      <w:pPr>
-        <w:pStyle w:val="ListBullet"/>
-        <w:spacing w:after="0"/>
-        <w:ind w:left="255" w:hanging="113"/>
-      </w:pPr>
-      <w:r>
-        <w:t>T-Pose,</w:t>
-      </w:r>
-    </w:p>
-    <w:p>
-      <w:pPr>
-        <w:pStyle w:val="ListBullet"/>
-        <w:spacing w:after="0"/>
-        <w:ind w:left="255" w:hanging="113"/>
-      </w:pPr>
-      <w:r>
-        <w:t>anthropometrisches/ruhiges Stehen,</w:t>
-      </w:r>
-    </w:p>
-    <w:p>
-      <w:pPr>
-        <w:pStyle w:val="ListBullet"/>
-        <w:spacing w:after="0"/>
-        <w:ind w:left="255" w:hanging="113"/>
-      </w:pPr>
-      <w:r>
-        <w:t>Kniebeuge, Lauf- und Action-Pose,</w:t>
-      </w:r>
-    </w:p>
-    <w:p>
-      <w:pPr>
-        <w:pStyle w:val="ListBullet"/>
-        <w:spacing w:after="0"/>
-        <w:ind w:left="255" w:hanging="113"/>
-      </w:pPr>
-      <w:r>
-        <w:t>synthetischer Gang-Loop,</w:t>
-      </w:r>
-    </w:p>
-    <w:p>
-      <w:pPr>
-        <w:pStyle w:val="ListBullet"/>
-        <w:spacing w:after="0"/>
-        <w:ind w:left="255" w:hanging="113"/>
-      </w:pPr>
-      <w:r>
-        <w:t>Rig-Stress-Loop,</w:t>
-      </w:r>
-    </w:p>
-    <w:p>
-      <w:pPr>
-        <w:pStyle w:val="ListBullet"/>
-        <w:spacing w:after="0"/>
-        <w:ind w:left="255" w:hanging="113"/>
-      </w:pPr>
-      <w:r>
-        <w:t>optional importierte FBX/NPY/NPZ-Animationen aus dem bereits vorhandenen Sammy-Animationspfad.</w:t>
-      </w:r>
-    </w:p>
-    <w:p>
-      <w:pPr>
-        <w:spacing w:after="60" w:line="245" w:lineRule="auto"/>
-      </w:pPr>
-      <w:r>
-        <w:t>Animationen können pausiert und in der Geschwindigkeit verändert werden. Ein Personenwechsel behält die aktuell gewählte Pose bzw. den laufenden/pausierten Bewegungszustand bei. Die Körper-ID und das Anny-Rezept werden dadurch nicht verändert.</w:t>
-      </w:r>
-    </w:p>
-    <w:p>
-      <w:pPr>
-        <w:pStyle w:val="Heading2"/>
-        <w:spacing w:before="100" w:after="40"/>
-      </w:pPr>
-      <w:r>
-        <w:t>Audit-Export</w:t>
-      </w:r>
-    </w:p>
-    <w:p>
-      <w:pPr>
-        <w:spacing w:after="60" w:line="245" w:lineRule="auto"/>
-      </w:pPr>
-      <w:r>
-        <w:t>Der JSON-Export enthält intern:</w:t>
-      </w:r>
-    </w:p>
-    <w:p>
-      <w:pPr>
-        <w:pStyle w:val="ListBullet"/>
-        <w:spacing w:after="0"/>
-        <w:ind w:left="255" w:hanging="113"/>
-      </w:pPr>
-      <w:r>
-        <w:t>Case-ID / Body-ID / Family-ID,</w:t>
-      </w:r>
-    </w:p>
-    <w:p>
-      <w:pPr>
-        <w:pStyle w:val="ListBullet"/>
-        <w:spacing w:after="0"/>
-        <w:ind w:left="255" w:hanging="113"/>
-      </w:pPr>
-      <w:r>
-        <w:t>Repeat-Beziehung,</w:t>
-      </w:r>
-    </w:p>
-    <w:p>
-      <w:pPr>
-        <w:pStyle w:val="ListBullet"/>
-        <w:spacing w:after="0"/>
-        <w:ind w:left="255" w:hanging="113"/>
-      </w:pPr>
-      <w:r>
-        <w:t>Bewertung und Zeitpunkt,</w:t>
-      </w:r>
-    </w:p>
-    <w:p>
-      <w:pPr>
-        <w:pStyle w:val="ListBullet"/>
-        <w:spacing w:after="0"/>
-        <w:ind w:left="255" w:hanging="113"/>
-      </w:pPr>
-      <w:r>
-        <w:t>vollständiges Anny-Core-Rezept,</w:t>
-      </w:r>
-    </w:p>
-    <w:p>
-      <w:pPr>
-        <w:pStyle w:val="ListBullet"/>
-        <w:spacing w:after="0"/>
-        <w:ind w:left="255" w:hanging="113"/>
-      </w:pPr>
-      <w:r>
-        <w:t xml:space="preserve">versteckte </w:t>
-      </w:r>
-      <w:r>
-        <w:rPr>
-          <w:b/>
-        </w:rPr>
-        <w:t>pose-unabhängige Rest-Shape-Snapshots</w:t>
-      </w:r>
-      <w:r>
-        <w:t xml:space="preserve"> grundlegender Maße,</w:t>
-      </w:r>
-    </w:p>
-    <w:p>
-      <w:pPr>
-        <w:pStyle w:val="ListBullet"/>
-        <w:spacing w:after="0"/>
-        <w:ind w:left="255" w:hanging="113"/>
-      </w:pPr>
-      <w:r>
-        <w:t>Basis-Autocheck,</w:t>
-      </w:r>
-    </w:p>
-    <w:p>
-      <w:pPr>
-        <w:pStyle w:val="ListBullet"/>
-        <w:spacing w:after="0"/>
-        <w:ind w:left="255" w:hanging="113"/>
-      </w:pPr>
-      <w:r>
-        <w:t>Erzeugungsmetadaten,</w:t>
-      </w:r>
-    </w:p>
-    <w:p>
-      <w:pPr>
-        <w:pStyle w:val="ListBullet"/>
-        <w:spacing w:after="0"/>
-        <w:ind w:left="255" w:hanging="113"/>
-      </w:pPr>
-      <w:r>
-        <w:t>Review-Kontext pro Bewertung (Viewport, Pose/Animation, Play/Pause, Tempo, Kameradistanz),</w:t>
-      </w:r>
-    </w:p>
-    <w:p>
-      <w:pPr>
-        <w:pStyle w:val="ListBullet"/>
-        <w:spacing w:after="0"/>
-        <w:ind w:left="255" w:hanging="113"/>
-      </w:pPr>
-      <w:r>
-        <w:t>Repeat-Konsistenz-Zusammenfassung.</w:t>
-      </w:r>
-    </w:p>
-    <w:p>
-      <w:pPr>
-        <w:spacing w:after="60" w:line="245" w:lineRule="auto"/>
-      </w:pPr>
-      <w:r>
-        <w:t>Die versteckten Mess-Snapshots werden absichtlich am Rest-Shape ermittelt. Dadurch kann eine während des visuellen Audits laufende Animation die numerische Basisprüfung nicht verfälschen.</w:t>
-      </w:r>
-    </w:p>
-    <w:p>
-      <w:pPr>
         <w:pStyle w:val="Heading1"/>
-        <w:spacing w:before="160" w:after="60"/>
       </w:pPr>
       <w:r>
         <w:t>6. Rolle des bisherigen Wissens</w:t>
@@ -1013,7 +1056,7 @@
     </w:p>
     <w:p>
       <w:pPr>
-        <w:spacing w:after="60" w:line="245" w:lineRule="auto"/>
+        <w:spacing w:after="60"/>
       </w:pPr>
       <w:r>
         <w:t xml:space="preserve">Die bisherige Arbeit wird </w:t>
@@ -1030,7 +1073,7 @@
     </w:p>
     <w:p>
       <w:pPr>
-        <w:spacing w:after="60" w:line="245" w:lineRule="auto"/>
+        <w:spacing w:after="60"/>
       </w:pPr>
       <w:r>
         <w:t>Weiterzuverwenden sind insbesondere:</w:t>
@@ -1039,8 +1082,7 @@
     <w:p>
       <w:pPr>
         <w:pStyle w:val="ListBullet"/>
-        <w:spacing w:after="0"/>
-        <w:ind w:left="255" w:hanging="113"/>
+        <w:spacing w:after="20"/>
       </w:pPr>
       <w:r>
         <w:t>Landmark- und Messdefinitionen,</w:t>
@@ -1049,8 +1091,7 @@
     <w:p>
       <w:pPr>
         <w:pStyle w:val="ListBullet"/>
-        <w:spacing w:after="0"/>
-        <w:ind w:left="255" w:hanging="113"/>
+        <w:spacing w:after="20"/>
       </w:pPr>
       <w:r>
         <w:t>geometrische Messoperatoren und Region-Masks,</w:t>
@@ -1059,8 +1100,7 @@
     <w:p>
       <w:pPr>
         <w:pStyle w:val="ListBullet"/>
-        <w:spacing w:after="0"/>
-        <w:ind w:left="255" w:hanging="113"/>
+        <w:spacing w:after="20"/>
       </w:pPr>
       <w:r>
         <w:t>Symmetrie-Regeln,</w:t>
@@ -1069,8 +1109,7 @@
     <w:p>
       <w:pPr>
         <w:pStyle w:val="ListBullet"/>
-        <w:spacing w:after="0"/>
-        <w:ind w:left="255" w:hanging="113"/>
+        <w:spacing w:after="20"/>
       </w:pPr>
       <w:r>
         <w:t>Morph Influence Atlas,</w:t>
@@ -1079,8 +1118,7 @@
     <w:p>
       <w:pPr>
         <w:pStyle w:val="ListBullet"/>
-        <w:spacing w:after="0"/>
-        <w:ind w:left="255" w:hanging="113"/>
+        <w:spacing w:after="20"/>
       </w:pPr>
       <w:r>
         <w:t>Morph Observatory / Skelettreaktionen,</w:t>
@@ -1089,8 +1127,7 @@
     <w:p>
       <w:pPr>
         <w:pStyle w:val="ListBullet"/>
-        <w:spacing w:after="0"/>
-        <w:ind w:left="255" w:hanging="113"/>
+        <w:spacing w:after="20"/>
       </w:pPr>
       <w:r>
         <w:t>gekoppelte Morph-/Slidergruppen,</w:t>
@@ -1099,8 +1136,7 @@
     <w:p>
       <w:pPr>
         <w:pStyle w:val="ListBullet"/>
-        <w:spacing w:after="0"/>
-        <w:ind w:left="255" w:hanging="113"/>
+        <w:spacing w:after="20"/>
       </w:pPr>
       <w:r>
         <w:t>Stabilitäts- und Regressions-Gates,</w:t>
@@ -1109,8 +1145,7 @@
     <w:p>
       <w:pPr>
         <w:pStyle w:val="ListBullet"/>
-        <w:spacing w:after="0"/>
-        <w:ind w:left="255" w:hanging="113"/>
+        <w:spacing w:after="20"/>
       </w:pPr>
       <w:r>
         <w:t>ANSUR-/Studienwissen als Mess- und Plausibilitätsreferenz,</w:t>
@@ -1119,8 +1154,7 @@
     <w:p>
       <w:pPr>
         <w:pStyle w:val="ListBullet"/>
-        <w:spacing w:after="0"/>
-        <w:ind w:left="255" w:hanging="113"/>
+        <w:spacing w:after="20"/>
       </w:pPr>
       <w:r>
         <w:t>Solver-Fehlschläge als Information über ungeeignete Freiheitsgrade und Cross-Region-Risiken.</w:t>
@@ -1128,7 +1162,7 @@
     </w:p>
     <w:p>
       <w:pPr>
-        <w:spacing w:after="60" w:line="245" w:lineRule="auto"/>
+        <w:spacing w:after="60"/>
       </w:pPr>
       <w:r>
         <w:t>Diese Informationen sollen den Body-Bank-Generator, automatische Plausibilitätschecks und spätere lokale Fitter begrenzen, nicht erneut einen freien globalen Solver rechtfertigen.</w:t>
@@ -1137,7 +1171,6 @@
     <w:p>
       <w:pPr>
         <w:pStyle w:val="Heading1"/>
-        <w:spacing w:before="160" w:after="60"/>
       </w:pPr>
       <w:r>
         <w:t>7. ANSUR / externe Studien</w:t>
@@ -1145,7 +1178,7 @@
     </w:p>
     <w:p>
       <w:pPr>
-        <w:spacing w:after="60" w:line="245" w:lineRule="auto"/>
+        <w:spacing w:after="60"/>
       </w:pPr>
       <w:r>
         <w:t xml:space="preserve">ANSUR bleibt wertvoll für präzise Messdefinitionen, Landmark-Protokolle, Posen, Messfehler und historische Vergleichstests. Es ist </w:t>
@@ -1162,7 +1195,7 @@
     </w:p>
     <w:p>
       <w:pPr>
-        <w:spacing w:after="60" w:line="245" w:lineRule="auto"/>
+        <w:spacing w:after="60"/>
       </w:pPr>
       <w:r>
         <w:t>Externe Populationsdaten können später genutzt werden, um aus wenigen Nutzerdaten plausible fehlende Maße bzw. Lookup-Ziele zu schätzen. Die aktuelle Body-Bank-Phase soll jedoch nicht erneut durch einen Studienwechsel blockiert werden.</w:t>
@@ -1171,7 +1204,6 @@
     <w:p>
       <w:pPr>
         <w:pStyle w:val="Heading1"/>
-        <w:spacing w:before="160" w:after="60"/>
       </w:pPr>
       <w:r>
         <w:t>8. Produktionspfad vs. Forschungsarchiv</w:t>
@@ -1180,7 +1212,6 @@
     <w:p>
       <w:pPr>
         <w:pStyle w:val="Heading2"/>
-        <w:spacing w:before="100" w:after="40"/>
       </w:pPr>
       <w:r>
         <w:t>Aktueller Produktions-/Produktpfad</w:t>
@@ -1189,8 +1220,7 @@
     <w:p>
       <w:pPr>
         <w:pStyle w:val="ListBullet"/>
-        <w:spacing w:after="0"/>
-        <w:ind w:left="255" w:hanging="113"/>
+        <w:spacing w:after="20"/>
       </w:pPr>
       <w:r>
         <w:t>Body Fit v1.2 aus v0.8.27.2 bleibt als bestehender Minimal-Prototyp verfügbar.</w:t>
@@ -1199,17 +1229,15 @@
     <w:p>
       <w:pPr>
         <w:pStyle w:val="ListBullet"/>
-        <w:spacing w:after="0"/>
-        <w:ind w:left="255" w:hanging="113"/>
+        <w:spacing w:after="20"/>
       </w:pPr>
       <w:r>
-        <w:t>v0.8.28.2 prüft parallel den neuen Body-Bank-/Audit-Pfad als bevorzugte nächste Architektur. Gegenüber v0.8.28.1 bleibt die Queue unverändert; neu sind persistenter Audit-Zoom/Orbit sowie Pose-/Animationskontrolle innerhalb von BANK.</w:t>
+        <w:t>v0.8.28.3 setzt den Body-Bank-/Audit-Pfad mit dem ersten echten Folge-Gate fort: Phase-1-Human-Anker werden für lokale Proportionsgrenzen sowie bewusste Extrem- und Randraumfälle genutzt. Der Runtime-Lookup/Fitter bleibt weiterhin deaktiviert, bis dieser Raum ausreichend kartiert ist.</w:t>
       </w:r>
     </w:p>
     <w:p>
       <w:pPr>
         <w:pStyle w:val="Heading2"/>
-        <w:spacing w:before="100" w:after="40"/>
       </w:pPr>
       <w:r>
         <w:t>Forschungsarchiv</w:t>
@@ -1217,7 +1245,7 @@
     </w:p>
     <w:p>
       <w:pPr>
-        <w:spacing w:after="60" w:line="245" w:lineRule="auto"/>
+        <w:spacing w:after="60"/>
       </w:pPr>
       <w:r>
         <w:t>Weiter verfügbar, aber nicht automatisch Produktionsarchitektur:</w:t>
@@ -1226,8 +1254,7 @@
     <w:p>
       <w:pPr>
         <w:pStyle w:val="ListBullet"/>
-        <w:spacing w:after="0"/>
-        <w:ind w:left="255" w:hanging="113"/>
+        <w:spacing w:after="20"/>
       </w:pPr>
       <w:r>
         <w:t>Solver24,</w:t>
@@ -1236,8 +1263,7 @@
     <w:p>
       <w:pPr>
         <w:pStyle w:val="ListBullet"/>
-        <w:spacing w:after="0"/>
-        <w:ind w:left="255" w:hanging="113"/>
+        <w:spacing w:after="20"/>
       </w:pPr>
       <w:r>
         <w:t>Solver V2 Proof,</w:t>
@@ -1246,8 +1272,7 @@
     <w:p>
       <w:pPr>
         <w:pStyle w:val="ListBullet"/>
-        <w:spacing w:after="0"/>
-        <w:ind w:left="255" w:hanging="113"/>
+        <w:spacing w:after="20"/>
       </w:pPr>
       <w:r>
         <w:t>Real-ANSUR-Stress,</w:t>
@@ -1256,8 +1281,7 @@
     <w:p>
       <w:pPr>
         <w:pStyle w:val="ListBullet"/>
-        <w:spacing w:after="0"/>
-        <w:ind w:left="255" w:hanging="113"/>
+        <w:spacing w:after="20"/>
       </w:pPr>
       <w:r>
         <w:t>Pragmatic Repair / Residual Convergence,</w:t>
@@ -1266,8 +1290,7 @@
     <w:p>
       <w:pPr>
         <w:pStyle w:val="ListBullet"/>
-        <w:spacing w:after="0"/>
-        <w:ind w:left="255" w:hanging="113"/>
+        <w:spacing w:after="20"/>
       </w:pPr>
       <w:r>
         <w:t>Morph &lt;-&gt; Messebene Alignment,</w:t>
@@ -1276,8 +1299,7 @@
     <w:p>
       <w:pPr>
         <w:pStyle w:val="ListBullet"/>
-        <w:spacing w:after="0"/>
-        <w:ind w:left="255" w:hanging="113"/>
+        <w:spacing w:after="20"/>
       </w:pPr>
       <w:r>
         <w:t>Solver Shape Layer,</w:t>
@@ -1286,8 +1308,7 @@
     <w:p>
       <w:pPr>
         <w:pStyle w:val="ListBullet"/>
-        <w:spacing w:after="0"/>
-        <w:ind w:left="255" w:hanging="113"/>
+        <w:spacing w:after="20"/>
       </w:pPr>
       <w:r>
         <w:t>Legacy Blind Audit (</w:t>
@@ -1305,7 +1326,7 @@
     </w:p>
     <w:p>
       <w:pPr>
-        <w:spacing w:after="60" w:line="245" w:lineRule="auto"/>
+        <w:spacing w:after="60"/>
       </w:pPr>
       <w:r>
         <w:t>Diese Pfade dürfen als Diagnose, Vergleich oder Datenquelle genutzt werden. Ein fehlgeschlagener Body-Bank-Test ist kein automatischer Auftrag, zu einem alten globalen Solver zurückzukehren.</w:t>
@@ -1314,7 +1335,6 @@
     <w:p>
       <w:pPr>
         <w:pStyle w:val="Heading1"/>
-        <w:spacing w:before="160" w:after="60"/>
       </w:pPr>
       <w:r>
         <w:t>9. Nicht verhandelbare technische Regeln</w:t>
@@ -1323,8 +1343,7 @@
     <w:p>
       <w:pPr>
         <w:pStyle w:val="ListBullet"/>
-        <w:spacing w:after="0"/>
-        <w:ind w:left="255" w:hanging="113"/>
+        <w:spacing w:after="20"/>
       </w:pPr>
       <w:r>
         <w:t>Anatomische Regionen bleiben strikt getrennt; Torsomaße dürfen keine Arme fangen.</w:t>
@@ -1333,8 +1352,7 @@
     <w:p>
       <w:pPr>
         <w:pStyle w:val="ListBullet"/>
-        <w:spacing w:after="0"/>
-        <w:ind w:left="255" w:hanging="113"/>
+        <w:spacing w:after="20"/>
       </w:pPr>
       <w:r>
         <w:t>Symmetrische Parameter müssen bilateral konsistent wirken, sofern kein expliziter asymmetrischer Modus vorliegt.</w:t>
@@ -1343,8 +1361,7 @@
     <w:p>
       <w:pPr>
         <w:pStyle w:val="ListBullet"/>
-        <w:spacing w:after="0"/>
-        <w:ind w:left="255" w:hanging="113"/>
+        <w:spacing w:after="20"/>
       </w:pPr>
       <w:r>
         <w:t>Morphs dürfen nur für fachlich passende Körperregionen geroutet werden.</w:t>
@@ -1353,8 +1370,7 @@
     <w:p>
       <w:pPr>
         <w:pStyle w:val="ListBullet"/>
-        <w:spacing w:after="0"/>
-        <w:ind w:left="255" w:hanging="113"/>
+        <w:spacing w:after="20"/>
       </w:pPr>
       <w:r>
         <w:t>Gekoppelte Formänderungen (z. B. Width + Depth für einen Umfang) dürfen als semantischer Controller behandelt werden, wenn dies geometrisch sinnvoll ist.</w:t>
@@ -1363,8 +1379,7 @@
     <w:p>
       <w:pPr>
         <w:pStyle w:val="ListBullet"/>
-        <w:spacing w:after="0"/>
-        <w:ind w:left="255" w:hanging="113"/>
+        <w:spacing w:after="20"/>
       </w:pPr>
       <w:r>
         <w:t>Messfehler, Mesh-Limit, Lookup-Abdeckung und Fitterfehler müssen separat diagnostizierbar bleiben.</w:t>
@@ -1373,8 +1388,7 @@
     <w:p>
       <w:pPr>
         <w:pStyle w:val="ListBullet"/>
-        <w:spacing w:after="0"/>
-        <w:ind w:left="255" w:hanging="113"/>
+        <w:spacing w:after="20"/>
       </w:pPr>
       <w:r>
         <w:t>iPhone/Safari-Tauglichkeit und Resume/Persistenz sind Pflicht.</w:t>
@@ -1383,25 +1397,24 @@
     <w:p>
       <w:pPr>
         <w:pStyle w:val="Heading1"/>
-        <w:spacing w:before="160" w:after="60"/>
       </w:pPr>
       <w:r>
-        <w:t>10. Nächster Gate nach v0.8.28.2</w:t>
+        <w:t>10. Nächster Gate nach v0.8.28.3</w:t>
       </w:r>
     </w:p>
     <w:p>
       <w:pPr>
-        <w:spacing w:after="60" w:line="245" w:lineRule="auto"/>
+        <w:spacing w:after="60"/>
       </w:pPr>
       <w:r>
-        <w:t xml:space="preserve">Der Nutzer auditiert die 100 Fälle und exportiert </w:t>
+        <w:t xml:space="preserve">Der Nutzer auditiert die 400 Phase-2-Fälle und exportiert </w:t>
       </w:r>
       <w:r>
         <w:rPr>
           <w:rFonts w:ascii="Consolas" w:hAnsi="Consolas"/>
           <w:sz w:val="16"/>
         </w:rPr>
-        <w:t>Sammy_BODY_BANK_AUDIT_*.json</w:t>
+        <w:t>Sammy_BODY_BANK_PHASE2_AUDIT_*.json</w:t>
       </w:r>
       <w:r>
         <w:t>.</w:t>
@@ -1409,140 +1422,234 @@
     </w:p>
     <w:p>
       <w:pPr>
-        <w:spacing w:after="60" w:line="245" w:lineRule="auto"/>
+        <w:spacing w:after="60"/>
       </w:pPr>
       <w:r>
-        <w:t>Danach werden mindestens bewertet:</w:t>
+        <w:t>Danach werden mindestens getrennt bewertet:</w:t>
       </w:r>
     </w:p>
     <w:p>
       <w:pPr>
-        <w:spacing w:after="0"/>
-        <w:ind w:left="312" w:hanging="255"/>
+        <w:spacing w:after="20"/>
+        <w:ind w:left="312" w:hanging="227"/>
       </w:pPr>
       <w:r>
-        <w:t xml:space="preserve">1.  Anteil </w:t>
+        <w:t xml:space="preserve">1. </w:t>
+      </w:r>
+      <w:r>
+        <w:rPr>
+          <w:b/>
+        </w:rPr>
+        <w:t>Lange-Beine-Grenze:</w:t>
+      </w:r>
+      <w:r>
+        <w:t xml:space="preserve"> Zusammenhang zwischen </w:t>
       </w:r>
       <w:r>
         <w:rPr>
           <w:rFonts w:ascii="Consolas" w:hAnsi="Consolas"/>
           <w:sz w:val="16"/>
         </w:rPr>
-        <w:t>Plausibel</w:t>
+        <w:t>legs-too-long</w:t>
       </w:r>
       <w:r>
-        <w:t xml:space="preserve"> / </w:t>
+        <w:t xml:space="preserve"> und den neuen exakten Rest-Rig-Kennzahlen (</w:t>
       </w:r>
       <w:r>
         <w:rPr>
           <w:rFonts w:ascii="Consolas" w:hAnsi="Consolas"/>
           <w:sz w:val="16"/>
         </w:rPr>
-        <w:t>Unsicher</w:t>
+        <w:t>hipJointHeightRatio</w:t>
       </w:r>
       <w:r>
-        <w:t xml:space="preserve"> / </w:t>
+        <w:t xml:space="preserve">, </w:t>
       </w:r>
       <w:r>
         <w:rPr>
           <w:rFonts w:ascii="Consolas" w:hAnsi="Consolas"/>
           <w:sz w:val="16"/>
         </w:rPr>
-        <w:t>Unplausibel</w:t>
+        <w:t>legChainRatio</w:t>
       </w:r>
       <w:r>
-        <w:t>.</w:t>
+        <w:t xml:space="preserve">, </w:t>
+      </w:r>
+      <w:r>
+        <w:rPr>
+          <w:rFonts w:ascii="Consolas" w:hAnsi="Consolas"/>
+          <w:sz w:val="16"/>
+        </w:rPr>
+        <w:t>torsoChainRatio</w:t>
+      </w:r>
+      <w:r>
+        <w:t>) innerhalb einzelner Körperfamilien.</w:t>
       </w:r>
     </w:p>
     <w:p>
       <w:pPr>
-        <w:spacing w:after="0"/>
-        <w:ind w:left="312" w:hanging="255"/>
+        <w:spacing w:after="20"/>
+        <w:ind w:left="312" w:hanging="227"/>
       </w:pPr>
       <w:r>
-        <w:t>2.  Konsistenz der fünf verdeckten Wiederholungen.</w:t>
+        <w:t xml:space="preserve">2. </w:t>
+      </w:r>
+      <w:r>
+        <w:rPr>
+          <w:b/>
+        </w:rPr>
+        <w:t>Kontextabhängigkeit:</w:t>
+      </w:r>
+      <w:r>
+        <w:t xml:space="preserve"> ob ähnliche Skelettverhältnisse in verschiedenen Körperfamilien unterschiedlich bewertet werden und deshalb lokale statt globale Grenzen nötig bleiben.</w:t>
       </w:r>
     </w:p>
     <w:p>
       <w:pPr>
-        <w:spacing w:after="0"/>
-        <w:ind w:left="312" w:hanging="255"/>
+        <w:spacing w:after="20"/>
+        <w:ind w:left="312" w:hanging="227"/>
       </w:pPr>
       <w:r>
-        <w:t>3.  Welche Körperfamilien viele lokale Ablehnungen enthalten.</w:t>
+        <w:t xml:space="preserve">3. </w:t>
+      </w:r>
+      <w:r>
+        <w:rPr>
+          <w:b/>
+        </w:rPr>
+        <w:t>Extremraum:</w:t>
+      </w:r>
+      <w:r>
+        <w:t xml:space="preserve"> welche der absichtlich weit getriebenen Core-Kombinationen noch plausibel sind und wo echte lokale Ablehnungsregionen beginnen.</w:t>
       </w:r>
     </w:p>
     <w:p>
       <w:pPr>
-        <w:spacing w:after="0"/>
-        <w:ind w:left="312" w:hanging="255"/>
+        <w:spacing w:after="20"/>
+        <w:ind w:left="312" w:hanging="227"/>
       </w:pPr>
       <w:r>
-        <w:t>4.  Ob ein ausreichend großer zusammenhängender Satz akzeptierter Basiskörper entsteht.</w:t>
+        <w:t xml:space="preserve">4. </w:t>
+      </w:r>
+      <w:r>
+        <w:rPr>
+          <w:b/>
+        </w:rPr>
+        <w:t>Breite Randabdeckung:</w:t>
+      </w:r>
+      <w:r>
+        <w:t xml:space="preserve"> ob außerhalb des bisherigen komfortablen Innenraums weitere plausible Inseln existieren.</w:t>
       </w:r>
     </w:p>
     <w:p>
       <w:pPr>
-        <w:spacing w:after="60" w:line="245" w:lineRule="auto"/>
+        <w:spacing w:after="20"/>
+        <w:ind w:left="312" w:hanging="227"/>
       </w:pPr>
       <w:r>
-        <w:t>Nur wenn dieser Gate brauchbar ausfällt, folgt Phase 2:</w:t>
+        <w:t xml:space="preserve">5. </w:t>
+      </w:r>
+      <w:r>
+        <w:rPr>
+          <w:b/>
+        </w:rPr>
+        <w:t>Reviewer-Konsistenz:</w:t>
+      </w:r>
+      <w:r>
+        <w:t xml:space="preserve"> 20 verdeckte Wiederholungen, getrennt nach Proportions-, Extrem- und Randfällen.</w:t>
       </w:r>
     </w:p>
     <w:p>
       <w:pPr>
-        <w:pStyle w:val="ListBullet"/>
-        <w:spacing w:after="0"/>
-        <w:ind w:left="255" w:hanging="113"/>
+        <w:spacing w:after="20"/>
+        <w:ind w:left="312" w:hanging="227"/>
       </w:pPr>
       <w:r>
-        <w:t>akzeptierte Anker auswählen,</w:t>
+        <w:t xml:space="preserve">6. </w:t>
+      </w:r>
+      <w:r>
+        <w:rPr>
+          <w:b/>
+        </w:rPr>
+        <w:t>Zusammenhängender akzeptierter Raum:</w:t>
+      </w:r>
+      <w:r>
+        <w:t xml:space="preserve"> ob genug </w:t>
+      </w:r>
+      <w:r>
+        <w:rPr>
+          <w:rFonts w:ascii="Consolas" w:hAnsi="Consolas"/>
+          <w:sz w:val="16"/>
+        </w:rPr>
+        <w:t>HUMAN_ACCEPTED</w:t>
+      </w:r>
+      <w:r>
+        <w:t>-Anker und lokale Übergänge für einen ersten Lookup-Prototyp vorhanden sind.</w:t>
       </w:r>
     </w:p>
     <w:p>
       <w:pPr>
-        <w:pStyle w:val="ListBullet"/>
-        <w:spacing w:after="0"/>
-        <w:ind w:left="255" w:hanging="113"/>
+        <w:spacing w:after="60"/>
       </w:pPr>
       <w:r>
-        <w:t>kleine lokale Variationen um einzelne Körperfamilien erzeugen,</w:t>
+        <w:t>Erst wenn diese Auswertung brauchbar ist, folgt der nächste technische Proof:</w:t>
       </w:r>
     </w:p>
     <w:p>
       <w:pPr>
         <w:pStyle w:val="ListBullet"/>
-        <w:spacing w:after="0"/>
-        <w:ind w:left="255" w:hanging="113"/>
+        <w:spacing w:after="20"/>
       </w:pPr>
       <w:r>
-        <w:t>kontextabhängige Grenzen testen,</w:t>
+        <w:t>Top-K-Lookup auf akzeptierten Anny-Rezepten,</w:t>
       </w:r>
     </w:p>
     <w:p>
       <w:pPr>
         <w:pStyle w:val="ListBullet"/>
-        <w:spacing w:after="0"/>
-        <w:ind w:left="255" w:hanging="113"/>
+        <w:spacing w:after="20"/>
       </w:pPr>
       <w:r>
-        <w:t>sichere lokale Kanten aufbauen,</w:t>
+        <w:t>zunächst nur mit wenigen stabilen Eingaben,</w:t>
       </w:r>
     </w:p>
     <w:p>
       <w:pPr>
         <w:pStyle w:val="ListBullet"/>
-        <w:spacing w:after="0"/>
-        <w:ind w:left="255" w:hanging="113"/>
+        <w:spacing w:after="20"/>
       </w:pPr>
       <w:r>
-        <w:t>danach einen Body-Bank-Lookup + Minimal-Fitter testen.</w:t>
+        <w:t>anschließend sehr kleiner anatomisch gerouteter lokaler Fitter,</w:t>
       </w:r>
     </w:p>
     <w:p>
       <w:pPr>
+        <w:pStyle w:val="ListBullet"/>
+        <w:spacing w:after="20"/>
+      </w:pPr>
+      <w:r>
+        <w:t>kein freier From-Scratch-Solver.</w:t>
+      </w:r>
+    </w:p>
+    <w:p>
+      <w:pPr>
+        <w:spacing w:after="60"/>
+      </w:pPr>
+      <w:r>
+        <w:t xml:space="preserve">Wenn die langen-Beine-Unsicherheit durch einen klaren, aber familienabhängigen Skelettbereich erklärt werden kann, wird daraus </w:t>
+      </w:r>
+      <w:r>
+        <w:rPr>
+          <w:b/>
+        </w:rPr>
+        <w:t>keine globale Proportions-Grenze</w:t>
+      </w:r>
+      <w:r>
+        <w:t>, sondern ein lokaler Audit-/Korridorhinweis für die jeweilige Körperfamilie.</w:t>
+      </w:r>
+    </w:p>
+    <w:p>
+      <w:pPr>
         <w:pStyle w:val="Heading1"/>
-        <w:spacing w:before="160" w:after="60"/>
       </w:pPr>
       <w:r>
         <w:t>11. Abbruch-/Entscheidungsregel</w:t>
@@ -1550,24 +1657,23 @@
     </w:p>
     <w:p>
       <w:pPr>
-        <w:spacing w:after="60" w:line="245" w:lineRule="auto"/>
+        <w:spacing w:after="60"/>
       </w:pPr>
       <w:r>
         <w:t>Wenn bereits der konservative Anny-Core-Raum überwiegend unplausibel ist oder sich keine ausreichend zusammenhängende akzeptierte Körperbank aufbauen lässt, wird nicht automatisch ein noch komplexerer Solver gebaut. Dann muss die Eignung von Anny als Basismodell selbst neu bewertet werden.</w:t>
       </w:r>
     </w:p>
     <w:p>
-      <w:pPr>
-        <w:pStyle w:val="Heading1"/>
-        <w:spacing w:before="160" w:after="60"/>
-      </w:pPr>
       <w:r>
-        <w:t>12. Änderungsprotokoll</w:t>
+        <w:br w:type="page"/>
       </w:r>
     </w:p>
     <w:p>
+      <w:pPr>
+        <w:pStyle w:val="Heading1"/>
+      </w:pPr>
       <w:r>
-        <w:br w:type="page"/>
+        <w:t>12. Änderungsprotokoll</w:t>
       </w:r>
     </w:p>
     <w:tbl>
@@ -1578,22 +1684,36 @@
         <w:tblLook w:firstColumn="1" w:firstRow="1" w:lastColumn="0" w:lastRow="0" w:noHBand="0" w:noVBand="1" w:val="04A0"/>
       </w:tblPr>
       <w:tblGrid>
-        <w:gridCol w:w="907"/>
-        <w:gridCol w:w="1361"/>
-        <w:gridCol w:w="7654"/>
+        <w:gridCol w:w="3400"/>
+        <w:gridCol w:w="3400"/>
+        <w:gridCol w:w="3400"/>
       </w:tblGrid>
       <w:tr>
+        <w:trPr>
+          <w:cantSplit/>
+        </w:trPr>
         <w:tc>
           <w:tcPr>
-            <w:tcW w:type="dxa" w:w="3437"/>
+            <w:tcW w:type="dxa" w:w="3400"/>
             <w:vAlign w:val="center"/>
-            <w:shd w:fill="E9ECEF"/>
+            <w:shd w:fill="E7E9EC"/>
           </w:tcPr>
           <w:p>
+            <w:pPr>
+              <w:spacing w:after="0" w:before="0"/>
+            </w:pPr>
             <w:r>
               <w:rPr>
+                <w:rFonts w:ascii="Arial" w:hAnsi="Arial"/>
                 <w:b/>
-                <w:sz w:val="16"/>
+                <w:sz w:val="14"/>
+              </w:rPr>
+            </w:r>
+            <w:r>
+              <w:rPr>
+                <w:rFonts w:ascii="Arial" w:hAnsi="Arial"/>
+                <w:b/>
+                <w:sz w:val="14"/>
               </w:rPr>
               <w:t>Version</w:t>
             </w:r>
@@ -1601,15 +1721,26 @@
         </w:tc>
         <w:tc>
           <w:tcPr>
-            <w:tcW w:type="dxa" w:w="3437"/>
+            <w:tcW w:type="dxa" w:w="3400"/>
             <w:vAlign w:val="center"/>
-            <w:shd w:fill="E9ECEF"/>
+            <w:shd w:fill="E7E9EC"/>
           </w:tcPr>
           <w:p>
+            <w:pPr>
+              <w:spacing w:after="0" w:before="0"/>
+            </w:pPr>
             <w:r>
               <w:rPr>
+                <w:rFonts w:ascii="Arial" w:hAnsi="Arial"/>
                 <w:b/>
-                <w:sz w:val="16"/>
+                <w:sz w:val="14"/>
+              </w:rPr>
+            </w:r>
+            <w:r>
+              <w:rPr>
+                <w:rFonts w:ascii="Arial" w:hAnsi="Arial"/>
+                <w:b/>
+                <w:sz w:val="14"/>
               </w:rPr>
               <w:t>Datum</w:t>
             </w:r>
@@ -1617,15 +1748,26 @@
         </w:tc>
         <w:tc>
           <w:tcPr>
-            <w:tcW w:type="dxa" w:w="3437"/>
+            <w:tcW w:type="dxa" w:w="3400"/>
             <w:vAlign w:val="center"/>
-            <w:shd w:fill="E9ECEF"/>
+            <w:shd w:fill="E7E9EC"/>
           </w:tcPr>
           <w:p>
+            <w:pPr>
+              <w:spacing w:after="0" w:before="0"/>
+            </w:pPr>
             <w:r>
               <w:rPr>
+                <w:rFonts w:ascii="Arial" w:hAnsi="Arial"/>
                 <w:b/>
-                <w:sz w:val="16"/>
+                <w:sz w:val="14"/>
+              </w:rPr>
+            </w:r>
+            <w:r>
+              <w:rPr>
+                <w:rFonts w:ascii="Arial" w:hAnsi="Arial"/>
+                <w:b/>
+                <w:sz w:val="14"/>
               </w:rPr>
               <w:t>Änderung</w:t>
             </w:r>
@@ -1638,12 +1780,25 @@
         </w:trPr>
         <w:tc>
           <w:tcPr>
-            <w:tcW w:type="dxa" w:w="3437"/>
+            <w:tcW w:type="dxa" w:w="3400"/>
+            <w:vAlign w:val="center"/>
           </w:tcPr>
           <w:p>
+            <w:pPr>
+              <w:spacing w:after="0" w:before="0"/>
+            </w:pPr>
             <w:r>
               <w:rPr>
-                <w:sz w:val="15"/>
+                <w:rFonts w:ascii="Arial" w:hAnsi="Arial"/>
+                <w:b w:val="0"/>
+                <w:sz w:val="14"/>
+              </w:rPr>
+            </w:r>
+            <w:r>
+              <w:rPr>
+                <w:rFonts w:ascii="Arial" w:hAnsi="Arial"/>
+                <w:b w:val="0"/>
+                <w:sz w:val="14"/>
               </w:rPr>
               <w:t>0.1</w:t>
             </w:r>
@@ -1651,12 +1806,25 @@
         </w:tc>
         <w:tc>
           <w:tcPr>
-            <w:tcW w:type="dxa" w:w="3437"/>
+            <w:tcW w:type="dxa" w:w="3400"/>
+            <w:vAlign w:val="center"/>
           </w:tcPr>
           <w:p>
+            <w:pPr>
+              <w:spacing w:after="0" w:before="0"/>
+            </w:pPr>
             <w:r>
               <w:rPr>
-                <w:sz w:val="15"/>
+                <w:rFonts w:ascii="Arial" w:hAnsi="Arial"/>
+                <w:b w:val="0"/>
+                <w:sz w:val="14"/>
+              </w:rPr>
+            </w:r>
+            <w:r>
+              <w:rPr>
+                <w:rFonts w:ascii="Arial" w:hAnsi="Arial"/>
+                <w:b w:val="0"/>
+                <w:sz w:val="14"/>
               </w:rPr>
               <w:t>22.08.2026</w:t>
             </w:r>
@@ -1664,12 +1832,25 @@
         </w:tc>
         <w:tc>
           <w:tcPr>
-            <w:tcW w:type="dxa" w:w="3437"/>
+            <w:tcW w:type="dxa" w:w="3400"/>
+            <w:vAlign w:val="center"/>
           </w:tcPr>
           <w:p>
+            <w:pPr>
+              <w:spacing w:after="0" w:before="0"/>
+            </w:pPr>
             <w:r>
               <w:rPr>
-                <w:sz w:val="15"/>
+                <w:rFonts w:ascii="Arial" w:hAnsi="Arial"/>
+                <w:b w:val="0"/>
+                <w:sz w:val="14"/>
+              </w:rPr>
+            </w:r>
+            <w:r>
+              <w:rPr>
+                <w:rFonts w:ascii="Arial" w:hAnsi="Arial"/>
+                <w:b w:val="0"/>
+                <w:sz w:val="14"/>
               </w:rPr>
               <w:t>Master State eingeführt; Landmark-/Messpipeline als damaliger Schwerpunkt dokumentiert.</w:t>
             </w:r>
@@ -1682,12 +1863,25 @@
         </w:trPr>
         <w:tc>
           <w:tcPr>
-            <w:tcW w:type="dxa" w:w="3437"/>
+            <w:tcW w:type="dxa" w:w="3400"/>
+            <w:vAlign w:val="center"/>
           </w:tcPr>
           <w:p>
+            <w:pPr>
+              <w:spacing w:after="0" w:before="0"/>
+            </w:pPr>
             <w:r>
               <w:rPr>
-                <w:sz w:val="15"/>
+                <w:rFonts w:ascii="Arial" w:hAnsi="Arial"/>
+                <w:b w:val="0"/>
+                <w:sz w:val="14"/>
+              </w:rPr>
+            </w:r>
+            <w:r>
+              <w:rPr>
+                <w:rFonts w:ascii="Arial" w:hAnsi="Arial"/>
+                <w:b w:val="0"/>
+                <w:sz w:val="14"/>
               </w:rPr>
               <w:t>0.2</w:t>
             </w:r>
@@ -1695,12 +1889,25 @@
         </w:tc>
         <w:tc>
           <w:tcPr>
-            <w:tcW w:type="dxa" w:w="3437"/>
+            <w:tcW w:type="dxa" w:w="3400"/>
+            <w:vAlign w:val="center"/>
           </w:tcPr>
           <w:p>
+            <w:pPr>
+              <w:spacing w:after="0" w:before="0"/>
+            </w:pPr>
             <w:r>
               <w:rPr>
-                <w:sz w:val="15"/>
+                <w:rFonts w:ascii="Arial" w:hAnsi="Arial"/>
+                <w:b w:val="0"/>
+                <w:sz w:val="14"/>
+              </w:rPr>
+            </w:r>
+            <w:r>
+              <w:rPr>
+                <w:rFonts w:ascii="Arial" w:hAnsi="Arial"/>
+                <w:b w:val="0"/>
+                <w:sz w:val="14"/>
               </w:rPr>
               <w:t>28.08.2026</w:t>
             </w:r>
@@ -1708,12 +1915,25 @@
         </w:tc>
         <w:tc>
           <w:tcPr>
-            <w:tcW w:type="dxa" w:w="3437"/>
+            <w:tcW w:type="dxa" w:w="3400"/>
+            <w:vAlign w:val="center"/>
           </w:tcPr>
           <w:p>
+            <w:pPr>
+              <w:spacing w:after="0" w:before="0"/>
+            </w:pPr>
             <w:r>
               <w:rPr>
-                <w:sz w:val="15"/>
+                <w:rFonts w:ascii="Arial" w:hAnsi="Arial"/>
+                <w:b w:val="0"/>
+                <w:sz w:val="14"/>
+              </w:rPr>
+            </w:r>
+            <w:r>
+              <w:rPr>
+                <w:rFonts w:ascii="Arial" w:hAnsi="Arial"/>
+                <w:b w:val="0"/>
+                <w:sz w:val="14"/>
               </w:rPr>
               <w:t>Auf aktuellen Projektstand konsolidiert. From-Scratch-Solver nicht mehr bevorzugter Produktpfad; Audited Body Bank / lokale Körperfamilien als neue Hauptarchitektur. BODY BANK AUDIT PoC v0.8.28.0 und verpflichtende synchronisierte Master-State-/SAMMY_CURRENT-Exports festgelegt.</w:t>
             </w:r>
@@ -1726,12 +1946,25 @@
         </w:trPr>
         <w:tc>
           <w:tcPr>
-            <w:tcW w:type="dxa" w:w="3437"/>
+            <w:tcW w:type="dxa" w:w="3400"/>
+            <w:vAlign w:val="center"/>
           </w:tcPr>
           <w:p>
+            <w:pPr>
+              <w:spacing w:after="0" w:before="0"/>
+            </w:pPr>
             <w:r>
               <w:rPr>
-                <w:sz w:val="15"/>
+                <w:rFonts w:ascii="Arial" w:hAnsi="Arial"/>
+                <w:b w:val="0"/>
+                <w:sz w:val="14"/>
+              </w:rPr>
+            </w:r>
+            <w:r>
+              <w:rPr>
+                <w:rFonts w:ascii="Arial" w:hAnsi="Arial"/>
+                <w:b w:val="0"/>
+                <w:sz w:val="14"/>
               </w:rPr>
               <w:t>0.3</w:t>
             </w:r>
@@ -1739,12 +1972,25 @@
         </w:tc>
         <w:tc>
           <w:tcPr>
-            <w:tcW w:type="dxa" w:w="3437"/>
+            <w:tcW w:type="dxa" w:w="3400"/>
+            <w:vAlign w:val="center"/>
           </w:tcPr>
           <w:p>
+            <w:pPr>
+              <w:spacing w:after="0" w:before="0"/>
+            </w:pPr>
             <w:r>
               <w:rPr>
-                <w:sz w:val="15"/>
+                <w:rFonts w:ascii="Arial" w:hAnsi="Arial"/>
+                <w:b w:val="0"/>
+                <w:sz w:val="14"/>
+              </w:rPr>
+            </w:r>
+            <w:r>
+              <w:rPr>
+                <w:rFonts w:ascii="Arial" w:hAnsi="Arial"/>
+                <w:b w:val="0"/>
+                <w:sz w:val="14"/>
               </w:rPr>
               <w:t>28.08.2026</w:t>
             </w:r>
@@ -1752,14 +1998,43 @@
         </w:tc>
         <w:tc>
           <w:tcPr>
-            <w:tcW w:type="dxa" w:w="3437"/>
+            <w:tcW w:type="dxa" w:w="3400"/>
+            <w:vAlign w:val="center"/>
           </w:tcPr>
           <w:p>
+            <w:pPr>
+              <w:spacing w:after="0" w:before="0"/>
+            </w:pPr>
             <w:r>
               <w:rPr>
-                <w:sz w:val="15"/>
+                <w:rFonts w:ascii="Arial" w:hAnsi="Arial"/>
+                <w:b w:val="0"/>
+                <w:sz w:val="14"/>
               </w:rPr>
-              <w:t>GitHub Pages Hotfix v0.8.28.1: Cache-Busting-/Versionsdrift aus v0.8.28.0 korrigiert; synchroner HTML/JS/CSS-Deployment-Gate und `.nojekyll` als Exportregel ergänzt.</w:t>
+            </w:r>
+            <w:r>
+              <w:rPr>
+                <w:rFonts w:ascii="Arial" w:hAnsi="Arial"/>
+                <w:b w:val="0"/>
+                <w:sz w:val="14"/>
+              </w:rPr>
+              <w:t xml:space="preserve">GitHub Pages Hotfix v0.8.28.1: Cache-Busting-/Versionsdrift aus v0.8.28.0 korrigiert; synchroner HTML/JS/CSS-Deployment-Gate und </w:t>
+            </w:r>
+            <w:r>
+              <w:rPr>
+                <w:rFonts w:ascii="Arial" w:hAnsi="Arial"/>
+                <w:b w:val="0"/>
+                <w:sz w:val="14"/>
+              </w:rPr>
+              <w:t>.nojekyll</w:t>
+            </w:r>
+            <w:r>
+              <w:rPr>
+                <w:rFonts w:ascii="Arial" w:hAnsi="Arial"/>
+                <w:b w:val="0"/>
+                <w:sz w:val="14"/>
+              </w:rPr>
+              <w:t xml:space="preserve"> als Exportregel ergänzt.</w:t>
             </w:r>
           </w:p>
         </w:tc>
@@ -1770,12 +2045,25 @@
         </w:trPr>
         <w:tc>
           <w:tcPr>
-            <w:tcW w:type="dxa" w:w="3437"/>
+            <w:tcW w:type="dxa" w:w="3400"/>
+            <w:vAlign w:val="center"/>
           </w:tcPr>
           <w:p>
+            <w:pPr>
+              <w:spacing w:after="0" w:before="0"/>
+            </w:pPr>
             <w:r>
               <w:rPr>
-                <w:sz w:val="15"/>
+                <w:rFonts w:ascii="Arial" w:hAnsi="Arial"/>
+                <w:b w:val="0"/>
+                <w:sz w:val="14"/>
+              </w:rPr>
+            </w:r>
+            <w:r>
+              <w:rPr>
+                <w:rFonts w:ascii="Arial" w:hAnsi="Arial"/>
+                <w:b w:val="0"/>
+                <w:sz w:val="14"/>
               </w:rPr>
               <w:t>0.4</w:t>
             </w:r>
@@ -1783,12 +2071,25 @@
         </w:tc>
         <w:tc>
           <w:tcPr>
-            <w:tcW w:type="dxa" w:w="3437"/>
+            <w:tcW w:type="dxa" w:w="3400"/>
+            <w:vAlign w:val="center"/>
           </w:tcPr>
           <w:p>
+            <w:pPr>
+              <w:spacing w:after="0" w:before="0"/>
+            </w:pPr>
             <w:r>
               <w:rPr>
-                <w:sz w:val="15"/>
+                <w:rFonts w:ascii="Arial" w:hAnsi="Arial"/>
+                <w:b w:val="0"/>
+                <w:sz w:val="14"/>
+              </w:rPr>
+            </w:r>
+            <w:r>
+              <w:rPr>
+                <w:rFonts w:ascii="Arial" w:hAnsi="Arial"/>
+                <w:b w:val="0"/>
+                <w:sz w:val="14"/>
               </w:rPr>
               <w:t>28.08.2026</w:t>
             </w:r>
@@ -1796,14 +2097,126 @@
         </w:tc>
         <w:tc>
           <w:tcPr>
-            <w:tcW w:type="dxa" w:w="3437"/>
+            <w:tcW w:type="dxa" w:w="3400"/>
+            <w:vAlign w:val="center"/>
           </w:tcPr>
           <w:p>
+            <w:pPr>
+              <w:spacing w:after="0" w:before="0"/>
+            </w:pPr>
             <w:r>
               <w:rPr>
-                <w:sz w:val="15"/>
+                <w:rFonts w:ascii="Arial" w:hAnsi="Arial"/>
+                <w:b w:val="0"/>
+                <w:sz w:val="14"/>
+              </w:rPr>
+            </w:r>
+            <w:r>
+              <w:rPr>
+                <w:rFonts w:ascii="Arial" w:hAnsi="Arial"/>
+                <w:b w:val="0"/>
+                <w:sz w:val="14"/>
               </w:rPr>
               <w:t>BODY BANK v0.8.28.2: manueller Zoom/Orbit bleibt über Personenwechsel erhalten; nur expliziter Viewport-Wechsel reframed. Statische Posen, Gang-/Stress-Loops und importierte Animationen direkt im Audit. Review-Kontext wird gespeichert; numerische Audit-Snapshots sind pose-unabhängig.</w:t>
+            </w:r>
+          </w:p>
+        </w:tc>
+      </w:tr>
+      <w:tr>
+        <w:trPr>
+          <w:cantSplit/>
+        </w:trPr>
+        <w:tc>
+          <w:tcPr>
+            <w:tcW w:type="dxa" w:w="3400"/>
+            <w:vAlign w:val="center"/>
+          </w:tcPr>
+          <w:p>
+            <w:pPr>
+              <w:spacing w:after="0" w:before="0"/>
+            </w:pPr>
+            <w:r>
+              <w:rPr>
+                <w:rFonts w:ascii="Arial" w:hAnsi="Arial"/>
+                <w:b w:val="0"/>
+                <w:sz w:val="14"/>
+              </w:rPr>
+            </w:r>
+            <w:r>
+              <w:rPr>
+                <w:rFonts w:ascii="Arial" w:hAnsi="Arial"/>
+                <w:b w:val="0"/>
+                <w:sz w:val="14"/>
+              </w:rPr>
+              <w:t>0.5</w:t>
+            </w:r>
+          </w:p>
+        </w:tc>
+        <w:tc>
+          <w:tcPr>
+            <w:tcW w:type="dxa" w:w="3400"/>
+            <w:vAlign w:val="center"/>
+          </w:tcPr>
+          <w:p>
+            <w:pPr>
+              <w:spacing w:after="0" w:before="0"/>
+            </w:pPr>
+            <w:r>
+              <w:rPr>
+                <w:rFonts w:ascii="Arial" w:hAnsi="Arial"/>
+                <w:b w:val="0"/>
+                <w:sz w:val="14"/>
+              </w:rPr>
+            </w:r>
+            <w:r>
+              <w:rPr>
+                <w:rFonts w:ascii="Arial" w:hAnsi="Arial"/>
+                <w:b w:val="0"/>
+                <w:sz w:val="14"/>
+              </w:rPr>
+              <w:t>28.08.2026</w:t>
+            </w:r>
+          </w:p>
+        </w:tc>
+        <w:tc>
+          <w:tcPr>
+            <w:tcW w:type="dxa" w:w="3400"/>
+            <w:vAlign w:val="center"/>
+          </w:tcPr>
+          <w:p>
+            <w:pPr>
+              <w:spacing w:after="0" w:before="0"/>
+            </w:pPr>
+            <w:r>
+              <w:rPr>
+                <w:rFonts w:ascii="Arial" w:hAnsi="Arial"/>
+                <w:b w:val="0"/>
+                <w:sz w:val="14"/>
+              </w:rPr>
+            </w:r>
+            <w:r>
+              <w:rPr>
+                <w:rFonts w:ascii="Arial" w:hAnsi="Arial"/>
+                <w:b w:val="0"/>
+                <w:sz w:val="14"/>
+              </w:rPr>
+              <w:t xml:space="preserve">BODY BANK v0.8.28.3: Phase-1-Audit konsolidiert; alle Unsicherheiten als nutzerbestätigtes </w:t>
+            </w:r>
+            <w:r>
+              <w:rPr>
+                <w:rFonts w:ascii="Arial" w:hAnsi="Arial"/>
+                <w:b w:val="0"/>
+                <w:sz w:val="14"/>
+              </w:rPr>
+              <w:t>legs-too-long</w:t>
+            </w:r>
+            <w:r>
+              <w:rPr>
+                <w:rFonts w:ascii="Arial" w:hAnsi="Arial"/>
+                <w:b w:val="0"/>
+                <w:sz w:val="14"/>
+              </w:rPr>
+              <w:t>-Signal dokumentiert. Neuer 400er Grenz-/Extremraum (160 Proportionsfamilien, 160 Extremfälle, 60 breite Randfälle, 20 verdeckte Wiederholungen). Fehleranfällige Phase-1-Umfangssnapshots aus dem Bank-Pfad entfernt; stattdessen exakte Anny-Rest-Rig-Bein/Torso-Verhältnisse. Optionaler persistenter Schnellgrund ohne Kommentarzwang.</w:t>
             </w:r>
           </w:p>
         </w:tc>
@@ -1813,7 +2226,7 @@
       <w:headerReference w:type="default" r:id="rId9"/>
       <w:footerReference w:type="default" r:id="rId10"/>
       <w:pgSz w:w="12240" w:h="15840"/>
-      <w:pgMar w:top="850" w:right="964" w:bottom="850" w:left="964" w:header="720" w:footer="720" w:gutter="0"/>
+      <w:pgMar w:top="907" w:right="1020" w:bottom="907" w:left="1020" w:header="720" w:footer="720" w:gutter="0"/>
       <w:cols w:space="720"/>
       <w:docGrid w:linePitch="360"/>
     </w:sectPr>
@@ -1826,14 +2239,14 @@
   <w:p>
     <w:pPr>
       <w:pStyle w:val="Footer"/>
-      <w:jc w:val="right"/>
+      <w:jc w:val="center"/>
     </w:pPr>
     <w:r>
       <w:rPr>
-        <w:color w:val="646464"/>
-        <w:sz w:val="14"/>
-      </w:rPr>
-      <w:t>Kanonischer Projektstand · 28.08.2026 · App v0.8.28.2</w:t>
+        <w:rFonts w:ascii="Arial" w:hAnsi="Arial"/>
+        <w:sz w:val="15"/>
+      </w:rPr>
+      <w:t>Kanonischer Projektstand · App v0.8.28.3 · 28.08.2026</w:t>
     </w:r>
   </w:p>
 </w:ftr>
@@ -1842,13 +2255,16 @@
 <file path=word/header1.xml><?xml version="1.0" encoding="utf-8"?>
 <w:hdr xmlns:m="http://schemas.openxmlformats.org/officeDocument/2006/math" xmlns:mc="http://schemas.openxmlformats.org/markup-compatibility/2006" xmlns:mo="http://schemas.microsoft.com/office/mac/office/2008/main" xmlns:mv="urn:schemas-microsoft-com:mac:vml" xmlns:o="urn:schemas-microsoft-com:office:office" xmlns:r="http://schemas.openxmlformats.org/officeDocument/2006/relationships" xmlns:v="urn:schemas-microsoft-com:vml" xmlns:w10="urn:schemas-microsoft-com:office:word" xmlns:w14="http://schemas.microsoft.com/office/word/2010/wordml" xmlns:w="http://schemas.openxmlformats.org/wordprocessingml/2006/main" xmlns:wne="http://schemas.microsoft.com/office/word/2006/wordml" xmlns:wp14="http://schemas.microsoft.com/office/word/2010/wordprocessingDrawing" xmlns:wp="http://schemas.openxmlformats.org/drawingml/2006/wordprocessingDrawing" xmlns:wpc="http://schemas.microsoft.com/office/word/2010/wordprocessingCanvas" xmlns:wpg="http://schemas.microsoft.com/office/word/2010/wordprocessingGroup" xmlns:wpi="http://schemas.microsoft.com/office/word/2010/wordprocessingInk" xmlns:wps="http://schemas.microsoft.com/office/word/2010/wordprocessingShape" mc:Ignorable="w14 wp14">
   <w:p>
-    <w:pPr/>
+    <w:pPr>
+      <w:pStyle w:val="Header"/>
+      <w:jc w:val="right"/>
+    </w:pPr>
     <w:r>
       <w:rPr>
-        <w:color w:val="646464"/>
-        <w:sz w:val="14"/>
-      </w:rPr>
-      <w:t>SAMMY / BODY LAB / SOMA-LAB · MASTER STATE</w:t>
+        <w:rFonts w:ascii="Arial" w:hAnsi="Arial"/>
+        <w:sz w:val="15"/>
+      </w:rPr>
+      <w:t>SAMMY / BODY LAB · MASTER STATE 0.5</w:t>
     </w:r>
   </w:p>
 </w:hdr>
@@ -2218,7 +2634,7 @@
     <w:qFormat/>
     <w:rsid w:val="00FC693F"/>
     <w:rPr>
-      <w:rFonts w:ascii="Aptos" w:hAnsi="Aptos"/>
+      <w:rFonts w:ascii="Arial" w:hAnsi="Arial"/>
       <w:sz w:val="18"/>
     </w:rPr>
   </w:style>
@@ -2277,11 +2693,11 @@
     <w:pPr>
       <w:keepNext/>
       <w:keepLines/>
-      <w:spacing w:before="480" w:after="0"/>
+      <w:spacing w:before="200" w:after="100"/>
       <w:outlineLvl w:val="0"/>
     </w:pPr>
     <w:rPr>
-      <w:rFonts w:asciiTheme="majorHAnsi" w:eastAsiaTheme="majorEastAsia" w:hAnsiTheme="majorHAnsi" w:cstheme="majorBidi" w:ascii="Aptos Display" w:hAnsi="Aptos Display"/>
+      <w:rFonts w:asciiTheme="majorHAnsi" w:eastAsiaTheme="majorEastAsia" w:hAnsiTheme="majorHAnsi" w:cstheme="majorBidi" w:ascii="Arial" w:hAnsi="Arial"/>
       <w:b/>
       <w:bCs/>
       <w:color w:val="365F91" w:themeColor="accent1" w:themeShade="BF"/>
@@ -2301,11 +2717,11 @@
     <w:pPr>
       <w:keepNext/>
       <w:keepLines/>
-      <w:spacing w:before="200" w:after="0"/>
+      <w:spacing w:before="140" w:after="60"/>
       <w:outlineLvl w:val="1"/>
     </w:pPr>
     <w:rPr>
-      <w:rFonts w:asciiTheme="majorHAnsi" w:eastAsiaTheme="majorEastAsia" w:hAnsiTheme="majorHAnsi" w:cstheme="majorBidi" w:ascii="Aptos Display" w:hAnsi="Aptos Display"/>
+      <w:rFonts w:asciiTheme="majorHAnsi" w:eastAsiaTheme="majorEastAsia" w:hAnsiTheme="majorHAnsi" w:cstheme="majorBidi" w:ascii="Arial" w:hAnsi="Arial"/>
       <w:b/>
       <w:bCs/>
       <w:color w:val="4F81BD" w:themeColor="accent1"/>
@@ -2329,11 +2745,10 @@
       <w:outlineLvl w:val="2"/>
     </w:pPr>
     <w:rPr>
-      <w:rFonts w:asciiTheme="majorHAnsi" w:eastAsiaTheme="majorEastAsia" w:hAnsiTheme="majorHAnsi" w:cstheme="majorBidi" w:ascii="Aptos Display" w:hAnsi="Aptos Display"/>
+      <w:rFonts w:asciiTheme="majorHAnsi" w:eastAsiaTheme="majorEastAsia" w:hAnsiTheme="majorHAnsi" w:cstheme="majorBidi"/>
       <w:b/>
       <w:bCs/>
       <w:color w:val="4F81BD" w:themeColor="accent1"/>
-      <w:sz w:val="21"/>
     </w:rPr>
   </w:style>
   <w:style w:type="paragraph" w:styleId="Heading4">
@@ -2567,11 +2982,11 @@
       <w:pBdr>
         <w:bottom w:val="single" w:sz="8" w:space="4" w:color="4F81BD" w:themeColor="accent1"/>
       </w:pBdr>
-      <w:spacing w:after="300" w:line="240" w:lineRule="auto"/>
+      <w:spacing w:after="200" w:line="240" w:lineRule="auto"/>
       <w:contextualSpacing/>
     </w:pPr>
     <w:rPr>
-      <w:rFonts w:asciiTheme="majorHAnsi" w:eastAsiaTheme="majorEastAsia" w:hAnsiTheme="majorHAnsi" w:cstheme="majorBidi" w:ascii="Aptos Display" w:hAnsi="Aptos Display"/>
+      <w:rFonts w:asciiTheme="majorHAnsi" w:eastAsiaTheme="majorEastAsia" w:hAnsiTheme="majorHAnsi" w:cstheme="majorBidi" w:ascii="Arial" w:hAnsi="Arial"/>
       <w:b/>
       <w:color w:val="17365D" w:themeColor="text2" w:themeShade="BF"/>
       <w:spacing w:val="5"/>

--- a/SAMMY_MASTER_STATE.docx
+++ b/SAMMY_MASTER_STATE.docx
@@ -12,18 +12,19 @@
     </w:p>
     <w:p>
       <w:pPr>
-        <w:spacing w:after="60"/>
+        <w:spacing w:after="80"/>
       </w:pPr>
       <w:r>
         <w:rPr>
           <w:b/>
         </w:rPr>
-        <w:t>Kanonischer Projektstand · Version 0.5 · 28.08.2026 · App v0.8.28.3</w:t>
+        <w:t>Kanonischer Projektstand · Version 0.6 · 28.08.2026 · App v0.8.28.4</w:t>
       </w:r>
     </w:p>
     <w:p>
       <w:pPr>
         <w:pStyle w:val="Heading1"/>
+        <w:spacing w:before="140" w:after="60"/>
       </w:pPr>
       <w:r>
         <w:t>1. Verbindliche Projektpflege</w:t>
@@ -32,7 +33,6 @@
     <w:p>
       <w:pPr>
         <w:pStyle w:val="ListBullet"/>
-        <w:spacing w:after="20"/>
       </w:pPr>
       <w:r>
         <w:t>Dieser Master State ist die kanonische Zusammenfassung des aktuellen Projektstands.</w:t>
@@ -41,7 +41,6 @@
     <w:p>
       <w:pPr>
         <w:pStyle w:val="ListBullet"/>
-        <w:spacing w:after="20"/>
       </w:pPr>
       <w:r>
         <w:rPr>
@@ -56,30 +55,44 @@
     <w:p>
       <w:pPr>
         <w:pStyle w:val="ListBullet"/>
-        <w:spacing w:after="20"/>
-      </w:pPr>
-      <w:r>
-        <w:t>Zusätzlich wird bei jedem Export SAMMY_CURRENT.zip auf die neue vollständige Version gesetzt, SAMMY_CURRENT_VERSION.txt aktualisiert und SAMMY_GITHUB_CURRENT.zip als direkt uploadbare Compact-Fassung erzeugt. Die GitHub-Fassung muss unter 100 direkt sichtbaren Dateien bleiben; ältere Projektstände werden dafür in genau einem internen History-Archiv gebündelt, nicht verworfen.</w:t>
+      </w:pPr>
+      <w:r>
+        <w:t xml:space="preserve">Zusätzlich wird bei jedem Export </w:t>
       </w:r>
       <w:r>
         <w:rPr>
           <w:rFonts w:ascii="Consolas" w:hAnsi="Consolas"/>
-          <w:sz w:val="16"/>
+          <w:sz w:val="17"/>
         </w:rPr>
-      </w:r>
-      <w:r/>
+        <w:t>SAMMY_CURRENT.zip</w:t>
+      </w:r>
+      <w:r>
+        <w:t xml:space="preserve"> auf die neue vollständige Version gesetzt, </w:t>
+      </w:r>
       <w:r>
         <w:rPr>
           <w:rFonts w:ascii="Consolas" w:hAnsi="Consolas"/>
-          <w:sz w:val="16"/>
+          <w:sz w:val="17"/>
         </w:rPr>
-      </w:r>
-      <w:r/>
+        <w:t>SAMMY_GITHUB_CURRENT.zip</w:t>
+      </w:r>
+      <w:r>
+        <w:t xml:space="preserve"> auf die kompakte GitHub-Fassung gesetzt und </w:t>
+      </w:r>
+      <w:r>
+        <w:rPr>
+          <w:rFonts w:ascii="Consolas" w:hAnsi="Consolas"/>
+          <w:sz w:val="17"/>
+        </w:rPr>
+        <w:t>SAMMY_CURRENT_VERSION.txt</w:t>
+      </w:r>
+      <w:r>
+        <w:t xml:space="preserve"> aktualisiert. Die GitHub-Fassung bleibt unter 100 direkt sichtbaren Dateien; ältere Release-Historie darf dafür als internes History-Archiv gebündelt werden.</w:t>
+      </w:r>
     </w:p>
     <w:p>
       <w:pPr>
         <w:pStyle w:val="ListBullet"/>
-        <w:spacing w:after="20"/>
       </w:pPr>
       <w:r>
         <w:t xml:space="preserve">Neue Arbeit startet ausschließlich von </w:t>
@@ -87,7 +100,7 @@
       <w:r>
         <w:rPr>
           <w:rFonts w:ascii="Consolas" w:hAnsi="Consolas"/>
-          <w:sz w:val="16"/>
+          <w:sz w:val="17"/>
         </w:rPr>
         <w:t>SAMMY_CURRENT</w:t>
       </w:r>
@@ -98,7 +111,6 @@
     <w:p>
       <w:pPr>
         <w:pStyle w:val="ListBullet"/>
-        <w:spacing w:after="20"/>
       </w:pPr>
       <w:r>
         <w:t>Ersetzte Ansätze bleiben nur als Forschungsarchiv erhalten und dürfen nicht ungeprüft wieder als Hauptpfad vorgeschlagen werden.</w:t>
@@ -107,6 +119,7 @@
     <w:p>
       <w:pPr>
         <w:pStyle w:val="Heading1"/>
+        <w:spacing w:before="140" w:after="60"/>
       </w:pPr>
       <w:r>
         <w:t>2. Produktziel</w:t>
@@ -114,7 +127,7 @@
     </w:p>
     <w:p>
       <w:pPr>
-        <w:spacing w:after="60"/>
+        <w:spacing w:after="80"/>
       </w:pPr>
       <w:r>
         <w:t xml:space="preserve">SAMMY ist ein Tool, das aus </w:t>
@@ -131,7 +144,7 @@
     </w:p>
     <w:p>
       <w:pPr>
-        <w:spacing w:after="60"/>
+        <w:spacing w:after="80"/>
       </w:pPr>
       <w:r>
         <w:t>Nicht erforderlich ist eine exakte Rekonstruktion eines Menschen aus dutzenden externen anthropometrischen Zielmaßen. Optische Plausibilität allein reicht dennoch nicht: Messung, Parametrisierung und Fehlergrenzen müssen nachvollziehbar bleiben.</w:t>
@@ -140,6 +153,7 @@
     <w:p>
       <w:pPr>
         <w:pStyle w:val="Heading1"/>
+        <w:spacing w:before="140" w:after="60"/>
       </w:pPr>
       <w:r>
         <w:t>3. Aktuelle Architekturentscheidung</w:t>
@@ -148,6 +162,7 @@
     <w:p>
       <w:pPr>
         <w:pStyle w:val="Heading2"/>
+        <w:spacing w:before="140" w:after="60"/>
       </w:pPr>
       <w:r>
         <w:t>3.1 Kein freier From-Scratch-Solver als primärer Produktionspfad</w:t>
@@ -155,7 +170,7 @@
     </w:p>
     <w:p>
       <w:pPr>
-        <w:spacing w:after="60"/>
+        <w:spacing w:after="80"/>
       </w:pPr>
       <w:r>
         <w:t>Die bisherigen Solver-/ANSUR-Arbeiten haben gezeigt, dass das bestehende Anny/SOMA-Morphsystem manche extern definierten Maße nur indirekt, an anderen Messebenen oder über unerwünschte Cross-Region-Effekte abbildet. Ein immer komplexerer Runtime-Solver soll diese strukturellen Grenzen nicht weiter kompensieren.</w:t>
@@ -164,6 +179,7 @@
     <w:p>
       <w:pPr>
         <w:pStyle w:val="Heading2"/>
+        <w:spacing w:before="140" w:after="60"/>
       </w:pPr>
       <w:r>
         <w:t>3.2 Neuer Zielpfad: Audited Body Bank -&gt; Lookup -&gt; kleiner lokaler Fitter</w:t>
@@ -171,7 +187,7 @@
     </w:p>
     <w:p>
       <w:pPr>
-        <w:spacing w:after="60"/>
+        <w:spacing w:after="80"/>
       </w:pPr>
       <w:r>
         <w:t>Der bevorzugte neue Architekturpfad lautet:</w:t>
@@ -179,8 +195,8 @@
     </w:p>
     <w:p>
       <w:pPr>
-        <w:spacing w:after="20"/>
-        <w:ind w:left="312" w:hanging="227"/>
+        <w:spacing w:after="80"/>
+        <w:ind w:left="240"/>
       </w:pPr>
       <w:r>
         <w:t>1. Offline bzw. vorab viele reproduzierbare Anny-Körperrezepte erzeugen.</w:t>
@@ -188,8 +204,8 @@
     </w:p>
     <w:p>
       <w:pPr>
-        <w:spacing w:after="20"/>
-        <w:ind w:left="312" w:hanging="227"/>
+        <w:spacing w:after="80"/>
+        <w:ind w:left="240"/>
       </w:pPr>
       <w:r>
         <w:t>2. Körper technisch und visuell auditieren.</w:t>
@@ -197,8 +213,8 @@
     </w:p>
     <w:p>
       <w:pPr>
-        <w:spacing w:after="20"/>
-        <w:ind w:left="312" w:hanging="227"/>
+        <w:spacing w:after="80"/>
+        <w:ind w:left="240"/>
       </w:pPr>
       <w:r>
         <w:t xml:space="preserve">3. Akzeptierte Körper als Anker eines </w:t>
@@ -215,8 +231,8 @@
     </w:p>
     <w:p>
       <w:pPr>
-        <w:spacing w:after="20"/>
-        <w:ind w:left="312" w:hanging="227"/>
+        <w:spacing w:after="80"/>
+        <w:ind w:left="240"/>
       </w:pPr>
       <w:r>
         <w:t>4. Zur Laufzeit aus wenigen Nutzerdaten einen nahen bekannten Körper auswählen.</w:t>
@@ -224,8 +240,8 @@
     </w:p>
     <w:p>
       <w:pPr>
-        <w:spacing w:after="20"/>
-        <w:ind w:left="312" w:hanging="227"/>
+        <w:spacing w:after="80"/>
+        <w:ind w:left="240"/>
       </w:pPr>
       <w:r>
         <w:t>5. Nur noch kleine lokale Iterationen von diesem nahen Startkörper aus erlauben.</w:t>
@@ -233,7 +249,7 @@
     </w:p>
     <w:p>
       <w:pPr>
-        <w:spacing w:after="60"/>
+        <w:spacing w:after="80"/>
       </w:pPr>
       <w:r>
         <w:t>Der lokale Fitter darf keine anatomisch fremden Morphs als Rettung benutzen. Ein Brust-Controller darf beispielsweise nicht zur Korrektur eines Oberschenkelziels herangezogen werden.</w:t>
@@ -242,6 +258,7 @@
     <w:p>
       <w:pPr>
         <w:pStyle w:val="Heading1"/>
+        <w:spacing w:before="140" w:after="60"/>
       </w:pPr>
       <w:r>
         <w:t>4. Audited Body Graph / Körperfamilien</w:t>
@@ -249,7 +266,7 @@
     </w:p>
     <w:p>
       <w:pPr>
-        <w:spacing w:after="60"/>
+        <w:spacing w:after="80"/>
       </w:pPr>
       <w:r>
         <w:t xml:space="preserve">Eine menschliche Bewertung gilt </w:t>
@@ -266,7 +283,7 @@
     </w:p>
     <w:p>
       <w:pPr>
-        <w:spacing w:after="60"/>
+        <w:spacing w:after="80"/>
       </w:pPr>
       <w:r>
         <w:t>Beispiel: Wenn ein größerer Oberschenkel bei Körperfamilie A unplausibel aussieht, darf daraus nicht folgen, dass derselbe Oberschenkelwert bei Körperfamilie B unzulässig ist.</w:t>
@@ -274,7 +291,7 @@
     </w:p>
     <w:p>
       <w:pPr>
-        <w:spacing w:after="60"/>
+        <w:spacing w:after="80"/>
       </w:pPr>
       <w:r>
         <w:t>Daher werden Auditinformationen an folgende Kontexte gebunden:</w:t>
@@ -283,7 +300,6 @@
     <w:p>
       <w:pPr>
         <w:pStyle w:val="ListBullet"/>
-        <w:spacing w:after="20"/>
       </w:pPr>
       <w:r>
         <w:t>vollständiges Anny-Rezept des Körpers,</w:t>
@@ -292,7 +308,6 @@
     <w:p>
       <w:pPr>
         <w:pStyle w:val="ListBullet"/>
-        <w:spacing w:after="20"/>
       </w:pPr>
       <w:r>
         <w:t xml:space="preserve">lokale </w:t>
@@ -300,7 +315,7 @@
       <w:r>
         <w:rPr>
           <w:rFonts w:ascii="Consolas" w:hAnsi="Consolas"/>
-          <w:sz w:val="16"/>
+          <w:sz w:val="17"/>
         </w:rPr>
         <w:t>familyId</w:t>
       </w:r>
@@ -311,7 +326,6 @@
     <w:p>
       <w:pPr>
         <w:pStyle w:val="ListBullet"/>
-        <w:spacing w:after="20"/>
       </w:pPr>
       <w:r>
         <w:t>konkrete Ausgangs-/Zielkörper,</w:t>
@@ -320,7 +334,6 @@
     <w:p>
       <w:pPr>
         <w:pStyle w:val="ListBullet"/>
-        <w:spacing w:after="20"/>
       </w:pPr>
       <w:r>
         <w:t>konkrete Änderungsrichtung und Distanz, sobald lokale Kanten getestet werden.</w:t>
@@ -328,7 +341,7 @@
     </w:p>
     <w:p>
       <w:pPr>
-        <w:spacing w:after="60"/>
+        <w:spacing w:after="80"/>
       </w:pPr>
       <w:r>
         <w:t>Statusmodell:</w:t>
@@ -337,12 +350,11 @@
     <w:p>
       <w:pPr>
         <w:pStyle w:val="ListBullet"/>
-        <w:spacing w:after="20"/>
       </w:pPr>
       <w:r>
         <w:rPr>
           <w:rFonts w:ascii="Consolas" w:hAnsi="Consolas"/>
-          <w:sz w:val="16"/>
+          <w:sz w:val="17"/>
         </w:rPr>
         <w:t>HUMAN_ACCEPTED</w:t>
       </w:r>
@@ -353,12 +365,11 @@
     <w:p>
       <w:pPr>
         <w:pStyle w:val="ListBullet"/>
-        <w:spacing w:after="20"/>
       </w:pPr>
       <w:r>
         <w:rPr>
           <w:rFonts w:ascii="Consolas" w:hAnsi="Consolas"/>
-          <w:sz w:val="16"/>
+          <w:sz w:val="17"/>
         </w:rPr>
         <w:t>UNCERTAIN</w:t>
       </w:r>
@@ -369,12 +380,11 @@
     <w:p>
       <w:pPr>
         <w:pStyle w:val="ListBullet"/>
-        <w:spacing w:after="20"/>
       </w:pPr>
       <w:r>
         <w:rPr>
           <w:rFonts w:ascii="Consolas" w:hAnsi="Consolas"/>
-          <w:sz w:val="16"/>
+          <w:sz w:val="17"/>
         </w:rPr>
         <w:t>REJECTED_LOCAL</w:t>
       </w:r>
@@ -385,12 +395,11 @@
     <w:p>
       <w:pPr>
         <w:pStyle w:val="ListBullet"/>
-        <w:spacing w:after="20"/>
       </w:pPr>
       <w:r>
         <w:rPr>
           <w:rFonts w:ascii="Consolas" w:hAnsi="Consolas"/>
-          <w:sz w:val="16"/>
+          <w:sz w:val="17"/>
         </w:rPr>
         <w:t>SAFE_EDGE</w:t>
       </w:r>
@@ -400,7 +409,7 @@
     </w:p>
     <w:p>
       <w:pPr>
-        <w:spacing w:after="60"/>
+        <w:spacing w:after="80"/>
       </w:pPr>
       <w:r>
         <w:t>Zwei akzeptierte Endpunkte garantieren nicht automatisch, dass jede Interpolation dazwischen gültig ist. Zwischenstufen müssen separat technisch geprüft und bei Bedarf human auditiert werden.</w:t>
@@ -409,14 +418,16 @@
     <w:p>
       <w:pPr>
         <w:pStyle w:val="Heading1"/>
-      </w:pPr>
-      <w:r>
-        <w:t>5. Aktueller Build v0.8.28.3 · BODY BANK PHASE 2 · GRENZ- UND EXTREMRAUM</w:t>
+        <w:spacing w:before="140" w:after="60"/>
+      </w:pPr>
+      <w:r>
+        <w:t>5. Aktueller Build v0.8.28.4 · BODY BANK PHASE 2 · BLIND MIX + DUAL VIEWPORT</w:t>
       </w:r>
     </w:p>
     <w:p>
       <w:pPr>
         <w:pStyle w:val="Heading2"/>
+        <w:spacing w:before="140" w:after="60"/>
       </w:pPr>
       <w:r>
         <w:t>Ergebnis Phase 1 (v0.8.28.2)</w:t>
@@ -424,7 +435,7 @@
     </w:p>
     <w:p>
       <w:pPr>
-        <w:spacing w:after="60"/>
+        <w:spacing w:after="80"/>
       </w:pPr>
       <w:r>
         <w:t xml:space="preserve">Der erste 100er-Audit wurde abgeschlossen und als </w:t>
@@ -432,7 +443,7 @@
       <w:r>
         <w:rPr>
           <w:rFonts w:ascii="Consolas" w:hAnsi="Consolas"/>
-          <w:sz w:val="16"/>
+          <w:sz w:val="17"/>
         </w:rPr>
         <w:t>Sammy_BODY_BANK_AUDIT_2026-08-28T19-10-48-878Z.json</w:t>
       </w:r>
@@ -442,7 +453,7 @@
     </w:p>
     <w:p>
       <w:pPr>
-        <w:spacing w:after="60"/>
+        <w:spacing w:after="80"/>
       </w:pPr>
       <w:r>
         <w:t>Gesamtergebnis inklusive verdeckter Wiederholungen:</w:t>
@@ -451,7 +462,6 @@
     <w:p>
       <w:pPr>
         <w:pStyle w:val="ListBullet"/>
-        <w:spacing w:after="20"/>
       </w:pPr>
       <w:r>
         <w:t xml:space="preserve">70 </w:t>
@@ -459,7 +469,7 @@
       <w:r>
         <w:rPr>
           <w:rFonts w:ascii="Consolas" w:hAnsi="Consolas"/>
-          <w:sz w:val="16"/>
+          <w:sz w:val="17"/>
         </w:rPr>
         <w:t>Plausibel</w:t>
       </w:r>
@@ -470,7 +480,6 @@
     <w:p>
       <w:pPr>
         <w:pStyle w:val="ListBullet"/>
-        <w:spacing w:after="20"/>
       </w:pPr>
       <w:r>
         <w:t xml:space="preserve">26 </w:t>
@@ -478,7 +487,7 @@
       <w:r>
         <w:rPr>
           <w:rFonts w:ascii="Consolas" w:hAnsi="Consolas"/>
-          <w:sz w:val="16"/>
+          <w:sz w:val="17"/>
         </w:rPr>
         <w:t>Unsicher</w:t>
       </w:r>
@@ -489,7 +498,6 @@
     <w:p>
       <w:pPr>
         <w:pStyle w:val="ListBullet"/>
-        <w:spacing w:after="20"/>
       </w:pPr>
       <w:r>
         <w:t xml:space="preserve">2 </w:t>
@@ -497,7 +505,7 @@
       <w:r>
         <w:rPr>
           <w:rFonts w:ascii="Consolas" w:hAnsi="Consolas"/>
-          <w:sz w:val="16"/>
+          <w:sz w:val="17"/>
         </w:rPr>
         <w:t>Unplausibel</w:t>
       </w:r>
@@ -508,7 +516,6 @@
     <w:p>
       <w:pPr>
         <w:pStyle w:val="ListBullet"/>
-        <w:spacing w:after="20"/>
       </w:pPr>
       <w:r>
         <w:t>2 nicht bewertet,</w:t>
@@ -517,7 +524,6 @@
     <w:p>
       <w:pPr>
         <w:pStyle w:val="ListBullet"/>
-        <w:spacing w:after="20"/>
       </w:pPr>
       <w:r>
         <w:t>4 von 5 verdeckten Wiederholungen exakt gleich bewertet.</w:t>
@@ -525,7 +531,7 @@
     </w:p>
     <w:p>
       <w:pPr>
-        <w:spacing w:after="60"/>
+        <w:spacing w:after="80"/>
       </w:pPr>
       <w:r>
         <w:t>Auf eindeutige Körper reduziert sind 66 akzeptierte Anker, 25 unsichere, 2 abgelehnte und 2 unbewertete Körper vorhanden.</w:t>
@@ -533,7 +539,7 @@
     </w:p>
     <w:p>
       <w:pPr>
-        <w:spacing w:after="60"/>
+        <w:spacing w:after="80"/>
       </w:pPr>
       <w:r>
         <w:t xml:space="preserve">Wichtige Human-Audit-Erkenntnis: Der Nutzer erklärte nach dem Lauf, dass </w:t>
@@ -550,7 +556,7 @@
       <w:r>
         <w:rPr>
           <w:rFonts w:ascii="Consolas" w:hAnsi="Consolas"/>
-          <w:sz w:val="16"/>
+          <w:sz w:val="17"/>
         </w:rPr>
         <w:t>legs-too-long</w:t>
       </w:r>
@@ -560,7 +566,7 @@
     </w:p>
     <w:p>
       <w:pPr>
-        <w:spacing w:after="60"/>
+        <w:spacing w:after="80"/>
       </w:pPr>
       <w:r>
         <w:t xml:space="preserve">Die Phase-1-Auswertung zeigt zugleich einen Zusammenhang mit Annys Core-Achsen: Unsichere Körper lagen im Mittel deutlich höher bei </w:t>
@@ -568,7 +574,7 @@
       <w:r>
         <w:rPr>
           <w:rFonts w:ascii="Consolas" w:hAnsi="Consolas"/>
-          <w:sz w:val="16"/>
+          <w:sz w:val="17"/>
         </w:rPr>
         <w:t>proportions</w:t>
       </w:r>
@@ -578,7 +584,7 @@
       <w:r>
         <w:rPr>
           <w:rFonts w:ascii="Consolas" w:hAnsi="Consolas"/>
-          <w:sz w:val="16"/>
+          <w:sz w:val="17"/>
         </w:rPr>
         <w:t>height</w:t>
       </w:r>
@@ -589,6 +595,7 @@
     <w:p>
       <w:pPr>
         <w:pStyle w:val="Heading2"/>
+        <w:spacing w:before="140" w:after="60"/>
       </w:pPr>
       <w:r>
         <w:t>Mess-/Diagnosekorrektur</w:t>
@@ -596,7 +603,7 @@
     </w:p>
     <w:p>
       <w:pPr>
-        <w:spacing w:after="60"/>
+        <w:spacing w:after="80"/>
       </w:pPr>
       <w:r>
         <w:t xml:space="preserve">Die visuellen Phase-1-Verdikte sind gültige Auditdaten. Die damals mitgespeicherten einfachen Umfangs-/Proxy-Snapshots sind jedoch </w:t>
@@ -613,7 +620,7 @@
     </w:p>
     <w:p>
       <w:pPr>
-        <w:spacing w:after="60"/>
+        <w:spacing w:after="80"/>
       </w:pPr>
       <w:r>
         <w:t>Phase 2 speichert deshalb keine dieser einfachen Umfangssnapshots mehr. Stattdessen werden nur pose-unabhängige, geometrisch robuste Diagnosekennzahlen verwendet:</w:t>
@@ -622,7 +629,6 @@
     <w:p>
       <w:pPr>
         <w:pStyle w:val="ListBullet"/>
-        <w:spacing w:after="20"/>
       </w:pPr>
       <w:r>
         <w:t>Rest-Mesh-Körperhöhe,</w:t>
@@ -631,7 +637,6 @@
     <w:p>
       <w:pPr>
         <w:pStyle w:val="ListBullet"/>
-        <w:spacing w:after="20"/>
       </w:pPr>
       <w:r>
         <w:t>Hüftgelenkhöhe relativ zur Körperhöhe,</w:t>
@@ -640,7 +645,6 @@
     <w:p>
       <w:pPr>
         <w:pStyle w:val="ListBullet"/>
-        <w:spacing w:after="20"/>
       </w:pPr>
       <w:r>
         <w:t>Femur- + Tibia-Kettenlänge relativ zur Körperhöhe,</w:t>
@@ -649,7 +653,6 @@
     <w:p>
       <w:pPr>
         <w:pStyle w:val="ListBullet"/>
-        <w:spacing w:after="20"/>
       </w:pPr>
       <w:r>
         <w:t>Femur/Tibia-Verhältnis,</w:t>
@@ -658,7 +661,6 @@
     <w:p>
       <w:pPr>
         <w:pStyle w:val="ListBullet"/>
-        <w:spacing w:after="20"/>
       </w:pPr>
       <w:r>
         <w:t>Torso-Skelettkette relativ zur Körperhöhe,</w:t>
@@ -667,7 +669,6 @@
     <w:p>
       <w:pPr>
         <w:pStyle w:val="ListBullet"/>
-        <w:spacing w:after="20"/>
       </w:pPr>
       <w:r>
         <w:t>vertikales Becken-zu-Hals-Verhältnis,</w:t>
@@ -676,7 +677,6 @@
     <w:p>
       <w:pPr>
         <w:pStyle w:val="ListBullet"/>
-        <w:spacing w:after="20"/>
       </w:pPr>
       <w:r>
         <w:t>Schulter- und Hüftgelenkbreite relativ zur Körperhöhe.</w:t>
@@ -684,7 +684,7 @@
     </w:p>
     <w:p>
       <w:pPr>
-        <w:spacing w:after="60"/>
+        <w:spacing w:after="80"/>
       </w:pPr>
       <w:r>
         <w:t xml:space="preserve">Grundlage ist das </w:t>
@@ -702,217 +702,427 @@
     <w:p>
       <w:pPr>
         <w:pStyle w:val="Heading2"/>
-      </w:pPr>
-      <w:r>
-        <w:t>Phase-2-Queue</w:t>
+        <w:spacing w:before="140" w:after="60"/>
+      </w:pPr>
+      <w:r>
+        <w:t>Phase-2-Queue · blind gemischt</w:t>
       </w:r>
     </w:p>
     <w:p>
       <w:pPr>
-        <w:spacing w:after="60"/>
-      </w:pPr>
-      <w:r>
-        <w:t>Der neue Audit umfasst 400 Bewertungen:</w:t>
-      </w:r>
-    </w:p>
-    <w:p>
-      <w:pPr>
-        <w:pStyle w:val="ListBullet"/>
-        <w:spacing w:after="20"/>
-      </w:pPr>
-      <w:r>
-        <w:t xml:space="preserve">160 </w:t>
+        <w:spacing w:after="80"/>
+      </w:pPr>
+      <w:r>
+        <w:t xml:space="preserve">Der wissenschaftliche Inhalt des 400er Audits bleibt erhalten: Proportionsfamilien, absichtliche Extremkombinationen, breite Randstichproben und 20 verdeckte Wiederholungen. </w:t>
       </w:r>
       <w:r>
         <w:rPr>
           <w:b/>
         </w:rPr>
-        <w:t>Proportionsfamilien-Fälle</w:t>
-      </w:r>
-      <w:r>
-        <w:t xml:space="preserve">: 40 unterschiedliche, in Phase 1 akzeptierte Körper dienen als lokale Anker; pro Anker werden vier nahe Varianten der </w:t>
+        <w:t>Für die menschliche Bewertung wird die Queue jedoch vollständig blind durchmischt.</w:t>
+      </w:r>
+    </w:p>
+    <w:p>
+      <w:pPr>
+        <w:spacing w:after="80"/>
+      </w:pPr>
+      <w:r>
+        <w:t xml:space="preserve">Die neue Planfassung </w:t>
       </w:r>
       <w:r>
         <w:rPr>
           <w:rFonts w:ascii="Consolas" w:hAnsi="Consolas"/>
-          <w:sz w:val="16"/>
+          <w:sz w:val="17"/>
         </w:rPr>
-        <w:t>proportions</w:t>
-      </w:r>
-      <w:r>
-        <w:t>-Achse getestet.</w:t>
+        <w:t>body-bank-phase2-plan-v2.json</w:t>
+      </w:r>
+      <w:r>
+        <w:t>:</w:t>
       </w:r>
     </w:p>
     <w:p>
       <w:pPr>
         <w:pStyle w:val="ListBullet"/>
-        <w:spacing w:after="20"/>
-      </w:pPr>
-      <w:r>
-        <w:t xml:space="preserve">160 </w:t>
+      </w:pPr>
+      <w:r>
+        <w:t>mischt alle 400 Fälle deterministisch mit gespeichertem Shuffle-Seed,</w:t>
+      </w:r>
+    </w:p>
+    <w:p>
+      <w:pPr>
+        <w:pStyle w:val="ListBullet"/>
+      </w:pPr>
+      <w:r>
+        <w:t xml:space="preserve">verhindert direkte Nachbarschaft derselben </w:t>
+      </w:r>
+      <w:r>
+        <w:rPr>
+          <w:rFonts w:ascii="Consolas" w:hAnsi="Consolas"/>
+          <w:sz w:val="17"/>
+        </w:rPr>
+        <w:t>familyId</w:t>
+      </w:r>
+      <w:r>
+        <w:t xml:space="preserve"> bzw. desselben Elternankers,</w:t>
+      </w:r>
+    </w:p>
+    <w:p>
+      <w:pPr>
+        <w:pStyle w:val="ListBullet"/>
+      </w:pPr>
+      <w:r>
+        <w:t>hält verdeckte Wiederholungen mit großem Abstand zum Original,</w:t>
+      </w:r>
+    </w:p>
+    <w:p>
+      <w:pPr>
+        <w:pStyle w:val="ListBullet"/>
+      </w:pPr>
+      <w:r>
+        <w:t>zeigt dem Reviewer weder Testtyp noch Familie, Variantenrichtung, Ausgangsanker oder Wiederholungsstatus,</w:t>
+      </w:r>
+    </w:p>
+    <w:p>
+      <w:pPr>
+        <w:pStyle w:val="ListBullet"/>
+      </w:pPr>
+      <w:r>
+        <w:t>enthält weiterhin 380 eindeutige Zielkörper + 20 verdeckte Wiederholungen.</w:t>
+      </w:r>
+    </w:p>
+    <w:p>
+      <w:pPr>
+        <w:spacing w:after="80"/>
+      </w:pPr>
+      <w:r>
+        <w:t>Damit soll verhindert werden, dass der Reviewer eine sichtbare Änderungsserie erkennt und relativ zum unmittelbar vorherigen Körper urteilt.</w:t>
+      </w:r>
+    </w:p>
+    <w:p>
+      <w:pPr>
+        <w:pStyle w:val="Heading2"/>
+        <w:spacing w:before="140" w:after="60"/>
+      </w:pPr>
+      <w:r>
+        <w:t>Erwachsenengröße</w:t>
+      </w:r>
+    </w:p>
+    <w:p>
+      <w:pPr>
+        <w:spacing w:after="80"/>
+      </w:pPr>
+      <w:r>
+        <w:t xml:space="preserve">Für diesen Audit werden </w:t>
       </w:r>
       <w:r>
         <w:rPr>
           <w:b/>
         </w:rPr>
-        <w:t>Extremraum-Fälle</w:t>
-      </w:r>
-      <w:r>
-        <w:t>: 20 unterschiedliche akzeptierte Anker werden mit acht absichtlichen Core-Randkombinationen geprüft, darunter sehr groß/klein, leicht/schwer, lang-/kurzproportioniert sowie Muskel-/Masse-Gegenpole.</w:t>
+        <w:t>keine Erwachsenen über 205 cm angezeigt</w:t>
+      </w:r>
+      <w:r>
+        <w:t>. Der Plan wird zunächst konservativ anhand der aus Phase 1 beobachteten Beziehung zwischen Anny-</w:t>
+      </w:r>
+      <w:r>
+        <w:rPr>
+          <w:rFonts w:ascii="Consolas" w:hAnsi="Consolas"/>
+          <w:sz w:val="17"/>
+        </w:rPr>
+        <w:t>height</w:t>
+      </w:r>
+      <w:r>
+        <w:t xml:space="preserve"> und Rest-Mesh-Körperhöhe vorgekappt. Vor jeder Anzeige folgt zusätzlich ein harter, pose-unabhängiger Check der tatsächlichen Rest-Mesh-Statur. Falls ein Kandidat noch über 205 cm liegt, wird ausschließlich seine </w:t>
+      </w:r>
+      <w:r>
+        <w:rPr>
+          <w:rFonts w:ascii="Consolas" w:hAnsi="Consolas"/>
+          <w:sz w:val="17"/>
+        </w:rPr>
+        <w:t>height</w:t>
+      </w:r>
+      <w:r>
+        <w:t>-Komponente so weit reduziert, bis der exakte Rest-Mesh-Wert innerhalb der Grenze liegt. Die angepasste Rezeptur wird für verdeckte Wiederholungen identisch weiterverwendet.</w:t>
       </w:r>
     </w:p>
     <w:p>
       <w:pPr>
-        <w:pStyle w:val="ListBullet"/>
-        <w:spacing w:after="20"/>
-      </w:pPr>
-      <w:r>
-        <w:t xml:space="preserve">60 </w:t>
+        <w:spacing w:after="80"/>
+      </w:pPr>
+      <w:r>
+        <w:t xml:space="preserve">Die 205-cm-Regel ist eine </w:t>
       </w:r>
       <w:r>
         <w:rPr>
           <w:b/>
         </w:rPr>
-        <w:t>breite Randstichproben</w:t>
-      </w:r>
-      <w:r>
-        <w:t>: deterministische Halton-Abdeckung nahe der Core-Grenzen.</w:t>
+        <w:t>Audit-Sampling-Grenze</w:t>
+      </w:r>
+      <w:r>
+        <w:t>, keine anthropometrische Aussage, dass größere Menschen unmöglich sind. Sie vermeidet nur extrem seltene Größen, die für die aktuelle Kartierung wenig Informationsgewinn liefern.</w:t>
       </w:r>
     </w:p>
     <w:p>
       <w:pPr>
-        <w:pStyle w:val="ListBullet"/>
-        <w:spacing w:after="20"/>
-      </w:pPr>
-      <w:r>
-        <w:t xml:space="preserve">20 </w:t>
+        <w:pStyle w:val="Heading2"/>
+        <w:spacing w:before="140" w:after="60"/>
+      </w:pPr>
+      <w:r>
+        <w:t>BANK-only Dual Viewport</w:t>
+      </w:r>
+    </w:p>
+    <w:p>
+      <w:pPr>
+        <w:spacing w:after="80"/>
+      </w:pPr>
+      <w:r>
+        <w:t xml:space="preserve">Nur im </w:t>
+      </w:r>
+      <w:r>
+        <w:rPr>
+          <w:rFonts w:ascii="Consolas" w:hAnsi="Consolas"/>
+          <w:sz w:val="17"/>
+        </w:rPr>
+        <w:t>LAB -&gt; BANK</w:t>
+      </w:r>
+      <w:r>
+        <w:t xml:space="preserve">-Modus stehen zwei Viewports A/B zur Verfügung. Beide zeigen dieselbe Person und denselben Bewegungsframe, besitzen aber </w:t>
       </w:r>
       <w:r>
         <w:rPr>
           <w:b/>
         </w:rPr>
-        <w:t>verdeckte Wiederholungen</w:t>
-      </w:r>
-      <w:r>
-        <w:t xml:space="preserve"> zur Konsistenzkontrolle.</w:t>
+        <w:t>unabhängige Kameras</w:t>
+      </w:r>
+      <w:r>
+        <w:t>:</w:t>
       </w:r>
     </w:p>
     <w:p>
       <w:pPr>
-        <w:spacing w:after="60"/>
-      </w:pPr>
-      <w:r>
-        <w:t>Die 380 eindeutigen Rezepte sind vorab geprüft, reproduzierbar und enthalten keine exakten Duplikate.</w:t>
+        <w:pStyle w:val="ListBullet"/>
+      </w:pPr>
+      <w:r>
+        <w:t>eigener Zoom, Orbit, Pan und Blickwinkel,</w:t>
       </w:r>
     </w:p>
     <w:p>
       <w:pPr>
-        <w:pStyle w:val="Heading2"/>
-      </w:pPr>
-      <w:r>
-        <w:t>Audit-UI</w:t>
+        <w:pStyle w:val="ListBullet"/>
+      </w:pPr>
+      <w:r>
+        <w:t>letzter Klick / Touch / Orbit / Zoom wählt automatisch den aktiven Viewport,</w:t>
       </w:r>
     </w:p>
     <w:p>
       <w:pPr>
-        <w:spacing w:after="60"/>
-      </w:pPr>
-      <w:r>
-        <w:t>Die bewährte schnelle Bedienung bleibt erhalten:</w:t>
+        <w:pStyle w:val="ListBullet"/>
+      </w:pPr>
+      <w:r>
+        <w:rPr>
+          <w:rFonts w:ascii="Consolas" w:hAnsi="Consolas"/>
+          <w:sz w:val="17"/>
+        </w:rPr>
+        <w:t>Vorne</w:t>
+      </w:r>
+      <w:r>
+        <w:t xml:space="preserve">, </w:t>
+      </w:r>
+      <w:r>
+        <w:rPr>
+          <w:rFonts w:ascii="Consolas" w:hAnsi="Consolas"/>
+          <w:sz w:val="17"/>
+        </w:rPr>
+        <w:t>3/4</w:t>
+      </w:r>
+      <w:r>
+        <w:t xml:space="preserve">, </w:t>
+      </w:r>
+      <w:r>
+        <w:rPr>
+          <w:rFonts w:ascii="Consolas" w:hAnsi="Consolas"/>
+          <w:sz w:val="17"/>
+        </w:rPr>
+        <w:t>Seite</w:t>
+      </w:r>
+      <w:r>
+        <w:t xml:space="preserve">, </w:t>
+      </w:r>
+      <w:r>
+        <w:rPr>
+          <w:rFonts w:ascii="Consolas" w:hAnsi="Consolas"/>
+          <w:sz w:val="17"/>
+        </w:rPr>
+        <w:t>Hinten</w:t>
+      </w:r>
+      <w:r>
+        <w:t xml:space="preserve"> und </w:t>
+      </w:r>
+      <w:r>
+        <w:rPr>
+          <w:rFonts w:ascii="Consolas" w:hAnsi="Consolas"/>
+          <w:sz w:val="17"/>
+        </w:rPr>
+        <w:t>AutoFit</w:t>
+      </w:r>
+      <w:r>
+        <w:t xml:space="preserve"> wirken nur auf den aktiven Viewport,</w:t>
       </w:r>
     </w:p>
     <w:p>
       <w:pPr>
         <w:pStyle w:val="ListBullet"/>
-        <w:spacing w:after="20"/>
+      </w:pPr>
+      <w:r>
+        <w:t>die aktive Ansicht wird dezent markiert,</w:t>
+      </w:r>
+    </w:p>
+    <w:p>
+      <w:pPr>
+        <w:pStyle w:val="ListBullet"/>
+      </w:pPr>
+      <w:r>
+        <w:t>Pose/Animation bleibt absichtlich synchron, damit derselbe Bewegungsframe gleichzeitig aus zwei Richtungen beurteilt werden kann.</w:t>
+      </w:r>
+    </w:p>
+    <w:p>
+      <w:pPr>
+        <w:pStyle w:val="Heading2"/>
+        <w:spacing w:before="140" w:after="60"/>
+      </w:pPr>
+      <w:r>
+        <w:t>Optionales AutoFit</w:t>
+      </w:r>
+    </w:p>
+    <w:p>
+      <w:pPr>
+        <w:spacing w:after="80"/>
       </w:pPr>
       <w:r>
         <w:rPr>
           <w:rFonts w:ascii="Consolas" w:hAnsi="Consolas"/>
-          <w:sz w:val="16"/>
+          <w:sz w:val="17"/>
         </w:rPr>
-        <w:t>Plausibel</w:t>
-      </w:r>
-      <w:r>
-        <w:t xml:space="preserve">, </w:t>
-      </w:r>
-      <w:r>
-        <w:rPr>
-          <w:rFonts w:ascii="Consolas" w:hAnsi="Consolas"/>
-          <w:sz w:val="16"/>
-        </w:rPr>
-        <w:t>Unsicher</w:t>
-      </w:r>
-      <w:r>
-        <w:t xml:space="preserve">, </w:t>
-      </w:r>
-      <w:r>
-        <w:rPr>
-          <w:rFonts w:ascii="Consolas" w:hAnsi="Consolas"/>
-          <w:sz w:val="16"/>
-        </w:rPr>
-        <w:t>Unplausibel</w:t>
-      </w:r>
-      <w:r>
-        <w:t>,</w:t>
-      </w:r>
-    </w:p>
-    <w:p>
-      <w:pPr>
-        <w:pStyle w:val="ListBullet"/>
-        <w:spacing w:after="20"/>
-      </w:pPr>
-      <w:r>
-        <w:t>Vorne / 3/4 / Seite / Hinten,</w:t>
-      </w:r>
-    </w:p>
-    <w:p>
-      <w:pPr>
-        <w:pStyle w:val="ListBullet"/>
-        <w:spacing w:after="20"/>
-      </w:pPr>
-      <w:r>
-        <w:t>statische Posen, Gang-/Stress-Loops und importierte Animationen,</w:t>
-      </w:r>
-    </w:p>
-    <w:p>
-      <w:pPr>
-        <w:pStyle w:val="ListBullet"/>
-        <w:spacing w:after="20"/>
-      </w:pPr>
-      <w:r>
-        <w:t>manueller Zoom und Orbit bleiben beim Personenwechsel unverändert,</w:t>
-      </w:r>
-    </w:p>
-    <w:p>
-      <w:pPr>
-        <w:pStyle w:val="ListBullet"/>
-        <w:spacing w:after="20"/>
-      </w:pPr>
-      <w:r>
-        <w:t>nur ein expliziter Viewport-Klick darf neu einrahmen.</w:t>
-      </w:r>
-    </w:p>
-    <w:p>
-      <w:pPr>
-        <w:spacing w:after="60"/>
-      </w:pPr>
-      <w:r>
-        <w:t xml:space="preserve">Neu ist ein </w:t>
+        <w:t>AutoFit</w:t>
+      </w:r>
+      <w:r>
+        <w:t xml:space="preserve"> ist </w:t>
       </w:r>
       <w:r>
         <w:rPr>
           <w:b/>
         </w:rPr>
-        <w:t>optionaler persistenter Schnellgrund</w:t>
-      </w:r>
-      <w:r>
-        <w:t xml:space="preserve"> für </w:t>
-      </w:r>
+        <w:t>pro Viewport separat ein-/ausschaltbar</w:t>
+      </w:r>
+      <w:r>
+        <w:t>.</w:t>
+      </w:r>
+    </w:p>
+    <w:p>
+      <w:pPr>
+        <w:pStyle w:val="ListBullet"/>
+      </w:pPr>
       <w:r>
         <w:rPr>
           <w:rFonts w:ascii="Consolas" w:hAnsi="Consolas"/>
-          <w:sz w:val="16"/>
+          <w:sz w:val="17"/>
+        </w:rPr>
+        <w:t>AutoFit AN</w:t>
+      </w:r>
+      <w:r>
+        <w:t>: Beim Wechsel zur nächsten Person wird die Kamera so angepasst, dass der neue Körper ungefähr gleich groß im jeweiligen Viewport erscheint. Die aktuelle Blickrichtung bleibt erhalten.</w:t>
+      </w:r>
+    </w:p>
+    <w:p>
+      <w:pPr>
+        <w:pStyle w:val="ListBullet"/>
+      </w:pPr>
+      <w:r>
+        <w:rPr>
+          <w:rFonts w:ascii="Consolas" w:hAnsi="Consolas"/>
+          <w:sz w:val="17"/>
+        </w:rPr>
+        <w:t>AutoFit AUS</w:t>
+      </w:r>
+      <w:r>
+        <w:t>: Kamera, Zoom und Zielpunkt bleiben beim Personenwechsel exakt stehen.</w:t>
+      </w:r>
+    </w:p>
+    <w:p>
+      <w:pPr>
+        <w:pStyle w:val="ListBullet"/>
+      </w:pPr>
+      <w:r>
+        <w:t>Ein expliziter View-Button (</w:t>
+      </w:r>
+      <w:r>
+        <w:rPr>
+          <w:rFonts w:ascii="Consolas" w:hAnsi="Consolas"/>
+          <w:sz w:val="17"/>
+        </w:rPr>
+        <w:t>Vorne</w:t>
+      </w:r>
+      <w:r>
+        <w:t xml:space="preserve">, </w:t>
+      </w:r>
+      <w:r>
+        <w:rPr>
+          <w:rFonts w:ascii="Consolas" w:hAnsi="Consolas"/>
+          <w:sz w:val="17"/>
+        </w:rPr>
+        <w:t>3/4</w:t>
+      </w:r>
+      <w:r>
+        <w:t xml:space="preserve">, </w:t>
+      </w:r>
+      <w:r>
+        <w:rPr>
+          <w:rFonts w:ascii="Consolas" w:hAnsi="Consolas"/>
+          <w:sz w:val="17"/>
+        </w:rPr>
+        <w:t>Seite</w:t>
+      </w:r>
+      <w:r>
+        <w:t xml:space="preserve">, </w:t>
+      </w:r>
+      <w:r>
+        <w:rPr>
+          <w:rFonts w:ascii="Consolas" w:hAnsi="Consolas"/>
+          <w:sz w:val="17"/>
+        </w:rPr>
+        <w:t>Hinten</w:t>
+      </w:r>
+      <w:r>
+        <w:t>) darf unabhängig davon neu einrahmen.</w:t>
+      </w:r>
+    </w:p>
+    <w:p>
+      <w:pPr>
+        <w:spacing w:after="80"/>
+      </w:pPr>
+      <w:r>
+        <w:t>Damit ragt ein großer Körper nach einem kleinen nicht versehentlich aus dem Bild, ohne den bereits gewünschten manuellen Kamera-Lock abzuschaffen.</w:t>
+      </w:r>
+    </w:p>
+    <w:p>
+      <w:pPr>
+        <w:pStyle w:val="Heading2"/>
+        <w:spacing w:before="140" w:after="60"/>
+      </w:pPr>
+      <w:r>
+        <w:t>Objektivitätsregel Schnellgrund</w:t>
+      </w:r>
+    </w:p>
+    <w:p>
+      <w:pPr>
+        <w:spacing w:after="80"/>
+      </w:pPr>
+      <w:r>
+        <w:t xml:space="preserve">Der optionale Schnellgrund für </w:t>
+      </w:r>
+      <w:r>
+        <w:rPr>
+          <w:rFonts w:ascii="Consolas" w:hAnsi="Consolas"/>
+          <w:sz w:val="17"/>
         </w:rPr>
         <w:t>?</w:t>
       </w:r>
@@ -922,29 +1132,55 @@
       <w:r>
         <w:rPr>
           <w:rFonts w:ascii="Consolas" w:hAnsi="Consolas"/>
-          <w:sz w:val="16"/>
+          <w:sz w:val="17"/>
         </w:rPr>
-        <w:t>×</w:t>
-      </w:r>
-      <w:r>
-        <w:t xml:space="preserve">. Er startet in Phase 2 auf </w:t>
+        <w:t>x</w:t>
+      </w:r>
+      <w:r>
+        <w:t xml:space="preserve"> bleibt verfügbar, wird aber in v0.8.28.4 </w:t>
+      </w:r>
+      <w:r>
+        <w:rPr>
+          <w:b/>
+        </w:rPr>
+        <w:t>nicht mehr mit `Beine zu lang` vorausgewählt</w:t>
+      </w:r>
+      <w:r>
+        <w:t xml:space="preserve">. Standard ist </w:t>
       </w:r>
       <w:r>
         <w:rPr>
           <w:rFonts w:ascii="Consolas" w:hAnsi="Consolas"/>
-          <w:sz w:val="16"/>
+          <w:sz w:val="17"/>
         </w:rPr>
-        <w:t>Beine zu lang</w:t>
-      </w:r>
-      <w:r>
-        <w:t xml:space="preserve">, weil dies die bekannte Ursache aller Phase-1-Unsicherheiten war. Weitere Werte sind </w:t>
+        <w:t>kein Grund</w:t>
+      </w:r>
+      <w:r>
+        <w:t>, damit die bekannte Phase-1-Beobachtung den neuen Blind-Audit nicht vorprägt.</w:t>
+      </w:r>
+    </w:p>
+    <w:p>
+      <w:pPr>
+        <w:pStyle w:val="Heading2"/>
+        <w:spacing w:before="140" w:after="60"/>
+      </w:pPr>
+      <w:r>
+        <w:t>Kopfmodell · bewusst vertagt</w:t>
+      </w:r>
+    </w:p>
+    <w:p>
+      <w:pPr>
+        <w:spacing w:after="80"/>
+      </w:pPr>
+      <w:r>
+        <w:t xml:space="preserve">Eine Quellcodeprüfung von Anny zeigt: </w:t>
       </w:r>
       <w:r>
         <w:rPr>
           <w:rFonts w:ascii="Consolas" w:hAnsi="Consolas"/>
-          <w:sz w:val="16"/>
+          <w:sz w:val="17"/>
         </w:rPr>
-        <w:t>Beine zu kurz</w:t>
+        <w:t>height</w:t>
       </w:r>
       <w:r>
         <w:t xml:space="preserve">, </w:t>
@@ -952,9 +1188,9 @@
       <w:r>
         <w:rPr>
           <w:rFonts w:ascii="Consolas" w:hAnsi="Consolas"/>
-          <w:sz w:val="16"/>
+          <w:sz w:val="17"/>
         </w:rPr>
-        <w:t>Torso / Proportion</w:t>
+        <w:t>weight</w:t>
       </w:r>
       <w:r>
         <w:t xml:space="preserve">, </w:t>
@@ -962,49 +1198,75 @@
       <w:r>
         <w:rPr>
           <w:rFonts w:ascii="Consolas" w:hAnsi="Consolas"/>
-          <w:sz w:val="16"/>
+          <w:sz w:val="17"/>
         </w:rPr>
-        <w:t>Masse / Breite</w:t>
-      </w:r>
-      <w:r>
-        <w:t xml:space="preserve">, </w:t>
+        <w:t>age</w:t>
+      </w:r>
+      <w:r>
+        <w:t xml:space="preserve"> usw. sind separate Phenotypachsen; zusätzlich existieren lokale Kopf-Morphs wie </w:t>
       </w:r>
       <w:r>
         <w:rPr>
           <w:rFonts w:ascii="Consolas" w:hAnsi="Consolas"/>
-          <w:sz w:val="16"/>
+          <w:sz w:val="17"/>
         </w:rPr>
-        <w:t>Sonstiges</w:t>
-      </w:r>
-      <w:r>
-        <w:t xml:space="preserve"> oder kein Grund. Der Audit blockiert niemals auf eine Begründung.</w:t>
+        <w:t>head-fat</w:t>
+      </w:r>
+      <w:r>
+        <w:t xml:space="preserve"> und Kopf-Skalierungsachsen. Das beobachtete Verhalten, dass Kopfgröße bzw. Kopffett nicht automatisch anthropometrisch mit Körpergröße/Gewicht gekoppelt werden, ist daher überwiegend eine Eigenschaft des zugrunde liegenden Anny/MakeHuman-Modells und </w:t>
+      </w:r>
+      <w:r>
+        <w:rPr>
+          <w:b/>
+        </w:rPr>
+        <w:t>kein aktueller BANK-Browserfehler</w:t>
+      </w:r>
+      <w:r>
+        <w:t>.</w:t>
       </w:r>
     </w:p>
     <w:p>
       <w:pPr>
-        <w:pStyle w:val="Heading2"/>
-      </w:pPr>
-      <w:r>
-        <w:t>Datenbasis Phase 2</w:t>
+        <w:spacing w:after="80"/>
+      </w:pPr>
+      <w:r>
+        <w:t xml:space="preserve">Diese Korrektur wird </w:t>
+      </w:r>
+      <w:r>
+        <w:rPr>
+          <w:b/>
+        </w:rPr>
+        <w:t>nicht in den aktuellen Blind-Audit aufgenommen</w:t>
+      </w:r>
+      <w:r>
+        <w:t>, weil dort kein absoluter Größenmaßstab sichtbar ist und Kopfgröße derzeit keine kritische Zielgröße ist. Sie bleibt als spätere Aufgabe festgehalten: separate Prüfung mit bekannter Körpergröße und anthropometrischem Kopf-Körper-Verhältnis; erst danach ggf. semantische Kopplung von Head-Size/Head-Fat.</w:t>
       </w:r>
     </w:p>
     <w:p>
       <w:pPr>
-        <w:spacing w:after="60"/>
-      </w:pPr>
-      <w:r>
-        <w:t>Der Build enthält zwei reproduzierbare Dateien:</w:t>
+        <w:pStyle w:val="Heading2"/>
+        <w:spacing w:before="140" w:after="60"/>
+      </w:pPr>
+      <w:r>
+        <w:t>Datenbasis Phase 2</w:t>
       </w:r>
     </w:p>
     <w:p>
       <w:pPr>
+        <w:spacing w:after="80"/>
+      </w:pPr>
+      <w:r>
+        <w:t>Der Build enthält:</w:t>
+      </w:r>
+    </w:p>
+    <w:p>
+      <w:pPr>
         <w:pStyle w:val="ListBullet"/>
-        <w:spacing w:after="20"/>
       </w:pPr>
       <w:r>
         <w:rPr>
           <w:rFonts w:ascii="Consolas" w:hAnsi="Consolas"/>
-          <w:sz w:val="16"/>
+          <w:sz w:val="17"/>
         </w:rPr>
         <w:t>body-bank-phase1-audit-seed-v1.json</w:t>
       </w:r>
@@ -1014,7 +1276,7 @@
       <w:r>
         <w:rPr>
           <w:rFonts w:ascii="Consolas" w:hAnsi="Consolas"/>
-          <w:sz w:val="16"/>
+          <w:sz w:val="17"/>
         </w:rPr>
         <w:t>legs-too-long</w:t>
       </w:r>
@@ -1025,38 +1287,30 @@
     <w:p>
       <w:pPr>
         <w:pStyle w:val="ListBullet"/>
-        <w:spacing w:after="20"/>
       </w:pPr>
       <w:r>
         <w:rPr>
           <w:rFonts w:ascii="Consolas" w:hAnsi="Consolas"/>
-          <w:sz w:val="16"/>
+          <w:sz w:val="17"/>
         </w:rPr>
-        <w:t>body-bank-phase2-plan-v1.json</w:t>
-      </w:r>
-      <w:r>
-        <w:t>: enthält den vollständigen 380+20-Plan und die verwendeten Phase-1-Anker.</w:t>
+        <w:t>body-bank-phase2-plan-v2.json</w:t>
+      </w:r>
+      <w:r>
+        <w:t>: blind durchmischter 380+20-Plan mit 205-cm-Samplingregel, gespeichertem Shuffle-Seed und unverändertem lokalen Familienkontext für die spätere Auswertung.</w:t>
       </w:r>
     </w:p>
     <w:p>
       <w:pPr>
-        <w:spacing w:after="60"/>
-      </w:pPr>
-      <w:r>
-        <w:t>Dadurch ist nachvollziehbar, aus welchem Human-Audit jeder Phase-2-Kandidat abgeleitet wurde.</w:t>
+        <w:pStyle w:val="Heading1"/>
+        <w:spacing w:before="140" w:after="60"/>
+      </w:pPr>
+      <w:r>
+        <w:t>6. Rolle des bisherigen Wissens</w:t>
       </w:r>
     </w:p>
     <w:p>
       <w:pPr>
-        <w:pStyle w:val="Heading1"/>
-      </w:pPr>
-      <w:r>
-        <w:t>6. Rolle des bisherigen Wissens</w:t>
-      </w:r>
-    </w:p>
-    <w:p>
-      <w:pPr>
-        <w:spacing w:after="60"/>
+        <w:spacing w:after="80"/>
       </w:pPr>
       <w:r>
         <w:t xml:space="preserve">Die bisherige Arbeit wird </w:t>
@@ -1073,7 +1327,7 @@
     </w:p>
     <w:p>
       <w:pPr>
-        <w:spacing w:after="60"/>
+        <w:spacing w:after="80"/>
       </w:pPr>
       <w:r>
         <w:t>Weiterzuverwenden sind insbesondere:</w:t>
@@ -1082,7 +1336,6 @@
     <w:p>
       <w:pPr>
         <w:pStyle w:val="ListBullet"/>
-        <w:spacing w:after="20"/>
       </w:pPr>
       <w:r>
         <w:t>Landmark- und Messdefinitionen,</w:t>
@@ -1091,7 +1344,6 @@
     <w:p>
       <w:pPr>
         <w:pStyle w:val="ListBullet"/>
-        <w:spacing w:after="20"/>
       </w:pPr>
       <w:r>
         <w:t>geometrische Messoperatoren und Region-Masks,</w:t>
@@ -1100,7 +1352,6 @@
     <w:p>
       <w:pPr>
         <w:pStyle w:val="ListBullet"/>
-        <w:spacing w:after="20"/>
       </w:pPr>
       <w:r>
         <w:t>Symmetrie-Regeln,</w:t>
@@ -1109,7 +1360,6 @@
     <w:p>
       <w:pPr>
         <w:pStyle w:val="ListBullet"/>
-        <w:spacing w:after="20"/>
       </w:pPr>
       <w:r>
         <w:t>Morph Influence Atlas,</w:t>
@@ -1118,7 +1368,6 @@
     <w:p>
       <w:pPr>
         <w:pStyle w:val="ListBullet"/>
-        <w:spacing w:after="20"/>
       </w:pPr>
       <w:r>
         <w:t>Morph Observatory / Skelettreaktionen,</w:t>
@@ -1127,7 +1376,6 @@
     <w:p>
       <w:pPr>
         <w:pStyle w:val="ListBullet"/>
-        <w:spacing w:after="20"/>
       </w:pPr>
       <w:r>
         <w:t>gekoppelte Morph-/Slidergruppen,</w:t>
@@ -1136,7 +1384,6 @@
     <w:p>
       <w:pPr>
         <w:pStyle w:val="ListBullet"/>
-        <w:spacing w:after="20"/>
       </w:pPr>
       <w:r>
         <w:t>Stabilitäts- und Regressions-Gates,</w:t>
@@ -1145,7 +1392,6 @@
     <w:p>
       <w:pPr>
         <w:pStyle w:val="ListBullet"/>
-        <w:spacing w:after="20"/>
       </w:pPr>
       <w:r>
         <w:t>ANSUR-/Studienwissen als Mess- und Plausibilitätsreferenz,</w:t>
@@ -1154,7 +1400,6 @@
     <w:p>
       <w:pPr>
         <w:pStyle w:val="ListBullet"/>
-        <w:spacing w:after="20"/>
       </w:pPr>
       <w:r>
         <w:t>Solver-Fehlschläge als Information über ungeeignete Freiheitsgrade und Cross-Region-Risiken.</w:t>
@@ -1162,7 +1407,7 @@
     </w:p>
     <w:p>
       <w:pPr>
-        <w:spacing w:after="60"/>
+        <w:spacing w:after="80"/>
       </w:pPr>
       <w:r>
         <w:t>Diese Informationen sollen den Body-Bank-Generator, automatische Plausibilitätschecks und spätere lokale Fitter begrenzen, nicht erneut einen freien globalen Solver rechtfertigen.</w:t>
@@ -1171,6 +1416,7 @@
     <w:p>
       <w:pPr>
         <w:pStyle w:val="Heading1"/>
+        <w:spacing w:before="140" w:after="60"/>
       </w:pPr>
       <w:r>
         <w:t>7. ANSUR / externe Studien</w:t>
@@ -1178,7 +1424,7 @@
     </w:p>
     <w:p>
       <w:pPr>
-        <w:spacing w:after="60"/>
+        <w:spacing w:after="80"/>
       </w:pPr>
       <w:r>
         <w:t xml:space="preserve">ANSUR bleibt wertvoll für präzise Messdefinitionen, Landmark-Protokolle, Posen, Messfehler und historische Vergleichstests. Es ist </w:t>
@@ -1195,7 +1441,7 @@
     </w:p>
     <w:p>
       <w:pPr>
-        <w:spacing w:after="60"/>
+        <w:spacing w:after="80"/>
       </w:pPr>
       <w:r>
         <w:t>Externe Populationsdaten können später genutzt werden, um aus wenigen Nutzerdaten plausible fehlende Maße bzw. Lookup-Ziele zu schätzen. Die aktuelle Body-Bank-Phase soll jedoch nicht erneut durch einen Studienwechsel blockiert werden.</w:t>
@@ -1204,6 +1450,7 @@
     <w:p>
       <w:pPr>
         <w:pStyle w:val="Heading1"/>
+        <w:spacing w:before="140" w:after="60"/>
       </w:pPr>
       <w:r>
         <w:t>8. Produktionspfad vs. Forschungsarchiv</w:t>
@@ -1212,6 +1459,7 @@
     <w:p>
       <w:pPr>
         <w:pStyle w:val="Heading2"/>
+        <w:spacing w:before="140" w:after="60"/>
       </w:pPr>
       <w:r>
         <w:t>Aktueller Produktions-/Produktpfad</w:t>
@@ -1220,7 +1468,6 @@
     <w:p>
       <w:pPr>
         <w:pStyle w:val="ListBullet"/>
-        <w:spacing w:after="20"/>
       </w:pPr>
       <w:r>
         <w:t>Body Fit v1.2 aus v0.8.27.2 bleibt als bestehender Minimal-Prototyp verfügbar.</w:t>
@@ -1229,15 +1476,15 @@
     <w:p>
       <w:pPr>
         <w:pStyle w:val="ListBullet"/>
-        <w:spacing w:after="20"/>
-      </w:pPr>
-      <w:r>
-        <w:t>v0.8.28.3 setzt den Body-Bank-/Audit-Pfad mit dem ersten echten Folge-Gate fort: Phase-1-Human-Anker werden für lokale Proportionsgrenzen sowie bewusste Extrem- und Randraumfälle genutzt. Der Runtime-Lookup/Fitter bleibt weiterhin deaktiviert, bis dieser Raum ausreichend kartiert ist.</w:t>
+      </w:pPr>
+      <w:r>
+        <w:t>v0.8.28.4 setzt den Body-Bank-/Audit-Pfad als echten Blind-Audit fort: dieselben lokalen Proportions-/Extrem-/Randfälle werden objektiv durchmischt, mit BANK-only Dual-Viewport und optionalem AutoFit geprüft. Der Runtime-Lookup/Fitter bleibt weiterhin deaktiviert, bis dieser Raum ausreichend kartiert ist.</w:t>
       </w:r>
     </w:p>
     <w:p>
       <w:pPr>
         <w:pStyle w:val="Heading2"/>
+        <w:spacing w:before="140" w:after="60"/>
       </w:pPr>
       <w:r>
         <w:t>Forschungsarchiv</w:t>
@@ -1245,7 +1492,7 @@
     </w:p>
     <w:p>
       <w:pPr>
-        <w:spacing w:after="60"/>
+        <w:spacing w:after="80"/>
       </w:pPr>
       <w:r>
         <w:t>Weiter verfügbar, aber nicht automatisch Produktionsarchitektur:</w:t>
@@ -1254,7 +1501,6 @@
     <w:p>
       <w:pPr>
         <w:pStyle w:val="ListBullet"/>
-        <w:spacing w:after="20"/>
       </w:pPr>
       <w:r>
         <w:t>Solver24,</w:t>
@@ -1263,7 +1509,6 @@
     <w:p>
       <w:pPr>
         <w:pStyle w:val="ListBullet"/>
-        <w:spacing w:after="20"/>
       </w:pPr>
       <w:r>
         <w:t>Solver V2 Proof,</w:t>
@@ -1272,7 +1517,6 @@
     <w:p>
       <w:pPr>
         <w:pStyle w:val="ListBullet"/>
-        <w:spacing w:after="20"/>
       </w:pPr>
       <w:r>
         <w:t>Real-ANSUR-Stress,</w:t>
@@ -1281,7 +1525,6 @@
     <w:p>
       <w:pPr>
         <w:pStyle w:val="ListBullet"/>
-        <w:spacing w:after="20"/>
       </w:pPr>
       <w:r>
         <w:t>Pragmatic Repair / Residual Convergence,</w:t>
@@ -1290,7 +1533,6 @@
     <w:p>
       <w:pPr>
         <w:pStyle w:val="ListBullet"/>
-        <w:spacing w:after="20"/>
       </w:pPr>
       <w:r>
         <w:t>Morph &lt;-&gt; Messebene Alignment,</w:t>
@@ -1299,7 +1541,6 @@
     <w:p>
       <w:pPr>
         <w:pStyle w:val="ListBullet"/>
-        <w:spacing w:after="20"/>
       </w:pPr>
       <w:r>
         <w:t>Solver Shape Layer,</w:t>
@@ -1308,7 +1549,6 @@
     <w:p>
       <w:pPr>
         <w:pStyle w:val="ListBullet"/>
-        <w:spacing w:after="20"/>
       </w:pPr>
       <w:r>
         <w:t>Legacy Blind Audit (</w:t>
@@ -1316,7 +1556,7 @@
       <w:r>
         <w:rPr>
           <w:rFonts w:ascii="Consolas" w:hAnsi="Consolas"/>
-          <w:sz w:val="16"/>
+          <w:sz w:val="17"/>
         </w:rPr>
         <w:t>AUDT</w:t>
       </w:r>
@@ -1326,7 +1566,7 @@
     </w:p>
     <w:p>
       <w:pPr>
-        <w:spacing w:after="60"/>
+        <w:spacing w:after="80"/>
       </w:pPr>
       <w:r>
         <w:t>Diese Pfade dürfen als Diagnose, Vergleich oder Datenquelle genutzt werden. Ein fehlgeschlagener Body-Bank-Test ist kein automatischer Auftrag, zu einem alten globalen Solver zurückzukehren.</w:t>
@@ -1335,6 +1575,7 @@
     <w:p>
       <w:pPr>
         <w:pStyle w:val="Heading1"/>
+        <w:spacing w:before="140" w:after="60"/>
       </w:pPr>
       <w:r>
         <w:t>9. Nicht verhandelbare technische Regeln</w:t>
@@ -1343,7 +1584,6 @@
     <w:p>
       <w:pPr>
         <w:pStyle w:val="ListBullet"/>
-        <w:spacing w:after="20"/>
       </w:pPr>
       <w:r>
         <w:t>Anatomische Regionen bleiben strikt getrennt; Torsomaße dürfen keine Arme fangen.</w:t>
@@ -1352,7 +1592,6 @@
     <w:p>
       <w:pPr>
         <w:pStyle w:val="ListBullet"/>
-        <w:spacing w:after="20"/>
       </w:pPr>
       <w:r>
         <w:t>Symmetrische Parameter müssen bilateral konsistent wirken, sofern kein expliziter asymmetrischer Modus vorliegt.</w:t>
@@ -1361,7 +1600,6 @@
     <w:p>
       <w:pPr>
         <w:pStyle w:val="ListBullet"/>
-        <w:spacing w:after="20"/>
       </w:pPr>
       <w:r>
         <w:t>Morphs dürfen nur für fachlich passende Körperregionen geroutet werden.</w:t>
@@ -1370,7 +1608,6 @@
     <w:p>
       <w:pPr>
         <w:pStyle w:val="ListBullet"/>
-        <w:spacing w:after="20"/>
       </w:pPr>
       <w:r>
         <w:t>Gekoppelte Formänderungen (z. B. Width + Depth für einen Umfang) dürfen als semantischer Controller behandelt werden, wenn dies geometrisch sinnvoll ist.</w:t>
@@ -1379,7 +1616,6 @@
     <w:p>
       <w:pPr>
         <w:pStyle w:val="ListBullet"/>
-        <w:spacing w:after="20"/>
       </w:pPr>
       <w:r>
         <w:t>Messfehler, Mesh-Limit, Lookup-Abdeckung und Fitterfehler müssen separat diagnostizierbar bleiben.</w:t>
@@ -1388,7 +1624,6 @@
     <w:p>
       <w:pPr>
         <w:pStyle w:val="ListBullet"/>
-        <w:spacing w:after="20"/>
       </w:pPr>
       <w:r>
         <w:t>iPhone/Safari-Tauglichkeit und Resume/Persistenz sind Pflicht.</w:t>
@@ -1397,14 +1632,15 @@
     <w:p>
       <w:pPr>
         <w:pStyle w:val="Heading1"/>
-      </w:pPr>
-      <w:r>
-        <w:t>10. Nächster Gate nach v0.8.28.3</w:t>
+        <w:spacing w:before="140" w:after="60"/>
+      </w:pPr>
+      <w:r>
+        <w:t>10. Nächster Gate nach v0.8.28.4</w:t>
       </w:r>
     </w:p>
     <w:p>
       <w:pPr>
-        <w:spacing w:after="60"/>
+        <w:spacing w:after="80"/>
       </w:pPr>
       <w:r>
         <w:t xml:space="preserve">Der Nutzer auditiert die 400 Phase-2-Fälle und exportiert </w:t>
@@ -1412,7 +1648,7 @@
       <w:r>
         <w:rPr>
           <w:rFonts w:ascii="Consolas" w:hAnsi="Consolas"/>
-          <w:sz w:val="16"/>
+          <w:sz w:val="17"/>
         </w:rPr>
         <w:t>Sammy_BODY_BANK_PHASE2_AUDIT_*.json</w:t>
       </w:r>
@@ -1422,7 +1658,7 @@
     </w:p>
     <w:p>
       <w:pPr>
-        <w:spacing w:after="60"/>
+        <w:spacing w:after="80"/>
       </w:pPr>
       <w:r>
         <w:t>Danach werden mindestens getrennt bewertet:</w:t>
@@ -1430,8 +1666,8 @@
     </w:p>
     <w:p>
       <w:pPr>
-        <w:spacing w:after="20"/>
-        <w:ind w:left="312" w:hanging="227"/>
+        <w:spacing w:after="80"/>
+        <w:ind w:left="240"/>
       </w:pPr>
       <w:r>
         <w:t xml:space="preserve">1. </w:t>
@@ -1448,7 +1684,7 @@
       <w:r>
         <w:rPr>
           <w:rFonts w:ascii="Consolas" w:hAnsi="Consolas"/>
-          <w:sz w:val="16"/>
+          <w:sz w:val="17"/>
         </w:rPr>
         <w:t>legs-too-long</w:t>
       </w:r>
@@ -1458,7 +1694,7 @@
       <w:r>
         <w:rPr>
           <w:rFonts w:ascii="Consolas" w:hAnsi="Consolas"/>
-          <w:sz w:val="16"/>
+          <w:sz w:val="17"/>
         </w:rPr>
         <w:t>hipJointHeightRatio</w:t>
       </w:r>
@@ -1468,7 +1704,7 @@
       <w:r>
         <w:rPr>
           <w:rFonts w:ascii="Consolas" w:hAnsi="Consolas"/>
-          <w:sz w:val="16"/>
+          <w:sz w:val="17"/>
         </w:rPr>
         <w:t>legChainRatio</w:t>
       </w:r>
@@ -1478,7 +1714,7 @@
       <w:r>
         <w:rPr>
           <w:rFonts w:ascii="Consolas" w:hAnsi="Consolas"/>
-          <w:sz w:val="16"/>
+          <w:sz w:val="17"/>
         </w:rPr>
         <w:t>torsoChainRatio</w:t>
       </w:r>
@@ -1488,8 +1724,8 @@
     </w:p>
     <w:p>
       <w:pPr>
-        <w:spacing w:after="20"/>
-        <w:ind w:left="312" w:hanging="227"/>
+        <w:spacing w:after="80"/>
+        <w:ind w:left="240"/>
       </w:pPr>
       <w:r>
         <w:t xml:space="preserve">2. </w:t>
@@ -1506,8 +1742,8 @@
     </w:p>
     <w:p>
       <w:pPr>
-        <w:spacing w:after="20"/>
-        <w:ind w:left="312" w:hanging="227"/>
+        <w:spacing w:after="80"/>
+        <w:ind w:left="240"/>
       </w:pPr>
       <w:r>
         <w:t xml:space="preserve">3. </w:t>
@@ -1524,8 +1760,8 @@
     </w:p>
     <w:p>
       <w:pPr>
-        <w:spacing w:after="20"/>
-        <w:ind w:left="312" w:hanging="227"/>
+        <w:spacing w:after="80"/>
+        <w:ind w:left="240"/>
       </w:pPr>
       <w:r>
         <w:t xml:space="preserve">4. </w:t>
@@ -1542,8 +1778,8 @@
     </w:p>
     <w:p>
       <w:pPr>
-        <w:spacing w:after="20"/>
-        <w:ind w:left="312" w:hanging="227"/>
+        <w:spacing w:after="80"/>
+        <w:ind w:left="240"/>
       </w:pPr>
       <w:r>
         <w:t xml:space="preserve">5. </w:t>
@@ -1560,8 +1796,8 @@
     </w:p>
     <w:p>
       <w:pPr>
-        <w:spacing w:after="20"/>
-        <w:ind w:left="312" w:hanging="227"/>
+        <w:spacing w:after="80"/>
+        <w:ind w:left="240"/>
       </w:pPr>
       <w:r>
         <w:t xml:space="preserve">6. </w:t>
@@ -1578,7 +1814,7 @@
       <w:r>
         <w:rPr>
           <w:rFonts w:ascii="Consolas" w:hAnsi="Consolas"/>
-          <w:sz w:val="16"/>
+          <w:sz w:val="17"/>
         </w:rPr>
         <w:t>HUMAN_ACCEPTED</w:t>
       </w:r>
@@ -1588,7 +1824,7 @@
     </w:p>
     <w:p>
       <w:pPr>
-        <w:spacing w:after="60"/>
+        <w:spacing w:after="80"/>
       </w:pPr>
       <w:r>
         <w:t>Erst wenn diese Auswertung brauchbar ist, folgt der nächste technische Proof:</w:t>
@@ -1597,7 +1833,6 @@
     <w:p>
       <w:pPr>
         <w:pStyle w:val="ListBullet"/>
-        <w:spacing w:after="20"/>
       </w:pPr>
       <w:r>
         <w:t>Top-K-Lookup auf akzeptierten Anny-Rezepten,</w:t>
@@ -1606,7 +1841,6 @@
     <w:p>
       <w:pPr>
         <w:pStyle w:val="ListBullet"/>
-        <w:spacing w:after="20"/>
       </w:pPr>
       <w:r>
         <w:t>zunächst nur mit wenigen stabilen Eingaben,</w:t>
@@ -1615,7 +1849,6 @@
     <w:p>
       <w:pPr>
         <w:pStyle w:val="ListBullet"/>
-        <w:spacing w:after="20"/>
       </w:pPr>
       <w:r>
         <w:t>anschließend sehr kleiner anatomisch gerouteter lokaler Fitter,</w:t>
@@ -1624,7 +1857,6 @@
     <w:p>
       <w:pPr>
         <w:pStyle w:val="ListBullet"/>
-        <w:spacing w:after="20"/>
       </w:pPr>
       <w:r>
         <w:t>kein freier From-Scratch-Solver.</w:t>
@@ -1632,7 +1864,7 @@
     </w:p>
     <w:p>
       <w:pPr>
-        <w:spacing w:after="60"/>
+        <w:spacing w:after="80"/>
       </w:pPr>
       <w:r>
         <w:t xml:space="preserve">Wenn die langen-Beine-Unsicherheit durch einen klaren, aber familienabhängigen Skelettbereich erklärt werden kann, wird daraus </w:t>
@@ -1641,7 +1873,7 @@
         <w:rPr>
           <w:b/>
         </w:rPr>
-        <w:t>keine globale Proportions-Grenze</w:t>
+        <w:t>keine globale `proportions`-Grenze</w:t>
       </w:r>
       <w:r>
         <w:t>, sondern ein lokaler Audit-/Korridorhinweis für die jeweilige Körperfamilie.</w:t>
@@ -1650,6 +1882,7 @@
     <w:p>
       <w:pPr>
         <w:pStyle w:val="Heading1"/>
+        <w:spacing w:before="140" w:after="60"/>
       </w:pPr>
       <w:r>
         <w:t>11. Abbruch-/Entscheidungsregel</w:t>
@@ -1657,20 +1890,16 @@
     </w:p>
     <w:p>
       <w:pPr>
-        <w:spacing w:after="60"/>
+        <w:spacing w:after="80"/>
       </w:pPr>
       <w:r>
         <w:t>Wenn bereits der konservative Anny-Core-Raum überwiegend unplausibel ist oder sich keine ausreichend zusammenhängende akzeptierte Körperbank aufbauen lässt, wird nicht automatisch ein noch komplexerer Solver gebaut. Dann muss die Eignung von Anny als Basismodell selbst neu bewertet werden.</w:t>
       </w:r>
     </w:p>
     <w:p>
-      <w:r>
-        <w:br w:type="page"/>
-      </w:r>
-    </w:p>
-    <w:p>
       <w:pPr>
         <w:pStyle w:val="Heading1"/>
+        <w:spacing w:before="140" w:after="60"/>
       </w:pPr>
       <w:r>
         <w:t>12. Änderungsprotokoll</w:t>
@@ -1680,7 +1909,6 @@
       <w:tblPr>
         <w:tblStyle w:val="TableGrid"/>
         <w:tblW w:type="auto" w:w="0"/>
-        <w:jc w:val="center"/>
         <w:tblLook w:firstColumn="1" w:firstRow="1" w:lastColumn="0" w:lastRow="0" w:noHBand="0" w:noVBand="1" w:val="04A0"/>
       </w:tblPr>
       <w:tblGrid>
@@ -1689,31 +1917,19 @@
         <w:gridCol w:w="3400"/>
       </w:tblGrid>
       <w:tr>
-        <w:trPr>
-          <w:cantSplit/>
-        </w:trPr>
         <w:tc>
           <w:tcPr>
             <w:tcW w:type="dxa" w:w="3400"/>
-            <w:vAlign w:val="center"/>
-            <w:shd w:fill="E7E9EC"/>
           </w:tcPr>
           <w:p>
-            <w:pPr>
-              <w:spacing w:after="0" w:before="0"/>
-            </w:pPr>
             <w:r>
               <w:rPr>
-                <w:rFonts w:ascii="Arial" w:hAnsi="Arial"/>
                 <w:b/>
-                <w:sz w:val="14"/>
               </w:rPr>
             </w:r>
             <w:r>
               <w:rPr>
-                <w:rFonts w:ascii="Arial" w:hAnsi="Arial"/>
                 <w:b/>
-                <w:sz w:val="14"/>
               </w:rPr>
               <w:t>Version</w:t>
             </w:r>
@@ -1722,25 +1938,16 @@
         <w:tc>
           <w:tcPr>
             <w:tcW w:type="dxa" w:w="3400"/>
-            <w:vAlign w:val="center"/>
-            <w:shd w:fill="E7E9EC"/>
           </w:tcPr>
           <w:p>
-            <w:pPr>
-              <w:spacing w:after="0" w:before="0"/>
-            </w:pPr>
             <w:r>
               <w:rPr>
-                <w:rFonts w:ascii="Arial" w:hAnsi="Arial"/>
                 <w:b/>
-                <w:sz w:val="14"/>
               </w:rPr>
             </w:r>
             <w:r>
               <w:rPr>
-                <w:rFonts w:ascii="Arial" w:hAnsi="Arial"/>
                 <w:b/>
-                <w:sz w:val="14"/>
               </w:rPr>
               <w:t>Datum</w:t>
             </w:r>
@@ -1749,25 +1956,16 @@
         <w:tc>
           <w:tcPr>
             <w:tcW w:type="dxa" w:w="3400"/>
-            <w:vAlign w:val="center"/>
-            <w:shd w:fill="E7E9EC"/>
           </w:tcPr>
           <w:p>
-            <w:pPr>
-              <w:spacing w:after="0" w:before="0"/>
-            </w:pPr>
             <w:r>
               <w:rPr>
-                <w:rFonts w:ascii="Arial" w:hAnsi="Arial"/>
                 <w:b/>
-                <w:sz w:val="14"/>
               </w:rPr>
             </w:r>
             <w:r>
               <w:rPr>
-                <w:rFonts w:ascii="Arial" w:hAnsi="Arial"/>
                 <w:b/>
-                <w:sz w:val="14"/>
               </w:rPr>
               <w:t>Änderung</w:t>
             </w:r>
@@ -1775,31 +1973,13 @@
         </w:tc>
       </w:tr>
       <w:tr>
-        <w:trPr>
-          <w:cantSplit/>
-        </w:trPr>
         <w:tc>
           <w:tcPr>
             <w:tcW w:type="dxa" w:w="3400"/>
-            <w:vAlign w:val="center"/>
           </w:tcPr>
           <w:p>
-            <w:pPr>
-              <w:spacing w:after="0" w:before="0"/>
-            </w:pPr>
+            <w:r/>
             <w:r>
-              <w:rPr>
-                <w:rFonts w:ascii="Arial" w:hAnsi="Arial"/>
-                <w:b w:val="0"/>
-                <w:sz w:val="14"/>
-              </w:rPr>
-            </w:r>
-            <w:r>
-              <w:rPr>
-                <w:rFonts w:ascii="Arial" w:hAnsi="Arial"/>
-                <w:b w:val="0"/>
-                <w:sz w:val="14"/>
-              </w:rPr>
               <w:t>0.1</w:t>
             </w:r>
           </w:p>
@@ -1807,25 +1987,10 @@
         <w:tc>
           <w:tcPr>
             <w:tcW w:type="dxa" w:w="3400"/>
-            <w:vAlign w:val="center"/>
           </w:tcPr>
           <w:p>
-            <w:pPr>
-              <w:spacing w:after="0" w:before="0"/>
-            </w:pPr>
+            <w:r/>
             <w:r>
-              <w:rPr>
-                <w:rFonts w:ascii="Arial" w:hAnsi="Arial"/>
-                <w:b w:val="0"/>
-                <w:sz w:val="14"/>
-              </w:rPr>
-            </w:r>
-            <w:r>
-              <w:rPr>
-                <w:rFonts w:ascii="Arial" w:hAnsi="Arial"/>
-                <w:b w:val="0"/>
-                <w:sz w:val="14"/>
-              </w:rPr>
               <w:t>22.08.2026</w:t>
             </w:r>
           </w:p>
@@ -1833,56 +1998,23 @@
         <w:tc>
           <w:tcPr>
             <w:tcW w:type="dxa" w:w="3400"/>
-            <w:vAlign w:val="center"/>
           </w:tcPr>
           <w:p>
-            <w:pPr>
-              <w:spacing w:after="0" w:before="0"/>
-            </w:pPr>
+            <w:r/>
             <w:r>
-              <w:rPr>
-                <w:rFonts w:ascii="Arial" w:hAnsi="Arial"/>
-                <w:b w:val="0"/>
-                <w:sz w:val="14"/>
-              </w:rPr>
-            </w:r>
-            <w:r>
-              <w:rPr>
-                <w:rFonts w:ascii="Arial" w:hAnsi="Arial"/>
-                <w:b w:val="0"/>
-                <w:sz w:val="14"/>
-              </w:rPr>
               <w:t>Master State eingeführt; Landmark-/Messpipeline als damaliger Schwerpunkt dokumentiert.</w:t>
             </w:r>
           </w:p>
         </w:tc>
       </w:tr>
       <w:tr>
-        <w:trPr>
-          <w:cantSplit/>
-        </w:trPr>
         <w:tc>
           <w:tcPr>
             <w:tcW w:type="dxa" w:w="3400"/>
-            <w:vAlign w:val="center"/>
           </w:tcPr>
           <w:p>
-            <w:pPr>
-              <w:spacing w:after="0" w:before="0"/>
-            </w:pPr>
+            <w:r/>
             <w:r>
-              <w:rPr>
-                <w:rFonts w:ascii="Arial" w:hAnsi="Arial"/>
-                <w:b w:val="0"/>
-                <w:sz w:val="14"/>
-              </w:rPr>
-            </w:r>
-            <w:r>
-              <w:rPr>
-                <w:rFonts w:ascii="Arial" w:hAnsi="Arial"/>
-                <w:b w:val="0"/>
-                <w:sz w:val="14"/>
-              </w:rPr>
               <w:t>0.2</w:t>
             </w:r>
           </w:p>
@@ -1890,25 +2022,10 @@
         <w:tc>
           <w:tcPr>
             <w:tcW w:type="dxa" w:w="3400"/>
-            <w:vAlign w:val="center"/>
           </w:tcPr>
           <w:p>
-            <w:pPr>
-              <w:spacing w:after="0" w:before="0"/>
-            </w:pPr>
+            <w:r/>
             <w:r>
-              <w:rPr>
-                <w:rFonts w:ascii="Arial" w:hAnsi="Arial"/>
-                <w:b w:val="0"/>
-                <w:sz w:val="14"/>
-              </w:rPr>
-            </w:r>
-            <w:r>
-              <w:rPr>
-                <w:rFonts w:ascii="Arial" w:hAnsi="Arial"/>
-                <w:b w:val="0"/>
-                <w:sz w:val="14"/>
-              </w:rPr>
               <w:t>28.08.2026</w:t>
             </w:r>
           </w:p>
@@ -1916,56 +2033,23 @@
         <w:tc>
           <w:tcPr>
             <w:tcW w:type="dxa" w:w="3400"/>
-            <w:vAlign w:val="center"/>
           </w:tcPr>
           <w:p>
-            <w:pPr>
-              <w:spacing w:after="0" w:before="0"/>
-            </w:pPr>
+            <w:r/>
             <w:r>
-              <w:rPr>
-                <w:rFonts w:ascii="Arial" w:hAnsi="Arial"/>
-                <w:b w:val="0"/>
-                <w:sz w:val="14"/>
-              </w:rPr>
-            </w:r>
-            <w:r>
-              <w:rPr>
-                <w:rFonts w:ascii="Arial" w:hAnsi="Arial"/>
-                <w:b w:val="0"/>
-                <w:sz w:val="14"/>
-              </w:rPr>
               <w:t>Auf aktuellen Projektstand konsolidiert. From-Scratch-Solver nicht mehr bevorzugter Produktpfad; Audited Body Bank / lokale Körperfamilien als neue Hauptarchitektur. BODY BANK AUDIT PoC v0.8.28.0 und verpflichtende synchronisierte Master-State-/SAMMY_CURRENT-Exports festgelegt.</w:t>
             </w:r>
           </w:p>
         </w:tc>
       </w:tr>
       <w:tr>
-        <w:trPr>
-          <w:cantSplit/>
-        </w:trPr>
         <w:tc>
           <w:tcPr>
             <w:tcW w:type="dxa" w:w="3400"/>
-            <w:vAlign w:val="center"/>
           </w:tcPr>
           <w:p>
-            <w:pPr>
-              <w:spacing w:after="0" w:before="0"/>
-            </w:pPr>
+            <w:r/>
             <w:r>
-              <w:rPr>
-                <w:rFonts w:ascii="Arial" w:hAnsi="Arial"/>
-                <w:b w:val="0"/>
-                <w:sz w:val="14"/>
-              </w:rPr>
-            </w:r>
-            <w:r>
-              <w:rPr>
-                <w:rFonts w:ascii="Arial" w:hAnsi="Arial"/>
-                <w:b w:val="0"/>
-                <w:sz w:val="14"/>
-              </w:rPr>
               <w:t>0.3</w:t>
             </w:r>
           </w:p>
@@ -1973,25 +2057,10 @@
         <w:tc>
           <w:tcPr>
             <w:tcW w:type="dxa" w:w="3400"/>
-            <w:vAlign w:val="center"/>
           </w:tcPr>
           <w:p>
-            <w:pPr>
-              <w:spacing w:after="0" w:before="0"/>
-            </w:pPr>
+            <w:r/>
             <w:r>
-              <w:rPr>
-                <w:rFonts w:ascii="Arial" w:hAnsi="Arial"/>
-                <w:b w:val="0"/>
-                <w:sz w:val="14"/>
-              </w:rPr>
-            </w:r>
-            <w:r>
-              <w:rPr>
-                <w:rFonts w:ascii="Arial" w:hAnsi="Arial"/>
-                <w:b w:val="0"/>
-                <w:sz w:val="14"/>
-              </w:rPr>
               <w:t>28.08.2026</w:t>
             </w:r>
           </w:p>
@@ -1999,72 +2068,33 @@
         <w:tc>
           <w:tcPr>
             <w:tcW w:type="dxa" w:w="3400"/>
-            <w:vAlign w:val="center"/>
           </w:tcPr>
           <w:p>
-            <w:pPr>
-              <w:spacing w:after="0" w:before="0"/>
-            </w:pPr>
+            <w:r/>
             <w:r>
-              <w:rPr>
-                <w:rFonts w:ascii="Arial" w:hAnsi="Arial"/>
-                <w:b w:val="0"/>
-                <w:sz w:val="14"/>
-              </w:rPr>
-            </w:r>
-            <w:r>
-              <w:rPr>
-                <w:rFonts w:ascii="Arial" w:hAnsi="Arial"/>
-                <w:b w:val="0"/>
-                <w:sz w:val="14"/>
-              </w:rPr>
               <w:t xml:space="preserve">GitHub Pages Hotfix v0.8.28.1: Cache-Busting-/Versionsdrift aus v0.8.28.0 korrigiert; synchroner HTML/JS/CSS-Deployment-Gate und </w:t>
             </w:r>
             <w:r>
               <w:rPr>
-                <w:rFonts w:ascii="Arial" w:hAnsi="Arial"/>
-                <w:b w:val="0"/>
-                <w:sz w:val="14"/>
+                <w:rFonts w:ascii="Consolas" w:hAnsi="Consolas"/>
+                <w:sz w:val="17"/>
               </w:rPr>
               <w:t>.nojekyll</w:t>
             </w:r>
             <w:r>
-              <w:rPr>
-                <w:rFonts w:ascii="Arial" w:hAnsi="Arial"/>
-                <w:b w:val="0"/>
-                <w:sz w:val="14"/>
-              </w:rPr>
               <w:t xml:space="preserve"> als Exportregel ergänzt.</w:t>
             </w:r>
           </w:p>
         </w:tc>
       </w:tr>
       <w:tr>
-        <w:trPr>
-          <w:cantSplit/>
-        </w:trPr>
         <w:tc>
           <w:tcPr>
             <w:tcW w:type="dxa" w:w="3400"/>
-            <w:vAlign w:val="center"/>
           </w:tcPr>
           <w:p>
-            <w:pPr>
-              <w:spacing w:after="0" w:before="0"/>
-            </w:pPr>
+            <w:r/>
             <w:r>
-              <w:rPr>
-                <w:rFonts w:ascii="Arial" w:hAnsi="Arial"/>
-                <w:b w:val="0"/>
-                <w:sz w:val="14"/>
-              </w:rPr>
-            </w:r>
-            <w:r>
-              <w:rPr>
-                <w:rFonts w:ascii="Arial" w:hAnsi="Arial"/>
-                <w:b w:val="0"/>
-                <w:sz w:val="14"/>
-              </w:rPr>
               <w:t>0.4</w:t>
             </w:r>
           </w:p>
@@ -2072,25 +2102,10 @@
         <w:tc>
           <w:tcPr>
             <w:tcW w:type="dxa" w:w="3400"/>
-            <w:vAlign w:val="center"/>
           </w:tcPr>
           <w:p>
-            <w:pPr>
-              <w:spacing w:after="0" w:before="0"/>
-            </w:pPr>
+            <w:r/>
             <w:r>
-              <w:rPr>
-                <w:rFonts w:ascii="Arial" w:hAnsi="Arial"/>
-                <w:b w:val="0"/>
-                <w:sz w:val="14"/>
-              </w:rPr>
-            </w:r>
-            <w:r>
-              <w:rPr>
-                <w:rFonts w:ascii="Arial" w:hAnsi="Arial"/>
-                <w:b w:val="0"/>
-                <w:sz w:val="14"/>
-              </w:rPr>
               <w:t>28.08.2026</w:t>
             </w:r>
           </w:p>
@@ -2098,56 +2113,23 @@
         <w:tc>
           <w:tcPr>
             <w:tcW w:type="dxa" w:w="3400"/>
-            <w:vAlign w:val="center"/>
           </w:tcPr>
           <w:p>
-            <w:pPr>
-              <w:spacing w:after="0" w:before="0"/>
-            </w:pPr>
+            <w:r/>
             <w:r>
-              <w:rPr>
-                <w:rFonts w:ascii="Arial" w:hAnsi="Arial"/>
-                <w:b w:val="0"/>
-                <w:sz w:val="14"/>
-              </w:rPr>
-            </w:r>
-            <w:r>
-              <w:rPr>
-                <w:rFonts w:ascii="Arial" w:hAnsi="Arial"/>
-                <w:b w:val="0"/>
-                <w:sz w:val="14"/>
-              </w:rPr>
               <w:t>BODY BANK v0.8.28.2: manueller Zoom/Orbit bleibt über Personenwechsel erhalten; nur expliziter Viewport-Wechsel reframed. Statische Posen, Gang-/Stress-Loops und importierte Animationen direkt im Audit. Review-Kontext wird gespeichert; numerische Audit-Snapshots sind pose-unabhängig.</w:t>
             </w:r>
           </w:p>
         </w:tc>
       </w:tr>
       <w:tr>
-        <w:trPr>
-          <w:cantSplit/>
-        </w:trPr>
         <w:tc>
           <w:tcPr>
             <w:tcW w:type="dxa" w:w="3400"/>
-            <w:vAlign w:val="center"/>
           </w:tcPr>
           <w:p>
-            <w:pPr>
-              <w:spacing w:after="0" w:before="0"/>
-            </w:pPr>
+            <w:r/>
             <w:r>
-              <w:rPr>
-                <w:rFonts w:ascii="Arial" w:hAnsi="Arial"/>
-                <w:b w:val="0"/>
-                <w:sz w:val="14"/>
-              </w:rPr>
-            </w:r>
-            <w:r>
-              <w:rPr>
-                <w:rFonts w:ascii="Arial" w:hAnsi="Arial"/>
-                <w:b w:val="0"/>
-                <w:sz w:val="14"/>
-              </w:rPr>
               <w:t>0.5</w:t>
             </w:r>
           </w:p>
@@ -2155,25 +2137,10 @@
         <w:tc>
           <w:tcPr>
             <w:tcW w:type="dxa" w:w="3400"/>
-            <w:vAlign w:val="center"/>
           </w:tcPr>
           <w:p>
-            <w:pPr>
-              <w:spacing w:after="0" w:before="0"/>
-            </w:pPr>
+            <w:r/>
             <w:r>
-              <w:rPr>
-                <w:rFonts w:ascii="Arial" w:hAnsi="Arial"/>
-                <w:b w:val="0"/>
-                <w:sz w:val="14"/>
-              </w:rPr>
-            </w:r>
-            <w:r>
-              <w:rPr>
-                <w:rFonts w:ascii="Arial" w:hAnsi="Arial"/>
-                <w:b w:val="0"/>
-                <w:sz w:val="14"/>
-              </w:rPr>
               <w:t>28.08.2026</w:t>
             </w:r>
           </w:p>
@@ -2181,42 +2148,56 @@
         <w:tc>
           <w:tcPr>
             <w:tcW w:type="dxa" w:w="3400"/>
-            <w:vAlign w:val="center"/>
           </w:tcPr>
           <w:p>
-            <w:pPr>
-              <w:spacing w:after="0" w:before="0"/>
-            </w:pPr>
+            <w:r/>
             <w:r>
-              <w:rPr>
-                <w:rFonts w:ascii="Arial" w:hAnsi="Arial"/>
-                <w:b w:val="0"/>
-                <w:sz w:val="14"/>
-              </w:rPr>
-            </w:r>
-            <w:r>
-              <w:rPr>
-                <w:rFonts w:ascii="Arial" w:hAnsi="Arial"/>
-                <w:b w:val="0"/>
-                <w:sz w:val="14"/>
-              </w:rPr>
               <w:t xml:space="preserve">BODY BANK v0.8.28.3: Phase-1-Audit konsolidiert; alle Unsicherheiten als nutzerbestätigtes </w:t>
             </w:r>
             <w:r>
               <w:rPr>
-                <w:rFonts w:ascii="Arial" w:hAnsi="Arial"/>
-                <w:b w:val="0"/>
-                <w:sz w:val="14"/>
+                <w:rFonts w:ascii="Consolas" w:hAnsi="Consolas"/>
+                <w:sz w:val="17"/>
               </w:rPr>
               <w:t>legs-too-long</w:t>
             </w:r>
             <w:r>
-              <w:rPr>
-                <w:rFonts w:ascii="Arial" w:hAnsi="Arial"/>
-                <w:b w:val="0"/>
-                <w:sz w:val="14"/>
-              </w:rPr>
               <w:t>-Signal dokumentiert. Neuer 400er Grenz-/Extremraum (160 Proportionsfamilien, 160 Extremfälle, 60 breite Randfälle, 20 verdeckte Wiederholungen). Fehleranfällige Phase-1-Umfangssnapshots aus dem Bank-Pfad entfernt; stattdessen exakte Anny-Rest-Rig-Bein/Torso-Verhältnisse. Optionaler persistenter Schnellgrund ohne Kommentarzwang.</w:t>
+            </w:r>
+          </w:p>
+        </w:tc>
+      </w:tr>
+      <w:tr>
+        <w:tc>
+          <w:tcPr>
+            <w:tcW w:type="dxa" w:w="3400"/>
+          </w:tcPr>
+          <w:p>
+            <w:r/>
+            <w:r>
+              <w:t>0.6</w:t>
+            </w:r>
+          </w:p>
+        </w:tc>
+        <w:tc>
+          <w:tcPr>
+            <w:tcW w:type="dxa" w:w="3400"/>
+          </w:tcPr>
+          <w:p>
+            <w:r/>
+            <w:r>
+              <w:t>28.08.2026</w:t>
+            </w:r>
+          </w:p>
+        </w:tc>
+        <w:tc>
+          <w:tcPr>
+            <w:tcW w:type="dxa" w:w="3400"/>
+          </w:tcPr>
+          <w:p>
+            <w:r/>
+            <w:r>
+              <w:t>BODY BANK v0.8.28.4: 400er Queue vollständig reviewer-blind durchmischt und aktuelle Testkategorie verborgen; direkte Familien-/Elternnachbarschaft vermieden und Wiederholungen weit getrennt. BANK-only Dual-Viewport mit Last-Interaction-Auswahl und unabhängigem Kamera-/AutoFit-Zustand. Erwachsenenanzeige hart auf &lt;=205 cm Rest-Mesh-Statur begrenzt. Schnellgrund standardmäßig leer. Kopfgröße/Head-Fat nach Anny-Quellcodeprüfung als spätere separate Modellkorrektur dokumentiert und bewusst aus dem Audit herausgehalten.</w:t>
             </w:r>
           </w:p>
         </w:tc>
@@ -2242,11 +2223,7 @@
       <w:jc w:val="center"/>
     </w:pPr>
     <w:r>
-      <w:rPr>
-        <w:rFonts w:ascii="Arial" w:hAnsi="Arial"/>
-        <w:sz w:val="15"/>
-      </w:rPr>
-      <w:t>Kanonischer Projektstand · App v0.8.28.3 · 28.08.2026</w:t>
+      <w:t>Kanonischer Projektstand · App v0.8.28.4 · 28.08.2026</w:t>
     </w:r>
   </w:p>
 </w:ftr>
@@ -2260,11 +2237,7 @@
       <w:jc w:val="right"/>
     </w:pPr>
     <w:r>
-      <w:rPr>
-        <w:rFonts w:ascii="Arial" w:hAnsi="Arial"/>
-        <w:sz w:val="15"/>
-      </w:rPr>
-      <w:t>SAMMY / BODY LAB · MASTER STATE 0.5</w:t>
+      <w:t>SAMMY / BODY LAB · MASTER STATE 0.6</w:t>
     </w:r>
   </w:p>
 </w:hdr>

--- a/SAMMY_MASTER_STATE.docx
+++ b/SAMMY_MASTER_STATE.docx
@@ -18,7 +18,7 @@
         <w:rPr>
           <w:b/>
         </w:rPr>
-        <w:t>Kanonischer Projektstand · Version 0.6 · 28.08.2026 · App v0.8.28.4</w:t>
+        <w:t>Kanonischer Projektstand · Version 0.7 · 28.08.2026 · App v0.8.28.5</w:t>
       </w:r>
     </w:p>
     <w:p>
@@ -421,7 +421,8 @@
         <w:spacing w:before="140" w:after="60"/>
       </w:pPr>
       <w:r>
-        <w:t>5. Aktueller Build v0.8.28.4 · BODY BANK PHASE 2 · BLIND MIX + DUAL VIEWPORT</w:t>
+        <w:rPr/>
+        <w:t>5. Aktueller Build v0.8.28.5 · BODY BANK PHASE 2 · BLIND MIX + MENU-SAFE DUAL VIEWPORT</w:t>
       </w:r>
     </w:p>
     <w:p>
@@ -875,26 +876,7 @@
         <w:spacing w:after="80"/>
       </w:pPr>
       <w:r>
-        <w:t xml:space="preserve">Nur im </w:t>
-      </w:r>
-      <w:r>
-        <w:rPr>
-          <w:rFonts w:ascii="Consolas" w:hAnsi="Consolas"/>
-          <w:sz w:val="17"/>
-        </w:rPr>
-        <w:t>LAB -&gt; BANK</w:t>
-      </w:r>
-      <w:r>
-        <w:t xml:space="preserve">-Modus stehen zwei Viewports A/B zur Verfügung. Beide zeigen dieselbe Person und denselben Bewegungsframe, besitzen aber </w:t>
-      </w:r>
-      <w:r>
-        <w:rPr>
-          <w:b/>
-        </w:rPr>
-        <w:t>unabhängige Kameras</w:t>
-      </w:r>
-      <w:r>
-        <w:t>:</w:t>
+        <w:t>Nur im LAB -&gt; BANK-Modus stehen zwei Viewports A/B zur Verfügung. Sie teilen ausschließlich die freie Viewer-Fläche außerhalb des Menüs: auf iPhone/Bottom-Sheet wird der bisherige obere A-Bereich mittig in A/B geteilt; auf Desktop teilen sie den Bereich links neben dem Seitenpanel. Beide zeigen dieselbe Person und denselben Bewegungsframe, besitzen aber unabhängige Kameras:</w:t>
       </w:r>
     </w:p>
     <w:p>
@@ -1117,46 +1099,8 @@
         <w:spacing w:after="80"/>
       </w:pPr>
       <w:r>
-        <w:t xml:space="preserve">Der optionale Schnellgrund für </w:t>
-      </w:r>
-      <w:r>
-        <w:rPr>
-          <w:rFonts w:ascii="Consolas" w:hAnsi="Consolas"/>
-          <w:sz w:val="17"/>
-        </w:rPr>
-        <w:t>?</w:t>
-      </w:r>
-      <w:r>
-        <w:t xml:space="preserve"> / </w:t>
-      </w:r>
-      <w:r>
-        <w:rPr>
-          <w:rFonts w:ascii="Consolas" w:hAnsi="Consolas"/>
-          <w:sz w:val="17"/>
-        </w:rPr>
-        <w:t>x</w:t>
-      </w:r>
-      <w:r>
-        <w:t xml:space="preserve"> bleibt verfügbar, wird aber in v0.8.28.4 </w:t>
-      </w:r>
-      <w:r>
-        <w:rPr>
-          <w:b/>
-        </w:rPr>
-        <w:t>nicht mehr mit `Beine zu lang` vorausgewählt</w:t>
-      </w:r>
-      <w:r>
-        <w:t xml:space="preserve">. Standard ist </w:t>
-      </w:r>
-      <w:r>
-        <w:rPr>
-          <w:rFonts w:ascii="Consolas" w:hAnsi="Consolas"/>
-          <w:sz w:val="17"/>
-        </w:rPr>
-        <w:t>kein Grund</w:t>
-      </w:r>
-      <w:r>
-        <w:t>, damit die bekannte Phase-1-Beobachtung den neuen Blind-Audit nicht vorprägt.</w:t>
+        <w:rPr/>
+        <w:t>Der optionale Schnellgrund für ? / x bleibt verfügbar und ist seit v0.8.28.4 nicht mehr mit `Beine zu lang` vorausgewählt. Standard ist kein Grund, damit die bekannte Phase-1-Beobachtung den neuen Blind-Audit nicht vorprägt.</w:t>
       </w:r>
     </w:p>
     <w:p>
@@ -1478,7 +1422,8 @@
         <w:pStyle w:val="ListBullet"/>
       </w:pPr>
       <w:r>
-        <w:t>v0.8.28.4 setzt den Body-Bank-/Audit-Pfad als echten Blind-Audit fort: dieselben lokalen Proportions-/Extrem-/Randfälle werden objektiv durchmischt, mit BANK-only Dual-Viewport und optionalem AutoFit geprüft. Der Runtime-Lookup/Fitter bleibt weiterhin deaktiviert, bis dieser Raum ausreichend kartiert ist.</w:t>
+        <w:rPr/>
+        <w:t>v0.8.28.5 setzt den Body-Bank-/Audit-Pfad als echten Blind-Audit fort: dieselben lokalen Proportions-/Extrem-/Randfälle werden objektiv durchmischt. Im BANK-Modus teilen A/B ausschließlich den freien Viewer-Bereich außerhalb des Menüs; auf iPhone/Bottom-Sheet entspricht das dem bisherigen oberen A-Bereich, der mittig in zwei unabhängige Viewports geteilt wird. Optionales AutoFit bleibt pro Viewport erhalten. Der Runtime-Lookup/Fitter bleibt weiterhin deaktiviert, bis dieser Raum ausreichend kartiert ist.</w:t>
       </w:r>
     </w:p>
     <w:p>
@@ -1635,7 +1580,8 @@
         <w:spacing w:before="140" w:after="60"/>
       </w:pPr>
       <w:r>
-        <w:t>10. Nächster Gate nach v0.8.28.4</w:t>
+        <w:rPr/>
+        <w:t>10. Nächster Gate nach v0.8.28.5</w:t>
       </w:r>
     </w:p>
     <w:p>
@@ -2202,6 +2148,38 @@
           </w:p>
         </w:tc>
       </w:tr>
+      <w:tr>
+        <w:tc>
+          <w:tcPr>
+            <w:tcW w:type="dxa" w:w="3400"/>
+          </w:tcPr>
+          <w:p>
+            <w:r>
+              <w:t>0.7</w:t>
+            </w:r>
+          </w:p>
+        </w:tc>
+        <w:tc>
+          <w:tcPr>
+            <w:tcW w:type="dxa" w:w="3400"/>
+          </w:tcPr>
+          <w:p>
+            <w:r>
+              <w:t>28.08.2026</w:t>
+            </w:r>
+          </w:p>
+        </w:tc>
+        <w:tc>
+          <w:tcPr>
+            <w:tcW w:type="dxa" w:w="3400"/>
+          </w:tcPr>
+          <w:p>
+            <w:r>
+              <w:t>BODY BANK v0.8.28.5: Dual-Viewport-Layout auf die tatsächlich freie Viewer-Fläche begrenzt. Auf iPhone/Bottom-Sheet wird der bisherige obere A-Bereich horizontal in A/B geteilt; das untere Bildschirmsegment bleibt dem Audit-Menü vorbehalten. Auf Desktop nutzt A/B entsprechend den Bereich links neben dem Panel. Viewport-Auswahl, unabhängige Kameras und AutoFit bleiben unverändert.</w:t>
+            </w:r>
+          </w:p>
+        </w:tc>
+      </w:tr>
     </w:tbl>
     <w:sectPr>
       <w:headerReference w:type="default" r:id="rId9"/>
@@ -2223,7 +2201,7 @@
       <w:jc w:val="center"/>
     </w:pPr>
     <w:r>
-      <w:t>Kanonischer Projektstand · App v0.8.28.4 · 28.08.2026</w:t>
+      <w:t>Kanonischer Projektstand · App v0.8.28.5 · 28.08.2026</w:t>
     </w:r>
   </w:p>
 </w:ftr>
@@ -2237,7 +2215,7 @@
       <w:jc w:val="right"/>
     </w:pPr>
     <w:r>
-      <w:t>SAMMY / BODY LAB · MASTER STATE 0.6</w:t>
+      <w:t>SAMMY / BODY LAB · MASTER STATE 0.7</w:t>
     </w:r>
   </w:p>
 </w:hdr>

--- a/SAMMY_MASTER_STATE.docx
+++ b/SAMMY_MASTER_STATE.docx
@@ -5,6 +5,8 @@
     <w:p>
       <w:pPr>
         <w:pStyle w:val="Title"/>
+        <w:spacing w:after="160"/>
+        <w:jc w:val="center"/>
       </w:pPr>
       <w:r>
         <w:t>SAMMY / BODY LAB / SOMA-LAB · MASTER STATE</w:t>
@@ -12,13 +14,13 @@
     </w:p>
     <w:p>
       <w:pPr>
-        <w:spacing w:after="80"/>
+        <w:spacing w:after="80" w:line="250" w:lineRule="auto"/>
       </w:pPr>
       <w:r>
         <w:rPr>
           <w:b/>
         </w:rPr>
-        <w:t>Kanonischer Projektstand · Version 0.7 · 28.08.2026 · App v0.8.28.5</w:t>
+        <w:t>Kanonischer Projektstand · Version 0.8 · 29.08.2026 · App v0.8.29.0</w:t>
       </w:r>
     </w:p>
     <w:p>
@@ -33,6 +35,7 @@
     <w:p>
       <w:pPr>
         <w:pStyle w:val="ListBullet"/>
+        <w:spacing w:after="30"/>
       </w:pPr>
       <w:r>
         <w:t>Dieser Master State ist die kanonische Zusammenfassung des aktuellen Projektstands.</w:t>
@@ -41,6 +44,7 @@
     <w:p>
       <w:pPr>
         <w:pStyle w:val="ListBullet"/>
+        <w:spacing w:after="30"/>
       </w:pPr>
       <w:r>
         <w:rPr>
@@ -55,14 +59,15 @@
     <w:p>
       <w:pPr>
         <w:pStyle w:val="ListBullet"/>
+        <w:spacing w:after="30"/>
       </w:pPr>
       <w:r>
         <w:t xml:space="preserve">Zusätzlich wird bei jedem Export </w:t>
       </w:r>
       <w:r>
         <w:rPr>
-          <w:rFonts w:ascii="Consolas" w:hAnsi="Consolas"/>
-          <w:sz w:val="17"/>
+          <w:rFonts w:ascii="Aptos Mono" w:hAnsi="Aptos Mono"/>
+          <w:sz w:val="16"/>
         </w:rPr>
         <w:t>SAMMY_CURRENT.zip</w:t>
       </w:r>
@@ -71,8 +76,8 @@
       </w:r>
       <w:r>
         <w:rPr>
-          <w:rFonts w:ascii="Consolas" w:hAnsi="Consolas"/>
-          <w:sz w:val="17"/>
+          <w:rFonts w:ascii="Aptos Mono" w:hAnsi="Aptos Mono"/>
+          <w:sz w:val="16"/>
         </w:rPr>
         <w:t>SAMMY_GITHUB_CURRENT.zip</w:t>
       </w:r>
@@ -81,8 +86,8 @@
       </w:r>
       <w:r>
         <w:rPr>
-          <w:rFonts w:ascii="Consolas" w:hAnsi="Consolas"/>
-          <w:sz w:val="17"/>
+          <w:rFonts w:ascii="Aptos Mono" w:hAnsi="Aptos Mono"/>
+          <w:sz w:val="16"/>
         </w:rPr>
         <w:t>SAMMY_CURRENT_VERSION.txt</w:t>
       </w:r>
@@ -93,14 +98,15 @@
     <w:p>
       <w:pPr>
         <w:pStyle w:val="ListBullet"/>
+        <w:spacing w:after="30"/>
       </w:pPr>
       <w:r>
         <w:t xml:space="preserve">Neue Arbeit startet ausschließlich von </w:t>
       </w:r>
       <w:r>
         <w:rPr>
-          <w:rFonts w:ascii="Consolas" w:hAnsi="Consolas"/>
-          <w:sz w:val="17"/>
+          <w:rFonts w:ascii="Aptos Mono" w:hAnsi="Aptos Mono"/>
+          <w:sz w:val="16"/>
         </w:rPr>
         <w:t>SAMMY_CURRENT</w:t>
       </w:r>
@@ -111,6 +117,7 @@
     <w:p>
       <w:pPr>
         <w:pStyle w:val="ListBullet"/>
+        <w:spacing w:after="30"/>
       </w:pPr>
       <w:r>
         <w:t>Ersetzte Ansätze bleiben nur als Forschungsarchiv erhalten und dürfen nicht ungeprüft wieder als Hauptpfad vorgeschlagen werden.</w:t>
@@ -127,7 +134,7 @@
     </w:p>
     <w:p>
       <w:pPr>
-        <w:spacing w:after="80"/>
+        <w:spacing w:after="80" w:line="250" w:lineRule="auto"/>
       </w:pPr>
       <w:r>
         <w:t xml:space="preserve">SAMMY ist ein Tool, das aus </w:t>
@@ -144,7 +151,7 @@
     </w:p>
     <w:p>
       <w:pPr>
-        <w:spacing w:after="80"/>
+        <w:spacing w:after="80" w:line="250" w:lineRule="auto"/>
       </w:pPr>
       <w:r>
         <w:t>Nicht erforderlich ist eine exakte Rekonstruktion eines Menschen aus dutzenden externen anthropometrischen Zielmaßen. Optische Plausibilität allein reicht dennoch nicht: Messung, Parametrisierung und Fehlergrenzen müssen nachvollziehbar bleiben.</w:t>
@@ -170,7 +177,7 @@
     </w:p>
     <w:p>
       <w:pPr>
-        <w:spacing w:after="80"/>
+        <w:spacing w:after="80" w:line="250" w:lineRule="auto"/>
       </w:pPr>
       <w:r>
         <w:t>Die bisherigen Solver-/ANSUR-Arbeiten haben gezeigt, dass das bestehende Anny/SOMA-Morphsystem manche extern definierten Maße nur indirekt, an anderen Messebenen oder über unerwünschte Cross-Region-Effekte abbildet. Ein immer komplexerer Runtime-Solver soll diese strukturellen Grenzen nicht weiter kompensieren.</w:t>
@@ -187,7 +194,7 @@
     </w:p>
     <w:p>
       <w:pPr>
-        <w:spacing w:after="80"/>
+        <w:spacing w:after="80" w:line="250" w:lineRule="auto"/>
       </w:pPr>
       <w:r>
         <w:t>Der bevorzugte neue Architekturpfad lautet:</w:t>
@@ -195,29 +202,38 @@
     </w:p>
     <w:p>
       <w:pPr>
-        <w:spacing w:after="80"/>
-        <w:ind w:left="240"/>
-      </w:pPr>
-      <w:r>
-        <w:t>1. Offline bzw. vorab viele reproduzierbare Anny-Körperrezepte erzeugen.</w:t>
+        <w:spacing w:after="30"/>
+        <w:ind w:left="198" w:hanging="198"/>
+      </w:pPr>
+      <w:r>
+        <w:t xml:space="preserve">1. </w:t>
+      </w:r>
+      <w:r>
+        <w:t>Offline bzw. vorab viele reproduzierbare Anny-Körperrezepte erzeugen.</w:t>
       </w:r>
     </w:p>
     <w:p>
       <w:pPr>
-        <w:spacing w:after="80"/>
-        <w:ind w:left="240"/>
-      </w:pPr>
-      <w:r>
-        <w:t>2. Körper technisch und visuell auditieren.</w:t>
+        <w:spacing w:after="30"/>
+        <w:ind w:left="198" w:hanging="198"/>
+      </w:pPr>
+      <w:r>
+        <w:t xml:space="preserve">2. </w:t>
+      </w:r>
+      <w:r>
+        <w:t>Körper technisch und visuell auditieren.</w:t>
       </w:r>
     </w:p>
     <w:p>
       <w:pPr>
-        <w:spacing w:after="80"/>
-        <w:ind w:left="240"/>
-      </w:pPr>
-      <w:r>
-        <w:t xml:space="preserve">3. Akzeptierte Körper als Anker eines </w:t>
+        <w:spacing w:after="30"/>
+        <w:ind w:left="198" w:hanging="198"/>
+      </w:pPr>
+      <w:r>
+        <w:t xml:space="preserve">3. </w:t>
+      </w:r>
+      <w:r>
+        <w:t xml:space="preserve">Akzeptierte Körper als Anker eines </w:t>
       </w:r>
       <w:r>
         <w:rPr>
@@ -231,25 +247,31 @@
     </w:p>
     <w:p>
       <w:pPr>
-        <w:spacing w:after="80"/>
-        <w:ind w:left="240"/>
-      </w:pPr>
-      <w:r>
-        <w:t>4. Zur Laufzeit aus wenigen Nutzerdaten einen nahen bekannten Körper auswählen.</w:t>
+        <w:spacing w:after="30"/>
+        <w:ind w:left="198" w:hanging="198"/>
+      </w:pPr>
+      <w:r>
+        <w:t xml:space="preserve">4. </w:t>
+      </w:r>
+      <w:r>
+        <w:t>Zur Laufzeit aus wenigen Nutzerdaten einen nahen bekannten Körper auswählen.</w:t>
       </w:r>
     </w:p>
     <w:p>
       <w:pPr>
-        <w:spacing w:after="80"/>
-        <w:ind w:left="240"/>
-      </w:pPr>
-      <w:r>
-        <w:t>5. Nur noch kleine lokale Iterationen von diesem nahen Startkörper aus erlauben.</w:t>
+        <w:spacing w:after="30"/>
+        <w:ind w:left="198" w:hanging="198"/>
+      </w:pPr>
+      <w:r>
+        <w:t xml:space="preserve">5. </w:t>
+      </w:r>
+      <w:r>
+        <w:t>Nur noch kleine lokale Iterationen von diesem nahen Startkörper aus erlauben.</w:t>
       </w:r>
     </w:p>
     <w:p>
       <w:pPr>
-        <w:spacing w:after="80"/>
+        <w:spacing w:after="80" w:line="250" w:lineRule="auto"/>
       </w:pPr>
       <w:r>
         <w:t>Der lokale Fitter darf keine anatomisch fremden Morphs als Rettung benutzen. Ein Brust-Controller darf beispielsweise nicht zur Korrektur eines Oberschenkelziels herangezogen werden.</w:t>
@@ -266,7 +288,7 @@
     </w:p>
     <w:p>
       <w:pPr>
-        <w:spacing w:after="80"/>
+        <w:spacing w:after="80" w:line="250" w:lineRule="auto"/>
       </w:pPr>
       <w:r>
         <w:t xml:space="preserve">Eine menschliche Bewertung gilt </w:t>
@@ -283,7 +305,7 @@
     </w:p>
     <w:p>
       <w:pPr>
-        <w:spacing w:after="80"/>
+        <w:spacing w:after="80" w:line="250" w:lineRule="auto"/>
       </w:pPr>
       <w:r>
         <w:t>Beispiel: Wenn ein größerer Oberschenkel bei Körperfamilie A unplausibel aussieht, darf daraus nicht folgen, dass derselbe Oberschenkelwert bei Körperfamilie B unzulässig ist.</w:t>
@@ -291,7 +313,7 @@
     </w:p>
     <w:p>
       <w:pPr>
-        <w:spacing w:after="80"/>
+        <w:spacing w:after="80" w:line="250" w:lineRule="auto"/>
       </w:pPr>
       <w:r>
         <w:t>Daher werden Auditinformationen an folgende Kontexte gebunden:</w:t>
@@ -300,6 +322,7 @@
     <w:p>
       <w:pPr>
         <w:pStyle w:val="ListBullet"/>
+        <w:spacing w:after="30"/>
       </w:pPr>
       <w:r>
         <w:t>vollständiges Anny-Rezept des Körpers,</w:t>
@@ -308,14 +331,15 @@
     <w:p>
       <w:pPr>
         <w:pStyle w:val="ListBullet"/>
+        <w:spacing w:after="30"/>
       </w:pPr>
       <w:r>
         <w:t xml:space="preserve">lokale </w:t>
       </w:r>
       <w:r>
         <w:rPr>
-          <w:rFonts w:ascii="Consolas" w:hAnsi="Consolas"/>
-          <w:sz w:val="17"/>
+          <w:rFonts w:ascii="Aptos Mono" w:hAnsi="Aptos Mono"/>
+          <w:sz w:val="16"/>
         </w:rPr>
         <w:t>familyId</w:t>
       </w:r>
@@ -326,6 +350,7 @@
     <w:p>
       <w:pPr>
         <w:pStyle w:val="ListBullet"/>
+        <w:spacing w:after="30"/>
       </w:pPr>
       <w:r>
         <w:t>konkrete Ausgangs-/Zielkörper,</w:t>
@@ -334,6 +359,7 @@
     <w:p>
       <w:pPr>
         <w:pStyle w:val="ListBullet"/>
+        <w:spacing w:after="30"/>
       </w:pPr>
       <w:r>
         <w:t>konkrete Änderungsrichtung und Distanz, sobald lokale Kanten getestet werden.</w:t>
@@ -341,7 +367,7 @@
     </w:p>
     <w:p>
       <w:pPr>
-        <w:spacing w:after="80"/>
+        <w:spacing w:after="80" w:line="250" w:lineRule="auto"/>
       </w:pPr>
       <w:r>
         <w:t>Statusmodell:</w:t>
@@ -350,11 +376,12 @@
     <w:p>
       <w:pPr>
         <w:pStyle w:val="ListBullet"/>
+        <w:spacing w:after="30"/>
       </w:pPr>
       <w:r>
         <w:rPr>
-          <w:rFonts w:ascii="Consolas" w:hAnsi="Consolas"/>
-          <w:sz w:val="17"/>
+          <w:rFonts w:ascii="Aptos Mono" w:hAnsi="Aptos Mono"/>
+          <w:sz w:val="16"/>
         </w:rPr>
         <w:t>HUMAN_ACCEPTED</w:t>
       </w:r>
@@ -365,11 +392,12 @@
     <w:p>
       <w:pPr>
         <w:pStyle w:val="ListBullet"/>
+        <w:spacing w:after="30"/>
       </w:pPr>
       <w:r>
         <w:rPr>
-          <w:rFonts w:ascii="Consolas" w:hAnsi="Consolas"/>
-          <w:sz w:val="17"/>
+          <w:rFonts w:ascii="Aptos Mono" w:hAnsi="Aptos Mono"/>
+          <w:sz w:val="16"/>
         </w:rPr>
         <w:t>UNCERTAIN</w:t>
       </w:r>
@@ -380,11 +408,12 @@
     <w:p>
       <w:pPr>
         <w:pStyle w:val="ListBullet"/>
+        <w:spacing w:after="30"/>
       </w:pPr>
       <w:r>
         <w:rPr>
-          <w:rFonts w:ascii="Consolas" w:hAnsi="Consolas"/>
-          <w:sz w:val="17"/>
+          <w:rFonts w:ascii="Aptos Mono" w:hAnsi="Aptos Mono"/>
+          <w:sz w:val="16"/>
         </w:rPr>
         <w:t>REJECTED_LOCAL</w:t>
       </w:r>
@@ -395,11 +424,12 @@
     <w:p>
       <w:pPr>
         <w:pStyle w:val="ListBullet"/>
+        <w:spacing w:after="30"/>
       </w:pPr>
       <w:r>
         <w:rPr>
-          <w:rFonts w:ascii="Consolas" w:hAnsi="Consolas"/>
-          <w:sz w:val="17"/>
+          <w:rFonts w:ascii="Aptos Mono" w:hAnsi="Aptos Mono"/>
+          <w:sz w:val="16"/>
         </w:rPr>
         <w:t>SAFE_EDGE</w:t>
       </w:r>
@@ -409,7 +439,7 @@
     </w:p>
     <w:p>
       <w:pPr>
-        <w:spacing w:after="80"/>
+        <w:spacing w:after="80" w:line="250" w:lineRule="auto"/>
       </w:pPr>
       <w:r>
         <w:t>Zwei akzeptierte Endpunkte garantieren nicht automatisch, dass jede Interpolation dazwischen gültig ist. Zwischenstufen müssen separat technisch geprüft und bei Bedarf human auditiert werden.</w:t>
@@ -421,8 +451,7 @@
         <w:spacing w:before="140" w:after="60"/>
       </w:pPr>
       <w:r>
-        <w:rPr/>
-        <w:t>5. Aktueller Build v0.8.28.5 · BODY BANK PHASE 2 · BLIND MIX + MENU-SAFE DUAL VIEWPORT</w:t>
+        <w:t>5. Aktueller Build v0.8.29.0 · BODY BANK SOLVER ARCHITECTURE 1.0 + ACTIVE AUDIT 1.0</w:t>
       </w:r>
     </w:p>
     <w:p>
@@ -431,22 +460,22 @@
         <w:spacing w:before="140" w:after="60"/>
       </w:pPr>
       <w:r>
-        <w:t>Ergebnis Phase 1 (v0.8.28.2)</w:t>
+        <w:t>5.1 Phase-2-Audit ist jetzt Solver-Datenbasis</w:t>
       </w:r>
     </w:p>
     <w:p>
       <w:pPr>
-        <w:spacing w:after="80"/>
-      </w:pPr>
-      <w:r>
-        <w:t xml:space="preserve">Der erste 100er-Audit wurde abgeschlossen und als </w:t>
+        <w:spacing w:after="80" w:line="250" w:lineRule="auto"/>
+      </w:pPr>
+      <w:r>
+        <w:t xml:space="preserve">Der 400er Blind-Audit aus v0.8.28.5 wurde als </w:t>
       </w:r>
       <w:r>
         <w:rPr>
-          <w:rFonts w:ascii="Consolas" w:hAnsi="Consolas"/>
-          <w:sz w:val="17"/>
+          <w:rFonts w:ascii="Aptos Mono" w:hAnsi="Aptos Mono"/>
+          <w:sz w:val="16"/>
         </w:rPr>
-        <w:t>Sammy_BODY_BANK_AUDIT_2026-08-28T19-10-48-878Z.json</w:t>
+        <w:t>Sammy_BODY_BANK_PHASE2_BLIND_AUDIT_2026-08-29T14-09-26-471Z.json</w:t>
       </w:r>
       <w:r>
         <w:t xml:space="preserve"> ausgewertet.</w:t>
@@ -454,23 +483,24 @@
     </w:p>
     <w:p>
       <w:pPr>
-        <w:spacing w:after="80"/>
-      </w:pPr>
-      <w:r>
-        <w:t>Gesamtergebnis inklusive verdeckter Wiederholungen:</w:t>
+        <w:spacing w:after="80" w:line="250" w:lineRule="auto"/>
+      </w:pPr>
+      <w:r>
+        <w:t>Gesamtergebnis auf Review-Ebene:</w:t>
       </w:r>
     </w:p>
     <w:p>
       <w:pPr>
         <w:pStyle w:val="ListBullet"/>
-      </w:pPr>
-      <w:r>
-        <w:t xml:space="preserve">70 </w:t>
+        <w:spacing w:after="30"/>
+      </w:pPr>
+      <w:r>
+        <w:t xml:space="preserve">259 </w:t>
       </w:r>
       <w:r>
         <w:rPr>
-          <w:rFonts w:ascii="Consolas" w:hAnsi="Consolas"/>
-          <w:sz w:val="17"/>
+          <w:rFonts w:ascii="Aptos Mono" w:hAnsi="Aptos Mono"/>
+          <w:sz w:val="16"/>
         </w:rPr>
         <w:t>Plausibel</w:t>
       </w:r>
@@ -481,14 +511,15 @@
     <w:p>
       <w:pPr>
         <w:pStyle w:val="ListBullet"/>
-      </w:pPr>
-      <w:r>
-        <w:t xml:space="preserve">26 </w:t>
+        <w:spacing w:after="30"/>
+      </w:pPr>
+      <w:r>
+        <w:t xml:space="preserve">84 </w:t>
       </w:r>
       <w:r>
         <w:rPr>
-          <w:rFonts w:ascii="Consolas" w:hAnsi="Consolas"/>
-          <w:sz w:val="17"/>
+          <w:rFonts w:ascii="Aptos Mono" w:hAnsi="Aptos Mono"/>
+          <w:sz w:val="16"/>
         </w:rPr>
         <w:t>Unsicher</w:t>
       </w:r>
@@ -499,14 +530,15 @@
     <w:p>
       <w:pPr>
         <w:pStyle w:val="ListBullet"/>
-      </w:pPr>
-      <w:r>
-        <w:t xml:space="preserve">2 </w:t>
+        <w:spacing w:after="30"/>
+      </w:pPr>
+      <w:r>
+        <w:t xml:space="preserve">41 </w:t>
       </w:r>
       <w:r>
         <w:rPr>
-          <w:rFonts w:ascii="Consolas" w:hAnsi="Consolas"/>
-          <w:sz w:val="17"/>
+          <w:rFonts w:ascii="Aptos Mono" w:hAnsi="Aptos Mono"/>
+          <w:sz w:val="16"/>
         </w:rPr>
         <w:t>Unplausibel</w:t>
       </w:r>
@@ -517,734 +549,1101 @@
     <w:p>
       <w:pPr>
         <w:pStyle w:val="ListBullet"/>
-      </w:pPr>
-      <w:r>
-        <w:t>2 nicht bewertet,</w:t>
+        <w:spacing w:after="30"/>
+      </w:pPr>
+      <w:r>
+        <w:t xml:space="preserve">16 </w:t>
+      </w:r>
+      <w:r>
+        <w:rPr>
+          <w:rFonts w:ascii="Aptos Mono" w:hAnsi="Aptos Mono"/>
+          <w:sz w:val="16"/>
+        </w:rPr>
+        <w:t>unchecked</w:t>
+      </w:r>
+      <w:r>
+        <w:t>,</w:t>
       </w:r>
     </w:p>
     <w:p>
       <w:pPr>
         <w:pStyle w:val="ListBullet"/>
-      </w:pPr>
-      <w:r>
-        <w:t>4 von 5 verdeckten Wiederholungen exakt gleich bewertet.</w:t>
+        <w:spacing w:after="30"/>
+      </w:pPr>
+      <w:r>
+        <w:t>19 vollständig bewertete verdeckte Wiederholungspaare, davon 16 exakt gleich = 84,2 %.</w:t>
       </w:r>
     </w:p>
     <w:p>
       <w:pPr>
-        <w:spacing w:after="80"/>
-      </w:pPr>
-      <w:r>
-        <w:t>Auf eindeutige Körper reduziert sind 66 akzeptierte Anker, 25 unsichere, 2 abgelehnte und 2 unbewertete Körper vorhanden.</w:t>
+        <w:spacing w:after="80" w:line="250" w:lineRule="auto"/>
+      </w:pPr>
+      <w:r>
+        <w:t>Wichtig: Die drei nicht exakt gleichen Wiederholungspaare lagen nur in Nachbarkategorien. Es gab keinen direkten Plausibel-gegen-Unplausibel-Widerspruch.</w:t>
       </w:r>
     </w:p>
     <w:p>
       <w:pPr>
-        <w:spacing w:after="80"/>
-      </w:pPr>
-      <w:r>
-        <w:t xml:space="preserve">Wichtige Human-Audit-Erkenntnis: Der Nutzer erklärte nach dem Lauf, dass </w:t>
+        <w:spacing w:after="80" w:line="250" w:lineRule="auto"/>
+      </w:pPr>
+      <w:r>
+        <w:t xml:space="preserve">Auf </w:t>
       </w:r>
       <w:r>
         <w:rPr>
           <w:b/>
         </w:rPr>
-        <w:t>alle unsicheren Bewertungen ausschließlich dadurch entstanden, dass die Beine extrem lang wirkten</w:t>
-      </w:r>
-      <w:r>
-        <w:t xml:space="preserve">. Diese Aussage wird als Phase-1-Annotation </w:t>
+        <w:t>eindeutige Körper</w:t>
+      </w:r>
+      <w:r>
+        <w:t xml:space="preserve"> dedupliziert erzeugt v0.8.29.0 den neuen </w:t>
       </w:r>
       <w:r>
         <w:rPr>
-          <w:rFonts w:ascii="Consolas" w:hAnsi="Consolas"/>
-          <w:sz w:val="17"/>
+          <w:rFonts w:ascii="Aptos Mono" w:hAnsi="Aptos Mono"/>
+          <w:sz w:val="16"/>
         </w:rPr>
-        <w:t>legs-too-long</w:t>
-      </w:r>
-      <w:r>
-        <w:t xml:space="preserve"> gespeichert; sie ist keine globale Regel.</w:t>
+        <w:t>body-bank-index-v1.json</w:t>
+      </w:r>
+      <w:r>
+        <w:t>:</w:t>
       </w:r>
     </w:p>
     <w:p>
       <w:pPr>
-        <w:spacing w:after="80"/>
-      </w:pPr>
-      <w:r>
-        <w:t xml:space="preserve">Die Phase-1-Auswertung zeigt zugleich einen Zusammenhang mit Annys Core-Achsen: Unsichere Körper lagen im Mittel deutlich höher bei </w:t>
+        <w:pStyle w:val="ListBullet"/>
+        <w:spacing w:after="30"/>
+      </w:pPr>
+      <w:r>
+        <w:t xml:space="preserve">246 </w:t>
       </w:r>
       <w:r>
         <w:rPr>
-          <w:rFonts w:ascii="Consolas" w:hAnsi="Consolas"/>
-          <w:sz w:val="17"/>
+          <w:rFonts w:ascii="Aptos Mono" w:hAnsi="Aptos Mono"/>
+          <w:sz w:val="16"/>
         </w:rPr>
-        <w:t>proportions</w:t>
-      </w:r>
-      <w:r>
-        <w:t xml:space="preserve"> und </w:t>
+        <w:t>trusted</w:t>
+      </w:r>
+      <w:r>
+        <w:t xml:space="preserve"> Körper: alle vorhandenen Bewertungen für diesen exakten Körper sind </w:t>
       </w:r>
       <w:r>
         <w:rPr>
-          <w:rFonts w:ascii="Consolas" w:hAnsi="Consolas"/>
-          <w:sz w:val="17"/>
+          <w:rFonts w:ascii="Aptos Mono" w:hAnsi="Aptos Mono"/>
+          <w:sz w:val="16"/>
         </w:rPr>
-        <w:t>height</w:t>
-      </w:r>
-      <w:r>
-        <w:t xml:space="preserve"> als akzeptierte Körper. Dies wird nur als Auswahlhinweis für Phase 2 genutzt, nicht als harte Grenze.</w:t>
+        <w:t>accepted</w:t>
+      </w:r>
+      <w:r>
+        <w:t>,</w:t>
       </w:r>
     </w:p>
     <w:p>
       <w:pPr>
-        <w:pStyle w:val="Heading2"/>
-        <w:spacing w:before="140" w:after="60"/>
-      </w:pPr>
-      <w:r>
-        <w:t>Mess-/Diagnosekorrektur</w:t>
+        <w:pStyle w:val="ListBullet"/>
+        <w:spacing w:after="30"/>
+      </w:pPr>
+      <w:r>
+        <w:t xml:space="preserve">83 </w:t>
+      </w:r>
+      <w:r>
+        <w:rPr>
+          <w:rFonts w:ascii="Aptos Mono" w:hAnsi="Aptos Mono"/>
+          <w:sz w:val="16"/>
+        </w:rPr>
+        <w:t>frontier</w:t>
+      </w:r>
+      <w:r>
+        <w:t>: unsicher bzw. Repeat-Uneinigkeit,</w:t>
       </w:r>
     </w:p>
     <w:p>
       <w:pPr>
-        <w:spacing w:after="80"/>
-      </w:pPr>
-      <w:r>
-        <w:t xml:space="preserve">Die visuellen Phase-1-Verdikte sind gültige Auditdaten. Die damals mitgespeicherten einfachen Umfangs-/Proxy-Snapshots sind jedoch </w:t>
+        <w:pStyle w:val="ListBullet"/>
+        <w:spacing w:after="30"/>
+      </w:pPr>
+      <w:r>
+        <w:t xml:space="preserve">36 </w:t>
+      </w:r>
+      <w:r>
+        <w:rPr>
+          <w:rFonts w:ascii="Aptos Mono" w:hAnsi="Aptos Mono"/>
+          <w:sz w:val="16"/>
+        </w:rPr>
+        <w:t>negative</w:t>
+      </w:r>
+      <w:r>
+        <w:t xml:space="preserve">: alle vorhandenen Bewertungen für diesen exakten Körper sind </w:t>
+      </w:r>
+      <w:r>
+        <w:rPr>
+          <w:rFonts w:ascii="Aptos Mono" w:hAnsi="Aptos Mono"/>
+          <w:sz w:val="16"/>
+        </w:rPr>
+        <w:t>rejected</w:t>
+      </w:r>
+      <w:r>
+        <w:t>,</w:t>
+      </w:r>
+    </w:p>
+    <w:p>
+      <w:pPr>
+        <w:pStyle w:val="ListBullet"/>
+        <w:spacing w:after="30"/>
+      </w:pPr>
+      <w:r>
+        <w:t xml:space="preserve">15 </w:t>
+      </w:r>
+      <w:r>
+        <w:rPr>
+          <w:rFonts w:ascii="Aptos Mono" w:hAnsi="Aptos Mono"/>
+          <w:sz w:val="16"/>
+        </w:rPr>
+        <w:t>unchecked</w:t>
+      </w:r>
+      <w:r>
+        <w:t>: noch ohne Human-Verdikt.</w:t>
+      </w:r>
+    </w:p>
+    <w:p>
+      <w:pPr>
+        <w:spacing w:after="80" w:line="250" w:lineRule="auto"/>
+      </w:pPr>
+      <w:r>
+        <w:t xml:space="preserve">Nur </w:t>
+      </w:r>
+      <w:r>
+        <w:rPr>
+          <w:rFonts w:ascii="Aptos Mono" w:hAnsi="Aptos Mono"/>
+          <w:sz w:val="16"/>
+        </w:rPr>
+        <w:t>trusted</w:t>
+      </w:r>
+      <w:r>
+        <w:t xml:space="preserve"> wird als Solver-Seed-Pool benutzt. </w:t>
+      </w:r>
+      <w:r>
+        <w:rPr>
+          <w:rFonts w:ascii="Aptos Mono" w:hAnsi="Aptos Mono"/>
+          <w:sz w:val="16"/>
+        </w:rPr>
+        <w:t>negative</w:t>
+      </w:r>
+      <w:r>
+        <w:t xml:space="preserve"> bleibt ausschließlich lokales Negativwissen; es erzeugt </w:t>
       </w:r>
       <w:r>
         <w:rPr>
           <w:b/>
         </w:rPr>
-        <w:t>nicht für Body-Bank-Statistik freigegeben</w:t>
-      </w:r>
-      <w:r>
-        <w:t>: In einzelnen Fällen traten offensichtlich unbrauchbare Umfangs- und Schulterproxywerte auf.</w:t>
+        <w:t>keine globale Slidergrenze</w:t>
+      </w:r>
+      <w:r>
+        <w:t>.</w:t>
       </w:r>
     </w:p>
     <w:p>
       <w:pPr>
-        <w:spacing w:after="80"/>
-      </w:pPr>
-      <w:r>
-        <w:t>Phase 2 speichert deshalb keine dieser einfachen Umfangssnapshots mehr. Stattdessen werden nur pose-unabhängige, geometrisch robuste Diagnosekennzahlen verwendet:</w:t>
+        <w:pStyle w:val="Heading2"/>
+        <w:spacing w:before="140" w:after="60"/>
+      </w:pPr>
+      <w:r>
+        <w:t>5.2 Audit bestätigt die lokale Body-Bank-Hypothese</w:t>
       </w:r>
     </w:p>
     <w:p>
       <w:pPr>
-        <w:pStyle w:val="ListBullet"/>
-      </w:pPr>
-      <w:r>
-        <w:t>Rest-Mesh-Körperhöhe,</w:t>
+        <w:spacing w:after="80" w:line="250" w:lineRule="auto"/>
+      </w:pPr>
+      <w:r>
+        <w:t>Die gezielten Proportionsvarianten um bereits akzeptierte Körper waren deutlich stabiler als freie Extremkombinationen:</w:t>
       </w:r>
     </w:p>
     <w:p>
       <w:pPr>
         <w:pStyle w:val="ListBullet"/>
-      </w:pPr>
-      <w:r>
-        <w:t>Hüftgelenkhöhe relativ zur Körperhöhe,</w:t>
+        <w:spacing w:after="30"/>
+      </w:pPr>
+      <w:r>
+        <w:t>Proportionsfamilien: 152 von 162 bewerteten Reviews plausibel = 93,8 %.</w:t>
       </w:r>
     </w:p>
     <w:p>
       <w:pPr>
         <w:pStyle w:val="ListBullet"/>
-      </w:pPr>
-      <w:r>
-        <w:t>Femur- + Tibia-Kettenlänge relativ zur Körperhöhe,</w:t>
+        <w:spacing w:after="30"/>
+      </w:pPr>
+      <w:r>
+        <w:t>Extremraum: 65 plausibel, 62 unsicher, 35 unplausibel bei 162 bewerteten Reviews.</w:t>
       </w:r>
     </w:p>
     <w:p>
       <w:pPr>
         <w:pStyle w:val="ListBullet"/>
-      </w:pPr>
-      <w:r>
-        <w:t>Femur/Tibia-Verhältnis,</w:t>
+        <w:spacing w:after="30"/>
+      </w:pPr>
+      <w:r>
+        <w:t>Breite Randstichprobe: 42 plausibel, 14 unsicher, 4 unplausibel bei 60 bewerteten Reviews.</w:t>
       </w:r>
     </w:p>
     <w:p>
       <w:pPr>
-        <w:pStyle w:val="ListBullet"/>
-      </w:pPr>
-      <w:r>
-        <w:t>Torso-Skelettkette relativ zur Körperhöhe,</w:t>
-      </w:r>
-    </w:p>
-    <w:p>
-      <w:pPr>
-        <w:pStyle w:val="ListBullet"/>
-      </w:pPr>
-      <w:r>
-        <w:t>vertikales Becken-zu-Hals-Verhältnis,</w:t>
-      </w:r>
-    </w:p>
-    <w:p>
-      <w:pPr>
-        <w:pStyle w:val="ListBullet"/>
-      </w:pPr>
-      <w:r>
-        <w:t>Schulter- und Hüftgelenkbreite relativ zur Körperhöhe.</w:t>
-      </w:r>
-    </w:p>
-    <w:p>
-      <w:pPr>
-        <w:spacing w:after="80"/>
-      </w:pPr>
-      <w:r>
-        <w:t xml:space="preserve">Grundlage ist das </w:t>
+        <w:spacing w:after="80" w:line="250" w:lineRule="auto"/>
+      </w:pPr>
+      <w:r>
+        <w:t xml:space="preserve">Damit ist die zentrale Architekturhypothese für den nächsten Proof ausreichend unterstützt: </w:t>
       </w:r>
       <w:r>
         <w:rPr>
           <w:b/>
         </w:rPr>
-        <w:t>shape-abhängige exakte Anny/SOMA-Rest-Rig</w:t>
-      </w:r>
-      <w:r>
-        <w:t>, nicht die sichtbare Auditpose oder Animation. Diese Kennzahlen dienen zunächst nur zur Diagnose der langen-Beine-Grenze; daraus wird noch kein anthropometrischer Auto-Gate abgeleitet.</w:t>
+        <w:t>ein bereits plausibler naher Anny-Körper ist ein sinnvollerer Solver-Startpunkt als freie globale Exploration.</w:t>
       </w:r>
     </w:p>
     <w:p>
       <w:pPr>
+        <w:spacing w:after="80" w:line="250" w:lineRule="auto"/>
+      </w:pPr>
+      <w:r>
+        <w:t xml:space="preserve">Ein besonders klarer lokaler Problemkorridor ist </w:t>
+      </w:r>
+      <w:r>
+        <w:rPr>
+          <w:rFonts w:ascii="Aptos Mono" w:hAnsi="Aptos Mono"/>
+          <w:sz w:val="16"/>
+        </w:rPr>
+        <w:t>short-short-lean</w:t>
+      </w:r>
+      <w:r>
+        <w:t xml:space="preserve">: 23 von 23 bewerteten Fällen wurden abgelehnt. Das wird als Kombination/Korridor gespeichert, nicht als globales Verbot von </w:t>
+      </w:r>
+      <w:r>
+        <w:rPr>
+          <w:rFonts w:ascii="Aptos Mono" w:hAnsi="Aptos Mono"/>
+          <w:sz w:val="16"/>
+        </w:rPr>
+        <w:t>height</w:t>
+      </w:r>
+      <w:r>
+        <w:t xml:space="preserve">, </w:t>
+      </w:r>
+      <w:r>
+        <w:rPr>
+          <w:rFonts w:ascii="Aptos Mono" w:hAnsi="Aptos Mono"/>
+          <w:sz w:val="16"/>
+        </w:rPr>
+        <w:t>proportions</w:t>
+      </w:r>
+      <w:r>
+        <w:t xml:space="preserve"> oder </w:t>
+      </w:r>
+      <w:r>
+        <w:rPr>
+          <w:rFonts w:ascii="Aptos Mono" w:hAnsi="Aptos Mono"/>
+          <w:sz w:val="16"/>
+        </w:rPr>
+        <w:t>weight</w:t>
+      </w:r>
+      <w:r>
+        <w:t xml:space="preserve"> einzeln.</w:t>
+      </w:r>
+    </w:p>
+    <w:p>
+      <w:pPr>
         <w:pStyle w:val="Heading2"/>
         <w:spacing w:before="140" w:after="60"/>
       </w:pPr>
       <w:r>
-        <w:t>Phase-2-Queue · blind gemischt</w:t>
+        <w:t>5.3 Bekannter Diagnosefehler: Shoulder-Joint-Proxy ausgeschlossen</w:t>
       </w:r>
     </w:p>
     <w:p>
       <w:pPr>
-        <w:spacing w:after="80"/>
-      </w:pPr>
-      <w:r>
-        <w:t xml:space="preserve">Der wissenschaftliche Inhalt des 400er Audits bleibt erhalten: Proportionsfamilien, absichtliche Extremkombinationen, breite Randstichproben und 20 verdeckte Wiederholungen. </w:t>
+        <w:spacing w:after="80" w:line="250" w:lineRule="auto"/>
+      </w:pPr>
+      <w:r>
+        <w:t xml:space="preserve">Der Phase-2-Wert </w:t>
+      </w:r>
+      <w:r>
+        <w:rPr>
+          <w:rFonts w:ascii="Aptos Mono" w:hAnsi="Aptos Mono"/>
+          <w:sz w:val="16"/>
+        </w:rPr>
+        <w:t>shoulderJointBreadth</w:t>
+      </w:r>
+      <w:r>
+        <w:t xml:space="preserve"> ist weiterhin offensichtlich geometrisch falsch und wird ab v0.8.29.0 </w:t>
       </w:r>
       <w:r>
         <w:rPr>
           <w:b/>
         </w:rPr>
-        <w:t>Für die menschliche Bewertung wird die Queue jedoch vollständig blind durchmischt.</w:t>
+        <w:t>explizit aus Body-Bank-Retrieval und Auto-Gates entfernt</w:t>
+      </w:r>
+      <w:r>
+        <w:t>.</w:t>
       </w:r>
     </w:p>
     <w:p>
       <w:pPr>
-        <w:spacing w:after="80"/>
-      </w:pPr>
-      <w:r>
-        <w:t xml:space="preserve">Die neue Planfassung </w:t>
-      </w:r>
-      <w:r>
-        <w:rPr>
-          <w:rFonts w:ascii="Consolas" w:hAnsi="Consolas"/>
-          <w:sz w:val="17"/>
-        </w:rPr>
-        <w:t>body-bank-phase2-plan-v2.json</w:t>
-      </w:r>
-      <w:r>
-        <w:t>:</w:t>
+        <w:spacing w:after="80" w:line="250" w:lineRule="auto"/>
+      </w:pPr>
+      <w:r>
+        <w:t>Weiterverwendet werden die plausiblen pose-unabhängigen Rest-Mesh-/Rest-Rig-Diagnosen wie Statur, Hip-Joint-Height-Ratio, Leg-Chain-Ratio, Femur/Tibia, Torso-Chain-Ratio, Pelvis-to-Neck-Ratio und Hip-Joint-Breadth-Ratio.</w:t>
       </w:r>
     </w:p>
     <w:p>
       <w:pPr>
-        <w:pStyle w:val="ListBullet"/>
-      </w:pPr>
-      <w:r>
-        <w:t>mischt alle 400 Fälle deterministisch mit gespeichertem Shuffle-Seed,</w:t>
+        <w:pStyle w:val="Heading2"/>
+        <w:spacing w:before="140" w:after="60"/>
+      </w:pPr>
+      <w:r>
+        <w:t>5.4 BODY BANK SOLVER 1.0</w:t>
       </w:r>
     </w:p>
     <w:p>
       <w:pPr>
-        <w:pStyle w:val="ListBullet"/>
-      </w:pPr>
-      <w:r>
-        <w:t xml:space="preserve">verhindert direkte Nachbarschaft derselben </w:t>
+        <w:spacing w:after="80" w:line="250" w:lineRule="auto"/>
+      </w:pPr>
+      <w:r>
+        <w:t xml:space="preserve">Der neue Solver ist ein additiver POC im bestehenden </w:t>
       </w:r>
       <w:r>
         <w:rPr>
-          <w:rFonts w:ascii="Consolas" w:hAnsi="Consolas"/>
-          <w:sz w:val="17"/>
+          <w:rFonts w:ascii="Aptos Mono" w:hAnsi="Aptos Mono"/>
+          <w:sz w:val="16"/>
         </w:rPr>
-        <w:t>familyId</w:t>
-      </w:r>
-      <w:r>
-        <w:t xml:space="preserve"> bzw. desselben Elternankers,</w:t>
+        <w:t>SOLV</w:t>
+      </w:r>
+      <w:r>
+        <w:t>-Panel. Der alte Body Fit und die historischen ANSUR-Solver bleiben unverändert als Vergleich/Forschungsarchiv erhalten.</w:t>
       </w:r>
     </w:p>
     <w:p>
       <w:pPr>
-        <w:pStyle w:val="ListBullet"/>
-      </w:pPr>
-      <w:r>
-        <w:t>hält verdeckte Wiederholungen mit großem Abstand zum Original,</w:t>
+        <w:spacing w:after="80" w:line="250" w:lineRule="auto"/>
+      </w:pPr>
+      <w:r>
+        <w:t>Runtime-Kette:</w:t>
       </w:r>
     </w:p>
     <w:p>
       <w:pPr>
-        <w:pStyle w:val="ListBullet"/>
-      </w:pPr>
-      <w:r>
-        <w:t>zeigt dem Reviewer weder Testtyp noch Familie, Variantenrichtung, Ausgangsanker oder Wiederholungsstatus,</w:t>
+        <w:spacing w:after="30"/>
+        <w:ind w:left="198" w:hanging="198"/>
+      </w:pPr>
+      <w:r>
+        <w:t xml:space="preserve">1. </w:t>
+      </w:r>
+      <w:r>
+        <w:t>Nutzer gibt Geschlecht, Alter, Körpergröße, Gewicht, Brust, Taille und Hüfte/Gesäß ein.</w:t>
       </w:r>
     </w:p>
     <w:p>
       <w:pPr>
-        <w:pStyle w:val="ListBullet"/>
-      </w:pPr>
-      <w:r>
-        <w:t>enthält weiterhin 380 eindeutige Zielkörper + 20 verdeckte Wiederholungen.</w:t>
+        <w:spacing w:after="30"/>
+        <w:ind w:left="198" w:hanging="198"/>
+      </w:pPr>
+      <w:r>
+        <w:t xml:space="preserve">2. </w:t>
+      </w:r>
+      <w:r>
+        <w:t xml:space="preserve">Grobe Vorauswahl nur aus </w:t>
+      </w:r>
+      <w:r>
+        <w:rPr>
+          <w:rFonts w:ascii="Aptos Mono" w:hAnsi="Aptos Mono"/>
+          <w:sz w:val="16"/>
+        </w:rPr>
+        <w:t>trusted</w:t>
+      </w:r>
+      <w:r>
+        <w:t xml:space="preserve"> Body-Bank-Seeds über Geschlecht, exakte gespeicherte Rest-Mesh-Statur, Alter und einen Gewichts-/BMI-Prior.</w:t>
       </w:r>
     </w:p>
     <w:p>
       <w:pPr>
-        <w:spacing w:after="80"/>
-      </w:pPr>
-      <w:r>
-        <w:t>Damit soll verhindert werden, dass der Reviewer eine sichtbare Änderungsserie erkennt und relativ zum unmittelbar vorherigen Körper urteilt.</w:t>
+        <w:spacing w:after="30"/>
+        <w:ind w:left="198" w:hanging="198"/>
+      </w:pPr>
+      <w:r>
+        <w:t xml:space="preserve">3. </w:t>
+      </w:r>
+      <w:r>
+        <w:t>Nur die beste Shortlist wird tatsächlich in Anny rekonstruiert und am aktuellen Mesh für Statur, Brust, Taille, Hüfte/Gesäß und optional Mass-/Volumen-Prior vermessen.</w:t>
       </w:r>
     </w:p>
     <w:p>
       <w:pPr>
-        <w:pStyle w:val="Heading2"/>
-        <w:spacing w:before="140" w:after="60"/>
-      </w:pPr>
-      <w:r>
-        <w:t>Erwachsenengröße</w:t>
-      </w:r>
-    </w:p>
-    <w:p>
-      <w:pPr>
-        <w:spacing w:after="80"/>
-      </w:pPr>
-      <w:r>
-        <w:t xml:space="preserve">Für diesen Audit werden </w:t>
+        <w:spacing w:after="30"/>
+        <w:ind w:left="198" w:hanging="198"/>
+      </w:pPr>
+      <w:r>
+        <w:t xml:space="preserve">4. </w:t>
+      </w:r>
+      <w:r>
+        <w:t xml:space="preserve">Top-5 werden angezeigt; der beste Seed ist sofort ein </w:t>
       </w:r>
       <w:r>
         <w:rPr>
           <w:b/>
         </w:rPr>
-        <w:t>keine Erwachsenen über 205 cm angezeigt</w:t>
-      </w:r>
-      <w:r>
-        <w:t>. Der Plan wird zunächst konservativ anhand der aus Phase 1 beobachteten Beziehung zwischen Anny-</w:t>
-      </w:r>
-      <w:r>
-        <w:rPr>
-          <w:rFonts w:ascii="Consolas" w:hAnsi="Consolas"/>
-          <w:sz w:val="17"/>
-        </w:rPr>
-        <w:t>height</w:t>
-      </w:r>
-      <w:r>
-        <w:t xml:space="preserve"> und Rest-Mesh-Körperhöhe vorgekappt. Vor jeder Anzeige folgt zusätzlich ein harter, pose-unabhängiger Check der tatsächlichen Rest-Mesh-Statur. Falls ein Kandidat noch über 205 cm liegt, wird ausschließlich seine </w:t>
-      </w:r>
-      <w:r>
-        <w:rPr>
-          <w:rFonts w:ascii="Consolas" w:hAnsi="Consolas"/>
-          <w:sz w:val="17"/>
-        </w:rPr>
-        <w:t>height</w:t>
-      </w:r>
-      <w:r>
-        <w:t>-Komponente so weit reduziert, bis der exakte Rest-Mesh-Wert innerhalb der Grenze liegt. Die angepasste Rezeptur wird für verdeckte Wiederholungen identisch weiterverwendet.</w:t>
+        <w:t>human-auditierter Ausgangskörper</w:t>
+      </w:r>
+      <w:r>
+        <w:t>.</w:t>
       </w:r>
     </w:p>
     <w:p>
       <w:pPr>
-        <w:spacing w:after="80"/>
-      </w:pPr>
-      <w:r>
-        <w:t xml:space="preserve">Die 205-cm-Regel ist eine </w:t>
+        <w:spacing w:after="30"/>
+        <w:ind w:left="198" w:hanging="198"/>
+      </w:pPr>
+      <w:r>
+        <w:t xml:space="preserve">5. </w:t>
+      </w:r>
+      <w:r>
+        <w:t>Optionaler Local Fit verändert nur eng begrenzt:</w:t>
+      </w:r>
+    </w:p>
+    <w:p>
+      <w:pPr>
+        <w:pStyle w:val="ListBullet"/>
+        <w:spacing w:after="30"/>
+      </w:pPr>
+      <w:r>
+        <w:rPr>
+          <w:rFonts w:ascii="Aptos Mono" w:hAnsi="Aptos Mono"/>
+          <w:sz w:val="16"/>
+        </w:rPr>
+        <w:t>core:height</w:t>
+      </w:r>
+      <w:r>
+        <w:t>,</w:t>
+      </w:r>
+    </w:p>
+    <w:p>
+      <w:pPr>
+        <w:pStyle w:val="ListBullet"/>
+        <w:spacing w:after="30"/>
+      </w:pPr>
+      <w:r>
+        <w:rPr>
+          <w:rFonts w:ascii="Aptos Mono" w:hAnsi="Aptos Mono"/>
+          <w:sz w:val="16"/>
+        </w:rPr>
+        <w:t>measure-bust-circ-incr</w:t>
+      </w:r>
+      <w:r>
+        <w:t>,</w:t>
+      </w:r>
+    </w:p>
+    <w:p>
+      <w:pPr>
+        <w:pStyle w:val="ListBullet"/>
+        <w:spacing w:after="30"/>
+      </w:pPr>
+      <w:r>
+        <w:rPr>
+          <w:rFonts w:ascii="Aptos Mono" w:hAnsi="Aptos Mono"/>
+          <w:sz w:val="16"/>
+        </w:rPr>
+        <w:t>measure-waist-circ-incr</w:t>
+      </w:r>
+      <w:r>
+        <w:t>,</w:t>
+      </w:r>
+    </w:p>
+    <w:p>
+      <w:pPr>
+        <w:pStyle w:val="ListBullet"/>
+        <w:spacing w:after="30"/>
+      </w:pPr>
+      <w:r>
+        <w:rPr>
+          <w:rFonts w:ascii="Aptos Mono" w:hAnsi="Aptos Mono"/>
+          <w:sz w:val="16"/>
+        </w:rPr>
+        <w:t>measure-hips-circ-incr</w:t>
+      </w:r>
+      <w:r>
+        <w:t>.</w:t>
+      </w:r>
+    </w:p>
+    <w:p>
+      <w:pPr>
+        <w:spacing w:after="30"/>
+        <w:ind w:left="198" w:hanging="198"/>
+      </w:pPr>
+      <w:r>
+        <w:t xml:space="preserve">6. </w:t>
+      </w:r>
+      <w:r>
+        <w:rPr>
+          <w:rFonts w:ascii="Aptos Mono" w:hAnsi="Aptos Mono"/>
+          <w:sz w:val="16"/>
+        </w:rPr>
+        <w:t>weight</w:t>
+      </w:r>
+      <w:r>
+        <w:t xml:space="preserve"> und </w:t>
+      </w:r>
+      <w:r>
+        <w:rPr>
+          <w:rFonts w:ascii="Aptos Mono" w:hAnsi="Aptos Mono"/>
+          <w:sz w:val="16"/>
+        </w:rPr>
+        <w:t>muscle</w:t>
+      </w:r>
+      <w:r>
+        <w:t xml:space="preserve"> werden in Solver 1.0 </w:t>
       </w:r>
       <w:r>
         <w:rPr>
           <w:b/>
         </w:rPr>
-        <w:t>Audit-Sampling-Grenze</w:t>
-      </w:r>
-      <w:r>
-        <w:t>, keine anthropometrische Aussage, dass größere Menschen unmöglich sind. Sie vermeidet nur extrem seltene Größen, die für die aktuelle Kartierung wenig Informationsgewinn liefern.</w:t>
+        <w:t>nicht frei nachoptimiert</w:t>
+      </w:r>
+      <w:r>
+        <w:t>. Gewicht ist Retrieval-/Volumen-Prior und Diagnose, kein direkter Anny-Weight-Zielwert.</w:t>
       </w:r>
     </w:p>
     <w:p>
       <w:pPr>
-        <w:pStyle w:val="Heading2"/>
-        <w:spacing w:before="140" w:after="60"/>
-      </w:pPr>
-      <w:r>
-        <w:t>BANK-only Dual Viewport</w:t>
+        <w:spacing w:after="30"/>
+        <w:ind w:left="198" w:hanging="198"/>
+      </w:pPr>
+      <w:r>
+        <w:t xml:space="preserve">7. </w:t>
+      </w:r>
+      <w:r>
+        <w:t>Keine Cross-Region-Rettung.</w:t>
       </w:r>
     </w:p>
     <w:p>
       <w:pPr>
-        <w:spacing w:after="80"/>
-      </w:pPr>
-      <w:r>
-        <w:t>Nur im LAB -&gt; BANK-Modus stehen zwei Viewports A/B zur Verfügung. Sie teilen ausschließlich die freie Viewer-Fläche außerhalb des Menüs: auf iPhone/Bottom-Sheet wird der bisherige obere A-Bereich mittig in A/B geteilt; auf Desktop teilen sie den Bereich links neben dem Seitenpanel. Beide zeigen dieselbe Person und denselben Bewegungsframe, besitzen aber unabhängige Kameras:</w:t>
-      </w:r>
-    </w:p>
-    <w:p>
-      <w:pPr>
-        <w:pStyle w:val="ListBullet"/>
-      </w:pPr>
-      <w:r>
-        <w:t>eigener Zoom, Orbit, Pan und Blickwinkel,</w:t>
-      </w:r>
-    </w:p>
-    <w:p>
-      <w:pPr>
-        <w:pStyle w:val="ListBullet"/>
-      </w:pPr>
-      <w:r>
-        <w:t>letzter Klick / Touch / Orbit / Zoom wählt automatisch den aktiven Viewport,</w:t>
-      </w:r>
-    </w:p>
-    <w:p>
-      <w:pPr>
-        <w:pStyle w:val="ListBullet"/>
-      </w:pPr>
-      <w:r>
-        <w:rPr>
-          <w:rFonts w:ascii="Consolas" w:hAnsi="Consolas"/>
-          <w:sz w:val="17"/>
-        </w:rPr>
-        <w:t>Vorne</w:t>
-      </w:r>
-      <w:r>
-        <w:t xml:space="preserve">, </w:t>
-      </w:r>
-      <w:r>
-        <w:rPr>
-          <w:rFonts w:ascii="Consolas" w:hAnsi="Consolas"/>
-          <w:sz w:val="17"/>
-        </w:rPr>
-        <w:t>3/4</w:t>
-      </w:r>
-      <w:r>
-        <w:t xml:space="preserve">, </w:t>
-      </w:r>
-      <w:r>
-        <w:rPr>
-          <w:rFonts w:ascii="Consolas" w:hAnsi="Consolas"/>
-          <w:sz w:val="17"/>
-        </w:rPr>
-        <w:t>Seite</w:t>
-      </w:r>
-      <w:r>
-        <w:t xml:space="preserve">, </w:t>
-      </w:r>
-      <w:r>
-        <w:rPr>
-          <w:rFonts w:ascii="Consolas" w:hAnsi="Consolas"/>
-          <w:sz w:val="17"/>
-        </w:rPr>
-        <w:t>Hinten</w:t>
-      </w:r>
-      <w:r>
-        <w:t xml:space="preserve"> und </w:t>
-      </w:r>
-      <w:r>
-        <w:rPr>
-          <w:rFonts w:ascii="Consolas" w:hAnsi="Consolas"/>
-          <w:sz w:val="17"/>
-        </w:rPr>
-        <w:t>AutoFit</w:t>
-      </w:r>
-      <w:r>
-        <w:t xml:space="preserve"> wirken nur auf den aktiven Viewport,</w:t>
-      </w:r>
-    </w:p>
-    <w:p>
-      <w:pPr>
-        <w:pStyle w:val="ListBullet"/>
-      </w:pPr>
-      <w:r>
-        <w:t>die aktive Ansicht wird dezent markiert,</w:t>
-      </w:r>
-    </w:p>
-    <w:p>
-      <w:pPr>
-        <w:pStyle w:val="ListBullet"/>
-      </w:pPr>
-      <w:r>
-        <w:t>Pose/Animation bleibt absichtlich synchron, damit derselbe Bewegungsframe gleichzeitig aus zwei Richtungen beurteilt werden kann.</w:t>
-      </w:r>
-    </w:p>
-    <w:p>
-      <w:pPr>
-        <w:pStyle w:val="Heading2"/>
-        <w:spacing w:before="140" w:after="60"/>
-      </w:pPr>
-      <w:r>
-        <w:t>Optionales AutoFit</w:t>
-      </w:r>
-    </w:p>
-    <w:p>
-      <w:pPr>
-        <w:spacing w:after="80"/>
-      </w:pPr>
-      <w:r>
-        <w:rPr>
-          <w:rFonts w:ascii="Consolas" w:hAnsi="Consolas"/>
-          <w:sz w:val="17"/>
-        </w:rPr>
-        <w:t>AutoFit</w:t>
-      </w:r>
-      <w:r>
-        <w:t xml:space="preserve"> ist </w:t>
+        <w:spacing w:after="80" w:line="250" w:lineRule="auto"/>
+      </w:pPr>
+      <w:r>
+        <w:t xml:space="preserve">Ein veränderter Local-Fit ist definitionsgemäß noch </w:t>
       </w:r>
       <w:r>
         <w:rPr>
           <w:b/>
         </w:rPr>
-        <w:t>pro Viewport separat ein-/ausschaltbar</w:t>
-      </w:r>
-      <w:r>
-        <w:t>.</w:t>
+        <w:t>nicht human-auditiert</w:t>
+      </w:r>
+      <w:r>
+        <w:t xml:space="preserve"> und wird deshalb automatisch an </w:t>
+      </w:r>
+      <w:r>
+        <w:rPr>
+          <w:rFonts w:ascii="Aptos Mono" w:hAnsi="Aptos Mono"/>
+          <w:sz w:val="16"/>
+        </w:rPr>
+        <w:t>BANK -&gt; ACTIVE</w:t>
+      </w:r>
+      <w:r>
+        <w:t xml:space="preserve"> übergeben. Ein Zustand gilt nur dann als </w:t>
+      </w:r>
+      <w:r>
+        <w:rPr>
+          <w:rFonts w:ascii="Aptos Mono" w:hAnsi="Aptos Mono"/>
+          <w:sz w:val="16"/>
+        </w:rPr>
+        <w:t>audited-seed</w:t>
+      </w:r>
+      <w:r>
+        <w:t xml:space="preserve">, wenn sein komplettes stabilisiertes Rezept exakt einem </w:t>
+      </w:r>
+      <w:r>
+        <w:rPr>
+          <w:rFonts w:ascii="Aptos Mono" w:hAnsi="Aptos Mono"/>
+          <w:sz w:val="16"/>
+        </w:rPr>
+        <w:t>trusted</w:t>
+      </w:r>
+      <w:r>
+        <w:t>/</w:t>
+      </w:r>
+      <w:r>
+        <w:rPr>
+          <w:rFonts w:ascii="Aptos Mono" w:hAnsi="Aptos Mono"/>
+          <w:sz w:val="16"/>
+        </w:rPr>
+        <w:t>trusted-user</w:t>
+      </w:r>
+      <w:r>
+        <w:t xml:space="preserve">-Node entspricht; auch eine reine </w:t>
+      </w:r>
+      <w:r>
+        <w:rPr>
+          <w:rFonts w:ascii="Aptos Mono" w:hAnsi="Aptos Mono"/>
+          <w:sz w:val="16"/>
+        </w:rPr>
+        <w:t>core:height</w:t>
+      </w:r>
+      <w:r>
+        <w:t>-Änderung bleibt ansonsten unauditiert. Zusätzlich besitzt Solver 1.0 einen globalen Non-Worsening-Gate: verschlechtert die gesamte lokale Korrektur den gemeinsamen Größen-/Brust-/Taillen-/Hüft- bzw. Runtime-Score, wird vollständig auf den auditierten Seed zurückgerollt.</w:t>
       </w:r>
     </w:p>
     <w:p>
       <w:pPr>
-        <w:pStyle w:val="ListBullet"/>
-      </w:pPr>
-      <w:r>
-        <w:rPr>
-          <w:rFonts w:ascii="Consolas" w:hAnsi="Consolas"/>
-          <w:sz w:val="17"/>
-        </w:rPr>
-        <w:t>AutoFit AN</w:t>
-      </w:r>
-      <w:r>
-        <w:t>: Beim Wechsel zur nächsten Person wird die Kamera so angepasst, dass der neue Körper ungefähr gleich groß im jeweiligen Viewport erscheint. Die aktuelle Blickrichtung bleibt erhalten.</w:t>
+        <w:pStyle w:val="Heading2"/>
+        <w:spacing w:before="140" w:after="60"/>
+      </w:pPr>
+      <w:r>
+        <w:t>5.5 Falsifizierbarer 8er Blind-Proof</w:t>
       </w:r>
     </w:p>
     <w:p>
       <w:pPr>
-        <w:pStyle w:val="ListBullet"/>
+        <w:spacing w:after="80" w:line="250" w:lineRule="auto"/>
       </w:pPr>
       <w:r>
         <w:rPr>
-          <w:rFonts w:ascii="Consolas" w:hAnsi="Consolas"/>
-          <w:sz w:val="17"/>
+          <w:rFonts w:ascii="Aptos Mono" w:hAnsi="Aptos Mono"/>
+          <w:sz w:val="16"/>
         </w:rPr>
-        <w:t>AutoFit AUS</w:t>
-      </w:r>
-      <w:r>
-        <w:t>: Kamera, Zoom und Zielpunkt bleiben beim Personenwechsel exakt stehen.</w:t>
+        <w:t>SOLV -&gt; BODY BANK SOLVER -&gt; 8er Blind-Proof</w:t>
+      </w:r>
+      <w:r>
+        <w:t xml:space="preserve"> hält acht diverse </w:t>
+      </w:r>
+      <w:r>
+        <w:rPr>
+          <w:rFonts w:ascii="Aptos Mono" w:hAnsi="Aptos Mono"/>
+          <w:sz w:val="16"/>
+        </w:rPr>
+        <w:t>trusted</w:t>
+      </w:r>
+      <w:r>
+        <w:t xml:space="preserve"> Körper nacheinander vollständig aus dem Retrieval-Pool heraus.</w:t>
       </w:r>
     </w:p>
     <w:p>
       <w:pPr>
-        <w:pStyle w:val="ListBullet"/>
-      </w:pPr>
-      <w:r>
-        <w:t>Ein expliziter View-Button (</w:t>
-      </w:r>
-      <w:r>
-        <w:rPr>
-          <w:rFonts w:ascii="Consolas" w:hAnsi="Consolas"/>
-          <w:sz w:val="17"/>
-        </w:rPr>
-        <w:t>Vorne</w:t>
-      </w:r>
-      <w:r>
-        <w:t xml:space="preserve">, </w:t>
-      </w:r>
-      <w:r>
-        <w:rPr>
-          <w:rFonts w:ascii="Consolas" w:hAnsi="Consolas"/>
-          <w:sz w:val="17"/>
-        </w:rPr>
-        <w:t>3/4</w:t>
-      </w:r>
-      <w:r>
-        <w:t xml:space="preserve">, </w:t>
-      </w:r>
-      <w:r>
-        <w:rPr>
-          <w:rFonts w:ascii="Consolas" w:hAnsi="Consolas"/>
-          <w:sz w:val="17"/>
-        </w:rPr>
-        <w:t>Seite</w:t>
-      </w:r>
-      <w:r>
-        <w:t xml:space="preserve">, </w:t>
-      </w:r>
-      <w:r>
-        <w:rPr>
-          <w:rFonts w:ascii="Consolas" w:hAnsi="Consolas"/>
-          <w:sz w:val="17"/>
-        </w:rPr>
-        <w:t>Hinten</w:t>
-      </w:r>
-      <w:r>
-        <w:t>) darf unabhängig davon neu einrahmen.</w:t>
+        <w:spacing w:after="80" w:line="250" w:lineRule="auto"/>
+      </w:pPr>
+      <w:r>
+        <w:t>Für jeden versteckten Zielkörper werden Geschlecht und der aus dem Anny-Alterszustand abgeleitete Alterskontext wie bei bekannten Nutzer-Metadaten mitgeführt. Am echten Mesh werden zusätzlich genau vier geometrische Zielwerte erzeugt:</w:t>
       </w:r>
     </w:p>
     <w:p>
       <w:pPr>
-        <w:spacing w:after="80"/>
-      </w:pPr>
-      <w:r>
-        <w:t>Damit ragt ein großer Körper nach einem kleinen nicht versehentlich aus dem Bild, ohne den bereits gewünschten manuellen Kamera-Lock abzuschaffen.</w:t>
+        <w:pStyle w:val="ListBullet"/>
+        <w:spacing w:after="30"/>
+      </w:pPr>
+      <w:r>
+        <w:t>Körpergröße,</w:t>
       </w:r>
     </w:p>
     <w:p>
       <w:pPr>
-        <w:pStyle w:val="Heading2"/>
-        <w:spacing w:before="140" w:after="60"/>
-      </w:pPr>
-      <w:r>
-        <w:t>Objektivitätsregel Schnellgrund</w:t>
+        <w:pStyle w:val="ListBullet"/>
+        <w:spacing w:after="30"/>
+      </w:pPr>
+      <w:r>
+        <w:t>Brustumfang,</w:t>
       </w:r>
     </w:p>
     <w:p>
       <w:pPr>
-        <w:spacing w:after="80"/>
-      </w:pPr>
-      <w:r>
-        <w:rPr/>
-        <w:t>Der optionale Schnellgrund für ? / x bleibt verfügbar und ist seit v0.8.28.4 nicht mehr mit `Beine zu lang` vorausgewählt. Standard ist kein Grund, damit die bekannte Phase-1-Beobachtung den neuen Blind-Audit nicht vorprägt.</w:t>
+        <w:pStyle w:val="ListBullet"/>
+        <w:spacing w:after="30"/>
+      </w:pPr>
+      <w:r>
+        <w:t>Taillenumfang,</w:t>
       </w:r>
     </w:p>
     <w:p>
       <w:pPr>
-        <w:pStyle w:val="Heading2"/>
-        <w:spacing w:before="140" w:after="60"/>
-      </w:pPr>
-      <w:r>
-        <w:t>Kopfmodell · bewusst vertagt</w:t>
+        <w:pStyle w:val="ListBullet"/>
+        <w:spacing w:after="30"/>
+      </w:pPr>
+      <w:r>
+        <w:t>Hüft-/Gesäßumfang.</w:t>
       </w:r>
     </w:p>
     <w:p>
       <w:pPr>
-        <w:spacing w:after="80"/>
-      </w:pPr>
-      <w:r>
-        <w:t xml:space="preserve">Eine Quellcodeprüfung von Anny zeigt: </w:t>
-      </w:r>
-      <w:r>
-        <w:rPr>
-          <w:rFonts w:ascii="Consolas" w:hAnsi="Consolas"/>
-          <w:sz w:val="17"/>
-        </w:rPr>
-        <w:t>height</w:t>
-      </w:r>
-      <w:r>
-        <w:t xml:space="preserve">, </w:t>
-      </w:r>
-      <w:r>
-        <w:rPr>
-          <w:rFonts w:ascii="Consolas" w:hAnsi="Consolas"/>
-          <w:sz w:val="17"/>
-        </w:rPr>
-        <w:t>weight</w:t>
-      </w:r>
-      <w:r>
-        <w:t xml:space="preserve">, </w:t>
-      </w:r>
-      <w:r>
-        <w:rPr>
-          <w:rFonts w:ascii="Consolas" w:hAnsi="Consolas"/>
-          <w:sz w:val="17"/>
-        </w:rPr>
-        <w:t>age</w:t>
-      </w:r>
-      <w:r>
-        <w:t xml:space="preserve"> usw. sind separate Phenotypachsen; zusätzlich existieren lokale Kopf-Morphs wie </w:t>
-      </w:r>
-      <w:r>
-        <w:rPr>
-          <w:rFonts w:ascii="Consolas" w:hAnsi="Consolas"/>
-          <w:sz w:val="17"/>
-        </w:rPr>
-        <w:t>head-fat</w:t>
-      </w:r>
-      <w:r>
-        <w:t xml:space="preserve"> und Kopf-Skalierungsachsen. Das beobachtete Verhalten, dass Kopfgröße bzw. Kopffett nicht automatisch anthropometrisch mit Körpergröße/Gewicht gekoppelt werden, ist daher überwiegend eine Eigenschaft des zugrunde liegenden Anny/MakeHuman-Modells und </w:t>
+        <w:spacing w:after="80" w:line="250" w:lineRule="auto"/>
+      </w:pPr>
+      <w:r>
+        <w:t xml:space="preserve">Gewicht wird im Proof absichtlich </w:t>
       </w:r>
       <w:r>
         <w:rPr>
           <w:b/>
         </w:rPr>
-        <w:t>kein aktueller BANK-Browserfehler</w:t>
-      </w:r>
-      <w:r>
-        <w:t>.</w:t>
+        <w:t>weder bewertet noch für die Retrieval-Vorauswahl benutzt</w:t>
+      </w:r>
+      <w:r>
+        <w:t>, weil der Phase-2-Audit kein objektives kg-Label für die Body-Bank-Körper enthält.</w:t>
       </w:r>
     </w:p>
     <w:p>
       <w:pPr>
-        <w:spacing w:after="80"/>
-      </w:pPr>
-      <w:r>
-        <w:t xml:space="preserve">Diese Korrektur wird </w:t>
+        <w:spacing w:after="80" w:line="250" w:lineRule="auto"/>
+      </w:pPr>
+      <w:r>
+        <w:t>Verglichen werden auf exakt denselben vier Zielwerten:</w:t>
+      </w:r>
+    </w:p>
+    <w:p>
+      <w:pPr>
+        <w:spacing w:after="30"/>
+        <w:ind w:left="198" w:hanging="198"/>
+      </w:pPr>
+      <w:r>
+        <w:t xml:space="preserve">1. </w:t>
+      </w:r>
+      <w:r>
+        <w:t>neutraler gleichgeschlechtlicher Anny-Start, nur in der Statur angepasst,</w:t>
+      </w:r>
+    </w:p>
+    <w:p>
+      <w:pPr>
+        <w:spacing w:after="30"/>
+        <w:ind w:left="198" w:hanging="198"/>
+      </w:pPr>
+      <w:r>
+        <w:t xml:space="preserve">2. </w:t>
+      </w:r>
+      <w:r>
+        <w:t>bester Body-Bank-Retrieval-Seed, Zielkörper explizit ausgeschlossen,</w:t>
+      </w:r>
+    </w:p>
+    <w:p>
+      <w:pPr>
+        <w:spacing w:after="30"/>
+        <w:ind w:left="198" w:hanging="198"/>
+      </w:pPr>
+      <w:r>
+        <w:t xml:space="preserve">3. </w:t>
+      </w:r>
+      <w:r>
+        <w:t>derselbe Seed nach dem kleinen Local Fit.</w:t>
+      </w:r>
+    </w:p>
+    <w:p>
+      <w:pPr>
+        <w:spacing w:after="80" w:line="250" w:lineRule="auto"/>
+      </w:pPr>
+      <w:r>
+        <w:t xml:space="preserve">Die Proof-Vorauswahl nutzt ohne Gewicht nur Statur + Alterskontext; der versteckte Zielkörper selbst ist aus dem Retrieval explizit ausgeschlossen. Der Local Fit besitzt den oben beschriebenen Rollback-Gate. Deshalb berichtet der Proof zusätzlich getrennt, in wie vielen Fällen der Local Fit </w:t>
       </w:r>
       <w:r>
         <w:rPr>
           <w:b/>
         </w:rPr>
-        <w:t>nicht in den aktuellen Blind-Audit aufgenommen</w:t>
-      </w:r>
-      <w:r>
-        <w:t>, weil dort kein absoluter Größenmaßstab sichtbar ist und Kopfgröße derzeit keine kritische Zielgröße ist. Sie bleibt als spätere Aufgabe festgehalten: separate Prüfung mit bekannter Körpergröße und anthropometrischem Kopf-Körper-Verhältnis; erst danach ggf. semantische Kopplung von Head-Size/Head-Fat.</w:t>
+        <w:t>tatsächlich verbessert</w:t>
+      </w:r>
+      <w:r>
+        <w:t xml:space="preserve"> und in wie vielen er nur nicht verschlechtert/auf den Seed zurückgerollt hat.</w:t>
       </w:r>
     </w:p>
     <w:p>
       <w:pPr>
+        <w:spacing w:after="80" w:line="250" w:lineRule="auto"/>
+      </w:pPr>
+      <w:r>
+        <w:rPr>
+          <w:rFonts w:ascii="Aptos Mono" w:hAnsi="Aptos Mono"/>
+          <w:sz w:val="16"/>
+        </w:rPr>
+        <w:t>GO</w:t>
+      </w:r>
+      <w:r>
+        <w:t xml:space="preserve"> wird nur ausgegeben, wenn der mediane Retrieval-Fehler kleiner als der mediane Neutralstart-Fehler ist </w:t>
+      </w:r>
+      <w:r>
+        <w:rPr>
+          <w:b/>
+        </w:rPr>
+        <w:t>und</w:t>
+      </w:r>
+      <w:r>
+        <w:t xml:space="preserve"> der Local-Fit-Median den Retrieval-Median nicht verschlechtert. Es gibt keinen versteckten absoluten Erfolgswert.</w:t>
+      </w:r>
+    </w:p>
+    <w:p>
+      <w:pPr>
         <w:pStyle w:val="Heading2"/>
         <w:spacing w:before="140" w:after="60"/>
       </w:pPr>
       <w:r>
-        <w:t>Datenbasis Phase 2</w:t>
+        <w:t>5.6 ACTIVE AUDIT · unmittelbares transparentes Lernen</w:t>
       </w:r>
     </w:p>
     <w:p>
       <w:pPr>
-        <w:spacing w:after="80"/>
-      </w:pPr>
-      <w:r>
-        <w:t>Der Build enthält:</w:t>
+        <w:spacing w:after="80" w:line="250" w:lineRule="auto"/>
+      </w:pPr>
+      <w:r>
+        <w:rPr>
+          <w:rFonts w:ascii="Aptos Mono" w:hAnsi="Aptos Mono"/>
+          <w:sz w:val="16"/>
+        </w:rPr>
+        <w:t>BANK</w:t>
+      </w:r>
+      <w:r>
+        <w:t xml:space="preserve"> besitzt ab v0.8.29.0 zwei getrennte Modi:</w:t>
       </w:r>
     </w:p>
     <w:p>
       <w:pPr>
         <w:pStyle w:val="ListBullet"/>
+        <w:spacing w:after="30"/>
       </w:pPr>
       <w:r>
         <w:rPr>
-          <w:rFonts w:ascii="Consolas" w:hAnsi="Consolas"/>
-          <w:sz w:val="17"/>
+          <w:rFonts w:ascii="Aptos Mono" w:hAnsi="Aptos Mono"/>
+          <w:sz w:val="16"/>
         </w:rPr>
-        <w:t>body-bank-phase1-audit-seed-v1.json</w:t>
-      </w:r>
-      <w:r>
-        <w:t xml:space="preserve">: konsolidiert die 95 eindeutigen Phase-1-Körper, Originalurteile und die nachträgliche </w:t>
-      </w:r>
-      <w:r>
-        <w:rPr>
-          <w:rFonts w:ascii="Consolas" w:hAnsi="Consolas"/>
-          <w:sz w:val="17"/>
-        </w:rPr>
-        <w:t>legs-too-long</w:t>
-      </w:r>
-      <w:r>
-        <w:t>-Annotation.</w:t>
+        <w:t>PHASE 2</w:t>
+      </w:r>
+      <w:r>
+        <w:t>: der bisherige 400er Blind-Audit bleibt vollständig erhalten.</w:t>
       </w:r>
     </w:p>
     <w:p>
       <w:pPr>
         <w:pStyle w:val="ListBullet"/>
+        <w:spacing w:after="30"/>
       </w:pPr>
       <w:r>
         <w:rPr>
-          <w:rFonts w:ascii="Consolas" w:hAnsi="Consolas"/>
-          <w:sz w:val="17"/>
+          <w:rFonts w:ascii="Aptos Mono" w:hAnsi="Aptos Mono"/>
+          <w:sz w:val="16"/>
         </w:rPr>
-        <w:t>body-bank-phase2-plan-v2.json</w:t>
-      </w:r>
-      <w:r>
-        <w:t>: blind durchmischter 380+20-Plan mit 205-cm-Samplingregel, gespeichertem Shuffle-Seed und unverändertem lokalen Familienkontext für die spätere Auswertung.</w:t>
+        <w:t>ACTIVE</w:t>
+      </w:r>
+      <w:r>
+        <w:t>: neue, informationsreiche Kandidaten.</w:t>
       </w:r>
     </w:p>
     <w:p>
       <w:pPr>
+        <w:spacing w:after="80" w:line="250" w:lineRule="auto"/>
+      </w:pPr>
+      <w:r>
+        <w:t>Der initiale Active-Seed enthält 32 Fälle:</w:t>
+      </w:r>
+    </w:p>
+    <w:p>
+      <w:pPr>
+        <w:pStyle w:val="ListBullet"/>
+        <w:spacing w:after="30"/>
+      </w:pPr>
+      <w:r>
+        <w:t>die 15 eindeutigen bisher ungeprüften Phase-2-Körper,</w:t>
+      </w:r>
+    </w:p>
+    <w:p>
+      <w:pPr>
+        <w:pStyle w:val="ListBullet"/>
+        <w:spacing w:after="30"/>
+      </w:pPr>
+      <w:r>
+        <w:t xml:space="preserve">17 lokale Midpoints an Proportionsfamilien-Grenzen, an denen mindestens ein Nachbar </w:t>
+      </w:r>
+      <w:r>
+        <w:rPr>
+          <w:rFonts w:ascii="Aptos Mono" w:hAnsi="Aptos Mono"/>
+          <w:sz w:val="16"/>
+        </w:rPr>
+        <w:t>frontier</w:t>
+      </w:r>
+      <w:r>
+        <w:t xml:space="preserve"> oder </w:t>
+      </w:r>
+      <w:r>
+        <w:rPr>
+          <w:rFonts w:ascii="Aptos Mono" w:hAnsi="Aptos Mono"/>
+          <w:sz w:val="16"/>
+        </w:rPr>
+        <w:t>negative</w:t>
+      </w:r>
+      <w:r>
+        <w:t xml:space="preserve"> ist.</w:t>
+      </w:r>
+    </w:p>
+    <w:p>
+      <w:pPr>
+        <w:spacing w:after="80" w:line="250" w:lineRule="auto"/>
+      </w:pPr>
+      <w:r>
+        <w:t>Zusätzlich erzeugt der Solver Active-Kandidaten, insbesondere:</w:t>
+      </w:r>
+    </w:p>
+    <w:p>
+      <w:pPr>
+        <w:pStyle w:val="ListBullet"/>
+        <w:spacing w:after="30"/>
+      </w:pPr>
+      <w:r>
+        <w:t>jedes tatsächlich veränderte Local-Fit-Ergebnis,</w:t>
+      </w:r>
+    </w:p>
+    <w:p>
+      <w:pPr>
+        <w:pStyle w:val="ListBullet"/>
+        <w:spacing w:after="30"/>
+      </w:pPr>
+      <w:r>
+        <w:t>enge Retrieval-Ambiguitäten zwischen ähnlich guten Seeds,</w:t>
+      </w:r>
+    </w:p>
+    <w:p>
+      <w:pPr>
+        <w:pStyle w:val="ListBullet"/>
+        <w:spacing w:after="30"/>
+      </w:pPr>
+      <w:r>
+        <w:t>Local-Fits aus dem 8er Proof.</w:t>
+      </w:r>
+    </w:p>
+    <w:p>
+      <w:pPr>
+        <w:spacing w:after="80" w:line="250" w:lineRule="auto"/>
+      </w:pPr>
+      <w:r>
+        <w:t xml:space="preserve">Ein Active-Vote aktualisiert </w:t>
+      </w:r>
+      <w:r>
+        <w:rPr>
+          <w:b/>
+        </w:rPr>
+        <w:t>sofort auf demselben Gerät</w:t>
+      </w:r>
+      <w:r>
+        <w:t xml:space="preserve"> einen transparenten lokalen Learning-Store:</w:t>
+      </w:r>
+    </w:p>
+    <w:p>
+      <w:pPr>
+        <w:pStyle w:val="ListBullet"/>
+        <w:spacing w:after="30"/>
+      </w:pPr>
+      <w:r>
+        <w:rPr>
+          <w:rFonts w:ascii="Aptos Mono" w:hAnsi="Aptos Mono"/>
+          <w:sz w:val="16"/>
+        </w:rPr>
+        <w:t>accepted</w:t>
+      </w:r>
+      <w:r>
+        <w:t xml:space="preserve"> -&gt; </w:t>
+      </w:r>
+      <w:r>
+        <w:rPr>
+          <w:rFonts w:ascii="Aptos Mono" w:hAnsi="Aptos Mono"/>
+          <w:sz w:val="16"/>
+        </w:rPr>
+        <w:t>trusted-user</w:t>
+      </w:r>
+      <w:r>
+        <w:t xml:space="preserve"> und damit zusätzlicher Solver-Seed,</w:t>
+      </w:r>
+    </w:p>
+    <w:p>
+      <w:pPr>
+        <w:pStyle w:val="ListBullet"/>
+        <w:spacing w:after="30"/>
+      </w:pPr>
+      <w:r>
+        <w:rPr>
+          <w:rFonts w:ascii="Aptos Mono" w:hAnsi="Aptos Mono"/>
+          <w:sz w:val="16"/>
+        </w:rPr>
+        <w:t>uncertain</w:t>
+      </w:r>
+      <w:r>
+        <w:t xml:space="preserve"> -&gt; </w:t>
+      </w:r>
+      <w:r>
+        <w:rPr>
+          <w:rFonts w:ascii="Aptos Mono" w:hAnsi="Aptos Mono"/>
+          <w:sz w:val="16"/>
+        </w:rPr>
+        <w:t>frontier-user</w:t>
+      </w:r>
+      <w:r>
+        <w:t>,</w:t>
+      </w:r>
+    </w:p>
+    <w:p>
+      <w:pPr>
+        <w:pStyle w:val="ListBullet"/>
+        <w:spacing w:after="30"/>
+      </w:pPr>
+      <w:r>
+        <w:rPr>
+          <w:rFonts w:ascii="Aptos Mono" w:hAnsi="Aptos Mono"/>
+          <w:sz w:val="16"/>
+        </w:rPr>
+        <w:t>rejected</w:t>
+      </w:r>
+      <w:r>
+        <w:t xml:space="preserve"> -&gt; </w:t>
+      </w:r>
+      <w:r>
+        <w:rPr>
+          <w:rFonts w:ascii="Aptos Mono" w:hAnsi="Aptos Mono"/>
+          <w:sz w:val="16"/>
+        </w:rPr>
+        <w:t>negative-user</w:t>
+      </w:r>
+      <w:r>
+        <w:t>.</w:t>
+      </w:r>
+    </w:p>
+    <w:p>
+      <w:pPr>
+        <w:spacing w:after="80" w:line="250" w:lineRule="auto"/>
+      </w:pPr>
+      <w:r>
+        <w:t>Anny selbst bzw. seine Modellgewichte werden nicht trainiert. Gelernt wird ausschließlich die nachvollziehbare SAMMY-Body-Bank-/Sicherheitsstruktur.</w:t>
+      </w:r>
+    </w:p>
+    <w:p>
+      <w:pPr>
+        <w:pStyle w:val="Heading2"/>
+        <w:spacing w:before="140" w:after="60"/>
+      </w:pPr>
+      <w:r>
+        <w:t>5.7 BANK-UI und ältere Auditregeln bleiben gültig</w:t>
+      </w:r>
+    </w:p>
+    <w:p>
+      <w:pPr>
+        <w:spacing w:after="80" w:line="250" w:lineRule="auto"/>
+      </w:pPr>
+      <w:r>
+        <w:t>Der menu-safe Dual Viewport, unabhängige Kameras, Last-Interaction-Auswahl, optionales AutoFit pro Viewport, blinde Präsentation, 205-cm-Audit-Cap und das vertagte Kopf-/Head-Fat-Thema bleiben unverändert erhalten.</w:t>
+      </w:r>
+    </w:p>
+    <w:p>
+      <w:pPr>
+        <w:spacing w:after="80" w:line="250" w:lineRule="auto"/>
+      </w:pPr>
+      <w:r>
+        <w:t xml:space="preserve">Zusätzlich ist der Resume-Pfad korrigiert: Wenn eine gespeicherte Sitzung am Ende steht, aber frühere </w:t>
+      </w:r>
+      <w:r>
+        <w:rPr>
+          <w:rFonts w:ascii="Aptos Mono" w:hAnsi="Aptos Mono"/>
+          <w:sz w:val="16"/>
+        </w:rPr>
+        <w:t>unchecked</w:t>
+      </w:r>
+      <w:r>
+        <w:t>-Fälle enthält, springt BANK beim erneuten Öffnen auf den ersten noch offenen Fall statt diese still zu übergehen.</w:t>
+      </w:r>
+    </w:p>
+    <w:p>
+      <w:pPr>
         <w:pStyle w:val="Heading1"/>
         <w:spacing w:before="140" w:after="60"/>
       </w:pPr>
@@ -1254,7 +1653,7 @@
     </w:p>
     <w:p>
       <w:pPr>
-        <w:spacing w:after="80"/>
+        <w:spacing w:after="80" w:line="250" w:lineRule="auto"/>
       </w:pPr>
       <w:r>
         <w:t xml:space="preserve">Die bisherige Arbeit wird </w:t>
@@ -1271,7 +1670,7 @@
     </w:p>
     <w:p>
       <w:pPr>
-        <w:spacing w:after="80"/>
+        <w:spacing w:after="80" w:line="250" w:lineRule="auto"/>
       </w:pPr>
       <w:r>
         <w:t>Weiterzuverwenden sind insbesondere:</w:t>
@@ -1280,6 +1679,7 @@
     <w:p>
       <w:pPr>
         <w:pStyle w:val="ListBullet"/>
+        <w:spacing w:after="30"/>
       </w:pPr>
       <w:r>
         <w:t>Landmark- und Messdefinitionen,</w:t>
@@ -1288,6 +1688,7 @@
     <w:p>
       <w:pPr>
         <w:pStyle w:val="ListBullet"/>
+        <w:spacing w:after="30"/>
       </w:pPr>
       <w:r>
         <w:t>geometrische Messoperatoren und Region-Masks,</w:t>
@@ -1296,6 +1697,7 @@
     <w:p>
       <w:pPr>
         <w:pStyle w:val="ListBullet"/>
+        <w:spacing w:after="30"/>
       </w:pPr>
       <w:r>
         <w:t>Symmetrie-Regeln,</w:t>
@@ -1304,6 +1706,7 @@
     <w:p>
       <w:pPr>
         <w:pStyle w:val="ListBullet"/>
+        <w:spacing w:after="30"/>
       </w:pPr>
       <w:r>
         <w:t>Morph Influence Atlas,</w:t>
@@ -1312,6 +1715,7 @@
     <w:p>
       <w:pPr>
         <w:pStyle w:val="ListBullet"/>
+        <w:spacing w:after="30"/>
       </w:pPr>
       <w:r>
         <w:t>Morph Observatory / Skelettreaktionen,</w:t>
@@ -1320,6 +1724,7 @@
     <w:p>
       <w:pPr>
         <w:pStyle w:val="ListBullet"/>
+        <w:spacing w:after="30"/>
       </w:pPr>
       <w:r>
         <w:t>gekoppelte Morph-/Slidergruppen,</w:t>
@@ -1328,6 +1733,7 @@
     <w:p>
       <w:pPr>
         <w:pStyle w:val="ListBullet"/>
+        <w:spacing w:after="30"/>
       </w:pPr>
       <w:r>
         <w:t>Stabilitäts- und Regressions-Gates,</w:t>
@@ -1336,6 +1742,7 @@
     <w:p>
       <w:pPr>
         <w:pStyle w:val="ListBullet"/>
+        <w:spacing w:after="30"/>
       </w:pPr>
       <w:r>
         <w:t>ANSUR-/Studienwissen als Mess- und Plausibilitätsreferenz,</w:t>
@@ -1344,6 +1751,7 @@
     <w:p>
       <w:pPr>
         <w:pStyle w:val="ListBullet"/>
+        <w:spacing w:after="30"/>
       </w:pPr>
       <w:r>
         <w:t>Solver-Fehlschläge als Information über ungeeignete Freiheitsgrade und Cross-Region-Risiken.</w:t>
@@ -1351,7 +1759,7 @@
     </w:p>
     <w:p>
       <w:pPr>
-        <w:spacing w:after="80"/>
+        <w:spacing w:after="80" w:line="250" w:lineRule="auto"/>
       </w:pPr>
       <w:r>
         <w:t>Diese Informationen sollen den Body-Bank-Generator, automatische Plausibilitätschecks und spätere lokale Fitter begrenzen, nicht erneut einen freien globalen Solver rechtfertigen.</w:t>
@@ -1368,7 +1776,7 @@
     </w:p>
     <w:p>
       <w:pPr>
-        <w:spacing w:after="80"/>
+        <w:spacing w:after="80" w:line="250" w:lineRule="auto"/>
       </w:pPr>
       <w:r>
         <w:t xml:space="preserve">ANSUR bleibt wertvoll für präzise Messdefinitionen, Landmark-Protokolle, Posen, Messfehler und historische Vergleichstests. Es ist </w:t>
@@ -1385,7 +1793,7 @@
     </w:p>
     <w:p>
       <w:pPr>
-        <w:spacing w:after="80"/>
+        <w:spacing w:after="80" w:line="250" w:lineRule="auto"/>
       </w:pPr>
       <w:r>
         <w:t>Externe Populationsdaten können später genutzt werden, um aus wenigen Nutzerdaten plausible fehlende Maße bzw. Lookup-Ziele zu schätzen. Die aktuelle Body-Bank-Phase soll jedoch nicht erneut durch einen Studienwechsel blockiert werden.</w:t>
@@ -1412,421 +1820,430 @@
     <w:p>
       <w:pPr>
         <w:pStyle w:val="ListBullet"/>
-      </w:pPr>
-      <w:r>
-        <w:t>Body Fit v1.2 aus v0.8.27.2 bleibt als bestehender Minimal-Prototyp verfügbar.</w:t>
-      </w:r>
-    </w:p>
-    <w:p>
-      <w:pPr>
-        <w:pStyle w:val="ListBullet"/>
-      </w:pPr>
-      <w:r>
-        <w:rPr/>
-        <w:t>v0.8.28.5 setzt den Body-Bank-/Audit-Pfad als echten Blind-Audit fort: dieselben lokalen Proportions-/Extrem-/Randfälle werden objektiv durchmischt. Im BANK-Modus teilen A/B ausschließlich den freien Viewer-Bereich außerhalb des Menüs; auf iPhone/Bottom-Sheet entspricht das dem bisherigen oberen A-Bereich, der mittig in zwei unabhängige Viewports geteilt wird. Optionales AutoFit bleibt pro Viewport erhalten. Der Runtime-Lookup/Fitter bleibt weiterhin deaktiviert, bis dieser Raum ausreichend kartiert ist.</w:t>
-      </w:r>
-    </w:p>
-    <w:p>
-      <w:pPr>
-        <w:pStyle w:val="Heading2"/>
-        <w:spacing w:before="140" w:after="60"/>
-      </w:pPr>
-      <w:r>
-        <w:t>Forschungsarchiv</w:t>
-      </w:r>
-    </w:p>
-    <w:p>
-      <w:pPr>
-        <w:spacing w:after="80"/>
-      </w:pPr>
-      <w:r>
-        <w:t>Weiter verfügbar, aber nicht automatisch Produktionsarchitektur:</w:t>
-      </w:r>
-    </w:p>
-    <w:p>
-      <w:pPr>
-        <w:pStyle w:val="ListBullet"/>
-      </w:pPr>
-      <w:r>
-        <w:t>Solver24,</w:t>
-      </w:r>
-    </w:p>
-    <w:p>
-      <w:pPr>
-        <w:pStyle w:val="ListBullet"/>
-      </w:pPr>
-      <w:r>
-        <w:t>Solver V2 Proof,</w:t>
-      </w:r>
-    </w:p>
-    <w:p>
-      <w:pPr>
-        <w:pStyle w:val="ListBullet"/>
-      </w:pPr>
-      <w:r>
-        <w:t>Real-ANSUR-Stress,</w:t>
-      </w:r>
-    </w:p>
-    <w:p>
-      <w:pPr>
-        <w:pStyle w:val="ListBullet"/>
-      </w:pPr>
-      <w:r>
-        <w:t>Pragmatic Repair / Residual Convergence,</w:t>
-      </w:r>
-    </w:p>
-    <w:p>
-      <w:pPr>
-        <w:pStyle w:val="ListBullet"/>
-      </w:pPr>
-      <w:r>
-        <w:t>Morph &lt;-&gt; Messebene Alignment,</w:t>
-      </w:r>
-    </w:p>
-    <w:p>
-      <w:pPr>
-        <w:pStyle w:val="ListBullet"/>
-      </w:pPr>
-      <w:r>
-        <w:t>Solver Shape Layer,</w:t>
-      </w:r>
-    </w:p>
-    <w:p>
-      <w:pPr>
-        <w:pStyle w:val="ListBullet"/>
-      </w:pPr>
-      <w:r>
-        <w:t>Legacy Blind Audit (</w:t>
-      </w:r>
-      <w:r>
-        <w:rPr>
-          <w:rFonts w:ascii="Consolas" w:hAnsi="Consolas"/>
-          <w:sz w:val="17"/>
-        </w:rPr>
-        <w:t>AUDT</w:t>
-      </w:r>
-      <w:r>
-        <w:t>).</w:t>
-      </w:r>
-    </w:p>
-    <w:p>
-      <w:pPr>
-        <w:spacing w:after="80"/>
-      </w:pPr>
-      <w:r>
-        <w:t>Diese Pfade dürfen als Diagnose, Vergleich oder Datenquelle genutzt werden. Ein fehlgeschlagener Body-Bank-Test ist kein automatischer Auftrag, zu einem alten globalen Solver zurückzukehren.</w:t>
-      </w:r>
-    </w:p>
-    <w:p>
-      <w:pPr>
-        <w:pStyle w:val="Heading1"/>
-        <w:spacing w:before="140" w:after="60"/>
-      </w:pPr>
-      <w:r>
-        <w:t>9. Nicht verhandelbare technische Regeln</w:t>
-      </w:r>
-    </w:p>
-    <w:p>
-      <w:pPr>
-        <w:pStyle w:val="ListBullet"/>
-      </w:pPr>
-      <w:r>
-        <w:t>Anatomische Regionen bleiben strikt getrennt; Torsomaße dürfen keine Arme fangen.</w:t>
-      </w:r>
-    </w:p>
-    <w:p>
-      <w:pPr>
-        <w:pStyle w:val="ListBullet"/>
-      </w:pPr>
-      <w:r>
-        <w:t>Symmetrische Parameter müssen bilateral konsistent wirken, sofern kein expliziter asymmetrischer Modus vorliegt.</w:t>
-      </w:r>
-    </w:p>
-    <w:p>
-      <w:pPr>
-        <w:pStyle w:val="ListBullet"/>
-      </w:pPr>
-      <w:r>
-        <w:t>Morphs dürfen nur für fachlich passende Körperregionen geroutet werden.</w:t>
-      </w:r>
-    </w:p>
-    <w:p>
-      <w:pPr>
-        <w:pStyle w:val="ListBullet"/>
-      </w:pPr>
-      <w:r>
-        <w:t>Gekoppelte Formänderungen (z. B. Width + Depth für einen Umfang) dürfen als semantischer Controller behandelt werden, wenn dies geometrisch sinnvoll ist.</w:t>
-      </w:r>
-    </w:p>
-    <w:p>
-      <w:pPr>
-        <w:pStyle w:val="ListBullet"/>
-      </w:pPr>
-      <w:r>
-        <w:t>Messfehler, Mesh-Limit, Lookup-Abdeckung und Fitterfehler müssen separat diagnostizierbar bleiben.</w:t>
-      </w:r>
-    </w:p>
-    <w:p>
-      <w:pPr>
-        <w:pStyle w:val="ListBullet"/>
-      </w:pPr>
-      <w:r>
-        <w:t>iPhone/Safari-Tauglichkeit und Resume/Persistenz sind Pflicht.</w:t>
-      </w:r>
-    </w:p>
-    <w:p>
-      <w:pPr>
-        <w:pStyle w:val="Heading1"/>
-        <w:spacing w:before="140" w:after="60"/>
-      </w:pPr>
-      <w:r>
-        <w:rPr/>
-        <w:t>10. Nächster Gate nach v0.8.28.5</w:t>
-      </w:r>
-    </w:p>
-    <w:p>
-      <w:pPr>
-        <w:spacing w:after="80"/>
-      </w:pPr>
-      <w:r>
-        <w:t xml:space="preserve">Der Nutzer auditiert die 400 Phase-2-Fälle und exportiert </w:t>
-      </w:r>
-      <w:r>
-        <w:rPr>
-          <w:rFonts w:ascii="Consolas" w:hAnsi="Consolas"/>
-          <w:sz w:val="17"/>
-        </w:rPr>
-        <w:t>Sammy_BODY_BANK_PHASE2_AUDIT_*.json</w:t>
-      </w:r>
-      <w:r>
-        <w:t>.</w:t>
-      </w:r>
-    </w:p>
-    <w:p>
-      <w:pPr>
-        <w:spacing w:after="80"/>
-      </w:pPr>
-      <w:r>
-        <w:t>Danach werden mindestens getrennt bewertet:</w:t>
-      </w:r>
-    </w:p>
-    <w:p>
-      <w:pPr>
-        <w:spacing w:after="80"/>
-        <w:ind w:left="240"/>
-      </w:pPr>
-      <w:r>
-        <w:t xml:space="preserve">1. </w:t>
-      </w:r>
+        <w:spacing w:after="30"/>
+      </w:pPr>
       <w:r>
         <w:rPr>
           <w:b/>
         </w:rPr>
-        <w:t>Lange-Beine-Grenze:</w:t>
-      </w:r>
-      <w:r>
-        <w:t xml:space="preserve"> Zusammenhang zwischen </w:t>
+        <w:t>Body Bank Solver 1.0</w:t>
+      </w:r>
+      <w:r>
+        <w:t xml:space="preserve"> ist ab v0.8.29.0 der aktuelle Architektur-POC für den zukünftigen Produktpfad: </w:t>
       </w:r>
       <w:r>
         <w:rPr>
-          <w:rFonts w:ascii="Consolas" w:hAnsi="Consolas"/>
-          <w:sz w:val="17"/>
+          <w:rFonts w:ascii="Aptos Mono" w:hAnsi="Aptos Mono"/>
+          <w:sz w:val="16"/>
         </w:rPr>
-        <w:t>legs-too-long</w:t>
-      </w:r>
-      <w:r>
-        <w:t xml:space="preserve"> und den neuen exakten Rest-Rig-Kennzahlen (</w:t>
-      </w:r>
-      <w:r>
-        <w:rPr>
-          <w:rFonts w:ascii="Consolas" w:hAnsi="Consolas"/>
-          <w:sz w:val="17"/>
-        </w:rPr>
-        <w:t>hipJointHeightRatio</w:t>
-      </w:r>
-      <w:r>
-        <w:t xml:space="preserve">, </w:t>
-      </w:r>
-      <w:r>
-        <w:rPr>
-          <w:rFonts w:ascii="Consolas" w:hAnsi="Consolas"/>
-          <w:sz w:val="17"/>
-        </w:rPr>
-        <w:t>legChainRatio</w:t>
-      </w:r>
-      <w:r>
-        <w:t xml:space="preserve">, </w:t>
-      </w:r>
-      <w:r>
-        <w:rPr>
-          <w:rFonts w:ascii="Consolas" w:hAnsi="Consolas"/>
-          <w:sz w:val="17"/>
-        </w:rPr>
-        <w:t>torsoChainRatio</w:t>
-      </w:r>
-      <w:r>
-        <w:t>) innerhalb einzelner Körperfamilien.</w:t>
+        <w:t>trusted</w:t>
+      </w:r>
+      <w:r>
+        <w:t xml:space="preserve"> Retrieval -&gt; Top-K -&gt; kleiner anatomisch begrenzter Local Fit -&gt; Active Audit.</w:t>
       </w:r>
     </w:p>
     <w:p>
       <w:pPr>
-        <w:spacing w:after="80"/>
-        <w:ind w:left="240"/>
-      </w:pPr>
-      <w:r>
-        <w:t xml:space="preserve">2. </w:t>
+        <w:pStyle w:val="ListBullet"/>
+        <w:spacing w:after="30"/>
+      </w:pPr>
+      <w:r>
+        <w:rPr>
+          <w:rFonts w:ascii="Aptos Mono" w:hAnsi="Aptos Mono"/>
+          <w:sz w:val="16"/>
+        </w:rPr>
+        <w:t>BANK -&gt; ACTIVE</w:t>
+      </w:r>
+      <w:r>
+        <w:t xml:space="preserve"> ist der Human-in-the-loop-Lernpfad für neue Solverzustände; Accepted-Votes können sofort lokal als neue Seeds verwendet werden.</w:t>
+      </w:r>
+    </w:p>
+    <w:p>
+      <w:pPr>
+        <w:pStyle w:val="ListBullet"/>
+        <w:spacing w:after="30"/>
+      </w:pPr>
+      <w:r>
+        <w:t>Body Fit v1.2 aus v0.8.27.2 bleibt unverändert als Vergleich/Fallback-Prototyp verfügbar, ist aber nicht mehr der bevorzugte Körperaufbaupfad.</w:t>
+      </w:r>
+    </w:p>
+    <w:p>
+      <w:pPr>
+        <w:pStyle w:val="ListBullet"/>
+        <w:spacing w:after="30"/>
+      </w:pPr>
+      <w:r>
+        <w:t>Der menu-safe Dual Viewport und die bisherigen Phase-2-Auditdaten bleiben erhalten.</w:t>
+      </w:r>
+    </w:p>
+    <w:p>
+      <w:pPr>
+        <w:pStyle w:val="Heading2"/>
+        <w:spacing w:before="140" w:after="60"/>
+      </w:pPr>
+      <w:r>
+        <w:t>Forschungsarchiv</w:t>
+      </w:r>
+    </w:p>
+    <w:p>
+      <w:pPr>
+        <w:spacing w:after="80" w:line="250" w:lineRule="auto"/>
+      </w:pPr>
+      <w:r>
+        <w:t>Weiter verfügbar, aber nicht automatisch Produktionsarchitektur:</w:t>
+      </w:r>
+    </w:p>
+    <w:p>
+      <w:pPr>
+        <w:pStyle w:val="ListBullet"/>
+        <w:spacing w:after="30"/>
+      </w:pPr>
+      <w:r>
+        <w:t>Solver24,</w:t>
+      </w:r>
+    </w:p>
+    <w:p>
+      <w:pPr>
+        <w:pStyle w:val="ListBullet"/>
+        <w:spacing w:after="30"/>
+      </w:pPr>
+      <w:r>
+        <w:t>Solver V2 Proof,</w:t>
+      </w:r>
+    </w:p>
+    <w:p>
+      <w:pPr>
+        <w:pStyle w:val="ListBullet"/>
+        <w:spacing w:after="30"/>
+      </w:pPr>
+      <w:r>
+        <w:t>Real-ANSUR-Stress,</w:t>
+      </w:r>
+    </w:p>
+    <w:p>
+      <w:pPr>
+        <w:pStyle w:val="ListBullet"/>
+        <w:spacing w:after="30"/>
+      </w:pPr>
+      <w:r>
+        <w:t>Pragmatic Repair / Residual Convergence,</w:t>
+      </w:r>
+    </w:p>
+    <w:p>
+      <w:pPr>
+        <w:pStyle w:val="ListBullet"/>
+        <w:spacing w:after="30"/>
+      </w:pPr>
+      <w:r>
+        <w:t>Morph &lt;-&gt; Messebene Alignment,</w:t>
+      </w:r>
+    </w:p>
+    <w:p>
+      <w:pPr>
+        <w:pStyle w:val="ListBullet"/>
+        <w:spacing w:after="30"/>
+      </w:pPr>
+      <w:r>
+        <w:t>Solver Shape Layer,</w:t>
+      </w:r>
+    </w:p>
+    <w:p>
+      <w:pPr>
+        <w:pStyle w:val="ListBullet"/>
+        <w:spacing w:after="30"/>
+      </w:pPr>
+      <w:r>
+        <w:t>Legacy Blind Audit (</w:t>
+      </w:r>
+      <w:r>
+        <w:rPr>
+          <w:rFonts w:ascii="Aptos Mono" w:hAnsi="Aptos Mono"/>
+          <w:sz w:val="16"/>
+        </w:rPr>
+        <w:t>AUDT</w:t>
+      </w:r>
+      <w:r>
+        <w:t>).</w:t>
+      </w:r>
+    </w:p>
+    <w:p>
+      <w:pPr>
+        <w:spacing w:after="80" w:line="250" w:lineRule="auto"/>
+      </w:pPr>
+      <w:r>
+        <w:t>Diese Pfade dürfen als Diagnose, Vergleich oder Datenquelle genutzt werden. Ein fehlgeschlagener Body-Bank-Test ist kein automatischer Auftrag, zu einem alten globalen Solver zurückzukehren.</w:t>
+      </w:r>
+    </w:p>
+    <w:p>
+      <w:pPr>
+        <w:pStyle w:val="Heading1"/>
+        <w:spacing w:before="140" w:after="60"/>
+      </w:pPr>
+      <w:r>
+        <w:t>9. Nicht verhandelbare technische Regeln</w:t>
+      </w:r>
+    </w:p>
+    <w:p>
+      <w:pPr>
+        <w:pStyle w:val="ListBullet"/>
+        <w:spacing w:after="30"/>
+      </w:pPr>
+      <w:r>
+        <w:t>Anatomische Regionen bleiben strikt getrennt; Torsomaße dürfen keine Arme fangen.</w:t>
+      </w:r>
+    </w:p>
+    <w:p>
+      <w:pPr>
+        <w:pStyle w:val="ListBullet"/>
+        <w:spacing w:after="30"/>
+      </w:pPr>
+      <w:r>
+        <w:t>Symmetrische Parameter müssen bilateral konsistent wirken, sofern kein expliziter asymmetrischer Modus vorliegt.</w:t>
+      </w:r>
+    </w:p>
+    <w:p>
+      <w:pPr>
+        <w:pStyle w:val="ListBullet"/>
+        <w:spacing w:after="30"/>
+      </w:pPr>
+      <w:r>
+        <w:t>Morphs dürfen nur für fachlich passende Körperregionen geroutet werden.</w:t>
+      </w:r>
+    </w:p>
+    <w:p>
+      <w:pPr>
+        <w:pStyle w:val="ListBullet"/>
+        <w:spacing w:after="30"/>
+      </w:pPr>
+      <w:r>
+        <w:t>Gekoppelte Formänderungen (z. B. Width + Depth für einen Umfang) dürfen als semantischer Controller behandelt werden, wenn dies geometrisch sinnvoll ist.</w:t>
+      </w:r>
+    </w:p>
+    <w:p>
+      <w:pPr>
+        <w:pStyle w:val="ListBullet"/>
+        <w:spacing w:after="30"/>
+      </w:pPr>
+      <w:r>
+        <w:t>Messfehler, Mesh-Limit, Lookup-Abdeckung und Fitterfehler müssen separat diagnostizierbar bleiben.</w:t>
+      </w:r>
+    </w:p>
+    <w:p>
+      <w:pPr>
+        <w:pStyle w:val="ListBullet"/>
+        <w:spacing w:after="30"/>
+      </w:pPr>
+      <w:r>
+        <w:t>iPhone/Safari-Tauglichkeit und Resume/Persistenz sind Pflicht.</w:t>
+      </w:r>
+    </w:p>
+    <w:p>
+      <w:pPr>
+        <w:pStyle w:val="Heading1"/>
+        <w:spacing w:before="140" w:after="60"/>
+      </w:pPr>
+      <w:r>
+        <w:t>10. Nächster Gate nach v0.8.29.0</w:t>
+      </w:r>
+    </w:p>
+    <w:p>
+      <w:pPr>
+        <w:spacing w:after="80" w:line="250" w:lineRule="auto"/>
+      </w:pPr>
+      <w:r>
+        <w:t xml:space="preserve">Der nächste Entscheidungs-Gate ist jetzt </w:t>
       </w:r>
       <w:r>
         <w:rPr>
           <w:b/>
         </w:rPr>
-        <w:t>Kontextabhängigkeit:</w:t>
-      </w:r>
-      <w:r>
-        <w:t xml:space="preserve"> ob ähnliche Skelettverhältnisse in verschiedenen Körperfamilien unterschiedlich bewertet werden und deshalb lokale statt globale Grenzen nötig bleiben.</w:t>
+        <w:t>nicht</w:t>
+      </w:r>
+      <w:r>
+        <w:t xml:space="preserve"> ein weiterer großer Zufallsaudit, sondern die neue Solverarchitektur selbst.</w:t>
       </w:r>
     </w:p>
     <w:p>
       <w:pPr>
-        <w:spacing w:after="80"/>
-        <w:ind w:left="240"/>
-      </w:pPr>
-      <w:r>
-        <w:t xml:space="preserve">3. </w:t>
-      </w:r>
-      <w:r>
-        <w:rPr>
-          <w:b/>
-        </w:rPr>
-        <w:t>Extremraum:</w:t>
-      </w:r>
-      <w:r>
-        <w:t xml:space="preserve"> welche der absichtlich weit getriebenen Core-Kombinationen noch plausibel sind und wo echte lokale Ablehnungsregionen beginnen.</w:t>
+        <w:pStyle w:val="Heading2"/>
+        <w:spacing w:before="140" w:after="60"/>
+      </w:pPr>
+      <w:r>
+        <w:t>Gate A · 8er Blind-Proof</w:t>
       </w:r>
     </w:p>
     <w:p>
       <w:pPr>
-        <w:spacing w:after="80"/>
-        <w:ind w:left="240"/>
-      </w:pPr>
-      <w:r>
-        <w:t xml:space="preserve">4. </w:t>
-      </w:r>
-      <w:r>
-        <w:rPr>
-          <w:b/>
-        </w:rPr>
-        <w:t>Breite Randabdeckung:</w:t>
-      </w:r>
-      <w:r>
-        <w:t xml:space="preserve"> ob außerhalb des bisherigen komfortablen Innenraums weitere plausible Inseln existieren.</w:t>
+        <w:spacing w:after="80" w:line="250" w:lineRule="auto"/>
+      </w:pPr>
+      <w:r>
+        <w:t>Der Proof muss mindestens zeigen:</w:t>
       </w:r>
     </w:p>
     <w:p>
       <w:pPr>
-        <w:spacing w:after="80"/>
-        <w:ind w:left="240"/>
-      </w:pPr>
-      <w:r>
-        <w:t xml:space="preserve">5. </w:t>
-      </w:r>
-      <w:r>
-        <w:rPr>
-          <w:b/>
-        </w:rPr>
-        <w:t>Reviewer-Konsistenz:</w:t>
-      </w:r>
-      <w:r>
-        <w:t xml:space="preserve"> 20 verdeckte Wiederholungen, getrennt nach Proportions-, Extrem- und Randfällen.</w:t>
+        <w:spacing w:after="30"/>
+        <w:ind w:left="198" w:hanging="198"/>
+      </w:pPr>
+      <w:r>
+        <w:t xml:space="preserve">1. </w:t>
+      </w:r>
+      <w:r>
+        <w:t>Retrieval-Median &lt; höhenangepasster Neutralstart-Median.</w:t>
       </w:r>
     </w:p>
     <w:p>
       <w:pPr>
-        <w:spacing w:after="80"/>
-        <w:ind w:left="240"/>
-      </w:pPr>
-      <w:r>
-        <w:t xml:space="preserve">6. </w:t>
-      </w:r>
-      <w:r>
-        <w:rPr>
-          <w:b/>
-        </w:rPr>
-        <w:t>Zusammenhängender akzeptierter Raum:</w:t>
-      </w:r>
-      <w:r>
-        <w:t xml:space="preserve"> ob genug </w:t>
-      </w:r>
-      <w:r>
-        <w:rPr>
-          <w:rFonts w:ascii="Consolas" w:hAnsi="Consolas"/>
-          <w:sz w:val="17"/>
-        </w:rPr>
-        <w:t>HUMAN_ACCEPTED</w:t>
-      </w:r>
-      <w:r>
-        <w:t>-Anker und lokale Übergänge für einen ersten Lookup-Prototyp vorhanden sind.</w:t>
+        <w:spacing w:after="30"/>
+        <w:ind w:left="198" w:hanging="198"/>
+      </w:pPr>
+      <w:r>
+        <w:t xml:space="preserve">2. </w:t>
+      </w:r>
+      <w:r>
+        <w:t>Local-Fit-Median &lt;= Retrieval-Median.</w:t>
       </w:r>
     </w:p>
     <w:p>
       <w:pPr>
-        <w:spacing w:after="80"/>
-      </w:pPr>
-      <w:r>
-        <w:t>Erst wenn diese Auswertung brauchbar ist, folgt der nächste technische Proof:</w:t>
+        <w:spacing w:after="30"/>
+        <w:ind w:left="198" w:hanging="198"/>
+      </w:pPr>
+      <w:r>
+        <w:t xml:space="preserve">3. </w:t>
+      </w:r>
+      <w:r>
+        <w:t>Kein Cross-Region-Controller und keine freie globale Weight/Muscle-Suche wurde dafür benötigt.</w:t>
       </w:r>
     </w:p>
     <w:p>
       <w:pPr>
-        <w:pStyle w:val="ListBullet"/>
-      </w:pPr>
-      <w:r>
-        <w:t>Top-K-Lookup auf akzeptierten Anny-Rezepten,</w:t>
+        <w:spacing w:after="30"/>
+        <w:ind w:left="198" w:hanging="198"/>
+      </w:pPr>
+      <w:r>
+        <w:t xml:space="preserve">4. </w:t>
+      </w:r>
+      <w:r>
+        <w:t>Die Ergebnisse bleiben technisch gültig und innerhalb des 205-cm-Produkt-/Auditbereichs.</w:t>
       </w:r>
     </w:p>
     <w:p>
       <w:pPr>
-        <w:pStyle w:val="ListBullet"/>
-      </w:pPr>
-      <w:r>
-        <w:t>zunächst nur mit wenigen stabilen Eingaben,</w:t>
+        <w:spacing w:after="80" w:line="250" w:lineRule="auto"/>
+      </w:pPr>
+      <w:r>
+        <w:t xml:space="preserve">Wenn Gate A </w:t>
+      </w:r>
+      <w:r>
+        <w:rPr>
+          <w:rFonts w:ascii="Aptos Mono" w:hAnsi="Aptos Mono"/>
+          <w:sz w:val="16"/>
+        </w:rPr>
+        <w:t>GO</w:t>
+      </w:r>
+      <w:r>
+        <w:t xml:space="preserve"> ergibt, wird die Body Bank schrittweise größer und der Retrieval-Index um reale/stabile Eingabemaße erweitert.</w:t>
       </w:r>
     </w:p>
     <w:p>
       <w:pPr>
-        <w:pStyle w:val="ListBullet"/>
-      </w:pPr>
-      <w:r>
-        <w:t>anschließend sehr kleiner anatomisch gerouteter lokaler Fitter,</w:t>
+        <w:pStyle w:val="Heading2"/>
+        <w:spacing w:before="140" w:after="60"/>
+      </w:pPr>
+      <w:r>
+        <w:t>Gate B · Active Audit</w:t>
       </w:r>
     </w:p>
     <w:p>
       <w:pPr>
-        <w:pStyle w:val="ListBullet"/>
-      </w:pPr>
-      <w:r>
-        <w:t>kein freier From-Scratch-Solver.</w:t>
+        <w:spacing w:after="80" w:line="250" w:lineRule="auto"/>
+      </w:pPr>
+      <w:r>
+        <w:t xml:space="preserve">Die vom Solver erzeugten neuen Körper werden in </w:t>
+      </w:r>
+      <w:r>
+        <w:rPr>
+          <w:rFonts w:ascii="Aptos Mono" w:hAnsi="Aptos Mono"/>
+          <w:sz w:val="16"/>
+        </w:rPr>
+        <w:t>BANK -&gt; ACTIVE</w:t>
+      </w:r>
+      <w:r>
+        <w:t xml:space="preserve"> blind bewertet. Wichtig ist nicht die Menge, sondern der Informationsgewinn an tatsächlich benutzten Solverregionen.</w:t>
       </w:r>
     </w:p>
     <w:p>
       <w:pPr>
-        <w:spacing w:after="80"/>
-      </w:pPr>
-      <w:r>
-        <w:t xml:space="preserve">Wenn die langen-Beine-Unsicherheit durch einen klaren, aber familienabhängigen Skelettbereich erklärt werden kann, wird daraus </w:t>
-      </w:r>
-      <w:r>
-        <w:rPr>
-          <w:b/>
-        </w:rPr>
-        <w:t>keine globale `proportions`-Grenze</w:t>
-      </w:r>
-      <w:r>
-        <w:t>, sondern ein lokaler Audit-/Korridorhinweis für die jeweilige Körperfamilie.</w:t>
+        <w:spacing w:after="80" w:line="250" w:lineRule="auto"/>
+      </w:pPr>
+      <w:r>
+        <w:t>Zu prüfen ist insbesondere:</w:t>
       </w:r>
     </w:p>
     <w:p>
       <w:pPr>
+        <w:pStyle w:val="ListBullet"/>
+        <w:spacing w:after="30"/>
+      </w:pPr>
+      <w:r>
+        <w:t>ob Local-Fit-Ergebnisse überwiegend akzeptiert werden,</w:t>
+      </w:r>
+    </w:p>
+    <w:p>
+      <w:pPr>
+        <w:pStyle w:val="ListBullet"/>
+        <w:spacing w:after="30"/>
+      </w:pPr>
+      <w:r>
+        <w:t>ob Retrieval-Ambiguitäten durch zusätzliche Human-Votes auflösbar werden,</w:t>
+      </w:r>
+    </w:p>
+    <w:p>
+      <w:pPr>
+        <w:pStyle w:val="ListBullet"/>
+        <w:spacing w:after="30"/>
+      </w:pPr>
+      <w:r>
+        <w:t>ob Accepted-Active-Körper als neue Seeds die spätere Retrieval-Qualität verbessern,</w:t>
+      </w:r>
+    </w:p>
+    <w:p>
+      <w:pPr>
+        <w:pStyle w:val="ListBullet"/>
+        <w:spacing w:after="30"/>
+      </w:pPr>
+      <w:r>
+        <w:t>ob Rejections lokal bleiben und keine falschen globalen Grenzen erzeugen.</w:t>
+      </w:r>
+    </w:p>
+    <w:p>
+      <w:pPr>
+        <w:pStyle w:val="Heading2"/>
+        <w:spacing w:before="140" w:after="60"/>
+      </w:pPr>
+      <w:r>
+        <w:t>Gate C · danach erst Solver-Ausbau</w:t>
+      </w:r>
+    </w:p>
+    <w:p>
+      <w:pPr>
+        <w:spacing w:after="80" w:line="250" w:lineRule="auto"/>
+      </w:pPr>
+      <w:r>
+        <w:t>Erst nach A/B werden weitere Freiheitsgrade oder zusätzliche Nutzereingaben ergänzt. Bevorzugt werden nur Maße, die geometrisch stabil messbar und durch lokale anatomisch passende Controller kontrollierbar sind.</w:t>
+      </w:r>
+    </w:p>
+    <w:p>
+      <w:pPr>
+        <w:spacing w:after="80" w:line="250" w:lineRule="auto"/>
+      </w:pPr>
+      <w:r>
+        <w:t>Das vertagte Kopfgrößen-/Head-Fat-Thema bleibt außerhalb dieses Gates und wird später mit absolutem Größenbezug separat geprüft.</w:t>
+      </w:r>
+    </w:p>
+    <w:p>
+      <w:pPr>
         <w:pStyle w:val="Heading1"/>
         <w:spacing w:before="140" w:after="60"/>
       </w:pPr>
@@ -1836,7 +2253,7 @@
     </w:p>
     <w:p>
       <w:pPr>
-        <w:spacing w:after="80"/>
+        <w:spacing w:after="80" w:line="250" w:lineRule="auto"/>
       </w:pPr>
       <w:r>
         <w:t>Wenn bereits der konservative Anny-Core-Raum überwiegend unplausibel ist oder sich keine ausreichend zusammenhängende akzeptierte Körperbank aufbauen lässt, wird nicht automatisch ein noch komplexerer Solver gebaut. Dann muss die Eignung von Anny als Basismodell selbst neu bewertet werden.</w:t>
@@ -1855,27 +2272,29 @@
       <w:tblPr>
         <w:tblStyle w:val="TableGrid"/>
         <w:tblW w:type="auto" w:w="0"/>
+        <w:jc w:val="center"/>
+        <w:tblLayout w:type="autofit"/>
         <w:tblLook w:firstColumn="1" w:firstRow="1" w:lastColumn="0" w:lastRow="0" w:noHBand="0" w:noVBand="1" w:val="04A0"/>
       </w:tblPr>
       <w:tblGrid>
-        <w:gridCol w:w="3400"/>
-        <w:gridCol w:w="3400"/>
-        <w:gridCol w:w="3400"/>
+        <w:gridCol w:w="3437"/>
+        <w:gridCol w:w="3437"/>
+        <w:gridCol w:w="3437"/>
       </w:tblGrid>
       <w:tr>
         <w:tc>
           <w:tcPr>
-            <w:tcW w:type="dxa" w:w="3400"/>
+            <w:tcW w:type="dxa" w:w="3437"/>
+            <w:vAlign w:val="top"/>
           </w:tcPr>
           <w:p>
+            <w:pPr>
+              <w:spacing w:after="0"/>
+            </w:pPr>
             <w:r>
               <w:rPr>
                 <w:b/>
-              </w:rPr>
-            </w:r>
-            <w:r>
-              <w:rPr>
-                <w:b/>
+                <w:sz w:val="14"/>
               </w:rPr>
               <w:t>Version</w:t>
             </w:r>
@@ -1883,17 +2302,17 @@
         </w:tc>
         <w:tc>
           <w:tcPr>
-            <w:tcW w:type="dxa" w:w="3400"/>
+            <w:tcW w:type="dxa" w:w="3437"/>
+            <w:vAlign w:val="top"/>
           </w:tcPr>
           <w:p>
+            <w:pPr>
+              <w:spacing w:after="0"/>
+            </w:pPr>
             <w:r>
               <w:rPr>
                 <w:b/>
-              </w:rPr>
-            </w:r>
-            <w:r>
-              <w:rPr>
-                <w:b/>
+                <w:sz w:val="14"/>
               </w:rPr>
               <w:t>Datum</w:t>
             </w:r>
@@ -1901,17 +2320,17 @@
         </w:tc>
         <w:tc>
           <w:tcPr>
-            <w:tcW w:type="dxa" w:w="3400"/>
+            <w:tcW w:type="dxa" w:w="3437"/>
+            <w:vAlign w:val="top"/>
           </w:tcPr>
           <w:p>
+            <w:pPr>
+              <w:spacing w:after="0"/>
+            </w:pPr>
             <w:r>
               <w:rPr>
                 <w:b/>
-              </w:rPr>
-            </w:r>
-            <w:r>
-              <w:rPr>
-                <w:b/>
+                <w:sz w:val="14"/>
               </w:rPr>
               <w:t>Änderung</w:t>
             </w:r>
@@ -1921,33 +2340,54 @@
       <w:tr>
         <w:tc>
           <w:tcPr>
-            <w:tcW w:type="dxa" w:w="3400"/>
+            <w:tcW w:type="dxa" w:w="3437"/>
+            <w:vAlign w:val="top"/>
           </w:tcPr>
           <w:p>
-            <w:r/>
+            <w:pPr>
+              <w:spacing w:after="0"/>
+            </w:pPr>
             <w:r>
+              <w:rPr>
+                <w:b w:val="0"/>
+                <w:sz w:val="14"/>
+              </w:rPr>
               <w:t>0.1</w:t>
             </w:r>
           </w:p>
         </w:tc>
         <w:tc>
           <w:tcPr>
-            <w:tcW w:type="dxa" w:w="3400"/>
+            <w:tcW w:type="dxa" w:w="3437"/>
+            <w:vAlign w:val="top"/>
           </w:tcPr>
           <w:p>
-            <w:r/>
+            <w:pPr>
+              <w:spacing w:after="0"/>
+            </w:pPr>
             <w:r>
+              <w:rPr>
+                <w:b w:val="0"/>
+                <w:sz w:val="14"/>
+              </w:rPr>
               <w:t>22.08.2026</w:t>
             </w:r>
           </w:p>
         </w:tc>
         <w:tc>
           <w:tcPr>
-            <w:tcW w:type="dxa" w:w="3400"/>
+            <w:tcW w:type="dxa" w:w="3437"/>
+            <w:vAlign w:val="top"/>
           </w:tcPr>
           <w:p>
-            <w:r/>
+            <w:pPr>
+              <w:spacing w:after="0"/>
+            </w:pPr>
             <w:r>
+              <w:rPr>
+                <w:b w:val="0"/>
+                <w:sz w:val="14"/>
+              </w:rPr>
               <w:t>Master State eingeführt; Landmark-/Messpipeline als damaliger Schwerpunkt dokumentiert.</w:t>
             </w:r>
           </w:p>
@@ -1956,34 +2396,55 @@
       <w:tr>
         <w:tc>
           <w:tcPr>
-            <w:tcW w:type="dxa" w:w="3400"/>
+            <w:tcW w:type="dxa" w:w="3437"/>
+            <w:vAlign w:val="top"/>
           </w:tcPr>
           <w:p>
-            <w:r/>
+            <w:pPr>
+              <w:spacing w:after="0"/>
+            </w:pPr>
             <w:r>
+              <w:rPr>
+                <w:b w:val="0"/>
+                <w:sz w:val="14"/>
+              </w:rPr>
               <w:t>0.2</w:t>
             </w:r>
           </w:p>
         </w:tc>
         <w:tc>
           <w:tcPr>
-            <w:tcW w:type="dxa" w:w="3400"/>
+            <w:tcW w:type="dxa" w:w="3437"/>
+            <w:vAlign w:val="top"/>
           </w:tcPr>
           <w:p>
-            <w:r/>
+            <w:pPr>
+              <w:spacing w:after="0"/>
+            </w:pPr>
             <w:r>
+              <w:rPr>
+                <w:b w:val="0"/>
+                <w:sz w:val="14"/>
+              </w:rPr>
               <w:t>28.08.2026</w:t>
             </w:r>
           </w:p>
         </w:tc>
         <w:tc>
           <w:tcPr>
-            <w:tcW w:type="dxa" w:w="3400"/>
+            <w:tcW w:type="dxa" w:w="3437"/>
+            <w:vAlign w:val="top"/>
           </w:tcPr>
           <w:p>
-            <w:r/>
+            <w:pPr>
+              <w:spacing w:after="0"/>
+            </w:pPr>
             <w:r>
-              <w:t>Auf aktuellen Projektstand konsolidiert. From-Scratch-Solver nicht mehr bevorzugter Produktpfad; Audited Body Bank / lokale Körperfamilien als neue Hauptarchitektur. BODY BANK AUDIT PoC v0.8.28.0 und verpflichtende synchronisierte Master-State-/SAMMY_CURRENT-Exports festgelegt.</w:t>
+              <w:rPr>
+                <w:b w:val="0"/>
+                <w:sz w:val="14"/>
+              </w:rPr>
+              <w:t>Projektstand konsolidiert; Audited Body Bank / lokale Körperfamilien als neue Hauptarchitektur; synchrone Master-State-/SAMMY_CURRENT-Exports festgelegt.</w:t>
             </w:r>
           </w:p>
         </w:tc>
@@ -1991,44 +2452,70 @@
       <w:tr>
         <w:tc>
           <w:tcPr>
-            <w:tcW w:type="dxa" w:w="3400"/>
+            <w:tcW w:type="dxa" w:w="3437"/>
+            <w:vAlign w:val="top"/>
           </w:tcPr>
           <w:p>
-            <w:r/>
+            <w:pPr>
+              <w:spacing w:after="0"/>
+            </w:pPr>
             <w:r>
+              <w:rPr>
+                <w:b w:val="0"/>
+                <w:sz w:val="14"/>
+              </w:rPr>
               <w:t>0.3</w:t>
             </w:r>
           </w:p>
         </w:tc>
         <w:tc>
           <w:tcPr>
-            <w:tcW w:type="dxa" w:w="3400"/>
+            <w:tcW w:type="dxa" w:w="3437"/>
+            <w:vAlign w:val="top"/>
           </w:tcPr>
           <w:p>
-            <w:r/>
+            <w:pPr>
+              <w:spacing w:after="0"/>
+            </w:pPr>
             <w:r>
+              <w:rPr>
+                <w:b w:val="0"/>
+                <w:sz w:val="14"/>
+              </w:rPr>
               <w:t>28.08.2026</w:t>
             </w:r>
           </w:p>
         </w:tc>
         <w:tc>
           <w:tcPr>
-            <w:tcW w:type="dxa" w:w="3400"/>
+            <w:tcW w:type="dxa" w:w="3437"/>
+            <w:vAlign w:val="top"/>
           </w:tcPr>
           <w:p>
-            <w:r/>
+            <w:pPr>
+              <w:spacing w:after="0"/>
+            </w:pPr>
             <w:r>
-              <w:t xml:space="preserve">GitHub Pages Hotfix v0.8.28.1: Cache-Busting-/Versionsdrift aus v0.8.28.0 korrigiert; synchroner HTML/JS/CSS-Deployment-Gate und </w:t>
+              <w:rPr>
+                <w:b w:val="0"/>
+                <w:sz w:val="14"/>
+              </w:rPr>
+              <w:t xml:space="preserve">GitHub-Pages-Hotfix: Cache-/Versionsdrift korrigiert; synchroner HTML/JS/CSS-Deployment-Gate und </w:t>
             </w:r>
             <w:r>
               <w:rPr>
-                <w:rFonts w:ascii="Consolas" w:hAnsi="Consolas"/>
-                <w:sz w:val="17"/>
+                <w:rFonts w:ascii="Aptos Mono" w:hAnsi="Aptos Mono"/>
+                <w:b w:val="0"/>
+                <w:sz w:val="14"/>
               </w:rPr>
               <w:t>.nojekyll</w:t>
             </w:r>
             <w:r>
-              <w:t xml:space="preserve"> als Exportregel ergänzt.</w:t>
+              <w:rPr>
+                <w:b w:val="0"/>
+                <w:sz w:val="14"/>
+              </w:rPr>
+              <w:t>.</w:t>
             </w:r>
           </w:p>
         </w:tc>
@@ -2036,34 +2523,55 @@
       <w:tr>
         <w:tc>
           <w:tcPr>
-            <w:tcW w:type="dxa" w:w="3400"/>
+            <w:tcW w:type="dxa" w:w="3437"/>
+            <w:vAlign w:val="top"/>
           </w:tcPr>
           <w:p>
-            <w:r/>
+            <w:pPr>
+              <w:spacing w:after="0"/>
+            </w:pPr>
             <w:r>
+              <w:rPr>
+                <w:b w:val="0"/>
+                <w:sz w:val="14"/>
+              </w:rPr>
               <w:t>0.4</w:t>
             </w:r>
           </w:p>
         </w:tc>
         <w:tc>
           <w:tcPr>
-            <w:tcW w:type="dxa" w:w="3400"/>
+            <w:tcW w:type="dxa" w:w="3437"/>
+            <w:vAlign w:val="top"/>
           </w:tcPr>
           <w:p>
-            <w:r/>
+            <w:pPr>
+              <w:spacing w:after="0"/>
+            </w:pPr>
             <w:r>
+              <w:rPr>
+                <w:b w:val="0"/>
+                <w:sz w:val="14"/>
+              </w:rPr>
               <w:t>28.08.2026</w:t>
             </w:r>
           </w:p>
         </w:tc>
         <w:tc>
           <w:tcPr>
-            <w:tcW w:type="dxa" w:w="3400"/>
+            <w:tcW w:type="dxa" w:w="3437"/>
+            <w:vAlign w:val="top"/>
           </w:tcPr>
           <w:p>
-            <w:r/>
+            <w:pPr>
+              <w:spacing w:after="0"/>
+            </w:pPr>
             <w:r>
-              <w:t>BODY BANK v0.8.28.2: manueller Zoom/Orbit bleibt über Personenwechsel erhalten; nur expliziter Viewport-Wechsel reframed. Statische Posen, Gang-/Stress-Loops und importierte Animationen direkt im Audit. Review-Kontext wird gespeichert; numerische Audit-Snapshots sind pose-unabhängig.</w:t>
+              <w:rPr>
+                <w:b w:val="0"/>
+                <w:sz w:val="14"/>
+              </w:rPr>
+              <w:t>BANK v0.8.28.2: Kamera bleibt über Personenwechsel erhalten; Posen/Animationen im Audit; Review-Kontext getrennt gespeichert.</w:t>
             </w:r>
           </w:p>
         </w:tc>
@@ -2071,44 +2579,70 @@
       <w:tr>
         <w:tc>
           <w:tcPr>
-            <w:tcW w:type="dxa" w:w="3400"/>
+            <w:tcW w:type="dxa" w:w="3437"/>
+            <w:vAlign w:val="top"/>
           </w:tcPr>
           <w:p>
-            <w:r/>
+            <w:pPr>
+              <w:spacing w:after="0"/>
+            </w:pPr>
             <w:r>
+              <w:rPr>
+                <w:b w:val="0"/>
+                <w:sz w:val="14"/>
+              </w:rPr>
               <w:t>0.5</w:t>
             </w:r>
           </w:p>
         </w:tc>
         <w:tc>
           <w:tcPr>
-            <w:tcW w:type="dxa" w:w="3400"/>
+            <w:tcW w:type="dxa" w:w="3437"/>
+            <w:vAlign w:val="top"/>
           </w:tcPr>
           <w:p>
-            <w:r/>
+            <w:pPr>
+              <w:spacing w:after="0"/>
+            </w:pPr>
             <w:r>
+              <w:rPr>
+                <w:b w:val="0"/>
+                <w:sz w:val="14"/>
+              </w:rPr>
               <w:t>28.08.2026</w:t>
             </w:r>
           </w:p>
         </w:tc>
         <w:tc>
           <w:tcPr>
-            <w:tcW w:type="dxa" w:w="3400"/>
+            <w:tcW w:type="dxa" w:w="3437"/>
+            <w:vAlign w:val="top"/>
           </w:tcPr>
           <w:p>
-            <w:r/>
+            <w:pPr>
+              <w:spacing w:after="0"/>
+            </w:pPr>
             <w:r>
-              <w:t xml:space="preserve">BODY BANK v0.8.28.3: Phase-1-Audit konsolidiert; alle Unsicherheiten als nutzerbestätigtes </w:t>
+              <w:rPr>
+                <w:b w:val="0"/>
+                <w:sz w:val="14"/>
+              </w:rPr>
+              <w:t xml:space="preserve">BANK v0.8.28.3: 400er Grenz-/Extremraum; Phase-1 </w:t>
             </w:r>
             <w:r>
               <w:rPr>
-                <w:rFonts w:ascii="Consolas" w:hAnsi="Consolas"/>
-                <w:sz w:val="17"/>
+                <w:rFonts w:ascii="Aptos Mono" w:hAnsi="Aptos Mono"/>
+                <w:b w:val="0"/>
+                <w:sz w:val="14"/>
               </w:rPr>
               <w:t>legs-too-long</w:t>
             </w:r>
             <w:r>
-              <w:t>-Signal dokumentiert. Neuer 400er Grenz-/Extremraum (160 Proportionsfamilien, 160 Extremfälle, 60 breite Randfälle, 20 verdeckte Wiederholungen). Fehleranfällige Phase-1-Umfangssnapshots aus dem Bank-Pfad entfernt; stattdessen exakte Anny-Rest-Rig-Bein/Torso-Verhältnisse. Optionaler persistenter Schnellgrund ohne Kommentarzwang.</w:t>
+              <w:rPr>
+                <w:b w:val="0"/>
+                <w:sz w:val="14"/>
+              </w:rPr>
+              <w:t xml:space="preserve"> dokumentiert; exakte Rest-Rig-Bein/Torso-Diagnosen statt fehlerhafter Umfangssnapshots.</w:t>
             </w:r>
           </w:p>
         </w:tc>
@@ -2116,34 +2650,55 @@
       <w:tr>
         <w:tc>
           <w:tcPr>
-            <w:tcW w:type="dxa" w:w="3400"/>
+            <w:tcW w:type="dxa" w:w="3437"/>
+            <w:vAlign w:val="top"/>
           </w:tcPr>
           <w:p>
-            <w:r/>
+            <w:pPr>
+              <w:spacing w:after="0"/>
+            </w:pPr>
             <w:r>
+              <w:rPr>
+                <w:b w:val="0"/>
+                <w:sz w:val="14"/>
+              </w:rPr>
               <w:t>0.6</w:t>
             </w:r>
           </w:p>
         </w:tc>
         <w:tc>
           <w:tcPr>
-            <w:tcW w:type="dxa" w:w="3400"/>
+            <w:tcW w:type="dxa" w:w="3437"/>
+            <w:vAlign w:val="top"/>
           </w:tcPr>
           <w:p>
-            <w:r/>
+            <w:pPr>
+              <w:spacing w:after="0"/>
+            </w:pPr>
             <w:r>
+              <w:rPr>
+                <w:b w:val="0"/>
+                <w:sz w:val="14"/>
+              </w:rPr>
               <w:t>28.08.2026</w:t>
             </w:r>
           </w:p>
         </w:tc>
         <w:tc>
           <w:tcPr>
-            <w:tcW w:type="dxa" w:w="3400"/>
+            <w:tcW w:type="dxa" w:w="3437"/>
+            <w:vAlign w:val="top"/>
           </w:tcPr>
           <w:p>
-            <w:r/>
+            <w:pPr>
+              <w:spacing w:after="0"/>
+            </w:pPr>
             <w:r>
-              <w:t>BODY BANK v0.8.28.4: 400er Queue vollständig reviewer-blind durchmischt und aktuelle Testkategorie verborgen; direkte Familien-/Elternnachbarschaft vermieden und Wiederholungen weit getrennt. BANK-only Dual-Viewport mit Last-Interaction-Auswahl und unabhängigem Kamera-/AutoFit-Zustand. Erwachsenenanzeige hart auf &lt;=205 cm Rest-Mesh-Statur begrenzt. Schnellgrund standardmäßig leer. Kopfgröße/Head-Fat nach Anny-Quellcodeprüfung als spätere separate Modellkorrektur dokumentiert und bewusst aus dem Audit herausgehalten.</w:t>
+              <w:rPr>
+                <w:b w:val="0"/>
+                <w:sz w:val="14"/>
+              </w:rPr>
+              <w:t>BANK v0.8.28.4: reviewer-blinde Mischung, BANK-only Dual Viewport, unabhängiges AutoFit, &lt;=205-cm-Gate; Kopf/Head-Fat bewusst vertagt.</w:t>
             </w:r>
           </w:p>
         </w:tc>
@@ -2151,41 +2706,120 @@
       <w:tr>
         <w:tc>
           <w:tcPr>
-            <w:tcW w:type="dxa" w:w="3400"/>
+            <w:tcW w:type="dxa" w:w="3437"/>
+            <w:vAlign w:val="top"/>
           </w:tcPr>
           <w:p>
+            <w:pPr>
+              <w:spacing w:after="0"/>
+            </w:pPr>
             <w:r>
+              <w:rPr>
+                <w:b w:val="0"/>
+                <w:sz w:val="14"/>
+              </w:rPr>
               <w:t>0.7</w:t>
             </w:r>
           </w:p>
         </w:tc>
         <w:tc>
           <w:tcPr>
-            <w:tcW w:type="dxa" w:w="3400"/>
+            <w:tcW w:type="dxa" w:w="3437"/>
+            <w:vAlign w:val="top"/>
           </w:tcPr>
           <w:p>
+            <w:pPr>
+              <w:spacing w:after="0"/>
+            </w:pPr>
             <w:r>
+              <w:rPr>
+                <w:b w:val="0"/>
+                <w:sz w:val="14"/>
+              </w:rPr>
               <w:t>28.08.2026</w:t>
             </w:r>
           </w:p>
         </w:tc>
         <w:tc>
           <w:tcPr>
-            <w:tcW w:type="dxa" w:w="3400"/>
+            <w:tcW w:type="dxa" w:w="3437"/>
+            <w:vAlign w:val="top"/>
           </w:tcPr>
           <w:p>
+            <w:pPr>
+              <w:spacing w:after="0"/>
+            </w:pPr>
             <w:r>
-              <w:t>BODY BANK v0.8.28.5: Dual-Viewport-Layout auf die tatsächlich freie Viewer-Fläche begrenzt. Auf iPhone/Bottom-Sheet wird der bisherige obere A-Bereich horizontal in A/B geteilt; das untere Bildschirmsegment bleibt dem Audit-Menü vorbehalten. Auf Desktop nutzt A/B entsprechend den Bereich links neben dem Panel. Viewport-Auswahl, unabhängige Kameras und AutoFit bleiben unverändert.</w:t>
+              <w:rPr>
+                <w:b w:val="0"/>
+                <w:sz w:val="14"/>
+              </w:rPr>
+              <w:t>BANK v0.8.28.5: iPhone-menüsicheres A/B-Layout; Dual Viewport nutzt nur die freie Viewer-Fläche.</w:t>
+            </w:r>
+          </w:p>
+        </w:tc>
+      </w:tr>
+      <w:tr>
+        <w:tc>
+          <w:tcPr>
+            <w:tcW w:type="dxa" w:w="3437"/>
+            <w:vAlign w:val="top"/>
+          </w:tcPr>
+          <w:p>
+            <w:pPr>
+              <w:spacing w:after="0"/>
+            </w:pPr>
+            <w:r>
+              <w:rPr>
+                <w:b w:val="0"/>
+                <w:sz w:val="14"/>
+              </w:rPr>
+              <w:t>0.8</w:t>
+            </w:r>
+          </w:p>
+        </w:tc>
+        <w:tc>
+          <w:tcPr>
+            <w:tcW w:type="dxa" w:w="3437"/>
+            <w:vAlign w:val="top"/>
+          </w:tcPr>
+          <w:p>
+            <w:pPr>
+              <w:spacing w:after="0"/>
+            </w:pPr>
+            <w:r>
+              <w:rPr>
+                <w:b w:val="0"/>
+                <w:sz w:val="14"/>
+              </w:rPr>
+              <w:t>29.08.2026</w:t>
+            </w:r>
+          </w:p>
+        </w:tc>
+        <w:tc>
+          <w:tcPr>
+            <w:tcW w:type="dxa" w:w="3437"/>
+            <w:vAlign w:val="top"/>
+          </w:tcPr>
+          <w:p>
+            <w:pPr>
+              <w:spacing w:after="0"/>
+            </w:pPr>
+            <w:r>
+              <w:rPr>
+                <w:b w:val="0"/>
+                <w:sz w:val="14"/>
+              </w:rPr>
+              <w:t>v0.8.29.0: Audit zu Body-Bank-Index kompiliert; Trusted-Top-K-Solver + kleiner Local Fit + 8er Blind-Proof + ACTIVE-Lernmodus. Shoulder-Proxy ausgeschlossen; Proof ohne kg-Vorauswahl; Non-Worsening-Rollback; Resume-Fix.</w:t>
             </w:r>
           </w:p>
         </w:tc>
       </w:tr>
     </w:tbl>
     <w:sectPr>
-      <w:headerReference w:type="default" r:id="rId9"/>
-      <w:footerReference w:type="default" r:id="rId10"/>
+      <w:footerReference w:type="default" r:id="rId9"/>
       <w:pgSz w:w="12240" w:h="15840"/>
-      <w:pgMar w:top="907" w:right="1020" w:bottom="907" w:left="1020" w:header="720" w:footer="720" w:gutter="0"/>
+      <w:pgMar w:top="879" w:right="964" w:bottom="879" w:left="964" w:header="720" w:footer="720" w:gutter="0"/>
       <w:cols w:space="720"/>
       <w:docGrid w:linePitch="360"/>
     </w:sectPr>
@@ -2201,24 +2835,13 @@
       <w:jc w:val="center"/>
     </w:pPr>
     <w:r>
-      <w:t>Kanonischer Projektstand · App v0.8.28.5 · 28.08.2026</w:t>
+      <w:rPr>
+        <w:sz w:val="15"/>
+      </w:rPr>
+      <w:t>SAMMY / BODY LAB · MASTER STATE · v0.8 · App v0.8.29.0</w:t>
     </w:r>
   </w:p>
 </w:ftr>
-</file>
-
-<file path=word/header1.xml><?xml version="1.0" encoding="utf-8"?>
-<w:hdr xmlns:m="http://schemas.openxmlformats.org/officeDocument/2006/math" xmlns:mc="http://schemas.openxmlformats.org/markup-compatibility/2006" xmlns:mo="http://schemas.microsoft.com/office/mac/office/2008/main" xmlns:mv="urn:schemas-microsoft-com:mac:vml" xmlns:o="urn:schemas-microsoft-com:office:office" xmlns:r="http://schemas.openxmlformats.org/officeDocument/2006/relationships" xmlns:v="urn:schemas-microsoft-com:vml" xmlns:w10="urn:schemas-microsoft-com:office:word" xmlns:w14="http://schemas.microsoft.com/office/word/2010/wordml" xmlns:w="http://schemas.openxmlformats.org/wordprocessingml/2006/main" xmlns:wne="http://schemas.microsoft.com/office/word/2006/wordml" xmlns:wp14="http://schemas.microsoft.com/office/word/2010/wordprocessingDrawing" xmlns:wp="http://schemas.openxmlformats.org/drawingml/2006/wordprocessingDrawing" xmlns:wpc="http://schemas.microsoft.com/office/word/2010/wordprocessingCanvas" xmlns:wpg="http://schemas.microsoft.com/office/word/2010/wordprocessingGroup" xmlns:wpi="http://schemas.microsoft.com/office/word/2010/wordprocessingInk" xmlns:wps="http://schemas.microsoft.com/office/word/2010/wordprocessingShape" mc:Ignorable="w14 wp14">
-  <w:p>
-    <w:pPr>
-      <w:pStyle w:val="Header"/>
-      <w:jc w:val="right"/>
-    </w:pPr>
-    <w:r>
-      <w:t>SAMMY / BODY LAB · MASTER STATE 0.7</w:t>
-    </w:r>
-  </w:p>
-</w:hdr>
 </file>
 
 <file path=word/numbering.xml><?xml version="1.0" encoding="utf-8"?>
@@ -2585,7 +3208,7 @@
     <w:qFormat/>
     <w:rsid w:val="00FC693F"/>
     <w:rPr>
-      <w:rFonts w:ascii="Arial" w:hAnsi="Arial"/>
+      <w:rFonts w:ascii="Aptos" w:hAnsi="Aptos"/>
       <w:sz w:val="18"/>
     </w:rPr>
   </w:style>
@@ -2644,15 +3267,15 @@
     <w:pPr>
       <w:keepNext/>
       <w:keepLines/>
-      <w:spacing w:before="200" w:after="100"/>
+      <w:spacing w:before="480" w:after="0"/>
       <w:outlineLvl w:val="0"/>
     </w:pPr>
     <w:rPr>
-      <w:rFonts w:asciiTheme="majorHAnsi" w:eastAsiaTheme="majorEastAsia" w:hAnsiTheme="majorHAnsi" w:cstheme="majorBidi" w:ascii="Arial" w:hAnsi="Arial"/>
+      <w:rFonts w:asciiTheme="majorHAnsi" w:eastAsiaTheme="majorEastAsia" w:hAnsiTheme="majorHAnsi" w:cstheme="majorBidi" w:ascii="Aptos Display" w:hAnsi="Aptos Display"/>
       <w:b/>
       <w:bCs/>
       <w:color w:val="365F91" w:themeColor="accent1" w:themeShade="BF"/>
-      <w:sz w:val="30"/>
+      <w:sz w:val="29"/>
       <w:szCs w:val="28"/>
     </w:rPr>
   </w:style>
@@ -2668,11 +3291,11 @@
     <w:pPr>
       <w:keepNext/>
       <w:keepLines/>
-      <w:spacing w:before="140" w:after="60"/>
+      <w:spacing w:before="200" w:after="0"/>
       <w:outlineLvl w:val="1"/>
     </w:pPr>
     <w:rPr>
-      <w:rFonts w:asciiTheme="majorHAnsi" w:eastAsiaTheme="majorEastAsia" w:hAnsiTheme="majorHAnsi" w:cstheme="majorBidi" w:ascii="Arial" w:hAnsi="Arial"/>
+      <w:rFonts w:asciiTheme="majorHAnsi" w:eastAsiaTheme="majorEastAsia" w:hAnsiTheme="majorHAnsi" w:cstheme="majorBidi" w:ascii="Aptos Display" w:hAnsi="Aptos Display"/>
       <w:b/>
       <w:bCs/>
       <w:color w:val="4F81BD" w:themeColor="accent1"/>
@@ -2696,10 +3319,11 @@
       <w:outlineLvl w:val="2"/>
     </w:pPr>
     <w:rPr>
-      <w:rFonts w:asciiTheme="majorHAnsi" w:eastAsiaTheme="majorEastAsia" w:hAnsiTheme="majorHAnsi" w:cstheme="majorBidi"/>
+      <w:rFonts w:asciiTheme="majorHAnsi" w:eastAsiaTheme="majorEastAsia" w:hAnsiTheme="majorHAnsi" w:cstheme="majorBidi" w:ascii="Aptos Display" w:hAnsi="Aptos Display"/>
       <w:b/>
       <w:bCs/>
       <w:color w:val="4F81BD" w:themeColor="accent1"/>
+      <w:sz w:val="21"/>
     </w:rPr>
   </w:style>
   <w:style w:type="paragraph" w:styleId="Heading4">
@@ -2933,16 +3557,15 @@
       <w:pBdr>
         <w:bottom w:val="single" w:sz="8" w:space="4" w:color="4F81BD" w:themeColor="accent1"/>
       </w:pBdr>
-      <w:spacing w:after="200" w:line="240" w:lineRule="auto"/>
+      <w:spacing w:after="300" w:line="240" w:lineRule="auto"/>
       <w:contextualSpacing/>
     </w:pPr>
     <w:rPr>
-      <w:rFonts w:asciiTheme="majorHAnsi" w:eastAsiaTheme="majorEastAsia" w:hAnsiTheme="majorHAnsi" w:cstheme="majorBidi" w:ascii="Arial" w:hAnsi="Arial"/>
-      <w:b/>
+      <w:rFonts w:asciiTheme="majorHAnsi" w:eastAsiaTheme="majorEastAsia" w:hAnsiTheme="majorHAnsi" w:cstheme="majorBidi" w:ascii="Aptos Display" w:hAnsi="Aptos Display"/>
       <w:color w:val="17365D" w:themeColor="text2" w:themeShade="BF"/>
       <w:spacing w:val="5"/>
       <w:kern w:val="28"/>
-      <w:sz w:val="44"/>
+      <w:sz w:val="40"/>
       <w:szCs w:val="52"/>
     </w:rPr>
   </w:style>
@@ -3118,6 +3741,10 @@
       </w:numPr>
       <w:contextualSpacing/>
     </w:pPr>
+    <w:rPr>
+      <w:rFonts w:ascii="Aptos" w:hAnsi="Aptos"/>
+      <w:sz w:val="18"/>
+    </w:rPr>
   </w:style>
   <w:style w:type="paragraph" w:styleId="ListBullet2">
     <w:name w:val="List Bullet 2"/>
@@ -3157,6 +3784,10 @@
       </w:numPr>
       <w:contextualSpacing/>
     </w:pPr>
+    <w:rPr>
+      <w:rFonts w:ascii="Aptos" w:hAnsi="Aptos"/>
+      <w:sz w:val="18"/>
+    </w:rPr>
   </w:style>
   <w:style w:type="paragraph" w:styleId="ListNumber2">
     <w:name w:val="List Number 2"/>

--- a/SAMMY_MASTER_STATE.docx
+++ b/SAMMY_MASTER_STATE.docx
@@ -5,8 +5,7 @@
     <w:p>
       <w:pPr>
         <w:pStyle w:val="Title"/>
-        <w:spacing w:after="160"/>
-        <w:jc w:val="center"/>
+        <w:jc w:val="left"/>
       </w:pPr>
       <w:r>
         <w:t>SAMMY / BODY LAB / SOMA-LAB · MASTER STATE</w:t>
@@ -14,19 +13,18 @@
     </w:p>
     <w:p>
       <w:pPr>
-        <w:spacing w:after="80" w:line="250" w:lineRule="auto"/>
+        <w:spacing w:after="60"/>
       </w:pPr>
       <w:r>
         <w:rPr>
           <w:b/>
         </w:rPr>
-        <w:t>Kanonischer Projektstand · Version 0.8 · 29.08.2026 · App v0.8.29.0</w:t>
+        <w:t>Kanonischer Projektstand · Version 0.9 · 29.08.2026 · App v0.8.29.1</w:t>
       </w:r>
     </w:p>
     <w:p>
       <w:pPr>
         <w:pStyle w:val="Heading1"/>
-        <w:spacing w:before="140" w:after="60"/>
       </w:pPr>
       <w:r>
         <w:t>1. Verbindliche Projektpflege</w:t>
@@ -35,7 +33,7 @@
     <w:p>
       <w:pPr>
         <w:pStyle w:val="ListBullet"/>
-        <w:spacing w:after="30"/>
+        <w:spacing w:after="20"/>
       </w:pPr>
       <w:r>
         <w:t>Dieser Master State ist die kanonische Zusammenfassung des aktuellen Projektstands.</w:t>
@@ -44,7 +42,7 @@
     <w:p>
       <w:pPr>
         <w:pStyle w:val="ListBullet"/>
-        <w:spacing w:after="30"/>
+        <w:spacing w:after="20"/>
       </w:pPr>
       <w:r>
         <w:rPr>
@@ -59,15 +57,15 @@
     <w:p>
       <w:pPr>
         <w:pStyle w:val="ListBullet"/>
-        <w:spacing w:after="30"/>
+        <w:spacing w:after="20"/>
       </w:pPr>
       <w:r>
         <w:t xml:space="preserve">Zusätzlich wird bei jedem Export </w:t>
       </w:r>
       <w:r>
         <w:rPr>
-          <w:rFonts w:ascii="Aptos Mono" w:hAnsi="Aptos Mono"/>
-          <w:sz w:val="16"/>
+          <w:rFonts w:ascii="Consolas" w:hAnsi="Consolas"/>
+          <w:sz w:val="17"/>
         </w:rPr>
         <w:t>SAMMY_CURRENT.zip</w:t>
       </w:r>
@@ -76,8 +74,8 @@
       </w:r>
       <w:r>
         <w:rPr>
-          <w:rFonts w:ascii="Aptos Mono" w:hAnsi="Aptos Mono"/>
-          <w:sz w:val="16"/>
+          <w:rFonts w:ascii="Consolas" w:hAnsi="Consolas"/>
+          <w:sz w:val="17"/>
         </w:rPr>
         <w:t>SAMMY_GITHUB_CURRENT.zip</w:t>
       </w:r>
@@ -86,8 +84,8 @@
       </w:r>
       <w:r>
         <w:rPr>
-          <w:rFonts w:ascii="Aptos Mono" w:hAnsi="Aptos Mono"/>
-          <w:sz w:val="16"/>
+          <w:rFonts w:ascii="Consolas" w:hAnsi="Consolas"/>
+          <w:sz w:val="17"/>
         </w:rPr>
         <w:t>SAMMY_CURRENT_VERSION.txt</w:t>
       </w:r>
@@ -98,15 +96,15 @@
     <w:p>
       <w:pPr>
         <w:pStyle w:val="ListBullet"/>
-        <w:spacing w:after="30"/>
+        <w:spacing w:after="20"/>
       </w:pPr>
       <w:r>
         <w:t xml:space="preserve">Neue Arbeit startet ausschließlich von </w:t>
       </w:r>
       <w:r>
         <w:rPr>
-          <w:rFonts w:ascii="Aptos Mono" w:hAnsi="Aptos Mono"/>
-          <w:sz w:val="16"/>
+          <w:rFonts w:ascii="Consolas" w:hAnsi="Consolas"/>
+          <w:sz w:val="17"/>
         </w:rPr>
         <w:t>SAMMY_CURRENT</w:t>
       </w:r>
@@ -117,7 +115,7 @@
     <w:p>
       <w:pPr>
         <w:pStyle w:val="ListBullet"/>
-        <w:spacing w:after="30"/>
+        <w:spacing w:after="20"/>
       </w:pPr>
       <w:r>
         <w:t>Ersetzte Ansätze bleiben nur als Forschungsarchiv erhalten und dürfen nicht ungeprüft wieder als Hauptpfad vorgeschlagen werden.</w:t>
@@ -126,7 +124,6 @@
     <w:p>
       <w:pPr>
         <w:pStyle w:val="Heading1"/>
-        <w:spacing w:before="140" w:after="60"/>
       </w:pPr>
       <w:r>
         <w:t>2. Produktziel</w:t>
@@ -134,7 +131,7 @@
     </w:p>
     <w:p>
       <w:pPr>
-        <w:spacing w:after="80" w:line="250" w:lineRule="auto"/>
+        <w:spacing w:after="60"/>
       </w:pPr>
       <w:r>
         <w:t xml:space="preserve">SAMMY ist ein Tool, das aus </w:t>
@@ -151,7 +148,7 @@
     </w:p>
     <w:p>
       <w:pPr>
-        <w:spacing w:after="80" w:line="250" w:lineRule="auto"/>
+        <w:spacing w:after="60"/>
       </w:pPr>
       <w:r>
         <w:t>Nicht erforderlich ist eine exakte Rekonstruktion eines Menschen aus dutzenden externen anthropometrischen Zielmaßen. Optische Plausibilität allein reicht dennoch nicht: Messung, Parametrisierung und Fehlergrenzen müssen nachvollziehbar bleiben.</w:t>
@@ -160,7 +157,6 @@
     <w:p>
       <w:pPr>
         <w:pStyle w:val="Heading1"/>
-        <w:spacing w:before="140" w:after="60"/>
       </w:pPr>
       <w:r>
         <w:t>3. Aktuelle Architekturentscheidung</w:t>
@@ -169,7 +165,6 @@
     <w:p>
       <w:pPr>
         <w:pStyle w:val="Heading2"/>
-        <w:spacing w:before="140" w:after="60"/>
       </w:pPr>
       <w:r>
         <w:t>3.1 Kein freier From-Scratch-Solver als primärer Produktionspfad</w:t>
@@ -177,7 +172,7 @@
     </w:p>
     <w:p>
       <w:pPr>
-        <w:spacing w:after="80" w:line="250" w:lineRule="auto"/>
+        <w:spacing w:after="60"/>
       </w:pPr>
       <w:r>
         <w:t>Die bisherigen Solver-/ANSUR-Arbeiten haben gezeigt, dass das bestehende Anny/SOMA-Morphsystem manche extern definierten Maße nur indirekt, an anderen Messebenen oder über unerwünschte Cross-Region-Effekte abbildet. Ein immer komplexerer Runtime-Solver soll diese strukturellen Grenzen nicht weiter kompensieren.</w:t>
@@ -186,7 +181,6 @@
     <w:p>
       <w:pPr>
         <w:pStyle w:val="Heading2"/>
-        <w:spacing w:before="140" w:after="60"/>
       </w:pPr>
       <w:r>
         <w:t>3.2 Neuer Zielpfad: Audited Body Bank -&gt; Lookup -&gt; kleiner lokaler Fitter</w:t>
@@ -194,7 +188,7 @@
     </w:p>
     <w:p>
       <w:pPr>
-        <w:spacing w:after="80" w:line="250" w:lineRule="auto"/>
+        <w:spacing w:after="60"/>
       </w:pPr>
       <w:r>
         <w:t>Der bevorzugte neue Architekturpfad lautet:</w:t>
@@ -202,7 +196,7 @@
     </w:p>
     <w:p>
       <w:pPr>
-        <w:spacing w:after="30"/>
+        <w:spacing w:after="20"/>
         <w:ind w:left="198" w:hanging="198"/>
       </w:pPr>
       <w:r>
@@ -214,7 +208,7 @@
     </w:p>
     <w:p>
       <w:pPr>
-        <w:spacing w:after="30"/>
+        <w:spacing w:after="20"/>
         <w:ind w:left="198" w:hanging="198"/>
       </w:pPr>
       <w:r>
@@ -226,7 +220,7 @@
     </w:p>
     <w:p>
       <w:pPr>
-        <w:spacing w:after="30"/>
+        <w:spacing w:after="20"/>
         <w:ind w:left="198" w:hanging="198"/>
       </w:pPr>
       <w:r>
@@ -247,7 +241,7 @@
     </w:p>
     <w:p>
       <w:pPr>
-        <w:spacing w:after="30"/>
+        <w:spacing w:after="20"/>
         <w:ind w:left="198" w:hanging="198"/>
       </w:pPr>
       <w:r>
@@ -259,7 +253,7 @@
     </w:p>
     <w:p>
       <w:pPr>
-        <w:spacing w:after="30"/>
+        <w:spacing w:after="20"/>
         <w:ind w:left="198" w:hanging="198"/>
       </w:pPr>
       <w:r>
@@ -271,7 +265,7 @@
     </w:p>
     <w:p>
       <w:pPr>
-        <w:spacing w:after="80" w:line="250" w:lineRule="auto"/>
+        <w:spacing w:after="60"/>
       </w:pPr>
       <w:r>
         <w:t>Der lokale Fitter darf keine anatomisch fremden Morphs als Rettung benutzen. Ein Brust-Controller darf beispielsweise nicht zur Korrektur eines Oberschenkelziels herangezogen werden.</w:t>
@@ -280,7 +274,6 @@
     <w:p>
       <w:pPr>
         <w:pStyle w:val="Heading1"/>
-        <w:spacing w:before="140" w:after="60"/>
       </w:pPr>
       <w:r>
         <w:t>4. Audited Body Graph / Körperfamilien</w:t>
@@ -288,7 +281,7 @@
     </w:p>
     <w:p>
       <w:pPr>
-        <w:spacing w:after="80" w:line="250" w:lineRule="auto"/>
+        <w:spacing w:after="60"/>
       </w:pPr>
       <w:r>
         <w:t xml:space="preserve">Eine menschliche Bewertung gilt </w:t>
@@ -305,7 +298,7 @@
     </w:p>
     <w:p>
       <w:pPr>
-        <w:spacing w:after="80" w:line="250" w:lineRule="auto"/>
+        <w:spacing w:after="60"/>
       </w:pPr>
       <w:r>
         <w:t>Beispiel: Wenn ein größerer Oberschenkel bei Körperfamilie A unplausibel aussieht, darf daraus nicht folgen, dass derselbe Oberschenkelwert bei Körperfamilie B unzulässig ist.</w:t>
@@ -313,7 +306,7 @@
     </w:p>
     <w:p>
       <w:pPr>
-        <w:spacing w:after="80" w:line="250" w:lineRule="auto"/>
+        <w:spacing w:after="60"/>
       </w:pPr>
       <w:r>
         <w:t>Daher werden Auditinformationen an folgende Kontexte gebunden:</w:t>
@@ -322,7 +315,7 @@
     <w:p>
       <w:pPr>
         <w:pStyle w:val="ListBullet"/>
-        <w:spacing w:after="30"/>
+        <w:spacing w:after="20"/>
       </w:pPr>
       <w:r>
         <w:t>vollständiges Anny-Rezept des Körpers,</w:t>
@@ -331,15 +324,15 @@
     <w:p>
       <w:pPr>
         <w:pStyle w:val="ListBullet"/>
-        <w:spacing w:after="30"/>
+        <w:spacing w:after="20"/>
       </w:pPr>
       <w:r>
         <w:t xml:space="preserve">lokale </w:t>
       </w:r>
       <w:r>
         <w:rPr>
-          <w:rFonts w:ascii="Aptos Mono" w:hAnsi="Aptos Mono"/>
-          <w:sz w:val="16"/>
+          <w:rFonts w:ascii="Consolas" w:hAnsi="Consolas"/>
+          <w:sz w:val="17"/>
         </w:rPr>
         <w:t>familyId</w:t>
       </w:r>
@@ -350,7 +343,7 @@
     <w:p>
       <w:pPr>
         <w:pStyle w:val="ListBullet"/>
-        <w:spacing w:after="30"/>
+        <w:spacing w:after="20"/>
       </w:pPr>
       <w:r>
         <w:t>konkrete Ausgangs-/Zielkörper,</w:t>
@@ -359,7 +352,7 @@
     <w:p>
       <w:pPr>
         <w:pStyle w:val="ListBullet"/>
-        <w:spacing w:after="30"/>
+        <w:spacing w:after="20"/>
       </w:pPr>
       <w:r>
         <w:t>konkrete Änderungsrichtung und Distanz, sobald lokale Kanten getestet werden.</w:t>
@@ -367,7 +360,7 @@
     </w:p>
     <w:p>
       <w:pPr>
-        <w:spacing w:after="80" w:line="250" w:lineRule="auto"/>
+        <w:spacing w:after="60"/>
       </w:pPr>
       <w:r>
         <w:t>Statusmodell:</w:t>
@@ -376,12 +369,12 @@
     <w:p>
       <w:pPr>
         <w:pStyle w:val="ListBullet"/>
-        <w:spacing w:after="30"/>
+        <w:spacing w:after="20"/>
       </w:pPr>
       <w:r>
         <w:rPr>
-          <w:rFonts w:ascii="Aptos Mono" w:hAnsi="Aptos Mono"/>
-          <w:sz w:val="16"/>
+          <w:rFonts w:ascii="Consolas" w:hAnsi="Consolas"/>
+          <w:sz w:val="17"/>
         </w:rPr>
         <w:t>HUMAN_ACCEPTED</w:t>
       </w:r>
@@ -392,12 +385,12 @@
     <w:p>
       <w:pPr>
         <w:pStyle w:val="ListBullet"/>
-        <w:spacing w:after="30"/>
+        <w:spacing w:after="20"/>
       </w:pPr>
       <w:r>
         <w:rPr>
-          <w:rFonts w:ascii="Aptos Mono" w:hAnsi="Aptos Mono"/>
-          <w:sz w:val="16"/>
+          <w:rFonts w:ascii="Consolas" w:hAnsi="Consolas"/>
+          <w:sz w:val="17"/>
         </w:rPr>
         <w:t>UNCERTAIN</w:t>
       </w:r>
@@ -408,12 +401,12 @@
     <w:p>
       <w:pPr>
         <w:pStyle w:val="ListBullet"/>
-        <w:spacing w:after="30"/>
+        <w:spacing w:after="20"/>
       </w:pPr>
       <w:r>
         <w:rPr>
-          <w:rFonts w:ascii="Aptos Mono" w:hAnsi="Aptos Mono"/>
-          <w:sz w:val="16"/>
+          <w:rFonts w:ascii="Consolas" w:hAnsi="Consolas"/>
+          <w:sz w:val="17"/>
         </w:rPr>
         <w:t>REJECTED_LOCAL</w:t>
       </w:r>
@@ -424,12 +417,12 @@
     <w:p>
       <w:pPr>
         <w:pStyle w:val="ListBullet"/>
-        <w:spacing w:after="30"/>
+        <w:spacing w:after="20"/>
       </w:pPr>
       <w:r>
         <w:rPr>
-          <w:rFonts w:ascii="Aptos Mono" w:hAnsi="Aptos Mono"/>
-          <w:sz w:val="16"/>
+          <w:rFonts w:ascii="Consolas" w:hAnsi="Consolas"/>
+          <w:sz w:val="17"/>
         </w:rPr>
         <w:t>SAFE_EDGE</w:t>
       </w:r>
@@ -439,7 +432,7 @@
     </w:p>
     <w:p>
       <w:pPr>
-        <w:spacing w:after="80" w:line="250" w:lineRule="auto"/>
+        <w:spacing w:after="60"/>
       </w:pPr>
       <w:r>
         <w:t>Zwei akzeptierte Endpunkte garantieren nicht automatisch, dass jede Interpolation dazwischen gültig ist. Zwischenstufen müssen separat technisch geprüft und bei Bedarf human auditiert werden.</w:t>
@@ -448,61 +441,60 @@
     <w:p>
       <w:pPr>
         <w:pStyle w:val="Heading1"/>
-        <w:spacing w:before="140" w:after="60"/>
-      </w:pPr>
-      <w:r>
-        <w:t>5. Aktueller Build v0.8.29.0 · BODY BANK SOLVER ARCHITECTURE 1.0 + ACTIVE AUDIT 1.0</w:t>
+      </w:pPr>
+      <w:r>
+        <w:t>5. Aktueller Build v0.8.29.1 · BODY BANK SOLVER SEARCH HOTFIX + ACTIVE MERGE</w:t>
       </w:r>
     </w:p>
     <w:p>
       <w:pPr>
         <w:pStyle w:val="Heading2"/>
-        <w:spacing w:before="140" w:after="60"/>
-      </w:pPr>
-      <w:r>
-        <w:t>5.1 Phase-2-Audit ist jetzt Solver-Datenbasis</w:t>
+      </w:pPr>
+      <w:r>
+        <w:t>5.1 Kanonische Body Bank nach dem ersten ACTIVE Audit</w:t>
       </w:r>
     </w:p>
     <w:p>
       <w:pPr>
-        <w:spacing w:after="80" w:line="250" w:lineRule="auto"/>
-      </w:pPr>
-      <w:r>
-        <w:t xml:space="preserve">Der 400er Blind-Audit aus v0.8.28.5 wurde als </w:t>
-      </w:r>
-      <w:r>
-        <w:rPr>
-          <w:rFonts w:ascii="Aptos Mono" w:hAnsi="Aptos Mono"/>
-          <w:sz w:val="16"/>
-        </w:rPr>
-        <w:t>Sammy_BODY_BANK_PHASE2_BLIND_AUDIT_2026-08-29T14-09-26-471Z.json</w:t>
-      </w:r>
-      <w:r>
-        <w:t xml:space="preserve"> ausgewertet.</w:t>
+        <w:spacing w:after="60"/>
+      </w:pPr>
+      <w:r>
+        <w:t>Der Phase-2-Blind-Audit bleibt die Ausgangsbasis. Zusätzlich wurde der zurückgegebene 32er ACTIVE-Audit aus v0.8.29.0 kanonisch eingearbeitet:</w:t>
       </w:r>
     </w:p>
     <w:p>
       <w:pPr>
-        <w:spacing w:after="80" w:line="250" w:lineRule="auto"/>
-      </w:pPr>
-      <w:r>
-        <w:t>Gesamtergebnis auf Review-Ebene:</w:t>
+        <w:pStyle w:val="ListBullet"/>
+        <w:spacing w:after="20"/>
+      </w:pPr>
+      <w:r>
+        <w:t xml:space="preserve">23 </w:t>
+      </w:r>
+      <w:r>
+        <w:rPr>
+          <w:rFonts w:ascii="Consolas" w:hAnsi="Consolas"/>
+          <w:sz w:val="17"/>
+        </w:rPr>
+        <w:t>accepted</w:t>
+      </w:r>
+      <w:r>
+        <w:t>,</w:t>
       </w:r>
     </w:p>
     <w:p>
       <w:pPr>
         <w:pStyle w:val="ListBullet"/>
-        <w:spacing w:after="30"/>
-      </w:pPr>
-      <w:r>
-        <w:t xml:space="preserve">259 </w:t>
+        <w:spacing w:after="20"/>
+      </w:pPr>
+      <w:r>
+        <w:t xml:space="preserve">8 </w:t>
       </w:r>
       <w:r>
         <w:rPr>
-          <w:rFonts w:ascii="Aptos Mono" w:hAnsi="Aptos Mono"/>
-          <w:sz w:val="16"/>
+          <w:rFonts w:ascii="Consolas" w:hAnsi="Consolas"/>
+          <w:sz w:val="17"/>
         </w:rPr>
-        <w:t>Plausibel</w:t>
+        <w:t>uncertain</w:t>
       </w:r>
       <w:r>
         <w:t>,</w:t>
@@ -511,17 +503,17 @@
     <w:p>
       <w:pPr>
         <w:pStyle w:val="ListBullet"/>
-        <w:spacing w:after="30"/>
-      </w:pPr>
-      <w:r>
-        <w:t xml:space="preserve">84 </w:t>
+        <w:spacing w:after="20"/>
+      </w:pPr>
+      <w:r>
+        <w:t xml:space="preserve">1 </w:t>
       </w:r>
       <w:r>
         <w:rPr>
-          <w:rFonts w:ascii="Aptos Mono" w:hAnsi="Aptos Mono"/>
-          <w:sz w:val="16"/>
+          <w:rFonts w:ascii="Consolas" w:hAnsi="Consolas"/>
+          <w:sz w:val="17"/>
         </w:rPr>
-        <w:t>Unsicher</w:t>
+        <w:t>rejected</w:t>
       </w:r>
       <w:r>
         <w:t>,</w:t>
@@ -530,1130 +522,840 @@
     <w:p>
       <w:pPr>
         <w:pStyle w:val="ListBullet"/>
-        <w:spacing w:after="30"/>
-      </w:pPr>
-      <w:r>
-        <w:t xml:space="preserve">41 </w:t>
+        <w:spacing w:after="20"/>
+      </w:pPr>
+      <w:r>
+        <w:t xml:space="preserve">0 </w:t>
       </w:r>
       <w:r>
         <w:rPr>
-          <w:rFonts w:ascii="Aptos Mono" w:hAnsi="Aptos Mono"/>
-          <w:sz w:val="16"/>
+          <w:rFonts w:ascii="Consolas" w:hAnsi="Consolas"/>
+          <w:sz w:val="17"/>
         </w:rPr>
-        <w:t>Unplausibel</w:t>
-      </w:r>
-      <w:r>
-        <w:t>,</w:t>
+        <w:t>unchecked</w:t>
+      </w:r>
+      <w:r>
+        <w:t>.</w:t>
       </w:r>
     </w:p>
     <w:p>
       <w:pPr>
-        <w:pStyle w:val="ListBullet"/>
-        <w:spacing w:after="30"/>
-      </w:pPr>
-      <w:r>
-        <w:t xml:space="preserve">16 </w:t>
-      </w:r>
-      <w:r>
-        <w:rPr>
-          <w:rFonts w:ascii="Aptos Mono" w:hAnsi="Aptos Mono"/>
-          <w:sz w:val="16"/>
-        </w:rPr>
-        <w:t>unchecked</w:t>
-      </w:r>
-      <w:r>
-        <w:t>,</w:t>
-      </w:r>
-    </w:p>
-    <w:p>
-      <w:pPr>
-        <w:pStyle w:val="ListBullet"/>
-        <w:spacing w:after="30"/>
-      </w:pPr>
-      <w:r>
-        <w:t>19 vollständig bewertete verdeckte Wiederholungspaare, davon 16 exakt gleich = 84,2 %.</w:t>
-      </w:r>
-    </w:p>
-    <w:p>
-      <w:pPr>
-        <w:spacing w:after="80" w:line="250" w:lineRule="auto"/>
-      </w:pPr>
-      <w:r>
-        <w:t>Wichtig: Die drei nicht exakt gleichen Wiederholungspaare lagen nur in Nachbarkategorien. Es gab keinen direkten Plausibel-gegen-Unplausibel-Widerspruch.</w:t>
-      </w:r>
-    </w:p>
-    <w:p>
-      <w:pPr>
-        <w:spacing w:after="80" w:line="250" w:lineRule="auto"/>
-      </w:pPr>
-      <w:r>
-        <w:t xml:space="preserve">Auf </w:t>
+        <w:spacing w:after="60"/>
+      </w:pPr>
+      <w:r>
+        <w:t xml:space="preserve">Davon waren 15 die zuvor offenen Phase-2-Körper und 17 neue lokale Boundary-Midpoints. Die 15 offenen Körper werden im bestehenden Index </w:t>
       </w:r>
       <w:r>
         <w:rPr>
           <w:b/>
         </w:rPr>
-        <w:t>eindeutige Körper</w:t>
-      </w:r>
-      <w:r>
-        <w:t xml:space="preserve"> dedupliziert erzeugt v0.8.29.0 den neuen </w:t>
+        <w:t>in-place</w:t>
+      </w:r>
+      <w:r>
+        <w:t xml:space="preserve"> klassifiziert; die 17 Midpoints werden als neue lokale Nodes ergänzt. Der kanonische </w:t>
       </w:r>
       <w:r>
         <w:rPr>
-          <w:rFonts w:ascii="Aptos Mono" w:hAnsi="Aptos Mono"/>
-          <w:sz w:val="16"/>
+          <w:rFonts w:ascii="Consolas" w:hAnsi="Consolas"/>
+          <w:sz w:val="17"/>
         </w:rPr>
         <w:t>body-bank-index-v1.json</w:t>
       </w:r>
       <w:r>
-        <w:t>:</w:t>
+        <w:t xml:space="preserve"> enthält damit jetzt 397 eindeutige Nodes:</w:t>
       </w:r>
     </w:p>
     <w:p>
       <w:pPr>
         <w:pStyle w:val="ListBullet"/>
-        <w:spacing w:after="30"/>
-      </w:pPr>
-      <w:r>
-        <w:t xml:space="preserve">246 </w:t>
+        <w:spacing w:after="20"/>
+      </w:pPr>
+      <w:r>
+        <w:t xml:space="preserve">269 </w:t>
       </w:r>
       <w:r>
         <w:rPr>
-          <w:rFonts w:ascii="Aptos Mono" w:hAnsi="Aptos Mono"/>
-          <w:sz w:val="16"/>
+          <w:rFonts w:ascii="Consolas" w:hAnsi="Consolas"/>
+          <w:sz w:val="17"/>
         </w:rPr>
         <w:t>trusted</w:t>
       </w:r>
       <w:r>
-        <w:t xml:space="preserve"> Körper: alle vorhandenen Bewertungen für diesen exakten Körper sind </w:t>
-      </w:r>
-      <w:r>
-        <w:rPr>
-          <w:rFonts w:ascii="Aptos Mono" w:hAnsi="Aptos Mono"/>
-          <w:sz w:val="16"/>
-        </w:rPr>
-        <w:t>accepted</w:t>
-      </w:r>
-      <w:r>
         <w:t>,</w:t>
       </w:r>
     </w:p>
     <w:p>
       <w:pPr>
         <w:pStyle w:val="ListBullet"/>
-        <w:spacing w:after="30"/>
-      </w:pPr>
-      <w:r>
-        <w:t xml:space="preserve">83 </w:t>
+        <w:spacing w:after="20"/>
+      </w:pPr>
+      <w:r>
+        <w:t xml:space="preserve">91 </w:t>
       </w:r>
       <w:r>
         <w:rPr>
-          <w:rFonts w:ascii="Aptos Mono" w:hAnsi="Aptos Mono"/>
-          <w:sz w:val="16"/>
+          <w:rFonts w:ascii="Consolas" w:hAnsi="Consolas"/>
+          <w:sz w:val="17"/>
         </w:rPr>
         <w:t>frontier</w:t>
       </w:r>
       <w:r>
-        <w:t>: unsicher bzw. Repeat-Uneinigkeit,</w:t>
+        <w:t>,</w:t>
       </w:r>
     </w:p>
     <w:p>
       <w:pPr>
         <w:pStyle w:val="ListBullet"/>
-        <w:spacing w:after="30"/>
-      </w:pPr>
-      <w:r>
-        <w:t xml:space="preserve">36 </w:t>
+        <w:spacing w:after="20"/>
+      </w:pPr>
+      <w:r>
+        <w:t xml:space="preserve">37 </w:t>
       </w:r>
       <w:r>
         <w:rPr>
-          <w:rFonts w:ascii="Aptos Mono" w:hAnsi="Aptos Mono"/>
-          <w:sz w:val="16"/>
+          <w:rFonts w:ascii="Consolas" w:hAnsi="Consolas"/>
+          <w:sz w:val="17"/>
         </w:rPr>
         <w:t>negative</w:t>
       </w:r>
       <w:r>
-        <w:t xml:space="preserve">: alle vorhandenen Bewertungen für diesen exakten Körper sind </w:t>
-      </w:r>
-      <w:r>
-        <w:rPr>
-          <w:rFonts w:ascii="Aptos Mono" w:hAnsi="Aptos Mono"/>
-          <w:sz w:val="16"/>
-        </w:rPr>
-        <w:t>rejected</w:t>
-      </w:r>
-      <w:r>
         <w:t>,</w:t>
       </w:r>
     </w:p>
     <w:p>
       <w:pPr>
         <w:pStyle w:val="ListBullet"/>
-        <w:spacing w:after="30"/>
-      </w:pPr>
-      <w:r>
-        <w:t xml:space="preserve">15 </w:t>
+        <w:spacing w:after="20"/>
+      </w:pPr>
+      <w:r>
+        <w:t xml:space="preserve">0 </w:t>
       </w:r>
       <w:r>
         <w:rPr>
-          <w:rFonts w:ascii="Aptos Mono" w:hAnsi="Aptos Mono"/>
-          <w:sz w:val="16"/>
+          <w:rFonts w:ascii="Consolas" w:hAnsi="Consolas"/>
+          <w:sz w:val="17"/>
         </w:rPr>
         <w:t>unchecked</w:t>
       </w:r>
       <w:r>
-        <w:t>: noch ohne Human-Verdikt.</w:t>
+        <w:t>.</w:t>
       </w:r>
     </w:p>
     <w:p>
       <w:pPr>
-        <w:spacing w:after="80" w:line="250" w:lineRule="auto"/>
-      </w:pPr>
-      <w:r>
-        <w:t xml:space="preserve">Nur </w:t>
+        <w:spacing w:after="60"/>
+      </w:pPr>
+      <w:r>
+        <w:t xml:space="preserve">Kein Vote wird in eine globale Slidergrenze übersetzt. </w:t>
       </w:r>
       <w:r>
         <w:rPr>
-          <w:rFonts w:ascii="Aptos Mono" w:hAnsi="Aptos Mono"/>
-          <w:sz w:val="16"/>
-        </w:rPr>
-        <w:t>trusted</w:t>
-      </w:r>
-      <w:r>
-        <w:t xml:space="preserve"> wird als Solver-Seed-Pool benutzt. </w:t>
-      </w:r>
-      <w:r>
-        <w:rPr>
-          <w:rFonts w:ascii="Aptos Mono" w:hAnsi="Aptos Mono"/>
-          <w:sz w:val="16"/>
+          <w:rFonts w:ascii="Consolas" w:hAnsi="Consolas"/>
+          <w:sz w:val="17"/>
         </w:rPr>
         <w:t>negative</w:t>
       </w:r>
       <w:r>
-        <w:t xml:space="preserve"> bleibt ausschließlich lokales Negativwissen; es erzeugt </w:t>
+        <w:t xml:space="preserve"> bleibt lokales Negativwissen. Bereits lokal im Browser gespeicherte Votes werden gegen den kanonischen Index nach stabilisiertem Shape dedupliziert, damit nach einem Release-Update keine doppelten Solver-Seeds entstehen.</w:t>
+      </w:r>
+    </w:p>
+    <w:p>
+      <w:pPr>
+        <w:pStyle w:val="Heading2"/>
+      </w:pPr>
+      <w:r>
+        <w:t>5.2 Ergebnis des ersten Solver-Blind-Proofs</w:t>
+      </w:r>
+    </w:p>
+    <w:p>
+      <w:pPr>
+        <w:spacing w:after="60"/>
+      </w:pPr>
+      <w:r>
+        <w:t>Der erste reale 8er Proof unter v0.8.29.0 lief technisch durch und ergab auf seinem damaligen Score:</w:t>
+      </w:r>
+    </w:p>
+    <w:p>
+      <w:pPr>
+        <w:pStyle w:val="ListBullet"/>
+        <w:spacing w:after="20"/>
+      </w:pPr>
+      <w:r>
+        <w:t xml:space="preserve">Neutral-Median: </w:t>
+      </w:r>
+      <w:r>
+        <w:rPr>
+          <w:rFonts w:ascii="Consolas" w:hAnsi="Consolas"/>
+          <w:sz w:val="17"/>
+        </w:rPr>
+        <w:t>1.15446</w:t>
+      </w:r>
+      <w:r>
+        <w:t>,</w:t>
+      </w:r>
+    </w:p>
+    <w:p>
+      <w:pPr>
+        <w:pStyle w:val="ListBullet"/>
+        <w:spacing w:after="20"/>
+      </w:pPr>
+      <w:r>
+        <w:t xml:space="preserve">Body-Bank-Retrieval-Median: </w:t>
+      </w:r>
+      <w:r>
+        <w:rPr>
+          <w:rFonts w:ascii="Consolas" w:hAnsi="Consolas"/>
+          <w:sz w:val="17"/>
+        </w:rPr>
+        <w:t>0.20260</w:t>
+      </w:r>
+      <w:r>
+        <w:t>,</w:t>
+      </w:r>
+    </w:p>
+    <w:p>
+      <w:pPr>
+        <w:pStyle w:val="ListBullet"/>
+        <w:spacing w:after="20"/>
+      </w:pPr>
+      <w:r>
+        <w:t xml:space="preserve">Local-Fit-Median: </w:t>
+      </w:r>
+      <w:r>
+        <w:rPr>
+          <w:rFonts w:ascii="Consolas" w:hAnsi="Consolas"/>
+          <w:sz w:val="17"/>
+        </w:rPr>
+        <w:t>0.20129</w:t>
+      </w:r>
+      <w:r>
+        <w:t>,</w:t>
+      </w:r>
+    </w:p>
+    <w:p>
+      <w:pPr>
+        <w:pStyle w:val="ListBullet"/>
+        <w:spacing w:after="20"/>
+      </w:pPr>
+      <w:r>
+        <w:t>Retrieval besser als neutral: 6/8,</w:t>
+      </w:r>
+    </w:p>
+    <w:p>
+      <w:pPr>
+        <w:pStyle w:val="ListBullet"/>
+        <w:spacing w:after="20"/>
+      </w:pPr>
+      <w:r>
+        <w:t>Local Fit nicht schlechter als Retrieval: 8/8,</w:t>
+      </w:r>
+    </w:p>
+    <w:p>
+      <w:pPr>
+        <w:pStyle w:val="ListBullet"/>
+        <w:spacing w:after="20"/>
+      </w:pPr>
+      <w:r>
+        <w:t>Local Fit tatsächlich verbessert: 3/8.</w:t>
+      </w:r>
+    </w:p>
+    <w:p>
+      <w:pPr>
+        <w:spacing w:after="60"/>
+      </w:pPr>
+      <w:r>
+        <w:t xml:space="preserve">Das entspricht auf dem damaligen gemeinsamen Score einer Reduktion des Medianfehlers um rund 82 % vom Neutralstart zum Retrieval. </w:t>
       </w:r>
       <w:r>
         <w:rPr>
           <w:b/>
         </w:rPr>
-        <w:t>keine globale Slidergrenze</w:t>
-      </w:r>
-      <w:r>
-        <w:t>.</w:t>
+        <w:t>Damit ist die Architekturhypothese `naher auditierter Seed &gt; neutraler From-Scratch-Start` klar unterstützt.</w:t>
       </w:r>
     </w:p>
     <w:p>
       <w:pPr>
-        <w:pStyle w:val="Heading2"/>
-        <w:spacing w:before="140" w:after="60"/>
-      </w:pPr>
-      <w:r>
-        <w:t>5.2 Audit bestätigt die lokale Body-Bank-Hypothese</w:t>
+        <w:spacing w:after="60"/>
+      </w:pPr>
+      <w:r>
+        <w:t xml:space="preserve">Der Proof hat gleichzeitig einen separaten Messfehler sichtbar gemacht: Ein versteckter erwachsener Holdout lieferte einen Brustumfang von nur </w:t>
+      </w:r>
+      <w:r>
+        <w:rPr>
+          <w:rFonts w:ascii="Consolas" w:hAnsi="Consolas"/>
+          <w:sz w:val="17"/>
+        </w:rPr>
+        <w:t>39.61 cm</w:t>
+      </w:r>
+      <w:r>
+        <w:t xml:space="preserve">. </w:t>
+      </w:r>
+      <w:r>
+        <w:rPr>
+          <w:rFonts w:ascii="Consolas" w:hAnsi="Consolas"/>
+          <w:sz w:val="17"/>
+        </w:rPr>
+        <w:t>chest_circumference</w:t>
+      </w:r>
+      <w:r>
+        <w:t xml:space="preserve"> war im Messschema ohnehin noch nicht als bestätigt markiert. Deshalb gilt der v0.8.29.0-Proof nicht als Freigabe der Brustmessung oder aller vier Zielmaße. Die korrekte Interpretation ist:</w:t>
       </w:r>
     </w:p>
     <w:p>
       <w:pPr>
-        <w:spacing w:after="80" w:line="250" w:lineRule="auto"/>
-      </w:pPr>
-      <w:r>
-        <w:t>Die gezielten Proportionsvarianten um bereits akzeptierte Körper waren deutlich stabiler als freie Extremkombinationen:</w:t>
-      </w:r>
-    </w:p>
-    <w:p>
-      <w:pPr>
         <w:pStyle w:val="ListBullet"/>
-        <w:spacing w:after="30"/>
-      </w:pPr>
-      <w:r>
-        <w:t>Proportionsfamilien: 152 von 162 bewerteten Reviews plausibel = 93,8 %.</w:t>
-      </w:r>
-    </w:p>
-    <w:p>
-      <w:pPr>
-        <w:pStyle w:val="ListBullet"/>
-        <w:spacing w:after="30"/>
-      </w:pPr>
-      <w:r>
-        <w:t>Extremraum: 65 plausibel, 62 unsicher, 35 unplausibel bei 162 bewerteten Reviews.</w:t>
-      </w:r>
-    </w:p>
-    <w:p>
-      <w:pPr>
-        <w:pStyle w:val="ListBullet"/>
-        <w:spacing w:after="30"/>
-      </w:pPr>
-      <w:r>
-        <w:t>Breite Randstichprobe: 42 plausibel, 14 unsicher, 4 unplausibel bei 60 bewerteten Reviews.</w:t>
-      </w:r>
-    </w:p>
-    <w:p>
-      <w:pPr>
-        <w:spacing w:after="80" w:line="250" w:lineRule="auto"/>
-      </w:pPr>
-      <w:r>
-        <w:t xml:space="preserve">Damit ist die zentrale Architekturhypothese für den nächsten Proof ausreichend unterstützt: </w:t>
-      </w:r>
+        <w:spacing w:after="20"/>
+      </w:pPr>
       <w:r>
         <w:rPr>
           <w:b/>
         </w:rPr>
-        <w:t>ein bereits plausibler naher Anny-Körper ist ein sinnvollerer Solver-Startpunkt als freie globale Exploration.</w:t>
+        <w:t>Architektur-Gate: vorläufig GO.</w:t>
       </w:r>
     </w:p>
     <w:p>
       <w:pPr>
-        <w:spacing w:after="80" w:line="250" w:lineRule="auto"/>
-      </w:pPr>
-      <w:r>
-        <w:t xml:space="preserve">Ein besonders klarer lokaler Problemkorridor ist </w:t>
-      </w:r>
-      <w:r>
-        <w:rPr>
-          <w:rFonts w:ascii="Aptos Mono" w:hAnsi="Aptos Mono"/>
-          <w:sz w:val="16"/>
-        </w:rPr>
-        <w:t>short-short-lean</w:t>
-      </w:r>
-      <w:r>
-        <w:t xml:space="preserve">: 23 von 23 bewerteten Fällen wurden abgelehnt. Das wird als Kombination/Korridor gespeichert, nicht als globales Verbot von </w:t>
-      </w:r>
-      <w:r>
-        <w:rPr>
-          <w:rFonts w:ascii="Aptos Mono" w:hAnsi="Aptos Mono"/>
-          <w:sz w:val="16"/>
-        </w:rPr>
-        <w:t>height</w:t>
-      </w:r>
-      <w:r>
-        <w:t xml:space="preserve">, </w:t>
-      </w:r>
-      <w:r>
-        <w:rPr>
-          <w:rFonts w:ascii="Aptos Mono" w:hAnsi="Aptos Mono"/>
-          <w:sz w:val="16"/>
-        </w:rPr>
-        <w:t>proportions</w:t>
-      </w:r>
-      <w:r>
-        <w:t xml:space="preserve"> oder </w:t>
-      </w:r>
-      <w:r>
-        <w:rPr>
-          <w:rFonts w:ascii="Aptos Mono" w:hAnsi="Aptos Mono"/>
-          <w:sz w:val="16"/>
-        </w:rPr>
-        <w:t>weight</w:t>
-      </w:r>
-      <w:r>
-        <w:t xml:space="preserve"> einzeln.</w:t>
-      </w:r>
-    </w:p>
-    <w:p>
-      <w:pPr>
-        <w:pStyle w:val="Heading2"/>
-        <w:spacing w:before="140" w:after="60"/>
-      </w:pPr>
-      <w:r>
-        <w:t>5.3 Bekannter Diagnosefehler: Shoulder-Joint-Proxy ausgeschlossen</w:t>
-      </w:r>
-    </w:p>
-    <w:p>
-      <w:pPr>
-        <w:spacing w:after="80" w:line="250" w:lineRule="auto"/>
-      </w:pPr>
-      <w:r>
-        <w:t xml:space="preserve">Der Phase-2-Wert </w:t>
-      </w:r>
-      <w:r>
-        <w:rPr>
-          <w:rFonts w:ascii="Aptos Mono" w:hAnsi="Aptos Mono"/>
-          <w:sz w:val="16"/>
-        </w:rPr>
-        <w:t>shoulderJointBreadth</w:t>
-      </w:r>
-      <w:r>
-        <w:t xml:space="preserve"> ist weiterhin offensichtlich geometrisch falsch und wird ab v0.8.29.0 </w:t>
-      </w:r>
+        <w:pStyle w:val="ListBullet"/>
+        <w:spacing w:after="20"/>
+      </w:pPr>
       <w:r>
         <w:rPr>
           <w:b/>
         </w:rPr>
-        <w:t>explizit aus Body-Bank-Retrieval und Auto-Gates entfernt</w:t>
-      </w:r>
-      <w:r>
-        <w:t>.</w:t>
+        <w:t>Mess-Gate für Brust/Hüfte: weiterhin offen.</w:t>
       </w:r>
     </w:p>
     <w:p>
       <w:pPr>
-        <w:spacing w:after="80" w:line="250" w:lineRule="auto"/>
-      </w:pPr>
-      <w:r>
-        <w:t>Weiterverwendet werden die plausiblen pose-unabhängigen Rest-Mesh-/Rest-Rig-Diagnosen wie Statur, Hip-Joint-Height-Ratio, Leg-Chain-Ratio, Femur/Tibia, Torso-Chain-Ratio, Pelvis-to-Neck-Ratio und Hip-Joint-Breadth-Ratio.</w:t>
+        <w:spacing w:after="60"/>
+      </w:pPr>
+      <w:r>
+        <w:t>Diese Trennung ist verbindlich: Ein guter Retrieval-Score darf keine fehlerhafte geometrische Messung legitimieren.</w:t>
       </w:r>
     </w:p>
     <w:p>
       <w:pPr>
         <w:pStyle w:val="Heading2"/>
-        <w:spacing w:before="140" w:after="60"/>
-      </w:pPr>
-      <w:r>
-        <w:t>5.4 BODY BANK SOLVER 1.0</w:t>
+      </w:pPr>
+      <w:r>
+        <w:t>5.3 v0.8.29.1 Measurement-Sanity-Gate</w:t>
       </w:r>
     </w:p>
     <w:p>
       <w:pPr>
-        <w:spacing w:after="80" w:line="250" w:lineRule="auto"/>
-      </w:pPr>
-      <w:r>
-        <w:t xml:space="preserve">Der neue Solver ist ein additiver POC im bestehenden </w:t>
-      </w:r>
-      <w:r>
-        <w:rPr>
-          <w:rFonts w:ascii="Aptos Mono" w:hAnsi="Aptos Mono"/>
-          <w:sz w:val="16"/>
-        </w:rPr>
-        <w:t>SOLV</w:t>
-      </w:r>
-      <w:r>
-        <w:t>-Panel. Der alte Body Fit und die historischen ANSUR-Solver bleiben unverändert als Vergleich/Forschungsarchiv erhalten.</w:t>
-      </w:r>
-    </w:p>
-    <w:p>
-      <w:pPr>
-        <w:spacing w:after="80" w:line="250" w:lineRule="auto"/>
-      </w:pPr>
-      <w:r>
-        <w:t>Runtime-Kette:</w:t>
-      </w:r>
-    </w:p>
-    <w:p>
-      <w:pPr>
-        <w:spacing w:after="30"/>
-        <w:ind w:left="198" w:hanging="198"/>
-      </w:pPr>
-      <w:r>
-        <w:t xml:space="preserve">1. </w:t>
-      </w:r>
-      <w:r>
-        <w:t>Nutzer gibt Geschlecht, Alter, Körpergröße, Gewicht, Brust, Taille und Hüfte/Gesäß ein.</w:t>
-      </w:r>
-    </w:p>
-    <w:p>
-      <w:pPr>
-        <w:spacing w:after="30"/>
-        <w:ind w:left="198" w:hanging="198"/>
-      </w:pPr>
-      <w:r>
-        <w:t xml:space="preserve">2. </w:t>
-      </w:r>
-      <w:r>
-        <w:t xml:space="preserve">Grobe Vorauswahl nur aus </w:t>
-      </w:r>
-      <w:r>
-        <w:rPr>
-          <w:rFonts w:ascii="Aptos Mono" w:hAnsi="Aptos Mono"/>
-          <w:sz w:val="16"/>
-        </w:rPr>
-        <w:t>trusted</w:t>
-      </w:r>
-      <w:r>
-        <w:t xml:space="preserve"> Body-Bank-Seeds über Geschlecht, exakte gespeicherte Rest-Mesh-Statur, Alter und einen Gewichts-/BMI-Prior.</w:t>
-      </w:r>
-    </w:p>
-    <w:p>
-      <w:pPr>
-        <w:spacing w:after="30"/>
-        <w:ind w:left="198" w:hanging="198"/>
-      </w:pPr>
-      <w:r>
-        <w:t xml:space="preserve">3. </w:t>
-      </w:r>
-      <w:r>
-        <w:t>Nur die beste Shortlist wird tatsächlich in Anny rekonstruiert und am aktuellen Mesh für Statur, Brust, Taille, Hüfte/Gesäß und optional Mass-/Volumen-Prior vermessen.</w:t>
-      </w:r>
-    </w:p>
-    <w:p>
-      <w:pPr>
-        <w:spacing w:after="30"/>
-        <w:ind w:left="198" w:hanging="198"/>
-      </w:pPr>
-      <w:r>
-        <w:t xml:space="preserve">4. </w:t>
-      </w:r>
-      <w:r>
-        <w:t xml:space="preserve">Top-5 werden angezeigt; der beste Seed ist sofort ein </w:t>
+        <w:spacing w:after="60"/>
+      </w:pPr>
+      <w:r>
+        <w:t xml:space="preserve">Der Solver bekommt einen rein technischen, sehr breiten Sanity-Gate für die vier aktuell benutzten Meshwerte. Er soll nur katastrophale Slice-/Messfehler abfangen und ist </w:t>
       </w:r>
       <w:r>
         <w:rPr>
           <w:b/>
         </w:rPr>
-        <w:t>human-auditierter Ausgangskörper</w:t>
-      </w:r>
-      <w:r>
-        <w:t>.</w:t>
+        <w:t>kein anthropometrischer Plausibilitätsfilter</w:t>
+      </w:r>
+      <w:r>
+        <w:t>. Aktuell gelten nur folgende breite technische Bereiche:</w:t>
       </w:r>
     </w:p>
     <w:p>
       <w:pPr>
-        <w:spacing w:after="30"/>
-        <w:ind w:left="198" w:hanging="198"/>
-      </w:pPr>
-      <w:r>
-        <w:t xml:space="preserve">5. </w:t>
-      </w:r>
-      <w:r>
-        <w:t>Optionaler Local Fit verändert nur eng begrenzt:</w:t>
+        <w:pStyle w:val="ListBullet"/>
+        <w:spacing w:after="20"/>
+      </w:pPr>
+      <w:r>
+        <w:t>Statur 120–210 cm,</w:t>
       </w:r>
     </w:p>
     <w:p>
       <w:pPr>
         <w:pStyle w:val="ListBullet"/>
-        <w:spacing w:after="30"/>
-      </w:pPr>
-      <w:r>
-        <w:rPr>
-          <w:rFonts w:ascii="Aptos Mono" w:hAnsi="Aptos Mono"/>
-          <w:sz w:val="16"/>
-        </w:rPr>
-        <w:t>core:height</w:t>
-      </w:r>
-      <w:r>
-        <w:t>,</w:t>
+        <w:spacing w:after="20"/>
+      </w:pPr>
+      <w:r>
+        <w:t>Brust 55–180 cm,</w:t>
       </w:r>
     </w:p>
     <w:p>
       <w:pPr>
         <w:pStyle w:val="ListBullet"/>
-        <w:spacing w:after="30"/>
-      </w:pPr>
-      <w:r>
-        <w:rPr>
-          <w:rFonts w:ascii="Aptos Mono" w:hAnsi="Aptos Mono"/>
-          <w:sz w:val="16"/>
-        </w:rPr>
-        <w:t>measure-bust-circ-incr</w:t>
-      </w:r>
-      <w:r>
-        <w:t>,</w:t>
+        <w:spacing w:after="20"/>
+      </w:pPr>
+      <w:r>
+        <w:t>Taille 40–190 cm,</w:t>
       </w:r>
     </w:p>
     <w:p>
       <w:pPr>
         <w:pStyle w:val="ListBullet"/>
-        <w:spacing w:after="30"/>
-      </w:pPr>
-      <w:r>
-        <w:rPr>
-          <w:rFonts w:ascii="Aptos Mono" w:hAnsi="Aptos Mono"/>
-          <w:sz w:val="16"/>
-        </w:rPr>
-        <w:t>measure-waist-circ-incr</w:t>
-      </w:r>
-      <w:r>
-        <w:t>,</w:t>
+        <w:spacing w:after="20"/>
+      </w:pPr>
+      <w:r>
+        <w:t>Hüfte/Gesäß 55–200 cm.</w:t>
       </w:r>
     </w:p>
     <w:p>
       <w:pPr>
-        <w:pStyle w:val="ListBullet"/>
-        <w:spacing w:after="30"/>
-      </w:pPr>
+        <w:spacing w:after="60"/>
+      </w:pPr>
+      <w:r>
+        <w:t xml:space="preserve">Ein Retrieval-Kandidat mit einem offensichtlich ungültigen Snapshot wird nicht gerankt. Proof v1.1 ersetzt einen ungültigen Holdout deterministisch durch einen gleichgeschlechtlichen alternativen Trusted-Holdout und exportiert die übersprungenen Fälle als </w:t>
+      </w:r>
       <w:r>
         <w:rPr>
-          <w:rFonts w:ascii="Aptos Mono" w:hAnsi="Aptos Mono"/>
-          <w:sz w:val="16"/>
+          <w:rFonts w:ascii="Consolas" w:hAnsi="Consolas"/>
+          <w:sz w:val="17"/>
         </w:rPr>
-        <w:t>measure-hips-circ-incr</w:t>
-      </w:r>
-      <w:r>
-        <w:t>.</w:t>
+        <w:t>skippedTargets</w:t>
+      </w:r>
+      <w:r>
+        <w:t>. Dadurch kann ein katastrophaler Messfehler den Architektur-Proof nicht mehr künstlich dominieren.</w:t>
       </w:r>
     </w:p>
     <w:p>
       <w:pPr>
-        <w:spacing w:after="30"/>
-        <w:ind w:left="198" w:hanging="198"/>
-      </w:pPr>
-      <w:r>
-        <w:t xml:space="preserve">6. </w:t>
-      </w:r>
-      <w:r>
-        <w:rPr>
-          <w:rFonts w:ascii="Aptos Mono" w:hAnsi="Aptos Mono"/>
-          <w:sz w:val="16"/>
-        </w:rPr>
-        <w:t>weight</w:t>
-      </w:r>
-      <w:r>
-        <w:t xml:space="preserve"> und </w:t>
-      </w:r>
-      <w:r>
-        <w:rPr>
-          <w:rFonts w:ascii="Aptos Mono" w:hAnsi="Aptos Mono"/>
-          <w:sz w:val="16"/>
-        </w:rPr>
-        <w:t>muscle</w:t>
-      </w:r>
-      <w:r>
-        <w:t xml:space="preserve"> werden in Solver 1.0 </w:t>
+        <w:spacing w:after="60"/>
+      </w:pPr>
+      <w:r>
+        <w:t xml:space="preserve">Dieser Gate </w:t>
       </w:r>
       <w:r>
         <w:rPr>
           <w:b/>
         </w:rPr>
-        <w:t>nicht frei nachoptimiert</w:t>
-      </w:r>
-      <w:r>
-        <w:t>. Gewicht ist Retrieval-/Volumen-Prior und Diagnose, kein direkter Anny-Weight-Zielwert.</w:t>
+        <w:t>repariert die Messung nicht</w:t>
+      </w:r>
+      <w:r>
+        <w:t>. Die eigentliche Brust-/Hüft-Messdefinition und Mesh-Messung bleiben ein eigener Arbeitsstrang.</w:t>
       </w:r>
     </w:p>
     <w:p>
       <w:pPr>
-        <w:spacing w:after="30"/>
-        <w:ind w:left="198" w:hanging="198"/>
-      </w:pPr>
-      <w:r>
-        <w:t xml:space="preserve">7. </w:t>
-      </w:r>
-      <w:r>
-        <w:t>Keine Cross-Region-Rettung.</w:t>
+        <w:pStyle w:val="Heading2"/>
+      </w:pPr>
+      <w:r>
+        <w:t>5.4 BODY BANK SOLVER 1.0 · Runtime-Kette</w:t>
       </w:r>
     </w:p>
     <w:p>
       <w:pPr>
-        <w:spacing w:after="80" w:line="250" w:lineRule="auto"/>
-      </w:pPr>
-      <w:r>
-        <w:t xml:space="preserve">Ein veränderter Local-Fit ist definitionsgemäß noch </w:t>
+        <w:spacing w:after="60"/>
+      </w:pPr>
+      <w:r>
+        <w:t>Der bevorzugte POC-Pfad bleibt:</w:t>
+      </w:r>
+    </w:p>
+    <w:p>
+      <w:pPr>
+        <w:spacing w:after="20"/>
+        <w:ind w:left="198" w:hanging="198"/>
+      </w:pPr>
+      <w:r>
+        <w:t xml:space="preserve">1. </w:t>
+      </w:r>
+      <w:r>
+        <w:t>Nutzer gibt Geschlecht, Alter, Körpergröße, Gewicht, Brust, Taille und Hüfte/Gesäß ein.</w:t>
+      </w:r>
+    </w:p>
+    <w:p>
+      <w:pPr>
+        <w:spacing w:after="20"/>
+        <w:ind w:left="198" w:hanging="198"/>
+      </w:pPr>
+      <w:r>
+        <w:t xml:space="preserve">2. </w:t>
+      </w:r>
+      <w:r>
+        <w:t xml:space="preserve">Grobe Vorauswahl nur aus </w:t>
+      </w:r>
+      <w:r>
+        <w:rPr>
+          <w:rFonts w:ascii="Consolas" w:hAnsi="Consolas"/>
+          <w:sz w:val="17"/>
+        </w:rPr>
+        <w:t>trusted</w:t>
+      </w:r>
+      <w:r>
+        <w:t xml:space="preserve"> Body-Bank-Seeds.</w:t>
+      </w:r>
+    </w:p>
+    <w:p>
+      <w:pPr>
+        <w:spacing w:after="20"/>
+        <w:ind w:left="198" w:hanging="198"/>
+      </w:pPr>
+      <w:r>
+        <w:t xml:space="preserve">3. </w:t>
+      </w:r>
+      <w:r>
+        <w:t>Shortlist wird wirklich in Anny rekonstruiert und mit aktuellen Meshmaßen geprüft.</w:t>
+      </w:r>
+    </w:p>
+    <w:p>
+      <w:pPr>
+        <w:spacing w:after="20"/>
+        <w:ind w:left="198" w:hanging="198"/>
+      </w:pPr>
+      <w:r>
+        <w:t xml:space="preserve">4. </w:t>
+      </w:r>
+      <w:r>
+        <w:t>Top-5 werden angezeigt; der beste Start ist ein human-auditierter Seed.</w:t>
+      </w:r>
+    </w:p>
+    <w:p>
+      <w:pPr>
+        <w:spacing w:after="20"/>
+        <w:ind w:left="198" w:hanging="198"/>
+      </w:pPr>
+      <w:r>
+        <w:t xml:space="preserve">5. </w:t>
+      </w:r>
+      <w:r>
+        <w:t xml:space="preserve">Optionaler Local Fit verändert nur eng begrenzt </w:t>
+      </w:r>
+      <w:r>
+        <w:rPr>
+          <w:rFonts w:ascii="Consolas" w:hAnsi="Consolas"/>
+          <w:sz w:val="17"/>
+        </w:rPr>
+        <w:t>core:height</w:t>
+      </w:r>
+      <w:r>
+        <w:t xml:space="preserve">, </w:t>
+      </w:r>
+      <w:r>
+        <w:rPr>
+          <w:rFonts w:ascii="Consolas" w:hAnsi="Consolas"/>
+          <w:sz w:val="17"/>
+        </w:rPr>
+        <w:t>measure-bust-circ-incr</w:t>
+      </w:r>
+      <w:r>
+        <w:t xml:space="preserve">, </w:t>
+      </w:r>
+      <w:r>
+        <w:rPr>
+          <w:rFonts w:ascii="Consolas" w:hAnsi="Consolas"/>
+          <w:sz w:val="17"/>
+        </w:rPr>
+        <w:t>measure-waist-circ-incr</w:t>
+      </w:r>
+      <w:r>
+        <w:t xml:space="preserve">, </w:t>
+      </w:r>
+      <w:r>
+        <w:rPr>
+          <w:rFonts w:ascii="Consolas" w:hAnsi="Consolas"/>
+          <w:sz w:val="17"/>
+        </w:rPr>
+        <w:t>measure-hips-circ-incr</w:t>
+      </w:r>
+      <w:r>
+        <w:t>.</w:t>
+      </w:r>
+    </w:p>
+    <w:p>
+      <w:pPr>
+        <w:spacing w:after="20"/>
+        <w:ind w:left="198" w:hanging="198"/>
+      </w:pPr>
+      <w:r>
+        <w:t xml:space="preserve">6. </w:t>
+      </w:r>
+      <w:r>
+        <w:t>Keine freie Weight-/Muscle-Optimierung und keine Cross-Region-Rettung.</w:t>
+      </w:r>
+    </w:p>
+    <w:p>
+      <w:pPr>
+        <w:spacing w:after="20"/>
+        <w:ind w:left="198" w:hanging="198"/>
+      </w:pPr>
+      <w:r>
+        <w:t xml:space="preserve">7. </w:t>
+      </w:r>
+      <w:r>
+        <w:t>Ein schlechterer Gesamtscore wird vollständig auf den auditierten Seed zurückgerollt.</w:t>
+      </w:r>
+    </w:p>
+    <w:p>
+      <w:pPr>
+        <w:spacing w:after="20"/>
+        <w:ind w:left="198" w:hanging="198"/>
+      </w:pPr>
+      <w:r>
+        <w:t xml:space="preserve">8. </w:t>
+      </w:r>
+      <w:r>
+        <w:t xml:space="preserve">Ein veränderter Local Fit ist noch nicht sicher und wird an </w:t>
+      </w:r>
+      <w:r>
+        <w:rPr>
+          <w:rFonts w:ascii="Consolas" w:hAnsi="Consolas"/>
+          <w:sz w:val="17"/>
+        </w:rPr>
+        <w:t>BANK -&gt; ACTIVE</w:t>
+      </w:r>
+      <w:r>
+        <w:t xml:space="preserve"> übergeben.</w:t>
+      </w:r>
+    </w:p>
+    <w:p>
+      <w:pPr>
+        <w:pStyle w:val="Heading2"/>
+      </w:pPr>
+      <w:r>
+        <w:t>5.5 Behobener Runtime-Fehler in v0.8.29.1</w:t>
+      </w:r>
+    </w:p>
+    <w:p>
+      <w:pPr>
+        <w:spacing w:after="60"/>
+      </w:pPr>
+      <w:r>
+        <w:t xml:space="preserve">Der manuelle Button </w:t>
+      </w:r>
+      <w:r>
+        <w:rPr>
+          <w:rFonts w:ascii="Consolas" w:hAnsi="Consolas"/>
+          <w:sz w:val="17"/>
+        </w:rPr>
+        <w:t>1 · Bank suchen</w:t>
+      </w:r>
+      <w:r>
+        <w:t xml:space="preserve"> in v0.8.29.0 war aufgrund einer ausgelassenen Funktionsdefinition nicht benutzbar. Die UI referenzierte </w:t>
+      </w:r>
+      <w:r>
+        <w:rPr>
+          <w:rFonts w:ascii="Consolas" w:hAnsi="Consolas"/>
+          <w:sz w:val="17"/>
+        </w:rPr>
+        <w:t>sammyBbsSearchRun</w:t>
+      </w:r>
+      <w:r>
+        <w:t xml:space="preserve">, die Funktion selbst fehlte im gebauten </w:t>
+      </w:r>
+      <w:r>
+        <w:rPr>
+          <w:rFonts w:ascii="Consolas" w:hAnsi="Consolas"/>
+          <w:sz w:val="17"/>
+        </w:rPr>
+        <w:t>app.js</w:t>
+      </w:r>
+      <w:r>
+        <w:t xml:space="preserve">. Safari meldete deshalb </w:t>
+      </w:r>
+      <w:r>
+        <w:rPr>
+          <w:rFonts w:ascii="Consolas" w:hAnsi="Consolas"/>
+          <w:sz w:val="17"/>
+        </w:rPr>
+        <w:t>ReferenceError: Can't find variable: sammyBbsSearchRun</w:t>
+      </w:r>
+      <w:r>
+        <w:t>.</w:t>
+      </w:r>
+    </w:p>
+    <w:p>
+      <w:pPr>
+        <w:spacing w:after="60"/>
+      </w:pPr>
+      <w:r>
+        <w:t>v0.8.29.1 implementiert den Handler vollständig und ergänzt zwei Schutzebenen:</w:t>
+      </w:r>
+    </w:p>
+    <w:p>
+      <w:pPr>
+        <w:pStyle w:val="ListBullet"/>
+        <w:spacing w:after="20"/>
+      </w:pPr>
+      <w:r>
+        <w:t>Search-Handler speichert den Ausgangskörper, führt Trusted-Retrieval aus, rendert Top-5 und aktiviert Export/Local Fit.</w:t>
+      </w:r>
+    </w:p>
+    <w:p>
+      <w:pPr>
+        <w:pStyle w:val="ListBullet"/>
+        <w:spacing w:after="20"/>
+      </w:pPr>
+      <w:r>
+        <w:t xml:space="preserve">Beim UI-Init wird jetzt fail-fast geprüft, ob </w:t>
       </w:r>
       <w:r>
         <w:rPr>
           <w:b/>
         </w:rPr>
-        <w:t>nicht human-auditiert</w:t>
-      </w:r>
-      <w:r>
-        <w:t xml:space="preserve"> und wird deshalb automatisch an </w:t>
-      </w:r>
+        <w:t>alle</w:t>
+      </w:r>
+      <w:r>
+        <w:t xml:space="preserve"> Body-Bank-Solver-Handler tatsächlich Funktionen sind. Der statische Release-Gate prüft dieselben Symbole zusätzlich vor dem Packen.</w:t>
+      </w:r>
+    </w:p>
+    <w:p>
+      <w:pPr>
+        <w:spacing w:after="60"/>
+      </w:pPr>
+      <w:r>
+        <w:t>Damit soll genau diese Klasse von „Button existiert, Handler fehlt“-Fehlern künftig vor dem iPhone-Test auffallen.</w:t>
+      </w:r>
+    </w:p>
+    <w:p>
+      <w:pPr>
+        <w:pStyle w:val="Heading2"/>
+      </w:pPr>
+      <w:r>
+        <w:t>5.6 ACTIVE AUDIT · Lernen bleibt transparent</w:t>
+      </w:r>
+    </w:p>
+    <w:p>
+      <w:pPr>
+        <w:spacing w:after="60"/>
+      </w:pPr>
+      <w:r>
+        <w:t>Ein Active-Vote aktualisiert weiterhin sofort auf demselben Gerät:</w:t>
+      </w:r>
+    </w:p>
+    <w:p>
+      <w:pPr>
+        <w:pStyle w:val="ListBullet"/>
+        <w:spacing w:after="20"/>
+      </w:pPr>
       <w:r>
         <w:rPr>
-          <w:rFonts w:ascii="Aptos Mono" w:hAnsi="Aptos Mono"/>
-          <w:sz w:val="16"/>
+          <w:rFonts w:ascii="Consolas" w:hAnsi="Consolas"/>
+          <w:sz w:val="17"/>
         </w:rPr>
-        <w:t>BANK -&gt; ACTIVE</w:t>
-      </w:r>
-      <w:r>
-        <w:t xml:space="preserve"> übergeben. Ein Zustand gilt nur dann als </w:t>
+        <w:t>accepted</w:t>
+      </w:r>
+      <w:r>
+        <w:t xml:space="preserve"> -&gt; </w:t>
       </w:r>
       <w:r>
         <w:rPr>
-          <w:rFonts w:ascii="Aptos Mono" w:hAnsi="Aptos Mono"/>
-          <w:sz w:val="16"/>
-        </w:rPr>
-        <w:t>audited-seed</w:t>
-      </w:r>
-      <w:r>
-        <w:t xml:space="preserve">, wenn sein komplettes stabilisiertes Rezept exakt einem </w:t>
-      </w:r>
-      <w:r>
-        <w:rPr>
-          <w:rFonts w:ascii="Aptos Mono" w:hAnsi="Aptos Mono"/>
-          <w:sz w:val="16"/>
-        </w:rPr>
-        <w:t>trusted</w:t>
-      </w:r>
-      <w:r>
-        <w:t>/</w:t>
-      </w:r>
-      <w:r>
-        <w:rPr>
-          <w:rFonts w:ascii="Aptos Mono" w:hAnsi="Aptos Mono"/>
-          <w:sz w:val="16"/>
+          <w:rFonts w:ascii="Consolas" w:hAnsi="Consolas"/>
+          <w:sz w:val="17"/>
         </w:rPr>
         <w:t>trusted-user</w:t>
       </w:r>
       <w:r>
-        <w:t xml:space="preserve">-Node entspricht; auch eine reine </w:t>
-      </w:r>
-      <w:r>
-        <w:rPr>
-          <w:rFonts w:ascii="Aptos Mono" w:hAnsi="Aptos Mono"/>
-          <w:sz w:val="16"/>
-        </w:rPr>
-        <w:t>core:height</w:t>
-      </w:r>
-      <w:r>
-        <w:t>-Änderung bleibt ansonsten unauditiert. Zusätzlich besitzt Solver 1.0 einen globalen Non-Worsening-Gate: verschlechtert die gesamte lokale Korrektur den gemeinsamen Größen-/Brust-/Taillen-/Hüft- bzw. Runtime-Score, wird vollständig auf den auditierten Seed zurückgerollt.</w:t>
+        <w:t>,</w:t>
       </w:r>
     </w:p>
     <w:p>
       <w:pPr>
-        <w:pStyle w:val="Heading2"/>
-        <w:spacing w:before="140" w:after="60"/>
-      </w:pPr>
-      <w:r>
-        <w:t>5.5 Falsifizierbarer 8er Blind-Proof</w:t>
+        <w:pStyle w:val="ListBullet"/>
+        <w:spacing w:after="20"/>
+      </w:pPr>
+      <w:r>
+        <w:rPr>
+          <w:rFonts w:ascii="Consolas" w:hAnsi="Consolas"/>
+          <w:sz w:val="17"/>
+        </w:rPr>
+        <w:t>uncertain</w:t>
+      </w:r>
+      <w:r>
+        <w:t xml:space="preserve"> -&gt; </w:t>
+      </w:r>
+      <w:r>
+        <w:rPr>
+          <w:rFonts w:ascii="Consolas" w:hAnsi="Consolas"/>
+          <w:sz w:val="17"/>
+        </w:rPr>
+        <w:t>frontier-user</w:t>
+      </w:r>
+      <w:r>
+        <w:t>,</w:t>
       </w:r>
     </w:p>
     <w:p>
       <w:pPr>
-        <w:spacing w:after="80" w:line="250" w:lineRule="auto"/>
+        <w:pStyle w:val="ListBullet"/>
+        <w:spacing w:after="20"/>
       </w:pPr>
       <w:r>
         <w:rPr>
-          <w:rFonts w:ascii="Aptos Mono" w:hAnsi="Aptos Mono"/>
-          <w:sz w:val="16"/>
+          <w:rFonts w:ascii="Consolas" w:hAnsi="Consolas"/>
+          <w:sz w:val="17"/>
         </w:rPr>
-        <w:t>SOLV -&gt; BODY BANK SOLVER -&gt; 8er Blind-Proof</w:t>
-      </w:r>
-      <w:r>
-        <w:t xml:space="preserve"> hält acht diverse </w:t>
+        <w:t>rejected</w:t>
+      </w:r>
+      <w:r>
+        <w:t xml:space="preserve"> -&gt; </w:t>
       </w:r>
       <w:r>
         <w:rPr>
-          <w:rFonts w:ascii="Aptos Mono" w:hAnsi="Aptos Mono"/>
-          <w:sz w:val="16"/>
+          <w:rFonts w:ascii="Consolas" w:hAnsi="Consolas"/>
+          <w:sz w:val="17"/>
         </w:rPr>
-        <w:t>trusted</w:t>
-      </w:r>
-      <w:r>
-        <w:t xml:space="preserve"> Körper nacheinander vollständig aus dem Retrieval-Pool heraus.</w:t>
+        <w:t>negative-user</w:t>
+      </w:r>
+      <w:r>
+        <w:t>.</w:t>
       </w:r>
     </w:p>
     <w:p>
       <w:pPr>
-        <w:spacing w:after="80" w:line="250" w:lineRule="auto"/>
-      </w:pPr>
-      <w:r>
-        <w:t>Für jeden versteckten Zielkörper werden Geschlecht und der aus dem Anny-Alterszustand abgeleitete Alterskontext wie bei bekannten Nutzer-Metadaten mitgeführt. Am echten Mesh werden zusätzlich genau vier geometrische Zielwerte erzeugt:</w:t>
-      </w:r>
-    </w:p>
-    <w:p>
-      <w:pPr>
-        <w:pStyle w:val="ListBullet"/>
-        <w:spacing w:after="30"/>
-      </w:pPr>
-      <w:r>
-        <w:t>Körpergröße,</w:t>
-      </w:r>
-    </w:p>
-    <w:p>
-      <w:pPr>
-        <w:pStyle w:val="ListBullet"/>
-        <w:spacing w:after="30"/>
-      </w:pPr>
-      <w:r>
-        <w:t>Brustumfang,</w:t>
-      </w:r>
-    </w:p>
-    <w:p>
-      <w:pPr>
-        <w:pStyle w:val="ListBullet"/>
-        <w:spacing w:after="30"/>
-      </w:pPr>
-      <w:r>
-        <w:t>Taillenumfang,</w:t>
-      </w:r>
-    </w:p>
-    <w:p>
-      <w:pPr>
-        <w:pStyle w:val="ListBullet"/>
-        <w:spacing w:after="30"/>
-      </w:pPr>
-      <w:r>
-        <w:t>Hüft-/Gesäßumfang.</w:t>
-      </w:r>
-    </w:p>
-    <w:p>
-      <w:pPr>
-        <w:spacing w:after="80" w:line="250" w:lineRule="auto"/>
-      </w:pPr>
-      <w:r>
-        <w:t xml:space="preserve">Gewicht wird im Proof absichtlich </w:t>
+        <w:spacing w:after="60"/>
+      </w:pPr>
+      <w:r>
+        <w:t xml:space="preserve">Anny selbst wird nicht trainiert. Mit einem zurückgegebenen Export wird der neue Wissensstand anschließend in den </w:t>
       </w:r>
       <w:r>
         <w:rPr>
           <w:b/>
         </w:rPr>
-        <w:t>weder bewertet noch für die Retrieval-Vorauswahl benutzt</w:t>
-      </w:r>
-      <w:r>
-        <w:t>, weil der Phase-2-Audit kein objektives kg-Label für die Body-Bank-Körper enthält.</w:t>
+        <w:t>kanonischen</w:t>
+      </w:r>
+      <w:r>
+        <w:t xml:space="preserve"> Body-Bank-Index übernommen. Genau das ist in v0.8.29.1 erstmals erfolgt. Auf frischen Geräten filtert der ACTIVE-Modus bereits kanonisch bekannte Seed-Shapes aus und zeigt nur neue Solver-/Grenzkandidaten.</w:t>
       </w:r>
     </w:p>
     <w:p>
       <w:pPr>
-        <w:spacing w:after="80" w:line="250" w:lineRule="auto"/>
-      </w:pPr>
-      <w:r>
-        <w:t>Verglichen werden auf exakt denselben vier Zielwerten:</w:t>
+        <w:pStyle w:val="Heading2"/>
+      </w:pPr>
+      <w:r>
+        <w:t>5.7 BANK-UI und ältere Auditregeln bleiben gültig</w:t>
       </w:r>
     </w:p>
     <w:p>
       <w:pPr>
-        <w:spacing w:after="30"/>
-        <w:ind w:left="198" w:hanging="198"/>
-      </w:pPr>
-      <w:r>
-        <w:t xml:space="preserve">1. </w:t>
-      </w:r>
-      <w:r>
-        <w:t>neutraler gleichgeschlechtlicher Anny-Start, nur in der Statur angepasst,</w:t>
+        <w:spacing w:after="60"/>
+      </w:pPr>
+      <w:r>
+        <w:t>Der menu-safe Dual Viewport, unabhängige Kameras, Last-Interaction-Auswahl, optionales AutoFit pro Viewport, blinde Präsentation, 205-cm-Audit-Cap und das vertagte Kopf-/Head-Fat-Thema bleiben unverändert erhalten.</w:t>
       </w:r>
     </w:p>
     <w:p>
       <w:pPr>
-        <w:spacing w:after="30"/>
-        <w:ind w:left="198" w:hanging="198"/>
-      </w:pPr>
-      <w:r>
-        <w:t xml:space="preserve">2. </w:t>
-      </w:r>
-      <w:r>
-        <w:t>bester Body-Bank-Retrieval-Seed, Zielkörper explizit ausgeschlossen,</w:t>
+        <w:spacing w:after="60"/>
+      </w:pPr>
+      <w:r>
+        <w:t xml:space="preserve">Der bekannte </w:t>
+      </w:r>
+      <w:r>
+        <w:rPr>
+          <w:rFonts w:ascii="Consolas" w:hAnsi="Consolas"/>
+          <w:sz w:val="17"/>
+        </w:rPr>
+        <w:t>shoulderJointBreadth</w:t>
+      </w:r>
+      <w:r>
+        <w:t>-Proxy bleibt aus Retrieval und Auto-Gates ausgeschlossen.</w:t>
       </w:r>
     </w:p>
     <w:p>
       <w:pPr>
-        <w:spacing w:after="30"/>
-        <w:ind w:left="198" w:hanging="198"/>
-      </w:pPr>
-      <w:r>
-        <w:t xml:space="preserve">3. </w:t>
-      </w:r>
-      <w:r>
-        <w:t>derselbe Seed nach dem kleinen Local Fit.</w:t>
+        <w:pStyle w:val="Heading1"/>
+      </w:pPr>
+      <w:r>
+        <w:t>6. Rolle des bisherigen Wissens</w:t>
       </w:r>
     </w:p>
     <w:p>
       <w:pPr>
-        <w:spacing w:after="80" w:line="250" w:lineRule="auto"/>
-      </w:pPr>
-      <w:r>
-        <w:t xml:space="preserve">Die Proof-Vorauswahl nutzt ohne Gewicht nur Statur + Alterskontext; der versteckte Zielkörper selbst ist aus dem Retrieval explizit ausgeschlossen. Der Local Fit besitzt den oben beschriebenen Rollback-Gate. Deshalb berichtet der Proof zusätzlich getrennt, in wie vielen Fällen der Local Fit </w:t>
-      </w:r>
-      <w:r>
-        <w:rPr>
-          <w:b/>
-        </w:rPr>
-        <w:t>tatsächlich verbessert</w:t>
-      </w:r>
-      <w:r>
-        <w:t xml:space="preserve"> und in wie vielen er nur nicht verschlechtert/auf den Seed zurückgerollt hat.</w:t>
-      </w:r>
-    </w:p>
-    <w:p>
-      <w:pPr>
-        <w:spacing w:after="80" w:line="250" w:lineRule="auto"/>
-      </w:pPr>
-      <w:r>
-        <w:rPr>
-          <w:rFonts w:ascii="Aptos Mono" w:hAnsi="Aptos Mono"/>
-          <w:sz w:val="16"/>
-        </w:rPr>
-        <w:t>GO</w:t>
-      </w:r>
-      <w:r>
-        <w:t xml:space="preserve"> wird nur ausgegeben, wenn der mediane Retrieval-Fehler kleiner als der mediane Neutralstart-Fehler ist </w:t>
-      </w:r>
-      <w:r>
-        <w:rPr>
-          <w:b/>
-        </w:rPr>
-        <w:t>und</w:t>
-      </w:r>
-      <w:r>
-        <w:t xml:space="preserve"> der Local-Fit-Median den Retrieval-Median nicht verschlechtert. Es gibt keinen versteckten absoluten Erfolgswert.</w:t>
-      </w:r>
-    </w:p>
-    <w:p>
-      <w:pPr>
-        <w:pStyle w:val="Heading2"/>
-        <w:spacing w:before="140" w:after="60"/>
-      </w:pPr>
-      <w:r>
-        <w:t>5.6 ACTIVE AUDIT · unmittelbares transparentes Lernen</w:t>
-      </w:r>
-    </w:p>
-    <w:p>
-      <w:pPr>
-        <w:spacing w:after="80" w:line="250" w:lineRule="auto"/>
-      </w:pPr>
-      <w:r>
-        <w:rPr>
-          <w:rFonts w:ascii="Aptos Mono" w:hAnsi="Aptos Mono"/>
-          <w:sz w:val="16"/>
-        </w:rPr>
-        <w:t>BANK</w:t>
-      </w:r>
-      <w:r>
-        <w:t xml:space="preserve"> besitzt ab v0.8.29.0 zwei getrennte Modi:</w:t>
-      </w:r>
-    </w:p>
-    <w:p>
-      <w:pPr>
-        <w:pStyle w:val="ListBullet"/>
-        <w:spacing w:after="30"/>
-      </w:pPr>
-      <w:r>
-        <w:rPr>
-          <w:rFonts w:ascii="Aptos Mono" w:hAnsi="Aptos Mono"/>
-          <w:sz w:val="16"/>
-        </w:rPr>
-        <w:t>PHASE 2</w:t>
-      </w:r>
-      <w:r>
-        <w:t>: der bisherige 400er Blind-Audit bleibt vollständig erhalten.</w:t>
-      </w:r>
-    </w:p>
-    <w:p>
-      <w:pPr>
-        <w:pStyle w:val="ListBullet"/>
-        <w:spacing w:after="30"/>
-      </w:pPr>
-      <w:r>
-        <w:rPr>
-          <w:rFonts w:ascii="Aptos Mono" w:hAnsi="Aptos Mono"/>
-          <w:sz w:val="16"/>
-        </w:rPr>
-        <w:t>ACTIVE</w:t>
-      </w:r>
-      <w:r>
-        <w:t>: neue, informationsreiche Kandidaten.</w:t>
-      </w:r>
-    </w:p>
-    <w:p>
-      <w:pPr>
-        <w:spacing w:after="80" w:line="250" w:lineRule="auto"/>
-      </w:pPr>
-      <w:r>
-        <w:t>Der initiale Active-Seed enthält 32 Fälle:</w:t>
-      </w:r>
-    </w:p>
-    <w:p>
-      <w:pPr>
-        <w:pStyle w:val="ListBullet"/>
-        <w:spacing w:after="30"/>
-      </w:pPr>
-      <w:r>
-        <w:t>die 15 eindeutigen bisher ungeprüften Phase-2-Körper,</w:t>
-      </w:r>
-    </w:p>
-    <w:p>
-      <w:pPr>
-        <w:pStyle w:val="ListBullet"/>
-        <w:spacing w:after="30"/>
-      </w:pPr>
-      <w:r>
-        <w:t xml:space="preserve">17 lokale Midpoints an Proportionsfamilien-Grenzen, an denen mindestens ein Nachbar </w:t>
-      </w:r>
-      <w:r>
-        <w:rPr>
-          <w:rFonts w:ascii="Aptos Mono" w:hAnsi="Aptos Mono"/>
-          <w:sz w:val="16"/>
-        </w:rPr>
-        <w:t>frontier</w:t>
-      </w:r>
-      <w:r>
-        <w:t xml:space="preserve"> oder </w:t>
-      </w:r>
-      <w:r>
-        <w:rPr>
-          <w:rFonts w:ascii="Aptos Mono" w:hAnsi="Aptos Mono"/>
-          <w:sz w:val="16"/>
-        </w:rPr>
-        <w:t>negative</w:t>
-      </w:r>
-      <w:r>
-        <w:t xml:space="preserve"> ist.</w:t>
-      </w:r>
-    </w:p>
-    <w:p>
-      <w:pPr>
-        <w:spacing w:after="80" w:line="250" w:lineRule="auto"/>
-      </w:pPr>
-      <w:r>
-        <w:t>Zusätzlich erzeugt der Solver Active-Kandidaten, insbesondere:</w:t>
-      </w:r>
-    </w:p>
-    <w:p>
-      <w:pPr>
-        <w:pStyle w:val="ListBullet"/>
-        <w:spacing w:after="30"/>
-      </w:pPr>
-      <w:r>
-        <w:t>jedes tatsächlich veränderte Local-Fit-Ergebnis,</w:t>
-      </w:r>
-    </w:p>
-    <w:p>
-      <w:pPr>
-        <w:pStyle w:val="ListBullet"/>
-        <w:spacing w:after="30"/>
-      </w:pPr>
-      <w:r>
-        <w:t>enge Retrieval-Ambiguitäten zwischen ähnlich guten Seeds,</w:t>
-      </w:r>
-    </w:p>
-    <w:p>
-      <w:pPr>
-        <w:pStyle w:val="ListBullet"/>
-        <w:spacing w:after="30"/>
-      </w:pPr>
-      <w:r>
-        <w:t>Local-Fits aus dem 8er Proof.</w:t>
-      </w:r>
-    </w:p>
-    <w:p>
-      <w:pPr>
-        <w:spacing w:after="80" w:line="250" w:lineRule="auto"/>
-      </w:pPr>
-      <w:r>
-        <w:t xml:space="preserve">Ein Active-Vote aktualisiert </w:t>
-      </w:r>
-      <w:r>
-        <w:rPr>
-          <w:b/>
-        </w:rPr>
-        <w:t>sofort auf demselben Gerät</w:t>
-      </w:r>
-      <w:r>
-        <w:t xml:space="preserve"> einen transparenten lokalen Learning-Store:</w:t>
-      </w:r>
-    </w:p>
-    <w:p>
-      <w:pPr>
-        <w:pStyle w:val="ListBullet"/>
-        <w:spacing w:after="30"/>
-      </w:pPr>
-      <w:r>
-        <w:rPr>
-          <w:rFonts w:ascii="Aptos Mono" w:hAnsi="Aptos Mono"/>
-          <w:sz w:val="16"/>
-        </w:rPr>
-        <w:t>accepted</w:t>
-      </w:r>
-      <w:r>
-        <w:t xml:space="preserve"> -&gt; </w:t>
-      </w:r>
-      <w:r>
-        <w:rPr>
-          <w:rFonts w:ascii="Aptos Mono" w:hAnsi="Aptos Mono"/>
-          <w:sz w:val="16"/>
-        </w:rPr>
-        <w:t>trusted-user</w:t>
-      </w:r>
-      <w:r>
-        <w:t xml:space="preserve"> und damit zusätzlicher Solver-Seed,</w:t>
-      </w:r>
-    </w:p>
-    <w:p>
-      <w:pPr>
-        <w:pStyle w:val="ListBullet"/>
-        <w:spacing w:after="30"/>
-      </w:pPr>
-      <w:r>
-        <w:rPr>
-          <w:rFonts w:ascii="Aptos Mono" w:hAnsi="Aptos Mono"/>
-          <w:sz w:val="16"/>
-        </w:rPr>
-        <w:t>uncertain</w:t>
-      </w:r>
-      <w:r>
-        <w:t xml:space="preserve"> -&gt; </w:t>
-      </w:r>
-      <w:r>
-        <w:rPr>
-          <w:rFonts w:ascii="Aptos Mono" w:hAnsi="Aptos Mono"/>
-          <w:sz w:val="16"/>
-        </w:rPr>
-        <w:t>frontier-user</w:t>
-      </w:r>
-      <w:r>
-        <w:t>,</w:t>
-      </w:r>
-    </w:p>
-    <w:p>
-      <w:pPr>
-        <w:pStyle w:val="ListBullet"/>
-        <w:spacing w:after="30"/>
-      </w:pPr>
-      <w:r>
-        <w:rPr>
-          <w:rFonts w:ascii="Aptos Mono" w:hAnsi="Aptos Mono"/>
-          <w:sz w:val="16"/>
-        </w:rPr>
-        <w:t>rejected</w:t>
-      </w:r>
-      <w:r>
-        <w:t xml:space="preserve"> -&gt; </w:t>
-      </w:r>
-      <w:r>
-        <w:rPr>
-          <w:rFonts w:ascii="Aptos Mono" w:hAnsi="Aptos Mono"/>
-          <w:sz w:val="16"/>
-        </w:rPr>
-        <w:t>negative-user</w:t>
-      </w:r>
-      <w:r>
-        <w:t>.</w:t>
-      </w:r>
-    </w:p>
-    <w:p>
-      <w:pPr>
-        <w:spacing w:after="80" w:line="250" w:lineRule="auto"/>
-      </w:pPr>
-      <w:r>
-        <w:t>Anny selbst bzw. seine Modellgewichte werden nicht trainiert. Gelernt wird ausschließlich die nachvollziehbare SAMMY-Body-Bank-/Sicherheitsstruktur.</w:t>
-      </w:r>
-    </w:p>
-    <w:p>
-      <w:pPr>
-        <w:pStyle w:val="Heading2"/>
-        <w:spacing w:before="140" w:after="60"/>
-      </w:pPr>
-      <w:r>
-        <w:t>5.7 BANK-UI und ältere Auditregeln bleiben gültig</w:t>
-      </w:r>
-    </w:p>
-    <w:p>
-      <w:pPr>
-        <w:spacing w:after="80" w:line="250" w:lineRule="auto"/>
-      </w:pPr>
-      <w:r>
-        <w:t>Der menu-safe Dual Viewport, unabhängige Kameras, Last-Interaction-Auswahl, optionales AutoFit pro Viewport, blinde Präsentation, 205-cm-Audit-Cap und das vertagte Kopf-/Head-Fat-Thema bleiben unverändert erhalten.</w:t>
-      </w:r>
-    </w:p>
-    <w:p>
-      <w:pPr>
-        <w:spacing w:after="80" w:line="250" w:lineRule="auto"/>
-      </w:pPr>
-      <w:r>
-        <w:t xml:space="preserve">Zusätzlich ist der Resume-Pfad korrigiert: Wenn eine gespeicherte Sitzung am Ende steht, aber frühere </w:t>
-      </w:r>
-      <w:r>
-        <w:rPr>
-          <w:rFonts w:ascii="Aptos Mono" w:hAnsi="Aptos Mono"/>
-          <w:sz w:val="16"/>
-        </w:rPr>
-        <w:t>unchecked</w:t>
-      </w:r>
-      <w:r>
-        <w:t>-Fälle enthält, springt BANK beim erneuten Öffnen auf den ersten noch offenen Fall statt diese still zu übergehen.</w:t>
-      </w:r>
-    </w:p>
-    <w:p>
-      <w:pPr>
-        <w:pStyle w:val="Heading1"/>
-        <w:spacing w:before="140" w:after="60"/>
-      </w:pPr>
-      <w:r>
-        <w:t>6. Rolle des bisherigen Wissens</w:t>
-      </w:r>
-    </w:p>
-    <w:p>
-      <w:pPr>
-        <w:spacing w:after="80" w:line="250" w:lineRule="auto"/>
+        <w:spacing w:after="60"/>
       </w:pPr>
       <w:r>
         <w:t xml:space="preserve">Die bisherige Arbeit wird </w:t>
@@ -1670,7 +1372,7 @@
     </w:p>
     <w:p>
       <w:pPr>
-        <w:spacing w:after="80" w:line="250" w:lineRule="auto"/>
+        <w:spacing w:after="60"/>
       </w:pPr>
       <w:r>
         <w:t>Weiterzuverwenden sind insbesondere:</w:t>
@@ -1679,7 +1381,7 @@
     <w:p>
       <w:pPr>
         <w:pStyle w:val="ListBullet"/>
-        <w:spacing w:after="30"/>
+        <w:spacing w:after="20"/>
       </w:pPr>
       <w:r>
         <w:t>Landmark- und Messdefinitionen,</w:t>
@@ -1688,7 +1390,7 @@
     <w:p>
       <w:pPr>
         <w:pStyle w:val="ListBullet"/>
-        <w:spacing w:after="30"/>
+        <w:spacing w:after="20"/>
       </w:pPr>
       <w:r>
         <w:t>geometrische Messoperatoren und Region-Masks,</w:t>
@@ -1697,7 +1399,7 @@
     <w:p>
       <w:pPr>
         <w:pStyle w:val="ListBullet"/>
-        <w:spacing w:after="30"/>
+        <w:spacing w:after="20"/>
       </w:pPr>
       <w:r>
         <w:t>Symmetrie-Regeln,</w:t>
@@ -1706,7 +1408,7 @@
     <w:p>
       <w:pPr>
         <w:pStyle w:val="ListBullet"/>
-        <w:spacing w:after="30"/>
+        <w:spacing w:after="20"/>
       </w:pPr>
       <w:r>
         <w:t>Morph Influence Atlas,</w:t>
@@ -1715,7 +1417,7 @@
     <w:p>
       <w:pPr>
         <w:pStyle w:val="ListBullet"/>
-        <w:spacing w:after="30"/>
+        <w:spacing w:after="20"/>
       </w:pPr>
       <w:r>
         <w:t>Morph Observatory / Skelettreaktionen,</w:t>
@@ -1724,7 +1426,7 @@
     <w:p>
       <w:pPr>
         <w:pStyle w:val="ListBullet"/>
-        <w:spacing w:after="30"/>
+        <w:spacing w:after="20"/>
       </w:pPr>
       <w:r>
         <w:t>gekoppelte Morph-/Slidergruppen,</w:t>
@@ -1733,7 +1435,7 @@
     <w:p>
       <w:pPr>
         <w:pStyle w:val="ListBullet"/>
-        <w:spacing w:after="30"/>
+        <w:spacing w:after="20"/>
       </w:pPr>
       <w:r>
         <w:t>Stabilitäts- und Regressions-Gates,</w:t>
@@ -1742,7 +1444,7 @@
     <w:p>
       <w:pPr>
         <w:pStyle w:val="ListBullet"/>
-        <w:spacing w:after="30"/>
+        <w:spacing w:after="20"/>
       </w:pPr>
       <w:r>
         <w:t>ANSUR-/Studienwissen als Mess- und Plausibilitätsreferenz,</w:t>
@@ -1751,7 +1453,7 @@
     <w:p>
       <w:pPr>
         <w:pStyle w:val="ListBullet"/>
-        <w:spacing w:after="30"/>
+        <w:spacing w:after="20"/>
       </w:pPr>
       <w:r>
         <w:t>Solver-Fehlschläge als Information über ungeeignete Freiheitsgrade und Cross-Region-Risiken.</w:t>
@@ -1759,7 +1461,7 @@
     </w:p>
     <w:p>
       <w:pPr>
-        <w:spacing w:after="80" w:line="250" w:lineRule="auto"/>
+        <w:spacing w:after="60"/>
       </w:pPr>
       <w:r>
         <w:t>Diese Informationen sollen den Body-Bank-Generator, automatische Plausibilitätschecks und spätere lokale Fitter begrenzen, nicht erneut einen freien globalen Solver rechtfertigen.</w:t>
@@ -1768,7 +1470,6 @@
     <w:p>
       <w:pPr>
         <w:pStyle w:val="Heading1"/>
-        <w:spacing w:before="140" w:after="60"/>
       </w:pPr>
       <w:r>
         <w:t>7. ANSUR / externe Studien</w:t>
@@ -1776,7 +1477,7 @@
     </w:p>
     <w:p>
       <w:pPr>
-        <w:spacing w:after="80" w:line="250" w:lineRule="auto"/>
+        <w:spacing w:after="60"/>
       </w:pPr>
       <w:r>
         <w:t xml:space="preserve">ANSUR bleibt wertvoll für präzise Messdefinitionen, Landmark-Protokolle, Posen, Messfehler und historische Vergleichstests. Es ist </w:t>
@@ -1793,7 +1494,7 @@
     </w:p>
     <w:p>
       <w:pPr>
-        <w:spacing w:after="80" w:line="250" w:lineRule="auto"/>
+        <w:spacing w:after="60"/>
       </w:pPr>
       <w:r>
         <w:t>Externe Populationsdaten können später genutzt werden, um aus wenigen Nutzerdaten plausible fehlende Maße bzw. Lookup-Ziele zu schätzen. Die aktuelle Body-Bank-Phase soll jedoch nicht erneut durch einen Studienwechsel blockiert werden.</w:t>
@@ -1802,7 +1503,6 @@
     <w:p>
       <w:pPr>
         <w:pStyle w:val="Heading1"/>
-        <w:spacing w:before="140" w:after="60"/>
       </w:pPr>
       <w:r>
         <w:t>8. Produktionspfad vs. Forschungsarchiv</w:t>
@@ -1811,7 +1511,6 @@
     <w:p>
       <w:pPr>
         <w:pStyle w:val="Heading2"/>
-        <w:spacing w:before="140" w:after="60"/>
       </w:pPr>
       <w:r>
         <w:t>Aktueller Produktions-/Produktpfad</w:t>
@@ -1820,7 +1519,7 @@
     <w:p>
       <w:pPr>
         <w:pStyle w:val="ListBullet"/>
-        <w:spacing w:after="30"/>
+        <w:spacing w:after="20"/>
       </w:pPr>
       <w:r>
         <w:rPr>
@@ -1833,8 +1532,8 @@
       </w:r>
       <w:r>
         <w:rPr>
-          <w:rFonts w:ascii="Aptos Mono" w:hAnsi="Aptos Mono"/>
-          <w:sz w:val="16"/>
+          <w:rFonts w:ascii="Consolas" w:hAnsi="Consolas"/>
+          <w:sz w:val="17"/>
         </w:rPr>
         <w:t>trusted</w:t>
       </w:r>
@@ -1845,12 +1544,12 @@
     <w:p>
       <w:pPr>
         <w:pStyle w:val="ListBullet"/>
-        <w:spacing w:after="30"/>
+        <w:spacing w:after="20"/>
       </w:pPr>
       <w:r>
         <w:rPr>
-          <w:rFonts w:ascii="Aptos Mono" w:hAnsi="Aptos Mono"/>
-          <w:sz w:val="16"/>
+          <w:rFonts w:ascii="Consolas" w:hAnsi="Consolas"/>
+          <w:sz w:val="17"/>
         </w:rPr>
         <w:t>BANK -&gt; ACTIVE</w:t>
       </w:r>
@@ -1861,7 +1560,7 @@
     <w:p>
       <w:pPr>
         <w:pStyle w:val="ListBullet"/>
-        <w:spacing w:after="30"/>
+        <w:spacing w:after="20"/>
       </w:pPr>
       <w:r>
         <w:t>Body Fit v1.2 aus v0.8.27.2 bleibt unverändert als Vergleich/Fallback-Prototyp verfügbar, ist aber nicht mehr der bevorzugte Körperaufbaupfad.</w:t>
@@ -1870,7 +1569,7 @@
     <w:p>
       <w:pPr>
         <w:pStyle w:val="ListBullet"/>
-        <w:spacing w:after="30"/>
+        <w:spacing w:after="20"/>
       </w:pPr>
       <w:r>
         <w:t>Der menu-safe Dual Viewport und die bisherigen Phase-2-Auditdaten bleiben erhalten.</w:t>
@@ -1879,7 +1578,6 @@
     <w:p>
       <w:pPr>
         <w:pStyle w:val="Heading2"/>
-        <w:spacing w:before="140" w:after="60"/>
       </w:pPr>
       <w:r>
         <w:t>Forschungsarchiv</w:t>
@@ -1887,7 +1585,7 @@
     </w:p>
     <w:p>
       <w:pPr>
-        <w:spacing w:after="80" w:line="250" w:lineRule="auto"/>
+        <w:spacing w:after="60"/>
       </w:pPr>
       <w:r>
         <w:t>Weiter verfügbar, aber nicht automatisch Produktionsarchitektur:</w:t>
@@ -1896,7 +1594,7 @@
     <w:p>
       <w:pPr>
         <w:pStyle w:val="ListBullet"/>
-        <w:spacing w:after="30"/>
+        <w:spacing w:after="20"/>
       </w:pPr>
       <w:r>
         <w:t>Solver24,</w:t>
@@ -1905,7 +1603,7 @@
     <w:p>
       <w:pPr>
         <w:pStyle w:val="ListBullet"/>
-        <w:spacing w:after="30"/>
+        <w:spacing w:after="20"/>
       </w:pPr>
       <w:r>
         <w:t>Solver V2 Proof,</w:t>
@@ -1914,7 +1612,7 @@
     <w:p>
       <w:pPr>
         <w:pStyle w:val="ListBullet"/>
-        <w:spacing w:after="30"/>
+        <w:spacing w:after="20"/>
       </w:pPr>
       <w:r>
         <w:t>Real-ANSUR-Stress,</w:t>
@@ -1923,7 +1621,7 @@
     <w:p>
       <w:pPr>
         <w:pStyle w:val="ListBullet"/>
-        <w:spacing w:after="30"/>
+        <w:spacing w:after="20"/>
       </w:pPr>
       <w:r>
         <w:t>Pragmatic Repair / Residual Convergence,</w:t>
@@ -1932,7 +1630,7 @@
     <w:p>
       <w:pPr>
         <w:pStyle w:val="ListBullet"/>
-        <w:spacing w:after="30"/>
+        <w:spacing w:after="20"/>
       </w:pPr>
       <w:r>
         <w:t>Morph &lt;-&gt; Messebene Alignment,</w:t>
@@ -1941,7 +1639,7 @@
     <w:p>
       <w:pPr>
         <w:pStyle w:val="ListBullet"/>
-        <w:spacing w:after="30"/>
+        <w:spacing w:after="20"/>
       </w:pPr>
       <w:r>
         <w:t>Solver Shape Layer,</w:t>
@@ -1950,15 +1648,15 @@
     <w:p>
       <w:pPr>
         <w:pStyle w:val="ListBullet"/>
-        <w:spacing w:after="30"/>
+        <w:spacing w:after="20"/>
       </w:pPr>
       <w:r>
         <w:t>Legacy Blind Audit (</w:t>
       </w:r>
       <w:r>
         <w:rPr>
-          <w:rFonts w:ascii="Aptos Mono" w:hAnsi="Aptos Mono"/>
-          <w:sz w:val="16"/>
+          <w:rFonts w:ascii="Consolas" w:hAnsi="Consolas"/>
+          <w:sz w:val="17"/>
         </w:rPr>
         <w:t>AUDT</w:t>
       </w:r>
@@ -1968,7 +1666,7 @@
     </w:p>
     <w:p>
       <w:pPr>
-        <w:spacing w:after="80" w:line="250" w:lineRule="auto"/>
+        <w:spacing w:after="60"/>
       </w:pPr>
       <w:r>
         <w:t>Diese Pfade dürfen als Diagnose, Vergleich oder Datenquelle genutzt werden. Ein fehlgeschlagener Body-Bank-Test ist kein automatischer Auftrag, zu einem alten globalen Solver zurückzukehren.</w:t>
@@ -1977,7 +1675,6 @@
     <w:p>
       <w:pPr>
         <w:pStyle w:val="Heading1"/>
-        <w:spacing w:before="140" w:after="60"/>
       </w:pPr>
       <w:r>
         <w:t>9. Nicht verhandelbare technische Regeln</w:t>
@@ -1986,7 +1683,7 @@
     <w:p>
       <w:pPr>
         <w:pStyle w:val="ListBullet"/>
-        <w:spacing w:after="30"/>
+        <w:spacing w:after="20"/>
       </w:pPr>
       <w:r>
         <w:t>Anatomische Regionen bleiben strikt getrennt; Torsomaße dürfen keine Arme fangen.</w:t>
@@ -1995,7 +1692,7 @@
     <w:p>
       <w:pPr>
         <w:pStyle w:val="ListBullet"/>
-        <w:spacing w:after="30"/>
+        <w:spacing w:after="20"/>
       </w:pPr>
       <w:r>
         <w:t>Symmetrische Parameter müssen bilateral konsistent wirken, sofern kein expliziter asymmetrischer Modus vorliegt.</w:t>
@@ -2004,7 +1701,7 @@
     <w:p>
       <w:pPr>
         <w:pStyle w:val="ListBullet"/>
-        <w:spacing w:after="30"/>
+        <w:spacing w:after="20"/>
       </w:pPr>
       <w:r>
         <w:t>Morphs dürfen nur für fachlich passende Körperregionen geroutet werden.</w:t>
@@ -2013,7 +1710,7 @@
     <w:p>
       <w:pPr>
         <w:pStyle w:val="ListBullet"/>
-        <w:spacing w:after="30"/>
+        <w:spacing w:after="20"/>
       </w:pPr>
       <w:r>
         <w:t>Gekoppelte Formänderungen (z. B. Width + Depth für einen Umfang) dürfen als semantischer Controller behandelt werden, wenn dies geometrisch sinnvoll ist.</w:t>
@@ -2022,7 +1719,7 @@
     <w:p>
       <w:pPr>
         <w:pStyle w:val="ListBullet"/>
-        <w:spacing w:after="30"/>
+        <w:spacing w:after="20"/>
       </w:pPr>
       <w:r>
         <w:t>Messfehler, Mesh-Limit, Lookup-Abdeckung und Fitterfehler müssen separat diagnostizierbar bleiben.</w:t>
@@ -2031,7 +1728,7 @@
     <w:p>
       <w:pPr>
         <w:pStyle w:val="ListBullet"/>
-        <w:spacing w:after="30"/>
+        <w:spacing w:after="20"/>
       </w:pPr>
       <w:r>
         <w:t>iPhone/Safari-Tauglichkeit und Resume/Persistenz sind Pflicht.</w:t>
@@ -2040,229 +1737,261 @@
     <w:p>
       <w:pPr>
         <w:pStyle w:val="Heading1"/>
-        <w:spacing w:before="140" w:after="60"/>
-      </w:pPr>
-      <w:r>
-        <w:t>10. Nächster Gate nach v0.8.29.0</w:t>
+      </w:pPr>
+      <w:r>
+        <w:t>10. Nächster Gate nach v0.8.29.1</w:t>
       </w:r>
     </w:p>
     <w:p>
       <w:pPr>
-        <w:spacing w:after="80" w:line="250" w:lineRule="auto"/>
-      </w:pPr>
-      <w:r>
-        <w:t xml:space="preserve">Der nächste Entscheidungs-Gate ist jetzt </w:t>
+        <w:spacing w:after="60"/>
+      </w:pPr>
+      <w:r>
+        <w:t xml:space="preserve">Der Architektur-Pfad bleibt aktiv, aber die nächste Freigabe trennt </w:t>
       </w:r>
       <w:r>
         <w:rPr>
           <w:b/>
         </w:rPr>
-        <w:t>nicht</w:t>
-      </w:r>
-      <w:r>
-        <w:t xml:space="preserve"> ein weiterer großer Zufallsaudit, sondern die neue Solverarchitektur selbst.</w:t>
+        <w:t>Solverarchitektur</w:t>
+      </w:r>
+      <w:r>
+        <w:t xml:space="preserve"> und </w:t>
+      </w:r>
+      <w:r>
+        <w:rPr>
+          <w:b/>
+        </w:rPr>
+        <w:t>Messqualität</w:t>
+      </w:r>
+      <w:r>
+        <w:t xml:space="preserve"> ausdrücklich.</w:t>
       </w:r>
     </w:p>
     <w:p>
       <w:pPr>
         <w:pStyle w:val="Heading2"/>
-        <w:spacing w:before="140" w:after="60"/>
-      </w:pPr>
-      <w:r>
-        <w:t>Gate A · 8er Blind-Proof</w:t>
+      </w:pPr>
+      <w:r>
+        <w:t>Gate A · 8er Blind-Proof v1.1</w:t>
       </w:r>
     </w:p>
     <w:p>
       <w:pPr>
-        <w:spacing w:after="80" w:line="250" w:lineRule="auto"/>
-      </w:pPr>
-      <w:r>
-        <w:t>Der Proof muss mindestens zeigen:</w:t>
+        <w:spacing w:after="60"/>
+      </w:pPr>
+      <w:r>
+        <w:t>Der Proof wird nach dem Hotfix erneut ausgeführt. Er muss mindestens zeigen:</w:t>
       </w:r>
     </w:p>
     <w:p>
       <w:pPr>
-        <w:spacing w:after="30"/>
+        <w:spacing w:after="20"/>
         <w:ind w:left="198" w:hanging="198"/>
       </w:pPr>
       <w:r>
         <w:t xml:space="preserve">1. </w:t>
       </w:r>
       <w:r>
-        <w:t>Retrieval-Median &lt; höhenangepasster Neutralstart-Median.</w:t>
+        <w:t>Acht technisch gültige Holdouts nach Measurement-Sanity-Gate.</w:t>
       </w:r>
     </w:p>
     <w:p>
       <w:pPr>
-        <w:spacing w:after="30"/>
+        <w:spacing w:after="20"/>
         <w:ind w:left="198" w:hanging="198"/>
       </w:pPr>
       <w:r>
         <w:t xml:space="preserve">2. </w:t>
       </w:r>
       <w:r>
-        <w:t>Local-Fit-Median &lt;= Retrieval-Median.</w:t>
+        <w:t>Retrieval-Median &lt; höhenangepasster Neutralstart-Median.</w:t>
       </w:r>
     </w:p>
     <w:p>
       <w:pPr>
-        <w:spacing w:after="30"/>
+        <w:spacing w:after="20"/>
         <w:ind w:left="198" w:hanging="198"/>
       </w:pPr>
       <w:r>
         <w:t xml:space="preserve">3. </w:t>
       </w:r>
       <w:r>
-        <w:t>Kein Cross-Region-Controller und keine freie globale Weight/Muscle-Suche wurde dafür benötigt.</w:t>
+        <w:t>Local-Fit-Median &lt;= Retrieval-Median.</w:t>
       </w:r>
     </w:p>
     <w:p>
       <w:pPr>
-        <w:spacing w:after="30"/>
+        <w:spacing w:after="20"/>
         <w:ind w:left="198" w:hanging="198"/>
       </w:pPr>
       <w:r>
         <w:t xml:space="preserve">4. </w:t>
       </w:r>
       <w:r>
-        <w:t>Die Ergebnisse bleiben technisch gültig und innerhalb des 205-cm-Produkt-/Auditbereichs.</w:t>
+        <w:t>Kein Cross-Region-Controller und keine freie globale Weight/Muscle-Suche wurde dafür benötigt.</w:t>
       </w:r>
     </w:p>
     <w:p>
       <w:pPr>
-        <w:spacing w:after="80" w:line="250" w:lineRule="auto"/>
-      </w:pPr>
-      <w:r>
-        <w:t xml:space="preserve">Wenn Gate A </w:t>
+        <w:spacing w:after="20"/>
+        <w:ind w:left="198" w:hanging="198"/>
+      </w:pPr>
+      <w:r>
+        <w:t xml:space="preserve">5. </w:t>
       </w:r>
       <w:r>
         <w:rPr>
-          <w:rFonts w:ascii="Aptos Mono" w:hAnsi="Aptos Mono"/>
-          <w:sz w:val="16"/>
+          <w:rFonts w:ascii="Consolas" w:hAnsi="Consolas"/>
+          <w:sz w:val="17"/>
+        </w:rPr>
+        <w:t>skippedTargets</w:t>
+      </w:r>
+      <w:r>
+        <w:t xml:space="preserve"> dokumentiert jeden wegen katastrophaler Messung verworfenen Holdout.</w:t>
+      </w:r>
+    </w:p>
+    <w:p>
+      <w:pPr>
+        <w:spacing w:after="60"/>
+      </w:pPr>
+      <w:r>
+        <w:t xml:space="preserve">Ein erneutes </w:t>
+      </w:r>
+      <w:r>
+        <w:rPr>
+          <w:rFonts w:ascii="Consolas" w:hAnsi="Consolas"/>
+          <w:sz w:val="17"/>
         </w:rPr>
         <w:t>GO</w:t>
       </w:r>
       <w:r>
-        <w:t xml:space="preserve"> ergibt, wird die Body Bank schrittweise größer und der Retrieval-Index um reale/stabile Eingabemaße erweitert.</w:t>
+        <w:t xml:space="preserve"> bestätigt die </w:t>
+      </w:r>
+      <w:r>
+        <w:rPr>
+          <w:b/>
+        </w:rPr>
+        <w:t>Body-Bank-Solverarchitektur</w:t>
+      </w:r>
+      <w:r>
+        <w:t>, nicht automatisch die anthropometrische Gültigkeit jedes verwendeten Umfangsmaßes.</w:t>
       </w:r>
     </w:p>
     <w:p>
       <w:pPr>
         <w:pStyle w:val="Heading2"/>
-        <w:spacing w:before="140" w:after="60"/>
-      </w:pPr>
-      <w:r>
-        <w:t>Gate B · Active Audit</w:t>
+      </w:pPr>
+      <w:r>
+        <w:t>Gate B · manueller Runtime-Solver</w:t>
       </w:r>
     </w:p>
     <w:p>
       <w:pPr>
-        <w:spacing w:after="80" w:line="250" w:lineRule="auto"/>
-      </w:pPr>
-      <w:r>
-        <w:t xml:space="preserve">Die vom Solver erzeugten neuen Körper werden in </w:t>
+        <w:spacing w:after="60"/>
+      </w:pPr>
+      <w:r>
+        <w:t xml:space="preserve">Der reparierte Button </w:t>
       </w:r>
       <w:r>
         <w:rPr>
-          <w:rFonts w:ascii="Aptos Mono" w:hAnsi="Aptos Mono"/>
-          <w:sz w:val="16"/>
+          <w:rFonts w:ascii="Consolas" w:hAnsi="Consolas"/>
+          <w:sz w:val="17"/>
         </w:rPr>
-        <w:t>BANK -&gt; ACTIVE</w:t>
-      </w:r>
-      <w:r>
-        <w:t xml:space="preserve"> blind bewertet. Wichtig ist nicht die Menge, sondern der Informationsgewinn an tatsächlich benutzten Solverregionen.</w:t>
+        <w:t>1 · Bank suchen</w:t>
+      </w:r>
+      <w:r>
+        <w:t xml:space="preserve"> muss auf iPhone/Safari einen Top-5-Retrieval-Lauf ohne JavaScript-Fehler durchführen. Danach muss </w:t>
+      </w:r>
+      <w:r>
+        <w:rPr>
+          <w:rFonts w:ascii="Consolas" w:hAnsi="Consolas"/>
+          <w:sz w:val="17"/>
+        </w:rPr>
+        <w:t>2 · Lokal fitten</w:t>
+      </w:r>
+      <w:r>
+        <w:t xml:space="preserve"> entweder den gemeinsamen Score verbessern/erhalten oder vollständig auf den auditierten Seed zurückrollen. Der Solver-JSON-Export muss Retrieval, eventuelle Measurement-Sanity-Rejects, Local Trace und Safety-Status enthalten.</w:t>
       </w:r>
     </w:p>
     <w:p>
       <w:pPr>
-        <w:spacing w:after="80" w:line="250" w:lineRule="auto"/>
-      </w:pPr>
-      <w:r>
-        <w:t>Zu prüfen ist insbesondere:</w:t>
+        <w:pStyle w:val="Heading2"/>
+      </w:pPr>
+      <w:r>
+        <w:t>Gate C · neue Solverzustände im ACTIVE Audit</w:t>
       </w:r>
     </w:p>
     <w:p>
       <w:pPr>
-        <w:pStyle w:val="ListBullet"/>
-        <w:spacing w:after="30"/>
-      </w:pPr>
-      <w:r>
-        <w:t>ob Local-Fit-Ergebnisse überwiegend akzeptiert werden,</w:t>
+        <w:spacing w:after="60"/>
+      </w:pPr>
+      <w:r>
+        <w:t xml:space="preserve">Die 32 bereits bewerteten Active-Fälle sind in v0.8.29.1 kanonisch eingearbeitet. Künftig werden primär </w:t>
+      </w:r>
+      <w:r>
+        <w:rPr>
+          <w:b/>
+        </w:rPr>
+        <w:t>neu vom Proof oder manuellen Solver erzeugte</w:t>
+      </w:r>
+      <w:r>
+        <w:t xml:space="preserve"> Kandidaten blind auditiert. Accepted-Votes dürfen erst dann neue kanonische Seeds werden, wenn der Export zurückgegeben und in den Projektindex übernommen wurde; lokal auf demselben Gerät können sie sofort als </w:t>
+      </w:r>
+      <w:r>
+        <w:rPr>
+          <w:rFonts w:ascii="Consolas" w:hAnsi="Consolas"/>
+          <w:sz w:val="17"/>
+        </w:rPr>
+        <w:t>trusted-user</w:t>
+      </w:r>
+      <w:r>
+        <w:t xml:space="preserve"> wirken.</w:t>
       </w:r>
     </w:p>
     <w:p>
       <w:pPr>
-        <w:pStyle w:val="ListBullet"/>
-        <w:spacing w:after="30"/>
-      </w:pPr>
-      <w:r>
-        <w:t>ob Retrieval-Ambiguitäten durch zusätzliche Human-Votes auflösbar werden,</w:t>
+        <w:pStyle w:val="Heading2"/>
+      </w:pPr>
+      <w:r>
+        <w:t>Gate D · Messqualität vor weiterem Solver-Ausbau</w:t>
       </w:r>
     </w:p>
     <w:p>
       <w:pPr>
-        <w:pStyle w:val="ListBullet"/>
-        <w:spacing w:after="30"/>
-      </w:pPr>
-      <w:r>
-        <w:t>ob Accepted-Active-Körper als neue Seeds die spätere Retrieval-Qualität verbessern,</w:t>
+        <w:spacing w:after="60"/>
+      </w:pPr>
+      <w:r>
+        <w:t>Bevor Brust/Hüfte als verlässliche Produkt-Eingaben oder harte Erfolgsmetriken gelten, müssen deren Messdefinition und Mesh-Messung separat qualifiziert werden. Der technische Sanity-Gate ist nur ein Crash-/Ausreißerschutz und ersetzt diese Prüfung nicht. Weitere Freiheitsgrade oder neue Zielmaße werden erst ergänzt, wenn sie geometrisch stabil messbar und durch anatomisch passende Controller kontrollierbar sind.</w:t>
       </w:r>
     </w:p>
     <w:p>
       <w:pPr>
-        <w:pStyle w:val="ListBullet"/>
-        <w:spacing w:after="30"/>
-      </w:pPr>
-      <w:r>
-        <w:t>ob Rejections lokal bleiben und keine falschen globalen Grenzen erzeugen.</w:t>
+        <w:spacing w:after="60"/>
+      </w:pPr>
+      <w:r>
+        <w:t>Das vertagte Kopfgrößen-/Head-Fat-Thema bleibt außerhalb dieses Gates und wird später mit absolutem Größenbezug separat geprüft.</w:t>
       </w:r>
     </w:p>
     <w:p>
       <w:pPr>
-        <w:pStyle w:val="Heading2"/>
-        <w:spacing w:before="140" w:after="60"/>
-      </w:pPr>
-      <w:r>
-        <w:t>Gate C · danach erst Solver-Ausbau</w:t>
+        <w:pStyle w:val="Heading1"/>
+      </w:pPr>
+      <w:r>
+        <w:t>11. Abbruch-/Entscheidungsregel</w:t>
       </w:r>
     </w:p>
     <w:p>
       <w:pPr>
-        <w:spacing w:after="80" w:line="250" w:lineRule="auto"/>
-      </w:pPr>
-      <w:r>
-        <w:t>Erst nach A/B werden weitere Freiheitsgrade oder zusätzliche Nutzereingaben ergänzt. Bevorzugt werden nur Maße, die geometrisch stabil messbar und durch lokale anatomisch passende Controller kontrollierbar sind.</w:t>
+        <w:spacing w:after="60"/>
+      </w:pPr>
+      <w:r>
+        <w:t>Wenn bereits der konservative Anny-Core-Raum überwiegend unplausibel ist oder sich keine ausreichend zusammenhängende akzeptierte Körperbank aufbauen lässt, wird nicht automatisch ein noch komplexerer Solver gebaut. Dann muss die Eignung von Anny als Basismodell selbst neu bewertet werden.</w:t>
       </w:r>
     </w:p>
     <w:p>
       <w:pPr>
-        <w:spacing w:after="80" w:line="250" w:lineRule="auto"/>
-      </w:pPr>
-      <w:r>
-        <w:t>Das vertagte Kopfgrößen-/Head-Fat-Thema bleibt außerhalb dieses Gates und wird später mit absolutem Größenbezug separat geprüft.</w:t>
-      </w:r>
-    </w:p>
-    <w:p>
-      <w:pPr>
         <w:pStyle w:val="Heading1"/>
-        <w:spacing w:before="140" w:after="60"/>
-      </w:pPr>
-      <w:r>
-        <w:t>11. Abbruch-/Entscheidungsregel</w:t>
-      </w:r>
-    </w:p>
-    <w:p>
-      <w:pPr>
-        <w:spacing w:after="80" w:line="250" w:lineRule="auto"/>
-      </w:pPr>
-      <w:r>
-        <w:t>Wenn bereits der konservative Anny-Core-Raum überwiegend unplausibel ist oder sich keine ausreichend zusammenhängende akzeptierte Körperbank aufbauen lässt, wird nicht automatisch ein noch komplexerer Solver gebaut. Dann muss die Eignung von Anny als Basismodell selbst neu bewertet werden.</w:t>
-      </w:r>
-    </w:p>
-    <w:p>
-      <w:pPr>
-        <w:pStyle w:val="Heading1"/>
-        <w:spacing w:before="140" w:after="60"/>
       </w:pPr>
       <w:r>
         <w:t>12. Änderungsprotokoll</w:t>
@@ -2273,28 +2002,35 @@
         <w:tblStyle w:val="TableGrid"/>
         <w:tblW w:type="auto" w:w="0"/>
         <w:jc w:val="center"/>
-        <w:tblLayout w:type="autofit"/>
         <w:tblLook w:firstColumn="1" w:firstRow="1" w:lastColumn="0" w:lastRow="0" w:noHBand="0" w:noVBand="1" w:val="04A0"/>
       </w:tblPr>
       <w:tblGrid>
-        <w:gridCol w:w="3437"/>
-        <w:gridCol w:w="3437"/>
-        <w:gridCol w:w="3437"/>
+        <w:gridCol w:w="3494"/>
+        <w:gridCol w:w="3494"/>
+        <w:gridCol w:w="3494"/>
       </w:tblGrid>
       <w:tr>
+        <w:trPr>
+          <w:tblHeader w:val="true"/>
+        </w:trPr>
         <w:tc>
           <w:tcPr>
-            <w:tcW w:type="dxa" w:w="3437"/>
+            <w:tcW w:type="dxa" w:w="3494"/>
             <w:vAlign w:val="top"/>
           </w:tcPr>
           <w:p>
-            <w:pPr>
-              <w:spacing w:after="0"/>
-            </w:pPr>
             <w:r>
               <w:rPr>
+                <w:rFonts w:ascii="Arial" w:hAnsi="Arial"/>
                 <w:b/>
-                <w:sz w:val="14"/>
+                <w:sz w:val="15"/>
+              </w:rPr>
+            </w:r>
+            <w:r>
+              <w:rPr>
+                <w:rFonts w:ascii="Arial" w:hAnsi="Arial"/>
+                <w:b/>
+                <w:sz w:val="15"/>
               </w:rPr>
               <w:t>Version</w:t>
             </w:r>
@@ -2302,17 +2038,22 @@
         </w:tc>
         <w:tc>
           <w:tcPr>
-            <w:tcW w:type="dxa" w:w="3437"/>
+            <w:tcW w:type="dxa" w:w="3494"/>
             <w:vAlign w:val="top"/>
           </w:tcPr>
           <w:p>
-            <w:pPr>
-              <w:spacing w:after="0"/>
-            </w:pPr>
             <w:r>
               <w:rPr>
+                <w:rFonts w:ascii="Arial" w:hAnsi="Arial"/>
                 <w:b/>
-                <w:sz w:val="14"/>
+                <w:sz w:val="15"/>
+              </w:rPr>
+            </w:r>
+            <w:r>
+              <w:rPr>
+                <w:rFonts w:ascii="Arial" w:hAnsi="Arial"/>
+                <w:b/>
+                <w:sz w:val="15"/>
               </w:rPr>
               <w:t>Datum</w:t>
             </w:r>
@@ -2320,17 +2061,22 @@
         </w:tc>
         <w:tc>
           <w:tcPr>
-            <w:tcW w:type="dxa" w:w="3437"/>
+            <w:tcW w:type="dxa" w:w="3494"/>
             <w:vAlign w:val="top"/>
           </w:tcPr>
           <w:p>
-            <w:pPr>
-              <w:spacing w:after="0"/>
-            </w:pPr>
             <w:r>
               <w:rPr>
+                <w:rFonts w:ascii="Arial" w:hAnsi="Arial"/>
                 <w:b/>
-                <w:sz w:val="14"/>
+                <w:sz w:val="15"/>
+              </w:rPr>
+            </w:r>
+            <w:r>
+              <w:rPr>
+                <w:rFonts w:ascii="Arial" w:hAnsi="Arial"/>
+                <w:b/>
+                <w:sz w:val="15"/>
               </w:rPr>
               <w:t>Änderung</w:t>
             </w:r>
@@ -2340,17 +2086,22 @@
       <w:tr>
         <w:tc>
           <w:tcPr>
-            <w:tcW w:type="dxa" w:w="3437"/>
+            <w:tcW w:type="dxa" w:w="3494"/>
             <w:vAlign w:val="top"/>
           </w:tcPr>
           <w:p>
-            <w:pPr>
-              <w:spacing w:after="0"/>
-            </w:pPr>
             <w:r>
               <w:rPr>
+                <w:rFonts w:ascii="Arial" w:hAnsi="Arial"/>
                 <w:b w:val="0"/>
-                <w:sz w:val="14"/>
+                <w:sz w:val="15"/>
+              </w:rPr>
+            </w:r>
+            <w:r>
+              <w:rPr>
+                <w:rFonts w:ascii="Arial" w:hAnsi="Arial"/>
+                <w:b w:val="0"/>
+                <w:sz w:val="15"/>
               </w:rPr>
               <w:t>0.1</w:t>
             </w:r>
@@ -2358,17 +2109,22 @@
         </w:tc>
         <w:tc>
           <w:tcPr>
-            <w:tcW w:type="dxa" w:w="3437"/>
+            <w:tcW w:type="dxa" w:w="3494"/>
             <w:vAlign w:val="top"/>
           </w:tcPr>
           <w:p>
-            <w:pPr>
-              <w:spacing w:after="0"/>
-            </w:pPr>
             <w:r>
               <w:rPr>
+                <w:rFonts w:ascii="Arial" w:hAnsi="Arial"/>
                 <w:b w:val="0"/>
-                <w:sz w:val="14"/>
+                <w:sz w:val="15"/>
+              </w:rPr>
+            </w:r>
+            <w:r>
+              <w:rPr>
+                <w:rFonts w:ascii="Arial" w:hAnsi="Arial"/>
+                <w:b w:val="0"/>
+                <w:sz w:val="15"/>
               </w:rPr>
               <w:t>22.08.2026</w:t>
             </w:r>
@@ -2376,17 +2132,22 @@
         </w:tc>
         <w:tc>
           <w:tcPr>
-            <w:tcW w:type="dxa" w:w="3437"/>
+            <w:tcW w:type="dxa" w:w="3494"/>
             <w:vAlign w:val="top"/>
           </w:tcPr>
           <w:p>
-            <w:pPr>
-              <w:spacing w:after="0"/>
-            </w:pPr>
             <w:r>
               <w:rPr>
+                <w:rFonts w:ascii="Arial" w:hAnsi="Arial"/>
                 <w:b w:val="0"/>
-                <w:sz w:val="14"/>
+                <w:sz w:val="15"/>
+              </w:rPr>
+            </w:r>
+            <w:r>
+              <w:rPr>
+                <w:rFonts w:ascii="Arial" w:hAnsi="Arial"/>
+                <w:b w:val="0"/>
+                <w:sz w:val="15"/>
               </w:rPr>
               <w:t>Master State eingeführt; Landmark-/Messpipeline als damaliger Schwerpunkt dokumentiert.</w:t>
             </w:r>
@@ -2396,17 +2157,22 @@
       <w:tr>
         <w:tc>
           <w:tcPr>
-            <w:tcW w:type="dxa" w:w="3437"/>
+            <w:tcW w:type="dxa" w:w="3494"/>
             <w:vAlign w:val="top"/>
           </w:tcPr>
           <w:p>
-            <w:pPr>
-              <w:spacing w:after="0"/>
-            </w:pPr>
             <w:r>
               <w:rPr>
+                <w:rFonts w:ascii="Arial" w:hAnsi="Arial"/>
                 <w:b w:val="0"/>
-                <w:sz w:val="14"/>
+                <w:sz w:val="15"/>
+              </w:rPr>
+            </w:r>
+            <w:r>
+              <w:rPr>
+                <w:rFonts w:ascii="Arial" w:hAnsi="Arial"/>
+                <w:b w:val="0"/>
+                <w:sz w:val="15"/>
               </w:rPr>
               <w:t>0.2</w:t>
             </w:r>
@@ -2414,17 +2180,22 @@
         </w:tc>
         <w:tc>
           <w:tcPr>
-            <w:tcW w:type="dxa" w:w="3437"/>
+            <w:tcW w:type="dxa" w:w="3494"/>
             <w:vAlign w:val="top"/>
           </w:tcPr>
           <w:p>
-            <w:pPr>
-              <w:spacing w:after="0"/>
-            </w:pPr>
             <w:r>
               <w:rPr>
+                <w:rFonts w:ascii="Arial" w:hAnsi="Arial"/>
                 <w:b w:val="0"/>
-                <w:sz w:val="14"/>
+                <w:sz w:val="15"/>
+              </w:rPr>
+            </w:r>
+            <w:r>
+              <w:rPr>
+                <w:rFonts w:ascii="Arial" w:hAnsi="Arial"/>
+                <w:b w:val="0"/>
+                <w:sz w:val="15"/>
               </w:rPr>
               <w:t>28.08.2026</w:t>
             </w:r>
@@ -2432,17 +2203,22 @@
         </w:tc>
         <w:tc>
           <w:tcPr>
-            <w:tcW w:type="dxa" w:w="3437"/>
+            <w:tcW w:type="dxa" w:w="3494"/>
             <w:vAlign w:val="top"/>
           </w:tcPr>
           <w:p>
-            <w:pPr>
-              <w:spacing w:after="0"/>
-            </w:pPr>
             <w:r>
               <w:rPr>
+                <w:rFonts w:ascii="Arial" w:hAnsi="Arial"/>
                 <w:b w:val="0"/>
-                <w:sz w:val="14"/>
+                <w:sz w:val="15"/>
+              </w:rPr>
+            </w:r>
+            <w:r>
+              <w:rPr>
+                <w:rFonts w:ascii="Arial" w:hAnsi="Arial"/>
+                <w:b w:val="0"/>
+                <w:sz w:val="15"/>
               </w:rPr>
               <w:t>Projektstand konsolidiert; Audited Body Bank / lokale Körperfamilien als neue Hauptarchitektur; synchrone Master-State-/SAMMY_CURRENT-Exports festgelegt.</w:t>
             </w:r>
@@ -2452,17 +2228,22 @@
       <w:tr>
         <w:tc>
           <w:tcPr>
-            <w:tcW w:type="dxa" w:w="3437"/>
+            <w:tcW w:type="dxa" w:w="3494"/>
             <w:vAlign w:val="top"/>
           </w:tcPr>
           <w:p>
-            <w:pPr>
-              <w:spacing w:after="0"/>
-            </w:pPr>
             <w:r>
               <w:rPr>
+                <w:rFonts w:ascii="Arial" w:hAnsi="Arial"/>
                 <w:b w:val="0"/>
-                <w:sz w:val="14"/>
+                <w:sz w:val="15"/>
+              </w:rPr>
+            </w:r>
+            <w:r>
+              <w:rPr>
+                <w:rFonts w:ascii="Arial" w:hAnsi="Arial"/>
+                <w:b w:val="0"/>
+                <w:sz w:val="15"/>
               </w:rPr>
               <w:t>0.3</w:t>
             </w:r>
@@ -2470,17 +2251,22 @@
         </w:tc>
         <w:tc>
           <w:tcPr>
-            <w:tcW w:type="dxa" w:w="3437"/>
+            <w:tcW w:type="dxa" w:w="3494"/>
             <w:vAlign w:val="top"/>
           </w:tcPr>
           <w:p>
-            <w:pPr>
-              <w:spacing w:after="0"/>
-            </w:pPr>
             <w:r>
               <w:rPr>
+                <w:rFonts w:ascii="Arial" w:hAnsi="Arial"/>
                 <w:b w:val="0"/>
-                <w:sz w:val="14"/>
+                <w:sz w:val="15"/>
+              </w:rPr>
+            </w:r>
+            <w:r>
+              <w:rPr>
+                <w:rFonts w:ascii="Arial" w:hAnsi="Arial"/>
+                <w:b w:val="0"/>
+                <w:sz w:val="15"/>
               </w:rPr>
               <w:t>28.08.2026</w:t>
             </w:r>
@@ -2488,32 +2274,38 @@
         </w:tc>
         <w:tc>
           <w:tcPr>
-            <w:tcW w:type="dxa" w:w="3437"/>
+            <w:tcW w:type="dxa" w:w="3494"/>
             <w:vAlign w:val="top"/>
           </w:tcPr>
           <w:p>
-            <w:pPr>
-              <w:spacing w:after="0"/>
-            </w:pPr>
             <w:r>
               <w:rPr>
+                <w:rFonts w:ascii="Arial" w:hAnsi="Arial"/>
                 <w:b w:val="0"/>
-                <w:sz w:val="14"/>
+                <w:sz w:val="15"/>
+              </w:rPr>
+            </w:r>
+            <w:r>
+              <w:rPr>
+                <w:rFonts w:ascii="Arial" w:hAnsi="Arial"/>
+                <w:b w:val="0"/>
+                <w:sz w:val="15"/>
               </w:rPr>
               <w:t xml:space="preserve">GitHub-Pages-Hotfix: Cache-/Versionsdrift korrigiert; synchroner HTML/JS/CSS-Deployment-Gate und </w:t>
             </w:r>
             <w:r>
               <w:rPr>
-                <w:rFonts w:ascii="Aptos Mono" w:hAnsi="Aptos Mono"/>
+                <w:rFonts w:ascii="Arial" w:hAnsi="Arial"/>
                 <w:b w:val="0"/>
-                <w:sz w:val="14"/>
+                <w:sz w:val="15"/>
               </w:rPr>
               <w:t>.nojekyll</w:t>
             </w:r>
             <w:r>
               <w:rPr>
+                <w:rFonts w:ascii="Arial" w:hAnsi="Arial"/>
                 <w:b w:val="0"/>
-                <w:sz w:val="14"/>
+                <w:sz w:val="15"/>
               </w:rPr>
               <w:t>.</w:t>
             </w:r>
@@ -2523,17 +2315,22 @@
       <w:tr>
         <w:tc>
           <w:tcPr>
-            <w:tcW w:type="dxa" w:w="3437"/>
+            <w:tcW w:type="dxa" w:w="3494"/>
             <w:vAlign w:val="top"/>
           </w:tcPr>
           <w:p>
-            <w:pPr>
-              <w:spacing w:after="0"/>
-            </w:pPr>
             <w:r>
               <w:rPr>
+                <w:rFonts w:ascii="Arial" w:hAnsi="Arial"/>
                 <w:b w:val="0"/>
-                <w:sz w:val="14"/>
+                <w:sz w:val="15"/>
+              </w:rPr>
+            </w:r>
+            <w:r>
+              <w:rPr>
+                <w:rFonts w:ascii="Arial" w:hAnsi="Arial"/>
+                <w:b w:val="0"/>
+                <w:sz w:val="15"/>
               </w:rPr>
               <w:t>0.4</w:t>
             </w:r>
@@ -2541,17 +2338,22 @@
         </w:tc>
         <w:tc>
           <w:tcPr>
-            <w:tcW w:type="dxa" w:w="3437"/>
+            <w:tcW w:type="dxa" w:w="3494"/>
             <w:vAlign w:val="top"/>
           </w:tcPr>
           <w:p>
-            <w:pPr>
-              <w:spacing w:after="0"/>
-            </w:pPr>
             <w:r>
               <w:rPr>
+                <w:rFonts w:ascii="Arial" w:hAnsi="Arial"/>
                 <w:b w:val="0"/>
-                <w:sz w:val="14"/>
+                <w:sz w:val="15"/>
+              </w:rPr>
+            </w:r>
+            <w:r>
+              <w:rPr>
+                <w:rFonts w:ascii="Arial" w:hAnsi="Arial"/>
+                <w:b w:val="0"/>
+                <w:sz w:val="15"/>
               </w:rPr>
               <w:t>28.08.2026</w:t>
             </w:r>
@@ -2559,17 +2361,22 @@
         </w:tc>
         <w:tc>
           <w:tcPr>
-            <w:tcW w:type="dxa" w:w="3437"/>
+            <w:tcW w:type="dxa" w:w="3494"/>
             <w:vAlign w:val="top"/>
           </w:tcPr>
           <w:p>
-            <w:pPr>
-              <w:spacing w:after="0"/>
-            </w:pPr>
             <w:r>
               <w:rPr>
+                <w:rFonts w:ascii="Arial" w:hAnsi="Arial"/>
                 <w:b w:val="0"/>
-                <w:sz w:val="14"/>
+                <w:sz w:val="15"/>
+              </w:rPr>
+            </w:r>
+            <w:r>
+              <w:rPr>
+                <w:rFonts w:ascii="Arial" w:hAnsi="Arial"/>
+                <w:b w:val="0"/>
+                <w:sz w:val="15"/>
               </w:rPr>
               <w:t>BANK v0.8.28.2: Kamera bleibt über Personenwechsel erhalten; Posen/Animationen im Audit; Review-Kontext getrennt gespeichert.</w:t>
             </w:r>
@@ -2579,17 +2386,22 @@
       <w:tr>
         <w:tc>
           <w:tcPr>
-            <w:tcW w:type="dxa" w:w="3437"/>
+            <w:tcW w:type="dxa" w:w="3494"/>
             <w:vAlign w:val="top"/>
           </w:tcPr>
           <w:p>
-            <w:pPr>
-              <w:spacing w:after="0"/>
-            </w:pPr>
             <w:r>
               <w:rPr>
+                <w:rFonts w:ascii="Arial" w:hAnsi="Arial"/>
                 <w:b w:val="0"/>
-                <w:sz w:val="14"/>
+                <w:sz w:val="15"/>
+              </w:rPr>
+            </w:r>
+            <w:r>
+              <w:rPr>
+                <w:rFonts w:ascii="Arial" w:hAnsi="Arial"/>
+                <w:b w:val="0"/>
+                <w:sz w:val="15"/>
               </w:rPr>
               <w:t>0.5</w:t>
             </w:r>
@@ -2597,17 +2409,22 @@
         </w:tc>
         <w:tc>
           <w:tcPr>
-            <w:tcW w:type="dxa" w:w="3437"/>
+            <w:tcW w:type="dxa" w:w="3494"/>
             <w:vAlign w:val="top"/>
           </w:tcPr>
           <w:p>
-            <w:pPr>
-              <w:spacing w:after="0"/>
-            </w:pPr>
             <w:r>
               <w:rPr>
+                <w:rFonts w:ascii="Arial" w:hAnsi="Arial"/>
                 <w:b w:val="0"/>
-                <w:sz w:val="14"/>
+                <w:sz w:val="15"/>
+              </w:rPr>
+            </w:r>
+            <w:r>
+              <w:rPr>
+                <w:rFonts w:ascii="Arial" w:hAnsi="Arial"/>
+                <w:b w:val="0"/>
+                <w:sz w:val="15"/>
               </w:rPr>
               <w:t>28.08.2026</w:t>
             </w:r>
@@ -2615,32 +2432,38 @@
         </w:tc>
         <w:tc>
           <w:tcPr>
-            <w:tcW w:type="dxa" w:w="3437"/>
+            <w:tcW w:type="dxa" w:w="3494"/>
             <w:vAlign w:val="top"/>
           </w:tcPr>
           <w:p>
-            <w:pPr>
-              <w:spacing w:after="0"/>
-            </w:pPr>
             <w:r>
               <w:rPr>
+                <w:rFonts w:ascii="Arial" w:hAnsi="Arial"/>
                 <w:b w:val="0"/>
-                <w:sz w:val="14"/>
+                <w:sz w:val="15"/>
+              </w:rPr>
+            </w:r>
+            <w:r>
+              <w:rPr>
+                <w:rFonts w:ascii="Arial" w:hAnsi="Arial"/>
+                <w:b w:val="0"/>
+                <w:sz w:val="15"/>
               </w:rPr>
               <w:t xml:space="preserve">BANK v0.8.28.3: 400er Grenz-/Extremraum; Phase-1 </w:t>
             </w:r>
             <w:r>
               <w:rPr>
-                <w:rFonts w:ascii="Aptos Mono" w:hAnsi="Aptos Mono"/>
+                <w:rFonts w:ascii="Arial" w:hAnsi="Arial"/>
                 <w:b w:val="0"/>
-                <w:sz w:val="14"/>
+                <w:sz w:val="15"/>
               </w:rPr>
               <w:t>legs-too-long</w:t>
             </w:r>
             <w:r>
               <w:rPr>
+                <w:rFonts w:ascii="Arial" w:hAnsi="Arial"/>
                 <w:b w:val="0"/>
-                <w:sz w:val="14"/>
+                <w:sz w:val="15"/>
               </w:rPr>
               <w:t xml:space="preserve"> dokumentiert; exakte Rest-Rig-Bein/Torso-Diagnosen statt fehlerhafter Umfangssnapshots.</w:t>
             </w:r>
@@ -2650,17 +2473,22 @@
       <w:tr>
         <w:tc>
           <w:tcPr>
-            <w:tcW w:type="dxa" w:w="3437"/>
+            <w:tcW w:type="dxa" w:w="3494"/>
             <w:vAlign w:val="top"/>
           </w:tcPr>
           <w:p>
-            <w:pPr>
-              <w:spacing w:after="0"/>
-            </w:pPr>
             <w:r>
               <w:rPr>
+                <w:rFonts w:ascii="Arial" w:hAnsi="Arial"/>
                 <w:b w:val="0"/>
-                <w:sz w:val="14"/>
+                <w:sz w:val="15"/>
+              </w:rPr>
+            </w:r>
+            <w:r>
+              <w:rPr>
+                <w:rFonts w:ascii="Arial" w:hAnsi="Arial"/>
+                <w:b w:val="0"/>
+                <w:sz w:val="15"/>
               </w:rPr>
               <w:t>0.6</w:t>
             </w:r>
@@ -2668,17 +2496,22 @@
         </w:tc>
         <w:tc>
           <w:tcPr>
-            <w:tcW w:type="dxa" w:w="3437"/>
+            <w:tcW w:type="dxa" w:w="3494"/>
             <w:vAlign w:val="top"/>
           </w:tcPr>
           <w:p>
-            <w:pPr>
-              <w:spacing w:after="0"/>
-            </w:pPr>
             <w:r>
               <w:rPr>
+                <w:rFonts w:ascii="Arial" w:hAnsi="Arial"/>
                 <w:b w:val="0"/>
-                <w:sz w:val="14"/>
+                <w:sz w:val="15"/>
+              </w:rPr>
+            </w:r>
+            <w:r>
+              <w:rPr>
+                <w:rFonts w:ascii="Arial" w:hAnsi="Arial"/>
+                <w:b w:val="0"/>
+                <w:sz w:val="15"/>
               </w:rPr>
               <w:t>28.08.2026</w:t>
             </w:r>
@@ -2686,17 +2519,22 @@
         </w:tc>
         <w:tc>
           <w:tcPr>
-            <w:tcW w:type="dxa" w:w="3437"/>
+            <w:tcW w:type="dxa" w:w="3494"/>
             <w:vAlign w:val="top"/>
           </w:tcPr>
           <w:p>
-            <w:pPr>
-              <w:spacing w:after="0"/>
-            </w:pPr>
             <w:r>
               <w:rPr>
+                <w:rFonts w:ascii="Arial" w:hAnsi="Arial"/>
                 <w:b w:val="0"/>
-                <w:sz w:val="14"/>
+                <w:sz w:val="15"/>
+              </w:rPr>
+            </w:r>
+            <w:r>
+              <w:rPr>
+                <w:rFonts w:ascii="Arial" w:hAnsi="Arial"/>
+                <w:b w:val="0"/>
+                <w:sz w:val="15"/>
               </w:rPr>
               <w:t>BANK v0.8.28.4: reviewer-blinde Mischung, BANK-only Dual Viewport, unabhängiges AutoFit, &lt;=205-cm-Gate; Kopf/Head-Fat bewusst vertagt.</w:t>
             </w:r>
@@ -2706,17 +2544,22 @@
       <w:tr>
         <w:tc>
           <w:tcPr>
-            <w:tcW w:type="dxa" w:w="3437"/>
+            <w:tcW w:type="dxa" w:w="3494"/>
             <w:vAlign w:val="top"/>
           </w:tcPr>
           <w:p>
-            <w:pPr>
-              <w:spacing w:after="0"/>
-            </w:pPr>
             <w:r>
               <w:rPr>
+                <w:rFonts w:ascii="Arial" w:hAnsi="Arial"/>
                 <w:b w:val="0"/>
-                <w:sz w:val="14"/>
+                <w:sz w:val="15"/>
+              </w:rPr>
+            </w:r>
+            <w:r>
+              <w:rPr>
+                <w:rFonts w:ascii="Arial" w:hAnsi="Arial"/>
+                <w:b w:val="0"/>
+                <w:sz w:val="15"/>
               </w:rPr>
               <w:t>0.7</w:t>
             </w:r>
@@ -2724,17 +2567,22 @@
         </w:tc>
         <w:tc>
           <w:tcPr>
-            <w:tcW w:type="dxa" w:w="3437"/>
+            <w:tcW w:type="dxa" w:w="3494"/>
             <w:vAlign w:val="top"/>
           </w:tcPr>
           <w:p>
-            <w:pPr>
-              <w:spacing w:after="0"/>
-            </w:pPr>
             <w:r>
               <w:rPr>
+                <w:rFonts w:ascii="Arial" w:hAnsi="Arial"/>
                 <w:b w:val="0"/>
-                <w:sz w:val="14"/>
+                <w:sz w:val="15"/>
+              </w:rPr>
+            </w:r>
+            <w:r>
+              <w:rPr>
+                <w:rFonts w:ascii="Arial" w:hAnsi="Arial"/>
+                <w:b w:val="0"/>
+                <w:sz w:val="15"/>
               </w:rPr>
               <w:t>28.08.2026</w:t>
             </w:r>
@@ -2742,17 +2590,22 @@
         </w:tc>
         <w:tc>
           <w:tcPr>
-            <w:tcW w:type="dxa" w:w="3437"/>
+            <w:tcW w:type="dxa" w:w="3494"/>
             <w:vAlign w:val="top"/>
           </w:tcPr>
           <w:p>
-            <w:pPr>
-              <w:spacing w:after="0"/>
-            </w:pPr>
             <w:r>
               <w:rPr>
+                <w:rFonts w:ascii="Arial" w:hAnsi="Arial"/>
                 <w:b w:val="0"/>
-                <w:sz w:val="14"/>
+                <w:sz w:val="15"/>
+              </w:rPr>
+            </w:r>
+            <w:r>
+              <w:rPr>
+                <w:rFonts w:ascii="Arial" w:hAnsi="Arial"/>
+                <w:b w:val="0"/>
+                <w:sz w:val="15"/>
               </w:rPr>
               <w:t>BANK v0.8.28.5: iPhone-menüsicheres A/B-Layout; Dual Viewport nutzt nur die freie Viewer-Fläche.</w:t>
             </w:r>
@@ -2762,17 +2615,22 @@
       <w:tr>
         <w:tc>
           <w:tcPr>
-            <w:tcW w:type="dxa" w:w="3437"/>
+            <w:tcW w:type="dxa" w:w="3494"/>
             <w:vAlign w:val="top"/>
           </w:tcPr>
           <w:p>
-            <w:pPr>
-              <w:spacing w:after="0"/>
-            </w:pPr>
             <w:r>
               <w:rPr>
+                <w:rFonts w:ascii="Arial" w:hAnsi="Arial"/>
                 <w:b w:val="0"/>
-                <w:sz w:val="14"/>
+                <w:sz w:val="15"/>
+              </w:rPr>
+            </w:r>
+            <w:r>
+              <w:rPr>
+                <w:rFonts w:ascii="Arial" w:hAnsi="Arial"/>
+                <w:b w:val="0"/>
+                <w:sz w:val="15"/>
               </w:rPr>
               <w:t>0.8</w:t>
             </w:r>
@@ -2780,17 +2638,22 @@
         </w:tc>
         <w:tc>
           <w:tcPr>
-            <w:tcW w:type="dxa" w:w="3437"/>
+            <w:tcW w:type="dxa" w:w="3494"/>
             <w:vAlign w:val="top"/>
           </w:tcPr>
           <w:p>
-            <w:pPr>
-              <w:spacing w:after="0"/>
-            </w:pPr>
             <w:r>
               <w:rPr>
+                <w:rFonts w:ascii="Arial" w:hAnsi="Arial"/>
                 <w:b w:val="0"/>
-                <w:sz w:val="14"/>
+                <w:sz w:val="15"/>
+              </w:rPr>
+            </w:r>
+            <w:r>
+              <w:rPr>
+                <w:rFonts w:ascii="Arial" w:hAnsi="Arial"/>
+                <w:b w:val="0"/>
+                <w:sz w:val="15"/>
               </w:rPr>
               <w:t>29.08.2026</w:t>
             </w:r>
@@ -2798,19 +2661,95 @@
         </w:tc>
         <w:tc>
           <w:tcPr>
-            <w:tcW w:type="dxa" w:w="3437"/>
+            <w:tcW w:type="dxa" w:w="3494"/>
             <w:vAlign w:val="top"/>
           </w:tcPr>
           <w:p>
-            <w:pPr>
-              <w:spacing w:after="0"/>
-            </w:pPr>
             <w:r>
               <w:rPr>
+                <w:rFonts w:ascii="Arial" w:hAnsi="Arial"/>
                 <w:b w:val="0"/>
-                <w:sz w:val="14"/>
+                <w:sz w:val="15"/>
+              </w:rPr>
+            </w:r>
+            <w:r>
+              <w:rPr>
+                <w:rFonts w:ascii="Arial" w:hAnsi="Arial"/>
+                <w:b w:val="0"/>
+                <w:sz w:val="15"/>
               </w:rPr>
               <w:t>v0.8.29.0: Audit zu Body-Bank-Index kompiliert; Trusted-Top-K-Solver + kleiner Local Fit + 8er Blind-Proof + ACTIVE-Lernmodus. Shoulder-Proxy ausgeschlossen; Proof ohne kg-Vorauswahl; Non-Worsening-Rollback; Resume-Fix.</w:t>
+            </w:r>
+          </w:p>
+        </w:tc>
+      </w:tr>
+      <w:tr>
+        <w:tc>
+          <w:tcPr>
+            <w:tcW w:type="dxa" w:w="3494"/>
+            <w:vAlign w:val="top"/>
+          </w:tcPr>
+          <w:p>
+            <w:r>
+              <w:rPr>
+                <w:rFonts w:ascii="Arial" w:hAnsi="Arial"/>
+                <w:b w:val="0"/>
+                <w:sz w:val="15"/>
+              </w:rPr>
+            </w:r>
+            <w:r>
+              <w:rPr>
+                <w:rFonts w:ascii="Arial" w:hAnsi="Arial"/>
+                <w:b w:val="0"/>
+                <w:sz w:val="15"/>
+              </w:rPr>
+              <w:t>0.9</w:t>
+            </w:r>
+          </w:p>
+        </w:tc>
+        <w:tc>
+          <w:tcPr>
+            <w:tcW w:type="dxa" w:w="3494"/>
+            <w:vAlign w:val="top"/>
+          </w:tcPr>
+          <w:p>
+            <w:r>
+              <w:rPr>
+                <w:rFonts w:ascii="Arial" w:hAnsi="Arial"/>
+                <w:b w:val="0"/>
+                <w:sz w:val="15"/>
+              </w:rPr>
+            </w:r>
+            <w:r>
+              <w:rPr>
+                <w:rFonts w:ascii="Arial" w:hAnsi="Arial"/>
+                <w:b w:val="0"/>
+                <w:sz w:val="15"/>
+              </w:rPr>
+              <w:t>29.08.2026</w:t>
+            </w:r>
+          </w:p>
+        </w:tc>
+        <w:tc>
+          <w:tcPr>
+            <w:tcW w:type="dxa" w:w="3494"/>
+            <w:vAlign w:val="top"/>
+          </w:tcPr>
+          <w:p>
+            <w:r>
+              <w:rPr>
+                <w:rFonts w:ascii="Arial" w:hAnsi="Arial"/>
+                <w:b w:val="0"/>
+                <w:sz w:val="15"/>
+              </w:rPr>
+            </w:r>
+            <w:r>
+              <w:rPr>
+                <w:rFonts w:ascii="Arial" w:hAnsi="Arial"/>
+                <w:b w:val="0"/>
+                <w:sz w:val="15"/>
+              </w:rPr>
+              <w:t>v0.8.29.1: fehlenden manuellen Retrieval-Handler repariert; fail-fast UI-/Release-Handler-Gate; 32er ACTIVE-Audit kanonisch gemergt (269 trusted / 91 frontier / 37 negative / 0 unchecked); technische Mess-Sanity und Proof v1.1 wegen sichtbar falschem Brust-Snapshot.</w:t>
             </w:r>
           </w:p>
         </w:tc>
@@ -2819,7 +2758,7 @@
     <w:sectPr>
       <w:footerReference w:type="default" r:id="rId9"/>
       <w:pgSz w:w="12240" w:h="15840"/>
-      <w:pgMar w:top="879" w:right="964" w:bottom="879" w:left="964" w:header="720" w:footer="720" w:gutter="0"/>
+      <w:pgMar w:top="765" w:right="879" w:bottom="765" w:left="879" w:header="720" w:footer="720" w:gutter="0"/>
       <w:cols w:space="720"/>
       <w:docGrid w:linePitch="360"/>
     </w:sectPr>
@@ -2836,9 +2775,10 @@
     </w:pPr>
     <w:r>
       <w:rPr>
+        <w:rFonts w:ascii="Arial" w:hAnsi="Arial"/>
         <w:sz w:val="15"/>
       </w:rPr>
-      <w:t>SAMMY / BODY LAB · MASTER STATE · v0.8 · App v0.8.29.0</w:t>
+      <w:t>SAMMY / BODY LAB · Master State 0.9 · App v0.8.29.1</w:t>
     </w:r>
   </w:p>
 </w:ftr>
@@ -3208,7 +3148,7 @@
     <w:qFormat/>
     <w:rsid w:val="00FC693F"/>
     <w:rPr>
-      <w:rFonts w:ascii="Aptos" w:hAnsi="Aptos"/>
+      <w:rFonts w:ascii="Arial" w:hAnsi="Arial"/>
       <w:sz w:val="18"/>
     </w:rPr>
   </w:style>
@@ -3267,15 +3207,15 @@
     <w:pPr>
       <w:keepNext/>
       <w:keepLines/>
-      <w:spacing w:before="480" w:after="0"/>
+      <w:spacing w:before="140" w:after="60"/>
       <w:outlineLvl w:val="0"/>
     </w:pPr>
     <w:rPr>
-      <w:rFonts w:asciiTheme="majorHAnsi" w:eastAsiaTheme="majorEastAsia" w:hAnsiTheme="majorHAnsi" w:cstheme="majorBidi" w:ascii="Aptos Display" w:hAnsi="Aptos Display"/>
+      <w:rFonts w:asciiTheme="majorHAnsi" w:eastAsiaTheme="majorEastAsia" w:hAnsiTheme="majorHAnsi" w:cstheme="majorBidi" w:ascii="Arial" w:hAnsi="Arial"/>
       <w:b/>
       <w:bCs/>
       <w:color w:val="365F91" w:themeColor="accent1" w:themeShade="BF"/>
-      <w:sz w:val="29"/>
+      <w:sz w:val="28"/>
       <w:szCs w:val="28"/>
     </w:rPr>
   </w:style>
@@ -3291,15 +3231,15 @@
     <w:pPr>
       <w:keepNext/>
       <w:keepLines/>
-      <w:spacing w:before="200" w:after="0"/>
+      <w:spacing w:before="140" w:after="60"/>
       <w:outlineLvl w:val="1"/>
     </w:pPr>
     <w:rPr>
-      <w:rFonts w:asciiTheme="majorHAnsi" w:eastAsiaTheme="majorEastAsia" w:hAnsiTheme="majorHAnsi" w:cstheme="majorBidi" w:ascii="Aptos Display" w:hAnsi="Aptos Display"/>
+      <w:rFonts w:asciiTheme="majorHAnsi" w:eastAsiaTheme="majorEastAsia" w:hAnsiTheme="majorHAnsi" w:cstheme="majorBidi" w:ascii="Arial" w:hAnsi="Arial"/>
       <w:b/>
       <w:bCs/>
       <w:color w:val="4F81BD" w:themeColor="accent1"/>
-      <w:sz w:val="24"/>
+      <w:sz w:val="23"/>
       <w:szCs w:val="26"/>
     </w:rPr>
   </w:style>
@@ -3315,11 +3255,11 @@
     <w:pPr>
       <w:keepNext/>
       <w:keepLines/>
-      <w:spacing w:before="200" w:after="0"/>
+      <w:spacing w:before="140" w:after="60"/>
       <w:outlineLvl w:val="2"/>
     </w:pPr>
     <w:rPr>
-      <w:rFonts w:asciiTheme="majorHAnsi" w:eastAsiaTheme="majorEastAsia" w:hAnsiTheme="majorHAnsi" w:cstheme="majorBidi" w:ascii="Aptos Display" w:hAnsi="Aptos Display"/>
+      <w:rFonts w:asciiTheme="majorHAnsi" w:eastAsiaTheme="majorEastAsia" w:hAnsiTheme="majorHAnsi" w:cstheme="majorBidi" w:ascii="Arial" w:hAnsi="Arial"/>
       <w:b/>
       <w:bCs/>
       <w:color w:val="4F81BD" w:themeColor="accent1"/>
@@ -3557,15 +3497,16 @@
       <w:pBdr>
         <w:bottom w:val="single" w:sz="8" w:space="4" w:color="4F81BD" w:themeColor="accent1"/>
       </w:pBdr>
-      <w:spacing w:after="300" w:line="240" w:lineRule="auto"/>
+      <w:spacing w:after="60" w:line="240" w:lineRule="auto" w:before="0"/>
       <w:contextualSpacing/>
     </w:pPr>
     <w:rPr>
-      <w:rFonts w:asciiTheme="majorHAnsi" w:eastAsiaTheme="majorEastAsia" w:hAnsiTheme="majorHAnsi" w:cstheme="majorBidi" w:ascii="Aptos Display" w:hAnsi="Aptos Display"/>
+      <w:rFonts w:asciiTheme="majorHAnsi" w:eastAsiaTheme="majorEastAsia" w:hAnsiTheme="majorHAnsi" w:cstheme="majorBidi" w:ascii="Arial" w:hAnsi="Arial"/>
+      <w:b/>
       <w:color w:val="17365D" w:themeColor="text2" w:themeShade="BF"/>
       <w:spacing w:val="5"/>
       <w:kern w:val="28"/>
-      <w:sz w:val="40"/>
+      <w:sz w:val="38"/>
       <w:szCs w:val="52"/>
     </w:rPr>
   </w:style>
@@ -3742,7 +3683,7 @@
       <w:contextualSpacing/>
     </w:pPr>
     <w:rPr>
-      <w:rFonts w:ascii="Aptos" w:hAnsi="Aptos"/>
+      <w:rFonts w:ascii="Arial" w:hAnsi="Arial"/>
       <w:sz w:val="18"/>
     </w:rPr>
   </w:style>
@@ -3785,7 +3726,7 @@
       <w:contextualSpacing/>
     </w:pPr>
     <w:rPr>
-      <w:rFonts w:ascii="Aptos" w:hAnsi="Aptos"/>
+      <w:rFonts w:ascii="Arial" w:hAnsi="Arial"/>
       <w:sz w:val="18"/>
     </w:rPr>
   </w:style>

--- a/SAMMY_MASTER_STATE.docx
+++ b/SAMMY_MASTER_STATE.docx
@@ -5,7 +5,6 @@
     <w:p>
       <w:pPr>
         <w:pStyle w:val="Title"/>
-        <w:jc w:val="left"/>
       </w:pPr>
       <w:r>
         <w:t>SAMMY / BODY LAB / SOMA-LAB · MASTER STATE</w:t>
@@ -13,13 +12,13 @@
     </w:p>
     <w:p>
       <w:pPr>
-        <w:spacing w:after="60"/>
+        <w:spacing w:after="80"/>
       </w:pPr>
       <w:r>
         <w:rPr>
           <w:b/>
         </w:rPr>
-        <w:t>Kanonischer Projektstand · Version 0.9 · 29.08.2026 · App v0.8.29.1</w:t>
+        <w:t>Kanonischer Projektstand · Version 0.10 · 29.08.2026 · App v0.8.29.2</w:t>
       </w:r>
     </w:p>
     <w:p>
@@ -33,7 +32,6 @@
     <w:p>
       <w:pPr>
         <w:pStyle w:val="ListBullet"/>
-        <w:spacing w:after="20"/>
       </w:pPr>
       <w:r>
         <w:t>Dieser Master State ist die kanonische Zusammenfassung des aktuellen Projektstands.</w:t>
@@ -42,7 +40,6 @@
     <w:p>
       <w:pPr>
         <w:pStyle w:val="ListBullet"/>
-        <w:spacing w:after="20"/>
       </w:pPr>
       <w:r>
         <w:rPr>
@@ -57,14 +54,13 @@
     <w:p>
       <w:pPr>
         <w:pStyle w:val="ListBullet"/>
-        <w:spacing w:after="20"/>
       </w:pPr>
       <w:r>
         <w:t xml:space="preserve">Zusätzlich wird bei jedem Export </w:t>
       </w:r>
       <w:r>
         <w:rPr>
-          <w:rFonts w:ascii="Consolas" w:hAnsi="Consolas"/>
+          <w:rFonts w:ascii="Courier New" w:hAnsi="Courier New" w:eastAsia="Courier New"/>
           <w:sz w:val="17"/>
         </w:rPr>
         <w:t>SAMMY_CURRENT.zip</w:t>
@@ -74,7 +70,7 @@
       </w:r>
       <w:r>
         <w:rPr>
-          <w:rFonts w:ascii="Consolas" w:hAnsi="Consolas"/>
+          <w:rFonts w:ascii="Courier New" w:hAnsi="Courier New" w:eastAsia="Courier New"/>
           <w:sz w:val="17"/>
         </w:rPr>
         <w:t>SAMMY_GITHUB_CURRENT.zip</w:t>
@@ -84,7 +80,7 @@
       </w:r>
       <w:r>
         <w:rPr>
-          <w:rFonts w:ascii="Consolas" w:hAnsi="Consolas"/>
+          <w:rFonts w:ascii="Courier New" w:hAnsi="Courier New" w:eastAsia="Courier New"/>
           <w:sz w:val="17"/>
         </w:rPr>
         <w:t>SAMMY_CURRENT_VERSION.txt</w:t>
@@ -96,14 +92,13 @@
     <w:p>
       <w:pPr>
         <w:pStyle w:val="ListBullet"/>
-        <w:spacing w:after="20"/>
       </w:pPr>
       <w:r>
         <w:t xml:space="preserve">Neue Arbeit startet ausschließlich von </w:t>
       </w:r>
       <w:r>
         <w:rPr>
-          <w:rFonts w:ascii="Consolas" w:hAnsi="Consolas"/>
+          <w:rFonts w:ascii="Courier New" w:hAnsi="Courier New" w:eastAsia="Courier New"/>
           <w:sz w:val="17"/>
         </w:rPr>
         <w:t>SAMMY_CURRENT</w:t>
@@ -115,7 +110,6 @@
     <w:p>
       <w:pPr>
         <w:pStyle w:val="ListBullet"/>
-        <w:spacing w:after="20"/>
       </w:pPr>
       <w:r>
         <w:t>Ersetzte Ansätze bleiben nur als Forschungsarchiv erhalten und dürfen nicht ungeprüft wieder als Hauptpfad vorgeschlagen werden.</w:t>
@@ -131,7 +125,7 @@
     </w:p>
     <w:p>
       <w:pPr>
-        <w:spacing w:after="60"/>
+        <w:spacing w:after="80"/>
       </w:pPr>
       <w:r>
         <w:t xml:space="preserve">SAMMY ist ein Tool, das aus </w:t>
@@ -148,7 +142,7 @@
     </w:p>
     <w:p>
       <w:pPr>
-        <w:spacing w:after="60"/>
+        <w:spacing w:after="80"/>
       </w:pPr>
       <w:r>
         <w:t>Nicht erforderlich ist eine exakte Rekonstruktion eines Menschen aus dutzenden externen anthropometrischen Zielmaßen. Optische Plausibilität allein reicht dennoch nicht: Messung, Parametrisierung und Fehlergrenzen müssen nachvollziehbar bleiben.</w:t>
@@ -172,7 +166,7 @@
     </w:p>
     <w:p>
       <w:pPr>
-        <w:spacing w:after="60"/>
+        <w:spacing w:after="80"/>
       </w:pPr>
       <w:r>
         <w:t>Die bisherigen Solver-/ANSUR-Arbeiten haben gezeigt, dass das bestehende Anny/SOMA-Morphsystem manche extern definierten Maße nur indirekt, an anderen Messebenen oder über unerwünschte Cross-Region-Effekte abbildet. Ein immer komplexerer Runtime-Solver soll diese strukturellen Grenzen nicht weiter kompensieren.</w:t>
@@ -188,7 +182,7 @@
     </w:p>
     <w:p>
       <w:pPr>
-        <w:spacing w:after="60"/>
+        <w:spacing w:after="80"/>
       </w:pPr>
       <w:r>
         <w:t>Der bevorzugte neue Architekturpfad lautet:</w:t>
@@ -196,36 +190,24 @@
     </w:p>
     <w:p>
       <w:pPr>
-        <w:spacing w:after="20"/>
-        <w:ind w:left="198" w:hanging="198"/>
-      </w:pPr>
-      <w:r>
-        <w:t xml:space="preserve">1. </w:t>
-      </w:r>
+        <w:pStyle w:val="ListNumber"/>
+      </w:pPr>
       <w:r>
         <w:t>Offline bzw. vorab viele reproduzierbare Anny-Körperrezepte erzeugen.</w:t>
       </w:r>
     </w:p>
     <w:p>
       <w:pPr>
-        <w:spacing w:after="20"/>
-        <w:ind w:left="198" w:hanging="198"/>
-      </w:pPr>
-      <w:r>
-        <w:t xml:space="preserve">2. </w:t>
-      </w:r>
+        <w:pStyle w:val="ListNumber"/>
+      </w:pPr>
       <w:r>
         <w:t>Körper technisch und visuell auditieren.</w:t>
       </w:r>
     </w:p>
     <w:p>
       <w:pPr>
-        <w:spacing w:after="20"/>
-        <w:ind w:left="198" w:hanging="198"/>
-      </w:pPr>
-      <w:r>
-        <w:t xml:space="preserve">3. </w:t>
-      </w:r>
+        <w:pStyle w:val="ListNumber"/>
+      </w:pPr>
       <w:r>
         <w:t xml:space="preserve">Akzeptierte Körper als Anker eines </w:t>
       </w:r>
@@ -241,31 +223,23 @@
     </w:p>
     <w:p>
       <w:pPr>
-        <w:spacing w:after="20"/>
-        <w:ind w:left="198" w:hanging="198"/>
-      </w:pPr>
-      <w:r>
-        <w:t xml:space="preserve">4. </w:t>
-      </w:r>
+        <w:pStyle w:val="ListNumber"/>
+      </w:pPr>
       <w:r>
         <w:t>Zur Laufzeit aus wenigen Nutzerdaten einen nahen bekannten Körper auswählen.</w:t>
       </w:r>
     </w:p>
     <w:p>
       <w:pPr>
-        <w:spacing w:after="20"/>
-        <w:ind w:left="198" w:hanging="198"/>
-      </w:pPr>
-      <w:r>
-        <w:t xml:space="preserve">5. </w:t>
-      </w:r>
+        <w:pStyle w:val="ListNumber"/>
+      </w:pPr>
       <w:r>
         <w:t>Nur noch kleine lokale Iterationen von diesem nahen Startkörper aus erlauben.</w:t>
       </w:r>
     </w:p>
     <w:p>
       <w:pPr>
-        <w:spacing w:after="60"/>
+        <w:spacing w:after="80"/>
       </w:pPr>
       <w:r>
         <w:t>Der lokale Fitter darf keine anatomisch fremden Morphs als Rettung benutzen. Ein Brust-Controller darf beispielsweise nicht zur Korrektur eines Oberschenkelziels herangezogen werden.</w:t>
@@ -281,7 +255,7 @@
     </w:p>
     <w:p>
       <w:pPr>
-        <w:spacing w:after="60"/>
+        <w:spacing w:after="80"/>
       </w:pPr>
       <w:r>
         <w:t xml:space="preserve">Eine menschliche Bewertung gilt </w:t>
@@ -298,7 +272,7 @@
     </w:p>
     <w:p>
       <w:pPr>
-        <w:spacing w:after="60"/>
+        <w:spacing w:after="80"/>
       </w:pPr>
       <w:r>
         <w:t>Beispiel: Wenn ein größerer Oberschenkel bei Körperfamilie A unplausibel aussieht, darf daraus nicht folgen, dass derselbe Oberschenkelwert bei Körperfamilie B unzulässig ist.</w:t>
@@ -306,7 +280,7 @@
     </w:p>
     <w:p>
       <w:pPr>
-        <w:spacing w:after="60"/>
+        <w:spacing w:after="80"/>
       </w:pPr>
       <w:r>
         <w:t>Daher werden Auditinformationen an folgende Kontexte gebunden:</w:t>
@@ -315,7 +289,6 @@
     <w:p>
       <w:pPr>
         <w:pStyle w:val="ListBullet"/>
-        <w:spacing w:after="20"/>
       </w:pPr>
       <w:r>
         <w:t>vollständiges Anny-Rezept des Körpers,</w:t>
@@ -324,14 +297,13 @@
     <w:p>
       <w:pPr>
         <w:pStyle w:val="ListBullet"/>
-        <w:spacing w:after="20"/>
       </w:pPr>
       <w:r>
         <w:t xml:space="preserve">lokale </w:t>
       </w:r>
       <w:r>
         <w:rPr>
-          <w:rFonts w:ascii="Consolas" w:hAnsi="Consolas"/>
+          <w:rFonts w:ascii="Courier New" w:hAnsi="Courier New" w:eastAsia="Courier New"/>
           <w:sz w:val="17"/>
         </w:rPr>
         <w:t>familyId</w:t>
@@ -343,7 +315,6 @@
     <w:p>
       <w:pPr>
         <w:pStyle w:val="ListBullet"/>
-        <w:spacing w:after="20"/>
       </w:pPr>
       <w:r>
         <w:t>konkrete Ausgangs-/Zielkörper,</w:t>
@@ -352,7 +323,6 @@
     <w:p>
       <w:pPr>
         <w:pStyle w:val="ListBullet"/>
-        <w:spacing w:after="20"/>
       </w:pPr>
       <w:r>
         <w:t>konkrete Änderungsrichtung und Distanz, sobald lokale Kanten getestet werden.</w:t>
@@ -360,7 +330,7 @@
     </w:p>
     <w:p>
       <w:pPr>
-        <w:spacing w:after="60"/>
+        <w:spacing w:after="80"/>
       </w:pPr>
       <w:r>
         <w:t>Statusmodell:</w:t>
@@ -369,11 +339,10 @@
     <w:p>
       <w:pPr>
         <w:pStyle w:val="ListBullet"/>
-        <w:spacing w:after="20"/>
       </w:pPr>
       <w:r>
         <w:rPr>
-          <w:rFonts w:ascii="Consolas" w:hAnsi="Consolas"/>
+          <w:rFonts w:ascii="Courier New" w:hAnsi="Courier New" w:eastAsia="Courier New"/>
           <w:sz w:val="17"/>
         </w:rPr>
         <w:t>HUMAN_ACCEPTED</w:t>
@@ -385,11 +354,10 @@
     <w:p>
       <w:pPr>
         <w:pStyle w:val="ListBullet"/>
-        <w:spacing w:after="20"/>
       </w:pPr>
       <w:r>
         <w:rPr>
-          <w:rFonts w:ascii="Consolas" w:hAnsi="Consolas"/>
+          <w:rFonts w:ascii="Courier New" w:hAnsi="Courier New" w:eastAsia="Courier New"/>
           <w:sz w:val="17"/>
         </w:rPr>
         <w:t>UNCERTAIN</w:t>
@@ -401,11 +369,10 @@
     <w:p>
       <w:pPr>
         <w:pStyle w:val="ListBullet"/>
-        <w:spacing w:after="20"/>
       </w:pPr>
       <w:r>
         <w:rPr>
-          <w:rFonts w:ascii="Consolas" w:hAnsi="Consolas"/>
+          <w:rFonts w:ascii="Courier New" w:hAnsi="Courier New" w:eastAsia="Courier New"/>
           <w:sz w:val="17"/>
         </w:rPr>
         <w:t>REJECTED_LOCAL</w:t>
@@ -417,11 +384,10 @@
     <w:p>
       <w:pPr>
         <w:pStyle w:val="ListBullet"/>
-        <w:spacing w:after="20"/>
       </w:pPr>
       <w:r>
         <w:rPr>
-          <w:rFonts w:ascii="Consolas" w:hAnsi="Consolas"/>
+          <w:rFonts w:ascii="Courier New" w:hAnsi="Courier New" w:eastAsia="Courier New"/>
           <w:sz w:val="17"/>
         </w:rPr>
         <w:t>SAFE_EDGE</w:t>
@@ -432,7 +398,7 @@
     </w:p>
     <w:p>
       <w:pPr>
-        <w:spacing w:after="60"/>
+        <w:spacing w:after="80"/>
       </w:pPr>
       <w:r>
         <w:t>Zwei akzeptierte Endpunkte garantieren nicht automatisch, dass jede Interpolation dazwischen gültig ist. Zwischenstufen müssen separat technisch geprüft und bei Bedarf human auditiert werden.</w:t>
@@ -443,7 +409,7 @@
         <w:pStyle w:val="Heading1"/>
       </w:pPr>
       <w:r>
-        <w:t>5. Aktueller Build v0.8.29.1 · BODY BANK SOLVER SEARCH HOTFIX + ACTIVE MERGE</w:t>
+        <w:t>5. Aktueller Build v0.8.29.2 · BODY BANK SOLVER + GitHub Visible-Version Hotfix</w:t>
       </w:r>
     </w:p>
     <w:p>
@@ -451,28 +417,71 @@
         <w:pStyle w:val="Heading2"/>
       </w:pPr>
       <w:r>
-        <w:t>5.1 Kanonische Body Bank nach dem ersten ACTIVE Audit</w:t>
+        <w:t>5.0 v0.8.29.2 Deployment-/Versions-Hotfix</w:t>
       </w:r>
     </w:p>
     <w:p>
       <w:pPr>
-        <w:spacing w:after="60"/>
-      </w:pPr>
-      <w:r>
-        <w:t>Der Phase-2-Blind-Audit bleibt die Ausgangsbasis. Zusätzlich wurde der zurückgegebene 32er ACTIVE-Audit aus v0.8.29.0 kanonisch eingearbeitet:</w:t>
+        <w:spacing w:after="80"/>
+      </w:pPr>
+      <w:r>
+        <w:t xml:space="preserve">Der v0.8.29.1-GitHub-Compact-Build enthielt im Splash noch den fest codierten Text </w:t>
+      </w:r>
+      <w:r>
+        <w:rPr>
+          <w:rFonts w:ascii="Courier New" w:hAnsi="Courier New" w:eastAsia="Courier New"/>
+          <w:sz w:val="17"/>
+        </w:rPr>
+        <w:t>v0.8.28.4</w:t>
+      </w:r>
+      <w:r>
+        <w:t>, obwohl Runtime, HTML-Titel und Cache-Tags bereits auf v0.8.29.1 standen. Dadurch konnte ein korrekt hochgeladener neuer Build beim Start wie ein alter Stand erscheinen.</w:t>
       </w:r>
     </w:p>
     <w:p>
       <w:pPr>
+        <w:spacing w:after="80"/>
+      </w:pPr>
+      <w:r>
+        <w:t xml:space="preserve">v0.8.29.2 synchronisiert Splash, Hauptlabel, HTML-Titel, </w:t>
+      </w:r>
+      <w:r>
+        <w:rPr>
+          <w:rFonts w:ascii="Courier New" w:hAnsi="Courier New" w:eastAsia="Courier New"/>
+          <w:sz w:val="17"/>
+        </w:rPr>
+        <w:t>SAMMY_APP_VERSION</w:t>
+      </w:r>
+      <w:r>
+        <w:t xml:space="preserve"> und JS-/CSS-Cache-Tags. Der statische Release-Gate prüft diese Marker künftig gemeinsam. Solverlogik, Body-Bank-Index und ACTIVE-Audit-Daten bleiben gegenüber v0.8.29.1 unverändert.</w:t>
+      </w:r>
+    </w:p>
+    <w:p>
+      <w:pPr>
+        <w:pStyle w:val="Heading2"/>
+      </w:pPr>
+      <w:r>
+        <w:t>5.1 Kanonische Body Bank nach dem ersten ACTIVE Audit</w:t>
+      </w:r>
+    </w:p>
+    <w:p>
+      <w:pPr>
+        <w:spacing w:after="80"/>
+      </w:pPr>
+      <w:r>
+        <w:t>Der Phase-2-Blind-Audit bleibt die Ausgangsbasis. Zusätzlich wurde der zurückgegebene 32er ACTIVE-Audit aus v0.8.29.0 kanonisch eingearbeitet:</w:t>
+      </w:r>
+    </w:p>
+    <w:p>
+      <w:pPr>
         <w:pStyle w:val="ListBullet"/>
-        <w:spacing w:after="20"/>
       </w:pPr>
       <w:r>
         <w:t xml:space="preserve">23 </w:t>
       </w:r>
       <w:r>
         <w:rPr>
-          <w:rFonts w:ascii="Consolas" w:hAnsi="Consolas"/>
+          <w:rFonts w:ascii="Courier New" w:hAnsi="Courier New" w:eastAsia="Courier New"/>
           <w:sz w:val="17"/>
         </w:rPr>
         <w:t>accepted</w:t>
@@ -484,14 +493,13 @@
     <w:p>
       <w:pPr>
         <w:pStyle w:val="ListBullet"/>
-        <w:spacing w:after="20"/>
       </w:pPr>
       <w:r>
         <w:t xml:space="preserve">8 </w:t>
       </w:r>
       <w:r>
         <w:rPr>
-          <w:rFonts w:ascii="Consolas" w:hAnsi="Consolas"/>
+          <w:rFonts w:ascii="Courier New" w:hAnsi="Courier New" w:eastAsia="Courier New"/>
           <w:sz w:val="17"/>
         </w:rPr>
         <w:t>uncertain</w:t>
@@ -503,14 +511,13 @@
     <w:p>
       <w:pPr>
         <w:pStyle w:val="ListBullet"/>
-        <w:spacing w:after="20"/>
       </w:pPr>
       <w:r>
         <w:t xml:space="preserve">1 </w:t>
       </w:r>
       <w:r>
         <w:rPr>
-          <w:rFonts w:ascii="Consolas" w:hAnsi="Consolas"/>
+          <w:rFonts w:ascii="Courier New" w:hAnsi="Courier New" w:eastAsia="Courier New"/>
           <w:sz w:val="17"/>
         </w:rPr>
         <w:t>rejected</w:t>
@@ -522,14 +529,13 @@
     <w:p>
       <w:pPr>
         <w:pStyle w:val="ListBullet"/>
-        <w:spacing w:after="20"/>
       </w:pPr>
       <w:r>
         <w:t xml:space="preserve">0 </w:t>
       </w:r>
       <w:r>
         <w:rPr>
-          <w:rFonts w:ascii="Consolas" w:hAnsi="Consolas"/>
+          <w:rFonts w:ascii="Courier New" w:hAnsi="Courier New" w:eastAsia="Courier New"/>
           <w:sz w:val="17"/>
         </w:rPr>
         <w:t>unchecked</w:t>
@@ -540,7 +546,7 @@
     </w:p>
     <w:p>
       <w:pPr>
-        <w:spacing w:after="60"/>
+        <w:spacing w:after="80"/>
       </w:pPr>
       <w:r>
         <w:t xml:space="preserve">Davon waren 15 die zuvor offenen Phase-2-Körper und 17 neue lokale Boundary-Midpoints. Die 15 offenen Körper werden im bestehenden Index </w:t>
@@ -556,7 +562,7 @@
       </w:r>
       <w:r>
         <w:rPr>
-          <w:rFonts w:ascii="Consolas" w:hAnsi="Consolas"/>
+          <w:rFonts w:ascii="Courier New" w:hAnsi="Courier New" w:eastAsia="Courier New"/>
           <w:sz w:val="17"/>
         </w:rPr>
         <w:t>body-bank-index-v1.json</w:t>
@@ -568,14 +574,13 @@
     <w:p>
       <w:pPr>
         <w:pStyle w:val="ListBullet"/>
-        <w:spacing w:after="20"/>
       </w:pPr>
       <w:r>
         <w:t xml:space="preserve">269 </w:t>
       </w:r>
       <w:r>
         <w:rPr>
-          <w:rFonts w:ascii="Consolas" w:hAnsi="Consolas"/>
+          <w:rFonts w:ascii="Courier New" w:hAnsi="Courier New" w:eastAsia="Courier New"/>
           <w:sz w:val="17"/>
         </w:rPr>
         <w:t>trusted</w:t>
@@ -587,14 +592,13 @@
     <w:p>
       <w:pPr>
         <w:pStyle w:val="ListBullet"/>
-        <w:spacing w:after="20"/>
       </w:pPr>
       <w:r>
         <w:t xml:space="preserve">91 </w:t>
       </w:r>
       <w:r>
         <w:rPr>
-          <w:rFonts w:ascii="Consolas" w:hAnsi="Consolas"/>
+          <w:rFonts w:ascii="Courier New" w:hAnsi="Courier New" w:eastAsia="Courier New"/>
           <w:sz w:val="17"/>
         </w:rPr>
         <w:t>frontier</w:t>
@@ -606,14 +610,13 @@
     <w:p>
       <w:pPr>
         <w:pStyle w:val="ListBullet"/>
-        <w:spacing w:after="20"/>
       </w:pPr>
       <w:r>
         <w:t xml:space="preserve">37 </w:t>
       </w:r>
       <w:r>
         <w:rPr>
-          <w:rFonts w:ascii="Consolas" w:hAnsi="Consolas"/>
+          <w:rFonts w:ascii="Courier New" w:hAnsi="Courier New" w:eastAsia="Courier New"/>
           <w:sz w:val="17"/>
         </w:rPr>
         <w:t>negative</w:t>
@@ -625,14 +628,13 @@
     <w:p>
       <w:pPr>
         <w:pStyle w:val="ListBullet"/>
-        <w:spacing w:after="20"/>
       </w:pPr>
       <w:r>
         <w:t xml:space="preserve">0 </w:t>
       </w:r>
       <w:r>
         <w:rPr>
-          <w:rFonts w:ascii="Consolas" w:hAnsi="Consolas"/>
+          <w:rFonts w:ascii="Courier New" w:hAnsi="Courier New" w:eastAsia="Courier New"/>
           <w:sz w:val="17"/>
         </w:rPr>
         <w:t>unchecked</w:t>
@@ -643,14 +645,14 @@
     </w:p>
     <w:p>
       <w:pPr>
-        <w:spacing w:after="60"/>
+        <w:spacing w:after="80"/>
       </w:pPr>
       <w:r>
         <w:t xml:space="preserve">Kein Vote wird in eine globale Slidergrenze übersetzt. </w:t>
       </w:r>
       <w:r>
         <w:rPr>
-          <w:rFonts w:ascii="Consolas" w:hAnsi="Consolas"/>
+          <w:rFonts w:ascii="Courier New" w:hAnsi="Courier New" w:eastAsia="Courier New"/>
           <w:sz w:val="17"/>
         </w:rPr>
         <w:t>negative</w:t>
@@ -669,7 +671,7 @@
     </w:p>
     <w:p>
       <w:pPr>
-        <w:spacing w:after="60"/>
+        <w:spacing w:after="80"/>
       </w:pPr>
       <w:r>
         <w:t>Der erste reale 8er Proof unter v0.8.29.0 lief technisch durch und ergab auf seinem damaligen Score:</w:t>
@@ -678,14 +680,13 @@
     <w:p>
       <w:pPr>
         <w:pStyle w:val="ListBullet"/>
-        <w:spacing w:after="20"/>
       </w:pPr>
       <w:r>
         <w:t xml:space="preserve">Neutral-Median: </w:t>
       </w:r>
       <w:r>
         <w:rPr>
-          <w:rFonts w:ascii="Consolas" w:hAnsi="Consolas"/>
+          <w:rFonts w:ascii="Courier New" w:hAnsi="Courier New" w:eastAsia="Courier New"/>
           <w:sz w:val="17"/>
         </w:rPr>
         <w:t>1.15446</w:t>
@@ -697,14 +698,13 @@
     <w:p>
       <w:pPr>
         <w:pStyle w:val="ListBullet"/>
-        <w:spacing w:after="20"/>
       </w:pPr>
       <w:r>
         <w:t xml:space="preserve">Body-Bank-Retrieval-Median: </w:t>
       </w:r>
       <w:r>
         <w:rPr>
-          <w:rFonts w:ascii="Consolas" w:hAnsi="Consolas"/>
+          <w:rFonts w:ascii="Courier New" w:hAnsi="Courier New" w:eastAsia="Courier New"/>
           <w:sz w:val="17"/>
         </w:rPr>
         <w:t>0.20260</w:t>
@@ -716,14 +716,13 @@
     <w:p>
       <w:pPr>
         <w:pStyle w:val="ListBullet"/>
-        <w:spacing w:after="20"/>
       </w:pPr>
       <w:r>
         <w:t xml:space="preserve">Local-Fit-Median: </w:t>
       </w:r>
       <w:r>
         <w:rPr>
-          <w:rFonts w:ascii="Consolas" w:hAnsi="Consolas"/>
+          <w:rFonts w:ascii="Courier New" w:hAnsi="Courier New" w:eastAsia="Courier New"/>
           <w:sz w:val="17"/>
         </w:rPr>
         <w:t>0.20129</w:t>
@@ -735,7 +734,6 @@
     <w:p>
       <w:pPr>
         <w:pStyle w:val="ListBullet"/>
-        <w:spacing w:after="20"/>
       </w:pPr>
       <w:r>
         <w:t>Retrieval besser als neutral: 6/8,</w:t>
@@ -744,7 +742,6 @@
     <w:p>
       <w:pPr>
         <w:pStyle w:val="ListBullet"/>
-        <w:spacing w:after="20"/>
       </w:pPr>
       <w:r>
         <w:t>Local Fit nicht schlechter als Retrieval: 8/8,</w:t>
@@ -753,7 +750,6 @@
     <w:p>
       <w:pPr>
         <w:pStyle w:val="ListBullet"/>
-        <w:spacing w:after="20"/>
       </w:pPr>
       <w:r>
         <w:t>Local Fit tatsächlich verbessert: 3/8.</w:t>
@@ -761,7 +757,7 @@
     </w:p>
     <w:p>
       <w:pPr>
-        <w:spacing w:after="60"/>
+        <w:spacing w:after="80"/>
       </w:pPr>
       <w:r>
         <w:t xml:space="preserve">Das entspricht auf dem damaligen gemeinsamen Score einer Reduktion des Medianfehlers um rund 82 % vom Neutralstart zum Retrieval. </w:t>
@@ -775,14 +771,14 @@
     </w:p>
     <w:p>
       <w:pPr>
-        <w:spacing w:after="60"/>
+        <w:spacing w:after="80"/>
       </w:pPr>
       <w:r>
         <w:t xml:space="preserve">Der Proof hat gleichzeitig einen separaten Messfehler sichtbar gemacht: Ein versteckter erwachsener Holdout lieferte einen Brustumfang von nur </w:t>
       </w:r>
       <w:r>
         <w:rPr>
-          <w:rFonts w:ascii="Consolas" w:hAnsi="Consolas"/>
+          <w:rFonts w:ascii="Courier New" w:hAnsi="Courier New" w:eastAsia="Courier New"/>
           <w:sz w:val="17"/>
         </w:rPr>
         <w:t>39.61 cm</w:t>
@@ -792,7 +788,7 @@
       </w:r>
       <w:r>
         <w:rPr>
-          <w:rFonts w:ascii="Consolas" w:hAnsi="Consolas"/>
+          <w:rFonts w:ascii="Courier New" w:hAnsi="Courier New" w:eastAsia="Courier New"/>
           <w:sz w:val="17"/>
         </w:rPr>
         <w:t>chest_circumference</w:t>
@@ -804,7 +800,6 @@
     <w:p>
       <w:pPr>
         <w:pStyle w:val="ListBullet"/>
-        <w:spacing w:after="20"/>
       </w:pPr>
       <w:r>
         <w:rPr>
@@ -816,7 +811,6 @@
     <w:p>
       <w:pPr>
         <w:pStyle w:val="ListBullet"/>
-        <w:spacing w:after="20"/>
       </w:pPr>
       <w:r>
         <w:rPr>
@@ -827,7 +821,7 @@
     </w:p>
     <w:p>
       <w:pPr>
-        <w:spacing w:after="60"/>
+        <w:spacing w:after="80"/>
       </w:pPr>
       <w:r>
         <w:t>Diese Trennung ist verbindlich: Ein guter Retrieval-Score darf keine fehlerhafte geometrische Messung legitimieren.</w:t>
@@ -843,7 +837,7 @@
     </w:p>
     <w:p>
       <w:pPr>
-        <w:spacing w:after="60"/>
+        <w:spacing w:after="80"/>
       </w:pPr>
       <w:r>
         <w:t xml:space="preserve">Der Solver bekommt einen rein technischen, sehr breiten Sanity-Gate für die vier aktuell benutzten Meshwerte. Er soll nur katastrophale Slice-/Messfehler abfangen und ist </w:t>
@@ -861,7 +855,6 @@
     <w:p>
       <w:pPr>
         <w:pStyle w:val="ListBullet"/>
-        <w:spacing w:after="20"/>
       </w:pPr>
       <w:r>
         <w:t>Statur 120–210 cm,</w:t>
@@ -870,7 +863,6 @@
     <w:p>
       <w:pPr>
         <w:pStyle w:val="ListBullet"/>
-        <w:spacing w:after="20"/>
       </w:pPr>
       <w:r>
         <w:t>Brust 55–180 cm,</w:t>
@@ -879,7 +871,6 @@
     <w:p>
       <w:pPr>
         <w:pStyle w:val="ListBullet"/>
-        <w:spacing w:after="20"/>
       </w:pPr>
       <w:r>
         <w:t>Taille 40–190 cm,</w:t>
@@ -888,7 +879,6 @@
     <w:p>
       <w:pPr>
         <w:pStyle w:val="ListBullet"/>
-        <w:spacing w:after="20"/>
       </w:pPr>
       <w:r>
         <w:t>Hüfte/Gesäß 55–200 cm.</w:t>
@@ -896,14 +886,14 @@
     </w:p>
     <w:p>
       <w:pPr>
-        <w:spacing w:after="60"/>
+        <w:spacing w:after="80"/>
       </w:pPr>
       <w:r>
         <w:t xml:space="preserve">Ein Retrieval-Kandidat mit einem offensichtlich ungültigen Snapshot wird nicht gerankt. Proof v1.1 ersetzt einen ungültigen Holdout deterministisch durch einen gleichgeschlechtlichen alternativen Trusted-Holdout und exportiert die übersprungenen Fälle als </w:t>
       </w:r>
       <w:r>
         <w:rPr>
-          <w:rFonts w:ascii="Consolas" w:hAnsi="Consolas"/>
+          <w:rFonts w:ascii="Courier New" w:hAnsi="Courier New" w:eastAsia="Courier New"/>
           <w:sz w:val="17"/>
         </w:rPr>
         <w:t>skippedTargets</w:t>
@@ -914,7 +904,7 @@
     </w:p>
     <w:p>
       <w:pPr>
-        <w:spacing w:after="60"/>
+        <w:spacing w:after="80"/>
       </w:pPr>
       <w:r>
         <w:t xml:space="preserve">Dieser Gate </w:t>
@@ -939,7 +929,7 @@
     </w:p>
     <w:p>
       <w:pPr>
-        <w:spacing w:after="60"/>
+        <w:spacing w:after="80"/>
       </w:pPr>
       <w:r>
         <w:t>Der bevorzugte POC-Pfad bleibt:</w:t>
@@ -947,30 +937,22 @@
     </w:p>
     <w:p>
       <w:pPr>
-        <w:spacing w:after="20"/>
-        <w:ind w:left="198" w:hanging="198"/>
-      </w:pPr>
-      <w:r>
-        <w:t xml:space="preserve">1. </w:t>
-      </w:r>
+        <w:pStyle w:val="ListNumber"/>
+      </w:pPr>
       <w:r>
         <w:t>Nutzer gibt Geschlecht, Alter, Körpergröße, Gewicht, Brust, Taille und Hüfte/Gesäß ein.</w:t>
       </w:r>
     </w:p>
     <w:p>
       <w:pPr>
-        <w:spacing w:after="20"/>
-        <w:ind w:left="198" w:hanging="198"/>
-      </w:pPr>
-      <w:r>
-        <w:t xml:space="preserve">2. </w:t>
-      </w:r>
+        <w:pStyle w:val="ListNumber"/>
+      </w:pPr>
       <w:r>
         <w:t xml:space="preserve">Grobe Vorauswahl nur aus </w:t>
       </w:r>
       <w:r>
         <w:rPr>
-          <w:rFonts w:ascii="Consolas" w:hAnsi="Consolas"/>
+          <w:rFonts w:ascii="Courier New" w:hAnsi="Courier New" w:eastAsia="Courier New"/>
           <w:sz w:val="17"/>
         </w:rPr>
         <w:t>trusted</w:t>
@@ -981,42 +963,30 @@
     </w:p>
     <w:p>
       <w:pPr>
-        <w:spacing w:after="20"/>
-        <w:ind w:left="198" w:hanging="198"/>
-      </w:pPr>
-      <w:r>
-        <w:t xml:space="preserve">3. </w:t>
-      </w:r>
+        <w:pStyle w:val="ListNumber"/>
+      </w:pPr>
       <w:r>
         <w:t>Shortlist wird wirklich in Anny rekonstruiert und mit aktuellen Meshmaßen geprüft.</w:t>
       </w:r>
     </w:p>
     <w:p>
       <w:pPr>
-        <w:spacing w:after="20"/>
-        <w:ind w:left="198" w:hanging="198"/>
-      </w:pPr>
-      <w:r>
-        <w:t xml:space="preserve">4. </w:t>
-      </w:r>
+        <w:pStyle w:val="ListNumber"/>
+      </w:pPr>
       <w:r>
         <w:t>Top-5 werden angezeigt; der beste Start ist ein human-auditierter Seed.</w:t>
       </w:r>
     </w:p>
     <w:p>
       <w:pPr>
-        <w:spacing w:after="20"/>
-        <w:ind w:left="198" w:hanging="198"/>
-      </w:pPr>
-      <w:r>
-        <w:t xml:space="preserve">5. </w:t>
-      </w:r>
+        <w:pStyle w:val="ListNumber"/>
+      </w:pPr>
       <w:r>
         <w:t xml:space="preserve">Optionaler Local Fit verändert nur eng begrenzt </w:t>
       </w:r>
       <w:r>
         <w:rPr>
-          <w:rFonts w:ascii="Consolas" w:hAnsi="Consolas"/>
+          <w:rFonts w:ascii="Courier New" w:hAnsi="Courier New" w:eastAsia="Courier New"/>
           <w:sz w:val="17"/>
         </w:rPr>
         <w:t>core:height</w:t>
@@ -1026,7 +996,7 @@
       </w:r>
       <w:r>
         <w:rPr>
-          <w:rFonts w:ascii="Consolas" w:hAnsi="Consolas"/>
+          <w:rFonts w:ascii="Courier New" w:hAnsi="Courier New" w:eastAsia="Courier New"/>
           <w:sz w:val="17"/>
         </w:rPr>
         <w:t>measure-bust-circ-incr</w:t>
@@ -1036,7 +1006,7 @@
       </w:r>
       <w:r>
         <w:rPr>
-          <w:rFonts w:ascii="Consolas" w:hAnsi="Consolas"/>
+          <w:rFonts w:ascii="Courier New" w:hAnsi="Courier New" w:eastAsia="Courier New"/>
           <w:sz w:val="17"/>
         </w:rPr>
         <w:t>measure-waist-circ-incr</w:t>
@@ -1046,7 +1016,7 @@
       </w:r>
       <w:r>
         <w:rPr>
-          <w:rFonts w:ascii="Consolas" w:hAnsi="Consolas"/>
+          <w:rFonts w:ascii="Courier New" w:hAnsi="Courier New" w:eastAsia="Courier New"/>
           <w:sz w:val="17"/>
         </w:rPr>
         <w:t>measure-hips-circ-incr</w:t>
@@ -1057,42 +1027,30 @@
     </w:p>
     <w:p>
       <w:pPr>
-        <w:spacing w:after="20"/>
-        <w:ind w:left="198" w:hanging="198"/>
-      </w:pPr>
-      <w:r>
-        <w:t xml:space="preserve">6. </w:t>
-      </w:r>
+        <w:pStyle w:val="ListNumber"/>
+      </w:pPr>
       <w:r>
         <w:t>Keine freie Weight-/Muscle-Optimierung und keine Cross-Region-Rettung.</w:t>
       </w:r>
     </w:p>
     <w:p>
       <w:pPr>
-        <w:spacing w:after="20"/>
-        <w:ind w:left="198" w:hanging="198"/>
-      </w:pPr>
-      <w:r>
-        <w:t xml:space="preserve">7. </w:t>
-      </w:r>
+        <w:pStyle w:val="ListNumber"/>
+      </w:pPr>
       <w:r>
         <w:t>Ein schlechterer Gesamtscore wird vollständig auf den auditierten Seed zurückgerollt.</w:t>
       </w:r>
     </w:p>
     <w:p>
       <w:pPr>
-        <w:spacing w:after="20"/>
-        <w:ind w:left="198" w:hanging="198"/>
-      </w:pPr>
-      <w:r>
-        <w:t xml:space="preserve">8. </w:t>
-      </w:r>
+        <w:pStyle w:val="ListNumber"/>
+      </w:pPr>
       <w:r>
         <w:t xml:space="preserve">Ein veränderter Local Fit ist noch nicht sicher und wird an </w:t>
       </w:r>
       <w:r>
         <w:rPr>
-          <w:rFonts w:ascii="Consolas" w:hAnsi="Consolas"/>
+          <w:rFonts w:ascii="Courier New" w:hAnsi="Courier New" w:eastAsia="Courier New"/>
           <w:sz w:val="17"/>
         </w:rPr>
         <w:t>BANK -&gt; ACTIVE</w:t>
@@ -1111,14 +1069,14 @@
     </w:p>
     <w:p>
       <w:pPr>
-        <w:spacing w:after="60"/>
+        <w:spacing w:after="80"/>
       </w:pPr>
       <w:r>
         <w:t xml:space="preserve">Der manuelle Button </w:t>
       </w:r>
       <w:r>
         <w:rPr>
-          <w:rFonts w:ascii="Consolas" w:hAnsi="Consolas"/>
+          <w:rFonts w:ascii="Courier New" w:hAnsi="Courier New" w:eastAsia="Courier New"/>
           <w:sz w:val="17"/>
         </w:rPr>
         <w:t>1 · Bank suchen</w:t>
@@ -1128,7 +1086,7 @@
       </w:r>
       <w:r>
         <w:rPr>
-          <w:rFonts w:ascii="Consolas" w:hAnsi="Consolas"/>
+          <w:rFonts w:ascii="Courier New" w:hAnsi="Courier New" w:eastAsia="Courier New"/>
           <w:sz w:val="17"/>
         </w:rPr>
         <w:t>sammyBbsSearchRun</w:t>
@@ -1138,7 +1096,7 @@
       </w:r>
       <w:r>
         <w:rPr>
-          <w:rFonts w:ascii="Consolas" w:hAnsi="Consolas"/>
+          <w:rFonts w:ascii="Courier New" w:hAnsi="Courier New" w:eastAsia="Courier New"/>
           <w:sz w:val="17"/>
         </w:rPr>
         <w:t>app.js</w:t>
@@ -1148,7 +1106,7 @@
       </w:r>
       <w:r>
         <w:rPr>
-          <w:rFonts w:ascii="Consolas" w:hAnsi="Consolas"/>
+          <w:rFonts w:ascii="Courier New" w:hAnsi="Courier New" w:eastAsia="Courier New"/>
           <w:sz w:val="17"/>
         </w:rPr>
         <w:t>ReferenceError: Can't find variable: sammyBbsSearchRun</w:t>
@@ -1159,7 +1117,7 @@
     </w:p>
     <w:p>
       <w:pPr>
-        <w:spacing w:after="60"/>
+        <w:spacing w:after="80"/>
       </w:pPr>
       <w:r>
         <w:t>v0.8.29.1 implementiert den Handler vollständig und ergänzt zwei Schutzebenen:</w:t>
@@ -1168,7 +1126,6 @@
     <w:p>
       <w:pPr>
         <w:pStyle w:val="ListBullet"/>
-        <w:spacing w:after="20"/>
       </w:pPr>
       <w:r>
         <w:t>Search-Handler speichert den Ausgangskörper, führt Trusted-Retrieval aus, rendert Top-5 und aktiviert Export/Local Fit.</w:t>
@@ -1177,7 +1134,6 @@
     <w:p>
       <w:pPr>
         <w:pStyle w:val="ListBullet"/>
-        <w:spacing w:after="20"/>
       </w:pPr>
       <w:r>
         <w:t xml:space="preserve">Beim UI-Init wird jetzt fail-fast geprüft, ob </w:t>
@@ -1194,7 +1150,7 @@
     </w:p>
     <w:p>
       <w:pPr>
-        <w:spacing w:after="60"/>
+        <w:spacing w:after="80"/>
       </w:pPr>
       <w:r>
         <w:t>Damit soll genau diese Klasse von „Button existiert, Handler fehlt“-Fehlern künftig vor dem iPhone-Test auffallen.</w:t>
@@ -1210,7 +1166,7 @@
     </w:p>
     <w:p>
       <w:pPr>
-        <w:spacing w:after="60"/>
+        <w:spacing w:after="80"/>
       </w:pPr>
       <w:r>
         <w:t>Ein Active-Vote aktualisiert weiterhin sofort auf demselben Gerät:</w:t>
@@ -1219,11 +1175,10 @@
     <w:p>
       <w:pPr>
         <w:pStyle w:val="ListBullet"/>
-        <w:spacing w:after="20"/>
       </w:pPr>
       <w:r>
         <w:rPr>
-          <w:rFonts w:ascii="Consolas" w:hAnsi="Consolas"/>
+          <w:rFonts w:ascii="Courier New" w:hAnsi="Courier New" w:eastAsia="Courier New"/>
           <w:sz w:val="17"/>
         </w:rPr>
         <w:t>accepted</w:t>
@@ -1233,7 +1188,7 @@
       </w:r>
       <w:r>
         <w:rPr>
-          <w:rFonts w:ascii="Consolas" w:hAnsi="Consolas"/>
+          <w:rFonts w:ascii="Courier New" w:hAnsi="Courier New" w:eastAsia="Courier New"/>
           <w:sz w:val="17"/>
         </w:rPr>
         <w:t>trusted-user</w:t>
@@ -1245,11 +1200,10 @@
     <w:p>
       <w:pPr>
         <w:pStyle w:val="ListBullet"/>
-        <w:spacing w:after="20"/>
       </w:pPr>
       <w:r>
         <w:rPr>
-          <w:rFonts w:ascii="Consolas" w:hAnsi="Consolas"/>
+          <w:rFonts w:ascii="Courier New" w:hAnsi="Courier New" w:eastAsia="Courier New"/>
           <w:sz w:val="17"/>
         </w:rPr>
         <w:t>uncertain</w:t>
@@ -1259,7 +1213,7 @@
       </w:r>
       <w:r>
         <w:rPr>
-          <w:rFonts w:ascii="Consolas" w:hAnsi="Consolas"/>
+          <w:rFonts w:ascii="Courier New" w:hAnsi="Courier New" w:eastAsia="Courier New"/>
           <w:sz w:val="17"/>
         </w:rPr>
         <w:t>frontier-user</w:t>
@@ -1271,11 +1225,10 @@
     <w:p>
       <w:pPr>
         <w:pStyle w:val="ListBullet"/>
-        <w:spacing w:after="20"/>
       </w:pPr>
       <w:r>
         <w:rPr>
-          <w:rFonts w:ascii="Consolas" w:hAnsi="Consolas"/>
+          <w:rFonts w:ascii="Courier New" w:hAnsi="Courier New" w:eastAsia="Courier New"/>
           <w:sz w:val="17"/>
         </w:rPr>
         <w:t>rejected</w:t>
@@ -1285,7 +1238,7 @@
       </w:r>
       <w:r>
         <w:rPr>
-          <w:rFonts w:ascii="Consolas" w:hAnsi="Consolas"/>
+          <w:rFonts w:ascii="Courier New" w:hAnsi="Courier New" w:eastAsia="Courier New"/>
           <w:sz w:val="17"/>
         </w:rPr>
         <w:t>negative-user</w:t>
@@ -1296,7 +1249,7 @@
     </w:p>
     <w:p>
       <w:pPr>
-        <w:spacing w:after="60"/>
+        <w:spacing w:after="80"/>
       </w:pPr>
       <w:r>
         <w:t xml:space="preserve">Anny selbst wird nicht trainiert. Mit einem zurückgegebenen Export wird der neue Wissensstand anschließend in den </w:t>
@@ -1321,7 +1274,7 @@
     </w:p>
     <w:p>
       <w:pPr>
-        <w:spacing w:after="60"/>
+        <w:spacing w:after="80"/>
       </w:pPr>
       <w:r>
         <w:t>Der menu-safe Dual Viewport, unabhängige Kameras, Last-Interaction-Auswahl, optionales AutoFit pro Viewport, blinde Präsentation, 205-cm-Audit-Cap und das vertagte Kopf-/Head-Fat-Thema bleiben unverändert erhalten.</w:t>
@@ -1329,14 +1282,14 @@
     </w:p>
     <w:p>
       <w:pPr>
-        <w:spacing w:after="60"/>
+        <w:spacing w:after="80"/>
       </w:pPr>
       <w:r>
         <w:t xml:space="preserve">Der bekannte </w:t>
       </w:r>
       <w:r>
         <w:rPr>
-          <w:rFonts w:ascii="Consolas" w:hAnsi="Consolas"/>
+          <w:rFonts w:ascii="Courier New" w:hAnsi="Courier New" w:eastAsia="Courier New"/>
           <w:sz w:val="17"/>
         </w:rPr>
         <w:t>shoulderJointBreadth</w:t>
@@ -1355,7 +1308,7 @@
     </w:p>
     <w:p>
       <w:pPr>
-        <w:spacing w:after="60"/>
+        <w:spacing w:after="80"/>
       </w:pPr>
       <w:r>
         <w:t xml:space="preserve">Die bisherige Arbeit wird </w:t>
@@ -1372,7 +1325,7 @@
     </w:p>
     <w:p>
       <w:pPr>
-        <w:spacing w:after="60"/>
+        <w:spacing w:after="80"/>
       </w:pPr>
       <w:r>
         <w:t>Weiterzuverwenden sind insbesondere:</w:t>
@@ -1381,7 +1334,6 @@
     <w:p>
       <w:pPr>
         <w:pStyle w:val="ListBullet"/>
-        <w:spacing w:after="20"/>
       </w:pPr>
       <w:r>
         <w:t>Landmark- und Messdefinitionen,</w:t>
@@ -1390,7 +1342,6 @@
     <w:p>
       <w:pPr>
         <w:pStyle w:val="ListBullet"/>
-        <w:spacing w:after="20"/>
       </w:pPr>
       <w:r>
         <w:t>geometrische Messoperatoren und Region-Masks,</w:t>
@@ -1399,7 +1350,6 @@
     <w:p>
       <w:pPr>
         <w:pStyle w:val="ListBullet"/>
-        <w:spacing w:after="20"/>
       </w:pPr>
       <w:r>
         <w:t>Symmetrie-Regeln,</w:t>
@@ -1408,7 +1358,6 @@
     <w:p>
       <w:pPr>
         <w:pStyle w:val="ListBullet"/>
-        <w:spacing w:after="20"/>
       </w:pPr>
       <w:r>
         <w:t>Morph Influence Atlas,</w:t>
@@ -1417,7 +1366,6 @@
     <w:p>
       <w:pPr>
         <w:pStyle w:val="ListBullet"/>
-        <w:spacing w:after="20"/>
       </w:pPr>
       <w:r>
         <w:t>Morph Observatory / Skelettreaktionen,</w:t>
@@ -1426,7 +1374,6 @@
     <w:p>
       <w:pPr>
         <w:pStyle w:val="ListBullet"/>
-        <w:spacing w:after="20"/>
       </w:pPr>
       <w:r>
         <w:t>gekoppelte Morph-/Slidergruppen,</w:t>
@@ -1435,7 +1382,6 @@
     <w:p>
       <w:pPr>
         <w:pStyle w:val="ListBullet"/>
-        <w:spacing w:after="20"/>
       </w:pPr>
       <w:r>
         <w:t>Stabilitäts- und Regressions-Gates,</w:t>
@@ -1444,7 +1390,6 @@
     <w:p>
       <w:pPr>
         <w:pStyle w:val="ListBullet"/>
-        <w:spacing w:after="20"/>
       </w:pPr>
       <w:r>
         <w:t>ANSUR-/Studienwissen als Mess- und Plausibilitätsreferenz,</w:t>
@@ -1453,7 +1398,6 @@
     <w:p>
       <w:pPr>
         <w:pStyle w:val="ListBullet"/>
-        <w:spacing w:after="20"/>
       </w:pPr>
       <w:r>
         <w:t>Solver-Fehlschläge als Information über ungeeignete Freiheitsgrade und Cross-Region-Risiken.</w:t>
@@ -1461,7 +1405,7 @@
     </w:p>
     <w:p>
       <w:pPr>
-        <w:spacing w:after="60"/>
+        <w:spacing w:after="80"/>
       </w:pPr>
       <w:r>
         <w:t>Diese Informationen sollen den Body-Bank-Generator, automatische Plausibilitätschecks und spätere lokale Fitter begrenzen, nicht erneut einen freien globalen Solver rechtfertigen.</w:t>
@@ -1477,7 +1421,7 @@
     </w:p>
     <w:p>
       <w:pPr>
-        <w:spacing w:after="60"/>
+        <w:spacing w:after="80"/>
       </w:pPr>
       <w:r>
         <w:t xml:space="preserve">ANSUR bleibt wertvoll für präzise Messdefinitionen, Landmark-Protokolle, Posen, Messfehler und historische Vergleichstests. Es ist </w:t>
@@ -1494,7 +1438,7 @@
     </w:p>
     <w:p>
       <w:pPr>
-        <w:spacing w:after="60"/>
+        <w:spacing w:after="80"/>
       </w:pPr>
       <w:r>
         <w:t>Externe Populationsdaten können später genutzt werden, um aus wenigen Nutzerdaten plausible fehlende Maße bzw. Lookup-Ziele zu schätzen. Die aktuelle Body-Bank-Phase soll jedoch nicht erneut durch einen Studienwechsel blockiert werden.</w:t>
@@ -1519,7 +1463,6 @@
     <w:p>
       <w:pPr>
         <w:pStyle w:val="ListBullet"/>
-        <w:spacing w:after="20"/>
       </w:pPr>
       <w:r>
         <w:rPr>
@@ -1532,7 +1475,7 @@
       </w:r>
       <w:r>
         <w:rPr>
-          <w:rFonts w:ascii="Consolas" w:hAnsi="Consolas"/>
+          <w:rFonts w:ascii="Courier New" w:hAnsi="Courier New" w:eastAsia="Courier New"/>
           <w:sz w:val="17"/>
         </w:rPr>
         <w:t>trusted</w:t>
@@ -1544,11 +1487,10 @@
     <w:p>
       <w:pPr>
         <w:pStyle w:val="ListBullet"/>
-        <w:spacing w:after="20"/>
       </w:pPr>
       <w:r>
         <w:rPr>
-          <w:rFonts w:ascii="Consolas" w:hAnsi="Consolas"/>
+          <w:rFonts w:ascii="Courier New" w:hAnsi="Courier New" w:eastAsia="Courier New"/>
           <w:sz w:val="17"/>
         </w:rPr>
         <w:t>BANK -&gt; ACTIVE</w:t>
@@ -1560,7 +1502,6 @@
     <w:p>
       <w:pPr>
         <w:pStyle w:val="ListBullet"/>
-        <w:spacing w:after="20"/>
       </w:pPr>
       <w:r>
         <w:t>Body Fit v1.2 aus v0.8.27.2 bleibt unverändert als Vergleich/Fallback-Prototyp verfügbar, ist aber nicht mehr der bevorzugte Körperaufbaupfad.</w:t>
@@ -1569,7 +1510,6 @@
     <w:p>
       <w:pPr>
         <w:pStyle w:val="ListBullet"/>
-        <w:spacing w:after="20"/>
       </w:pPr>
       <w:r>
         <w:t>Der menu-safe Dual Viewport und die bisherigen Phase-2-Auditdaten bleiben erhalten.</w:t>
@@ -1585,7 +1525,7 @@
     </w:p>
     <w:p>
       <w:pPr>
-        <w:spacing w:after="60"/>
+        <w:spacing w:after="80"/>
       </w:pPr>
       <w:r>
         <w:t>Weiter verfügbar, aber nicht automatisch Produktionsarchitektur:</w:t>
@@ -1594,7 +1534,6 @@
     <w:p>
       <w:pPr>
         <w:pStyle w:val="ListBullet"/>
-        <w:spacing w:after="20"/>
       </w:pPr>
       <w:r>
         <w:t>Solver24,</w:t>
@@ -1603,7 +1542,6 @@
     <w:p>
       <w:pPr>
         <w:pStyle w:val="ListBullet"/>
-        <w:spacing w:after="20"/>
       </w:pPr>
       <w:r>
         <w:t>Solver V2 Proof,</w:t>
@@ -1612,7 +1550,6 @@
     <w:p>
       <w:pPr>
         <w:pStyle w:val="ListBullet"/>
-        <w:spacing w:after="20"/>
       </w:pPr>
       <w:r>
         <w:t>Real-ANSUR-Stress,</w:t>
@@ -1621,7 +1558,6 @@
     <w:p>
       <w:pPr>
         <w:pStyle w:val="ListBullet"/>
-        <w:spacing w:after="20"/>
       </w:pPr>
       <w:r>
         <w:t>Pragmatic Repair / Residual Convergence,</w:t>
@@ -1630,7 +1566,6 @@
     <w:p>
       <w:pPr>
         <w:pStyle w:val="ListBullet"/>
-        <w:spacing w:after="20"/>
       </w:pPr>
       <w:r>
         <w:t>Morph &lt;-&gt; Messebene Alignment,</w:t>
@@ -1639,7 +1574,6 @@
     <w:p>
       <w:pPr>
         <w:pStyle w:val="ListBullet"/>
-        <w:spacing w:after="20"/>
       </w:pPr>
       <w:r>
         <w:t>Solver Shape Layer,</w:t>
@@ -1648,14 +1582,13 @@
     <w:p>
       <w:pPr>
         <w:pStyle w:val="ListBullet"/>
-        <w:spacing w:after="20"/>
       </w:pPr>
       <w:r>
         <w:t>Legacy Blind Audit (</w:t>
       </w:r>
       <w:r>
         <w:rPr>
-          <w:rFonts w:ascii="Consolas" w:hAnsi="Consolas"/>
+          <w:rFonts w:ascii="Courier New" w:hAnsi="Courier New" w:eastAsia="Courier New"/>
           <w:sz w:val="17"/>
         </w:rPr>
         <w:t>AUDT</w:t>
@@ -1666,7 +1599,7 @@
     </w:p>
     <w:p>
       <w:pPr>
-        <w:spacing w:after="60"/>
+        <w:spacing w:after="80"/>
       </w:pPr>
       <w:r>
         <w:t>Diese Pfade dürfen als Diagnose, Vergleich oder Datenquelle genutzt werden. Ein fehlgeschlagener Body-Bank-Test ist kein automatischer Auftrag, zu einem alten globalen Solver zurückzukehren.</w:t>
@@ -1683,7 +1616,6 @@
     <w:p>
       <w:pPr>
         <w:pStyle w:val="ListBullet"/>
-        <w:spacing w:after="20"/>
       </w:pPr>
       <w:r>
         <w:t>Anatomische Regionen bleiben strikt getrennt; Torsomaße dürfen keine Arme fangen.</w:t>
@@ -1692,7 +1624,6 @@
     <w:p>
       <w:pPr>
         <w:pStyle w:val="ListBullet"/>
-        <w:spacing w:after="20"/>
       </w:pPr>
       <w:r>
         <w:t>Symmetrische Parameter müssen bilateral konsistent wirken, sofern kein expliziter asymmetrischer Modus vorliegt.</w:t>
@@ -1701,7 +1632,6 @@
     <w:p>
       <w:pPr>
         <w:pStyle w:val="ListBullet"/>
-        <w:spacing w:after="20"/>
       </w:pPr>
       <w:r>
         <w:t>Morphs dürfen nur für fachlich passende Körperregionen geroutet werden.</w:t>
@@ -1710,7 +1640,6 @@
     <w:p>
       <w:pPr>
         <w:pStyle w:val="ListBullet"/>
-        <w:spacing w:after="20"/>
       </w:pPr>
       <w:r>
         <w:t>Gekoppelte Formänderungen (z. B. Width + Depth für einen Umfang) dürfen als semantischer Controller behandelt werden, wenn dies geometrisch sinnvoll ist.</w:t>
@@ -1719,7 +1648,6 @@
     <w:p>
       <w:pPr>
         <w:pStyle w:val="ListBullet"/>
-        <w:spacing w:after="20"/>
       </w:pPr>
       <w:r>
         <w:t>Messfehler, Mesh-Limit, Lookup-Abdeckung und Fitterfehler müssen separat diagnostizierbar bleiben.</w:t>
@@ -1728,7 +1656,6 @@
     <w:p>
       <w:pPr>
         <w:pStyle w:val="ListBullet"/>
-        <w:spacing w:after="20"/>
       </w:pPr>
       <w:r>
         <w:t>iPhone/Safari-Tauglichkeit und Resume/Persistenz sind Pflicht.</w:t>
@@ -1739,33 +1666,24 @@
         <w:pStyle w:val="Heading1"/>
       </w:pPr>
       <w:r>
-        <w:t>10. Nächster Gate nach v0.8.29.1</w:t>
+        <w:t>10. Nächster Gate nach v0.8.29.0</w:t>
       </w:r>
     </w:p>
     <w:p>
       <w:pPr>
-        <w:spacing w:after="60"/>
-      </w:pPr>
-      <w:r>
-        <w:t xml:space="preserve">Der Architektur-Pfad bleibt aktiv, aber die nächste Freigabe trennt </w:t>
+        <w:spacing w:after="80"/>
+      </w:pPr>
+      <w:r>
+        <w:t xml:space="preserve">Der nächste Entscheidungs-Gate ist jetzt </w:t>
       </w:r>
       <w:r>
         <w:rPr>
           <w:b/>
         </w:rPr>
-        <w:t>Solverarchitektur</w:t>
-      </w:r>
-      <w:r>
-        <w:t xml:space="preserve"> und </w:t>
-      </w:r>
-      <w:r>
-        <w:rPr>
-          <w:b/>
-        </w:rPr>
-        <w:t>Messqualität</w:t>
-      </w:r>
-      <w:r>
-        <w:t xml:space="preserve"> ausdrücklich.</w:t>
+        <w:t>nicht</w:t>
+      </w:r>
+      <w:r>
+        <w:t xml:space="preserve"> ein weiterer großer Zufallsaudit, sondern die neue Solverarchitektur selbst.</w:t>
       </w:r>
     </w:p>
     <w:p>
@@ -1773,109 +1691,65 @@
         <w:pStyle w:val="Heading2"/>
       </w:pPr>
       <w:r>
-        <w:t>Gate A · 8er Blind-Proof v1.1</w:t>
+        <w:t>Gate A · 8er Blind-Proof</w:t>
       </w:r>
     </w:p>
     <w:p>
       <w:pPr>
-        <w:spacing w:after="60"/>
-      </w:pPr>
-      <w:r>
-        <w:t>Der Proof wird nach dem Hotfix erneut ausgeführt. Er muss mindestens zeigen:</w:t>
+        <w:spacing w:after="80"/>
+      </w:pPr>
+      <w:r>
+        <w:t>Der Proof muss mindestens zeigen:</w:t>
       </w:r>
     </w:p>
     <w:p>
       <w:pPr>
-        <w:spacing w:after="20"/>
-        <w:ind w:left="198" w:hanging="198"/>
-      </w:pPr>
-      <w:r>
-        <w:t xml:space="preserve">1. </w:t>
-      </w:r>
-      <w:r>
-        <w:t>Acht technisch gültige Holdouts nach Measurement-Sanity-Gate.</w:t>
+        <w:pStyle w:val="ListNumber"/>
+      </w:pPr>
+      <w:r>
+        <w:t>Retrieval-Median &lt; höhenangepasster Neutralstart-Median.</w:t>
       </w:r>
     </w:p>
     <w:p>
       <w:pPr>
-        <w:spacing w:after="20"/>
-        <w:ind w:left="198" w:hanging="198"/>
-      </w:pPr>
-      <w:r>
-        <w:t xml:space="preserve">2. </w:t>
-      </w:r>
-      <w:r>
-        <w:t>Retrieval-Median &lt; höhenangepasster Neutralstart-Median.</w:t>
+        <w:pStyle w:val="ListNumber"/>
+      </w:pPr>
+      <w:r>
+        <w:t>Local-Fit-Median &lt;= Retrieval-Median.</w:t>
       </w:r>
     </w:p>
     <w:p>
       <w:pPr>
-        <w:spacing w:after="20"/>
-        <w:ind w:left="198" w:hanging="198"/>
-      </w:pPr>
-      <w:r>
-        <w:t xml:space="preserve">3. </w:t>
-      </w:r>
-      <w:r>
-        <w:t>Local-Fit-Median &lt;= Retrieval-Median.</w:t>
+        <w:pStyle w:val="ListNumber"/>
+      </w:pPr>
+      <w:r>
+        <w:t>Kein Cross-Region-Controller und keine freie globale Weight/Muscle-Suche wurde dafür benötigt.</w:t>
       </w:r>
     </w:p>
     <w:p>
       <w:pPr>
-        <w:spacing w:after="20"/>
-        <w:ind w:left="198" w:hanging="198"/>
-      </w:pPr>
-      <w:r>
-        <w:t xml:space="preserve">4. </w:t>
-      </w:r>
-      <w:r>
-        <w:t>Kein Cross-Region-Controller und keine freie globale Weight/Muscle-Suche wurde dafür benötigt.</w:t>
+        <w:pStyle w:val="ListNumber"/>
+      </w:pPr>
+      <w:r>
+        <w:t>Die Ergebnisse bleiben technisch gültig und innerhalb des 205-cm-Produkt-/Auditbereichs.</w:t>
       </w:r>
     </w:p>
     <w:p>
       <w:pPr>
-        <w:spacing w:after="20"/>
-        <w:ind w:left="198" w:hanging="198"/>
-      </w:pPr>
-      <w:r>
-        <w:t xml:space="preserve">5. </w:t>
+        <w:spacing w:after="80"/>
+      </w:pPr>
+      <w:r>
+        <w:t xml:space="preserve">Wenn Gate A </w:t>
       </w:r>
       <w:r>
         <w:rPr>
-          <w:rFonts w:ascii="Consolas" w:hAnsi="Consolas"/>
-          <w:sz w:val="17"/>
-        </w:rPr>
-        <w:t>skippedTargets</w:t>
-      </w:r>
-      <w:r>
-        <w:t xml:space="preserve"> dokumentiert jeden wegen katastrophaler Messung verworfenen Holdout.</w:t>
-      </w:r>
-    </w:p>
-    <w:p>
-      <w:pPr>
-        <w:spacing w:after="60"/>
-      </w:pPr>
-      <w:r>
-        <w:t xml:space="preserve">Ein erneutes </w:t>
-      </w:r>
-      <w:r>
-        <w:rPr>
-          <w:rFonts w:ascii="Consolas" w:hAnsi="Consolas"/>
+          <w:rFonts w:ascii="Courier New" w:hAnsi="Courier New" w:eastAsia="Courier New"/>
           <w:sz w:val="17"/>
         </w:rPr>
         <w:t>GO</w:t>
       </w:r>
       <w:r>
-        <w:t xml:space="preserve"> bestätigt die </w:t>
-      </w:r>
-      <w:r>
-        <w:rPr>
-          <w:b/>
-        </w:rPr>
-        <w:t>Body-Bank-Solverarchitektur</w:t>
-      </w:r>
-      <w:r>
-        <w:t>, nicht automatisch die anthropometrische Gültigkeit jedes verwendeten Umfangsmaßes.</w:t>
+        <w:t xml:space="preserve"> ergibt, wird die Body Bank schrittweise größer und der Retrieval-Index um reale/stabile Eingabemaße erweitert.</w:t>
       </w:r>
     </w:p>
     <w:p>
@@ -1883,882 +1757,235 @@
         <w:pStyle w:val="Heading2"/>
       </w:pPr>
       <w:r>
-        <w:t>Gate B · manueller Runtime-Solver</w:t>
+        <w:t>Gate B · Active Audit</w:t>
       </w:r>
     </w:p>
     <w:p>
       <w:pPr>
-        <w:spacing w:after="60"/>
-      </w:pPr>
-      <w:r>
-        <w:t xml:space="preserve">Der reparierte Button </w:t>
+        <w:spacing w:after="80"/>
+      </w:pPr>
+      <w:r>
+        <w:t xml:space="preserve">Die vom Solver erzeugten neuen Körper werden in </w:t>
       </w:r>
       <w:r>
         <w:rPr>
-          <w:rFonts w:ascii="Consolas" w:hAnsi="Consolas"/>
+          <w:rFonts w:ascii="Courier New" w:hAnsi="Courier New" w:eastAsia="Courier New"/>
           <w:sz w:val="17"/>
         </w:rPr>
-        <w:t>1 · Bank suchen</w:t>
-      </w:r>
-      <w:r>
-        <w:t xml:space="preserve"> muss auf iPhone/Safari einen Top-5-Retrieval-Lauf ohne JavaScript-Fehler durchführen. Danach muss </w:t>
+        <w:t>BANK -&gt; ACTIVE</w:t>
+      </w:r>
+      <w:r>
+        <w:t xml:space="preserve"> blind bewertet. Wichtig ist nicht die Menge, sondern der Informationsgewinn an tatsächlich benutzten Solverregionen.</w:t>
+      </w:r>
+    </w:p>
+    <w:p>
+      <w:pPr>
+        <w:spacing w:after="80"/>
+      </w:pPr>
+      <w:r>
+        <w:t>Zu prüfen ist insbesondere:</w:t>
+      </w:r>
+    </w:p>
+    <w:p>
+      <w:pPr>
+        <w:pStyle w:val="ListBullet"/>
+      </w:pPr>
+      <w:r>
+        <w:t>ob Local-Fit-Ergebnisse überwiegend akzeptiert werden,</w:t>
+      </w:r>
+    </w:p>
+    <w:p>
+      <w:pPr>
+        <w:pStyle w:val="ListBullet"/>
+      </w:pPr>
+      <w:r>
+        <w:t>ob Retrieval-Ambiguitäten durch zusätzliche Human-Votes auflösbar werden,</w:t>
+      </w:r>
+    </w:p>
+    <w:p>
+      <w:pPr>
+        <w:pStyle w:val="ListBullet"/>
+      </w:pPr>
+      <w:r>
+        <w:t>ob Accepted-Active-Körper als neue Seeds die spätere Retrieval-Qualität verbessern,</w:t>
+      </w:r>
+    </w:p>
+    <w:p>
+      <w:pPr>
+        <w:pStyle w:val="ListBullet"/>
+      </w:pPr>
+      <w:r>
+        <w:t>ob Rejections lokal bleiben und keine falschen globalen Grenzen erzeugen.</w:t>
+      </w:r>
+    </w:p>
+    <w:p>
+      <w:pPr>
+        <w:pStyle w:val="Heading2"/>
+      </w:pPr>
+      <w:r>
+        <w:t>Gate C · danach erst Solver-Ausbau</w:t>
+      </w:r>
+    </w:p>
+    <w:p>
+      <w:pPr>
+        <w:spacing w:after="80"/>
+      </w:pPr>
+      <w:r>
+        <w:t>Erst nach A/B werden weitere Freiheitsgrade oder zusätzliche Nutzereingaben ergänzt. Bevorzugt werden nur Maße, die geometrisch stabil messbar und durch lokale anatomisch passende Controller kontrollierbar sind.</w:t>
+      </w:r>
+    </w:p>
+    <w:p>
+      <w:pPr>
+        <w:spacing w:after="80"/>
+      </w:pPr>
+      <w:r>
+        <w:t>Das vertagte Kopfgrößen-/Head-Fat-Thema bleibt außerhalb dieses Gates und wird später mit absolutem Größenbezug separat geprüft.</w:t>
+      </w:r>
+    </w:p>
+    <w:p>
+      <w:pPr>
+        <w:pStyle w:val="Heading1"/>
+      </w:pPr>
+      <w:r>
+        <w:t>11. Abbruch-/Entscheidungsregel</w:t>
+      </w:r>
+    </w:p>
+    <w:p>
+      <w:pPr>
+        <w:spacing w:after="80"/>
+      </w:pPr>
+      <w:r>
+        <w:t>Wenn bereits der konservative Anny-Core-Raum überwiegend unplausibel ist oder sich keine ausreichend zusammenhängende akzeptierte Körperbank aufbauen lässt, wird nicht automatisch ein noch komplexerer Solver gebaut. Dann muss die Eignung von Anny als Basismodell selbst neu bewertet werden.</w:t>
+      </w:r>
+    </w:p>
+    <w:p>
+      <w:pPr>
+        <w:pStyle w:val="Heading1"/>
+      </w:pPr>
+      <w:r>
+        <w:t>12. Änderungsprotokoll</w:t>
+      </w:r>
+    </w:p>
+    <w:p>
+      <w:pPr>
+        <w:spacing w:after="80"/>
+      </w:pPr>
+      <w:r>
+        <w:t>| Version | Datum | Änderung |</w:t>
+      </w:r>
+    </w:p>
+    <w:p>
+      <w:pPr>
+        <w:spacing w:after="80"/>
+      </w:pPr>
+      <w:r>
+        <w:t>|---|---|---|</w:t>
+      </w:r>
+    </w:p>
+    <w:p>
+      <w:pPr>
+        <w:spacing w:after="80"/>
+      </w:pPr>
+      <w:r>
+        <w:t>| 0.1 | 22.08.2026 | Master State eingeführt; Landmark-/Messpipeline als damaliger Schwerpunkt dokumentiert. |</w:t>
+      </w:r>
+    </w:p>
+    <w:p>
+      <w:pPr>
+        <w:spacing w:after="80"/>
+      </w:pPr>
+      <w:r>
+        <w:t>| 0.2 | 28.08.2026 | Projektstand konsolidiert; Audited Body Bank / lokale Körperfamilien als neue Hauptarchitektur; synchrone Master-State-/SAMMY_CURRENT-Exports festgelegt. |</w:t>
+      </w:r>
+    </w:p>
+    <w:p>
+      <w:pPr>
+        <w:spacing w:after="80"/>
+      </w:pPr>
+      <w:r>
+        <w:t xml:space="preserve">| 0.3 | 28.08.2026 | GitHub-Pages-Hotfix: Cache-/Versionsdrift korrigiert; synchroner HTML/JS/CSS-Deployment-Gate und </w:t>
       </w:r>
       <w:r>
         <w:rPr>
-          <w:rFonts w:ascii="Consolas" w:hAnsi="Consolas"/>
+          <w:rFonts w:ascii="Courier New" w:hAnsi="Courier New" w:eastAsia="Courier New"/>
           <w:sz w:val="17"/>
         </w:rPr>
-        <w:t>2 · Lokal fitten</w:t>
-      </w:r>
-      <w:r>
-        <w:t xml:space="preserve"> entweder den gemeinsamen Score verbessern/erhalten oder vollständig auf den auditierten Seed zurückrollen. Der Solver-JSON-Export muss Retrieval, eventuelle Measurement-Sanity-Rejects, Local Trace und Safety-Status enthalten.</w:t>
+        <w:t>.nojekyll</w:t>
+      </w:r>
+      <w:r>
+        <w:t>. |</w:t>
       </w:r>
     </w:p>
     <w:p>
       <w:pPr>
-        <w:pStyle w:val="Heading2"/>
-      </w:pPr>
-      <w:r>
-        <w:t>Gate C · neue Solverzustände im ACTIVE Audit</w:t>
+        <w:spacing w:after="80"/>
+      </w:pPr>
+      <w:r>
+        <w:t>| 0.4 | 28.08.2026 | BANK v0.8.28.2: Kamera bleibt über Personenwechsel erhalten; Posen/Animationen im Audit; Review-Kontext getrennt gespeichert. |</w:t>
       </w:r>
     </w:p>
     <w:p>
       <w:pPr>
-        <w:spacing w:after="60"/>
-      </w:pPr>
-      <w:r>
-        <w:t xml:space="preserve">Die 32 bereits bewerteten Active-Fälle sind in v0.8.29.1 kanonisch eingearbeitet. Künftig werden primär </w:t>
+        <w:spacing w:after="80"/>
+      </w:pPr>
+      <w:r>
+        <w:t xml:space="preserve">| 0.5 | 28.08.2026 | BANK v0.8.28.3: 400er Grenz-/Extremraum; Phase-1 </w:t>
       </w:r>
       <w:r>
         <w:rPr>
-          <w:b/>
-        </w:rPr>
-        <w:t>neu vom Proof oder manuellen Solver erzeugte</w:t>
-      </w:r>
-      <w:r>
-        <w:t xml:space="preserve"> Kandidaten blind auditiert. Accepted-Votes dürfen erst dann neue kanonische Seeds werden, wenn der Export zurückgegeben und in den Projektindex übernommen wurde; lokal auf demselben Gerät können sie sofort als </w:t>
-      </w:r>
-      <w:r>
-        <w:rPr>
-          <w:rFonts w:ascii="Consolas" w:hAnsi="Consolas"/>
+          <w:rFonts w:ascii="Courier New" w:hAnsi="Courier New" w:eastAsia="Courier New"/>
           <w:sz w:val="17"/>
         </w:rPr>
-        <w:t>trusted-user</w:t>
-      </w:r>
-      <w:r>
-        <w:t xml:space="preserve"> wirken.</w:t>
+        <w:t>legs-too-long</w:t>
+      </w:r>
+      <w:r>
+        <w:t xml:space="preserve"> dokumentiert; exakte Rest-Rig-Bein/Torso-Diagnosen statt fehlerhafter Umfangssnapshots. |</w:t>
       </w:r>
     </w:p>
     <w:p>
       <w:pPr>
-        <w:pStyle w:val="Heading2"/>
-      </w:pPr>
-      <w:r>
-        <w:t>Gate D · Messqualität vor weiterem Solver-Ausbau</w:t>
+        <w:spacing w:after="80"/>
+      </w:pPr>
+      <w:r>
+        <w:t>| 0.6 | 28.08.2026 | BANK v0.8.28.4: reviewer-blinde Mischung, BANK-only Dual Viewport, unabhängiges AutoFit, &lt;=205-cm-Gate; Kopf/Head-Fat bewusst vertagt. |</w:t>
       </w:r>
     </w:p>
     <w:p>
       <w:pPr>
-        <w:spacing w:after="60"/>
-      </w:pPr>
-      <w:r>
-        <w:t>Bevor Brust/Hüfte als verlässliche Produkt-Eingaben oder harte Erfolgsmetriken gelten, müssen deren Messdefinition und Mesh-Messung separat qualifiziert werden. Der technische Sanity-Gate ist nur ein Crash-/Ausreißerschutz und ersetzt diese Prüfung nicht. Weitere Freiheitsgrade oder neue Zielmaße werden erst ergänzt, wenn sie geometrisch stabil messbar und durch anatomisch passende Controller kontrollierbar sind.</w:t>
+        <w:spacing w:after="80"/>
+      </w:pPr>
+      <w:r>
+        <w:t>| 0.7 | 28.08.2026 | BANK v0.8.28.5: iPhone-menüsicheres A/B-Layout; Dual Viewport nutzt nur die freie Viewer-Fläche. |</w:t>
       </w:r>
     </w:p>
     <w:p>
       <w:pPr>
-        <w:spacing w:after="60"/>
-      </w:pPr>
-      <w:r>
-        <w:t>Das vertagte Kopfgrößen-/Head-Fat-Thema bleibt außerhalb dieses Gates und wird später mit absolutem Größenbezug separat geprüft.</w:t>
+        <w:spacing w:after="80"/>
+      </w:pPr>
+      <w:r>
+        <w:t>| 0.8 | 29.08.2026 | v0.8.29.0: Audit zu Body-Bank-Index kompiliert; Trusted-Top-K-Solver + kleiner Local Fit + 8er Blind-Proof + ACTIVE-Lernmodus. Shoulder-Proxy ausgeschlossen; Proof ohne kg-Vorauswahl; Non-Worsening-Rollback; Resume-Fix. |</w:t>
       </w:r>
     </w:p>
     <w:p>
       <w:pPr>
-        <w:pStyle w:val="Heading1"/>
-      </w:pPr>
-      <w:r>
-        <w:t>11. Abbruch-/Entscheidungsregel</w:t>
+        <w:spacing w:after="80"/>
+      </w:pPr>
+      <w:r>
+        <w:t>| 0.9 | 29.08.2026 | v0.8.29.1: fehlenden manuellen Retrieval-Handler repariert; fail-fast UI-/Release-Handler-Gate; 32er ACTIVE-Audit kanonisch gemergt (269 trusted / 91 frontier / 37 negative / 0 unchecked); technische Mess-Sanity und Proof v1.1 wegen sichtbar falschem Brust-Snapshot. |</w:t>
       </w:r>
     </w:p>
     <w:p>
       <w:pPr>
-        <w:spacing w:after="60"/>
-      </w:pPr>
-      <w:r>
-        <w:t>Wenn bereits der konservative Anny-Core-Raum überwiegend unplausibel ist oder sich keine ausreichend zusammenhängende akzeptierte Körperbank aufbauen lässt, wird nicht automatisch ein noch komplexerer Solver gebaut. Dann muss die Eignung von Anny als Basismodell selbst neu bewertet werden.</w:t>
+        <w:spacing w:after="80"/>
+      </w:pPr>
+      <w:r>
+        <w:t>| 0.10 | 29.08.2026 | v0.8.29.2: stale Splash-Version v0.8.28.4 entfernt; Runtime-/Titel-/Hauptlabel-/Splash-/JS-/CSS-Versionen synchronisiert; Deployment-Gate erweitert; Solver-/Body-Bank-Daten unverändert. |</w:t>
       </w:r>
     </w:p>
-    <w:p>
-      <w:pPr>
-        <w:pStyle w:val="Heading1"/>
-      </w:pPr>
-      <w:r>
-        <w:t>12. Änderungsprotokoll</w:t>
-      </w:r>
-    </w:p>
-    <w:tbl>
-      <w:tblPr>
-        <w:tblStyle w:val="TableGrid"/>
-        <w:tblW w:type="auto" w:w="0"/>
-        <w:jc w:val="center"/>
-        <w:tblLook w:firstColumn="1" w:firstRow="1" w:lastColumn="0" w:lastRow="0" w:noHBand="0" w:noVBand="1" w:val="04A0"/>
-      </w:tblPr>
-      <w:tblGrid>
-        <w:gridCol w:w="3494"/>
-        <w:gridCol w:w="3494"/>
-        <w:gridCol w:w="3494"/>
-      </w:tblGrid>
-      <w:tr>
-        <w:trPr>
-          <w:tblHeader w:val="true"/>
-        </w:trPr>
-        <w:tc>
-          <w:tcPr>
-            <w:tcW w:type="dxa" w:w="3494"/>
-            <w:vAlign w:val="top"/>
-          </w:tcPr>
-          <w:p>
-            <w:r>
-              <w:rPr>
-                <w:rFonts w:ascii="Arial" w:hAnsi="Arial"/>
-                <w:b/>
-                <w:sz w:val="15"/>
-              </w:rPr>
-            </w:r>
-            <w:r>
-              <w:rPr>
-                <w:rFonts w:ascii="Arial" w:hAnsi="Arial"/>
-                <w:b/>
-                <w:sz w:val="15"/>
-              </w:rPr>
-              <w:t>Version</w:t>
-            </w:r>
-          </w:p>
-        </w:tc>
-        <w:tc>
-          <w:tcPr>
-            <w:tcW w:type="dxa" w:w="3494"/>
-            <w:vAlign w:val="top"/>
-          </w:tcPr>
-          <w:p>
-            <w:r>
-              <w:rPr>
-                <w:rFonts w:ascii="Arial" w:hAnsi="Arial"/>
-                <w:b/>
-                <w:sz w:val="15"/>
-              </w:rPr>
-            </w:r>
-            <w:r>
-              <w:rPr>
-                <w:rFonts w:ascii="Arial" w:hAnsi="Arial"/>
-                <w:b/>
-                <w:sz w:val="15"/>
-              </w:rPr>
-              <w:t>Datum</w:t>
-            </w:r>
-          </w:p>
-        </w:tc>
-        <w:tc>
-          <w:tcPr>
-            <w:tcW w:type="dxa" w:w="3494"/>
-            <w:vAlign w:val="top"/>
-          </w:tcPr>
-          <w:p>
-            <w:r>
-              <w:rPr>
-                <w:rFonts w:ascii="Arial" w:hAnsi="Arial"/>
-                <w:b/>
-                <w:sz w:val="15"/>
-              </w:rPr>
-            </w:r>
-            <w:r>
-              <w:rPr>
-                <w:rFonts w:ascii="Arial" w:hAnsi="Arial"/>
-                <w:b/>
-                <w:sz w:val="15"/>
-              </w:rPr>
-              <w:t>Änderung</w:t>
-            </w:r>
-          </w:p>
-        </w:tc>
-      </w:tr>
-      <w:tr>
-        <w:tc>
-          <w:tcPr>
-            <w:tcW w:type="dxa" w:w="3494"/>
-            <w:vAlign w:val="top"/>
-          </w:tcPr>
-          <w:p>
-            <w:r>
-              <w:rPr>
-                <w:rFonts w:ascii="Arial" w:hAnsi="Arial"/>
-                <w:b w:val="0"/>
-                <w:sz w:val="15"/>
-              </w:rPr>
-            </w:r>
-            <w:r>
-              <w:rPr>
-                <w:rFonts w:ascii="Arial" w:hAnsi="Arial"/>
-                <w:b w:val="0"/>
-                <w:sz w:val="15"/>
-              </w:rPr>
-              <w:t>0.1</w:t>
-            </w:r>
-          </w:p>
-        </w:tc>
-        <w:tc>
-          <w:tcPr>
-            <w:tcW w:type="dxa" w:w="3494"/>
-            <w:vAlign w:val="top"/>
-          </w:tcPr>
-          <w:p>
-            <w:r>
-              <w:rPr>
-                <w:rFonts w:ascii="Arial" w:hAnsi="Arial"/>
-                <w:b w:val="0"/>
-                <w:sz w:val="15"/>
-              </w:rPr>
-            </w:r>
-            <w:r>
-              <w:rPr>
-                <w:rFonts w:ascii="Arial" w:hAnsi="Arial"/>
-                <w:b w:val="0"/>
-                <w:sz w:val="15"/>
-              </w:rPr>
-              <w:t>22.08.2026</w:t>
-            </w:r>
-          </w:p>
-        </w:tc>
-        <w:tc>
-          <w:tcPr>
-            <w:tcW w:type="dxa" w:w="3494"/>
-            <w:vAlign w:val="top"/>
-          </w:tcPr>
-          <w:p>
-            <w:r>
-              <w:rPr>
-                <w:rFonts w:ascii="Arial" w:hAnsi="Arial"/>
-                <w:b w:val="0"/>
-                <w:sz w:val="15"/>
-              </w:rPr>
-            </w:r>
-            <w:r>
-              <w:rPr>
-                <w:rFonts w:ascii="Arial" w:hAnsi="Arial"/>
-                <w:b w:val="0"/>
-                <w:sz w:val="15"/>
-              </w:rPr>
-              <w:t>Master State eingeführt; Landmark-/Messpipeline als damaliger Schwerpunkt dokumentiert.</w:t>
-            </w:r>
-          </w:p>
-        </w:tc>
-      </w:tr>
-      <w:tr>
-        <w:tc>
-          <w:tcPr>
-            <w:tcW w:type="dxa" w:w="3494"/>
-            <w:vAlign w:val="top"/>
-          </w:tcPr>
-          <w:p>
-            <w:r>
-              <w:rPr>
-                <w:rFonts w:ascii="Arial" w:hAnsi="Arial"/>
-                <w:b w:val="0"/>
-                <w:sz w:val="15"/>
-              </w:rPr>
-            </w:r>
-            <w:r>
-              <w:rPr>
-                <w:rFonts w:ascii="Arial" w:hAnsi="Arial"/>
-                <w:b w:val="0"/>
-                <w:sz w:val="15"/>
-              </w:rPr>
-              <w:t>0.2</w:t>
-            </w:r>
-          </w:p>
-        </w:tc>
-        <w:tc>
-          <w:tcPr>
-            <w:tcW w:type="dxa" w:w="3494"/>
-            <w:vAlign w:val="top"/>
-          </w:tcPr>
-          <w:p>
-            <w:r>
-              <w:rPr>
-                <w:rFonts w:ascii="Arial" w:hAnsi="Arial"/>
-                <w:b w:val="0"/>
-                <w:sz w:val="15"/>
-              </w:rPr>
-            </w:r>
-            <w:r>
-              <w:rPr>
-                <w:rFonts w:ascii="Arial" w:hAnsi="Arial"/>
-                <w:b w:val="0"/>
-                <w:sz w:val="15"/>
-              </w:rPr>
-              <w:t>28.08.2026</w:t>
-            </w:r>
-          </w:p>
-        </w:tc>
-        <w:tc>
-          <w:tcPr>
-            <w:tcW w:type="dxa" w:w="3494"/>
-            <w:vAlign w:val="top"/>
-          </w:tcPr>
-          <w:p>
-            <w:r>
-              <w:rPr>
-                <w:rFonts w:ascii="Arial" w:hAnsi="Arial"/>
-                <w:b w:val="0"/>
-                <w:sz w:val="15"/>
-              </w:rPr>
-            </w:r>
-            <w:r>
-              <w:rPr>
-                <w:rFonts w:ascii="Arial" w:hAnsi="Arial"/>
-                <w:b w:val="0"/>
-                <w:sz w:val="15"/>
-              </w:rPr>
-              <w:t>Projektstand konsolidiert; Audited Body Bank / lokale Körperfamilien als neue Hauptarchitektur; synchrone Master-State-/SAMMY_CURRENT-Exports festgelegt.</w:t>
-            </w:r>
-          </w:p>
-        </w:tc>
-      </w:tr>
-      <w:tr>
-        <w:tc>
-          <w:tcPr>
-            <w:tcW w:type="dxa" w:w="3494"/>
-            <w:vAlign w:val="top"/>
-          </w:tcPr>
-          <w:p>
-            <w:r>
-              <w:rPr>
-                <w:rFonts w:ascii="Arial" w:hAnsi="Arial"/>
-                <w:b w:val="0"/>
-                <w:sz w:val="15"/>
-              </w:rPr>
-            </w:r>
-            <w:r>
-              <w:rPr>
-                <w:rFonts w:ascii="Arial" w:hAnsi="Arial"/>
-                <w:b w:val="0"/>
-                <w:sz w:val="15"/>
-              </w:rPr>
-              <w:t>0.3</w:t>
-            </w:r>
-          </w:p>
-        </w:tc>
-        <w:tc>
-          <w:tcPr>
-            <w:tcW w:type="dxa" w:w="3494"/>
-            <w:vAlign w:val="top"/>
-          </w:tcPr>
-          <w:p>
-            <w:r>
-              <w:rPr>
-                <w:rFonts w:ascii="Arial" w:hAnsi="Arial"/>
-                <w:b w:val="0"/>
-                <w:sz w:val="15"/>
-              </w:rPr>
-            </w:r>
-            <w:r>
-              <w:rPr>
-                <w:rFonts w:ascii="Arial" w:hAnsi="Arial"/>
-                <w:b w:val="0"/>
-                <w:sz w:val="15"/>
-              </w:rPr>
-              <w:t>28.08.2026</w:t>
-            </w:r>
-          </w:p>
-        </w:tc>
-        <w:tc>
-          <w:tcPr>
-            <w:tcW w:type="dxa" w:w="3494"/>
-            <w:vAlign w:val="top"/>
-          </w:tcPr>
-          <w:p>
-            <w:r>
-              <w:rPr>
-                <w:rFonts w:ascii="Arial" w:hAnsi="Arial"/>
-                <w:b w:val="0"/>
-                <w:sz w:val="15"/>
-              </w:rPr>
-            </w:r>
-            <w:r>
-              <w:rPr>
-                <w:rFonts w:ascii="Arial" w:hAnsi="Arial"/>
-                <w:b w:val="0"/>
-                <w:sz w:val="15"/>
-              </w:rPr>
-              <w:t xml:space="preserve">GitHub-Pages-Hotfix: Cache-/Versionsdrift korrigiert; synchroner HTML/JS/CSS-Deployment-Gate und </w:t>
-            </w:r>
-            <w:r>
-              <w:rPr>
-                <w:rFonts w:ascii="Arial" w:hAnsi="Arial"/>
-                <w:b w:val="0"/>
-                <w:sz w:val="15"/>
-              </w:rPr>
-              <w:t>.nojekyll</w:t>
-            </w:r>
-            <w:r>
-              <w:rPr>
-                <w:rFonts w:ascii="Arial" w:hAnsi="Arial"/>
-                <w:b w:val="0"/>
-                <w:sz w:val="15"/>
-              </w:rPr>
-              <w:t>.</w:t>
-            </w:r>
-          </w:p>
-        </w:tc>
-      </w:tr>
-      <w:tr>
-        <w:tc>
-          <w:tcPr>
-            <w:tcW w:type="dxa" w:w="3494"/>
-            <w:vAlign w:val="top"/>
-          </w:tcPr>
-          <w:p>
-            <w:r>
-              <w:rPr>
-                <w:rFonts w:ascii="Arial" w:hAnsi="Arial"/>
-                <w:b w:val="0"/>
-                <w:sz w:val="15"/>
-              </w:rPr>
-            </w:r>
-            <w:r>
-              <w:rPr>
-                <w:rFonts w:ascii="Arial" w:hAnsi="Arial"/>
-                <w:b w:val="0"/>
-                <w:sz w:val="15"/>
-              </w:rPr>
-              <w:t>0.4</w:t>
-            </w:r>
-          </w:p>
-        </w:tc>
-        <w:tc>
-          <w:tcPr>
-            <w:tcW w:type="dxa" w:w="3494"/>
-            <w:vAlign w:val="top"/>
-          </w:tcPr>
-          <w:p>
-            <w:r>
-              <w:rPr>
-                <w:rFonts w:ascii="Arial" w:hAnsi="Arial"/>
-                <w:b w:val="0"/>
-                <w:sz w:val="15"/>
-              </w:rPr>
-            </w:r>
-            <w:r>
-              <w:rPr>
-                <w:rFonts w:ascii="Arial" w:hAnsi="Arial"/>
-                <w:b w:val="0"/>
-                <w:sz w:val="15"/>
-              </w:rPr>
-              <w:t>28.08.2026</w:t>
-            </w:r>
-          </w:p>
-        </w:tc>
-        <w:tc>
-          <w:tcPr>
-            <w:tcW w:type="dxa" w:w="3494"/>
-            <w:vAlign w:val="top"/>
-          </w:tcPr>
-          <w:p>
-            <w:r>
-              <w:rPr>
-                <w:rFonts w:ascii="Arial" w:hAnsi="Arial"/>
-                <w:b w:val="0"/>
-                <w:sz w:val="15"/>
-              </w:rPr>
-            </w:r>
-            <w:r>
-              <w:rPr>
-                <w:rFonts w:ascii="Arial" w:hAnsi="Arial"/>
-                <w:b w:val="0"/>
-                <w:sz w:val="15"/>
-              </w:rPr>
-              <w:t>BANK v0.8.28.2: Kamera bleibt über Personenwechsel erhalten; Posen/Animationen im Audit; Review-Kontext getrennt gespeichert.</w:t>
-            </w:r>
-          </w:p>
-        </w:tc>
-      </w:tr>
-      <w:tr>
-        <w:tc>
-          <w:tcPr>
-            <w:tcW w:type="dxa" w:w="3494"/>
-            <w:vAlign w:val="top"/>
-          </w:tcPr>
-          <w:p>
-            <w:r>
-              <w:rPr>
-                <w:rFonts w:ascii="Arial" w:hAnsi="Arial"/>
-                <w:b w:val="0"/>
-                <w:sz w:val="15"/>
-              </w:rPr>
-            </w:r>
-            <w:r>
-              <w:rPr>
-                <w:rFonts w:ascii="Arial" w:hAnsi="Arial"/>
-                <w:b w:val="0"/>
-                <w:sz w:val="15"/>
-              </w:rPr>
-              <w:t>0.5</w:t>
-            </w:r>
-          </w:p>
-        </w:tc>
-        <w:tc>
-          <w:tcPr>
-            <w:tcW w:type="dxa" w:w="3494"/>
-            <w:vAlign w:val="top"/>
-          </w:tcPr>
-          <w:p>
-            <w:r>
-              <w:rPr>
-                <w:rFonts w:ascii="Arial" w:hAnsi="Arial"/>
-                <w:b w:val="0"/>
-                <w:sz w:val="15"/>
-              </w:rPr>
-            </w:r>
-            <w:r>
-              <w:rPr>
-                <w:rFonts w:ascii="Arial" w:hAnsi="Arial"/>
-                <w:b w:val="0"/>
-                <w:sz w:val="15"/>
-              </w:rPr>
-              <w:t>28.08.2026</w:t>
-            </w:r>
-          </w:p>
-        </w:tc>
-        <w:tc>
-          <w:tcPr>
-            <w:tcW w:type="dxa" w:w="3494"/>
-            <w:vAlign w:val="top"/>
-          </w:tcPr>
-          <w:p>
-            <w:r>
-              <w:rPr>
-                <w:rFonts w:ascii="Arial" w:hAnsi="Arial"/>
-                <w:b w:val="0"/>
-                <w:sz w:val="15"/>
-              </w:rPr>
-            </w:r>
-            <w:r>
-              <w:rPr>
-                <w:rFonts w:ascii="Arial" w:hAnsi="Arial"/>
-                <w:b w:val="0"/>
-                <w:sz w:val="15"/>
-              </w:rPr>
-              <w:t xml:space="preserve">BANK v0.8.28.3: 400er Grenz-/Extremraum; Phase-1 </w:t>
-            </w:r>
-            <w:r>
-              <w:rPr>
-                <w:rFonts w:ascii="Arial" w:hAnsi="Arial"/>
-                <w:b w:val="0"/>
-                <w:sz w:val="15"/>
-              </w:rPr>
-              <w:t>legs-too-long</w:t>
-            </w:r>
-            <w:r>
-              <w:rPr>
-                <w:rFonts w:ascii="Arial" w:hAnsi="Arial"/>
-                <w:b w:val="0"/>
-                <w:sz w:val="15"/>
-              </w:rPr>
-              <w:t xml:space="preserve"> dokumentiert; exakte Rest-Rig-Bein/Torso-Diagnosen statt fehlerhafter Umfangssnapshots.</w:t>
-            </w:r>
-          </w:p>
-        </w:tc>
-      </w:tr>
-      <w:tr>
-        <w:tc>
-          <w:tcPr>
-            <w:tcW w:type="dxa" w:w="3494"/>
-            <w:vAlign w:val="top"/>
-          </w:tcPr>
-          <w:p>
-            <w:r>
-              <w:rPr>
-                <w:rFonts w:ascii="Arial" w:hAnsi="Arial"/>
-                <w:b w:val="0"/>
-                <w:sz w:val="15"/>
-              </w:rPr>
-            </w:r>
-            <w:r>
-              <w:rPr>
-                <w:rFonts w:ascii="Arial" w:hAnsi="Arial"/>
-                <w:b w:val="0"/>
-                <w:sz w:val="15"/>
-              </w:rPr>
-              <w:t>0.6</w:t>
-            </w:r>
-          </w:p>
-        </w:tc>
-        <w:tc>
-          <w:tcPr>
-            <w:tcW w:type="dxa" w:w="3494"/>
-            <w:vAlign w:val="top"/>
-          </w:tcPr>
-          <w:p>
-            <w:r>
-              <w:rPr>
-                <w:rFonts w:ascii="Arial" w:hAnsi="Arial"/>
-                <w:b w:val="0"/>
-                <w:sz w:val="15"/>
-              </w:rPr>
-            </w:r>
-            <w:r>
-              <w:rPr>
-                <w:rFonts w:ascii="Arial" w:hAnsi="Arial"/>
-                <w:b w:val="0"/>
-                <w:sz w:val="15"/>
-              </w:rPr>
-              <w:t>28.08.2026</w:t>
-            </w:r>
-          </w:p>
-        </w:tc>
-        <w:tc>
-          <w:tcPr>
-            <w:tcW w:type="dxa" w:w="3494"/>
-            <w:vAlign w:val="top"/>
-          </w:tcPr>
-          <w:p>
-            <w:r>
-              <w:rPr>
-                <w:rFonts w:ascii="Arial" w:hAnsi="Arial"/>
-                <w:b w:val="0"/>
-                <w:sz w:val="15"/>
-              </w:rPr>
-            </w:r>
-            <w:r>
-              <w:rPr>
-                <w:rFonts w:ascii="Arial" w:hAnsi="Arial"/>
-                <w:b w:val="0"/>
-                <w:sz w:val="15"/>
-              </w:rPr>
-              <w:t>BANK v0.8.28.4: reviewer-blinde Mischung, BANK-only Dual Viewport, unabhängiges AutoFit, &lt;=205-cm-Gate; Kopf/Head-Fat bewusst vertagt.</w:t>
-            </w:r>
-          </w:p>
-        </w:tc>
-      </w:tr>
-      <w:tr>
-        <w:tc>
-          <w:tcPr>
-            <w:tcW w:type="dxa" w:w="3494"/>
-            <w:vAlign w:val="top"/>
-          </w:tcPr>
-          <w:p>
-            <w:r>
-              <w:rPr>
-                <w:rFonts w:ascii="Arial" w:hAnsi="Arial"/>
-                <w:b w:val="0"/>
-                <w:sz w:val="15"/>
-              </w:rPr>
-            </w:r>
-            <w:r>
-              <w:rPr>
-                <w:rFonts w:ascii="Arial" w:hAnsi="Arial"/>
-                <w:b w:val="0"/>
-                <w:sz w:val="15"/>
-              </w:rPr>
-              <w:t>0.7</w:t>
-            </w:r>
-          </w:p>
-        </w:tc>
-        <w:tc>
-          <w:tcPr>
-            <w:tcW w:type="dxa" w:w="3494"/>
-            <w:vAlign w:val="top"/>
-          </w:tcPr>
-          <w:p>
-            <w:r>
-              <w:rPr>
-                <w:rFonts w:ascii="Arial" w:hAnsi="Arial"/>
-                <w:b w:val="0"/>
-                <w:sz w:val="15"/>
-              </w:rPr>
-            </w:r>
-            <w:r>
-              <w:rPr>
-                <w:rFonts w:ascii="Arial" w:hAnsi="Arial"/>
-                <w:b w:val="0"/>
-                <w:sz w:val="15"/>
-              </w:rPr>
-              <w:t>28.08.2026</w:t>
-            </w:r>
-          </w:p>
-        </w:tc>
-        <w:tc>
-          <w:tcPr>
-            <w:tcW w:type="dxa" w:w="3494"/>
-            <w:vAlign w:val="top"/>
-          </w:tcPr>
-          <w:p>
-            <w:r>
-              <w:rPr>
-                <w:rFonts w:ascii="Arial" w:hAnsi="Arial"/>
-                <w:b w:val="0"/>
-                <w:sz w:val="15"/>
-              </w:rPr>
-            </w:r>
-            <w:r>
-              <w:rPr>
-                <w:rFonts w:ascii="Arial" w:hAnsi="Arial"/>
-                <w:b w:val="0"/>
-                <w:sz w:val="15"/>
-              </w:rPr>
-              <w:t>BANK v0.8.28.5: iPhone-menüsicheres A/B-Layout; Dual Viewport nutzt nur die freie Viewer-Fläche.</w:t>
-            </w:r>
-          </w:p>
-        </w:tc>
-      </w:tr>
-      <w:tr>
-        <w:tc>
-          <w:tcPr>
-            <w:tcW w:type="dxa" w:w="3494"/>
-            <w:vAlign w:val="top"/>
-          </w:tcPr>
-          <w:p>
-            <w:r>
-              <w:rPr>
-                <w:rFonts w:ascii="Arial" w:hAnsi="Arial"/>
-                <w:b w:val="0"/>
-                <w:sz w:val="15"/>
-              </w:rPr>
-            </w:r>
-            <w:r>
-              <w:rPr>
-                <w:rFonts w:ascii="Arial" w:hAnsi="Arial"/>
-                <w:b w:val="0"/>
-                <w:sz w:val="15"/>
-              </w:rPr>
-              <w:t>0.8</w:t>
-            </w:r>
-          </w:p>
-        </w:tc>
-        <w:tc>
-          <w:tcPr>
-            <w:tcW w:type="dxa" w:w="3494"/>
-            <w:vAlign w:val="top"/>
-          </w:tcPr>
-          <w:p>
-            <w:r>
-              <w:rPr>
-                <w:rFonts w:ascii="Arial" w:hAnsi="Arial"/>
-                <w:b w:val="0"/>
-                <w:sz w:val="15"/>
-              </w:rPr>
-            </w:r>
-            <w:r>
-              <w:rPr>
-                <w:rFonts w:ascii="Arial" w:hAnsi="Arial"/>
-                <w:b w:val="0"/>
-                <w:sz w:val="15"/>
-              </w:rPr>
-              <w:t>29.08.2026</w:t>
-            </w:r>
-          </w:p>
-        </w:tc>
-        <w:tc>
-          <w:tcPr>
-            <w:tcW w:type="dxa" w:w="3494"/>
-            <w:vAlign w:val="top"/>
-          </w:tcPr>
-          <w:p>
-            <w:r>
-              <w:rPr>
-                <w:rFonts w:ascii="Arial" w:hAnsi="Arial"/>
-                <w:b w:val="0"/>
-                <w:sz w:val="15"/>
-              </w:rPr>
-            </w:r>
-            <w:r>
-              <w:rPr>
-                <w:rFonts w:ascii="Arial" w:hAnsi="Arial"/>
-                <w:b w:val="0"/>
-                <w:sz w:val="15"/>
-              </w:rPr>
-              <w:t>v0.8.29.0: Audit zu Body-Bank-Index kompiliert; Trusted-Top-K-Solver + kleiner Local Fit + 8er Blind-Proof + ACTIVE-Lernmodus. Shoulder-Proxy ausgeschlossen; Proof ohne kg-Vorauswahl; Non-Worsening-Rollback; Resume-Fix.</w:t>
-            </w:r>
-          </w:p>
-        </w:tc>
-      </w:tr>
-      <w:tr>
-        <w:tc>
-          <w:tcPr>
-            <w:tcW w:type="dxa" w:w="3494"/>
-            <w:vAlign w:val="top"/>
-          </w:tcPr>
-          <w:p>
-            <w:r>
-              <w:rPr>
-                <w:rFonts w:ascii="Arial" w:hAnsi="Arial"/>
-                <w:b w:val="0"/>
-                <w:sz w:val="15"/>
-              </w:rPr>
-            </w:r>
-            <w:r>
-              <w:rPr>
-                <w:rFonts w:ascii="Arial" w:hAnsi="Arial"/>
-                <w:b w:val="0"/>
-                <w:sz w:val="15"/>
-              </w:rPr>
-              <w:t>0.9</w:t>
-            </w:r>
-          </w:p>
-        </w:tc>
-        <w:tc>
-          <w:tcPr>
-            <w:tcW w:type="dxa" w:w="3494"/>
-            <w:vAlign w:val="top"/>
-          </w:tcPr>
-          <w:p>
-            <w:r>
-              <w:rPr>
-                <w:rFonts w:ascii="Arial" w:hAnsi="Arial"/>
-                <w:b w:val="0"/>
-                <w:sz w:val="15"/>
-              </w:rPr>
-            </w:r>
-            <w:r>
-              <w:rPr>
-                <w:rFonts w:ascii="Arial" w:hAnsi="Arial"/>
-                <w:b w:val="0"/>
-                <w:sz w:val="15"/>
-              </w:rPr>
-              <w:t>29.08.2026</w:t>
-            </w:r>
-          </w:p>
-        </w:tc>
-        <w:tc>
-          <w:tcPr>
-            <w:tcW w:type="dxa" w:w="3494"/>
-            <w:vAlign w:val="top"/>
-          </w:tcPr>
-          <w:p>
-            <w:r>
-              <w:rPr>
-                <w:rFonts w:ascii="Arial" w:hAnsi="Arial"/>
-                <w:b w:val="0"/>
-                <w:sz w:val="15"/>
-              </w:rPr>
-            </w:r>
-            <w:r>
-              <w:rPr>
-                <w:rFonts w:ascii="Arial" w:hAnsi="Arial"/>
-                <w:b w:val="0"/>
-                <w:sz w:val="15"/>
-              </w:rPr>
-              <w:t>v0.8.29.1: fehlenden manuellen Retrieval-Handler repariert; fail-fast UI-/Release-Handler-Gate; 32er ACTIVE-Audit kanonisch gemergt (269 trusted / 91 frontier / 37 negative / 0 unchecked); technische Mess-Sanity und Proof v1.1 wegen sichtbar falschem Brust-Snapshot.</w:t>
-            </w:r>
-          </w:p>
-        </w:tc>
-      </w:tr>
-    </w:tbl>
     <w:sectPr>
       <w:footerReference w:type="default" r:id="rId9"/>
       <w:pgSz w:w="12240" w:h="15840"/>
-      <w:pgMar w:top="765" w:right="879" w:bottom="765" w:left="879" w:header="720" w:footer="720" w:gutter="0"/>
+      <w:pgMar w:top="1020" w:right="1134" w:bottom="1020" w:left="1134" w:header="720" w:footer="720" w:gutter="0"/>
       <w:cols w:space="720"/>
       <w:docGrid w:linePitch="360"/>
     </w:sectPr>
@@ -2776,9 +2003,9 @@
     <w:r>
       <w:rPr>
         <w:rFonts w:ascii="Arial" w:hAnsi="Arial"/>
-        <w:sz w:val="15"/>
-      </w:rPr>
-      <w:t>SAMMY / BODY LAB · Master State 0.9 · App v0.8.29.1</w:t>
+        <w:sz w:val="16"/>
+      </w:rPr>
+      <w:t>SAMMY MASTER STATE · v0.8.29.2 · 29.08.2026</w:t>
     </w:r>
   </w:p>
 </w:ftr>
@@ -3148,8 +2375,8 @@
     <w:qFormat/>
     <w:rsid w:val="00FC693F"/>
     <w:rPr>
-      <w:rFonts w:ascii="Arial" w:hAnsi="Arial"/>
-      <w:sz w:val="18"/>
+      <w:rFonts w:ascii="Arial" w:hAnsi="Arial" w:eastAsia="Arial"/>
+      <w:sz w:val="19"/>
     </w:rPr>
   </w:style>
   <w:style w:type="paragraph" w:styleId="Header">
@@ -3207,11 +2434,11 @@
     <w:pPr>
       <w:keepNext/>
       <w:keepLines/>
-      <w:spacing w:before="140" w:after="60"/>
+      <w:spacing w:before="480" w:after="0"/>
       <w:outlineLvl w:val="0"/>
     </w:pPr>
     <w:rPr>
-      <w:rFonts w:asciiTheme="majorHAnsi" w:eastAsiaTheme="majorEastAsia" w:hAnsiTheme="majorHAnsi" w:cstheme="majorBidi" w:ascii="Arial" w:hAnsi="Arial"/>
+      <w:rFonts w:asciiTheme="majorHAnsi" w:eastAsiaTheme="majorEastAsia" w:hAnsiTheme="majorHAnsi" w:cstheme="majorBidi" w:ascii="Arial" w:hAnsi="Arial" w:eastAsia="Arial"/>
       <w:b/>
       <w:bCs/>
       <w:color w:val="365F91" w:themeColor="accent1" w:themeShade="BF"/>
@@ -3231,11 +2458,11 @@
     <w:pPr>
       <w:keepNext/>
       <w:keepLines/>
-      <w:spacing w:before="140" w:after="60"/>
+      <w:spacing w:before="200" w:after="0"/>
       <w:outlineLvl w:val="1"/>
     </w:pPr>
     <w:rPr>
-      <w:rFonts w:asciiTheme="majorHAnsi" w:eastAsiaTheme="majorEastAsia" w:hAnsiTheme="majorHAnsi" w:cstheme="majorBidi" w:ascii="Arial" w:hAnsi="Arial"/>
+      <w:rFonts w:asciiTheme="majorHAnsi" w:eastAsiaTheme="majorEastAsia" w:hAnsiTheme="majorHAnsi" w:cstheme="majorBidi" w:ascii="Arial" w:hAnsi="Arial" w:eastAsia="Arial"/>
       <w:b/>
       <w:bCs/>
       <w:color w:val="4F81BD" w:themeColor="accent1"/>
@@ -3255,11 +2482,11 @@
     <w:pPr>
       <w:keepNext/>
       <w:keepLines/>
-      <w:spacing w:before="140" w:after="60"/>
+      <w:spacing w:before="200" w:after="0"/>
       <w:outlineLvl w:val="2"/>
     </w:pPr>
     <w:rPr>
-      <w:rFonts w:asciiTheme="majorHAnsi" w:eastAsiaTheme="majorEastAsia" w:hAnsiTheme="majorHAnsi" w:cstheme="majorBidi" w:ascii="Arial" w:hAnsi="Arial"/>
+      <w:rFonts w:asciiTheme="majorHAnsi" w:eastAsiaTheme="majorEastAsia" w:hAnsiTheme="majorHAnsi" w:cstheme="majorBidi" w:ascii="Arial" w:hAnsi="Arial" w:eastAsia="Arial"/>
       <w:b/>
       <w:bCs/>
       <w:color w:val="4F81BD" w:themeColor="accent1"/>
@@ -3497,16 +2724,15 @@
       <w:pBdr>
         <w:bottom w:val="single" w:sz="8" w:space="4" w:color="4F81BD" w:themeColor="accent1"/>
       </w:pBdr>
-      <w:spacing w:after="60" w:line="240" w:lineRule="auto" w:before="0"/>
+      <w:spacing w:after="300" w:line="240" w:lineRule="auto"/>
       <w:contextualSpacing/>
     </w:pPr>
     <w:rPr>
-      <w:rFonts w:asciiTheme="majorHAnsi" w:eastAsiaTheme="majorEastAsia" w:hAnsiTheme="majorHAnsi" w:cstheme="majorBidi" w:ascii="Arial" w:hAnsi="Arial"/>
-      <w:b/>
+      <w:rFonts w:asciiTheme="majorHAnsi" w:eastAsiaTheme="majorEastAsia" w:hAnsiTheme="majorHAnsi" w:cstheme="majorBidi" w:ascii="Arial" w:hAnsi="Arial" w:eastAsia="Arial"/>
       <w:color w:val="17365D" w:themeColor="text2" w:themeShade="BF"/>
       <w:spacing w:val="5"/>
       <w:kern w:val="28"/>
-      <w:sz w:val="38"/>
+      <w:sz w:val="40"/>
       <w:szCs w:val="52"/>
     </w:rPr>
   </w:style>
@@ -3682,10 +2908,6 @@
       </w:numPr>
       <w:contextualSpacing/>
     </w:pPr>
-    <w:rPr>
-      <w:rFonts w:ascii="Arial" w:hAnsi="Arial"/>
-      <w:sz w:val="18"/>
-    </w:rPr>
   </w:style>
   <w:style w:type="paragraph" w:styleId="ListBullet2">
     <w:name w:val="List Bullet 2"/>
@@ -3725,10 +2947,6 @@
       </w:numPr>
       <w:contextualSpacing/>
     </w:pPr>
-    <w:rPr>
-      <w:rFonts w:ascii="Arial" w:hAnsi="Arial"/>
-      <w:sz w:val="18"/>
-    </w:rPr>
   </w:style>
   <w:style w:type="paragraph" w:styleId="ListNumber2">
     <w:name w:val="List Number 2"/>

--- a/SAMMY_MASTER_STATE.docx
+++ b/SAMMY_MASTER_STATE.docx
@@ -5,20 +5,19 @@
     <w:p>
       <w:pPr>
         <w:pStyle w:val="Title"/>
+        <w:jc w:val="left"/>
       </w:pPr>
       <w:r>
         <w:t>SAMMY / BODY LAB / SOMA-LAB · MASTER STATE</w:t>
       </w:r>
     </w:p>
     <w:p>
-      <w:pPr>
-        <w:spacing w:after="80"/>
-      </w:pPr>
+      <w:pPr/>
       <w:r>
         <w:rPr>
           <w:b/>
         </w:rPr>
-        <w:t>Kanonischer Projektstand · Version 0.10 · 29.08.2026 · App v0.8.29.2</w:t>
+        <w:t>Kanonischer Projektstand · Version 0.11 · 29.08.2026 · App v0.8.29.3</w:t>
       </w:r>
     </w:p>
     <w:p>
@@ -60,7 +59,7 @@
       </w:r>
       <w:r>
         <w:rPr>
-          <w:rFonts w:ascii="Courier New" w:hAnsi="Courier New" w:eastAsia="Courier New"/>
+          <w:rFonts w:ascii="Aptos Mono" w:hAnsi="Aptos Mono"/>
           <w:sz w:val="17"/>
         </w:rPr>
         <w:t>SAMMY_CURRENT.zip</w:t>
@@ -70,7 +69,7 @@
       </w:r>
       <w:r>
         <w:rPr>
-          <w:rFonts w:ascii="Courier New" w:hAnsi="Courier New" w:eastAsia="Courier New"/>
+          <w:rFonts w:ascii="Aptos Mono" w:hAnsi="Aptos Mono"/>
           <w:sz w:val="17"/>
         </w:rPr>
         <w:t>SAMMY_GITHUB_CURRENT.zip</w:t>
@@ -80,7 +79,7 @@
       </w:r>
       <w:r>
         <w:rPr>
-          <w:rFonts w:ascii="Courier New" w:hAnsi="Courier New" w:eastAsia="Courier New"/>
+          <w:rFonts w:ascii="Aptos Mono" w:hAnsi="Aptos Mono"/>
           <w:sz w:val="17"/>
         </w:rPr>
         <w:t>SAMMY_CURRENT_VERSION.txt</w:t>
@@ -98,7 +97,7 @@
       </w:r>
       <w:r>
         <w:rPr>
-          <w:rFonts w:ascii="Courier New" w:hAnsi="Courier New" w:eastAsia="Courier New"/>
+          <w:rFonts w:ascii="Aptos Mono" w:hAnsi="Aptos Mono"/>
           <w:sz w:val="17"/>
         </w:rPr>
         <w:t>SAMMY_CURRENT</w:t>
@@ -124,9 +123,7 @@
       </w:r>
     </w:p>
     <w:p>
-      <w:pPr>
-        <w:spacing w:after="80"/>
-      </w:pPr>
+      <w:pPr/>
       <w:r>
         <w:t xml:space="preserve">SAMMY ist ein Tool, das aus </w:t>
       </w:r>
@@ -141,9 +138,7 @@
       </w:r>
     </w:p>
     <w:p>
-      <w:pPr>
-        <w:spacing w:after="80"/>
-      </w:pPr>
+      <w:pPr/>
       <w:r>
         <w:t>Nicht erforderlich ist eine exakte Rekonstruktion eines Menschen aus dutzenden externen anthropometrischen Zielmaßen. Optische Plausibilität allein reicht dennoch nicht: Messung, Parametrisierung und Fehlergrenzen müssen nachvollziehbar bleiben.</w:t>
       </w:r>
@@ -165,9 +160,7 @@
       </w:r>
     </w:p>
     <w:p>
-      <w:pPr>
-        <w:spacing w:after="80"/>
-      </w:pPr>
+      <w:pPr/>
       <w:r>
         <w:t>Die bisherigen Solver-/ANSUR-Arbeiten haben gezeigt, dass das bestehende Anny/SOMA-Morphsystem manche extern definierten Maße nur indirekt, an anderen Messebenen oder über unerwünschte Cross-Region-Effekte abbildet. Ein immer komplexerer Runtime-Solver soll diese strukturellen Grenzen nicht weiter kompensieren.</w:t>
       </w:r>
@@ -181,35 +174,33 @@
       </w:r>
     </w:p>
     <w:p>
-      <w:pPr>
-        <w:spacing w:after="80"/>
-      </w:pPr>
+      <w:pPr/>
       <w:r>
         <w:t>Der bevorzugte neue Architekturpfad lautet:</w:t>
       </w:r>
     </w:p>
     <w:p>
       <w:pPr>
-        <w:pStyle w:val="ListNumber"/>
+        <w:ind w:left="198" w:hanging="198"/>
       </w:pPr>
       <w:r>
-        <w:t>Offline bzw. vorab viele reproduzierbare Anny-Körperrezepte erzeugen.</w:t>
+        <w:t>1. Offline bzw. vorab viele reproduzierbare Anny-Körperrezepte erzeugen.</w:t>
       </w:r>
     </w:p>
     <w:p>
       <w:pPr>
-        <w:pStyle w:val="ListNumber"/>
+        <w:ind w:left="198" w:hanging="198"/>
       </w:pPr>
       <w:r>
-        <w:t>Körper technisch und visuell auditieren.</w:t>
+        <w:t>2. Körper technisch und visuell auditieren.</w:t>
       </w:r>
     </w:p>
     <w:p>
       <w:pPr>
-        <w:pStyle w:val="ListNumber"/>
+        <w:ind w:left="198" w:hanging="198"/>
       </w:pPr>
       <w:r>
-        <w:t xml:space="preserve">Akzeptierte Körper als Anker eines </w:t>
+        <w:t xml:space="preserve">3. Akzeptierte Körper als Anker eines </w:t>
       </w:r>
       <w:r>
         <w:rPr>
@@ -223,24 +214,22 @@
     </w:p>
     <w:p>
       <w:pPr>
-        <w:pStyle w:val="ListNumber"/>
+        <w:ind w:left="198" w:hanging="198"/>
       </w:pPr>
       <w:r>
-        <w:t>Zur Laufzeit aus wenigen Nutzerdaten einen nahen bekannten Körper auswählen.</w:t>
+        <w:t>4. Zur Laufzeit aus wenigen Nutzerdaten einen nahen bekannten Körper auswählen.</w:t>
       </w:r>
     </w:p>
     <w:p>
       <w:pPr>
-        <w:pStyle w:val="ListNumber"/>
+        <w:ind w:left="198" w:hanging="198"/>
       </w:pPr>
       <w:r>
-        <w:t>Nur noch kleine lokale Iterationen von diesem nahen Startkörper aus erlauben.</w:t>
+        <w:t>5. Nur noch kleine lokale Iterationen von diesem nahen Startkörper aus erlauben.</w:t>
       </w:r>
     </w:p>
     <w:p>
-      <w:pPr>
-        <w:spacing w:after="80"/>
-      </w:pPr>
+      <w:pPr/>
       <w:r>
         <w:t>Der lokale Fitter darf keine anatomisch fremden Morphs als Rettung benutzen. Ein Brust-Controller darf beispielsweise nicht zur Korrektur eines Oberschenkelziels herangezogen werden.</w:t>
       </w:r>
@@ -254,9 +243,7 @@
       </w:r>
     </w:p>
     <w:p>
-      <w:pPr>
-        <w:spacing w:after="80"/>
-      </w:pPr>
+      <w:pPr/>
       <w:r>
         <w:t xml:space="preserve">Eine menschliche Bewertung gilt </w:t>
       </w:r>
@@ -271,17 +258,13 @@
       </w:r>
     </w:p>
     <w:p>
-      <w:pPr>
-        <w:spacing w:after="80"/>
-      </w:pPr>
+      <w:pPr/>
       <w:r>
         <w:t>Beispiel: Wenn ein größerer Oberschenkel bei Körperfamilie A unplausibel aussieht, darf daraus nicht folgen, dass derselbe Oberschenkelwert bei Körperfamilie B unzulässig ist.</w:t>
       </w:r>
     </w:p>
     <w:p>
-      <w:pPr>
-        <w:spacing w:after="80"/>
-      </w:pPr>
+      <w:pPr/>
       <w:r>
         <w:t>Daher werden Auditinformationen an folgende Kontexte gebunden:</w:t>
       </w:r>
@@ -303,7 +286,7 @@
       </w:r>
       <w:r>
         <w:rPr>
-          <w:rFonts w:ascii="Courier New" w:hAnsi="Courier New" w:eastAsia="Courier New"/>
+          <w:rFonts w:ascii="Aptos Mono" w:hAnsi="Aptos Mono"/>
           <w:sz w:val="17"/>
         </w:rPr>
         <w:t>familyId</w:t>
@@ -329,9 +312,7 @@
       </w:r>
     </w:p>
     <w:p>
-      <w:pPr>
-        <w:spacing w:after="80"/>
-      </w:pPr>
+      <w:pPr/>
       <w:r>
         <w:t>Statusmodell:</w:t>
       </w:r>
@@ -342,7 +323,7 @@
       </w:pPr>
       <w:r>
         <w:rPr>
-          <w:rFonts w:ascii="Courier New" w:hAnsi="Courier New" w:eastAsia="Courier New"/>
+          <w:rFonts w:ascii="Aptos Mono" w:hAnsi="Aptos Mono"/>
           <w:sz w:val="17"/>
         </w:rPr>
         <w:t>HUMAN_ACCEPTED</w:t>
@@ -357,7 +338,7 @@
       </w:pPr>
       <w:r>
         <w:rPr>
-          <w:rFonts w:ascii="Courier New" w:hAnsi="Courier New" w:eastAsia="Courier New"/>
+          <w:rFonts w:ascii="Aptos Mono" w:hAnsi="Aptos Mono"/>
           <w:sz w:val="17"/>
         </w:rPr>
         <w:t>UNCERTAIN</w:t>
@@ -372,7 +353,7 @@
       </w:pPr>
       <w:r>
         <w:rPr>
-          <w:rFonts w:ascii="Courier New" w:hAnsi="Courier New" w:eastAsia="Courier New"/>
+          <w:rFonts w:ascii="Aptos Mono" w:hAnsi="Aptos Mono"/>
           <w:sz w:val="17"/>
         </w:rPr>
         <w:t>REJECTED_LOCAL</w:t>
@@ -387,7 +368,7 @@
       </w:pPr>
       <w:r>
         <w:rPr>
-          <w:rFonts w:ascii="Courier New" w:hAnsi="Courier New" w:eastAsia="Courier New"/>
+          <w:rFonts w:ascii="Aptos Mono" w:hAnsi="Aptos Mono"/>
           <w:sz w:val="17"/>
         </w:rPr>
         <w:t>SAFE_EDGE</w:t>
@@ -397,9 +378,7 @@
       </w:r>
     </w:p>
     <w:p>
-      <w:pPr>
-        <w:spacing w:after="80"/>
-      </w:pPr>
+      <w:pPr/>
       <w:r>
         <w:t>Zwei akzeptierte Endpunkte garantieren nicht automatisch, dass jede Interpolation dazwischen gültig ist. Zwischenstufen müssen separat technisch geprüft und bei Bedarf human auditiert werden.</w:t>
       </w:r>
@@ -409,7 +388,7 @@
         <w:pStyle w:val="Heading1"/>
       </w:pPr>
       <w:r>
-        <w:t>5. Aktueller Build v0.8.29.2 · BODY BANK SOLVER + GitHub Visible-Version Hotfix</w:t>
+        <w:t>5. Aktueller Build v0.8.29.3 · BODY BANK SOLVER · PROOF HARDENING 1.1</w:t>
       </w:r>
     </w:p>
     <w:p>
@@ -417,43 +396,127 @@
         <w:pStyle w:val="Heading2"/>
       </w:pPr>
       <w:r>
-        <w:t>5.0 v0.8.29.2 Deployment-/Versions-Hotfix</w:t>
+        <w:t>5.1 Kanonische Body Bank</w:t>
+      </w:r>
+    </w:p>
+    <w:p>
+      <w:pPr/>
+      <w:r>
+        <w:t xml:space="preserve">Der kanonische </w:t>
+      </w:r>
+      <w:r>
+        <w:rPr>
+          <w:rFonts w:ascii="Aptos Mono" w:hAnsi="Aptos Mono"/>
+          <w:sz w:val="17"/>
+        </w:rPr>
+        <w:t>body-bank-index-v1.json</w:t>
+      </w:r>
+      <w:r>
+        <w:t xml:space="preserve"> bleibt bei </w:t>
+      </w:r>
+      <w:r>
+        <w:rPr>
+          <w:b/>
+        </w:rPr>
+        <w:t>397 eindeutigen Nodes</w:t>
+      </w:r>
+      <w:r>
+        <w:t xml:space="preserve"> aus Phase 2 plus dem abgeschlossenen 32er ACTIVE-Audit:</w:t>
       </w:r>
     </w:p>
     <w:p>
       <w:pPr>
-        <w:spacing w:after="80"/>
+        <w:pStyle w:val="ListBullet"/>
       </w:pPr>
       <w:r>
-        <w:t xml:space="preserve">Der v0.8.29.1-GitHub-Compact-Build enthielt im Splash noch den fest codierten Text </w:t>
+        <w:t xml:space="preserve">269 </w:t>
       </w:r>
       <w:r>
         <w:rPr>
-          <w:rFonts w:ascii="Courier New" w:hAnsi="Courier New" w:eastAsia="Courier New"/>
+          <w:rFonts w:ascii="Aptos Mono" w:hAnsi="Aptos Mono"/>
           <w:sz w:val="17"/>
         </w:rPr>
-        <w:t>v0.8.28.4</w:t>
-      </w:r>
-      <w:r>
-        <w:t>, obwohl Runtime, HTML-Titel und Cache-Tags bereits auf v0.8.29.1 standen. Dadurch konnte ein korrekt hochgeladener neuer Build beim Start wie ein alter Stand erscheinen.</w:t>
+        <w:t>trusted</w:t>
+      </w:r>
+      <w:r>
+        <w:t>,</w:t>
       </w:r>
     </w:p>
     <w:p>
       <w:pPr>
-        <w:spacing w:after="80"/>
+        <w:pStyle w:val="ListBullet"/>
       </w:pPr>
       <w:r>
-        <w:t xml:space="preserve">v0.8.29.2 synchronisiert Splash, Hauptlabel, HTML-Titel, </w:t>
+        <w:t xml:space="preserve">91 </w:t>
       </w:r>
       <w:r>
         <w:rPr>
-          <w:rFonts w:ascii="Courier New" w:hAnsi="Courier New" w:eastAsia="Courier New"/>
+          <w:rFonts w:ascii="Aptos Mono" w:hAnsi="Aptos Mono"/>
           <w:sz w:val="17"/>
         </w:rPr>
-        <w:t>SAMMY_APP_VERSION</w:t>
-      </w:r>
-      <w:r>
-        <w:t xml:space="preserve"> und JS-/CSS-Cache-Tags. Der statische Release-Gate prüft diese Marker künftig gemeinsam. Solverlogik, Body-Bank-Index und ACTIVE-Audit-Daten bleiben gegenüber v0.8.29.1 unverändert.</w:t>
+        <w:t>frontier</w:t>
+      </w:r>
+      <w:r>
+        <w:t>,</w:t>
+      </w:r>
+    </w:p>
+    <w:p>
+      <w:pPr>
+        <w:pStyle w:val="ListBullet"/>
+      </w:pPr>
+      <w:r>
+        <w:t xml:space="preserve">37 </w:t>
+      </w:r>
+      <w:r>
+        <w:rPr>
+          <w:rFonts w:ascii="Aptos Mono" w:hAnsi="Aptos Mono"/>
+          <w:sz w:val="17"/>
+        </w:rPr>
+        <w:t>negative</w:t>
+      </w:r>
+      <w:r>
+        <w:t>,</w:t>
+      </w:r>
+    </w:p>
+    <w:p>
+      <w:pPr>
+        <w:pStyle w:val="ListBullet"/>
+      </w:pPr>
+      <w:r>
+        <w:t xml:space="preserve">0 </w:t>
+      </w:r>
+      <w:r>
+        <w:rPr>
+          <w:rFonts w:ascii="Aptos Mono" w:hAnsi="Aptos Mono"/>
+          <w:sz w:val="17"/>
+        </w:rPr>
+        <w:t>unchecked</w:t>
+      </w:r>
+      <w:r>
+        <w:t>.</w:t>
+      </w:r>
+    </w:p>
+    <w:p>
+      <w:pPr/>
+      <w:r>
+        <w:rPr>
+          <w:rFonts w:ascii="Aptos Mono" w:hAnsi="Aptos Mono"/>
+          <w:sz w:val="17"/>
+        </w:rPr>
+        <w:t>negative</w:t>
+      </w:r>
+      <w:r>
+        <w:t xml:space="preserve"> bleibt lokales Negativwissen. Kein Audit-Vote wird in eine globale Slidergrenze übersetzt. Der bekannte fehlerhafte </w:t>
+      </w:r>
+      <w:r>
+        <w:rPr>
+          <w:rFonts w:ascii="Aptos Mono" w:hAnsi="Aptos Mono"/>
+          <w:sz w:val="17"/>
+        </w:rPr>
+        <w:t>shoulderJointBreadth</w:t>
+      </w:r>
+      <w:r>
+        <w:t>-Proxy bleibt aus Retrieval und Auto-Gates ausgeschlossen.</w:t>
       </w:r>
     </w:p>
     <w:p>
@@ -461,15 +524,19 @@
         <w:pStyle w:val="Heading2"/>
       </w:pPr>
       <w:r>
-        <w:t>5.1 Kanonische Body Bank nach dem ersten ACTIVE Audit</w:t>
+        <w:t>5.2 Bisherige Solver-Evidenz</w:t>
       </w:r>
     </w:p>
     <w:p>
-      <w:pPr>
-        <w:spacing w:after="80"/>
-      </w:pPr>
-      <w:r>
-        <w:t>Der Phase-2-Blind-Audit bleibt die Ausgangsbasis. Zusätzlich wurde der zurückgegebene 32er ACTIVE-Audit aus v0.8.29.0 kanonisch eingearbeitet:</w:t>
+      <w:pPr/>
+      <w:r>
+        <w:t>Der erste 8er Proof aus v0.8.29.0 unterstützte die Architekturhypothese bereits deutlich, war aber wegen eines offensichtlich falschen Brust-Snapshots noch nicht als sauberer Solverbeweis geeignet.</w:t>
+      </w:r>
+    </w:p>
+    <w:p>
+      <w:pPr/>
+      <w:r>
+        <w:t>Der reparierte Proof v1.1 unter v0.8.29.2 ergab:</w:t>
       </w:r>
     </w:p>
     <w:p>
@@ -477,14 +544,14 @@
         <w:pStyle w:val="ListBullet"/>
       </w:pPr>
       <w:r>
-        <w:t xml:space="preserve">23 </w:t>
+        <w:t xml:space="preserve">Neutral-Median: </w:t>
       </w:r>
       <w:r>
         <w:rPr>
-          <w:rFonts w:ascii="Courier New" w:hAnsi="Courier New" w:eastAsia="Courier New"/>
+          <w:rFonts w:ascii="Aptos Mono" w:hAnsi="Aptos Mono"/>
           <w:sz w:val="17"/>
         </w:rPr>
-        <w:t>accepted</w:t>
+        <w:t>0.45745</w:t>
       </w:r>
       <w:r>
         <w:t>,</w:t>
@@ -495,14 +562,14 @@
         <w:pStyle w:val="ListBullet"/>
       </w:pPr>
       <w:r>
-        <w:t xml:space="preserve">8 </w:t>
+        <w:t xml:space="preserve">Body-Bank-Retrieval-Median: </w:t>
       </w:r>
       <w:r>
         <w:rPr>
-          <w:rFonts w:ascii="Courier New" w:hAnsi="Courier New" w:eastAsia="Courier New"/>
+          <w:rFonts w:ascii="Aptos Mono" w:hAnsi="Aptos Mono"/>
           <w:sz w:val="17"/>
         </w:rPr>
-        <w:t>uncertain</w:t>
+        <w:t>0.115095</w:t>
       </w:r>
       <w:r>
         <w:t>,</w:t>
@@ -513,14 +580,14 @@
         <w:pStyle w:val="ListBullet"/>
       </w:pPr>
       <w:r>
-        <w:t xml:space="preserve">1 </w:t>
+        <w:t xml:space="preserve">Local-Fit-Median: </w:t>
       </w:r>
       <w:r>
         <w:rPr>
-          <w:rFonts w:ascii="Courier New" w:hAnsi="Courier New" w:eastAsia="Courier New"/>
+          <w:rFonts w:ascii="Aptos Mono" w:hAnsi="Aptos Mono"/>
           <w:sz w:val="17"/>
         </w:rPr>
-        <w:t>rejected</w:t>
+        <w:t>0.115095</w:t>
       </w:r>
       <w:r>
         <w:t>,</w:t>
@@ -531,44 +598,7 @@
         <w:pStyle w:val="ListBullet"/>
       </w:pPr>
       <w:r>
-        <w:t xml:space="preserve">0 </w:t>
-      </w:r>
-      <w:r>
-        <w:rPr>
-          <w:rFonts w:ascii="Courier New" w:hAnsi="Courier New" w:eastAsia="Courier New"/>
-          <w:sz w:val="17"/>
-        </w:rPr>
-        <w:t>unchecked</w:t>
-      </w:r>
-      <w:r>
-        <w:t>.</w:t>
-      </w:r>
-    </w:p>
-    <w:p>
-      <w:pPr>
-        <w:spacing w:after="80"/>
-      </w:pPr>
-      <w:r>
-        <w:t xml:space="preserve">Davon waren 15 die zuvor offenen Phase-2-Körper und 17 neue lokale Boundary-Midpoints. Die 15 offenen Körper werden im bestehenden Index </w:t>
-      </w:r>
-      <w:r>
-        <w:rPr>
-          <w:b/>
-        </w:rPr>
-        <w:t>in-place</w:t>
-      </w:r>
-      <w:r>
-        <w:t xml:space="preserve"> klassifiziert; die 17 Midpoints werden als neue lokale Nodes ergänzt. Der kanonische </w:t>
-      </w:r>
-      <w:r>
-        <w:rPr>
-          <w:rFonts w:ascii="Courier New" w:hAnsi="Courier New" w:eastAsia="Courier New"/>
-          <w:sz w:val="17"/>
-        </w:rPr>
-        <w:t>body-bank-index-v1.json</w:t>
-      </w:r>
-      <w:r>
-        <w:t xml:space="preserve"> enthält damit jetzt 397 eindeutige Nodes:</w:t>
+        <w:t>Retrieval besser als neutral: 6/8,</w:t>
       </w:r>
     </w:p>
     <w:p>
@@ -576,17 +606,7 @@
         <w:pStyle w:val="ListBullet"/>
       </w:pPr>
       <w:r>
-        <w:t xml:space="preserve">269 </w:t>
-      </w:r>
-      <w:r>
-        <w:rPr>
-          <w:rFonts w:ascii="Courier New" w:hAnsi="Courier New" w:eastAsia="Courier New"/>
-          <w:sz w:val="17"/>
-        </w:rPr>
-        <w:t>trusted</w:t>
-      </w:r>
-      <w:r>
-        <w:t>,</w:t>
+        <w:t>Local Fit nicht schlechter als Retrieval: 8/8,</w:t>
       </w:r>
     </w:p>
     <w:p>
@@ -594,17 +614,7 @@
         <w:pStyle w:val="ListBullet"/>
       </w:pPr>
       <w:r>
-        <w:t xml:space="preserve">91 </w:t>
-      </w:r>
-      <w:r>
-        <w:rPr>
-          <w:rFonts w:ascii="Courier New" w:hAnsi="Courier New" w:eastAsia="Courier New"/>
-          <w:sz w:val="17"/>
-        </w:rPr>
-        <w:t>frontier</w:t>
-      </w:r>
-      <w:r>
-        <w:t>,</w:t>
+        <w:t>Local Fit tatsächlich verbessert: 1/8,</w:t>
       </w:r>
     </w:p>
     <w:p>
@@ -612,17 +622,166 @@
         <w:pStyle w:val="ListBullet"/>
       </w:pPr>
       <w:r>
-        <w:t xml:space="preserve">37 </w:t>
+        <w:t>ein technisch ungültiger Holdout (</w:t>
       </w:r>
       <w:r>
         <w:rPr>
-          <w:rFonts w:ascii="Courier New" w:hAnsi="Courier New" w:eastAsia="Courier New"/>
+          <w:rFonts w:ascii="Aptos Mono" w:hAnsi="Aptos Mono"/>
           <w:sz w:val="17"/>
         </w:rPr>
-        <w:t>negative</w:t>
-      </w:r>
-      <w:r>
-        <w:t>,</w:t>
+        <w:t>chest = 42.96 cm</w:t>
+      </w:r>
+      <w:r>
+        <w:t>) wurde vom Measurement-Sanity-Gate korrekt übersprungen und ersetzt.</w:t>
+      </w:r>
+    </w:p>
+    <w:p>
+      <w:pPr/>
+      <w:r>
+        <w:t xml:space="preserve">Der manuelle Test </w:t>
+      </w:r>
+      <w:r>
+        <w:rPr>
+          <w:rFonts w:ascii="Aptos Mono" w:hAnsi="Aptos Mono"/>
+          <w:sz w:val="17"/>
+        </w:rPr>
+        <w:t>Mann · 35 · 178 cm · 80 kg · Brust 100 · Taille 85 · Hüfte 100</w:t>
+      </w:r>
+      <w:r>
+        <w:t xml:space="preserve"> lief vollständig durch und reduzierte den damaligen kombinierten Score von </w:t>
+      </w:r>
+      <w:r>
+        <w:rPr>
+          <w:rFonts w:ascii="Aptos Mono" w:hAnsi="Aptos Mono"/>
+          <w:sz w:val="17"/>
+        </w:rPr>
+        <w:t>0.788</w:t>
+      </w:r>
+      <w:r>
+        <w:t xml:space="preserve"> auf </w:t>
+      </w:r>
+      <w:r>
+        <w:rPr>
+          <w:rFonts w:ascii="Aptos Mono" w:hAnsi="Aptos Mono"/>
+          <w:sz w:val="17"/>
+        </w:rPr>
+        <w:t>0.518</w:t>
+      </w:r>
+      <w:r>
+        <w:t xml:space="preserve">. Er erzeugte den unauditierten ACTIVE-Kandidaten </w:t>
+      </w:r>
+      <w:r>
+        <w:rPr>
+          <w:rFonts w:ascii="Aptos Mono" w:hAnsi="Aptos Mono"/>
+          <w:sz w:val="17"/>
+        </w:rPr>
+        <w:t>AA-S-2f9708e4</w:t>
+      </w:r>
+      <w:r>
+        <w:t>.</w:t>
+      </w:r>
+    </w:p>
+    <w:p>
+      <w:pPr/>
+      <w:r>
+        <w:t>Diese Evidenz stützt weiterhin den neuen Hauptpfad, zeigt aber zwei methodische Schwächen des bisherigen Proofs: nahe Familiennachbarn konnten im Holdout verbleiben, und zwei unterschiedliche Körperhöhen-Definitionen wurden parallel verwendet.</w:t>
+      </w:r>
+    </w:p>
+    <w:p>
+      <w:pPr>
+        <w:pStyle w:val="Heading2"/>
+      </w:pPr>
+      <w:r>
+        <w:t>5.3 Eine kanonische Körperhöhe im Body-Bank-Solver</w:t>
+      </w:r>
+    </w:p>
+    <w:p>
+      <w:pPr/>
+      <w:r>
+        <w:t xml:space="preserve">Ab v0.8.29.3 verwendet der Body-Bank-Solver für Eingabe, Retrieval, Proof und </w:t>
+      </w:r>
+      <w:r>
+        <w:rPr>
+          <w:rFonts w:ascii="Aptos Mono" w:hAnsi="Aptos Mono"/>
+          <w:sz w:val="17"/>
+        </w:rPr>
+        <w:t>core:height</w:t>
+      </w:r>
+      <w:r>
+        <w:t xml:space="preserve">-Local-Fit </w:t>
+      </w:r>
+      <w:r>
+        <w:rPr>
+          <w:b/>
+        </w:rPr>
+        <w:t>eine einzige Staturdefinition</w:t>
+      </w:r>
+      <w:r>
+        <w:t>:</w:t>
+      </w:r>
+    </w:p>
+    <w:p>
+      <w:pPr/>
+      <w:r>
+        <w:rPr>
+          <w:rFonts w:ascii="Aptos Mono" w:hAnsi="Aptos Mono"/>
+          <w:sz w:val="17"/>
+        </w:rPr>
+        <w:t>exact Anny rest-mesh bounding-box height</w:t>
+      </w:r>
+      <w:r>
+        <w:t>.</w:t>
+      </w:r>
+    </w:p>
+    <w:p>
+      <w:pPr/>
+      <w:r>
+        <w:t>Die bisherige Measurement-Stack-Statur wird im Solver nur noch diagnostisch exportiert (</w:t>
+      </w:r>
+      <w:r>
+        <w:rPr>
+          <w:rFonts w:ascii="Aptos Mono" w:hAnsi="Aptos Mono"/>
+          <w:sz w:val="17"/>
+        </w:rPr>
+        <w:t>legacyMeasureStatureCm</w:t>
+      </w:r>
+      <w:r>
+        <w:t xml:space="preserve"> und Differenz zur kanonischen Statur). Sie darf den Body-Bank-Score oder Height-Fit nicht mehr steuern. Damit wird die in v0.8.29.2 beobachtete systematische Differenz von ungefähr 2.4 cm nicht länger in zwei widersprüchlichen Solverpfaden verwendet.</w:t>
+      </w:r>
+    </w:p>
+    <w:p>
+      <w:pPr/>
+      <w:r>
+        <w:t>Die allgemeine Messpipeline außerhalb des Body-Bank-Solvers bleibt davon unberührt; Messdefinition und Solverdefinition bleiben getrennte Arbeitsstränge.</w:t>
+      </w:r>
+    </w:p>
+    <w:p>
+      <w:pPr>
+        <w:pStyle w:val="Heading2"/>
+      </w:pPr>
+      <w:r>
+        <w:t>5.4 Geometrischer Fit und Gewicht/Prior werden getrennt</w:t>
+      </w:r>
+    </w:p>
+    <w:p>
+      <w:pPr/>
+      <w:r>
+        <w:t xml:space="preserve">Gewicht wird weiterhin als Seed-/Ranking-Prior und als Diagnose genutzt. Es ist jedoch </w:t>
+      </w:r>
+      <w:r>
+        <w:rPr>
+          <w:b/>
+        </w:rPr>
+        <w:t>kein lokal steuerbares Ziel</w:t>
+      </w:r>
+      <w:r>
+        <w:t xml:space="preserve"> in Solver 1.0 und darf deshalb den Local-Fit-Gate nicht retten oder verwerfen.</w:t>
+      </w:r>
+    </w:p>
+    <w:p>
+      <w:pPr/>
+      <w:r>
+        <w:t>Ab v0.8.29.3 gilt:</w:t>
       </w:r>
     </w:p>
     <w:p>
@@ -630,35 +789,75 @@
         <w:pStyle w:val="ListBullet"/>
       </w:pPr>
       <w:r>
-        <w:t xml:space="preserve">0 </w:t>
-      </w:r>
-      <w:r>
         <w:rPr>
-          <w:rFonts w:ascii="Courier New" w:hAnsi="Courier New" w:eastAsia="Courier New"/>
+          <w:rFonts w:ascii="Aptos Mono" w:hAnsi="Aptos Mono"/>
           <w:sz w:val="17"/>
         </w:rPr>
-        <w:t>unchecked</w:t>
-      </w:r>
-      <w:r>
-        <w:t>.</w:t>
+        <w:t>geometryScore</w:t>
+      </w:r>
+      <w:r>
+        <w:t>: nur Statur + Brust + Taille + Hüfte/Gesäß,</w:t>
       </w:r>
     </w:p>
     <w:p>
       <w:pPr>
-        <w:spacing w:after="80"/>
+        <w:pStyle w:val="ListBullet"/>
       </w:pPr>
       <w:r>
-        <w:t xml:space="preserve">Kein Vote wird in eine globale Slidergrenze übersetzt. </w:t>
-      </w:r>
-      <w:r>
         <w:rPr>
-          <w:rFonts w:ascii="Courier New" w:hAnsi="Courier New" w:eastAsia="Courier New"/>
+          <w:rFonts w:ascii="Aptos Mono" w:hAnsi="Aptos Mono"/>
           <w:sz w:val="17"/>
         </w:rPr>
-        <w:t>negative</w:t>
-      </w:r>
-      <w:r>
-        <w:t xml:space="preserve"> bleibt lokales Negativwissen. Bereits lokal im Browser gespeicherte Votes werden gegen den kanonischen Index nach stabilisiertem Shape dedupliziert, damit nach einem Release-Update keine doppelten Solver-Seeds entstehen.</w:t>
+        <w:t>weightPriorScore</w:t>
+      </w:r>
+      <w:r>
+        <w:t>: separater Diagnose-/Retrievalwert,</w:t>
+      </w:r>
+    </w:p>
+    <w:p>
+      <w:pPr>
+        <w:pStyle w:val="ListBullet"/>
+      </w:pPr>
+      <w:r>
+        <w:rPr>
+          <w:rFonts w:ascii="Aptos Mono" w:hAnsi="Aptos Mono"/>
+          <w:sz w:val="17"/>
+        </w:rPr>
+        <w:t>retrievalScore</w:t>
+      </w:r>
+      <w:r>
+        <w:t>: Geometrie plus schwach gewichteter Weight-Prior für die Seed-Rangfolge,</w:t>
+      </w:r>
+    </w:p>
+    <w:p>
+      <w:pPr>
+        <w:pStyle w:val="ListBullet"/>
+      </w:pPr>
+      <w:r>
+        <w:rPr>
+          <w:rFonts w:ascii="Aptos Mono" w:hAnsi="Aptos Mono"/>
+          <w:sz w:val="17"/>
+        </w:rPr>
+        <w:t>Local-Fit global gate</w:t>
+      </w:r>
+      <w:r>
+        <w:t xml:space="preserve">: ausschließlich </w:t>
+      </w:r>
+      <w:r>
+        <w:rPr>
+          <w:rFonts w:ascii="Aptos Mono" w:hAnsi="Aptos Mono"/>
+          <w:sz w:val="17"/>
+        </w:rPr>
+        <w:t>geometryScore</w:t>
+      </w:r>
+      <w:r>
+        <w:t>.</w:t>
+      </w:r>
+    </w:p>
+    <w:p>
+      <w:pPr/>
+      <w:r>
+        <w:t>Weight/Muscle werden weiterhin nicht frei nachoptimiert. Cross-Region-Rettung bleibt verboten.</w:t>
       </w:r>
     </w:p>
     <w:p>
@@ -666,15 +865,91 @@
         <w:pStyle w:val="Heading2"/>
       </w:pPr>
       <w:r>
-        <w:t>5.2 Ergebnis des ersten Solver-Blind-Proofs</w:t>
+        <w:t>5.5 Family-Holdout-Proof v1.2</w:t>
+      </w:r>
+    </w:p>
+    <w:p>
+      <w:pPr/>
+      <w:r>
+        <w:t xml:space="preserve">Der alte Exact-Body-Holdout wird durch einen härteren </w:t>
+      </w:r>
+      <w:r>
+        <w:rPr>
+          <w:b/>
+        </w:rPr>
+        <w:t>16er Family-Holdout</w:t>
+      </w:r>
+      <w:r>
+        <w:t xml:space="preserve"> ersetzt. Für jeden versteckten Zielkörper werden vor Retrieval ausgeschlossen:</w:t>
       </w:r>
     </w:p>
     <w:p>
       <w:pPr>
-        <w:spacing w:after="80"/>
+        <w:ind w:left="198" w:hanging="198"/>
       </w:pPr>
       <w:r>
-        <w:t>Der erste reale 8er Proof unter v0.8.29.0 lief technisch durch und ergab auf seinem damaligen Score:</w:t>
+        <w:t>1. der exakte Zielkörper,</w:t>
+      </w:r>
+    </w:p>
+    <w:p>
+      <w:pPr>
+        <w:ind w:left="198" w:hanging="198"/>
+      </w:pPr>
+      <w:r>
+        <w:t xml:space="preserve">2. die komplette </w:t>
+      </w:r>
+      <w:r>
+        <w:rPr>
+          <w:rFonts w:ascii="Aptos Mono" w:hAnsi="Aptos Mono"/>
+          <w:sz w:val="17"/>
+        </w:rPr>
+        <w:t>familyId</w:t>
+      </w:r>
+      <w:r>
+        <w:t>,</w:t>
+      </w:r>
+    </w:p>
+    <w:p>
+      <w:pPr>
+        <w:ind w:left="198" w:hanging="198"/>
+      </w:pPr>
+      <w:r>
+        <w:t xml:space="preserve">3. zusätzlich sehr nahe Core-Rezeptnachbarn mit </w:t>
+      </w:r>
+      <w:r>
+        <w:rPr>
+          <w:rFonts w:ascii="Aptos Mono" w:hAnsi="Aptos Mono"/>
+          <w:sz w:val="17"/>
+        </w:rPr>
+        <w:t>coreDistance &lt;= 0.16</w:t>
+      </w:r>
+      <w:r>
+        <w:t>.</w:t>
+      </w:r>
+    </w:p>
+    <w:p>
+      <w:pPr/>
+      <w:r>
+        <w:t>Der Proof ist auf den Produktbereich 140–205 cm begrenzt und weiterhin geschlechtsbalanciert. Er vergleicht:</w:t>
+      </w:r>
+    </w:p>
+    <w:p>
+      <w:pPr/>
+      <w:r>
+        <w:rPr>
+          <w:rFonts w:ascii="Aptos Mono" w:hAnsi="Aptos Mono"/>
+          <w:sz w:val="17"/>
+        </w:rPr>
+        <w:t>neutraler Anny-Start -&gt; family-bereinigtes Trusted Retrieval -&gt; kleiner Local Fit</w:t>
+      </w:r>
+      <w:r>
+        <w:t>.</w:t>
+      </w:r>
+    </w:p>
+    <w:p>
+      <w:pPr/>
+      <w:r>
+        <w:t>GO bleibt bewusst ein einfaches Architektur-Gate:</w:t>
       </w:r>
     </w:p>
     <w:p>
@@ -682,17 +957,7 @@
         <w:pStyle w:val="ListBullet"/>
       </w:pPr>
       <w:r>
-        <w:t xml:space="preserve">Neutral-Median: </w:t>
-      </w:r>
-      <w:r>
-        <w:rPr>
-          <w:rFonts w:ascii="Courier New" w:hAnsi="Courier New" w:eastAsia="Courier New"/>
-          <w:sz w:val="17"/>
-        </w:rPr>
-        <w:t>1.15446</w:t>
-      </w:r>
-      <w:r>
-        <w:t>,</w:t>
+        <w:t>Retrieval-Median &lt; Neutral-Median,</w:t>
       </w:r>
     </w:p>
     <w:p>
@@ -700,17 +965,36 @@
         <w:pStyle w:val="ListBullet"/>
       </w:pPr>
       <w:r>
-        <w:t xml:space="preserve">Body-Bank-Retrieval-Median: </w:t>
+        <w:t>Local-Fit-Median &lt;= Retrieval-Median.</w:t>
+      </w:r>
+    </w:p>
+    <w:p>
+      <w:pPr/>
+      <w:r>
+        <w:t>Zusätzlich werden Fallzahl, Retrieval-bessere Fälle, lokale Verbesserungen und die tatsächlich ausgeschlossenen Body-/Family-/Near-Neighbor-Zahlen exportiert. Der Proof repariert keine fehlerhafte Brust-/Hüftmessung; der breite technische Measurement-Sanity-Gate bleibt vorgeschaltet.</w:t>
+      </w:r>
+    </w:p>
+    <w:p>
+      <w:pPr>
+        <w:pStyle w:val="Heading2"/>
+      </w:pPr>
+      <w:r>
+        <w:t>5.6 Vollständiger Local-Fit-Trace</w:t>
+      </w:r>
+    </w:p>
+    <w:p>
+      <w:pPr/>
+      <w:r>
+        <w:t xml:space="preserve">Ab v0.8.29.3 schreibt jeder zugelassene Controller einen Trace-Eintrag, auch wenn </w:t>
       </w:r>
       <w:r>
         <w:rPr>
-          <w:rFonts w:ascii="Courier New" w:hAnsi="Courier New" w:eastAsia="Courier New"/>
-          <w:sz w:val="17"/>
+          <w:b/>
         </w:rPr>
-        <w:t>0.20260</w:t>
-      </w:r>
-      <w:r>
-        <w:t>,</w:t>
+        <w:t>keine</w:t>
+      </w:r>
+      <w:r>
+        <w:t xml:space="preserve"> Änderung erfolgt. Gründe sind unter anderem:</w:t>
       </w:r>
     </w:p>
     <w:p>
@@ -718,14 +1002,11 @@
         <w:pStyle w:val="ListBullet"/>
       </w:pPr>
       <w:r>
-        <w:t xml:space="preserve">Local-Fit-Median: </w:t>
-      </w:r>
-      <w:r>
         <w:rPr>
-          <w:rFonts w:ascii="Courier New" w:hAnsi="Courier New" w:eastAsia="Courier New"/>
+          <w:rFonts w:ascii="Aptos Mono" w:hAnsi="Aptos Mono"/>
           <w:sz w:val="17"/>
         </w:rPr>
-        <w:t>0.20129</w:t>
+        <w:t>within-deadband</w:t>
       </w:r>
       <w:r>
         <w:t>,</w:t>
@@ -736,7 +1017,14 @@
         <w:pStyle w:val="ListBullet"/>
       </w:pPr>
       <w:r>
-        <w:t>Retrieval besser als neutral: 6/8,</w:t>
+        <w:rPr>
+          <w:rFonts w:ascii="Aptos Mono" w:hAnsi="Aptos Mono"/>
+          <w:sz w:val="17"/>
+        </w:rPr>
+        <w:t>morph-missing</w:t>
+      </w:r>
+      <w:r>
+        <w:t>,</w:t>
       </w:r>
     </w:p>
     <w:p>
@@ -744,7 +1032,14 @@
         <w:pStyle w:val="ListBullet"/>
       </w:pPr>
       <w:r>
-        <w:t>Local Fit nicht schlechter als Retrieval: 8/8,</w:t>
+        <w:rPr>
+          <w:rFonts w:ascii="Aptos Mono" w:hAnsi="Aptos Mono"/>
+          <w:sz w:val="17"/>
+        </w:rPr>
+        <w:t>local-bound</w:t>
+      </w:r>
+      <w:r>
+        <w:t>,</w:t>
       </w:r>
     </w:p>
     <w:p>
@@ -752,49 +1047,14 @@
         <w:pStyle w:val="ListBullet"/>
       </w:pPr>
       <w:r>
-        <w:t>Local Fit tatsächlich verbessert: 3/8.</w:t>
-      </w:r>
-    </w:p>
-    <w:p>
-      <w:pPr>
-        <w:spacing w:after="80"/>
-      </w:pPr>
-      <w:r>
-        <w:t xml:space="preserve">Das entspricht auf dem damaligen gemeinsamen Score einer Reduktion des Medianfehlers um rund 82 % vom Neutralstart zum Retrieval. </w:t>
-      </w:r>
-      <w:r>
         <w:rPr>
-          <w:b/>
-        </w:rPr>
-        <w:t>Damit ist die Architekturhypothese `naher auditierter Seed &gt; neutraler From-Scratch-Start` klar unterstützt.</w:t>
-      </w:r>
-    </w:p>
-    <w:p>
-      <w:pPr>
-        <w:spacing w:after="80"/>
-      </w:pPr>
-      <w:r>
-        <w:t xml:space="preserve">Der Proof hat gleichzeitig einen separaten Messfehler sichtbar gemacht: Ein versteckter erwachsener Holdout lieferte einen Brustumfang von nur </w:t>
-      </w:r>
-      <w:r>
-        <w:rPr>
-          <w:rFonts w:ascii="Courier New" w:hAnsi="Courier New" w:eastAsia="Courier New"/>
+          <w:rFonts w:ascii="Aptos Mono" w:hAnsi="Aptos Mono"/>
           <w:sz w:val="17"/>
         </w:rPr>
-        <w:t>39.61 cm</w:t>
-      </w:r>
-      <w:r>
-        <w:t xml:space="preserve">. </w:t>
-      </w:r>
-      <w:r>
-        <w:rPr>
-          <w:rFonts w:ascii="Courier New" w:hAnsi="Courier New" w:eastAsia="Courier New"/>
-          <w:sz w:val="17"/>
-        </w:rPr>
-        <w:t>chest_circumference</w:t>
-      </w:r>
-      <w:r>
-        <w:t xml:space="preserve"> war im Messschema ohnehin noch nicht als bestätigt markiert. Deshalb gilt der v0.8.29.0-Proof nicht als Freigabe der Brustmessung oder aller vier Zielmaße. Die korrekte Interpretation ist:</w:t>
+        <w:t>weak-derivative</w:t>
+      </w:r>
+      <w:r>
+        <w:t>,</w:t>
       </w:r>
     </w:p>
     <w:p>
@@ -803,9 +1063,13 @@
       </w:pPr>
       <w:r>
         <w:rPr>
-          <w:b/>
+          <w:rFonts w:ascii="Aptos Mono" w:hAnsi="Aptos Mono"/>
+          <w:sz w:val="17"/>
         </w:rPr>
-        <w:t>Architektur-Gate: vorläufig GO.</w:t>
+        <w:t>no-improvement-rollback</w:t>
+      </w:r>
+      <w:r>
+        <w:t>,</w:t>
       </w:r>
     </w:p>
     <w:p>
@@ -814,17 +1078,19 @@
       </w:pPr>
       <w:r>
         <w:rPr>
-          <w:b/>
+          <w:rFonts w:ascii="Aptos Mono" w:hAnsi="Aptos Mono"/>
+          <w:sz w:val="17"/>
         </w:rPr>
-        <w:t>Mess-Gate für Brust/Hüfte: weiterhin offen.</w:t>
+        <w:t>improved</w:t>
+      </w:r>
+      <w:r>
+        <w:t>.</w:t>
       </w:r>
     </w:p>
     <w:p>
-      <w:pPr>
-        <w:spacing w:after="80"/>
-      </w:pPr>
-      <w:r>
-        <w:t>Diese Trennung ist verbindlich: Ein guter Retrieval-Score darf keine fehlerhafte geometrische Messung legitimieren.</w:t>
+      <w:pPr/>
+      <w:r>
+        <w:t>Damit ist sichtbar, ob Höhe, Taille, Hüfte und Brust tatsächlich versucht, bewusst nicht benötigt oder wegen fehlender lokaler Wirksamkeit verworfen wurden.</w:t>
       </w:r>
     </w:p>
     <w:p>
@@ -832,24 +1098,48 @@
         <w:pStyle w:val="Heading2"/>
       </w:pPr>
       <w:r>
-        <w:t>5.3 v0.8.29.1 Measurement-Sanity-Gate</w:t>
+        <w:t>5.7 ACTIVE Audit und erhaltenes Solver-Ergebnis</w:t>
       </w:r>
     </w:p>
     <w:p>
-      <w:pPr>
-        <w:spacing w:after="80"/>
-      </w:pPr>
-      <w:r>
-        <w:t xml:space="preserve">Der Solver bekommt einen rein technischen, sehr breiten Sanity-Gate für die vier aktuell benutzten Meshwerte. Er soll nur katastrophale Slice-/Messfehler abfangen und ist </w:t>
+      <w:pPr/>
+      <w:r>
+        <w:t xml:space="preserve">Der aus dem erfolgreichen v0.8.29.2-Manuallauf erzeugte Kandidat </w:t>
+      </w:r>
+      <w:r>
+        <w:rPr>
+          <w:rFonts w:ascii="Aptos Mono" w:hAnsi="Aptos Mono"/>
+          <w:sz w:val="17"/>
+        </w:rPr>
+        <w:t>AA-S-2f9708e4</w:t>
+      </w:r>
+      <w:r>
+        <w:t xml:space="preserve"> wird zusätzlich im statischen ACTIVE-Seed erhalten. Er bleibt </w:t>
       </w:r>
       <w:r>
         <w:rPr>
           <w:b/>
         </w:rPr>
-        <w:t>kein anthropometrischer Plausibilitätsfilter</w:t>
-      </w:r>
-      <w:r>
-        <w:t>. Aktuell gelten nur folgende breite technische Bereiche:</w:t>
+        <w:t>unauditiert</w:t>
+      </w:r>
+      <w:r>
+        <w:t xml:space="preserve">, bis er in </w:t>
+      </w:r>
+      <w:r>
+        <w:rPr>
+          <w:rFonts w:ascii="Aptos Mono" w:hAnsi="Aptos Mono"/>
+          <w:sz w:val="17"/>
+        </w:rPr>
+        <w:t>BANK -&gt; ACTIVE</w:t>
+      </w:r>
+      <w:r>
+        <w:t xml:space="preserve"> mit ✓ / ? / × bewertet wurde. Auf Geräten, auf denen derselbe Kandidat bereits im lokalen Pending Store liegt, wird er über die stabile Shape-ID dedupliziert.</w:t>
+      </w:r>
+    </w:p>
+    <w:p>
+      <w:pPr/>
+      <w:r>
+        <w:t>Der Human-in-the-loop-Lernpfad bleibt transparent:</w:t>
       </w:r>
     </w:p>
     <w:p>
@@ -857,7 +1147,24 @@
         <w:pStyle w:val="ListBullet"/>
       </w:pPr>
       <w:r>
-        <w:t>Statur 120–210 cm,</w:t>
+        <w:rPr>
+          <w:rFonts w:ascii="Aptos Mono" w:hAnsi="Aptos Mono"/>
+          <w:sz w:val="17"/>
+        </w:rPr>
+        <w:t>accepted</w:t>
+      </w:r>
+      <w:r>
+        <w:t xml:space="preserve"> -&gt; </w:t>
+      </w:r>
+      <w:r>
+        <w:rPr>
+          <w:rFonts w:ascii="Aptos Mono" w:hAnsi="Aptos Mono"/>
+          <w:sz w:val="17"/>
+        </w:rPr>
+        <w:t>trusted-user</w:t>
+      </w:r>
+      <w:r>
+        <w:t>,</w:t>
       </w:r>
     </w:p>
     <w:p>
@@ -865,7 +1172,24 @@
         <w:pStyle w:val="ListBullet"/>
       </w:pPr>
       <w:r>
-        <w:t>Brust 55–180 cm,</w:t>
+        <w:rPr>
+          <w:rFonts w:ascii="Aptos Mono" w:hAnsi="Aptos Mono"/>
+          <w:sz w:val="17"/>
+        </w:rPr>
+        <w:t>uncertain</w:t>
+      </w:r>
+      <w:r>
+        <w:t xml:space="preserve"> -&gt; </w:t>
+      </w:r>
+      <w:r>
+        <w:rPr>
+          <w:rFonts w:ascii="Aptos Mono" w:hAnsi="Aptos Mono"/>
+          <w:sz w:val="17"/>
+        </w:rPr>
+        <w:t>frontier-user</w:t>
+      </w:r>
+      <w:r>
+        <w:t>,</w:t>
       </w:r>
     </w:p>
     <w:p>
@@ -873,7 +1197,89 @@
         <w:pStyle w:val="ListBullet"/>
       </w:pPr>
       <w:r>
-        <w:t>Taille 40–190 cm,</w:t>
+        <w:rPr>
+          <w:rFonts w:ascii="Aptos Mono" w:hAnsi="Aptos Mono"/>
+          <w:sz w:val="17"/>
+        </w:rPr>
+        <w:t>rejected</w:t>
+      </w:r>
+      <w:r>
+        <w:t xml:space="preserve"> -&gt; </w:t>
+      </w:r>
+      <w:r>
+        <w:rPr>
+          <w:rFonts w:ascii="Aptos Mono" w:hAnsi="Aptos Mono"/>
+          <w:sz w:val="17"/>
+        </w:rPr>
+        <w:t>negative-user</w:t>
+      </w:r>
+      <w:r>
+        <w:t>.</w:t>
+      </w:r>
+    </w:p>
+    <w:p>
+      <w:pPr/>
+      <w:r>
+        <w:t>Anny selbst wird nicht trainiert.</w:t>
+      </w:r>
+    </w:p>
+    <w:p>
+      <w:pPr>
+        <w:pStyle w:val="Heading2"/>
+      </w:pPr>
+      <w:r>
+        <w:t>5.8 Deployment-/BANK-Regeln bleiben gültig</w:t>
+      </w:r>
+    </w:p>
+    <w:p>
+      <w:pPr/>
+      <w:r>
+        <w:t xml:space="preserve">Splash, Hauptlabel, HTML-Titel, </w:t>
+      </w:r>
+      <w:r>
+        <w:rPr>
+          <w:rFonts w:ascii="Aptos Mono" w:hAnsi="Aptos Mono"/>
+          <w:sz w:val="17"/>
+        </w:rPr>
+        <w:t>SAMMY_APP_VERSION</w:t>
+      </w:r>
+      <w:r>
+        <w:t xml:space="preserve"> sowie JS-/CSS-Cache-Tags müssen dieselbe Version tragen. Der statische Release-Gate prüft diese Marker gemeinsam.</w:t>
+      </w:r>
+    </w:p>
+    <w:p>
+      <w:pPr/>
+      <w:r>
+        <w:t>Der menu-safe Dual Viewport, unabhängige Kameras, Last-Interaction-Auswahl, optionales AutoFit pro Viewport, blinde Präsentation, 205-cm-Audit-Cap und das vertagte Kopf-/Head-Fat-Thema bleiben unverändert erhalten.</w:t>
+      </w:r>
+    </w:p>
+    <w:p>
+      <w:pPr>
+        <w:pStyle w:val="Heading1"/>
+      </w:pPr>
+      <w:r>
+        <w:t>6. Rolle des bisherigen Wissens</w:t>
+      </w:r>
+    </w:p>
+    <w:p>
+      <w:pPr/>
+      <w:r>
+        <w:t xml:space="preserve">Die bisherige Arbeit wird </w:t>
+      </w:r>
+      <w:r>
+        <w:rPr>
+          <w:b/>
+        </w:rPr>
+        <w:t>nicht verworfen</w:t>
+      </w:r>
+      <w:r>
+        <w:t>. Sie ändert ihre Rolle.</w:t>
+      </w:r>
+    </w:p>
+    <w:p>
+      <w:pPr/>
+      <w:r>
+        <w:t>Weiterzuverwenden sind insbesondere:</w:t>
       </w:r>
     </w:p>
     <w:p>
@@ -881,42 +1287,114 @@
         <w:pStyle w:val="ListBullet"/>
       </w:pPr>
       <w:r>
-        <w:t>Hüfte/Gesäß 55–200 cm.</w:t>
+        <w:t>Landmark- und Messdefinitionen,</w:t>
       </w:r>
     </w:p>
     <w:p>
       <w:pPr>
-        <w:spacing w:after="80"/>
+        <w:pStyle w:val="ListBullet"/>
       </w:pPr>
       <w:r>
-        <w:t xml:space="preserve">Ein Retrieval-Kandidat mit einem offensichtlich ungültigen Snapshot wird nicht gerankt. Proof v1.1 ersetzt einen ungültigen Holdout deterministisch durch einen gleichgeschlechtlichen alternativen Trusted-Holdout und exportiert die übersprungenen Fälle als </w:t>
-      </w:r>
-      <w:r>
-        <w:rPr>
-          <w:rFonts w:ascii="Courier New" w:hAnsi="Courier New" w:eastAsia="Courier New"/>
-          <w:sz w:val="17"/>
-        </w:rPr>
-        <w:t>skippedTargets</w:t>
-      </w:r>
-      <w:r>
-        <w:t>. Dadurch kann ein katastrophaler Messfehler den Architektur-Proof nicht mehr künstlich dominieren.</w:t>
+        <w:t>geometrische Messoperatoren und Region-Masks,</w:t>
       </w:r>
     </w:p>
     <w:p>
       <w:pPr>
-        <w:spacing w:after="80"/>
+        <w:pStyle w:val="ListBullet"/>
       </w:pPr>
       <w:r>
-        <w:t xml:space="preserve">Dieser Gate </w:t>
+        <w:t>Symmetrie-Regeln,</w:t>
+      </w:r>
+    </w:p>
+    <w:p>
+      <w:pPr>
+        <w:pStyle w:val="ListBullet"/>
+      </w:pPr>
+      <w:r>
+        <w:t>Morph Influence Atlas,</w:t>
+      </w:r>
+    </w:p>
+    <w:p>
+      <w:pPr>
+        <w:pStyle w:val="ListBullet"/>
+      </w:pPr>
+      <w:r>
+        <w:t>Morph Observatory / Skelettreaktionen,</w:t>
+      </w:r>
+    </w:p>
+    <w:p>
+      <w:pPr>
+        <w:pStyle w:val="ListBullet"/>
+      </w:pPr>
+      <w:r>
+        <w:t>gekoppelte Morph-/Slidergruppen,</w:t>
+      </w:r>
+    </w:p>
+    <w:p>
+      <w:pPr>
+        <w:pStyle w:val="ListBullet"/>
+      </w:pPr>
+      <w:r>
+        <w:t>Stabilitäts- und Regressions-Gates,</w:t>
+      </w:r>
+    </w:p>
+    <w:p>
+      <w:pPr>
+        <w:pStyle w:val="ListBullet"/>
+      </w:pPr>
+      <w:r>
+        <w:t>ANSUR-/Studienwissen als Mess- und Plausibilitätsreferenz,</w:t>
+      </w:r>
+    </w:p>
+    <w:p>
+      <w:pPr>
+        <w:pStyle w:val="ListBullet"/>
+      </w:pPr>
+      <w:r>
+        <w:t>Solver-Fehlschläge als Information über ungeeignete Freiheitsgrade und Cross-Region-Risiken.</w:t>
+      </w:r>
+    </w:p>
+    <w:p>
+      <w:pPr/>
+      <w:r>
+        <w:t>Diese Informationen sollen den Body-Bank-Generator, automatische Plausibilitätschecks und spätere lokale Fitter begrenzen, nicht erneut einen freien globalen Solver rechtfertigen.</w:t>
+      </w:r>
+    </w:p>
+    <w:p>
+      <w:pPr>
+        <w:pStyle w:val="Heading1"/>
+      </w:pPr>
+      <w:r>
+        <w:t>7. ANSUR / externe Studien</w:t>
+      </w:r>
+    </w:p>
+    <w:p>
+      <w:pPr/>
+      <w:r>
+        <w:t xml:space="preserve">ANSUR bleibt wertvoll für präzise Messdefinitionen, Landmark-Protokolle, Posen, Messfehler und historische Vergleichstests. Es ist </w:t>
       </w:r>
       <w:r>
         <w:rPr>
           <w:b/>
         </w:rPr>
-        <w:t>repariert die Messung nicht</w:t>
-      </w:r>
-      <w:r>
-        <w:t>. Die eigentliche Brust-/Hüft-Messdefinition und Mesh-Messung bleiben ein eigener Arbeitsstrang.</w:t>
+        <w:t>nicht mehr erforderlich</w:t>
+      </w:r>
+      <w:r>
+        <w:t>, dass Anny jeden ANSUR-Wert als geometrisches Live-Ziel exakt reproduziert.</w:t>
+      </w:r>
+    </w:p>
+    <w:p>
+      <w:pPr/>
+      <w:r>
+        <w:t>Externe Populationsdaten können später genutzt werden, um aus wenigen Nutzerdaten plausible fehlende Maße bzw. Lookup-Ziele zu schätzen. Die aktuelle Body-Bank-Phase soll jedoch nicht erneut durch einen Studienwechsel blockiert werden.</w:t>
+      </w:r>
+    </w:p>
+    <w:p>
+      <w:pPr>
+        <w:pStyle w:val="Heading1"/>
+      </w:pPr>
+      <w:r>
+        <w:t>8. Produktionspfad vs. Forschungsarchiv</w:t>
       </w:r>
     </w:p>
     <w:p>
@@ -924,139 +1402,62 @@
         <w:pStyle w:val="Heading2"/>
       </w:pPr>
       <w:r>
-        <w:t>5.4 BODY BANK SOLVER 1.0 · Runtime-Kette</w:t>
+        <w:t>Aktueller Produktions-/Produktpfad</w:t>
       </w:r>
     </w:p>
     <w:p>
       <w:pPr>
-        <w:spacing w:after="80"/>
+        <w:pStyle w:val="ListBullet"/>
       </w:pPr>
       <w:r>
-        <w:t>Der bevorzugte POC-Pfad bleibt:</w:t>
+        <w:rPr>
+          <w:b/>
+        </w:rPr>
+        <w:t>Body Bank Solver 1.0</w:t>
+      </w:r>
+      <w:r>
+        <w:t xml:space="preserve"> ist ab v0.8.29.0 der aktuelle Architektur-POC für den zukünftigen Produktpfad: </w:t>
+      </w:r>
+      <w:r>
+        <w:rPr>
+          <w:rFonts w:ascii="Aptos Mono" w:hAnsi="Aptos Mono"/>
+          <w:sz w:val="17"/>
+        </w:rPr>
+        <w:t>trusted</w:t>
+      </w:r>
+      <w:r>
+        <w:t xml:space="preserve"> Retrieval -&gt; Top-K -&gt; kleiner anatomisch begrenzter Local Fit -&gt; Active Audit.</w:t>
       </w:r>
     </w:p>
     <w:p>
       <w:pPr>
-        <w:pStyle w:val="ListNumber"/>
+        <w:pStyle w:val="ListBullet"/>
       </w:pPr>
       <w:r>
-        <w:t>Nutzer gibt Geschlecht, Alter, Körpergröße, Gewicht, Brust, Taille und Hüfte/Gesäß ein.</w:t>
+        <w:rPr>
+          <w:rFonts w:ascii="Aptos Mono" w:hAnsi="Aptos Mono"/>
+          <w:sz w:val="17"/>
+        </w:rPr>
+        <w:t>BANK -&gt; ACTIVE</w:t>
+      </w:r>
+      <w:r>
+        <w:t xml:space="preserve"> ist der Human-in-the-loop-Lernpfad für neue Solverzustände; Accepted-Votes können sofort lokal als neue Seeds verwendet werden.</w:t>
       </w:r>
     </w:p>
     <w:p>
       <w:pPr>
-        <w:pStyle w:val="ListNumber"/>
+        <w:pStyle w:val="ListBullet"/>
       </w:pPr>
       <w:r>
-        <w:t xml:space="preserve">Grobe Vorauswahl nur aus </w:t>
-      </w:r>
-      <w:r>
-        <w:rPr>
-          <w:rFonts w:ascii="Courier New" w:hAnsi="Courier New" w:eastAsia="Courier New"/>
-          <w:sz w:val="17"/>
-        </w:rPr>
-        <w:t>trusted</w:t>
-      </w:r>
-      <w:r>
-        <w:t xml:space="preserve"> Body-Bank-Seeds.</w:t>
+        <w:t>Body Fit v1.2 aus v0.8.27.2 bleibt unverändert als Vergleich/Fallback-Prototyp verfügbar, ist aber nicht mehr der bevorzugte Körperaufbaupfad.</w:t>
       </w:r>
     </w:p>
     <w:p>
       <w:pPr>
-        <w:pStyle w:val="ListNumber"/>
+        <w:pStyle w:val="ListBullet"/>
       </w:pPr>
       <w:r>
-        <w:t>Shortlist wird wirklich in Anny rekonstruiert und mit aktuellen Meshmaßen geprüft.</w:t>
-      </w:r>
-    </w:p>
-    <w:p>
-      <w:pPr>
-        <w:pStyle w:val="ListNumber"/>
-      </w:pPr>
-      <w:r>
-        <w:t>Top-5 werden angezeigt; der beste Start ist ein human-auditierter Seed.</w:t>
-      </w:r>
-    </w:p>
-    <w:p>
-      <w:pPr>
-        <w:pStyle w:val="ListNumber"/>
-      </w:pPr>
-      <w:r>
-        <w:t xml:space="preserve">Optionaler Local Fit verändert nur eng begrenzt </w:t>
-      </w:r>
-      <w:r>
-        <w:rPr>
-          <w:rFonts w:ascii="Courier New" w:hAnsi="Courier New" w:eastAsia="Courier New"/>
-          <w:sz w:val="17"/>
-        </w:rPr>
-        <w:t>core:height</w:t>
-      </w:r>
-      <w:r>
-        <w:t xml:space="preserve">, </w:t>
-      </w:r>
-      <w:r>
-        <w:rPr>
-          <w:rFonts w:ascii="Courier New" w:hAnsi="Courier New" w:eastAsia="Courier New"/>
-          <w:sz w:val="17"/>
-        </w:rPr>
-        <w:t>measure-bust-circ-incr</w:t>
-      </w:r>
-      <w:r>
-        <w:t xml:space="preserve">, </w:t>
-      </w:r>
-      <w:r>
-        <w:rPr>
-          <w:rFonts w:ascii="Courier New" w:hAnsi="Courier New" w:eastAsia="Courier New"/>
-          <w:sz w:val="17"/>
-        </w:rPr>
-        <w:t>measure-waist-circ-incr</w:t>
-      </w:r>
-      <w:r>
-        <w:t xml:space="preserve">, </w:t>
-      </w:r>
-      <w:r>
-        <w:rPr>
-          <w:rFonts w:ascii="Courier New" w:hAnsi="Courier New" w:eastAsia="Courier New"/>
-          <w:sz w:val="17"/>
-        </w:rPr>
-        <w:t>measure-hips-circ-incr</w:t>
-      </w:r>
-      <w:r>
-        <w:t>.</w:t>
-      </w:r>
-    </w:p>
-    <w:p>
-      <w:pPr>
-        <w:pStyle w:val="ListNumber"/>
-      </w:pPr>
-      <w:r>
-        <w:t>Keine freie Weight-/Muscle-Optimierung und keine Cross-Region-Rettung.</w:t>
-      </w:r>
-    </w:p>
-    <w:p>
-      <w:pPr>
-        <w:pStyle w:val="ListNumber"/>
-      </w:pPr>
-      <w:r>
-        <w:t>Ein schlechterer Gesamtscore wird vollständig auf den auditierten Seed zurückgerollt.</w:t>
-      </w:r>
-    </w:p>
-    <w:p>
-      <w:pPr>
-        <w:pStyle w:val="ListNumber"/>
-      </w:pPr>
-      <w:r>
-        <w:t xml:space="preserve">Ein veränderter Local Fit ist noch nicht sicher und wird an </w:t>
-      </w:r>
-      <w:r>
-        <w:rPr>
-          <w:rFonts w:ascii="Courier New" w:hAnsi="Courier New" w:eastAsia="Courier New"/>
-          <w:sz w:val="17"/>
-        </w:rPr>
-        <w:t>BANK -&gt; ACTIVE</w:t>
-      </w:r>
-      <w:r>
-        <w:t xml:space="preserve"> übergeben.</w:t>
+        <w:t>Der menu-safe Dual Viewport und die bisherigen Phase-2-Auditdaten bleiben erhalten.</w:t>
       </w:r>
     </w:p>
     <w:p>
@@ -1064,63 +1465,13 @@
         <w:pStyle w:val="Heading2"/>
       </w:pPr>
       <w:r>
-        <w:t>5.5 Behobener Runtime-Fehler in v0.8.29.1</w:t>
+        <w:t>Forschungsarchiv</w:t>
       </w:r>
     </w:p>
     <w:p>
-      <w:pPr>
-        <w:spacing w:after="80"/>
-      </w:pPr>
-      <w:r>
-        <w:t xml:space="preserve">Der manuelle Button </w:t>
-      </w:r>
-      <w:r>
-        <w:rPr>
-          <w:rFonts w:ascii="Courier New" w:hAnsi="Courier New" w:eastAsia="Courier New"/>
-          <w:sz w:val="17"/>
-        </w:rPr>
-        <w:t>1 · Bank suchen</w:t>
-      </w:r>
-      <w:r>
-        <w:t xml:space="preserve"> in v0.8.29.0 war aufgrund einer ausgelassenen Funktionsdefinition nicht benutzbar. Die UI referenzierte </w:t>
-      </w:r>
-      <w:r>
-        <w:rPr>
-          <w:rFonts w:ascii="Courier New" w:hAnsi="Courier New" w:eastAsia="Courier New"/>
-          <w:sz w:val="17"/>
-        </w:rPr>
-        <w:t>sammyBbsSearchRun</w:t>
-      </w:r>
-      <w:r>
-        <w:t xml:space="preserve">, die Funktion selbst fehlte im gebauten </w:t>
-      </w:r>
-      <w:r>
-        <w:rPr>
-          <w:rFonts w:ascii="Courier New" w:hAnsi="Courier New" w:eastAsia="Courier New"/>
-          <w:sz w:val="17"/>
-        </w:rPr>
-        <w:t>app.js</w:t>
-      </w:r>
-      <w:r>
-        <w:t xml:space="preserve">. Safari meldete deshalb </w:t>
-      </w:r>
-      <w:r>
-        <w:rPr>
-          <w:rFonts w:ascii="Courier New" w:hAnsi="Courier New" w:eastAsia="Courier New"/>
-          <w:sz w:val="17"/>
-        </w:rPr>
-        <w:t>ReferenceError: Can't find variable: sammyBbsSearchRun</w:t>
-      </w:r>
-      <w:r>
-        <w:t>.</w:t>
-      </w:r>
-    </w:p>
-    <w:p>
-      <w:pPr>
-        <w:spacing w:after="80"/>
-      </w:pPr>
-      <w:r>
-        <w:t>v0.8.29.1 implementiert den Handler vollständig und ergänzt zwei Schutzebenen:</w:t>
+      <w:pPr/>
+      <w:r>
+        <w:t>Weiter verfügbar, aber nicht automatisch Produktionsarchitektur:</w:t>
       </w:r>
     </w:p>
     <w:p>
@@ -1128,7 +1479,7 @@
         <w:pStyle w:val="ListBullet"/>
       </w:pPr>
       <w:r>
-        <w:t>Search-Handler speichert den Ausgangskörper, führt Trusted-Retrieval aus, rendert Top-5 und aktiviert Export/Local Fit.</w:t>
+        <w:t>Solver24,</w:t>
       </w:r>
     </w:p>
     <w:p>
@@ -1136,24 +1487,142 @@
         <w:pStyle w:val="ListBullet"/>
       </w:pPr>
       <w:r>
-        <w:t xml:space="preserve">Beim UI-Init wird jetzt fail-fast geprüft, ob </w:t>
+        <w:t>Solver V2 Proof,</w:t>
+      </w:r>
+    </w:p>
+    <w:p>
+      <w:pPr>
+        <w:pStyle w:val="ListBullet"/>
+      </w:pPr>
+      <w:r>
+        <w:t>Real-ANSUR-Stress,</w:t>
+      </w:r>
+    </w:p>
+    <w:p>
+      <w:pPr>
+        <w:pStyle w:val="ListBullet"/>
+      </w:pPr>
+      <w:r>
+        <w:t>Pragmatic Repair / Residual Convergence,</w:t>
+      </w:r>
+    </w:p>
+    <w:p>
+      <w:pPr>
+        <w:pStyle w:val="ListBullet"/>
+      </w:pPr>
+      <w:r>
+        <w:t>Morph &lt;-&gt; Messebene Alignment,</w:t>
+      </w:r>
+    </w:p>
+    <w:p>
+      <w:pPr>
+        <w:pStyle w:val="ListBullet"/>
+      </w:pPr>
+      <w:r>
+        <w:t>Solver Shape Layer,</w:t>
+      </w:r>
+    </w:p>
+    <w:p>
+      <w:pPr>
+        <w:pStyle w:val="ListBullet"/>
+      </w:pPr>
+      <w:r>
+        <w:t>Legacy Blind Audit (</w:t>
+      </w:r>
+      <w:r>
+        <w:rPr>
+          <w:rFonts w:ascii="Aptos Mono" w:hAnsi="Aptos Mono"/>
+          <w:sz w:val="17"/>
+        </w:rPr>
+        <w:t>AUDT</w:t>
+      </w:r>
+      <w:r>
+        <w:t>).</w:t>
+      </w:r>
+    </w:p>
+    <w:p>
+      <w:pPr/>
+      <w:r>
+        <w:t>Diese Pfade dürfen als Diagnose, Vergleich oder Datenquelle genutzt werden. Ein fehlgeschlagener Body-Bank-Test ist kein automatischer Auftrag, zu einem alten globalen Solver zurückzukehren.</w:t>
+      </w:r>
+    </w:p>
+    <w:p>
+      <w:pPr>
+        <w:pStyle w:val="Heading1"/>
+      </w:pPr>
+      <w:r>
+        <w:t>9. Nicht verhandelbare technische Regeln</w:t>
+      </w:r>
+    </w:p>
+    <w:p>
+      <w:pPr>
+        <w:pStyle w:val="ListBullet"/>
+      </w:pPr>
+      <w:r>
+        <w:t>Anatomische Regionen bleiben strikt getrennt; Torsomaße dürfen keine Arme fangen.</w:t>
+      </w:r>
+    </w:p>
+    <w:p>
+      <w:pPr>
+        <w:pStyle w:val="ListBullet"/>
+      </w:pPr>
+      <w:r>
+        <w:t>Symmetrische Parameter müssen bilateral konsistent wirken, sofern kein expliziter asymmetrischer Modus vorliegt.</w:t>
+      </w:r>
+    </w:p>
+    <w:p>
+      <w:pPr>
+        <w:pStyle w:val="ListBullet"/>
+      </w:pPr>
+      <w:r>
+        <w:t>Morphs dürfen nur für fachlich passende Körperregionen geroutet werden.</w:t>
+      </w:r>
+    </w:p>
+    <w:p>
+      <w:pPr>
+        <w:pStyle w:val="ListBullet"/>
+      </w:pPr>
+      <w:r>
+        <w:t>Gekoppelte Formänderungen (z. B. Width + Depth für einen Umfang) dürfen als semantischer Controller behandelt werden, wenn dies geometrisch sinnvoll ist.</w:t>
+      </w:r>
+    </w:p>
+    <w:p>
+      <w:pPr>
+        <w:pStyle w:val="ListBullet"/>
+      </w:pPr>
+      <w:r>
+        <w:t>Messfehler, Mesh-Limit, Lookup-Abdeckung und Fitterfehler müssen separat diagnostizierbar bleiben.</w:t>
+      </w:r>
+    </w:p>
+    <w:p>
+      <w:pPr>
+        <w:pStyle w:val="ListBullet"/>
+      </w:pPr>
+      <w:r>
+        <w:t>iPhone/Safari-Tauglichkeit und Resume/Persistenz sind Pflicht.</w:t>
+      </w:r>
+    </w:p>
+    <w:p>
+      <w:pPr>
+        <w:pStyle w:val="Heading1"/>
+      </w:pPr>
+      <w:r>
+        <w:t>10. Nächster Gate nach v0.8.29.3</w:t>
+      </w:r>
+    </w:p>
+    <w:p>
+      <w:pPr/>
+      <w:r>
+        <w:t xml:space="preserve">Der nächste Entscheidungs-Gate ist der </w:t>
       </w:r>
       <w:r>
         <w:rPr>
           <w:b/>
         </w:rPr>
-        <w:t>alle</w:t>
-      </w:r>
-      <w:r>
-        <w:t xml:space="preserve"> Body-Bank-Solver-Handler tatsächlich Funktionen sind. Der statische Release-Gate prüft dieselben Symbole zusätzlich vor dem Packen.</w:t>
-      </w:r>
-    </w:p>
-    <w:p>
-      <w:pPr>
-        <w:spacing w:after="80"/>
-      </w:pPr>
-      <w:r>
-        <w:t>Damit soll genau diese Klasse von „Button existiert, Handler fehlt“-Fehlern künftig vor dem iPhone-Test auffallen.</w:t>
+        <w:t>16er Family-Holdout-Proof v1.2</w:t>
+      </w:r>
+      <w:r>
+        <w:t>.</w:t>
       </w:r>
     </w:p>
     <w:p>
@@ -1161,15 +1630,99 @@
         <w:pStyle w:val="Heading2"/>
       </w:pPr>
       <w:r>
-        <w:t>5.6 ACTIVE AUDIT · Lernen bleibt transparent</w:t>
+        <w:t>Gate A · 16er Family-Holdout</w:t>
+      </w:r>
+    </w:p>
+    <w:p>
+      <w:pPr/>
+      <w:r>
+        <w:t>Der Proof muss mindestens zeigen:</w:t>
       </w:r>
     </w:p>
     <w:p>
       <w:pPr>
-        <w:spacing w:after="80"/>
+        <w:ind w:left="198" w:hanging="198"/>
       </w:pPr>
       <w:r>
-        <w:t>Ein Active-Vote aktualisiert weiterhin sofort auf demselben Gerät:</w:t>
+        <w:t>1. Retrieval-Median &lt; kanonisch höhenangepasster Neutralstart-Median.</w:t>
+      </w:r>
+    </w:p>
+    <w:p>
+      <w:pPr>
+        <w:ind w:left="198" w:hanging="198"/>
+      </w:pPr>
+      <w:r>
+        <w:t>2. Local-Fit-Median &lt;= Retrieval-Median.</w:t>
+      </w:r>
+    </w:p>
+    <w:p>
+      <w:pPr>
+        <w:ind w:left="198" w:hanging="198"/>
+      </w:pPr>
+      <w:r>
+        <w:t>3. Zielkörper, komplette Familie und Near-Neighbors wurden tatsächlich aus dem Retrieval-Pool ausgeschlossen.</w:t>
+      </w:r>
+    </w:p>
+    <w:p>
+      <w:pPr>
+        <w:ind w:left="198" w:hanging="198"/>
+      </w:pPr>
+      <w:r>
+        <w:t>4. Kein Cross-Region-Controller und keine freie globale Weight/Muscle-Suche wurde benötigt.</w:t>
+      </w:r>
+    </w:p>
+    <w:p>
+      <w:pPr>
+        <w:ind w:left="198" w:hanging="198"/>
+      </w:pPr>
+      <w:r>
+        <w:t>5. Die Ergebnisse bleiben technisch gültig und im 140–205-cm-Produktbereich.</w:t>
+      </w:r>
+    </w:p>
+    <w:p>
+      <w:pPr/>
+      <w:r>
+        <w:t>Ein GO bestätigt die Architektur deutlich stärker als der bisherige Exact-Body-Holdout. Ein HOLD führt zuerst zur Analyse von Bankabdeckung, Messqualität oder lokalen DOFs; nicht automatisch zu einem komplexeren Solver.</w:t>
+      </w:r>
+    </w:p>
+    <w:p>
+      <w:pPr>
+        <w:pStyle w:val="Heading2"/>
+      </w:pPr>
+      <w:r>
+        <w:t>Gate B · ACTIVE Audit der neuen Solverzustände</w:t>
+      </w:r>
+    </w:p>
+    <w:p>
+      <w:pPr/>
+      <w:r>
+        <w:t xml:space="preserve">Nach dem Family-Proof werden nur tatsächlich neue Solver-/Grenzkandidaten in </w:t>
+      </w:r>
+      <w:r>
+        <w:rPr>
+          <w:rFonts w:ascii="Aptos Mono" w:hAnsi="Aptos Mono"/>
+          <w:sz w:val="17"/>
+        </w:rPr>
+        <w:t>BANK -&gt; ACTIVE</w:t>
+      </w:r>
+      <w:r>
+        <w:t xml:space="preserve"> bewertet. Der bereits erhaltene Kandidat </w:t>
+      </w:r>
+      <w:r>
+        <w:rPr>
+          <w:rFonts w:ascii="Aptos Mono" w:hAnsi="Aptos Mono"/>
+          <w:sz w:val="17"/>
+        </w:rPr>
+        <w:t>AA-S-2f9708e4</w:t>
+      </w:r>
+      <w:r>
+        <w:t xml:space="preserve"> gehört ausdrücklich dazu.</w:t>
+      </w:r>
+    </w:p>
+    <w:p>
+      <w:pPr/>
+      <w:r>
+        <w:t>Zu prüfen ist insbesondere:</w:t>
       </w:r>
     </w:p>
     <w:p>
@@ -1177,24 +1730,7 @@
         <w:pStyle w:val="ListBullet"/>
       </w:pPr>
       <w:r>
-        <w:rPr>
-          <w:rFonts w:ascii="Courier New" w:hAnsi="Courier New" w:eastAsia="Courier New"/>
-          <w:sz w:val="17"/>
-        </w:rPr>
-        <w:t>accepted</w:t>
-      </w:r>
-      <w:r>
-        <w:t xml:space="preserve"> -&gt; </w:t>
-      </w:r>
-      <w:r>
-        <w:rPr>
-          <w:rFonts w:ascii="Courier New" w:hAnsi="Courier New" w:eastAsia="Courier New"/>
-          <w:sz w:val="17"/>
-        </w:rPr>
-        <w:t>trusted-user</w:t>
-      </w:r>
-      <w:r>
-        <w:t>,</w:t>
+        <w:t>ob Local-Fit-Ergebnisse überwiegend akzeptiert werden,</w:t>
       </w:r>
     </w:p>
     <w:p>
@@ -1202,24 +1738,7 @@
         <w:pStyle w:val="ListBullet"/>
       </w:pPr>
       <w:r>
-        <w:rPr>
-          <w:rFonts w:ascii="Courier New" w:hAnsi="Courier New" w:eastAsia="Courier New"/>
-          <w:sz w:val="17"/>
-        </w:rPr>
-        <w:t>uncertain</w:t>
-      </w:r>
-      <w:r>
-        <w:t xml:space="preserve"> -&gt; </w:t>
-      </w:r>
-      <w:r>
-        <w:rPr>
-          <w:rFonts w:ascii="Courier New" w:hAnsi="Courier New" w:eastAsia="Courier New"/>
-          <w:sz w:val="17"/>
-        </w:rPr>
-        <w:t>frontier-user</w:t>
-      </w:r>
-      <w:r>
-        <w:t>,</w:t>
+        <w:t>ob Rejections lokal bleiben,</w:t>
       </w:r>
     </w:p>
     <w:p>
@@ -1227,41 +1746,15 @@
         <w:pStyle w:val="ListBullet"/>
       </w:pPr>
       <w:r>
-        <w:rPr>
-          <w:rFonts w:ascii="Courier New" w:hAnsi="Courier New" w:eastAsia="Courier New"/>
-          <w:sz w:val="17"/>
-        </w:rPr>
-        <w:t>rejected</w:t>
-      </w:r>
-      <w:r>
-        <w:t xml:space="preserve"> -&gt; </w:t>
-      </w:r>
-      <w:r>
-        <w:rPr>
-          <w:rFonts w:ascii="Courier New" w:hAnsi="Courier New" w:eastAsia="Courier New"/>
-          <w:sz w:val="17"/>
-        </w:rPr>
-        <w:t>negative-user</w:t>
-      </w:r>
-      <w:r>
-        <w:t>.</w:t>
+        <w:t>ob neue Accepted-Körper die Retrieval-Abdeckung sinnvoll erweitern,</w:t>
       </w:r>
     </w:p>
     <w:p>
       <w:pPr>
-        <w:spacing w:after="80"/>
+        <w:pStyle w:val="ListBullet"/>
       </w:pPr>
       <w:r>
-        <w:t xml:space="preserve">Anny selbst wird nicht trainiert. Mit einem zurückgegebenen Export wird der neue Wissensstand anschließend in den </w:t>
-      </w:r>
-      <w:r>
-        <w:rPr>
-          <w:b/>
-        </w:rPr>
-        <w:t>kanonischen</w:t>
-      </w:r>
-      <w:r>
-        <w:t xml:space="preserve"> Body-Bank-Index übernommen. Genau das ist in v0.8.29.1 erstmals erfolgt. Auf frischen Geräten filtert der ACTIVE-Modus bereits kanonisch bekannte Seed-Shapes aus und zeigt nur neue Solver-/Grenzkandidaten.</w:t>
+        <w:t>ob der Solver wiederholt dieselben unsicheren Korridore anfordert.</w:t>
       </w:r>
     </w:p>
     <w:p>
@@ -1269,33 +1762,19 @@
         <w:pStyle w:val="Heading2"/>
       </w:pPr>
       <w:r>
-        <w:t>5.7 BANK-UI und ältere Auditregeln bleiben gültig</w:t>
+        <w:t>Gate C · danach erst Solver-Ausbau</w:t>
       </w:r>
     </w:p>
     <w:p>
-      <w:pPr>
-        <w:spacing w:after="80"/>
-      </w:pPr>
-      <w:r>
-        <w:t>Der menu-safe Dual Viewport, unabhängige Kameras, Last-Interaction-Auswahl, optionales AutoFit pro Viewport, blinde Präsentation, 205-cm-Audit-Cap und das vertagte Kopf-/Head-Fat-Thema bleiben unverändert erhalten.</w:t>
+      <w:pPr/>
+      <w:r>
+        <w:t>Erst nach A/B werden zusätzliche Freiheitsgrade oder weitere Nutzereingaben ergänzt. Bevorzugt werden nur Maße, die geometrisch stabil messbar sind und passende lokale DOFs besitzen.</w:t>
       </w:r>
     </w:p>
     <w:p>
-      <w:pPr>
-        <w:spacing w:after="80"/>
-      </w:pPr>
-      <w:r>
-        <w:t xml:space="preserve">Der bekannte </w:t>
-      </w:r>
-      <w:r>
-        <w:rPr>
-          <w:rFonts w:ascii="Courier New" w:hAnsi="Courier New" w:eastAsia="Courier New"/>
-          <w:sz w:val="17"/>
-        </w:rPr>
-        <w:t>shoulderJointBreadth</w:t>
-      </w:r>
-      <w:r>
-        <w:t>-Proxy bleibt aus Retrieval und Auto-Gates ausgeschlossen.</w:t>
+      <w:pPr/>
+      <w:r>
+        <w:t>Das vertagte Kopfgrößen-/Head-Fat-Thema bleibt außerhalb dieses Gates und wird später mit absolutem Größenbezug separat geprüft.</w:t>
       </w:r>
     </w:p>
     <w:p>
@@ -1303,112 +1782,13 @@
         <w:pStyle w:val="Heading1"/>
       </w:pPr>
       <w:r>
-        <w:t>6. Rolle des bisherigen Wissens</w:t>
+        <w:t>11. Abbruch-/Entscheidungsregel</w:t>
       </w:r>
     </w:p>
     <w:p>
-      <w:pPr>
-        <w:spacing w:after="80"/>
-      </w:pPr>
-      <w:r>
-        <w:t xml:space="preserve">Die bisherige Arbeit wird </w:t>
-      </w:r>
-      <w:r>
-        <w:rPr>
-          <w:b/>
-        </w:rPr>
-        <w:t>nicht verworfen</w:t>
-      </w:r>
-      <w:r>
-        <w:t>. Sie ändert ihre Rolle.</w:t>
-      </w:r>
-    </w:p>
-    <w:p>
-      <w:pPr>
-        <w:spacing w:after="80"/>
-      </w:pPr>
-      <w:r>
-        <w:t>Weiterzuverwenden sind insbesondere:</w:t>
-      </w:r>
-    </w:p>
-    <w:p>
-      <w:pPr>
-        <w:pStyle w:val="ListBullet"/>
-      </w:pPr>
-      <w:r>
-        <w:t>Landmark- und Messdefinitionen,</w:t>
-      </w:r>
-    </w:p>
-    <w:p>
-      <w:pPr>
-        <w:pStyle w:val="ListBullet"/>
-      </w:pPr>
-      <w:r>
-        <w:t>geometrische Messoperatoren und Region-Masks,</w:t>
-      </w:r>
-    </w:p>
-    <w:p>
-      <w:pPr>
-        <w:pStyle w:val="ListBullet"/>
-      </w:pPr>
-      <w:r>
-        <w:t>Symmetrie-Regeln,</w:t>
-      </w:r>
-    </w:p>
-    <w:p>
-      <w:pPr>
-        <w:pStyle w:val="ListBullet"/>
-      </w:pPr>
-      <w:r>
-        <w:t>Morph Influence Atlas,</w:t>
-      </w:r>
-    </w:p>
-    <w:p>
-      <w:pPr>
-        <w:pStyle w:val="ListBullet"/>
-      </w:pPr>
-      <w:r>
-        <w:t>Morph Observatory / Skelettreaktionen,</w:t>
-      </w:r>
-    </w:p>
-    <w:p>
-      <w:pPr>
-        <w:pStyle w:val="ListBullet"/>
-      </w:pPr>
-      <w:r>
-        <w:t>gekoppelte Morph-/Slidergruppen,</w:t>
-      </w:r>
-    </w:p>
-    <w:p>
-      <w:pPr>
-        <w:pStyle w:val="ListBullet"/>
-      </w:pPr>
-      <w:r>
-        <w:t>Stabilitäts- und Regressions-Gates,</w:t>
-      </w:r>
-    </w:p>
-    <w:p>
-      <w:pPr>
-        <w:pStyle w:val="ListBullet"/>
-      </w:pPr>
-      <w:r>
-        <w:t>ANSUR-/Studienwissen als Mess- und Plausibilitätsreferenz,</w:t>
-      </w:r>
-    </w:p>
-    <w:p>
-      <w:pPr>
-        <w:pStyle w:val="ListBullet"/>
-      </w:pPr>
-      <w:r>
-        <w:t>Solver-Fehlschläge als Information über ungeeignete Freiheitsgrade und Cross-Region-Risiken.</w:t>
-      </w:r>
-    </w:p>
-    <w:p>
-      <w:pPr>
-        <w:spacing w:after="80"/>
-      </w:pPr>
-      <w:r>
-        <w:t>Diese Informationen sollen den Body-Bank-Generator, automatische Plausibilitätschecks und spätere lokale Fitter begrenzen, nicht erneut einen freien globalen Solver rechtfertigen.</w:t>
+      <w:pPr/>
+      <w:r>
+        <w:t>Wenn bereits der konservative Anny-Core-Raum überwiegend unplausibel ist oder sich keine ausreichend zusammenhängende akzeptierte Körperbank aufbauen lässt, wird nicht automatisch ein noch komplexerer Solver gebaut. Dann muss die Eignung von Anny als Basismodell selbst neu bewertet werden.</w:t>
       </w:r>
     </w:p>
     <w:p>
@@ -1416,576 +1796,873 @@
         <w:pStyle w:val="Heading1"/>
       </w:pPr>
       <w:r>
-        <w:t>7. ANSUR / externe Studien</w:t>
+        <w:t>12. Änderungsprotokoll</w:t>
       </w:r>
     </w:p>
-    <w:p>
-      <w:pPr>
-        <w:spacing w:after="80"/>
-      </w:pPr>
-      <w:r>
-        <w:t xml:space="preserve">ANSUR bleibt wertvoll für präzise Messdefinitionen, Landmark-Protokolle, Posen, Messfehler und historische Vergleichstests. Es ist </w:t>
-      </w:r>
-      <w:r>
-        <w:rPr>
-          <w:b/>
-        </w:rPr>
-        <w:t>nicht mehr erforderlich</w:t>
-      </w:r>
-      <w:r>
-        <w:t>, dass Anny jeden ANSUR-Wert als geometrisches Live-Ziel exakt reproduziert.</w:t>
-      </w:r>
-    </w:p>
-    <w:p>
-      <w:pPr>
-        <w:spacing w:after="80"/>
-      </w:pPr>
-      <w:r>
-        <w:t>Externe Populationsdaten können später genutzt werden, um aus wenigen Nutzerdaten plausible fehlende Maße bzw. Lookup-Ziele zu schätzen. Die aktuelle Body-Bank-Phase soll jedoch nicht erneut durch einen Studienwechsel blockiert werden.</w:t>
-      </w:r>
-    </w:p>
-    <w:p>
-      <w:pPr>
-        <w:pStyle w:val="Heading1"/>
-      </w:pPr>
-      <w:r>
-        <w:t>8. Produktionspfad vs. Forschungsarchiv</w:t>
-      </w:r>
-    </w:p>
-    <w:p>
-      <w:pPr>
-        <w:pStyle w:val="Heading2"/>
-      </w:pPr>
-      <w:r>
-        <w:t>Aktueller Produktions-/Produktpfad</w:t>
-      </w:r>
-    </w:p>
-    <w:p>
-      <w:pPr>
-        <w:pStyle w:val="ListBullet"/>
-      </w:pPr>
-      <w:r>
-        <w:rPr>
-          <w:b/>
-        </w:rPr>
-        <w:t>Body Bank Solver 1.0</w:t>
-      </w:r>
-      <w:r>
-        <w:t xml:space="preserve"> ist ab v0.8.29.0 der aktuelle Architektur-POC für den zukünftigen Produktpfad: </w:t>
-      </w:r>
-      <w:r>
-        <w:rPr>
-          <w:rFonts w:ascii="Courier New" w:hAnsi="Courier New" w:eastAsia="Courier New"/>
-          <w:sz w:val="17"/>
-        </w:rPr>
-        <w:t>trusted</w:t>
-      </w:r>
-      <w:r>
-        <w:t xml:space="preserve"> Retrieval -&gt; Top-K -&gt; kleiner anatomisch begrenzter Local Fit -&gt; Active Audit.</w:t>
-      </w:r>
-    </w:p>
-    <w:p>
-      <w:pPr>
-        <w:pStyle w:val="ListBullet"/>
-      </w:pPr>
-      <w:r>
-        <w:rPr>
-          <w:rFonts w:ascii="Courier New" w:hAnsi="Courier New" w:eastAsia="Courier New"/>
-          <w:sz w:val="17"/>
-        </w:rPr>
-        <w:t>BANK -&gt; ACTIVE</w:t>
-      </w:r>
-      <w:r>
-        <w:t xml:space="preserve"> ist der Human-in-the-loop-Lernpfad für neue Solverzustände; Accepted-Votes können sofort lokal als neue Seeds verwendet werden.</w:t>
-      </w:r>
-    </w:p>
-    <w:p>
-      <w:pPr>
-        <w:pStyle w:val="ListBullet"/>
-      </w:pPr>
-      <w:r>
-        <w:t>Body Fit v1.2 aus v0.8.27.2 bleibt unverändert als Vergleich/Fallback-Prototyp verfügbar, ist aber nicht mehr der bevorzugte Körperaufbaupfad.</w:t>
-      </w:r>
-    </w:p>
-    <w:p>
-      <w:pPr>
-        <w:pStyle w:val="ListBullet"/>
-      </w:pPr>
-      <w:r>
-        <w:t>Der menu-safe Dual Viewport und die bisherigen Phase-2-Auditdaten bleiben erhalten.</w:t>
-      </w:r>
-    </w:p>
-    <w:p>
-      <w:pPr>
-        <w:pStyle w:val="Heading2"/>
-      </w:pPr>
-      <w:r>
-        <w:t>Forschungsarchiv</w:t>
-      </w:r>
-    </w:p>
-    <w:p>
-      <w:pPr>
-        <w:spacing w:after="80"/>
-      </w:pPr>
-      <w:r>
-        <w:t>Weiter verfügbar, aber nicht automatisch Produktionsarchitektur:</w:t>
-      </w:r>
-    </w:p>
-    <w:p>
-      <w:pPr>
-        <w:pStyle w:val="ListBullet"/>
-      </w:pPr>
-      <w:r>
-        <w:t>Solver24,</w:t>
-      </w:r>
-    </w:p>
-    <w:p>
-      <w:pPr>
-        <w:pStyle w:val="ListBullet"/>
-      </w:pPr>
-      <w:r>
-        <w:t>Solver V2 Proof,</w:t>
-      </w:r>
-    </w:p>
-    <w:p>
-      <w:pPr>
-        <w:pStyle w:val="ListBullet"/>
-      </w:pPr>
-      <w:r>
-        <w:t>Real-ANSUR-Stress,</w:t>
-      </w:r>
-    </w:p>
-    <w:p>
-      <w:pPr>
-        <w:pStyle w:val="ListBullet"/>
-      </w:pPr>
-      <w:r>
-        <w:t>Pragmatic Repair / Residual Convergence,</w:t>
-      </w:r>
-    </w:p>
-    <w:p>
-      <w:pPr>
-        <w:pStyle w:val="ListBullet"/>
-      </w:pPr>
-      <w:r>
-        <w:t>Morph &lt;-&gt; Messebene Alignment,</w:t>
-      </w:r>
-    </w:p>
-    <w:p>
-      <w:pPr>
-        <w:pStyle w:val="ListBullet"/>
-      </w:pPr>
-      <w:r>
-        <w:t>Solver Shape Layer,</w:t>
-      </w:r>
-    </w:p>
-    <w:p>
-      <w:pPr>
-        <w:pStyle w:val="ListBullet"/>
-      </w:pPr>
-      <w:r>
-        <w:t>Legacy Blind Audit (</w:t>
-      </w:r>
-      <w:r>
-        <w:rPr>
-          <w:rFonts w:ascii="Courier New" w:hAnsi="Courier New" w:eastAsia="Courier New"/>
-          <w:sz w:val="17"/>
-        </w:rPr>
-        <w:t>AUDT</w:t>
-      </w:r>
-      <w:r>
-        <w:t>).</w:t>
-      </w:r>
-    </w:p>
-    <w:p>
-      <w:pPr>
-        <w:spacing w:after="80"/>
-      </w:pPr>
-      <w:r>
-        <w:t>Diese Pfade dürfen als Diagnose, Vergleich oder Datenquelle genutzt werden. Ein fehlgeschlagener Body-Bank-Test ist kein automatischer Auftrag, zu einem alten globalen Solver zurückzukehren.</w:t>
-      </w:r>
-    </w:p>
-    <w:p>
-      <w:pPr>
-        <w:pStyle w:val="Heading1"/>
-      </w:pPr>
-      <w:r>
-        <w:t>9. Nicht verhandelbare technische Regeln</w:t>
-      </w:r>
-    </w:p>
-    <w:p>
-      <w:pPr>
-        <w:pStyle w:val="ListBullet"/>
-      </w:pPr>
-      <w:r>
-        <w:t>Anatomische Regionen bleiben strikt getrennt; Torsomaße dürfen keine Arme fangen.</w:t>
-      </w:r>
-    </w:p>
-    <w:p>
-      <w:pPr>
-        <w:pStyle w:val="ListBullet"/>
-      </w:pPr>
-      <w:r>
-        <w:t>Symmetrische Parameter müssen bilateral konsistent wirken, sofern kein expliziter asymmetrischer Modus vorliegt.</w:t>
-      </w:r>
-    </w:p>
-    <w:p>
-      <w:pPr>
-        <w:pStyle w:val="ListBullet"/>
-      </w:pPr>
-      <w:r>
-        <w:t>Morphs dürfen nur für fachlich passende Körperregionen geroutet werden.</w:t>
-      </w:r>
-    </w:p>
-    <w:p>
-      <w:pPr>
-        <w:pStyle w:val="ListBullet"/>
-      </w:pPr>
-      <w:r>
-        <w:t>Gekoppelte Formänderungen (z. B. Width + Depth für einen Umfang) dürfen als semantischer Controller behandelt werden, wenn dies geometrisch sinnvoll ist.</w:t>
-      </w:r>
-    </w:p>
-    <w:p>
-      <w:pPr>
-        <w:pStyle w:val="ListBullet"/>
-      </w:pPr>
-      <w:r>
-        <w:t>Messfehler, Mesh-Limit, Lookup-Abdeckung und Fitterfehler müssen separat diagnostizierbar bleiben.</w:t>
-      </w:r>
-    </w:p>
-    <w:p>
-      <w:pPr>
-        <w:pStyle w:val="ListBullet"/>
-      </w:pPr>
-      <w:r>
-        <w:t>iPhone/Safari-Tauglichkeit und Resume/Persistenz sind Pflicht.</w:t>
-      </w:r>
-    </w:p>
-    <w:p>
-      <w:pPr>
-        <w:pStyle w:val="Heading1"/>
-      </w:pPr>
-      <w:r>
-        <w:t>10. Nächster Gate nach v0.8.29.0</w:t>
-      </w:r>
-    </w:p>
-    <w:p>
-      <w:pPr>
-        <w:spacing w:after="80"/>
-      </w:pPr>
-      <w:r>
-        <w:t xml:space="preserve">Der nächste Entscheidungs-Gate ist jetzt </w:t>
-      </w:r>
-      <w:r>
-        <w:rPr>
-          <w:b/>
-        </w:rPr>
-        <w:t>nicht</w:t>
-      </w:r>
-      <w:r>
-        <w:t xml:space="preserve"> ein weiterer großer Zufallsaudit, sondern die neue Solverarchitektur selbst.</w:t>
-      </w:r>
-    </w:p>
-    <w:p>
-      <w:pPr>
-        <w:pStyle w:val="Heading2"/>
-      </w:pPr>
-      <w:r>
-        <w:t>Gate A · 8er Blind-Proof</w:t>
-      </w:r>
-    </w:p>
-    <w:p>
-      <w:pPr>
-        <w:spacing w:after="80"/>
-      </w:pPr>
-      <w:r>
-        <w:t>Der Proof muss mindestens zeigen:</w:t>
-      </w:r>
-    </w:p>
-    <w:p>
-      <w:pPr>
-        <w:pStyle w:val="ListNumber"/>
-      </w:pPr>
-      <w:r>
-        <w:t>Retrieval-Median &lt; höhenangepasster Neutralstart-Median.</w:t>
-      </w:r>
-    </w:p>
-    <w:p>
-      <w:pPr>
-        <w:pStyle w:val="ListNumber"/>
-      </w:pPr>
-      <w:r>
-        <w:t>Local-Fit-Median &lt;= Retrieval-Median.</w:t>
-      </w:r>
-    </w:p>
-    <w:p>
-      <w:pPr>
-        <w:pStyle w:val="ListNumber"/>
-      </w:pPr>
-      <w:r>
-        <w:t>Kein Cross-Region-Controller und keine freie globale Weight/Muscle-Suche wurde dafür benötigt.</w:t>
-      </w:r>
-    </w:p>
-    <w:p>
-      <w:pPr>
-        <w:pStyle w:val="ListNumber"/>
-      </w:pPr>
-      <w:r>
-        <w:t>Die Ergebnisse bleiben technisch gültig und innerhalb des 205-cm-Produkt-/Auditbereichs.</w:t>
-      </w:r>
-    </w:p>
-    <w:p>
-      <w:pPr>
-        <w:spacing w:after="80"/>
-      </w:pPr>
-      <w:r>
-        <w:t xml:space="preserve">Wenn Gate A </w:t>
-      </w:r>
-      <w:r>
-        <w:rPr>
-          <w:rFonts w:ascii="Courier New" w:hAnsi="Courier New" w:eastAsia="Courier New"/>
-          <w:sz w:val="17"/>
-        </w:rPr>
-        <w:t>GO</w:t>
-      </w:r>
-      <w:r>
-        <w:t xml:space="preserve"> ergibt, wird die Body Bank schrittweise größer und der Retrieval-Index um reale/stabile Eingabemaße erweitert.</w:t>
-      </w:r>
-    </w:p>
-    <w:p>
-      <w:pPr>
-        <w:pStyle w:val="Heading2"/>
-      </w:pPr>
-      <w:r>
-        <w:t>Gate B · Active Audit</w:t>
-      </w:r>
-    </w:p>
-    <w:p>
-      <w:pPr>
-        <w:spacing w:after="80"/>
-      </w:pPr>
-      <w:r>
-        <w:t xml:space="preserve">Die vom Solver erzeugten neuen Körper werden in </w:t>
-      </w:r>
-      <w:r>
-        <w:rPr>
-          <w:rFonts w:ascii="Courier New" w:hAnsi="Courier New" w:eastAsia="Courier New"/>
-          <w:sz w:val="17"/>
-        </w:rPr>
-        <w:t>BANK -&gt; ACTIVE</w:t>
-      </w:r>
-      <w:r>
-        <w:t xml:space="preserve"> blind bewertet. Wichtig ist nicht die Menge, sondern der Informationsgewinn an tatsächlich benutzten Solverregionen.</w:t>
-      </w:r>
-    </w:p>
-    <w:p>
-      <w:pPr>
-        <w:spacing w:after="80"/>
-      </w:pPr>
-      <w:r>
-        <w:t>Zu prüfen ist insbesondere:</w:t>
-      </w:r>
-    </w:p>
-    <w:p>
-      <w:pPr>
-        <w:pStyle w:val="ListBullet"/>
-      </w:pPr>
-      <w:r>
-        <w:t>ob Local-Fit-Ergebnisse überwiegend akzeptiert werden,</w:t>
-      </w:r>
-    </w:p>
-    <w:p>
-      <w:pPr>
-        <w:pStyle w:val="ListBullet"/>
-      </w:pPr>
-      <w:r>
-        <w:t>ob Retrieval-Ambiguitäten durch zusätzliche Human-Votes auflösbar werden,</w:t>
-      </w:r>
-    </w:p>
-    <w:p>
-      <w:pPr>
-        <w:pStyle w:val="ListBullet"/>
-      </w:pPr>
-      <w:r>
-        <w:t>ob Accepted-Active-Körper als neue Seeds die spätere Retrieval-Qualität verbessern,</w:t>
-      </w:r>
-    </w:p>
-    <w:p>
-      <w:pPr>
-        <w:pStyle w:val="ListBullet"/>
-      </w:pPr>
-      <w:r>
-        <w:t>ob Rejections lokal bleiben und keine falschen globalen Grenzen erzeugen.</w:t>
-      </w:r>
-    </w:p>
-    <w:p>
-      <w:pPr>
-        <w:pStyle w:val="Heading2"/>
-      </w:pPr>
-      <w:r>
-        <w:t>Gate C · danach erst Solver-Ausbau</w:t>
-      </w:r>
-    </w:p>
-    <w:p>
-      <w:pPr>
-        <w:spacing w:after="80"/>
-      </w:pPr>
-      <w:r>
-        <w:t>Erst nach A/B werden weitere Freiheitsgrade oder zusätzliche Nutzereingaben ergänzt. Bevorzugt werden nur Maße, die geometrisch stabil messbar und durch lokale anatomisch passende Controller kontrollierbar sind.</w:t>
-      </w:r>
-    </w:p>
-    <w:p>
-      <w:pPr>
-        <w:spacing w:after="80"/>
-      </w:pPr>
-      <w:r>
-        <w:t>Das vertagte Kopfgrößen-/Head-Fat-Thema bleibt außerhalb dieses Gates und wird später mit absolutem Größenbezug separat geprüft.</w:t>
-      </w:r>
-    </w:p>
-    <w:p>
-      <w:pPr>
-        <w:pStyle w:val="Heading1"/>
-      </w:pPr>
-      <w:r>
-        <w:t>11. Abbruch-/Entscheidungsregel</w:t>
-      </w:r>
-    </w:p>
-    <w:p>
-      <w:pPr>
-        <w:spacing w:after="80"/>
-      </w:pPr>
-      <w:r>
-        <w:t>Wenn bereits der konservative Anny-Core-Raum überwiegend unplausibel ist oder sich keine ausreichend zusammenhängende akzeptierte Körperbank aufbauen lässt, wird nicht automatisch ein noch komplexerer Solver gebaut. Dann muss die Eignung von Anny als Basismodell selbst neu bewertet werden.</w:t>
-      </w:r>
-    </w:p>
-    <w:p>
-      <w:pPr>
-        <w:pStyle w:val="Heading1"/>
-      </w:pPr>
-      <w:r>
-        <w:t>12. Änderungsprotokoll</w:t>
-      </w:r>
-    </w:p>
-    <w:p>
-      <w:pPr>
-        <w:spacing w:after="80"/>
-      </w:pPr>
-      <w:r>
-        <w:t>| Version | Datum | Änderung |</w:t>
-      </w:r>
-    </w:p>
-    <w:p>
-      <w:pPr>
-        <w:spacing w:after="80"/>
-      </w:pPr>
-      <w:r>
-        <w:t>|---|---|---|</w:t>
-      </w:r>
-    </w:p>
-    <w:p>
-      <w:pPr>
-        <w:spacing w:after="80"/>
-      </w:pPr>
-      <w:r>
-        <w:t>| 0.1 | 22.08.2026 | Master State eingeführt; Landmark-/Messpipeline als damaliger Schwerpunkt dokumentiert. |</w:t>
-      </w:r>
-    </w:p>
-    <w:p>
-      <w:pPr>
-        <w:spacing w:after="80"/>
-      </w:pPr>
-      <w:r>
-        <w:t>| 0.2 | 28.08.2026 | Projektstand konsolidiert; Audited Body Bank / lokale Körperfamilien als neue Hauptarchitektur; synchrone Master-State-/SAMMY_CURRENT-Exports festgelegt. |</w:t>
-      </w:r>
-    </w:p>
-    <w:p>
-      <w:pPr>
-        <w:spacing w:after="80"/>
-      </w:pPr>
-      <w:r>
-        <w:t xml:space="preserve">| 0.3 | 28.08.2026 | GitHub-Pages-Hotfix: Cache-/Versionsdrift korrigiert; synchroner HTML/JS/CSS-Deployment-Gate und </w:t>
-      </w:r>
-      <w:r>
-        <w:rPr>
-          <w:rFonts w:ascii="Courier New" w:hAnsi="Courier New" w:eastAsia="Courier New"/>
-          <w:sz w:val="17"/>
-        </w:rPr>
-        <w:t>.nojekyll</w:t>
-      </w:r>
-      <w:r>
-        <w:t>. |</w:t>
-      </w:r>
-    </w:p>
-    <w:p>
-      <w:pPr>
-        <w:spacing w:after="80"/>
-      </w:pPr>
-      <w:r>
-        <w:t>| 0.4 | 28.08.2026 | BANK v0.8.28.2: Kamera bleibt über Personenwechsel erhalten; Posen/Animationen im Audit; Review-Kontext getrennt gespeichert. |</w:t>
-      </w:r>
-    </w:p>
-    <w:p>
-      <w:pPr>
-        <w:spacing w:after="80"/>
-      </w:pPr>
-      <w:r>
-        <w:t xml:space="preserve">| 0.5 | 28.08.2026 | BANK v0.8.28.3: 400er Grenz-/Extremraum; Phase-1 </w:t>
-      </w:r>
-      <w:r>
-        <w:rPr>
-          <w:rFonts w:ascii="Courier New" w:hAnsi="Courier New" w:eastAsia="Courier New"/>
-          <w:sz w:val="17"/>
-        </w:rPr>
-        <w:t>legs-too-long</w:t>
-      </w:r>
-      <w:r>
-        <w:t xml:space="preserve"> dokumentiert; exakte Rest-Rig-Bein/Torso-Diagnosen statt fehlerhafter Umfangssnapshots. |</w:t>
-      </w:r>
-    </w:p>
-    <w:p>
-      <w:pPr>
-        <w:spacing w:after="80"/>
-      </w:pPr>
-      <w:r>
-        <w:t>| 0.6 | 28.08.2026 | BANK v0.8.28.4: reviewer-blinde Mischung, BANK-only Dual Viewport, unabhängiges AutoFit, &lt;=205-cm-Gate; Kopf/Head-Fat bewusst vertagt. |</w:t>
-      </w:r>
-    </w:p>
-    <w:p>
-      <w:pPr>
-        <w:spacing w:after="80"/>
-      </w:pPr>
-      <w:r>
-        <w:t>| 0.7 | 28.08.2026 | BANK v0.8.28.5: iPhone-menüsicheres A/B-Layout; Dual Viewport nutzt nur die freie Viewer-Fläche. |</w:t>
-      </w:r>
-    </w:p>
-    <w:p>
-      <w:pPr>
-        <w:spacing w:after="80"/>
-      </w:pPr>
-      <w:r>
-        <w:t>| 0.8 | 29.08.2026 | v0.8.29.0: Audit zu Body-Bank-Index kompiliert; Trusted-Top-K-Solver + kleiner Local Fit + 8er Blind-Proof + ACTIVE-Lernmodus. Shoulder-Proxy ausgeschlossen; Proof ohne kg-Vorauswahl; Non-Worsening-Rollback; Resume-Fix. |</w:t>
-      </w:r>
-    </w:p>
-    <w:p>
-      <w:pPr>
-        <w:spacing w:after="80"/>
-      </w:pPr>
-      <w:r>
-        <w:t>| 0.9 | 29.08.2026 | v0.8.29.1: fehlenden manuellen Retrieval-Handler repariert; fail-fast UI-/Release-Handler-Gate; 32er ACTIVE-Audit kanonisch gemergt (269 trusted / 91 frontier / 37 negative / 0 unchecked); technische Mess-Sanity und Proof v1.1 wegen sichtbar falschem Brust-Snapshot. |</w:t>
-      </w:r>
-    </w:p>
-    <w:p>
-      <w:pPr>
-        <w:spacing w:after="80"/>
-      </w:pPr>
-      <w:r>
-        <w:t>| 0.10 | 29.08.2026 | v0.8.29.2: stale Splash-Version v0.8.28.4 entfernt; Runtime-/Titel-/Hauptlabel-/Splash-/JS-/CSS-Versionen synchronisiert; Deployment-Gate erweitert; Solver-/Body-Bank-Daten unverändert. |</w:t>
-      </w:r>
-    </w:p>
+    <w:tbl>
+      <w:tblPr>
+        <w:tblStyle w:val="TableGrid"/>
+        <w:tblW w:type="auto" w:w="0"/>
+        <w:jc w:val="center"/>
+        <w:tblLook w:firstColumn="1" w:firstRow="1" w:lastColumn="0" w:lastRow="0" w:noHBand="0" w:noVBand="1" w:val="04A0"/>
+      </w:tblPr>
+      <w:tblGrid>
+        <w:gridCol w:w="3437"/>
+        <w:gridCol w:w="3437"/>
+        <w:gridCol w:w="3437"/>
+      </w:tblGrid>
+      <w:tr>
+        <w:trPr>
+          <w:cantSplit/>
+        </w:trPr>
+        <w:tc>
+          <w:tcPr>
+            <w:tcW w:type="dxa" w:w="3437"/>
+            <w:vAlign w:val="top"/>
+          </w:tcPr>
+          <w:p>
+            <w:r>
+              <w:rPr>
+                <w:b/>
+                <w:sz w:val="16"/>
+              </w:rPr>
+            </w:r>
+            <w:r>
+              <w:rPr>
+                <w:b/>
+                <w:sz w:val="16"/>
+              </w:rPr>
+              <w:t>Version</w:t>
+            </w:r>
+          </w:p>
+        </w:tc>
+        <w:tc>
+          <w:tcPr>
+            <w:tcW w:type="dxa" w:w="3437"/>
+            <w:vAlign w:val="top"/>
+          </w:tcPr>
+          <w:p>
+            <w:r>
+              <w:rPr>
+                <w:b/>
+                <w:sz w:val="16"/>
+              </w:rPr>
+            </w:r>
+            <w:r>
+              <w:rPr>
+                <w:b/>
+                <w:sz w:val="16"/>
+              </w:rPr>
+              <w:t>Datum</w:t>
+            </w:r>
+          </w:p>
+        </w:tc>
+        <w:tc>
+          <w:tcPr>
+            <w:tcW w:type="dxa" w:w="3437"/>
+            <w:vAlign w:val="top"/>
+          </w:tcPr>
+          <w:p>
+            <w:r>
+              <w:rPr>
+                <w:b/>
+                <w:sz w:val="16"/>
+              </w:rPr>
+            </w:r>
+            <w:r>
+              <w:rPr>
+                <w:b/>
+                <w:sz w:val="16"/>
+              </w:rPr>
+              <w:t>Änderung</w:t>
+            </w:r>
+          </w:p>
+        </w:tc>
+      </w:tr>
+      <w:tr>
+        <w:trPr>
+          <w:cantSplit/>
+        </w:trPr>
+        <w:tc>
+          <w:tcPr>
+            <w:tcW w:type="dxa" w:w="3437"/>
+            <w:vAlign w:val="top"/>
+          </w:tcPr>
+          <w:p>
+            <w:r>
+              <w:rPr>
+                <w:b w:val="0"/>
+                <w:sz w:val="15"/>
+              </w:rPr>
+            </w:r>
+            <w:r>
+              <w:rPr>
+                <w:b w:val="0"/>
+                <w:sz w:val="15"/>
+              </w:rPr>
+              <w:t>0.1</w:t>
+            </w:r>
+          </w:p>
+        </w:tc>
+        <w:tc>
+          <w:tcPr>
+            <w:tcW w:type="dxa" w:w="3437"/>
+            <w:vAlign w:val="top"/>
+          </w:tcPr>
+          <w:p>
+            <w:r>
+              <w:rPr>
+                <w:b w:val="0"/>
+                <w:sz w:val="15"/>
+              </w:rPr>
+            </w:r>
+            <w:r>
+              <w:rPr>
+                <w:b w:val="0"/>
+                <w:sz w:val="15"/>
+              </w:rPr>
+              <w:t>22.08.2026</w:t>
+            </w:r>
+          </w:p>
+        </w:tc>
+        <w:tc>
+          <w:tcPr>
+            <w:tcW w:type="dxa" w:w="3437"/>
+            <w:vAlign w:val="top"/>
+          </w:tcPr>
+          <w:p>
+            <w:r>
+              <w:rPr>
+                <w:b w:val="0"/>
+                <w:sz w:val="15"/>
+              </w:rPr>
+            </w:r>
+            <w:r>
+              <w:rPr>
+                <w:b w:val="0"/>
+                <w:sz w:val="15"/>
+              </w:rPr>
+              <w:t>Master State eingeführt; Landmark-/Messpipeline als damaliger Schwerpunkt dokumentiert.</w:t>
+            </w:r>
+          </w:p>
+        </w:tc>
+      </w:tr>
+      <w:tr>
+        <w:trPr>
+          <w:cantSplit/>
+        </w:trPr>
+        <w:tc>
+          <w:tcPr>
+            <w:tcW w:type="dxa" w:w="3437"/>
+            <w:vAlign w:val="top"/>
+          </w:tcPr>
+          <w:p>
+            <w:r>
+              <w:rPr>
+                <w:b w:val="0"/>
+                <w:sz w:val="15"/>
+              </w:rPr>
+            </w:r>
+            <w:r>
+              <w:rPr>
+                <w:b w:val="0"/>
+                <w:sz w:val="15"/>
+              </w:rPr>
+              <w:t>0.2</w:t>
+            </w:r>
+          </w:p>
+        </w:tc>
+        <w:tc>
+          <w:tcPr>
+            <w:tcW w:type="dxa" w:w="3437"/>
+            <w:vAlign w:val="top"/>
+          </w:tcPr>
+          <w:p>
+            <w:r>
+              <w:rPr>
+                <w:b w:val="0"/>
+                <w:sz w:val="15"/>
+              </w:rPr>
+            </w:r>
+            <w:r>
+              <w:rPr>
+                <w:b w:val="0"/>
+                <w:sz w:val="15"/>
+              </w:rPr>
+              <w:t>28.08.2026</w:t>
+            </w:r>
+          </w:p>
+        </w:tc>
+        <w:tc>
+          <w:tcPr>
+            <w:tcW w:type="dxa" w:w="3437"/>
+            <w:vAlign w:val="top"/>
+          </w:tcPr>
+          <w:p>
+            <w:r>
+              <w:rPr>
+                <w:b w:val="0"/>
+                <w:sz w:val="15"/>
+              </w:rPr>
+            </w:r>
+            <w:r>
+              <w:rPr>
+                <w:b w:val="0"/>
+                <w:sz w:val="15"/>
+              </w:rPr>
+              <w:t>Projektstand konsolidiert; Audited Body Bank / lokale Körperfamilien als neue Hauptarchitektur; synchrone Master-State-/SAMMY_CURRENT-Exports festgelegt.</w:t>
+            </w:r>
+          </w:p>
+        </w:tc>
+      </w:tr>
+      <w:tr>
+        <w:trPr>
+          <w:cantSplit/>
+        </w:trPr>
+        <w:tc>
+          <w:tcPr>
+            <w:tcW w:type="dxa" w:w="3437"/>
+            <w:vAlign w:val="top"/>
+          </w:tcPr>
+          <w:p>
+            <w:r>
+              <w:rPr>
+                <w:b w:val="0"/>
+                <w:sz w:val="15"/>
+              </w:rPr>
+            </w:r>
+            <w:r>
+              <w:rPr>
+                <w:b w:val="0"/>
+                <w:sz w:val="15"/>
+              </w:rPr>
+              <w:t>0.3</w:t>
+            </w:r>
+          </w:p>
+        </w:tc>
+        <w:tc>
+          <w:tcPr>
+            <w:tcW w:type="dxa" w:w="3437"/>
+            <w:vAlign w:val="top"/>
+          </w:tcPr>
+          <w:p>
+            <w:r>
+              <w:rPr>
+                <w:b w:val="0"/>
+                <w:sz w:val="15"/>
+              </w:rPr>
+            </w:r>
+            <w:r>
+              <w:rPr>
+                <w:b w:val="0"/>
+                <w:sz w:val="15"/>
+              </w:rPr>
+              <w:t>28.08.2026</w:t>
+            </w:r>
+          </w:p>
+        </w:tc>
+        <w:tc>
+          <w:tcPr>
+            <w:tcW w:type="dxa" w:w="3437"/>
+            <w:vAlign w:val="top"/>
+          </w:tcPr>
+          <w:p>
+            <w:r>
+              <w:rPr>
+                <w:b w:val="0"/>
+                <w:sz w:val="15"/>
+              </w:rPr>
+            </w:r>
+            <w:r>
+              <w:rPr>
+                <w:b w:val="0"/>
+                <w:sz w:val="15"/>
+              </w:rPr>
+              <w:t xml:space="preserve">GitHub-Pages-Hotfix: Cache-/Versionsdrift korrigiert; synchroner HTML/JS/CSS-Deployment-Gate und </w:t>
+            </w:r>
+            <w:r>
+              <w:rPr>
+                <w:rFonts w:ascii="Aptos Mono" w:hAnsi="Aptos Mono"/>
+                <w:b w:val="0"/>
+                <w:sz w:val="15"/>
+              </w:rPr>
+              <w:t>.nojekyll</w:t>
+            </w:r>
+            <w:r>
+              <w:rPr>
+                <w:b w:val="0"/>
+                <w:sz w:val="15"/>
+              </w:rPr>
+              <w:t>.</w:t>
+            </w:r>
+          </w:p>
+        </w:tc>
+      </w:tr>
+      <w:tr>
+        <w:trPr>
+          <w:cantSplit/>
+        </w:trPr>
+        <w:tc>
+          <w:tcPr>
+            <w:tcW w:type="dxa" w:w="3437"/>
+            <w:vAlign w:val="top"/>
+          </w:tcPr>
+          <w:p>
+            <w:r>
+              <w:rPr>
+                <w:b w:val="0"/>
+                <w:sz w:val="15"/>
+              </w:rPr>
+            </w:r>
+            <w:r>
+              <w:rPr>
+                <w:b w:val="0"/>
+                <w:sz w:val="15"/>
+              </w:rPr>
+              <w:t>0.4</w:t>
+            </w:r>
+          </w:p>
+        </w:tc>
+        <w:tc>
+          <w:tcPr>
+            <w:tcW w:type="dxa" w:w="3437"/>
+            <w:vAlign w:val="top"/>
+          </w:tcPr>
+          <w:p>
+            <w:r>
+              <w:rPr>
+                <w:b w:val="0"/>
+                <w:sz w:val="15"/>
+              </w:rPr>
+            </w:r>
+            <w:r>
+              <w:rPr>
+                <w:b w:val="0"/>
+                <w:sz w:val="15"/>
+              </w:rPr>
+              <w:t>28.08.2026</w:t>
+            </w:r>
+          </w:p>
+        </w:tc>
+        <w:tc>
+          <w:tcPr>
+            <w:tcW w:type="dxa" w:w="3437"/>
+            <w:vAlign w:val="top"/>
+          </w:tcPr>
+          <w:p>
+            <w:r>
+              <w:rPr>
+                <w:b w:val="0"/>
+                <w:sz w:val="15"/>
+              </w:rPr>
+            </w:r>
+            <w:r>
+              <w:rPr>
+                <w:b w:val="0"/>
+                <w:sz w:val="15"/>
+              </w:rPr>
+              <w:t>BANK v0.8.28.2: Kamera bleibt über Personenwechsel erhalten; Posen/Animationen im Audit; Review-Kontext getrennt gespeichert.</w:t>
+            </w:r>
+          </w:p>
+        </w:tc>
+      </w:tr>
+      <w:tr>
+        <w:trPr>
+          <w:cantSplit/>
+        </w:trPr>
+        <w:tc>
+          <w:tcPr>
+            <w:tcW w:type="dxa" w:w="3437"/>
+            <w:vAlign w:val="top"/>
+          </w:tcPr>
+          <w:p>
+            <w:r>
+              <w:rPr>
+                <w:b w:val="0"/>
+                <w:sz w:val="15"/>
+              </w:rPr>
+            </w:r>
+            <w:r>
+              <w:rPr>
+                <w:b w:val="0"/>
+                <w:sz w:val="15"/>
+              </w:rPr>
+              <w:t>0.5</w:t>
+            </w:r>
+          </w:p>
+        </w:tc>
+        <w:tc>
+          <w:tcPr>
+            <w:tcW w:type="dxa" w:w="3437"/>
+            <w:vAlign w:val="top"/>
+          </w:tcPr>
+          <w:p>
+            <w:r>
+              <w:rPr>
+                <w:b w:val="0"/>
+                <w:sz w:val="15"/>
+              </w:rPr>
+            </w:r>
+            <w:r>
+              <w:rPr>
+                <w:b w:val="0"/>
+                <w:sz w:val="15"/>
+              </w:rPr>
+              <w:t>28.08.2026</w:t>
+            </w:r>
+          </w:p>
+        </w:tc>
+        <w:tc>
+          <w:tcPr>
+            <w:tcW w:type="dxa" w:w="3437"/>
+            <w:vAlign w:val="top"/>
+          </w:tcPr>
+          <w:p>
+            <w:r>
+              <w:rPr>
+                <w:b w:val="0"/>
+                <w:sz w:val="15"/>
+              </w:rPr>
+            </w:r>
+            <w:r>
+              <w:rPr>
+                <w:b w:val="0"/>
+                <w:sz w:val="15"/>
+              </w:rPr>
+              <w:t xml:space="preserve">BANK v0.8.28.3: 400er Grenz-/Extremraum; Phase-1 </w:t>
+            </w:r>
+            <w:r>
+              <w:rPr>
+                <w:rFonts w:ascii="Aptos Mono" w:hAnsi="Aptos Mono"/>
+                <w:b w:val="0"/>
+                <w:sz w:val="15"/>
+              </w:rPr>
+              <w:t>legs-too-long</w:t>
+            </w:r>
+            <w:r>
+              <w:rPr>
+                <w:b w:val="0"/>
+                <w:sz w:val="15"/>
+              </w:rPr>
+              <w:t xml:space="preserve"> dokumentiert; exakte Rest-Rig-Bein/Torso-Diagnosen statt fehlerhafter Umfangssnapshots.</w:t>
+            </w:r>
+          </w:p>
+        </w:tc>
+      </w:tr>
+      <w:tr>
+        <w:trPr>
+          <w:cantSplit/>
+        </w:trPr>
+        <w:tc>
+          <w:tcPr>
+            <w:tcW w:type="dxa" w:w="3437"/>
+            <w:vAlign w:val="top"/>
+          </w:tcPr>
+          <w:p>
+            <w:r>
+              <w:rPr>
+                <w:b w:val="0"/>
+                <w:sz w:val="15"/>
+              </w:rPr>
+            </w:r>
+            <w:r>
+              <w:rPr>
+                <w:b w:val="0"/>
+                <w:sz w:val="15"/>
+              </w:rPr>
+              <w:t>0.6</w:t>
+            </w:r>
+          </w:p>
+        </w:tc>
+        <w:tc>
+          <w:tcPr>
+            <w:tcW w:type="dxa" w:w="3437"/>
+            <w:vAlign w:val="top"/>
+          </w:tcPr>
+          <w:p>
+            <w:r>
+              <w:rPr>
+                <w:b w:val="0"/>
+                <w:sz w:val="15"/>
+              </w:rPr>
+            </w:r>
+            <w:r>
+              <w:rPr>
+                <w:b w:val="0"/>
+                <w:sz w:val="15"/>
+              </w:rPr>
+              <w:t>28.08.2026</w:t>
+            </w:r>
+          </w:p>
+        </w:tc>
+        <w:tc>
+          <w:tcPr>
+            <w:tcW w:type="dxa" w:w="3437"/>
+            <w:vAlign w:val="top"/>
+          </w:tcPr>
+          <w:p>
+            <w:r>
+              <w:rPr>
+                <w:b w:val="0"/>
+                <w:sz w:val="15"/>
+              </w:rPr>
+            </w:r>
+            <w:r>
+              <w:rPr>
+                <w:b w:val="0"/>
+                <w:sz w:val="15"/>
+              </w:rPr>
+              <w:t>BANK v0.8.28.4: reviewer-blinde Mischung, BANK-only Dual Viewport, unabhängiges AutoFit, &lt;=205-cm-Gate; Kopf/Head-Fat bewusst vertagt.</w:t>
+            </w:r>
+          </w:p>
+        </w:tc>
+      </w:tr>
+      <w:tr>
+        <w:trPr>
+          <w:cantSplit/>
+        </w:trPr>
+        <w:tc>
+          <w:tcPr>
+            <w:tcW w:type="dxa" w:w="3437"/>
+            <w:vAlign w:val="top"/>
+          </w:tcPr>
+          <w:p>
+            <w:r>
+              <w:rPr>
+                <w:b w:val="0"/>
+                <w:sz w:val="15"/>
+              </w:rPr>
+            </w:r>
+            <w:r>
+              <w:rPr>
+                <w:b w:val="0"/>
+                <w:sz w:val="15"/>
+              </w:rPr>
+              <w:t>0.7</w:t>
+            </w:r>
+          </w:p>
+        </w:tc>
+        <w:tc>
+          <w:tcPr>
+            <w:tcW w:type="dxa" w:w="3437"/>
+            <w:vAlign w:val="top"/>
+          </w:tcPr>
+          <w:p>
+            <w:r>
+              <w:rPr>
+                <w:b w:val="0"/>
+                <w:sz w:val="15"/>
+              </w:rPr>
+            </w:r>
+            <w:r>
+              <w:rPr>
+                <w:b w:val="0"/>
+                <w:sz w:val="15"/>
+              </w:rPr>
+              <w:t>28.08.2026</w:t>
+            </w:r>
+          </w:p>
+        </w:tc>
+        <w:tc>
+          <w:tcPr>
+            <w:tcW w:type="dxa" w:w="3437"/>
+            <w:vAlign w:val="top"/>
+          </w:tcPr>
+          <w:p>
+            <w:r>
+              <w:rPr>
+                <w:b w:val="0"/>
+                <w:sz w:val="15"/>
+              </w:rPr>
+            </w:r>
+            <w:r>
+              <w:rPr>
+                <w:b w:val="0"/>
+                <w:sz w:val="15"/>
+              </w:rPr>
+              <w:t>BANK v0.8.28.5: iPhone-menüsicheres A/B-Layout; Dual Viewport nutzt nur die freie Viewer-Fläche.</w:t>
+            </w:r>
+          </w:p>
+        </w:tc>
+      </w:tr>
+      <w:tr>
+        <w:trPr>
+          <w:cantSplit/>
+        </w:trPr>
+        <w:tc>
+          <w:tcPr>
+            <w:tcW w:type="dxa" w:w="3437"/>
+            <w:vAlign w:val="top"/>
+          </w:tcPr>
+          <w:p>
+            <w:r>
+              <w:rPr>
+                <w:b w:val="0"/>
+                <w:sz w:val="15"/>
+              </w:rPr>
+            </w:r>
+            <w:r>
+              <w:rPr>
+                <w:b w:val="0"/>
+                <w:sz w:val="15"/>
+              </w:rPr>
+              <w:t>0.8</w:t>
+            </w:r>
+          </w:p>
+        </w:tc>
+        <w:tc>
+          <w:tcPr>
+            <w:tcW w:type="dxa" w:w="3437"/>
+            <w:vAlign w:val="top"/>
+          </w:tcPr>
+          <w:p>
+            <w:r>
+              <w:rPr>
+                <w:b w:val="0"/>
+                <w:sz w:val="15"/>
+              </w:rPr>
+            </w:r>
+            <w:r>
+              <w:rPr>
+                <w:b w:val="0"/>
+                <w:sz w:val="15"/>
+              </w:rPr>
+              <w:t>29.08.2026</w:t>
+            </w:r>
+          </w:p>
+        </w:tc>
+        <w:tc>
+          <w:tcPr>
+            <w:tcW w:type="dxa" w:w="3437"/>
+            <w:vAlign w:val="top"/>
+          </w:tcPr>
+          <w:p>
+            <w:r>
+              <w:rPr>
+                <w:b w:val="0"/>
+                <w:sz w:val="15"/>
+              </w:rPr>
+            </w:r>
+            <w:r>
+              <w:rPr>
+                <w:b w:val="0"/>
+                <w:sz w:val="15"/>
+              </w:rPr>
+              <w:t>v0.8.29.0: Audit zu Body-Bank-Index kompiliert; Trusted-Top-K-Solver + kleiner Local Fit + 8er Blind-Proof + ACTIVE-Lernmodus. Shoulder-Proxy ausgeschlossen; Proof ohne kg-Vorauswahl; Non-Worsening-Rollback; Resume-Fix.</w:t>
+            </w:r>
+          </w:p>
+        </w:tc>
+      </w:tr>
+      <w:tr>
+        <w:trPr>
+          <w:cantSplit/>
+        </w:trPr>
+        <w:tc>
+          <w:tcPr>
+            <w:tcW w:type="dxa" w:w="3437"/>
+            <w:vAlign w:val="top"/>
+          </w:tcPr>
+          <w:p>
+            <w:r>
+              <w:rPr>
+                <w:b w:val="0"/>
+                <w:sz w:val="15"/>
+              </w:rPr>
+            </w:r>
+            <w:r>
+              <w:rPr>
+                <w:b w:val="0"/>
+                <w:sz w:val="15"/>
+              </w:rPr>
+              <w:t>0.9</w:t>
+            </w:r>
+          </w:p>
+        </w:tc>
+        <w:tc>
+          <w:tcPr>
+            <w:tcW w:type="dxa" w:w="3437"/>
+            <w:vAlign w:val="top"/>
+          </w:tcPr>
+          <w:p>
+            <w:r>
+              <w:rPr>
+                <w:b w:val="0"/>
+                <w:sz w:val="15"/>
+              </w:rPr>
+            </w:r>
+            <w:r>
+              <w:rPr>
+                <w:b w:val="0"/>
+                <w:sz w:val="15"/>
+              </w:rPr>
+              <w:t>29.08.2026</w:t>
+            </w:r>
+          </w:p>
+        </w:tc>
+        <w:tc>
+          <w:tcPr>
+            <w:tcW w:type="dxa" w:w="3437"/>
+            <w:vAlign w:val="top"/>
+          </w:tcPr>
+          <w:p>
+            <w:r>
+              <w:rPr>
+                <w:b w:val="0"/>
+                <w:sz w:val="15"/>
+              </w:rPr>
+            </w:r>
+            <w:r>
+              <w:rPr>
+                <w:b w:val="0"/>
+                <w:sz w:val="15"/>
+              </w:rPr>
+              <w:t>v0.8.29.1: fehlenden manuellen Retrieval-Handler repariert; fail-fast UI-/Release-Handler-Gate; 32er ACTIVE-Audit kanonisch gemergt (269 trusted / 91 frontier / 37 negative / 0 unchecked); technische Mess-Sanity und Proof v1.1 wegen sichtbar falschem Brust-Snapshot.</w:t>
+            </w:r>
+          </w:p>
+        </w:tc>
+      </w:tr>
+      <w:tr>
+        <w:trPr>
+          <w:cantSplit/>
+        </w:trPr>
+        <w:tc>
+          <w:tcPr>
+            <w:tcW w:type="dxa" w:w="3437"/>
+            <w:vAlign w:val="top"/>
+          </w:tcPr>
+          <w:p>
+            <w:r>
+              <w:rPr>
+                <w:b w:val="0"/>
+                <w:sz w:val="15"/>
+              </w:rPr>
+            </w:r>
+            <w:r>
+              <w:rPr>
+                <w:b w:val="0"/>
+                <w:sz w:val="15"/>
+              </w:rPr>
+              <w:t>0.10</w:t>
+            </w:r>
+          </w:p>
+        </w:tc>
+        <w:tc>
+          <w:tcPr>
+            <w:tcW w:type="dxa" w:w="3437"/>
+            <w:vAlign w:val="top"/>
+          </w:tcPr>
+          <w:p>
+            <w:r>
+              <w:rPr>
+                <w:b w:val="0"/>
+                <w:sz w:val="15"/>
+              </w:rPr>
+            </w:r>
+            <w:r>
+              <w:rPr>
+                <w:b w:val="0"/>
+                <w:sz w:val="15"/>
+              </w:rPr>
+              <w:t>29.08.2026</w:t>
+            </w:r>
+          </w:p>
+        </w:tc>
+        <w:tc>
+          <w:tcPr>
+            <w:tcW w:type="dxa" w:w="3437"/>
+            <w:vAlign w:val="top"/>
+          </w:tcPr>
+          <w:p>
+            <w:r>
+              <w:rPr>
+                <w:b w:val="0"/>
+                <w:sz w:val="15"/>
+              </w:rPr>
+            </w:r>
+            <w:r>
+              <w:rPr>
+                <w:b w:val="0"/>
+                <w:sz w:val="15"/>
+              </w:rPr>
+              <w:t>v0.8.29.2: stale Splash-Version v0.8.28.4 entfernt; Runtime-/Titel-/Hauptlabel-/Splash-/JS-/CSS-Versionen synchronisiert; Deployment-Gate erweitert; Solver-/Body-Bank-Daten unverändert.</w:t>
+            </w:r>
+          </w:p>
+        </w:tc>
+      </w:tr>
+      <w:tr>
+        <w:trPr>
+          <w:cantSplit/>
+        </w:trPr>
+        <w:tc>
+          <w:tcPr>
+            <w:tcW w:type="dxa" w:w="3437"/>
+            <w:vAlign w:val="top"/>
+          </w:tcPr>
+          <w:p>
+            <w:r>
+              <w:rPr>
+                <w:b w:val="0"/>
+                <w:sz w:val="15"/>
+              </w:rPr>
+            </w:r>
+            <w:r>
+              <w:rPr>
+                <w:b w:val="0"/>
+                <w:sz w:val="15"/>
+              </w:rPr>
+              <w:t>0.11</w:t>
+            </w:r>
+          </w:p>
+        </w:tc>
+        <w:tc>
+          <w:tcPr>
+            <w:tcW w:type="dxa" w:w="3437"/>
+            <w:vAlign w:val="top"/>
+          </w:tcPr>
+          <w:p>
+            <w:r>
+              <w:rPr>
+                <w:b w:val="0"/>
+                <w:sz w:val="15"/>
+              </w:rPr>
+            </w:r>
+            <w:r>
+              <w:rPr>
+                <w:b w:val="0"/>
+                <w:sz w:val="15"/>
+              </w:rPr>
+              <w:t>29.08.2026</w:t>
+            </w:r>
+          </w:p>
+        </w:tc>
+        <w:tc>
+          <w:tcPr>
+            <w:tcW w:type="dxa" w:w="3437"/>
+            <w:vAlign w:val="top"/>
+          </w:tcPr>
+          <w:p>
+            <w:r>
+              <w:rPr>
+                <w:b w:val="0"/>
+                <w:sz w:val="15"/>
+              </w:rPr>
+            </w:r>
+            <w:r>
+              <w:rPr>
+                <w:b w:val="0"/>
+                <w:sz w:val="15"/>
+              </w:rPr>
+              <w:t>v0.8.29.3: kanonische Rest-Mesh-Statur im Body-Bank-Solver; Geometrie-Score von Weight-Prior getrennt; vollständiger Local-Fit-Trace; 16er Family-/Near-Neighbor-Holdout Proof v1.2; manuellen Solver-Kandidaten AA-S-2f9708e4 im ACTIVE-Seed erhalten.</w:t>
+            </w:r>
+          </w:p>
+        </w:tc>
+      </w:tr>
+    </w:tbl>
     <w:sectPr>
-      <w:footerReference w:type="default" r:id="rId9"/>
+      <w:headerReference w:type="default" r:id="rId9"/>
+      <w:footerReference w:type="default" r:id="rId10"/>
       <w:pgSz w:w="12240" w:h="15840"/>
-      <w:pgMar w:top="1020" w:right="1134" w:bottom="1020" w:left="1134" w:header="720" w:footer="720" w:gutter="0"/>
+      <w:pgMar w:top="850" w:right="964" w:bottom="850" w:left="964" w:header="720" w:footer="720" w:gutter="0"/>
       <w:cols w:space="720"/>
       <w:docGrid w:linePitch="360"/>
     </w:sectPr>
@@ -2002,13 +2679,30 @@
     </w:pPr>
     <w:r>
       <w:rPr>
-        <w:rFonts w:ascii="Arial" w:hAnsi="Arial"/>
-        <w:sz w:val="16"/>
-      </w:rPr>
-      <w:t>SAMMY MASTER STATE · v0.8.29.2 · 29.08.2026</w:t>
+        <w:sz w:val="15"/>
+      </w:rPr>
+      <w:t>Kanonischer Projektstand · App v0.8.29.3 · 29.08.2026</w:t>
     </w:r>
   </w:p>
 </w:ftr>
+</file>
+
+<file path=word/header1.xml><?xml version="1.0" encoding="utf-8"?>
+<w:hdr xmlns:m="http://schemas.openxmlformats.org/officeDocument/2006/math" xmlns:mc="http://schemas.openxmlformats.org/markup-compatibility/2006" xmlns:mo="http://schemas.microsoft.com/office/mac/office/2008/main" xmlns:mv="urn:schemas-microsoft-com:mac:vml" xmlns:o="urn:schemas-microsoft-com:office:office" xmlns:r="http://schemas.openxmlformats.org/officeDocument/2006/relationships" xmlns:v="urn:schemas-microsoft-com:vml" xmlns:w10="urn:schemas-microsoft-com:office:word" xmlns:w14="http://schemas.microsoft.com/office/word/2010/wordml" xmlns:w="http://schemas.openxmlformats.org/wordprocessingml/2006/main" xmlns:wne="http://schemas.microsoft.com/office/word/2006/wordml" xmlns:wp14="http://schemas.microsoft.com/office/word/2010/wordprocessingDrawing" xmlns:wp="http://schemas.openxmlformats.org/drawingml/2006/wordprocessingDrawing" xmlns:wpc="http://schemas.microsoft.com/office/word/2010/wordprocessingCanvas" xmlns:wpg="http://schemas.microsoft.com/office/word/2010/wordprocessingGroup" xmlns:wpi="http://schemas.microsoft.com/office/word/2010/wordprocessingInk" xmlns:wps="http://schemas.microsoft.com/office/word/2010/wordprocessingShape" mc:Ignorable="w14 wp14">
+  <w:p>
+    <w:pPr>
+      <w:pStyle w:val="Header"/>
+      <w:jc w:val="right"/>
+    </w:pPr>
+    <w:r>
+      <w:rPr>
+        <w:b/>
+        <w:sz w:val="16"/>
+      </w:rPr>
+      <w:t>SAMMY / BODY LAB / SOMA-LAB · MASTER STATE 0.11</w:t>
+    </w:r>
+  </w:p>
+</w:hdr>
 </file>
 
 <file path=word/numbering.xml><?xml version="1.0" encoding="utf-8"?>
@@ -2374,9 +3068,12 @@
     <w:name w:val="Normal"/>
     <w:qFormat/>
     <w:rsid w:val="00FC693F"/>
+    <w:pPr>
+      <w:spacing w:after="60"/>
+    </w:pPr>
     <w:rPr>
-      <w:rFonts w:ascii="Arial" w:hAnsi="Arial" w:eastAsia="Arial"/>
-      <w:sz w:val="19"/>
+      <w:rFonts w:ascii="Aptos" w:hAnsi="Aptos"/>
+      <w:sz w:val="18"/>
     </w:rPr>
   </w:style>
   <w:style w:type="paragraph" w:styleId="Header">
@@ -2434,15 +3131,15 @@
     <w:pPr>
       <w:keepNext/>
       <w:keepLines/>
-      <w:spacing w:before="480" w:after="0"/>
+      <w:spacing w:before="200" w:after="80"/>
       <w:outlineLvl w:val="0"/>
     </w:pPr>
     <w:rPr>
-      <w:rFonts w:asciiTheme="majorHAnsi" w:eastAsiaTheme="majorEastAsia" w:hAnsiTheme="majorHAnsi" w:cstheme="majorBidi" w:ascii="Arial" w:hAnsi="Arial" w:eastAsia="Arial"/>
+      <w:rFonts w:asciiTheme="majorHAnsi" w:eastAsiaTheme="majorEastAsia" w:hAnsiTheme="majorHAnsi" w:cstheme="majorBidi" w:ascii="Aptos Display" w:hAnsi="Aptos Display"/>
       <w:b/>
       <w:bCs/>
       <w:color w:val="365F91" w:themeColor="accent1" w:themeShade="BF"/>
-      <w:sz w:val="28"/>
+      <w:sz w:val="30"/>
       <w:szCs w:val="28"/>
     </w:rPr>
   </w:style>
@@ -2458,15 +3155,15 @@
     <w:pPr>
       <w:keepNext/>
       <w:keepLines/>
-      <w:spacing w:before="200" w:after="0"/>
+      <w:spacing w:before="140" w:after="60"/>
       <w:outlineLvl w:val="1"/>
     </w:pPr>
     <w:rPr>
-      <w:rFonts w:asciiTheme="majorHAnsi" w:eastAsiaTheme="majorEastAsia" w:hAnsiTheme="majorHAnsi" w:cstheme="majorBidi" w:ascii="Arial" w:hAnsi="Arial" w:eastAsia="Arial"/>
+      <w:rFonts w:asciiTheme="majorHAnsi" w:eastAsiaTheme="majorEastAsia" w:hAnsiTheme="majorHAnsi" w:cstheme="majorBidi" w:ascii="Aptos Display" w:hAnsi="Aptos Display"/>
       <w:b/>
       <w:bCs/>
       <w:color w:val="4F81BD" w:themeColor="accent1"/>
-      <w:sz w:val="23"/>
+      <w:sz w:val="24"/>
       <w:szCs w:val="26"/>
     </w:rPr>
   </w:style>
@@ -2486,11 +3183,10 @@
       <w:outlineLvl w:val="2"/>
     </w:pPr>
     <w:rPr>
-      <w:rFonts w:asciiTheme="majorHAnsi" w:eastAsiaTheme="majorEastAsia" w:hAnsiTheme="majorHAnsi" w:cstheme="majorBidi" w:ascii="Arial" w:hAnsi="Arial" w:eastAsia="Arial"/>
+      <w:rFonts w:asciiTheme="majorHAnsi" w:eastAsiaTheme="majorEastAsia" w:hAnsiTheme="majorHAnsi" w:cstheme="majorBidi"/>
       <w:b/>
       <w:bCs/>
       <w:color w:val="4F81BD" w:themeColor="accent1"/>
-      <w:sz w:val="21"/>
     </w:rPr>
   </w:style>
   <w:style w:type="paragraph" w:styleId="Heading4">
@@ -2728,11 +3424,12 @@
       <w:contextualSpacing/>
     </w:pPr>
     <w:rPr>
-      <w:rFonts w:asciiTheme="majorHAnsi" w:eastAsiaTheme="majorEastAsia" w:hAnsiTheme="majorHAnsi" w:cstheme="majorBidi" w:ascii="Arial" w:hAnsi="Arial" w:eastAsia="Arial"/>
+      <w:rFonts w:asciiTheme="majorHAnsi" w:eastAsiaTheme="majorEastAsia" w:hAnsiTheme="majorHAnsi" w:cstheme="majorBidi" w:ascii="Aptos Display" w:hAnsi="Aptos Display"/>
+      <w:b/>
       <w:color w:val="17365D" w:themeColor="text2" w:themeShade="BF"/>
       <w:spacing w:val="5"/>
       <w:kern w:val="28"/>
-      <w:sz w:val="40"/>
+      <w:sz w:val="42"/>
       <w:szCs w:val="52"/>
     </w:rPr>
   </w:style>
@@ -2906,8 +3603,13 @@
       <w:numPr>
         <w:numId w:val="1"/>
       </w:numPr>
+      <w:spacing w:after="30"/>
       <w:contextualSpacing/>
     </w:pPr>
+    <w:rPr>
+      <w:rFonts w:ascii="Aptos" w:hAnsi="Aptos"/>
+      <w:sz w:val="18"/>
+    </w:rPr>
   </w:style>
   <w:style w:type="paragraph" w:styleId="ListBullet2">
     <w:name w:val="List Bullet 2"/>
@@ -2945,8 +3647,13 @@
       <w:numPr>
         <w:numId w:val="5"/>
       </w:numPr>
+      <w:spacing w:after="30"/>
       <w:contextualSpacing/>
     </w:pPr>
+    <w:rPr>
+      <w:rFonts w:ascii="Aptos" w:hAnsi="Aptos"/>
+      <w:sz w:val="18"/>
+    </w:rPr>
   </w:style>
   <w:style w:type="paragraph" w:styleId="ListNumber2">
     <w:name w:val="List Number 2"/>

--- a/SAMMY_MASTER_STATE.docx
+++ b/SAMMY_MASTER_STATE.docx
@@ -12,12 +12,14 @@
       </w:r>
     </w:p>
     <w:p>
-      <w:pPr/>
+      <w:pPr>
+        <w:spacing w:after="60"/>
+      </w:pPr>
       <w:r>
         <w:rPr>
           <w:b/>
         </w:rPr>
-        <w:t>Kanonischer Projektstand · Version 0.11 · 29.08.2026 · App v0.8.29.3</w:t>
+        <w:t>Kanonischer Projektstand · Version 0.12 · 29.08.2026 · App v0.8.29.4</w:t>
       </w:r>
     </w:p>
     <w:p>
@@ -31,6 +33,7 @@
     <w:p>
       <w:pPr>
         <w:pStyle w:val="ListBullet"/>
+        <w:spacing w:after="20"/>
       </w:pPr>
       <w:r>
         <w:t>Dieser Master State ist die kanonische Zusammenfassung des aktuellen Projektstands.</w:t>
@@ -39,6 +42,7 @@
     <w:p>
       <w:pPr>
         <w:pStyle w:val="ListBullet"/>
+        <w:spacing w:after="20"/>
       </w:pPr>
       <w:r>
         <w:rPr>
@@ -53,14 +57,15 @@
     <w:p>
       <w:pPr>
         <w:pStyle w:val="ListBullet"/>
+        <w:spacing w:after="20"/>
       </w:pPr>
       <w:r>
         <w:t xml:space="preserve">Zusätzlich wird bei jedem Export </w:t>
       </w:r>
       <w:r>
         <w:rPr>
-          <w:rFonts w:ascii="Aptos Mono" w:hAnsi="Aptos Mono"/>
-          <w:sz w:val="17"/>
+          <w:rFonts w:ascii="Consolas" w:hAnsi="Consolas"/>
+          <w:sz w:val="16"/>
         </w:rPr>
         <w:t>SAMMY_CURRENT.zip</w:t>
       </w:r>
@@ -69,8 +74,8 @@
       </w:r>
       <w:r>
         <w:rPr>
-          <w:rFonts w:ascii="Aptos Mono" w:hAnsi="Aptos Mono"/>
-          <w:sz w:val="17"/>
+          <w:rFonts w:ascii="Consolas" w:hAnsi="Consolas"/>
+          <w:sz w:val="16"/>
         </w:rPr>
         <w:t>SAMMY_GITHUB_CURRENT.zip</w:t>
       </w:r>
@@ -79,8 +84,8 @@
       </w:r>
       <w:r>
         <w:rPr>
-          <w:rFonts w:ascii="Aptos Mono" w:hAnsi="Aptos Mono"/>
-          <w:sz w:val="17"/>
+          <w:rFonts w:ascii="Consolas" w:hAnsi="Consolas"/>
+          <w:sz w:val="16"/>
         </w:rPr>
         <w:t>SAMMY_CURRENT_VERSION.txt</w:t>
       </w:r>
@@ -91,14 +96,15 @@
     <w:p>
       <w:pPr>
         <w:pStyle w:val="ListBullet"/>
+        <w:spacing w:after="20"/>
       </w:pPr>
       <w:r>
         <w:t xml:space="preserve">Neue Arbeit startet ausschließlich von </w:t>
       </w:r>
       <w:r>
         <w:rPr>
-          <w:rFonts w:ascii="Aptos Mono" w:hAnsi="Aptos Mono"/>
-          <w:sz w:val="17"/>
+          <w:rFonts w:ascii="Consolas" w:hAnsi="Consolas"/>
+          <w:sz w:val="16"/>
         </w:rPr>
         <w:t>SAMMY_CURRENT</w:t>
       </w:r>
@@ -109,6 +115,7 @@
     <w:p>
       <w:pPr>
         <w:pStyle w:val="ListBullet"/>
+        <w:spacing w:after="20"/>
       </w:pPr>
       <w:r>
         <w:t>Ersetzte Ansätze bleiben nur als Forschungsarchiv erhalten und dürfen nicht ungeprüft wieder als Hauptpfad vorgeschlagen werden.</w:t>
@@ -123,7 +130,9 @@
       </w:r>
     </w:p>
     <w:p>
-      <w:pPr/>
+      <w:pPr>
+        <w:spacing w:after="60"/>
+      </w:pPr>
       <w:r>
         <w:t xml:space="preserve">SAMMY ist ein Tool, das aus </w:t>
       </w:r>
@@ -138,7 +147,9 @@
       </w:r>
     </w:p>
     <w:p>
-      <w:pPr/>
+      <w:pPr>
+        <w:spacing w:after="60"/>
+      </w:pPr>
       <w:r>
         <w:t>Nicht erforderlich ist eine exakte Rekonstruktion eines Menschen aus dutzenden externen anthropometrischen Zielmaßen. Optische Plausibilität allein reicht dennoch nicht: Messung, Parametrisierung und Fehlergrenzen müssen nachvollziehbar bleiben.</w:t>
       </w:r>
@@ -160,7 +171,9 @@
       </w:r>
     </w:p>
     <w:p>
-      <w:pPr/>
+      <w:pPr>
+        <w:spacing w:after="60"/>
+      </w:pPr>
       <w:r>
         <w:t>Die bisherigen Solver-/ANSUR-Arbeiten haben gezeigt, dass das bestehende Anny/SOMA-Morphsystem manche extern definierten Maße nur indirekt, an anderen Messebenen oder über unerwünschte Cross-Region-Effekte abbildet. Ein immer komplexerer Runtime-Solver soll diese strukturellen Grenzen nicht weiter kompensieren.</w:t>
       </w:r>
@@ -174,33 +187,47 @@
       </w:r>
     </w:p>
     <w:p>
-      <w:pPr/>
+      <w:pPr>
+        <w:spacing w:after="60"/>
+      </w:pPr>
       <w:r>
         <w:t>Der bevorzugte neue Architekturpfad lautet:</w:t>
       </w:r>
     </w:p>
     <w:p>
       <w:pPr>
+        <w:spacing w:after="20"/>
         <w:ind w:left="198" w:hanging="198"/>
       </w:pPr>
       <w:r>
-        <w:t>1. Offline bzw. vorab viele reproduzierbare Anny-Körperrezepte erzeugen.</w:t>
+        <w:t xml:space="preserve">1. </w:t>
+      </w:r>
+      <w:r>
+        <w:t>Offline bzw. vorab viele reproduzierbare Anny-Körperrezepte erzeugen.</w:t>
       </w:r>
     </w:p>
     <w:p>
       <w:pPr>
+        <w:spacing w:after="20"/>
         <w:ind w:left="198" w:hanging="198"/>
       </w:pPr>
       <w:r>
-        <w:t>2. Körper technisch und visuell auditieren.</w:t>
+        <w:t xml:space="preserve">2. </w:t>
+      </w:r>
+      <w:r>
+        <w:t>Körper technisch und visuell auditieren.</w:t>
       </w:r>
     </w:p>
     <w:p>
       <w:pPr>
+        <w:spacing w:after="20"/>
         <w:ind w:left="198" w:hanging="198"/>
       </w:pPr>
       <w:r>
-        <w:t xml:space="preserve">3. Akzeptierte Körper als Anker eines </w:t>
+        <w:t xml:space="preserve">3. </w:t>
+      </w:r>
+      <w:r>
+        <w:t xml:space="preserve">Akzeptierte Körper als Anker eines </w:t>
       </w:r>
       <w:r>
         <w:rPr>
@@ -214,22 +241,32 @@
     </w:p>
     <w:p>
       <w:pPr>
+        <w:spacing w:after="20"/>
         <w:ind w:left="198" w:hanging="198"/>
       </w:pPr>
       <w:r>
-        <w:t>4. Zur Laufzeit aus wenigen Nutzerdaten einen nahen bekannten Körper auswählen.</w:t>
+        <w:t xml:space="preserve">4. </w:t>
+      </w:r>
+      <w:r>
+        <w:t>Zur Laufzeit aus wenigen Nutzerdaten einen nahen bekannten Körper auswählen.</w:t>
       </w:r>
     </w:p>
     <w:p>
       <w:pPr>
+        <w:spacing w:after="20"/>
         <w:ind w:left="198" w:hanging="198"/>
       </w:pPr>
       <w:r>
-        <w:t>5. Nur noch kleine lokale Iterationen von diesem nahen Startkörper aus erlauben.</w:t>
+        <w:t xml:space="preserve">5. </w:t>
+      </w:r>
+      <w:r>
+        <w:t>Nur noch kleine lokale Iterationen von diesem nahen Startkörper aus erlauben.</w:t>
       </w:r>
     </w:p>
     <w:p>
-      <w:pPr/>
+      <w:pPr>
+        <w:spacing w:after="60"/>
+      </w:pPr>
       <w:r>
         <w:t>Der lokale Fitter darf keine anatomisch fremden Morphs als Rettung benutzen. Ein Brust-Controller darf beispielsweise nicht zur Korrektur eines Oberschenkelziels herangezogen werden.</w:t>
       </w:r>
@@ -243,7 +280,9 @@
       </w:r>
     </w:p>
     <w:p>
-      <w:pPr/>
+      <w:pPr>
+        <w:spacing w:after="60"/>
+      </w:pPr>
       <w:r>
         <w:t xml:space="preserve">Eine menschliche Bewertung gilt </w:t>
       </w:r>
@@ -258,13 +297,17 @@
       </w:r>
     </w:p>
     <w:p>
-      <w:pPr/>
+      <w:pPr>
+        <w:spacing w:after="60"/>
+      </w:pPr>
       <w:r>
         <w:t>Beispiel: Wenn ein größerer Oberschenkel bei Körperfamilie A unplausibel aussieht, darf daraus nicht folgen, dass derselbe Oberschenkelwert bei Körperfamilie B unzulässig ist.</w:t>
       </w:r>
     </w:p>
     <w:p>
-      <w:pPr/>
+      <w:pPr>
+        <w:spacing w:after="60"/>
+      </w:pPr>
       <w:r>
         <w:t>Daher werden Auditinformationen an folgende Kontexte gebunden:</w:t>
       </w:r>
@@ -272,6 +315,7 @@
     <w:p>
       <w:pPr>
         <w:pStyle w:val="ListBullet"/>
+        <w:spacing w:after="20"/>
       </w:pPr>
       <w:r>
         <w:t>vollständiges Anny-Rezept des Körpers,</w:t>
@@ -280,14 +324,15 @@
     <w:p>
       <w:pPr>
         <w:pStyle w:val="ListBullet"/>
+        <w:spacing w:after="20"/>
       </w:pPr>
       <w:r>
         <w:t xml:space="preserve">lokale </w:t>
       </w:r>
       <w:r>
         <w:rPr>
-          <w:rFonts w:ascii="Aptos Mono" w:hAnsi="Aptos Mono"/>
-          <w:sz w:val="17"/>
+          <w:rFonts w:ascii="Consolas" w:hAnsi="Consolas"/>
+          <w:sz w:val="16"/>
         </w:rPr>
         <w:t>familyId</w:t>
       </w:r>
@@ -298,6 +343,7 @@
     <w:p>
       <w:pPr>
         <w:pStyle w:val="ListBullet"/>
+        <w:spacing w:after="20"/>
       </w:pPr>
       <w:r>
         <w:t>konkrete Ausgangs-/Zielkörper,</w:t>
@@ -306,13 +352,16 @@
     <w:p>
       <w:pPr>
         <w:pStyle w:val="ListBullet"/>
+        <w:spacing w:after="20"/>
       </w:pPr>
       <w:r>
         <w:t>konkrete Änderungsrichtung und Distanz, sobald lokale Kanten getestet werden.</w:t>
       </w:r>
     </w:p>
     <w:p>
-      <w:pPr/>
+      <w:pPr>
+        <w:spacing w:after="60"/>
+      </w:pPr>
       <w:r>
         <w:t>Statusmodell:</w:t>
       </w:r>
@@ -320,11 +369,12 @@
     <w:p>
       <w:pPr>
         <w:pStyle w:val="ListBullet"/>
+        <w:spacing w:after="20"/>
       </w:pPr>
       <w:r>
         <w:rPr>
-          <w:rFonts w:ascii="Aptos Mono" w:hAnsi="Aptos Mono"/>
-          <w:sz w:val="17"/>
+          <w:rFonts w:ascii="Consolas" w:hAnsi="Consolas"/>
+          <w:sz w:val="16"/>
         </w:rPr>
         <w:t>HUMAN_ACCEPTED</w:t>
       </w:r>
@@ -335,11 +385,12 @@
     <w:p>
       <w:pPr>
         <w:pStyle w:val="ListBullet"/>
+        <w:spacing w:after="20"/>
       </w:pPr>
       <w:r>
         <w:rPr>
-          <w:rFonts w:ascii="Aptos Mono" w:hAnsi="Aptos Mono"/>
-          <w:sz w:val="17"/>
+          <w:rFonts w:ascii="Consolas" w:hAnsi="Consolas"/>
+          <w:sz w:val="16"/>
         </w:rPr>
         <w:t>UNCERTAIN</w:t>
       </w:r>
@@ -350,11 +401,12 @@
     <w:p>
       <w:pPr>
         <w:pStyle w:val="ListBullet"/>
+        <w:spacing w:after="20"/>
       </w:pPr>
       <w:r>
         <w:rPr>
-          <w:rFonts w:ascii="Aptos Mono" w:hAnsi="Aptos Mono"/>
-          <w:sz w:val="17"/>
+          <w:rFonts w:ascii="Consolas" w:hAnsi="Consolas"/>
+          <w:sz w:val="16"/>
         </w:rPr>
         <w:t>REJECTED_LOCAL</w:t>
       </w:r>
@@ -365,11 +417,12 @@
     <w:p>
       <w:pPr>
         <w:pStyle w:val="ListBullet"/>
+        <w:spacing w:after="20"/>
       </w:pPr>
       <w:r>
         <w:rPr>
-          <w:rFonts w:ascii="Aptos Mono" w:hAnsi="Aptos Mono"/>
-          <w:sz w:val="17"/>
+          <w:rFonts w:ascii="Consolas" w:hAnsi="Consolas"/>
+          <w:sz w:val="16"/>
         </w:rPr>
         <w:t>SAFE_EDGE</w:t>
       </w:r>
@@ -378,7 +431,9 @@
       </w:r>
     </w:p>
     <w:p>
-      <w:pPr/>
+      <w:pPr>
+        <w:spacing w:after="60"/>
+      </w:pPr>
       <w:r>
         <w:t>Zwei akzeptierte Endpunkte garantieren nicht automatisch, dass jede Interpolation dazwischen gültig ist. Zwischenstufen müssen separat technisch geprüft und bei Bedarf human auditiert werden.</w:t>
       </w:r>
@@ -388,7 +443,7 @@
         <w:pStyle w:val="Heading1"/>
       </w:pPr>
       <w:r>
-        <w:t>5. Aktueller Build v0.8.29.3 · BODY BANK SOLVER · PROOF HARDENING 1.1</w:t>
+        <w:t>5. Aktueller Build v0.8.29.4 · BODY BANK SOLVER 1.1 · TOP-3 + BIDIRECTIONAL PROBING</w:t>
       </w:r>
     </w:p>
     <w:p>
@@ -400,19 +455,21 @@
       </w:r>
     </w:p>
     <w:p>
-      <w:pPr/>
+      <w:pPr>
+        <w:spacing w:after="60"/>
+      </w:pPr>
       <w:r>
         <w:t xml:space="preserve">Der kanonische </w:t>
       </w:r>
       <w:r>
         <w:rPr>
-          <w:rFonts w:ascii="Aptos Mono" w:hAnsi="Aptos Mono"/>
-          <w:sz w:val="17"/>
+          <w:rFonts w:ascii="Consolas" w:hAnsi="Consolas"/>
+          <w:sz w:val="16"/>
         </w:rPr>
         <w:t>body-bank-index-v1.json</w:t>
       </w:r>
       <w:r>
-        <w:t xml:space="preserve"> bleibt bei </w:t>
+        <w:t xml:space="preserve"> bleibt inhaltlich bei </w:t>
       </w:r>
       <w:r>
         <w:rPr>
@@ -421,20 +478,21 @@
         <w:t>397 eindeutigen Nodes</w:t>
       </w:r>
       <w:r>
-        <w:t xml:space="preserve"> aus Phase 2 plus dem abgeschlossenen 32er ACTIVE-Audit:</w:t>
+        <w:t xml:space="preserve"> aus Phase 2 plus abgeschlossenem 32er ACTIVE-Audit:</w:t>
       </w:r>
     </w:p>
     <w:p>
       <w:pPr>
         <w:pStyle w:val="ListBullet"/>
+        <w:spacing w:after="20"/>
       </w:pPr>
       <w:r>
         <w:t xml:space="preserve">269 </w:t>
       </w:r>
       <w:r>
         <w:rPr>
-          <w:rFonts w:ascii="Aptos Mono" w:hAnsi="Aptos Mono"/>
-          <w:sz w:val="17"/>
+          <w:rFonts w:ascii="Consolas" w:hAnsi="Consolas"/>
+          <w:sz w:val="16"/>
         </w:rPr>
         <w:t>trusted</w:t>
       </w:r>
@@ -445,14 +503,15 @@
     <w:p>
       <w:pPr>
         <w:pStyle w:val="ListBullet"/>
+        <w:spacing w:after="20"/>
       </w:pPr>
       <w:r>
         <w:t xml:space="preserve">91 </w:t>
       </w:r>
       <w:r>
         <w:rPr>
-          <w:rFonts w:ascii="Aptos Mono" w:hAnsi="Aptos Mono"/>
-          <w:sz w:val="17"/>
+          <w:rFonts w:ascii="Consolas" w:hAnsi="Consolas"/>
+          <w:sz w:val="16"/>
         </w:rPr>
         <w:t>frontier</w:t>
       </w:r>
@@ -463,14 +522,15 @@
     <w:p>
       <w:pPr>
         <w:pStyle w:val="ListBullet"/>
+        <w:spacing w:after="20"/>
       </w:pPr>
       <w:r>
         <w:t xml:space="preserve">37 </w:t>
       </w:r>
       <w:r>
         <w:rPr>
-          <w:rFonts w:ascii="Aptos Mono" w:hAnsi="Aptos Mono"/>
-          <w:sz w:val="17"/>
+          <w:rFonts w:ascii="Consolas" w:hAnsi="Consolas"/>
+          <w:sz w:val="16"/>
         </w:rPr>
         <w:t>negative</w:t>
       </w:r>
@@ -481,14 +541,15 @@
     <w:p>
       <w:pPr>
         <w:pStyle w:val="ListBullet"/>
+        <w:spacing w:after="20"/>
       </w:pPr>
       <w:r>
         <w:t xml:space="preserve">0 </w:t>
       </w:r>
       <w:r>
         <w:rPr>
-          <w:rFonts w:ascii="Aptos Mono" w:hAnsi="Aptos Mono"/>
-          <w:sz w:val="17"/>
+          <w:rFonts w:ascii="Consolas" w:hAnsi="Consolas"/>
+          <w:sz w:val="16"/>
         </w:rPr>
         <w:t>unchecked</w:t>
       </w:r>
@@ -497,11 +558,13 @@
       </w:r>
     </w:p>
     <w:p>
-      <w:pPr/>
+      <w:pPr>
+        <w:spacing w:after="60"/>
+      </w:pPr>
       <w:r>
         <w:rPr>
-          <w:rFonts w:ascii="Aptos Mono" w:hAnsi="Aptos Mono"/>
-          <w:sz w:val="17"/>
+          <w:rFonts w:ascii="Consolas" w:hAnsi="Consolas"/>
+          <w:sz w:val="16"/>
         </w:rPr>
         <w:t>negative</w:t>
       </w:r>
@@ -510,8 +573,8 @@
       </w:r>
       <w:r>
         <w:rPr>
-          <w:rFonts w:ascii="Aptos Mono" w:hAnsi="Aptos Mono"/>
-          <w:sz w:val="17"/>
+          <w:rFonts w:ascii="Consolas" w:hAnsi="Consolas"/>
+          <w:sz w:val="16"/>
         </w:rPr>
         <w:t>shoulderJointBreadth</w:t>
       </w:r>
@@ -521,55 +584,67 @@
     </w:p>
     <w:p>
       <w:pPr>
-        <w:pStyle w:val="Heading2"/>
-      </w:pPr>
-      <w:r>
-        <w:t>5.2 Bisherige Solver-Evidenz</w:t>
+        <w:spacing w:after="60"/>
+      </w:pPr>
+      <w:r>
+        <w:t xml:space="preserve">Die erfolgreichen v0.8.29.3 Proof-/Manuallauf-JSONs werden als Solver-Evidenz im vollständigen Projektstand mitgeführt. Neue, durch Proof oder manuellen Solver erzeugte und noch nicht bewertete Kandidaten bleiben auf demselben GitHub-Origin über den bestehenden Pending-/ACTIVE-LocalStorage erhalten und werden nicht stillschweigend als </w:t>
+      </w:r>
+      <w:r>
+        <w:rPr>
+          <w:rFonts w:ascii="Consolas" w:hAnsi="Consolas"/>
+          <w:sz w:val="16"/>
+        </w:rPr>
+        <w:t>trusted</w:t>
+      </w:r>
+      <w:r>
+        <w:t xml:space="preserve"> übernommen.</w:t>
       </w:r>
     </w:p>
     <w:p>
-      <w:pPr/>
-      <w:r>
-        <w:t>Der erste 8er Proof aus v0.8.29.0 unterstützte die Architekturhypothese bereits deutlich, war aber wegen eines offensichtlich falschen Brust-Snapshots noch nicht als sauberer Solverbeweis geeignet.</w:t>
+      <w:pPr>
+        <w:pStyle w:val="Heading2"/>
+      </w:pPr>
+      <w:r>
+        <w:t>5.2 Belastbare Solver-Evidenz aus v0.8.29.3</w:t>
       </w:r>
     </w:p>
     <w:p>
-      <w:pPr/>
-      <w:r>
-        <w:t>Der reparierte Proof v1.1 unter v0.8.29.2 ergab:</w:t>
+      <w:pPr>
+        <w:spacing w:after="60"/>
+      </w:pPr>
+      <w:r>
+        <w:t>Der Family-/Near-Neighbor-Holdout v1.2 entfernte pro Ziel:</w:t>
       </w:r>
     </w:p>
     <w:p>
       <w:pPr>
-        <w:pStyle w:val="ListBullet"/>
-      </w:pPr>
-      <w:r>
-        <w:t xml:space="preserve">Neutral-Median: </w:t>
-      </w:r>
-      <w:r>
-        <w:rPr>
-          <w:rFonts w:ascii="Aptos Mono" w:hAnsi="Aptos Mono"/>
-          <w:sz w:val="17"/>
-        </w:rPr>
-        <w:t>0.45745</w:t>
-      </w:r>
-      <w:r>
-        <w:t>,</w:t>
+        <w:spacing w:after="20"/>
+        <w:ind w:left="198" w:hanging="198"/>
+      </w:pPr>
+      <w:r>
+        <w:t xml:space="preserve">1. </w:t>
+      </w:r>
+      <w:r>
+        <w:t>den exakten Zielkörper,</w:t>
       </w:r>
     </w:p>
     <w:p>
       <w:pPr>
-        <w:pStyle w:val="ListBullet"/>
-      </w:pPr>
-      <w:r>
-        <w:t xml:space="preserve">Body-Bank-Retrieval-Median: </w:t>
+        <w:spacing w:after="20"/>
+        <w:ind w:left="198" w:hanging="198"/>
+      </w:pPr>
+      <w:r>
+        <w:t xml:space="preserve">2. </w:t>
+      </w:r>
+      <w:r>
+        <w:t xml:space="preserve">die komplette </w:t>
       </w:r>
       <w:r>
         <w:rPr>
-          <w:rFonts w:ascii="Aptos Mono" w:hAnsi="Aptos Mono"/>
-          <w:sz w:val="17"/>
+          <w:rFonts w:ascii="Consolas" w:hAnsi="Consolas"/>
+          <w:sz w:val="16"/>
         </w:rPr>
-        <w:t>0.115095</w:t>
+        <w:t>familyId</w:t>
       </w:r>
       <w:r>
         <w:t>,</w:t>
@@ -577,669 +652,808 @@
     </w:p>
     <w:p>
       <w:pPr>
-        <w:pStyle w:val="ListBullet"/>
-      </w:pPr>
-      <w:r>
-        <w:t xml:space="preserve">Local-Fit-Median: </w:t>
+        <w:spacing w:after="20"/>
+        <w:ind w:left="198" w:hanging="198"/>
+      </w:pPr>
+      <w:r>
+        <w:t xml:space="preserve">3. </w:t>
+      </w:r>
+      <w:r>
+        <w:t xml:space="preserve">Core-Rezeptnachbarn mit Distanz </w:t>
       </w:r>
       <w:r>
         <w:rPr>
-          <w:rFonts w:ascii="Aptos Mono" w:hAnsi="Aptos Mono"/>
-          <w:sz w:val="17"/>
+          <w:rFonts w:ascii="Consolas" w:hAnsi="Consolas"/>
+          <w:sz w:val="16"/>
         </w:rPr>
-        <w:t>0.115095</w:t>
-      </w:r>
-      <w:r>
-        <w:t>,</w:t>
+        <w:t>&lt;= 0.16</w:t>
+      </w:r>
+      <w:r>
+        <w:t>.</w:t>
       </w:r>
     </w:p>
     <w:p>
       <w:pPr>
-        <w:pStyle w:val="ListBullet"/>
-      </w:pPr>
-      <w:r>
-        <w:t>Retrieval besser als neutral: 6/8,</w:t>
+        <w:spacing w:after="60"/>
+      </w:pPr>
+      <w:r>
+        <w:t>Trotz dieses deutlich härteren Gates blieb die Architektur auf GO:</w:t>
       </w:r>
     </w:p>
     <w:p>
       <w:pPr>
         <w:pStyle w:val="ListBullet"/>
-      </w:pPr>
-      <w:r>
-        <w:t>Local Fit nicht schlechter als Retrieval: 8/8,</w:t>
+        <w:spacing w:after="20"/>
+      </w:pPr>
+      <w:r>
+        <w:t xml:space="preserve">Neutral-Median: </w:t>
+      </w:r>
+      <w:r>
+        <w:rPr>
+          <w:rFonts w:ascii="Consolas" w:hAnsi="Consolas"/>
+          <w:sz w:val="16"/>
+        </w:rPr>
+        <w:t>0.514685</w:t>
+      </w:r>
+      <w:r>
+        <w:t>,</w:t>
       </w:r>
     </w:p>
     <w:p>
       <w:pPr>
         <w:pStyle w:val="ListBullet"/>
-      </w:pPr>
-      <w:r>
-        <w:t>Local Fit tatsächlich verbessert: 1/8,</w:t>
+        <w:spacing w:after="20"/>
+      </w:pPr>
+      <w:r>
+        <w:t xml:space="preserve">Retrieval-Median: </w:t>
+      </w:r>
+      <w:r>
+        <w:rPr>
+          <w:rFonts w:ascii="Consolas" w:hAnsi="Consolas"/>
+          <w:sz w:val="16"/>
+        </w:rPr>
+        <w:t>0.435545</w:t>
+      </w:r>
+      <w:r>
+        <w:t>,</w:t>
       </w:r>
     </w:p>
     <w:p>
       <w:pPr>
         <w:pStyle w:val="ListBullet"/>
-      </w:pPr>
-      <w:r>
-        <w:t>ein technisch ungültiger Holdout (</w:t>
+        <w:spacing w:after="20"/>
+      </w:pPr>
+      <w:r>
+        <w:t xml:space="preserve">Single-Seed Local-Fit-Median: </w:t>
       </w:r>
       <w:r>
         <w:rPr>
-          <w:rFonts w:ascii="Aptos Mono" w:hAnsi="Aptos Mono"/>
-          <w:sz w:val="17"/>
+          <w:rFonts w:ascii="Consolas" w:hAnsi="Consolas"/>
+          <w:sz w:val="16"/>
         </w:rPr>
-        <w:t>chest = 42.96 cm</w:t>
-      </w:r>
-      <w:r>
-        <w:t>) wurde vom Measurement-Sanity-Gate korrekt übersprungen und ersetzt.</w:t>
+        <w:t>0.303705</w:t>
+      </w:r>
+      <w:r>
+        <w:t>,</w:t>
       </w:r>
     </w:p>
     <w:p>
-      <w:pPr/>
-      <w:r>
-        <w:t xml:space="preserve">Der manuelle Test </w:t>
+      <w:pPr>
+        <w:pStyle w:val="ListBullet"/>
+        <w:spacing w:after="20"/>
+      </w:pPr>
+      <w:r>
+        <w:t xml:space="preserve">Retrieval besser als neutral: </w:t>
       </w:r>
       <w:r>
         <w:rPr>
-          <w:rFonts w:ascii="Aptos Mono" w:hAnsi="Aptos Mono"/>
-          <w:sz w:val="17"/>
+          <w:rFonts w:ascii="Consolas" w:hAnsi="Consolas"/>
+          <w:sz w:val="16"/>
         </w:rPr>
-        <w:t>Mann · 35 · 178 cm · 80 kg · Brust 100 · Taille 85 · Hüfte 100</w:t>
-      </w:r>
-      <w:r>
-        <w:t xml:space="preserve"> lief vollständig durch und reduzierte den damaligen kombinierten Score von </w:t>
-      </w:r>
-      <w:r>
-        <w:rPr>
-          <w:rFonts w:ascii="Aptos Mono" w:hAnsi="Aptos Mono"/>
-          <w:sz w:val="17"/>
-        </w:rPr>
-        <w:t>0.788</w:t>
-      </w:r>
-      <w:r>
-        <w:t xml:space="preserve"> auf </w:t>
-      </w:r>
-      <w:r>
-        <w:rPr>
-          <w:rFonts w:ascii="Aptos Mono" w:hAnsi="Aptos Mono"/>
-          <w:sz w:val="17"/>
-        </w:rPr>
-        <w:t>0.518</w:t>
-      </w:r>
-      <w:r>
-        <w:t xml:space="preserve">. Er erzeugte den unauditierten ACTIVE-Kandidaten </w:t>
-      </w:r>
-      <w:r>
-        <w:rPr>
-          <w:rFonts w:ascii="Aptos Mono" w:hAnsi="Aptos Mono"/>
-          <w:sz w:val="17"/>
-        </w:rPr>
-        <w:t>AA-S-2f9708e4</w:t>
-      </w:r>
-      <w:r>
-        <w:t>.</w:t>
+        <w:t>11/16</w:t>
+      </w:r>
+      <w:r>
+        <w:t>,</w:t>
       </w:r>
     </w:p>
     <w:p>
-      <w:pPr/>
-      <w:r>
-        <w:t>Diese Evidenz stützt weiterhin den neuen Hauptpfad, zeigt aber zwei methodische Schwächen des bisherigen Proofs: nahe Familiennachbarn konnten im Holdout verbleiben, und zwei unterschiedliche Körperhöhen-Definitionen wurden parallel verwendet.</w:t>
+      <w:pPr>
+        <w:pStyle w:val="ListBullet"/>
+        <w:spacing w:after="20"/>
+      </w:pPr>
+      <w:r>
+        <w:t xml:space="preserve">Local Fit verbessert Retrieval: </w:t>
+      </w:r>
+      <w:r>
+        <w:rPr>
+          <w:rFonts w:ascii="Consolas" w:hAnsi="Consolas"/>
+          <w:sz w:val="16"/>
+        </w:rPr>
+        <w:t>11/16</w:t>
+      </w:r>
+      <w:r>
+        <w:t>,</w:t>
       </w:r>
     </w:p>
     <w:p>
       <w:pPr>
-        <w:pStyle w:val="Heading2"/>
-      </w:pPr>
-      <w:r>
-        <w:t>5.3 Eine kanonische Körperhöhe im Body-Bank-Solver</w:t>
+        <w:pStyle w:val="ListBullet"/>
+        <w:spacing w:after="20"/>
+      </w:pPr>
+      <w:r>
+        <w:t xml:space="preserve">finaler Local Fit besser als neutral: </w:t>
+      </w:r>
+      <w:r>
+        <w:rPr>
+          <w:rFonts w:ascii="Consolas" w:hAnsi="Consolas"/>
+          <w:sz w:val="16"/>
+        </w:rPr>
+        <w:t>14/16</w:t>
+      </w:r>
+      <w:r>
+        <w:t>.</w:t>
       </w:r>
     </w:p>
     <w:p>
-      <w:pPr/>
-      <w:r>
-        <w:t xml:space="preserve">Ab v0.8.29.3 verwendet der Body-Bank-Solver für Eingabe, Retrieval, Proof und </w:t>
+      <w:pPr>
+        <w:spacing w:after="60"/>
+      </w:pPr>
+      <w:r>
+        <w:t xml:space="preserve">Damit gilt die Kernhypothese </w:t>
       </w:r>
       <w:r>
         <w:rPr>
-          <w:rFonts w:ascii="Aptos Mono" w:hAnsi="Aptos Mono"/>
-          <w:sz w:val="17"/>
+          <w:rFonts w:ascii="Consolas" w:hAnsi="Consolas"/>
+          <w:sz w:val="16"/>
         </w:rPr>
-        <w:t>core:height</w:t>
-      </w:r>
-      <w:r>
-        <w:t xml:space="preserve">-Local-Fit </w:t>
+        <w:t>auditiertes Retrieval -&gt; kleiner lokaler Fit</w:t>
+      </w:r>
+      <w:r>
+        <w:t xml:space="preserve"> als ausreichend gestützt, um den Solver gezielt weiterzuentwickeln. Dies ist weiterhin </w:t>
       </w:r>
       <w:r>
         <w:rPr>
           <w:b/>
         </w:rPr>
-        <w:t>eine einzige Staturdefinition</w:t>
-      </w:r>
-      <w:r>
-        <w:t>:</w:t>
+        <w:t>kein Beweis realanthropometrischer Rekonstruktion</w:t>
+      </w:r>
+      <w:r>
+        <w:t>, weil Zielkörper und Zielmaße aus dem eigenen Anny-Raum stammen.</w:t>
       </w:r>
     </w:p>
     <w:p>
-      <w:pPr/>
-      <w:r>
-        <w:rPr>
-          <w:rFonts w:ascii="Aptos Mono" w:hAnsi="Aptos Mono"/>
-          <w:sz w:val="17"/>
-        </w:rPr>
-        <w:t>exact Anny rest-mesh bounding-box height</w:t>
-      </w:r>
-      <w:r>
-        <w:t>.</w:t>
+      <w:pPr>
+        <w:pStyle w:val="Heading2"/>
+      </w:pPr>
+      <w:r>
+        <w:t>5.3 Kritischer Fund: Morphname bestimmt keine Wirkrichtung</w:t>
       </w:r>
     </w:p>
     <w:p>
-      <w:pPr/>
-      <w:r>
-        <w:t>Die bisherige Measurement-Stack-Statur wird im Solver nur noch diagnostisch exportiert (</w:t>
+      <w:pPr>
+        <w:spacing w:after="60"/>
+      </w:pPr>
+      <w:r>
+        <w:t xml:space="preserve">Der vollständige v0.8.29.3-Trace zeigte, dass derselbe direkte Brust-Controller </w:t>
       </w:r>
       <w:r>
         <w:rPr>
-          <w:rFonts w:ascii="Aptos Mono" w:hAnsi="Aptos Mono"/>
-          <w:sz w:val="17"/>
+          <w:rFonts w:ascii="Consolas" w:hAnsi="Consolas"/>
+          <w:sz w:val="16"/>
         </w:rPr>
-        <w:t>legacyMeasureStatureCm</w:t>
-      </w:r>
-      <w:r>
-        <w:t xml:space="preserve"> und Differenz zur kanonischen Statur). Sie darf den Body-Bank-Score oder Height-Fit nicht mehr steuern. Damit wird die in v0.8.29.2 beobachtete systematische Differenz von ungefähr 2.4 cm nicht länger in zwei widersprüchlichen Solverpfaden verwendet.</w:t>
+        <w:t>measure-bust-circ-incr</w:t>
+      </w:r>
+      <w:r>
+        <w:t xml:space="preserve"> abhängig vom konkreten Körperkontext gegensätzliche lokale Messableitungen besitzen kann. Im manuellen Kontrollkörper war die lokale Ableitung negativ; andere Proof-Körper zeigten positive oder erneut stark negative Ableitungen.</w:t>
       </w:r>
     </w:p>
     <w:p>
-      <w:pPr/>
-      <w:r>
-        <w:t>Die allgemeine Messpipeline außerhalb des Body-Bank-Solvers bleibt davon unberührt; Messdefinition und Solverdefinition bleiben getrennte Arbeitsstränge.</w:t>
+      <w:pPr>
+        <w:spacing w:after="60"/>
+      </w:pPr>
+      <w:r>
+        <w:t>Daraus folgt verbindlich:</w:t>
       </w:r>
     </w:p>
     <w:p>
       <w:pPr>
-        <w:pStyle w:val="Heading2"/>
-      </w:pPr>
-      <w:r>
-        <w:t>5.4 Geometrischer Fit und Gewicht/Prior werden getrennt</w:t>
-      </w:r>
-    </w:p>
-    <w:p>
-      <w:pPr/>
-      <w:r>
-        <w:t xml:space="preserve">Gewicht wird weiterhin als Seed-/Ranking-Prior und als Diagnose genutzt. Es ist jedoch </w:t>
-      </w:r>
+        <w:spacing w:after="60"/>
+      </w:pPr>
       <w:r>
         <w:rPr>
           <w:b/>
         </w:rPr>
-        <w:t>kein lokal steuerbares Ziel</w:t>
-      </w:r>
-      <w:r>
-        <w:t xml:space="preserve"> in Solver 1.0 und darf deshalb den Local-Fit-Gate nicht retten oder verwerfen.</w:t>
+        <w:t>Der Solver darf niemals aus `incr` / `decr` oder aus einem semantischen Morphnamen auf die aktuelle Messrichtung schließen.</w:t>
       </w:r>
     </w:p>
     <w:p>
-      <w:pPr/>
-      <w:r>
-        <w:t>Ab v0.8.29.3 gilt:</w:t>
+      <w:pPr>
+        <w:spacing w:after="60"/>
+      </w:pPr>
+      <w:r>
+        <w:t>Jeder zugelassene Controller muss am konkreten Seed und im aktuellen bereits veränderten Körperzustand lokal vermessen werden.</w:t>
       </w:r>
     </w:p>
     <w:p>
       <w:pPr>
-        <w:pStyle w:val="ListBullet"/>
-      </w:pPr>
-      <w:r>
-        <w:rPr>
-          <w:rFonts w:ascii="Aptos Mono" w:hAnsi="Aptos Mono"/>
-          <w:sz w:val="17"/>
-        </w:rPr>
-        <w:t>geometryScore</w:t>
-      </w:r>
-      <w:r>
-        <w:t>: nur Statur + Brust + Taille + Hüfte/Gesäß,</w:t>
+        <w:pStyle w:val="Heading2"/>
+      </w:pPr>
+      <w:r>
+        <w:t>5.4 Bidirektionales Controller-Probing</w:t>
       </w:r>
     </w:p>
     <w:p>
       <w:pPr>
-        <w:pStyle w:val="ListBullet"/>
-      </w:pPr>
-      <w:r>
-        <w:rPr>
-          <w:rFonts w:ascii="Aptos Mono" w:hAnsi="Aptos Mono"/>
-          <w:sz w:val="17"/>
-        </w:rPr>
-        <w:t>weightPriorScore</w:t>
-      </w:r>
-      <w:r>
-        <w:t>: separater Diagnose-/Retrievalwert,</w:t>
+        <w:spacing w:after="60"/>
+      </w:pPr>
+      <w:r>
+        <w:t>Ab v0.8.29.4 werden die vier erlaubten Local-Fit-Controller am konkreten Seed bidirektional geprobt:</w:t>
       </w:r>
     </w:p>
     <w:p>
       <w:pPr>
         <w:pStyle w:val="ListBullet"/>
+        <w:spacing w:after="20"/>
       </w:pPr>
       <w:r>
         <w:rPr>
-          <w:rFonts w:ascii="Aptos Mono" w:hAnsi="Aptos Mono"/>
-          <w:sz w:val="17"/>
+          <w:rFonts w:ascii="Consolas" w:hAnsi="Consolas"/>
+          <w:sz w:val="16"/>
         </w:rPr>
-        <w:t>retrievalScore</w:t>
-      </w:r>
-      <w:r>
-        <w:t>: Geometrie plus schwach gewichteter Weight-Prior für die Seed-Rangfolge,</w:t>
+        <w:t>core:height</w:t>
+      </w:r>
+      <w:r>
+        <w:t>,</w:t>
       </w:r>
     </w:p>
     <w:p>
       <w:pPr>
         <w:pStyle w:val="ListBullet"/>
+        <w:spacing w:after="20"/>
       </w:pPr>
       <w:r>
         <w:rPr>
-          <w:rFonts w:ascii="Aptos Mono" w:hAnsi="Aptos Mono"/>
-          <w:sz w:val="17"/>
+          <w:rFonts w:ascii="Consolas" w:hAnsi="Consolas"/>
+          <w:sz w:val="16"/>
         </w:rPr>
-        <w:t>Local-Fit global gate</w:t>
-      </w:r>
-      <w:r>
-        <w:t xml:space="preserve">: ausschließlich </w:t>
-      </w:r>
-      <w:r>
-        <w:rPr>
-          <w:rFonts w:ascii="Aptos Mono" w:hAnsi="Aptos Mono"/>
-          <w:sz w:val="17"/>
-        </w:rPr>
-        <w:t>geometryScore</w:t>
-      </w:r>
-      <w:r>
-        <w:t>.</w:t>
+        <w:t>measure-bust-circ-incr</w:t>
+      </w:r>
+      <w:r>
+        <w:t>,</w:t>
       </w:r>
     </w:p>
     <w:p>
-      <w:pPr/>
-      <w:r>
-        <w:t>Weight/Muscle werden weiterhin nicht frei nachoptimiert. Cross-Region-Rettung bleibt verboten.</w:t>
+      <w:pPr>
+        <w:pStyle w:val="ListBullet"/>
+        <w:spacing w:after="20"/>
+      </w:pPr>
+      <w:r>
+        <w:rPr>
+          <w:rFonts w:ascii="Consolas" w:hAnsi="Consolas"/>
+          <w:sz w:val="16"/>
+        </w:rPr>
+        <w:t>measure-waist-circ-incr</w:t>
+      </w:r>
+      <w:r>
+        <w:t>,</w:t>
       </w:r>
     </w:p>
     <w:p>
       <w:pPr>
-        <w:pStyle w:val="Heading2"/>
-      </w:pPr>
-      <w:r>
-        <w:t>5.5 Family-Holdout-Proof v1.2</w:t>
+        <w:pStyle w:val="ListBullet"/>
+        <w:spacing w:after="20"/>
+      </w:pPr>
+      <w:r>
+        <w:rPr>
+          <w:rFonts w:ascii="Consolas" w:hAnsi="Consolas"/>
+          <w:sz w:val="16"/>
+        </w:rPr>
+        <w:t>measure-hips-circ-incr</w:t>
+      </w:r>
+      <w:r>
+        <w:t>.</w:t>
       </w:r>
     </w:p>
     <w:p>
-      <w:pPr/>
-      <w:r>
-        <w:t xml:space="preserve">Der alte Exact-Body-Holdout wird durch einen härteren </w:t>
+      <w:pPr>
+        <w:spacing w:after="60"/>
+      </w:pPr>
+      <w:r>
+        <w:t xml:space="preserve">Für jeden aktiven Controller werden, soweit die lokalen Bounds es erlauben, </w:t>
+      </w:r>
+      <w:r>
+        <w:rPr>
+          <w:rFonts w:ascii="Consolas" w:hAnsi="Consolas"/>
+          <w:sz w:val="16"/>
+        </w:rPr>
+        <w:t>+epsilon</w:t>
+      </w:r>
+      <w:r>
+        <w:t xml:space="preserve"> und </w:t>
+      </w:r>
+      <w:r>
+        <w:rPr>
+          <w:rFonts w:ascii="Consolas" w:hAnsi="Consolas"/>
+          <w:sz w:val="16"/>
+        </w:rPr>
+        <w:t>-epsilon</w:t>
+      </w:r>
+      <w:r>
+        <w:t xml:space="preserve"> getestet. Der Solver misst daraus die tatsächlichen lokalen Ableitungen und erzeugt mögliche Korrekturschritte aus der gemessenen Wirkung, nicht aus dem Morphnamen.</w:t>
+      </w:r>
+    </w:p>
+    <w:p>
+      <w:pPr>
+        <w:spacing w:after="60"/>
+      </w:pPr>
+      <w:r>
+        <w:t xml:space="preserve">Der Trace speichert Probe-Ausgaben, Ableitungen, gewählte Richtung/Quelle, mögliche lokale Vorzeichenwechsel sowie Rollback-Gründe. Die kleinen bisherigen Local-Bounds bleiben unverändert. Es werden </w:t>
       </w:r>
       <w:r>
         <w:rPr>
           <w:b/>
         </w:rPr>
-        <w:t>16er Family-Holdout</w:t>
-      </w:r>
-      <w:r>
-        <w:t xml:space="preserve"> ersetzt. Für jeden versteckten Zielkörper werden vor Retrieval ausgeschlossen:</w:t>
+        <w:t>keine neuen DOFs</w:t>
+      </w:r>
+      <w:r>
+        <w:t xml:space="preserve"> freigeschaltet.</w:t>
       </w:r>
     </w:p>
     <w:p>
       <w:pPr>
-        <w:ind w:left="198" w:hanging="198"/>
-      </w:pPr>
-      <w:r>
-        <w:t>1. der exakte Zielkörper,</w:t>
+        <w:pStyle w:val="Heading2"/>
+      </w:pPr>
+      <w:r>
+        <w:t>5.5 Top-3 Local Fit</w:t>
       </w:r>
     </w:p>
     <w:p>
       <w:pPr>
-        <w:ind w:left="198" w:hanging="198"/>
-      </w:pPr>
-      <w:r>
-        <w:t xml:space="preserve">2. die komplette </w:t>
-      </w:r>
-      <w:r>
-        <w:rPr>
-          <w:rFonts w:ascii="Aptos Mono" w:hAnsi="Aptos Mono"/>
-          <w:sz w:val="17"/>
-        </w:rPr>
-        <w:t>familyId</w:t>
-      </w:r>
-      <w:r>
-        <w:t>,</w:t>
+        <w:spacing w:after="60"/>
+      </w:pPr>
+      <w:r>
+        <w:t>Der Runtime-Solver verwendet weiterhin Trusted Retrieval. Neu ist die lokale Seedstrategie:</w:t>
       </w:r>
     </w:p>
     <w:p>
       <w:pPr>
+        <w:spacing w:after="20"/>
         <w:ind w:left="198" w:hanging="198"/>
       </w:pPr>
       <w:r>
-        <w:t xml:space="preserve">3. zusätzlich sehr nahe Core-Rezeptnachbarn mit </w:t>
-      </w:r>
-      <w:r>
-        <w:rPr>
-          <w:rFonts w:ascii="Aptos Mono" w:hAnsi="Aptos Mono"/>
-          <w:sz w:val="17"/>
-        </w:rPr>
-        <w:t>coreDistance &lt;= 0.16</w:t>
-      </w:r>
-      <w:r>
-        <w:t>.</w:t>
+        <w:t xml:space="preserve">1. </w:t>
+      </w:r>
+      <w:r>
+        <w:t>Retrieval erzeugt die Top-5-Vorschau.</w:t>
       </w:r>
     </w:p>
     <w:p>
-      <w:pPr/>
-      <w:r>
-        <w:t>Der Proof ist auf den Produktbereich 140–205 cm begrenzt und weiterhin geschlechtsbalanciert. Er vergleicht:</w:t>
+      <w:pPr>
+        <w:spacing w:after="20"/>
+        <w:ind w:left="198" w:hanging="198"/>
+      </w:pPr>
+      <w:r>
+        <w:t xml:space="preserve">2. </w:t>
+      </w:r>
+      <w:r>
+        <w:t xml:space="preserve">Die Retrieval-Ränge </w:t>
+      </w:r>
+      <w:r>
+        <w:rPr>
+          <w:rFonts w:ascii="Consolas" w:hAnsi="Consolas"/>
+          <w:sz w:val="16"/>
+        </w:rPr>
+        <w:t>#1</w:t>
+      </w:r>
+      <w:r>
+        <w:t xml:space="preserve">, </w:t>
+      </w:r>
+      <w:r>
+        <w:rPr>
+          <w:rFonts w:ascii="Consolas" w:hAnsi="Consolas"/>
+          <w:sz w:val="16"/>
+        </w:rPr>
+        <w:t>#2</w:t>
+      </w:r>
+      <w:r>
+        <w:t xml:space="preserve"> und </w:t>
+      </w:r>
+      <w:r>
+        <w:rPr>
+          <w:rFonts w:ascii="Consolas" w:hAnsi="Consolas"/>
+          <w:sz w:val="16"/>
+        </w:rPr>
+        <w:t>#3</w:t>
+      </w:r>
+      <w:r>
+        <w:t xml:space="preserve"> werden unabhängig voneinander lokal gefittet.</w:t>
       </w:r>
     </w:p>
     <w:p>
-      <w:pPr/>
-      <w:r>
-        <w:rPr>
-          <w:rFonts w:ascii="Aptos Mono" w:hAnsi="Aptos Mono"/>
-          <w:sz w:val="17"/>
-        </w:rPr>
-        <w:t>neutraler Anny-Start -&gt; family-bereinigtes Trusted Retrieval -&gt; kleiner Local Fit</w:t>
-      </w:r>
-      <w:r>
-        <w:t>.</w:t>
+      <w:pPr>
+        <w:spacing w:after="20"/>
+        <w:ind w:left="198" w:hanging="198"/>
+      </w:pPr>
+      <w:r>
+        <w:t xml:space="preserve">3. </w:t>
+      </w:r>
+      <w:r>
+        <w:t>Jeder Fit startet exakt vom jeweiligen auditierten Seed und bleibt in dessen lokalen Bounds.</w:t>
       </w:r>
     </w:p>
     <w:p>
-      <w:pPr/>
-      <w:r>
-        <w:t>GO bleibt bewusst ein einfaches Architektur-Gate:</w:t>
+      <w:pPr>
+        <w:spacing w:after="20"/>
+        <w:ind w:left="198" w:hanging="198"/>
+      </w:pPr>
+      <w:r>
+        <w:t xml:space="preserve">4. </w:t>
+      </w:r>
+      <w:r>
+        <w:t xml:space="preserve">Der kleinste zulässige finale </w:t>
+      </w:r>
+      <w:r>
+        <w:rPr>
+          <w:rFonts w:ascii="Consolas" w:hAnsi="Consolas"/>
+          <w:sz w:val="16"/>
+        </w:rPr>
+        <w:t>geometryScore</w:t>
+      </w:r>
+      <w:r>
+        <w:t xml:space="preserve"> gewinnt; bei Gleichstand wird der kleinere lokale Abstand bevorzugt.</w:t>
       </w:r>
     </w:p>
     <w:p>
       <w:pPr>
-        <w:pStyle w:val="ListBullet"/>
-      </w:pPr>
-      <w:r>
-        <w:t>Retrieval-Median &lt; Neutral-Median,</w:t>
+        <w:spacing w:after="20"/>
+        <w:ind w:left="198" w:hanging="198"/>
+      </w:pPr>
+      <w:r>
+        <w:t xml:space="preserve">5. </w:t>
+      </w:r>
+      <w:r>
+        <w:t xml:space="preserve">Nur der Gewinner wird dargestellt und - falls verändert - als </w:t>
+      </w:r>
+      <w:r>
+        <w:rPr>
+          <w:rFonts w:ascii="Consolas" w:hAnsi="Consolas"/>
+          <w:sz w:val="16"/>
+        </w:rPr>
+        <w:t>local-unaudited</w:t>
+      </w:r>
+      <w:r>
+        <w:t xml:space="preserve"> an </w:t>
+      </w:r>
+      <w:r>
+        <w:rPr>
+          <w:rFonts w:ascii="Consolas" w:hAnsi="Consolas"/>
+          <w:sz w:val="16"/>
+        </w:rPr>
+        <w:t>BANK -&gt; ACTIVE</w:t>
+      </w:r>
+      <w:r>
+        <w:t xml:space="preserve"> übergeben.</w:t>
       </w:r>
     </w:p>
     <w:p>
       <w:pPr>
-        <w:pStyle w:val="ListBullet"/>
-      </w:pPr>
-      <w:r>
-        <w:t>Local-Fit-Median &lt;= Retrieval-Median.</w:t>
+        <w:spacing w:after="60"/>
+      </w:pPr>
+      <w:r>
+        <w:t>Damit kann ein Seed, der vor Local Fit knapp schlechter gerankt war, gewinnen, wenn seine lokale Geometrie besser kontrollierbar ist. Der Solver darf dafür weder Cross-Region-Morphs noch größere Bounds benutzen.</w:t>
       </w:r>
     </w:p>
     <w:p>
-      <w:pPr/>
-      <w:r>
-        <w:t>Zusätzlich werden Fallzahl, Retrieval-bessere Fälle, lokale Verbesserungen und die tatsächlich ausgeschlossenen Body-/Family-/Near-Neighbor-Zahlen exportiert. Der Proof repariert keine fehlerhafte Brust-/Hüftmessung; der breite technische Measurement-Sanity-Gate bleibt vorgeschaltet.</w:t>
+      <w:pPr>
+        <w:pStyle w:val="Heading2"/>
+      </w:pPr>
+      <w:r>
+        <w:t>5.6 Human-Audit-Status und Solver-Eignung sind getrennt</w:t>
       </w:r>
     </w:p>
     <w:p>
       <w:pPr>
-        <w:pStyle w:val="Heading2"/>
-      </w:pPr>
-      <w:r>
-        <w:t>5.6 Vollständiger Local-Fit-Trace</w:t>
+        <w:spacing w:after="60"/>
+      </w:pPr>
+      <w:r>
+        <w:t xml:space="preserve">Ein </w:t>
+      </w:r>
+      <w:r>
+        <w:rPr>
+          <w:rFonts w:ascii="Consolas" w:hAnsi="Consolas"/>
+          <w:sz w:val="16"/>
+        </w:rPr>
+        <w:t>HUMAN_ACCEPTED</w:t>
+      </w:r>
+      <w:r>
+        <w:t xml:space="preserve"> / </w:t>
+      </w:r>
+      <w:r>
+        <w:rPr>
+          <w:rFonts w:ascii="Consolas" w:hAnsi="Consolas"/>
+          <w:sz w:val="16"/>
+        </w:rPr>
+        <w:t>trusted</w:t>
+      </w:r>
+      <w:r>
+        <w:t xml:space="preserve"> Körper bleibt wertvolles visuelles Plausibilitätswissen. Eine technisch kaputte Brust-/Taillen-/Hüftmessung darf diesen Human-Vote nicht nachträglich löschen.</w:t>
       </w:r>
     </w:p>
     <w:p>
-      <w:pPr/>
-      <w:r>
-        <w:t xml:space="preserve">Ab v0.8.29.3 schreibt jeder zugelassene Controller einen Trace-Eintrag, auch wenn </w:t>
+      <w:pPr>
+        <w:spacing w:after="60"/>
+      </w:pPr>
+      <w:r>
+        <w:t>Ab v0.8.29.4 wird deshalb explizit getrennt:</w:t>
+      </w:r>
+    </w:p>
+    <w:p>
+      <w:pPr>
+        <w:pStyle w:val="ListBullet"/>
+        <w:spacing w:after="20"/>
+      </w:pPr>
+      <w:r>
+        <w:rPr>
+          <w:rFonts w:ascii="Consolas" w:hAnsi="Consolas"/>
+          <w:sz w:val="16"/>
+        </w:rPr>
+        <w:t>trusted</w:t>
+      </w:r>
+      <w:r>
+        <w:t>: visuell akzeptierter Körper im auditierten Körperraum,</w:t>
+      </w:r>
+    </w:p>
+    <w:p>
+      <w:pPr>
+        <w:pStyle w:val="ListBullet"/>
+        <w:spacing w:after="20"/>
+      </w:pPr>
+      <w:r>
+        <w:rPr>
+          <w:rFonts w:ascii="Consolas" w:hAnsi="Consolas"/>
+          <w:sz w:val="16"/>
+        </w:rPr>
+        <w:t>solverEligible</w:t>
+      </w:r>
+      <w:r>
+        <w:t>: die für den aktuellen Solver benötigten technischen Messungen bestehen den breiten Measurement-Sanity-Gate.</w:t>
+      </w:r>
+    </w:p>
+    <w:p>
+      <w:pPr>
+        <w:spacing w:after="60"/>
+      </w:pPr>
+      <w:r>
+        <w:t xml:space="preserve">Ein </w:t>
+      </w:r>
+      <w:r>
+        <w:rPr>
+          <w:rFonts w:ascii="Consolas" w:hAnsi="Consolas"/>
+          <w:sz w:val="16"/>
+        </w:rPr>
+        <w:t>trusted</w:t>
+      </w:r>
+      <w:r>
+        <w:t>, aber aktuell solver-ineligible Körper wird aus der betreffenden Retrieval-Shortlist ausgeschlossen. Sein Auditstatus bleibt erhalten. Der gleiche Gate wird auch auf den finalen Local-Fit-Zustand angewandt; ein technischer Ausfall führt zum Rollback auf den auditierten Seed.</w:t>
+      </w:r>
+    </w:p>
+    <w:p>
+      <w:pPr>
+        <w:pStyle w:val="Heading2"/>
+      </w:pPr>
+      <w:r>
+        <w:t>5.7 Kanonische Statur und Scoretrennung bleiben verbindlich</w:t>
+      </w:r>
+    </w:p>
+    <w:p>
+      <w:pPr>
+        <w:spacing w:after="60"/>
+      </w:pPr>
+      <w:r>
+        <w:t xml:space="preserve">Der Body-Bank-Solver verwendet weiterhin ausschließlich die </w:t>
       </w:r>
       <w:r>
         <w:rPr>
           <w:b/>
         </w:rPr>
-        <w:t>keine</w:t>
-      </w:r>
-      <w:r>
-        <w:t xml:space="preserve"> Änderung erfolgt. Gründe sind unter anderem:</w:t>
+        <w:t>exakte Anny-Rest-Mesh-Bounding-Box-Höhe</w:t>
+      </w:r>
+      <w:r>
+        <w:t xml:space="preserve"> als kanonische Statur. Die ältere Measurement-Stack-Statur bleibt Diagnosewert.</w:t>
       </w:r>
     </w:p>
     <w:p>
       <w:pPr>
-        <w:pStyle w:val="ListBullet"/>
-      </w:pPr>
-      <w:r>
-        <w:rPr>
-          <w:rFonts w:ascii="Aptos Mono" w:hAnsi="Aptos Mono"/>
-          <w:sz w:val="17"/>
-        </w:rPr>
-        <w:t>within-deadband</w:t>
-      </w:r>
-      <w:r>
-        <w:t>,</w:t>
+        <w:spacing w:after="60"/>
+      </w:pPr>
+      <w:r>
+        <w:t>Scoretrennung:</w:t>
       </w:r>
     </w:p>
     <w:p>
       <w:pPr>
         <w:pStyle w:val="ListBullet"/>
+        <w:spacing w:after="20"/>
       </w:pPr>
       <w:r>
         <w:rPr>
-          <w:rFonts w:ascii="Aptos Mono" w:hAnsi="Aptos Mono"/>
-          <w:sz w:val="17"/>
+          <w:rFonts w:ascii="Consolas" w:hAnsi="Consolas"/>
+          <w:sz w:val="16"/>
         </w:rPr>
-        <w:t>morph-missing</w:t>
-      </w:r>
-      <w:r>
-        <w:t>,</w:t>
+        <w:t>geometryScore</w:t>
+      </w:r>
+      <w:r>
+        <w:t>: Statur + Brust + Taille + Hüfte/Gesäß,</w:t>
       </w:r>
     </w:p>
     <w:p>
       <w:pPr>
         <w:pStyle w:val="ListBullet"/>
+        <w:spacing w:after="20"/>
       </w:pPr>
       <w:r>
         <w:rPr>
-          <w:rFonts w:ascii="Aptos Mono" w:hAnsi="Aptos Mono"/>
-          <w:sz w:val="17"/>
+          <w:rFonts w:ascii="Consolas" w:hAnsi="Consolas"/>
+          <w:sz w:val="16"/>
         </w:rPr>
-        <w:t>local-bound</w:t>
-      </w:r>
-      <w:r>
-        <w:t>,</w:t>
+        <w:t>weightPriorScore</w:t>
+      </w:r>
+      <w:r>
+        <w:t>: separater Retrieval-/Diagnosewert,</w:t>
       </w:r>
     </w:p>
     <w:p>
       <w:pPr>
         <w:pStyle w:val="ListBullet"/>
+        <w:spacing w:after="20"/>
       </w:pPr>
       <w:r>
         <w:rPr>
-          <w:rFonts w:ascii="Aptos Mono" w:hAnsi="Aptos Mono"/>
-          <w:sz w:val="17"/>
+          <w:rFonts w:ascii="Consolas" w:hAnsi="Consolas"/>
+          <w:sz w:val="16"/>
         </w:rPr>
-        <w:t>weak-derivative</w:t>
-      </w:r>
-      <w:r>
-        <w:t>,</w:t>
+        <w:t>Local-Fit global gate</w:t>
+      </w:r>
+      <w:r>
+        <w:t>: ausschließlich steuerbare Geometrie.</w:t>
       </w:r>
     </w:p>
     <w:p>
       <w:pPr>
-        <w:pStyle w:val="ListBullet"/>
-      </w:pPr>
-      <w:r>
-        <w:rPr>
-          <w:rFonts w:ascii="Aptos Mono" w:hAnsi="Aptos Mono"/>
-          <w:sz w:val="17"/>
-        </w:rPr>
-        <w:t>no-improvement-rollback</w:t>
-      </w:r>
-      <w:r>
-        <w:t>,</w:t>
+        <w:spacing w:after="60"/>
+      </w:pPr>
+      <w:r>
+        <w:t>Weight/Muscle werden weiterhin nicht frei nachoptimiert.</w:t>
       </w:r>
     </w:p>
     <w:p>
       <w:pPr>
-        <w:pStyle w:val="ListBullet"/>
-      </w:pPr>
-      <w:r>
-        <w:rPr>
-          <w:rFonts w:ascii="Aptos Mono" w:hAnsi="Aptos Mono"/>
-          <w:sz w:val="17"/>
-        </w:rPr>
-        <w:t>improved</w:t>
-      </w:r>
-      <w:r>
-        <w:t>.</w:t>
+        <w:pStyle w:val="Heading2"/>
+      </w:pPr>
+      <w:r>
+        <w:t>5.8 Neuer Proof v1.3 · 24er Family-Holdout mit Single-vs-Top-3</w:t>
       </w:r>
     </w:p>
     <w:p>
-      <w:pPr/>
-      <w:r>
-        <w:t>Damit ist sichtbar, ob Höhe, Taille, Hüfte und Brust tatsächlich versucht, bewusst nicht benötigt oder wegen fehlender lokaler Wirksamkeit verworfen wurden.</w:t>
-      </w:r>
-    </w:p>
-    <w:p>
-      <w:pPr>
-        <w:pStyle w:val="Heading2"/>
-      </w:pPr>
-      <w:r>
-        <w:t>5.7 ACTIVE Audit und erhaltenes Solver-Ergebnis</w:t>
-      </w:r>
-    </w:p>
-    <w:p>
-      <w:pPr/>
-      <w:r>
-        <w:t xml:space="preserve">Der aus dem erfolgreichen v0.8.29.2-Manuallauf erzeugte Kandidat </w:t>
-      </w:r>
-      <w:r>
-        <w:rPr>
-          <w:rFonts w:ascii="Aptos Mono" w:hAnsi="Aptos Mono"/>
-          <w:sz w:val="17"/>
-        </w:rPr>
-        <w:t>AA-S-2f9708e4</w:t>
-      </w:r>
-      <w:r>
-        <w:t xml:space="preserve"> wird zusätzlich im statischen ACTIVE-Seed erhalten. Er bleibt </w:t>
+      <w:pPr>
+        <w:spacing w:after="60"/>
+      </w:pPr>
+      <w:r>
+        <w:t xml:space="preserve">Der nächste Architekturtest umfasst </w:t>
       </w:r>
       <w:r>
         <w:rPr>
           <w:b/>
         </w:rPr>
-        <w:t>unauditiert</w:t>
-      </w:r>
-      <w:r>
-        <w:t xml:space="preserve">, bis er in </w:t>
+        <w:t>24 geschlechtsbalancierte Family-Holdouts</w:t>
+      </w:r>
+      <w:r>
+        <w:t xml:space="preserve"> im Produktbereich 140–205 cm. Die bisherigen Ausschlüsse bleiben identisch: Zielkörper, komplette Familie und Core-Nachbarn </w:t>
       </w:r>
       <w:r>
         <w:rPr>
-          <w:rFonts w:ascii="Aptos Mono" w:hAnsi="Aptos Mono"/>
-          <w:sz w:val="17"/>
+          <w:rFonts w:ascii="Consolas" w:hAnsi="Consolas"/>
+          <w:sz w:val="16"/>
         </w:rPr>
-        <w:t>BANK -&gt; ACTIVE</w:t>
-      </w:r>
-      <w:r>
-        <w:t xml:space="preserve"> mit ✓ / ? / × bewertet wurde. Auf Geräten, auf denen derselbe Kandidat bereits im lokalen Pending Store liegt, wird er über die stabile Shape-ID dedupliziert.</w:t>
+        <w:t>&lt;= 0.16</w:t>
+      </w:r>
+      <w:r>
+        <w:t xml:space="preserve"> werden verborgen.</w:t>
       </w:r>
     </w:p>
     <w:p>
-      <w:pPr/>
-      <w:r>
-        <w:t>Der Human-in-the-loop-Lernpfad bleibt transparent:</w:t>
+      <w:pPr>
+        <w:spacing w:after="60"/>
+      </w:pPr>
+      <w:r>
+        <w:t>Für exakt dieselbe Retrieval-Shortlist werden vier Stufen verglichen:</w:t>
       </w:r>
     </w:p>
     <w:p>
       <w:pPr>
-        <w:pStyle w:val="ListBullet"/>
+        <w:spacing w:after="60"/>
       </w:pPr>
       <w:r>
         <w:rPr>
-          <w:rFonts w:ascii="Aptos Mono" w:hAnsi="Aptos Mono"/>
-          <w:sz w:val="17"/>
+          <w:rFonts w:ascii="Consolas" w:hAnsi="Consolas"/>
+          <w:sz w:val="16"/>
         </w:rPr>
-        <w:t>accepted</w:t>
-      </w:r>
-      <w:r>
-        <w:t xml:space="preserve"> -&gt; </w:t>
-      </w:r>
-      <w:r>
-        <w:rPr>
-          <w:rFonts w:ascii="Aptos Mono" w:hAnsi="Aptos Mono"/>
-          <w:sz w:val="17"/>
-        </w:rPr>
-        <w:t>trusted-user</w:t>
-      </w:r>
-      <w:r>
-        <w:t>,</w:t>
+        <w:t>Neutral -&gt; Retrieval -&gt; Single-Seed Local Fit (#1) -&gt; Top-3 Local Fit (#1-#3)</w:t>
+      </w:r>
+      <w:r>
+        <w:t>.</w:t>
       </w:r>
     </w:p>
     <w:p>
       <w:pPr>
-        <w:pStyle w:val="ListBullet"/>
-      </w:pPr>
-      <w:r>
-        <w:rPr>
-          <w:rFonts w:ascii="Aptos Mono" w:hAnsi="Aptos Mono"/>
-          <w:sz w:val="17"/>
-        </w:rPr>
-        <w:t>uncertain</w:t>
-      </w:r>
-      <w:r>
-        <w:t xml:space="preserve"> -&gt; </w:t>
-      </w:r>
-      <w:r>
-        <w:rPr>
-          <w:rFonts w:ascii="Aptos Mono" w:hAnsi="Aptos Mono"/>
-          <w:sz w:val="17"/>
-        </w:rPr>
-        <w:t>frontier-user</w:t>
-      </w:r>
-      <w:r>
-        <w:t>,</w:t>
+        <w:spacing w:after="60"/>
+      </w:pPr>
+      <w:r>
+        <w:t>Damit wird der Zusatznutzen von Top-3 isoliert, ohne gleichzeitig Bank, Holdout-Regel oder Morphraum zu verändern.</w:t>
       </w:r>
     </w:p>
     <w:p>
       <w:pPr>
-        <w:pStyle w:val="ListBullet"/>
-      </w:pPr>
-      <w:r>
-        <w:rPr>
-          <w:rFonts w:ascii="Aptos Mono" w:hAnsi="Aptos Mono"/>
-          <w:sz w:val="17"/>
-        </w:rPr>
-        <w:t>rejected</w:t>
-      </w:r>
-      <w:r>
-        <w:t xml:space="preserve"> -&gt; </w:t>
-      </w:r>
-      <w:r>
-        <w:rPr>
-          <w:rFonts w:ascii="Aptos Mono" w:hAnsi="Aptos Mono"/>
-          <w:sz w:val="17"/>
-        </w:rPr>
-        <w:t>negative-user</w:t>
-      </w:r>
-      <w:r>
-        <w:t>.</w:t>
+        <w:spacing w:after="60"/>
+      </w:pPr>
+      <w:r>
+        <w:t>GO-Gate:</w:t>
       </w:r>
     </w:p>
     <w:p>
-      <w:pPr/>
-      <w:r>
-        <w:t>Anny selbst wird nicht trainiert.</w:t>
+      <w:pPr>
+        <w:pStyle w:val="ListBullet"/>
+        <w:spacing w:after="20"/>
+      </w:pPr>
+      <w:r>
+        <w:t>Retrieval-Median &lt; Neutral-Median,</w:t>
       </w:r>
     </w:p>
     <w:p>
       <w:pPr>
-        <w:pStyle w:val="Heading2"/>
-      </w:pPr>
-      <w:r>
-        <w:t>5.8 Deployment-/BANK-Regeln bleiben gültig</w:t>
+        <w:pStyle w:val="ListBullet"/>
+        <w:spacing w:after="20"/>
+      </w:pPr>
+      <w:r>
+        <w:t>Top-3-Median &lt;= Single-Seed-Median,</w:t>
       </w:r>
     </w:p>
     <w:p>
-      <w:pPr/>
+      <w:pPr>
+        <w:pStyle w:val="ListBullet"/>
+        <w:spacing w:after="20"/>
+      </w:pPr>
+      <w:r>
+        <w:t>Top-3-Median &lt;= Retrieval-Median.</w:t>
+      </w:r>
+    </w:p>
+    <w:p>
+      <w:pPr>
+        <w:spacing w:after="60"/>
+      </w:pPr>
+      <w:r>
+        <w:t>Zusätzlich werden Top-3-Zusatzgewinne pro Fall, Gewinner-Rang und alle drei lokalen Controller-Traces exportiert.</w:t>
+      </w:r>
+    </w:p>
+    <w:p>
+      <w:pPr>
+        <w:pStyle w:val="Heading2"/>
+      </w:pPr>
+      <w:r>
+        <w:t>5.9 Deployment-/BANK-Regeln bleiben gültig</w:t>
+      </w:r>
+    </w:p>
+    <w:p>
+      <w:pPr>
+        <w:spacing w:after="60"/>
+      </w:pPr>
       <w:r>
         <w:t xml:space="preserve">Splash, Hauptlabel, HTML-Titel, </w:t>
       </w:r>
       <w:r>
         <w:rPr>
-          <w:rFonts w:ascii="Aptos Mono" w:hAnsi="Aptos Mono"/>
-          <w:sz w:val="17"/>
+          <w:rFonts w:ascii="Consolas" w:hAnsi="Consolas"/>
+          <w:sz w:val="16"/>
         </w:rPr>
         <w:t>SAMMY_APP_VERSION</w:t>
       </w:r>
@@ -1248,7 +1462,9 @@
       </w:r>
     </w:p>
     <w:p>
-      <w:pPr/>
+      <w:pPr>
+        <w:spacing w:after="60"/>
+      </w:pPr>
       <w:r>
         <w:t>Der menu-safe Dual Viewport, unabhängige Kameras, Last-Interaction-Auswahl, optionales AutoFit pro Viewport, blinde Präsentation, 205-cm-Audit-Cap und das vertagte Kopf-/Head-Fat-Thema bleiben unverändert erhalten.</w:t>
       </w:r>
@@ -1262,7 +1478,9 @@
       </w:r>
     </w:p>
     <w:p>
-      <w:pPr/>
+      <w:pPr>
+        <w:spacing w:after="60"/>
+      </w:pPr>
       <w:r>
         <w:t xml:space="preserve">Die bisherige Arbeit wird </w:t>
       </w:r>
@@ -1277,7 +1495,9 @@
       </w:r>
     </w:p>
     <w:p>
-      <w:pPr/>
+      <w:pPr>
+        <w:spacing w:after="60"/>
+      </w:pPr>
       <w:r>
         <w:t>Weiterzuverwenden sind insbesondere:</w:t>
       </w:r>
@@ -1285,6 +1505,7 @@
     <w:p>
       <w:pPr>
         <w:pStyle w:val="ListBullet"/>
+        <w:spacing w:after="20"/>
       </w:pPr>
       <w:r>
         <w:t>Landmark- und Messdefinitionen,</w:t>
@@ -1293,6 +1514,7 @@
     <w:p>
       <w:pPr>
         <w:pStyle w:val="ListBullet"/>
+        <w:spacing w:after="20"/>
       </w:pPr>
       <w:r>
         <w:t>geometrische Messoperatoren und Region-Masks,</w:t>
@@ -1301,6 +1523,7 @@
     <w:p>
       <w:pPr>
         <w:pStyle w:val="ListBullet"/>
+        <w:spacing w:after="20"/>
       </w:pPr>
       <w:r>
         <w:t>Symmetrie-Regeln,</w:t>
@@ -1309,6 +1532,7 @@
     <w:p>
       <w:pPr>
         <w:pStyle w:val="ListBullet"/>
+        <w:spacing w:after="20"/>
       </w:pPr>
       <w:r>
         <w:t>Morph Influence Atlas,</w:t>
@@ -1317,6 +1541,7 @@
     <w:p>
       <w:pPr>
         <w:pStyle w:val="ListBullet"/>
+        <w:spacing w:after="20"/>
       </w:pPr>
       <w:r>
         <w:t>Morph Observatory / Skelettreaktionen,</w:t>
@@ -1325,6 +1550,7 @@
     <w:p>
       <w:pPr>
         <w:pStyle w:val="ListBullet"/>
+        <w:spacing w:after="20"/>
       </w:pPr>
       <w:r>
         <w:t>gekoppelte Morph-/Slidergruppen,</w:t>
@@ -1333,6 +1559,7 @@
     <w:p>
       <w:pPr>
         <w:pStyle w:val="ListBullet"/>
+        <w:spacing w:after="20"/>
       </w:pPr>
       <w:r>
         <w:t>Stabilitäts- und Regressions-Gates,</w:t>
@@ -1341,6 +1568,7 @@
     <w:p>
       <w:pPr>
         <w:pStyle w:val="ListBullet"/>
+        <w:spacing w:after="20"/>
       </w:pPr>
       <w:r>
         <w:t>ANSUR-/Studienwissen als Mess- und Plausibilitätsreferenz,</w:t>
@@ -1349,13 +1577,16 @@
     <w:p>
       <w:pPr>
         <w:pStyle w:val="ListBullet"/>
+        <w:spacing w:after="20"/>
       </w:pPr>
       <w:r>
         <w:t>Solver-Fehlschläge als Information über ungeeignete Freiheitsgrade und Cross-Region-Risiken.</w:t>
       </w:r>
     </w:p>
     <w:p>
-      <w:pPr/>
+      <w:pPr>
+        <w:spacing w:after="60"/>
+      </w:pPr>
       <w:r>
         <w:t>Diese Informationen sollen den Body-Bank-Generator, automatische Plausibilitätschecks und spätere lokale Fitter begrenzen, nicht erneut einen freien globalen Solver rechtfertigen.</w:t>
       </w:r>
@@ -1369,7 +1600,9 @@
       </w:r>
     </w:p>
     <w:p>
-      <w:pPr/>
+      <w:pPr>
+        <w:spacing w:after="60"/>
+      </w:pPr>
       <w:r>
         <w:t xml:space="preserve">ANSUR bleibt wertvoll für präzise Messdefinitionen, Landmark-Protokolle, Posen, Messfehler und historische Vergleichstests. Es ist </w:t>
       </w:r>
@@ -1384,7 +1617,9 @@
       </w:r>
     </w:p>
     <w:p>
-      <w:pPr/>
+      <w:pPr>
+        <w:spacing w:after="60"/>
+      </w:pPr>
       <w:r>
         <w:t>Externe Populationsdaten können später genutzt werden, um aus wenigen Nutzerdaten plausible fehlende Maße bzw. Lookup-Ziele zu schätzen. Die aktuelle Body-Bank-Phase soll jedoch nicht erneut durch einen Studienwechsel blockiert werden.</w:t>
       </w:r>
@@ -1408,6 +1643,7 @@
     <w:p>
       <w:pPr>
         <w:pStyle w:val="ListBullet"/>
+        <w:spacing w:after="20"/>
       </w:pPr>
       <w:r>
         <w:rPr>
@@ -1420,8 +1656,8 @@
       </w:r>
       <w:r>
         <w:rPr>
-          <w:rFonts w:ascii="Aptos Mono" w:hAnsi="Aptos Mono"/>
-          <w:sz w:val="17"/>
+          <w:rFonts w:ascii="Consolas" w:hAnsi="Consolas"/>
+          <w:sz w:val="16"/>
         </w:rPr>
         <w:t>trusted</w:t>
       </w:r>
@@ -1432,11 +1668,12 @@
     <w:p>
       <w:pPr>
         <w:pStyle w:val="ListBullet"/>
+        <w:spacing w:after="20"/>
       </w:pPr>
       <w:r>
         <w:rPr>
-          <w:rFonts w:ascii="Aptos Mono" w:hAnsi="Aptos Mono"/>
-          <w:sz w:val="17"/>
+          <w:rFonts w:ascii="Consolas" w:hAnsi="Consolas"/>
+          <w:sz w:val="16"/>
         </w:rPr>
         <w:t>BANK -&gt; ACTIVE</w:t>
       </w:r>
@@ -1447,6 +1684,7 @@
     <w:p>
       <w:pPr>
         <w:pStyle w:val="ListBullet"/>
+        <w:spacing w:after="20"/>
       </w:pPr>
       <w:r>
         <w:t>Body Fit v1.2 aus v0.8.27.2 bleibt unverändert als Vergleich/Fallback-Prototyp verfügbar, ist aber nicht mehr der bevorzugte Körperaufbaupfad.</w:t>
@@ -1455,6 +1693,7 @@
     <w:p>
       <w:pPr>
         <w:pStyle w:val="ListBullet"/>
+        <w:spacing w:after="20"/>
       </w:pPr>
       <w:r>
         <w:t>Der menu-safe Dual Viewport und die bisherigen Phase-2-Auditdaten bleiben erhalten.</w:t>
@@ -1469,7 +1708,9 @@
       </w:r>
     </w:p>
     <w:p>
-      <w:pPr/>
+      <w:pPr>
+        <w:spacing w:after="60"/>
+      </w:pPr>
       <w:r>
         <w:t>Weiter verfügbar, aber nicht automatisch Produktionsarchitektur:</w:t>
       </w:r>
@@ -1477,6 +1718,7 @@
     <w:p>
       <w:pPr>
         <w:pStyle w:val="ListBullet"/>
+        <w:spacing w:after="20"/>
       </w:pPr>
       <w:r>
         <w:t>Solver24,</w:t>
@@ -1485,6 +1727,7 @@
     <w:p>
       <w:pPr>
         <w:pStyle w:val="ListBullet"/>
+        <w:spacing w:after="20"/>
       </w:pPr>
       <w:r>
         <w:t>Solver V2 Proof,</w:t>
@@ -1493,6 +1736,7 @@
     <w:p>
       <w:pPr>
         <w:pStyle w:val="ListBullet"/>
+        <w:spacing w:after="20"/>
       </w:pPr>
       <w:r>
         <w:t>Real-ANSUR-Stress,</w:t>
@@ -1501,6 +1745,7 @@
     <w:p>
       <w:pPr>
         <w:pStyle w:val="ListBullet"/>
+        <w:spacing w:after="20"/>
       </w:pPr>
       <w:r>
         <w:t>Pragmatic Repair / Residual Convergence,</w:t>
@@ -1509,6 +1754,7 @@
     <w:p>
       <w:pPr>
         <w:pStyle w:val="ListBullet"/>
+        <w:spacing w:after="20"/>
       </w:pPr>
       <w:r>
         <w:t>Morph &lt;-&gt; Messebene Alignment,</w:t>
@@ -1517,6 +1763,7 @@
     <w:p>
       <w:pPr>
         <w:pStyle w:val="ListBullet"/>
+        <w:spacing w:after="20"/>
       </w:pPr>
       <w:r>
         <w:t>Solver Shape Layer,</w:t>
@@ -1525,14 +1772,15 @@
     <w:p>
       <w:pPr>
         <w:pStyle w:val="ListBullet"/>
+        <w:spacing w:after="20"/>
       </w:pPr>
       <w:r>
         <w:t>Legacy Blind Audit (</w:t>
       </w:r>
       <w:r>
         <w:rPr>
-          <w:rFonts w:ascii="Aptos Mono" w:hAnsi="Aptos Mono"/>
-          <w:sz w:val="17"/>
+          <w:rFonts w:ascii="Consolas" w:hAnsi="Consolas"/>
+          <w:sz w:val="16"/>
         </w:rPr>
         <w:t>AUDT</w:t>
       </w:r>
@@ -1541,7 +1789,9 @@
       </w:r>
     </w:p>
     <w:p>
-      <w:pPr/>
+      <w:pPr>
+        <w:spacing w:after="60"/>
+      </w:pPr>
       <w:r>
         <w:t>Diese Pfade dürfen als Diagnose, Vergleich oder Datenquelle genutzt werden. Ein fehlgeschlagener Body-Bank-Test ist kein automatischer Auftrag, zu einem alten globalen Solver zurückzukehren.</w:t>
       </w:r>
@@ -1557,6 +1807,7 @@
     <w:p>
       <w:pPr>
         <w:pStyle w:val="ListBullet"/>
+        <w:spacing w:after="20"/>
       </w:pPr>
       <w:r>
         <w:t>Anatomische Regionen bleiben strikt getrennt; Torsomaße dürfen keine Arme fangen.</w:t>
@@ -1565,6 +1816,7 @@
     <w:p>
       <w:pPr>
         <w:pStyle w:val="ListBullet"/>
+        <w:spacing w:after="20"/>
       </w:pPr>
       <w:r>
         <w:t>Symmetrische Parameter müssen bilateral konsistent wirken, sofern kein expliziter asymmetrischer Modus vorliegt.</w:t>
@@ -1573,6 +1825,7 @@
     <w:p>
       <w:pPr>
         <w:pStyle w:val="ListBullet"/>
+        <w:spacing w:after="20"/>
       </w:pPr>
       <w:r>
         <w:t>Morphs dürfen nur für fachlich passende Körperregionen geroutet werden.</w:t>
@@ -1581,6 +1834,7 @@
     <w:p>
       <w:pPr>
         <w:pStyle w:val="ListBullet"/>
+        <w:spacing w:after="20"/>
       </w:pPr>
       <w:r>
         <w:t>Gekoppelte Formänderungen (z. B. Width + Depth für einen Umfang) dürfen als semantischer Controller behandelt werden, wenn dies geometrisch sinnvoll ist.</w:t>
@@ -1589,6 +1843,7 @@
     <w:p>
       <w:pPr>
         <w:pStyle w:val="ListBullet"/>
+        <w:spacing w:after="20"/>
       </w:pPr>
       <w:r>
         <w:t>Messfehler, Mesh-Limit, Lookup-Abdeckung und Fitterfehler müssen separat diagnostizierbar bleiben.</w:t>
@@ -1597,6 +1852,7 @@
     <w:p>
       <w:pPr>
         <w:pStyle w:val="ListBullet"/>
+        <w:spacing w:after="20"/>
       </w:pPr>
       <w:r>
         <w:t>iPhone/Safari-Tauglichkeit und Resume/Persistenz sind Pflicht.</w:t>
@@ -1607,11 +1863,13 @@
         <w:pStyle w:val="Heading1"/>
       </w:pPr>
       <w:r>
-        <w:t>10. Nächster Gate nach v0.8.29.3</w:t>
+        <w:t>10. Nächster Gate nach v0.8.29.4</w:t>
       </w:r>
     </w:p>
     <w:p>
-      <w:pPr/>
+      <w:pPr>
+        <w:spacing w:after="60"/>
+      </w:pPr>
       <w:r>
         <w:t xml:space="preserve">Der nächste Entscheidungs-Gate ist der </w:t>
       </w:r>
@@ -1619,7 +1877,7 @@
         <w:rPr>
           <w:b/>
         </w:rPr>
-        <w:t>16er Family-Holdout-Proof v1.2</w:t>
+        <w:t>24er Top-3 Family-Holdout Proof v1.3</w:t>
       </w:r>
       <w:r>
         <w:t>.</w:t>
@@ -1630,163 +1888,270 @@
         <w:pStyle w:val="Heading2"/>
       </w:pPr>
       <w:r>
-        <w:t>Gate A · 16er Family-Holdout</w:t>
+        <w:t>Gate A · Architektur unter Top-3</w:t>
       </w:r>
     </w:p>
     <w:p>
-      <w:pPr/>
-      <w:r>
-        <w:t>Der Proof muss mindestens zeigen:</w:t>
+      <w:pPr>
+        <w:spacing w:after="60"/>
+      </w:pPr>
+      <w:r>
+        <w:t>Der Proof muss zeigen:</w:t>
       </w:r>
     </w:p>
     <w:p>
       <w:pPr>
+        <w:spacing w:after="20"/>
         <w:ind w:left="198" w:hanging="198"/>
       </w:pPr>
       <w:r>
-        <w:t>1. Retrieval-Median &lt; kanonisch höhenangepasster Neutralstart-Median.</w:t>
+        <w:t xml:space="preserve">1. </w:t>
+      </w:r>
+      <w:r>
+        <w:t>Family-/Near-Neighbor-bereinigtes Retrieval schlägt den kanonisch höhenangepassten Neutralstart im Median.</w:t>
       </w:r>
     </w:p>
     <w:p>
       <w:pPr>
+        <w:spacing w:after="20"/>
         <w:ind w:left="198" w:hanging="198"/>
       </w:pPr>
       <w:r>
-        <w:t>2. Local-Fit-Median &lt;= Retrieval-Median.</w:t>
+        <w:t xml:space="preserve">2. </w:t>
+      </w:r>
+      <w:r>
+        <w:t>Top-3 Local Fit ist im Median nicht schlechter als der Single-Seed-Fit von Retrieval-Rang #1.</w:t>
       </w:r>
     </w:p>
     <w:p>
       <w:pPr>
+        <w:spacing w:after="20"/>
         <w:ind w:left="198" w:hanging="198"/>
       </w:pPr>
       <w:r>
-        <w:t>3. Zielkörper, komplette Familie und Near-Neighbors wurden tatsächlich aus dem Retrieval-Pool ausgeschlossen.</w:t>
+        <w:t xml:space="preserve">3. </w:t>
+      </w:r>
+      <w:r>
+        <w:t>Top-3 ist nicht schlechter als das unveränderte Retrieval.</w:t>
       </w:r>
     </w:p>
     <w:p>
       <w:pPr>
+        <w:spacing w:after="20"/>
         <w:ind w:left="198" w:hanging="198"/>
       </w:pPr>
       <w:r>
-        <w:t>4. Kein Cross-Region-Controller und keine freie globale Weight/Muscle-Suche wurde benötigt.</w:t>
+        <w:t xml:space="preserve">4. </w:t>
+      </w:r>
+      <w:r>
+        <w:t>Die Gewinner entstehen ausschließlich aus den erlaubten anatomischen Controllern und unveränderten kleinen Local-Bounds.</w:t>
       </w:r>
     </w:p>
     <w:p>
       <w:pPr>
+        <w:spacing w:after="20"/>
         <w:ind w:left="198" w:hanging="198"/>
       </w:pPr>
       <w:r>
-        <w:t>5. Die Ergebnisse bleiben technisch gültig und im 140–205-cm-Produktbereich.</w:t>
+        <w:t xml:space="preserve">5. </w:t>
+      </w:r>
+      <w:r>
+        <w:t xml:space="preserve">Technisch kaputte Messungen werden als </w:t>
+      </w:r>
+      <w:r>
+        <w:rPr>
+          <w:rFonts w:ascii="Consolas" w:hAnsi="Consolas"/>
+          <w:sz w:val="16"/>
+        </w:rPr>
+        <w:t>solver-ineligible</w:t>
+      </w:r>
+      <w:r>
+        <w:t xml:space="preserve"> verworfen, ohne Human-Auditwissen zu löschen.</w:t>
       </w:r>
     </w:p>
     <w:p>
-      <w:pPr/>
-      <w:r>
-        <w:t>Ein GO bestätigt die Architektur deutlich stärker als der bisherige Exact-Body-Holdout. Ein HOLD führt zuerst zur Analyse von Bankabdeckung, Messqualität oder lokalen DOFs; nicht automatisch zu einem komplexeren Solver.</w:t>
+      <w:pPr>
+        <w:spacing w:after="20"/>
+        <w:ind w:left="198" w:hanging="198"/>
+      </w:pPr>
+      <w:r>
+        <w:t xml:space="preserve">6. </w:t>
+      </w:r>
+      <w:r>
+        <w:t>Controller-Richtung wird aus bidirektional gemessener lokaler Wirkung bestimmt, nicht aus dem Morphnamen.</w:t>
       </w:r>
     </w:p>
     <w:p>
       <w:pPr>
-        <w:pStyle w:val="Heading2"/>
-      </w:pPr>
-      <w:r>
-        <w:t>Gate B · ACTIVE Audit der neuen Solverzustände</w:t>
+        <w:spacing w:after="60"/>
+      </w:pPr>
+      <w:r>
+        <w:t xml:space="preserve">Ein GO bedeutet: Die Kernarchitektur </w:t>
+      </w:r>
+      <w:r>
+        <w:rPr>
+          <w:rFonts w:ascii="Consolas" w:hAnsi="Consolas"/>
+          <w:sz w:val="16"/>
+        </w:rPr>
+        <w:t>Trusted Retrieval -&gt; Top-3 Local Fit -&gt; Active Audit</w:t>
+      </w:r>
+      <w:r>
+        <w:t xml:space="preserve"> ist für den nächsten Ausbau stabil genug. Danach soll </w:t>
+      </w:r>
+      <w:r>
+        <w:rPr>
+          <w:b/>
+        </w:rPr>
+        <w:t>kein weiterer nahezu identischer Architekturproof</w:t>
+      </w:r>
+      <w:r>
+        <w:t xml:space="preserve"> gebaut werden.</w:t>
       </w:r>
     </w:p>
     <w:p>
-      <w:pPr/>
-      <w:r>
-        <w:t xml:space="preserve">Nach dem Family-Proof werden nur tatsächlich neue Solver-/Grenzkandidaten in </w:t>
+      <w:pPr>
+        <w:pStyle w:val="Heading2"/>
+      </w:pPr>
+      <w:r>
+        <w:t>Gate B · ACTIVE Audit der neuen Gewinner</w:t>
+      </w:r>
+    </w:p>
+    <w:p>
+      <w:pPr>
+        <w:spacing w:after="60"/>
+      </w:pPr>
+      <w:r>
+        <w:t xml:space="preserve">Nur tatsächlich veränderte Top-3-Gewinner werden als </w:t>
       </w:r>
       <w:r>
         <w:rPr>
-          <w:rFonts w:ascii="Aptos Mono" w:hAnsi="Aptos Mono"/>
-          <w:sz w:val="17"/>
+          <w:rFonts w:ascii="Consolas" w:hAnsi="Consolas"/>
+          <w:sz w:val="16"/>
+        </w:rPr>
+        <w:t>local-unaudited</w:t>
+      </w:r>
+      <w:r>
+        <w:t xml:space="preserve"> in </w:t>
+      </w:r>
+      <w:r>
+        <w:rPr>
+          <w:rFonts w:ascii="Consolas" w:hAnsi="Consolas"/>
+          <w:sz w:val="16"/>
         </w:rPr>
         <w:t>BANK -&gt; ACTIVE</w:t>
       </w:r>
       <w:r>
-        <w:t xml:space="preserve"> bewertet. Der bereits erhaltene Kandidat </w:t>
-      </w:r>
-      <w:r>
-        <w:rPr>
-          <w:rFonts w:ascii="Aptos Mono" w:hAnsi="Aptos Mono"/>
-          <w:sz w:val="17"/>
-        </w:rPr>
-        <w:t>AA-S-2f9708e4</w:t>
-      </w:r>
-      <w:r>
-        <w:t xml:space="preserve"> gehört ausdrücklich dazu.</w:t>
+        <w:t xml:space="preserve"> gestellt. Zu prüfen ist:</w:t>
       </w:r>
     </w:p>
     <w:p>
-      <w:pPr/>
-      <w:r>
-        <w:t>Zu prüfen ist insbesondere:</w:t>
+      <w:pPr>
+        <w:pStyle w:val="ListBullet"/>
+        <w:spacing w:after="20"/>
+      </w:pPr>
+      <w:r>
+        <w:t>Akzeptanzrate der neuen Solverzustände,</w:t>
       </w:r>
     </w:p>
     <w:p>
       <w:pPr>
         <w:pStyle w:val="ListBullet"/>
-      </w:pPr>
-      <w:r>
-        <w:t>ob Local-Fit-Ergebnisse überwiegend akzeptiert werden,</w:t>
+        <w:spacing w:after="20"/>
+      </w:pPr>
+      <w:r>
+        <w:t>wiederkehrende Frontier-/Negativkorridore,</w:t>
       </w:r>
     </w:p>
     <w:p>
       <w:pPr>
         <w:pStyle w:val="ListBullet"/>
-      </w:pPr>
-      <w:r>
-        <w:t>ob Rejections lokal bleiben,</w:t>
+        <w:spacing w:after="20"/>
+      </w:pPr>
+      <w:r>
+        <w:t>ob einzelne Retrieval-Ränge überproportional unplausible lokale Gewinner erzeugen,</w:t>
       </w:r>
     </w:p>
     <w:p>
       <w:pPr>
         <w:pStyle w:val="ListBullet"/>
-      </w:pPr>
-      <w:r>
-        <w:t>ob neue Accepted-Körper die Retrieval-Abdeckung sinnvoll erweitern,</w:t>
+        <w:spacing w:after="20"/>
+      </w:pPr>
+      <w:r>
+        <w:t>ob neue Accepted-Körper die Bankabdeckung sinnvoll erweitern.</w:t>
       </w:r>
     </w:p>
     <w:p>
       <w:pPr>
-        <w:pStyle w:val="ListBullet"/>
-      </w:pPr>
-      <w:r>
-        <w:t>ob der Solver wiederholt dieselben unsicheren Korridore anfordert.</w:t>
+        <w:pStyle w:val="Heading2"/>
+      </w:pPr>
+      <w:r>
+        <w:t>Gate C · danach Maßabdeckung / reale Validierung</w:t>
       </w:r>
     </w:p>
     <w:p>
       <w:pPr>
-        <w:pStyle w:val="Heading2"/>
-      </w:pPr>
-      <w:r>
-        <w:t>Gate C · danach erst Solver-Ausbau</w:t>
+        <w:spacing w:after="60"/>
+      </w:pPr>
+      <w:r>
+        <w:t>Nach erfolgreichem Gate A/B beginnt der nächste echte Ausbau:</w:t>
       </w:r>
     </w:p>
     <w:p>
-      <w:pPr/>
-      <w:r>
-        <w:t>Erst nach A/B werden zusätzliche Freiheitsgrade oder weitere Nutzereingaben ergänzt. Bevorzugt werden nur Maße, die geometrisch stabil messbar sind und passende lokale DOFs besitzen.</w:t>
+      <w:pPr>
+        <w:pStyle w:val="ListBullet"/>
+        <w:spacing w:after="20"/>
+      </w:pPr>
+      <w:r>
+        <w:t>Body-Bank-Abdeckung gezielt verbreitern,</w:t>
       </w:r>
     </w:p>
     <w:p>
-      <w:pPr/>
-      <w:r>
-        <w:t>Das vertagte Kopfgrößen-/Head-Fat-Thema bleibt außerhalb dieses Gates und wird später mit absolutem Größenbezug separat geprüft.</w:t>
+      <w:pPr>
+        <w:pStyle w:val="ListBullet"/>
+        <w:spacing w:after="20"/>
+      </w:pPr>
+      <w:r>
+        <w:t>nur geometrisch stabile und lokal kontrollierbare weitere Maße ergänzen,</w:t>
       </w:r>
     </w:p>
     <w:p>
       <w:pPr>
-        <w:pStyle w:val="Heading1"/>
-      </w:pPr>
-      <w:r>
-        <w:t>11. Abbruch-/Entscheidungsregel</w:t>
+        <w:pStyle w:val="ListBullet"/>
+        <w:spacing w:after="20"/>
+      </w:pPr>
+      <w:r>
+        <w:t>externe/realistische Daten für Missing-Measure-Priors und Validierung nutzen,</w:t>
       </w:r>
     </w:p>
     <w:p>
-      <w:pPr/>
+      <w:pPr>
+        <w:pStyle w:val="ListBullet"/>
+        <w:spacing w:after="20"/>
+      </w:pPr>
+      <w:r>
+        <w:t>Solver-Erfolg außerhalb des rein eigenen Anny-Holdout-Raums prüfen.</w:t>
+      </w:r>
+    </w:p>
+    <w:p>
+      <w:pPr>
+        <w:spacing w:after="60"/>
+      </w:pPr>
+      <w:r>
+        <w:t>Das vertagte Kopfgrößen-/Head-Fat-Thema bleibt außerhalb dieses Gates und wird später mit absolutem Größenbezug separat untersucht.</w:t>
+      </w:r>
+    </w:p>
+    <w:p>
+      <w:pPr>
+        <w:pStyle w:val="Heading1"/>
+      </w:pPr>
+      <w:r>
+        <w:t>11. Abbruch-/Entscheidungsregel</w:t>
+      </w:r>
+    </w:p>
+    <w:p>
+      <w:pPr>
+        <w:spacing w:after="60"/>
+      </w:pPr>
       <w:r>
         <w:t>Wenn bereits der konservative Anny-Core-Raum überwiegend unplausibel ist oder sich keine ausreichend zusammenhängende akzeptierte Körperbank aufbauen lässt, wird nicht automatisch ein noch komplexerer Solver gebaut. Dann muss die Eignung von Anny als Basismodell selbst neu bewertet werden.</w:t>
       </w:r>
@@ -1807,30 +2172,32 @@
         <w:tblLook w:firstColumn="1" w:firstRow="1" w:lastColumn="0" w:lastRow="0" w:noHBand="0" w:noVBand="1" w:val="04A0"/>
       </w:tblPr>
       <w:tblGrid>
-        <w:gridCol w:w="3437"/>
-        <w:gridCol w:w="3437"/>
-        <w:gridCol w:w="3437"/>
+        <w:gridCol w:w="3494"/>
+        <w:gridCol w:w="3494"/>
+        <w:gridCol w:w="3494"/>
       </w:tblGrid>
       <w:tr>
         <w:trPr>
-          <w:cantSplit/>
+          <w:tblHeader w:val="true"/>
         </w:trPr>
         <w:tc>
           <w:tcPr>
-            <w:tcW w:type="dxa" w:w="3437"/>
+            <w:tcW w:type="dxa" w:w="3494"/>
             <w:vAlign w:val="top"/>
           </w:tcPr>
           <w:p>
             <w:r>
               <w:rPr>
+                <w:rFonts w:ascii="Arial" w:hAnsi="Arial"/>
                 <w:b/>
-                <w:sz w:val="16"/>
+                <w:sz w:val="15"/>
               </w:rPr>
             </w:r>
             <w:r>
               <w:rPr>
+                <w:rFonts w:ascii="Arial" w:hAnsi="Arial"/>
                 <w:b/>
-                <w:sz w:val="16"/>
+                <w:sz w:val="15"/>
               </w:rPr>
               <w:t>Version</w:t>
             </w:r>
@@ -1838,20 +2205,22 @@
         </w:tc>
         <w:tc>
           <w:tcPr>
-            <w:tcW w:type="dxa" w:w="3437"/>
+            <w:tcW w:type="dxa" w:w="3494"/>
             <w:vAlign w:val="top"/>
           </w:tcPr>
           <w:p>
             <w:r>
               <w:rPr>
+                <w:rFonts w:ascii="Arial" w:hAnsi="Arial"/>
                 <w:b/>
-                <w:sz w:val="16"/>
+                <w:sz w:val="15"/>
               </w:rPr>
             </w:r>
             <w:r>
               <w:rPr>
+                <w:rFonts w:ascii="Arial" w:hAnsi="Arial"/>
                 <w:b/>
-                <w:sz w:val="16"/>
+                <w:sz w:val="15"/>
               </w:rPr>
               <w:t>Datum</w:t>
             </w:r>
@@ -1859,20 +2228,22 @@
         </w:tc>
         <w:tc>
           <w:tcPr>
-            <w:tcW w:type="dxa" w:w="3437"/>
+            <w:tcW w:type="dxa" w:w="3494"/>
             <w:vAlign w:val="top"/>
           </w:tcPr>
           <w:p>
             <w:r>
               <w:rPr>
+                <w:rFonts w:ascii="Arial" w:hAnsi="Arial"/>
                 <w:b/>
-                <w:sz w:val="16"/>
+                <w:sz w:val="15"/>
               </w:rPr>
             </w:r>
             <w:r>
               <w:rPr>
+                <w:rFonts w:ascii="Arial" w:hAnsi="Arial"/>
                 <w:b/>
-                <w:sz w:val="16"/>
+                <w:sz w:val="15"/>
               </w:rPr>
               <w:t>Änderung</w:t>
             </w:r>
@@ -1880,23 +2251,22 @@
         </w:tc>
       </w:tr>
       <w:tr>
-        <w:trPr>
-          <w:cantSplit/>
-        </w:trPr>
         <w:tc>
           <w:tcPr>
-            <w:tcW w:type="dxa" w:w="3437"/>
+            <w:tcW w:type="dxa" w:w="3494"/>
             <w:vAlign w:val="top"/>
           </w:tcPr>
           <w:p>
             <w:r>
               <w:rPr>
+                <w:rFonts w:ascii="Arial" w:hAnsi="Arial"/>
                 <w:b w:val="0"/>
                 <w:sz w:val="15"/>
               </w:rPr>
             </w:r>
             <w:r>
               <w:rPr>
+                <w:rFonts w:ascii="Arial" w:hAnsi="Arial"/>
                 <w:b w:val="0"/>
                 <w:sz w:val="15"/>
               </w:rPr>
@@ -1906,18 +2276,20 @@
         </w:tc>
         <w:tc>
           <w:tcPr>
-            <w:tcW w:type="dxa" w:w="3437"/>
+            <w:tcW w:type="dxa" w:w="3494"/>
             <w:vAlign w:val="top"/>
           </w:tcPr>
           <w:p>
             <w:r>
               <w:rPr>
+                <w:rFonts w:ascii="Arial" w:hAnsi="Arial"/>
                 <w:b w:val="0"/>
                 <w:sz w:val="15"/>
               </w:rPr>
             </w:r>
             <w:r>
               <w:rPr>
+                <w:rFonts w:ascii="Arial" w:hAnsi="Arial"/>
                 <w:b w:val="0"/>
                 <w:sz w:val="15"/>
               </w:rPr>
@@ -1927,18 +2299,20 @@
         </w:tc>
         <w:tc>
           <w:tcPr>
-            <w:tcW w:type="dxa" w:w="3437"/>
+            <w:tcW w:type="dxa" w:w="3494"/>
             <w:vAlign w:val="top"/>
           </w:tcPr>
           <w:p>
             <w:r>
               <w:rPr>
+                <w:rFonts w:ascii="Arial" w:hAnsi="Arial"/>
                 <w:b w:val="0"/>
                 <w:sz w:val="15"/>
               </w:rPr>
             </w:r>
             <w:r>
               <w:rPr>
+                <w:rFonts w:ascii="Arial" w:hAnsi="Arial"/>
                 <w:b w:val="0"/>
                 <w:sz w:val="15"/>
               </w:rPr>
@@ -1948,23 +2322,22 @@
         </w:tc>
       </w:tr>
       <w:tr>
-        <w:trPr>
-          <w:cantSplit/>
-        </w:trPr>
         <w:tc>
           <w:tcPr>
-            <w:tcW w:type="dxa" w:w="3437"/>
+            <w:tcW w:type="dxa" w:w="3494"/>
             <w:vAlign w:val="top"/>
           </w:tcPr>
           <w:p>
             <w:r>
               <w:rPr>
+                <w:rFonts w:ascii="Arial" w:hAnsi="Arial"/>
                 <w:b w:val="0"/>
                 <w:sz w:val="15"/>
               </w:rPr>
             </w:r>
             <w:r>
               <w:rPr>
+                <w:rFonts w:ascii="Arial" w:hAnsi="Arial"/>
                 <w:b w:val="0"/>
                 <w:sz w:val="15"/>
               </w:rPr>
@@ -1974,18 +2347,20 @@
         </w:tc>
         <w:tc>
           <w:tcPr>
-            <w:tcW w:type="dxa" w:w="3437"/>
+            <w:tcW w:type="dxa" w:w="3494"/>
             <w:vAlign w:val="top"/>
           </w:tcPr>
           <w:p>
             <w:r>
               <w:rPr>
+                <w:rFonts w:ascii="Arial" w:hAnsi="Arial"/>
                 <w:b w:val="0"/>
                 <w:sz w:val="15"/>
               </w:rPr>
             </w:r>
             <w:r>
               <w:rPr>
+                <w:rFonts w:ascii="Arial" w:hAnsi="Arial"/>
                 <w:b w:val="0"/>
                 <w:sz w:val="15"/>
               </w:rPr>
@@ -1995,18 +2370,20 @@
         </w:tc>
         <w:tc>
           <w:tcPr>
-            <w:tcW w:type="dxa" w:w="3437"/>
+            <w:tcW w:type="dxa" w:w="3494"/>
             <w:vAlign w:val="top"/>
           </w:tcPr>
           <w:p>
             <w:r>
               <w:rPr>
+                <w:rFonts w:ascii="Arial" w:hAnsi="Arial"/>
                 <w:b w:val="0"/>
                 <w:sz w:val="15"/>
               </w:rPr>
             </w:r>
             <w:r>
               <w:rPr>
+                <w:rFonts w:ascii="Arial" w:hAnsi="Arial"/>
                 <w:b w:val="0"/>
                 <w:sz w:val="15"/>
               </w:rPr>
@@ -2016,23 +2393,22 @@
         </w:tc>
       </w:tr>
       <w:tr>
-        <w:trPr>
-          <w:cantSplit/>
-        </w:trPr>
         <w:tc>
           <w:tcPr>
-            <w:tcW w:type="dxa" w:w="3437"/>
+            <w:tcW w:type="dxa" w:w="3494"/>
             <w:vAlign w:val="top"/>
           </w:tcPr>
           <w:p>
             <w:r>
               <w:rPr>
+                <w:rFonts w:ascii="Arial" w:hAnsi="Arial"/>
                 <w:b w:val="0"/>
                 <w:sz w:val="15"/>
               </w:rPr>
             </w:r>
             <w:r>
               <w:rPr>
+                <w:rFonts w:ascii="Arial" w:hAnsi="Arial"/>
                 <w:b w:val="0"/>
                 <w:sz w:val="15"/>
               </w:rPr>
@@ -2042,18 +2418,20 @@
         </w:tc>
         <w:tc>
           <w:tcPr>
-            <w:tcW w:type="dxa" w:w="3437"/>
+            <w:tcW w:type="dxa" w:w="3494"/>
             <w:vAlign w:val="top"/>
           </w:tcPr>
           <w:p>
             <w:r>
               <w:rPr>
+                <w:rFonts w:ascii="Arial" w:hAnsi="Arial"/>
                 <w:b w:val="0"/>
                 <w:sz w:val="15"/>
               </w:rPr>
             </w:r>
             <w:r>
               <w:rPr>
+                <w:rFonts w:ascii="Arial" w:hAnsi="Arial"/>
                 <w:b w:val="0"/>
                 <w:sz w:val="15"/>
               </w:rPr>
@@ -2063,18 +2441,20 @@
         </w:tc>
         <w:tc>
           <w:tcPr>
-            <w:tcW w:type="dxa" w:w="3437"/>
+            <w:tcW w:type="dxa" w:w="3494"/>
             <w:vAlign w:val="top"/>
           </w:tcPr>
           <w:p>
             <w:r>
               <w:rPr>
+                <w:rFonts w:ascii="Arial" w:hAnsi="Arial"/>
                 <w:b w:val="0"/>
                 <w:sz w:val="15"/>
               </w:rPr>
             </w:r>
             <w:r>
               <w:rPr>
+                <w:rFonts w:ascii="Arial" w:hAnsi="Arial"/>
                 <w:b w:val="0"/>
                 <w:sz w:val="15"/>
               </w:rPr>
@@ -2082,7 +2462,7 @@
             </w:r>
             <w:r>
               <w:rPr>
-                <w:rFonts w:ascii="Aptos Mono" w:hAnsi="Aptos Mono"/>
+                <w:rFonts w:ascii="Arial" w:hAnsi="Arial"/>
                 <w:b w:val="0"/>
                 <w:sz w:val="15"/>
               </w:rPr>
@@ -2090,6 +2470,7 @@
             </w:r>
             <w:r>
               <w:rPr>
+                <w:rFonts w:ascii="Arial" w:hAnsi="Arial"/>
                 <w:b w:val="0"/>
                 <w:sz w:val="15"/>
               </w:rPr>
@@ -2099,23 +2480,22 @@
         </w:tc>
       </w:tr>
       <w:tr>
-        <w:trPr>
-          <w:cantSplit/>
-        </w:trPr>
         <w:tc>
           <w:tcPr>
-            <w:tcW w:type="dxa" w:w="3437"/>
+            <w:tcW w:type="dxa" w:w="3494"/>
             <w:vAlign w:val="top"/>
           </w:tcPr>
           <w:p>
             <w:r>
               <w:rPr>
+                <w:rFonts w:ascii="Arial" w:hAnsi="Arial"/>
                 <w:b w:val="0"/>
                 <w:sz w:val="15"/>
               </w:rPr>
             </w:r>
             <w:r>
               <w:rPr>
+                <w:rFonts w:ascii="Arial" w:hAnsi="Arial"/>
                 <w:b w:val="0"/>
                 <w:sz w:val="15"/>
               </w:rPr>
@@ -2125,18 +2505,20 @@
         </w:tc>
         <w:tc>
           <w:tcPr>
-            <w:tcW w:type="dxa" w:w="3437"/>
+            <w:tcW w:type="dxa" w:w="3494"/>
             <w:vAlign w:val="top"/>
           </w:tcPr>
           <w:p>
             <w:r>
               <w:rPr>
+                <w:rFonts w:ascii="Arial" w:hAnsi="Arial"/>
                 <w:b w:val="0"/>
                 <w:sz w:val="15"/>
               </w:rPr>
             </w:r>
             <w:r>
               <w:rPr>
+                <w:rFonts w:ascii="Arial" w:hAnsi="Arial"/>
                 <w:b w:val="0"/>
                 <w:sz w:val="15"/>
               </w:rPr>
@@ -2146,18 +2528,20 @@
         </w:tc>
         <w:tc>
           <w:tcPr>
-            <w:tcW w:type="dxa" w:w="3437"/>
+            <w:tcW w:type="dxa" w:w="3494"/>
             <w:vAlign w:val="top"/>
           </w:tcPr>
           <w:p>
             <w:r>
               <w:rPr>
+                <w:rFonts w:ascii="Arial" w:hAnsi="Arial"/>
                 <w:b w:val="0"/>
                 <w:sz w:val="15"/>
               </w:rPr>
             </w:r>
             <w:r>
               <w:rPr>
+                <w:rFonts w:ascii="Arial" w:hAnsi="Arial"/>
                 <w:b w:val="0"/>
                 <w:sz w:val="15"/>
               </w:rPr>
@@ -2167,23 +2551,22 @@
         </w:tc>
       </w:tr>
       <w:tr>
-        <w:trPr>
-          <w:cantSplit/>
-        </w:trPr>
         <w:tc>
           <w:tcPr>
-            <w:tcW w:type="dxa" w:w="3437"/>
+            <w:tcW w:type="dxa" w:w="3494"/>
             <w:vAlign w:val="top"/>
           </w:tcPr>
           <w:p>
             <w:r>
               <w:rPr>
+                <w:rFonts w:ascii="Arial" w:hAnsi="Arial"/>
                 <w:b w:val="0"/>
                 <w:sz w:val="15"/>
               </w:rPr>
             </w:r>
             <w:r>
               <w:rPr>
+                <w:rFonts w:ascii="Arial" w:hAnsi="Arial"/>
                 <w:b w:val="0"/>
                 <w:sz w:val="15"/>
               </w:rPr>
@@ -2193,18 +2576,20 @@
         </w:tc>
         <w:tc>
           <w:tcPr>
-            <w:tcW w:type="dxa" w:w="3437"/>
+            <w:tcW w:type="dxa" w:w="3494"/>
             <w:vAlign w:val="top"/>
           </w:tcPr>
           <w:p>
             <w:r>
               <w:rPr>
+                <w:rFonts w:ascii="Arial" w:hAnsi="Arial"/>
                 <w:b w:val="0"/>
                 <w:sz w:val="15"/>
               </w:rPr>
             </w:r>
             <w:r>
               <w:rPr>
+                <w:rFonts w:ascii="Arial" w:hAnsi="Arial"/>
                 <w:b w:val="0"/>
                 <w:sz w:val="15"/>
               </w:rPr>
@@ -2214,18 +2599,20 @@
         </w:tc>
         <w:tc>
           <w:tcPr>
-            <w:tcW w:type="dxa" w:w="3437"/>
+            <w:tcW w:type="dxa" w:w="3494"/>
             <w:vAlign w:val="top"/>
           </w:tcPr>
           <w:p>
             <w:r>
               <w:rPr>
+                <w:rFonts w:ascii="Arial" w:hAnsi="Arial"/>
                 <w:b w:val="0"/>
                 <w:sz w:val="15"/>
               </w:rPr>
             </w:r>
             <w:r>
               <w:rPr>
+                <w:rFonts w:ascii="Arial" w:hAnsi="Arial"/>
                 <w:b w:val="0"/>
                 <w:sz w:val="15"/>
               </w:rPr>
@@ -2233,7 +2620,7 @@
             </w:r>
             <w:r>
               <w:rPr>
-                <w:rFonts w:ascii="Aptos Mono" w:hAnsi="Aptos Mono"/>
+                <w:rFonts w:ascii="Arial" w:hAnsi="Arial"/>
                 <w:b w:val="0"/>
                 <w:sz w:val="15"/>
               </w:rPr>
@@ -2241,6 +2628,7 @@
             </w:r>
             <w:r>
               <w:rPr>
+                <w:rFonts w:ascii="Arial" w:hAnsi="Arial"/>
                 <w:b w:val="0"/>
                 <w:sz w:val="15"/>
               </w:rPr>
@@ -2250,23 +2638,22 @@
         </w:tc>
       </w:tr>
       <w:tr>
-        <w:trPr>
-          <w:cantSplit/>
-        </w:trPr>
         <w:tc>
           <w:tcPr>
-            <w:tcW w:type="dxa" w:w="3437"/>
+            <w:tcW w:type="dxa" w:w="3494"/>
             <w:vAlign w:val="top"/>
           </w:tcPr>
           <w:p>
             <w:r>
               <w:rPr>
+                <w:rFonts w:ascii="Arial" w:hAnsi="Arial"/>
                 <w:b w:val="0"/>
                 <w:sz w:val="15"/>
               </w:rPr>
             </w:r>
             <w:r>
               <w:rPr>
+                <w:rFonts w:ascii="Arial" w:hAnsi="Arial"/>
                 <w:b w:val="0"/>
                 <w:sz w:val="15"/>
               </w:rPr>
@@ -2276,18 +2663,20 @@
         </w:tc>
         <w:tc>
           <w:tcPr>
-            <w:tcW w:type="dxa" w:w="3437"/>
+            <w:tcW w:type="dxa" w:w="3494"/>
             <w:vAlign w:val="top"/>
           </w:tcPr>
           <w:p>
             <w:r>
               <w:rPr>
+                <w:rFonts w:ascii="Arial" w:hAnsi="Arial"/>
                 <w:b w:val="0"/>
                 <w:sz w:val="15"/>
               </w:rPr>
             </w:r>
             <w:r>
               <w:rPr>
+                <w:rFonts w:ascii="Arial" w:hAnsi="Arial"/>
                 <w:b w:val="0"/>
                 <w:sz w:val="15"/>
               </w:rPr>
@@ -2297,18 +2686,20 @@
         </w:tc>
         <w:tc>
           <w:tcPr>
-            <w:tcW w:type="dxa" w:w="3437"/>
+            <w:tcW w:type="dxa" w:w="3494"/>
             <w:vAlign w:val="top"/>
           </w:tcPr>
           <w:p>
             <w:r>
               <w:rPr>
+                <w:rFonts w:ascii="Arial" w:hAnsi="Arial"/>
                 <w:b w:val="0"/>
                 <w:sz w:val="15"/>
               </w:rPr>
             </w:r>
             <w:r>
               <w:rPr>
+                <w:rFonts w:ascii="Arial" w:hAnsi="Arial"/>
                 <w:b w:val="0"/>
                 <w:sz w:val="15"/>
               </w:rPr>
@@ -2318,23 +2709,22 @@
         </w:tc>
       </w:tr>
       <w:tr>
-        <w:trPr>
-          <w:cantSplit/>
-        </w:trPr>
         <w:tc>
           <w:tcPr>
-            <w:tcW w:type="dxa" w:w="3437"/>
+            <w:tcW w:type="dxa" w:w="3494"/>
             <w:vAlign w:val="top"/>
           </w:tcPr>
           <w:p>
             <w:r>
               <w:rPr>
+                <w:rFonts w:ascii="Arial" w:hAnsi="Arial"/>
                 <w:b w:val="0"/>
                 <w:sz w:val="15"/>
               </w:rPr>
             </w:r>
             <w:r>
               <w:rPr>
+                <w:rFonts w:ascii="Arial" w:hAnsi="Arial"/>
                 <w:b w:val="0"/>
                 <w:sz w:val="15"/>
               </w:rPr>
@@ -2344,18 +2734,20 @@
         </w:tc>
         <w:tc>
           <w:tcPr>
-            <w:tcW w:type="dxa" w:w="3437"/>
+            <w:tcW w:type="dxa" w:w="3494"/>
             <w:vAlign w:val="top"/>
           </w:tcPr>
           <w:p>
             <w:r>
               <w:rPr>
+                <w:rFonts w:ascii="Arial" w:hAnsi="Arial"/>
                 <w:b w:val="0"/>
                 <w:sz w:val="15"/>
               </w:rPr>
             </w:r>
             <w:r>
               <w:rPr>
+                <w:rFonts w:ascii="Arial" w:hAnsi="Arial"/>
                 <w:b w:val="0"/>
                 <w:sz w:val="15"/>
               </w:rPr>
@@ -2365,18 +2757,20 @@
         </w:tc>
         <w:tc>
           <w:tcPr>
-            <w:tcW w:type="dxa" w:w="3437"/>
+            <w:tcW w:type="dxa" w:w="3494"/>
             <w:vAlign w:val="top"/>
           </w:tcPr>
           <w:p>
             <w:r>
               <w:rPr>
+                <w:rFonts w:ascii="Arial" w:hAnsi="Arial"/>
                 <w:b w:val="0"/>
                 <w:sz w:val="15"/>
               </w:rPr>
             </w:r>
             <w:r>
               <w:rPr>
+                <w:rFonts w:ascii="Arial" w:hAnsi="Arial"/>
                 <w:b w:val="0"/>
                 <w:sz w:val="15"/>
               </w:rPr>
@@ -2386,23 +2780,22 @@
         </w:tc>
       </w:tr>
       <w:tr>
-        <w:trPr>
-          <w:cantSplit/>
-        </w:trPr>
         <w:tc>
           <w:tcPr>
-            <w:tcW w:type="dxa" w:w="3437"/>
+            <w:tcW w:type="dxa" w:w="3494"/>
             <w:vAlign w:val="top"/>
           </w:tcPr>
           <w:p>
             <w:r>
               <w:rPr>
+                <w:rFonts w:ascii="Arial" w:hAnsi="Arial"/>
                 <w:b w:val="0"/>
                 <w:sz w:val="15"/>
               </w:rPr>
             </w:r>
             <w:r>
               <w:rPr>
+                <w:rFonts w:ascii="Arial" w:hAnsi="Arial"/>
                 <w:b w:val="0"/>
                 <w:sz w:val="15"/>
               </w:rPr>
@@ -2412,18 +2805,20 @@
         </w:tc>
         <w:tc>
           <w:tcPr>
-            <w:tcW w:type="dxa" w:w="3437"/>
+            <w:tcW w:type="dxa" w:w="3494"/>
             <w:vAlign w:val="top"/>
           </w:tcPr>
           <w:p>
             <w:r>
               <w:rPr>
+                <w:rFonts w:ascii="Arial" w:hAnsi="Arial"/>
                 <w:b w:val="0"/>
                 <w:sz w:val="15"/>
               </w:rPr>
             </w:r>
             <w:r>
               <w:rPr>
+                <w:rFonts w:ascii="Arial" w:hAnsi="Arial"/>
                 <w:b w:val="0"/>
                 <w:sz w:val="15"/>
               </w:rPr>
@@ -2433,18 +2828,20 @@
         </w:tc>
         <w:tc>
           <w:tcPr>
-            <w:tcW w:type="dxa" w:w="3437"/>
+            <w:tcW w:type="dxa" w:w="3494"/>
             <w:vAlign w:val="top"/>
           </w:tcPr>
           <w:p>
             <w:r>
               <w:rPr>
+                <w:rFonts w:ascii="Arial" w:hAnsi="Arial"/>
                 <w:b w:val="0"/>
                 <w:sz w:val="15"/>
               </w:rPr>
             </w:r>
             <w:r>
               <w:rPr>
+                <w:rFonts w:ascii="Arial" w:hAnsi="Arial"/>
                 <w:b w:val="0"/>
                 <w:sz w:val="15"/>
               </w:rPr>
@@ -2454,23 +2851,22 @@
         </w:tc>
       </w:tr>
       <w:tr>
-        <w:trPr>
-          <w:cantSplit/>
-        </w:trPr>
         <w:tc>
           <w:tcPr>
-            <w:tcW w:type="dxa" w:w="3437"/>
+            <w:tcW w:type="dxa" w:w="3494"/>
             <w:vAlign w:val="top"/>
           </w:tcPr>
           <w:p>
             <w:r>
               <w:rPr>
+                <w:rFonts w:ascii="Arial" w:hAnsi="Arial"/>
                 <w:b w:val="0"/>
                 <w:sz w:val="15"/>
               </w:rPr>
             </w:r>
             <w:r>
               <w:rPr>
+                <w:rFonts w:ascii="Arial" w:hAnsi="Arial"/>
                 <w:b w:val="0"/>
                 <w:sz w:val="15"/>
               </w:rPr>
@@ -2480,18 +2876,20 @@
         </w:tc>
         <w:tc>
           <w:tcPr>
-            <w:tcW w:type="dxa" w:w="3437"/>
+            <w:tcW w:type="dxa" w:w="3494"/>
             <w:vAlign w:val="top"/>
           </w:tcPr>
           <w:p>
             <w:r>
               <w:rPr>
+                <w:rFonts w:ascii="Arial" w:hAnsi="Arial"/>
                 <w:b w:val="0"/>
                 <w:sz w:val="15"/>
               </w:rPr>
             </w:r>
             <w:r>
               <w:rPr>
+                <w:rFonts w:ascii="Arial" w:hAnsi="Arial"/>
                 <w:b w:val="0"/>
                 <w:sz w:val="15"/>
               </w:rPr>
@@ -2501,18 +2899,20 @@
         </w:tc>
         <w:tc>
           <w:tcPr>
-            <w:tcW w:type="dxa" w:w="3437"/>
+            <w:tcW w:type="dxa" w:w="3494"/>
             <w:vAlign w:val="top"/>
           </w:tcPr>
           <w:p>
             <w:r>
               <w:rPr>
+                <w:rFonts w:ascii="Arial" w:hAnsi="Arial"/>
                 <w:b w:val="0"/>
                 <w:sz w:val="15"/>
               </w:rPr>
             </w:r>
             <w:r>
               <w:rPr>
+                <w:rFonts w:ascii="Arial" w:hAnsi="Arial"/>
                 <w:b w:val="0"/>
                 <w:sz w:val="15"/>
               </w:rPr>
@@ -2522,23 +2922,22 @@
         </w:tc>
       </w:tr>
       <w:tr>
-        <w:trPr>
-          <w:cantSplit/>
-        </w:trPr>
         <w:tc>
           <w:tcPr>
-            <w:tcW w:type="dxa" w:w="3437"/>
+            <w:tcW w:type="dxa" w:w="3494"/>
             <w:vAlign w:val="top"/>
           </w:tcPr>
           <w:p>
             <w:r>
               <w:rPr>
+                <w:rFonts w:ascii="Arial" w:hAnsi="Arial"/>
                 <w:b w:val="0"/>
                 <w:sz w:val="15"/>
               </w:rPr>
             </w:r>
             <w:r>
               <w:rPr>
+                <w:rFonts w:ascii="Arial" w:hAnsi="Arial"/>
                 <w:b w:val="0"/>
                 <w:sz w:val="15"/>
               </w:rPr>
@@ -2548,18 +2947,20 @@
         </w:tc>
         <w:tc>
           <w:tcPr>
-            <w:tcW w:type="dxa" w:w="3437"/>
+            <w:tcW w:type="dxa" w:w="3494"/>
             <w:vAlign w:val="top"/>
           </w:tcPr>
           <w:p>
             <w:r>
               <w:rPr>
+                <w:rFonts w:ascii="Arial" w:hAnsi="Arial"/>
                 <w:b w:val="0"/>
                 <w:sz w:val="15"/>
               </w:rPr>
             </w:r>
             <w:r>
               <w:rPr>
+                <w:rFonts w:ascii="Arial" w:hAnsi="Arial"/>
                 <w:b w:val="0"/>
                 <w:sz w:val="15"/>
               </w:rPr>
@@ -2569,18 +2970,20 @@
         </w:tc>
         <w:tc>
           <w:tcPr>
-            <w:tcW w:type="dxa" w:w="3437"/>
+            <w:tcW w:type="dxa" w:w="3494"/>
             <w:vAlign w:val="top"/>
           </w:tcPr>
           <w:p>
             <w:r>
               <w:rPr>
+                <w:rFonts w:ascii="Arial" w:hAnsi="Arial"/>
                 <w:b w:val="0"/>
                 <w:sz w:val="15"/>
               </w:rPr>
             </w:r>
             <w:r>
               <w:rPr>
+                <w:rFonts w:ascii="Arial" w:hAnsi="Arial"/>
                 <w:b w:val="0"/>
                 <w:sz w:val="15"/>
               </w:rPr>
@@ -2590,23 +2993,22 @@
         </w:tc>
       </w:tr>
       <w:tr>
-        <w:trPr>
-          <w:cantSplit/>
-        </w:trPr>
         <w:tc>
           <w:tcPr>
-            <w:tcW w:type="dxa" w:w="3437"/>
+            <w:tcW w:type="dxa" w:w="3494"/>
             <w:vAlign w:val="top"/>
           </w:tcPr>
           <w:p>
             <w:r>
               <w:rPr>
+                <w:rFonts w:ascii="Arial" w:hAnsi="Arial"/>
                 <w:b w:val="0"/>
                 <w:sz w:val="15"/>
               </w:rPr>
             </w:r>
             <w:r>
               <w:rPr>
+                <w:rFonts w:ascii="Arial" w:hAnsi="Arial"/>
                 <w:b w:val="0"/>
                 <w:sz w:val="15"/>
               </w:rPr>
@@ -2616,18 +3018,20 @@
         </w:tc>
         <w:tc>
           <w:tcPr>
-            <w:tcW w:type="dxa" w:w="3437"/>
+            <w:tcW w:type="dxa" w:w="3494"/>
             <w:vAlign w:val="top"/>
           </w:tcPr>
           <w:p>
             <w:r>
               <w:rPr>
+                <w:rFonts w:ascii="Arial" w:hAnsi="Arial"/>
                 <w:b w:val="0"/>
                 <w:sz w:val="15"/>
               </w:rPr>
             </w:r>
             <w:r>
               <w:rPr>
+                <w:rFonts w:ascii="Arial" w:hAnsi="Arial"/>
                 <w:b w:val="0"/>
                 <w:sz w:val="15"/>
               </w:rPr>
@@ -2637,18 +3041,20 @@
         </w:tc>
         <w:tc>
           <w:tcPr>
-            <w:tcW w:type="dxa" w:w="3437"/>
+            <w:tcW w:type="dxa" w:w="3494"/>
             <w:vAlign w:val="top"/>
           </w:tcPr>
           <w:p>
             <w:r>
               <w:rPr>
+                <w:rFonts w:ascii="Arial" w:hAnsi="Arial"/>
                 <w:b w:val="0"/>
                 <w:sz w:val="15"/>
               </w:rPr>
             </w:r>
             <w:r>
               <w:rPr>
+                <w:rFonts w:ascii="Arial" w:hAnsi="Arial"/>
                 <w:b w:val="0"/>
                 <w:sz w:val="15"/>
               </w:rPr>
@@ -2657,12 +3063,82 @@
           </w:p>
         </w:tc>
       </w:tr>
+      <w:tr>
+        <w:tc>
+          <w:tcPr>
+            <w:tcW w:type="dxa" w:w="3494"/>
+            <w:vAlign w:val="top"/>
+          </w:tcPr>
+          <w:p>
+            <w:r>
+              <w:rPr>
+                <w:rFonts w:ascii="Arial" w:hAnsi="Arial"/>
+                <w:b w:val="0"/>
+                <w:sz w:val="15"/>
+              </w:rPr>
+            </w:r>
+            <w:r>
+              <w:rPr>
+                <w:rFonts w:ascii="Arial" w:hAnsi="Arial"/>
+                <w:b w:val="0"/>
+                <w:sz w:val="15"/>
+              </w:rPr>
+              <w:t>0.12</w:t>
+            </w:r>
+          </w:p>
+        </w:tc>
+        <w:tc>
+          <w:tcPr>
+            <w:tcW w:type="dxa" w:w="3494"/>
+            <w:vAlign w:val="top"/>
+          </w:tcPr>
+          <w:p>
+            <w:r>
+              <w:rPr>
+                <w:rFonts w:ascii="Arial" w:hAnsi="Arial"/>
+                <w:b w:val="0"/>
+                <w:sz w:val="15"/>
+              </w:rPr>
+            </w:r>
+            <w:r>
+              <w:rPr>
+                <w:rFonts w:ascii="Arial" w:hAnsi="Arial"/>
+                <w:b w:val="0"/>
+                <w:sz w:val="15"/>
+              </w:rPr>
+              <w:t>29.08.2026</w:t>
+            </w:r>
+          </w:p>
+        </w:tc>
+        <w:tc>
+          <w:tcPr>
+            <w:tcW w:type="dxa" w:w="3494"/>
+            <w:vAlign w:val="top"/>
+          </w:tcPr>
+          <w:p>
+            <w:r>
+              <w:rPr>
+                <w:rFonts w:ascii="Arial" w:hAnsi="Arial"/>
+                <w:b w:val="0"/>
+                <w:sz w:val="15"/>
+              </w:rPr>
+            </w:r>
+            <w:r>
+              <w:rPr>
+                <w:rFonts w:ascii="Arial" w:hAnsi="Arial"/>
+                <w:b w:val="0"/>
+                <w:sz w:val="15"/>
+              </w:rPr>
+              <w:t>v0.8.29.4: 16er Family-Proof als GO dokumentiert; bidirektionales Controller-Probing; unabhängiger Top-3 Local Fit; Human-Audit von solverEligible getrennt; 24er Single-vs-Top-3 Family-Proof v1.3 als nächster Gate.</w:t>
+            </w:r>
+          </w:p>
+        </w:tc>
+      </w:tr>
     </w:tbl>
     <w:sectPr>
-      <w:headerReference w:type="default" r:id="rId9"/>
-      <w:footerReference w:type="default" r:id="rId10"/>
+      <w:footerReference w:type="default" r:id="rId9"/>
       <w:pgSz w:w="12240" w:h="15840"/>
-      <w:pgMar w:top="850" w:right="964" w:bottom="850" w:left="964" w:header="720" w:footer="720" w:gutter="0"/>
+      <w:pgMar w:top="765" w:right="879" w:bottom="765" w:left="879" w:header="720" w:footer="720" w:gutter="0"/>
       <w:cols w:space="720"/>
       <w:docGrid w:linePitch="360"/>
     </w:sectPr>
@@ -2679,30 +3155,13 @@
     </w:pPr>
     <w:r>
       <w:rPr>
+        <w:rFonts w:ascii="Arial" w:hAnsi="Arial"/>
         <w:sz w:val="15"/>
       </w:rPr>
-      <w:t>Kanonischer Projektstand · App v0.8.29.3 · 29.08.2026</w:t>
+      <w:t>SAMMY / BODY LAB · Master State 0.12 · App v0.8.29.4</w:t>
     </w:r>
   </w:p>
 </w:ftr>
-</file>
-
-<file path=word/header1.xml><?xml version="1.0" encoding="utf-8"?>
-<w:hdr xmlns:m="http://schemas.openxmlformats.org/officeDocument/2006/math" xmlns:mc="http://schemas.openxmlformats.org/markup-compatibility/2006" xmlns:mo="http://schemas.microsoft.com/office/mac/office/2008/main" xmlns:mv="urn:schemas-microsoft-com:mac:vml" xmlns:o="urn:schemas-microsoft-com:office:office" xmlns:r="http://schemas.openxmlformats.org/officeDocument/2006/relationships" xmlns:v="urn:schemas-microsoft-com:vml" xmlns:w10="urn:schemas-microsoft-com:office:word" xmlns:w14="http://schemas.microsoft.com/office/word/2010/wordml" xmlns:w="http://schemas.openxmlformats.org/wordprocessingml/2006/main" xmlns:wne="http://schemas.microsoft.com/office/word/2006/wordml" xmlns:wp14="http://schemas.microsoft.com/office/word/2010/wordprocessingDrawing" xmlns:wp="http://schemas.openxmlformats.org/drawingml/2006/wordprocessingDrawing" xmlns:wpc="http://schemas.microsoft.com/office/word/2010/wordprocessingCanvas" xmlns:wpg="http://schemas.microsoft.com/office/word/2010/wordprocessingGroup" xmlns:wpi="http://schemas.microsoft.com/office/word/2010/wordprocessingInk" xmlns:wps="http://schemas.microsoft.com/office/word/2010/wordprocessingShape" mc:Ignorable="w14 wp14">
-  <w:p>
-    <w:pPr>
-      <w:pStyle w:val="Header"/>
-      <w:jc w:val="right"/>
-    </w:pPr>
-    <w:r>
-      <w:rPr>
-        <w:b/>
-        <w:sz w:val="16"/>
-      </w:rPr>
-      <w:t>SAMMY / BODY LAB / SOMA-LAB · MASTER STATE 0.11</w:t>
-    </w:r>
-  </w:p>
-</w:hdr>
 </file>
 
 <file path=word/numbering.xml><?xml version="1.0" encoding="utf-8"?>
@@ -3068,11 +3527,8 @@
     <w:name w:val="Normal"/>
     <w:qFormat/>
     <w:rsid w:val="00FC693F"/>
-    <w:pPr>
-      <w:spacing w:after="60"/>
-    </w:pPr>
     <w:rPr>
-      <w:rFonts w:ascii="Aptos" w:hAnsi="Aptos"/>
+      <w:rFonts w:ascii="Arial" w:hAnsi="Arial"/>
       <w:sz w:val="18"/>
     </w:rPr>
   </w:style>
@@ -3131,15 +3587,15 @@
     <w:pPr>
       <w:keepNext/>
       <w:keepLines/>
-      <w:spacing w:before="200" w:after="80"/>
+      <w:spacing w:before="140" w:after="60"/>
       <w:outlineLvl w:val="0"/>
     </w:pPr>
     <w:rPr>
-      <w:rFonts w:asciiTheme="majorHAnsi" w:eastAsiaTheme="majorEastAsia" w:hAnsiTheme="majorHAnsi" w:cstheme="majorBidi" w:ascii="Aptos Display" w:hAnsi="Aptos Display"/>
+      <w:rFonts w:asciiTheme="majorHAnsi" w:eastAsiaTheme="majorEastAsia" w:hAnsiTheme="majorHAnsi" w:cstheme="majorBidi" w:ascii="Arial" w:hAnsi="Arial"/>
       <w:b/>
       <w:bCs/>
       <w:color w:val="365F91" w:themeColor="accent1" w:themeShade="BF"/>
-      <w:sz w:val="30"/>
+      <w:sz w:val="28"/>
       <w:szCs w:val="28"/>
     </w:rPr>
   </w:style>
@@ -3159,11 +3615,11 @@
       <w:outlineLvl w:val="1"/>
     </w:pPr>
     <w:rPr>
-      <w:rFonts w:asciiTheme="majorHAnsi" w:eastAsiaTheme="majorEastAsia" w:hAnsiTheme="majorHAnsi" w:cstheme="majorBidi" w:ascii="Aptos Display" w:hAnsi="Aptos Display"/>
+      <w:rFonts w:asciiTheme="majorHAnsi" w:eastAsiaTheme="majorEastAsia" w:hAnsiTheme="majorHAnsi" w:cstheme="majorBidi" w:ascii="Arial" w:hAnsi="Arial"/>
       <w:b/>
       <w:bCs/>
       <w:color w:val="4F81BD" w:themeColor="accent1"/>
-      <w:sz w:val="24"/>
+      <w:sz w:val="23"/>
       <w:szCs w:val="26"/>
     </w:rPr>
   </w:style>
@@ -3179,14 +3635,15 @@
     <w:pPr>
       <w:keepNext/>
       <w:keepLines/>
-      <w:spacing w:before="200" w:after="0"/>
+      <w:spacing w:before="140" w:after="60"/>
       <w:outlineLvl w:val="2"/>
     </w:pPr>
     <w:rPr>
-      <w:rFonts w:asciiTheme="majorHAnsi" w:eastAsiaTheme="majorEastAsia" w:hAnsiTheme="majorHAnsi" w:cstheme="majorBidi"/>
+      <w:rFonts w:asciiTheme="majorHAnsi" w:eastAsiaTheme="majorEastAsia" w:hAnsiTheme="majorHAnsi" w:cstheme="majorBidi" w:ascii="Arial" w:hAnsi="Arial"/>
       <w:b/>
       <w:bCs/>
       <w:color w:val="4F81BD" w:themeColor="accent1"/>
+      <w:sz w:val="21"/>
     </w:rPr>
   </w:style>
   <w:style w:type="paragraph" w:styleId="Heading4">
@@ -3420,16 +3877,16 @@
       <w:pBdr>
         <w:bottom w:val="single" w:sz="8" w:space="4" w:color="4F81BD" w:themeColor="accent1"/>
       </w:pBdr>
-      <w:spacing w:after="300" w:line="240" w:lineRule="auto"/>
+      <w:spacing w:after="60" w:line="240" w:lineRule="auto" w:before="0"/>
       <w:contextualSpacing/>
     </w:pPr>
     <w:rPr>
-      <w:rFonts w:asciiTheme="majorHAnsi" w:eastAsiaTheme="majorEastAsia" w:hAnsiTheme="majorHAnsi" w:cstheme="majorBidi" w:ascii="Aptos Display" w:hAnsi="Aptos Display"/>
+      <w:rFonts w:asciiTheme="majorHAnsi" w:eastAsiaTheme="majorEastAsia" w:hAnsiTheme="majorHAnsi" w:cstheme="majorBidi" w:ascii="Arial" w:hAnsi="Arial"/>
       <w:b/>
       <w:color w:val="17365D" w:themeColor="text2" w:themeShade="BF"/>
       <w:spacing w:val="5"/>
       <w:kern w:val="28"/>
-      <w:sz w:val="42"/>
+      <w:sz w:val="38"/>
       <w:szCs w:val="52"/>
     </w:rPr>
   </w:style>
@@ -3603,11 +4060,10 @@
       <w:numPr>
         <w:numId w:val="1"/>
       </w:numPr>
-      <w:spacing w:after="30"/>
       <w:contextualSpacing/>
     </w:pPr>
     <w:rPr>
-      <w:rFonts w:ascii="Aptos" w:hAnsi="Aptos"/>
+      <w:rFonts w:ascii="Arial" w:hAnsi="Arial"/>
       <w:sz w:val="18"/>
     </w:rPr>
   </w:style>
@@ -3647,11 +4103,10 @@
       <w:numPr>
         <w:numId w:val="5"/>
       </w:numPr>
-      <w:spacing w:after="30"/>
       <w:contextualSpacing/>
     </w:pPr>
     <w:rPr>
-      <w:rFonts w:ascii="Aptos" w:hAnsi="Aptos"/>
+      <w:rFonts w:ascii="Arial" w:hAnsi="Arial"/>
       <w:sz w:val="18"/>
     </w:rPr>
   </w:style>

--- a/SAMMY_MASTER_STATE.docx
+++ b/SAMMY_MASTER_STATE.docx
@@ -13,13 +13,14 @@
     </w:p>
     <w:p>
       <w:pPr>
-        <w:spacing w:after="60"/>
+        <w:spacing w:after="140"/>
       </w:pPr>
       <w:r>
         <w:rPr>
           <w:b/>
+          <w:sz w:val="19"/>
         </w:rPr>
-        <w:t>Kanonischer Projektstand · Version 0.12 · 29.08.2026 · App v0.8.29.4</w:t>
+        <w:t>Kanonischer Projektstand · Version 0.13 · 29.08.2026 · App v0.8.29.5</w:t>
       </w:r>
     </w:p>
     <w:p>
@@ -33,7 +34,6 @@
     <w:p>
       <w:pPr>
         <w:pStyle w:val="ListBullet"/>
-        <w:spacing w:after="20"/>
       </w:pPr>
       <w:r>
         <w:t>Dieser Master State ist die kanonische Zusammenfassung des aktuellen Projektstands.</w:t>
@@ -42,7 +42,6 @@
     <w:p>
       <w:pPr>
         <w:pStyle w:val="ListBullet"/>
-        <w:spacing w:after="20"/>
       </w:pPr>
       <w:r>
         <w:rPr>
@@ -57,14 +56,13 @@
     <w:p>
       <w:pPr>
         <w:pStyle w:val="ListBullet"/>
-        <w:spacing w:after="20"/>
       </w:pPr>
       <w:r>
         <w:t xml:space="preserve">Zusätzlich wird bei jedem Export </w:t>
       </w:r>
       <w:r>
         <w:rPr>
-          <w:rFonts w:ascii="Consolas" w:hAnsi="Consolas"/>
+          <w:rFonts w:ascii="Courier New" w:hAnsi="Courier New"/>
           <w:sz w:val="16"/>
         </w:rPr>
         <w:t>SAMMY_CURRENT.zip</w:t>
@@ -74,7 +72,7 @@
       </w:r>
       <w:r>
         <w:rPr>
-          <w:rFonts w:ascii="Consolas" w:hAnsi="Consolas"/>
+          <w:rFonts w:ascii="Courier New" w:hAnsi="Courier New"/>
           <w:sz w:val="16"/>
         </w:rPr>
         <w:t>SAMMY_GITHUB_CURRENT.zip</w:t>
@@ -84,7 +82,7 @@
       </w:r>
       <w:r>
         <w:rPr>
-          <w:rFonts w:ascii="Consolas" w:hAnsi="Consolas"/>
+          <w:rFonts w:ascii="Courier New" w:hAnsi="Courier New"/>
           <w:sz w:val="16"/>
         </w:rPr>
         <w:t>SAMMY_CURRENT_VERSION.txt</w:t>
@@ -96,14 +94,13 @@
     <w:p>
       <w:pPr>
         <w:pStyle w:val="ListBullet"/>
-        <w:spacing w:after="20"/>
       </w:pPr>
       <w:r>
         <w:t xml:space="preserve">Neue Arbeit startet ausschließlich von </w:t>
       </w:r>
       <w:r>
         <w:rPr>
-          <w:rFonts w:ascii="Consolas" w:hAnsi="Consolas"/>
+          <w:rFonts w:ascii="Courier New" w:hAnsi="Courier New"/>
           <w:sz w:val="16"/>
         </w:rPr>
         <w:t>SAMMY_CURRENT</w:t>
@@ -115,7 +112,6 @@
     <w:p>
       <w:pPr>
         <w:pStyle w:val="ListBullet"/>
-        <w:spacing w:after="20"/>
       </w:pPr>
       <w:r>
         <w:t>Ersetzte Ansätze bleiben nur als Forschungsarchiv erhalten und dürfen nicht ungeprüft wieder als Hauptpfad vorgeschlagen werden.</w:t>
@@ -130,9 +126,6 @@
       </w:r>
     </w:p>
     <w:p>
-      <w:pPr>
-        <w:spacing w:after="60"/>
-      </w:pPr>
       <w:r>
         <w:t xml:space="preserve">SAMMY ist ein Tool, das aus </w:t>
       </w:r>
@@ -147,9 +140,6 @@
       </w:r>
     </w:p>
     <w:p>
-      <w:pPr>
-        <w:spacing w:after="60"/>
-      </w:pPr>
       <w:r>
         <w:t>Nicht erforderlich ist eine exakte Rekonstruktion eines Menschen aus dutzenden externen anthropometrischen Zielmaßen. Optische Plausibilität allein reicht dennoch nicht: Messung, Parametrisierung und Fehlergrenzen müssen nachvollziehbar bleiben.</w:t>
       </w:r>
@@ -171,9 +161,6 @@
       </w:r>
     </w:p>
     <w:p>
-      <w:pPr>
-        <w:spacing w:after="60"/>
-      </w:pPr>
       <w:r>
         <w:t>Die bisherigen Solver-/ANSUR-Arbeiten haben gezeigt, dass das bestehende Anny/SOMA-Morphsystem manche extern definierten Maße nur indirekt, an anderen Messebenen oder über unerwünschte Cross-Region-Effekte abbildet. Ein immer komplexerer Runtime-Solver soll diese strukturellen Grenzen nicht weiter kompensieren.</w:t>
       </w:r>
@@ -187,45 +174,30 @@
       </w:r>
     </w:p>
     <w:p>
-      <w:pPr>
-        <w:spacing w:after="60"/>
-      </w:pPr>
       <w:r>
         <w:t>Der bevorzugte neue Architekturpfad lautet:</w:t>
       </w:r>
     </w:p>
     <w:p>
       <w:pPr>
-        <w:spacing w:after="20"/>
-        <w:ind w:left="198" w:hanging="198"/>
+        <w:pStyle w:val="ListNumber"/>
       </w:pPr>
-      <w:r>
-        <w:t xml:space="preserve">1. </w:t>
-      </w:r>
       <w:r>
         <w:t>Offline bzw. vorab viele reproduzierbare Anny-Körperrezepte erzeugen.</w:t>
       </w:r>
     </w:p>
     <w:p>
       <w:pPr>
-        <w:spacing w:after="20"/>
-        <w:ind w:left="198" w:hanging="198"/>
+        <w:pStyle w:val="ListNumber"/>
       </w:pPr>
-      <w:r>
-        <w:t xml:space="preserve">2. </w:t>
-      </w:r>
       <w:r>
         <w:t>Körper technisch und visuell auditieren.</w:t>
       </w:r>
     </w:p>
     <w:p>
       <w:pPr>
-        <w:spacing w:after="20"/>
-        <w:ind w:left="198" w:hanging="198"/>
+        <w:pStyle w:val="ListNumber"/>
       </w:pPr>
-      <w:r>
-        <w:t xml:space="preserve">3. </w:t>
-      </w:r>
       <w:r>
         <w:t xml:space="preserve">Akzeptierte Körper als Anker eines </w:t>
       </w:r>
@@ -241,32 +213,21 @@
     </w:p>
     <w:p>
       <w:pPr>
-        <w:spacing w:after="20"/>
-        <w:ind w:left="198" w:hanging="198"/>
+        <w:pStyle w:val="ListNumber"/>
       </w:pPr>
-      <w:r>
-        <w:t xml:space="preserve">4. </w:t>
-      </w:r>
       <w:r>
         <w:t>Zur Laufzeit aus wenigen Nutzerdaten einen nahen bekannten Körper auswählen.</w:t>
       </w:r>
     </w:p>
     <w:p>
       <w:pPr>
-        <w:spacing w:after="20"/>
-        <w:ind w:left="198" w:hanging="198"/>
+        <w:pStyle w:val="ListNumber"/>
       </w:pPr>
-      <w:r>
-        <w:t xml:space="preserve">5. </w:t>
-      </w:r>
       <w:r>
         <w:t>Nur noch kleine lokale Iterationen von diesem nahen Startkörper aus erlauben.</w:t>
       </w:r>
     </w:p>
     <w:p>
-      <w:pPr>
-        <w:spacing w:after="60"/>
-      </w:pPr>
       <w:r>
         <w:t>Der lokale Fitter darf keine anatomisch fremden Morphs als Rettung benutzen. Ein Brust-Controller darf beispielsweise nicht zur Korrektur eines Oberschenkelziels herangezogen werden.</w:t>
       </w:r>
@@ -280,9 +241,6 @@
       </w:r>
     </w:p>
     <w:p>
-      <w:pPr>
-        <w:spacing w:after="60"/>
-      </w:pPr>
       <w:r>
         <w:t xml:space="preserve">Eine menschliche Bewertung gilt </w:t>
       </w:r>
@@ -297,17 +255,11 @@
       </w:r>
     </w:p>
     <w:p>
-      <w:pPr>
-        <w:spacing w:after="60"/>
-      </w:pPr>
       <w:r>
         <w:t>Beispiel: Wenn ein größerer Oberschenkel bei Körperfamilie A unplausibel aussieht, darf daraus nicht folgen, dass derselbe Oberschenkelwert bei Körperfamilie B unzulässig ist.</w:t>
       </w:r>
     </w:p>
     <w:p>
-      <w:pPr>
-        <w:spacing w:after="60"/>
-      </w:pPr>
       <w:r>
         <w:t>Daher werden Auditinformationen an folgende Kontexte gebunden:</w:t>
       </w:r>
@@ -315,7 +267,6 @@
     <w:p>
       <w:pPr>
         <w:pStyle w:val="ListBullet"/>
-        <w:spacing w:after="20"/>
       </w:pPr>
       <w:r>
         <w:t>vollständiges Anny-Rezept des Körpers,</w:t>
@@ -324,14 +275,13 @@
     <w:p>
       <w:pPr>
         <w:pStyle w:val="ListBullet"/>
-        <w:spacing w:after="20"/>
       </w:pPr>
       <w:r>
         <w:t xml:space="preserve">lokale </w:t>
       </w:r>
       <w:r>
         <w:rPr>
-          <w:rFonts w:ascii="Consolas" w:hAnsi="Consolas"/>
+          <w:rFonts w:ascii="Courier New" w:hAnsi="Courier New"/>
           <w:sz w:val="16"/>
         </w:rPr>
         <w:t>familyId</w:t>
@@ -343,7 +293,6 @@
     <w:p>
       <w:pPr>
         <w:pStyle w:val="ListBullet"/>
-        <w:spacing w:after="20"/>
       </w:pPr>
       <w:r>
         <w:t>konkrete Ausgangs-/Zielkörper,</w:t>
@@ -352,16 +301,12 @@
     <w:p>
       <w:pPr>
         <w:pStyle w:val="ListBullet"/>
-        <w:spacing w:after="20"/>
       </w:pPr>
       <w:r>
         <w:t>konkrete Änderungsrichtung und Distanz, sobald lokale Kanten getestet werden.</w:t>
       </w:r>
     </w:p>
     <w:p>
-      <w:pPr>
-        <w:spacing w:after="60"/>
-      </w:pPr>
       <w:r>
         <w:t>Statusmodell:</w:t>
       </w:r>
@@ -369,11 +314,10 @@
     <w:p>
       <w:pPr>
         <w:pStyle w:val="ListBullet"/>
-        <w:spacing w:after="20"/>
       </w:pPr>
       <w:r>
         <w:rPr>
-          <w:rFonts w:ascii="Consolas" w:hAnsi="Consolas"/>
+          <w:rFonts w:ascii="Courier New" w:hAnsi="Courier New"/>
           <w:sz w:val="16"/>
         </w:rPr>
         <w:t>HUMAN_ACCEPTED</w:t>
@@ -385,11 +329,10 @@
     <w:p>
       <w:pPr>
         <w:pStyle w:val="ListBullet"/>
-        <w:spacing w:after="20"/>
       </w:pPr>
       <w:r>
         <w:rPr>
-          <w:rFonts w:ascii="Consolas" w:hAnsi="Consolas"/>
+          <w:rFonts w:ascii="Courier New" w:hAnsi="Courier New"/>
           <w:sz w:val="16"/>
         </w:rPr>
         <w:t>UNCERTAIN</w:t>
@@ -401,11 +344,10 @@
     <w:p>
       <w:pPr>
         <w:pStyle w:val="ListBullet"/>
-        <w:spacing w:after="20"/>
       </w:pPr>
       <w:r>
         <w:rPr>
-          <w:rFonts w:ascii="Consolas" w:hAnsi="Consolas"/>
+          <w:rFonts w:ascii="Courier New" w:hAnsi="Courier New"/>
           <w:sz w:val="16"/>
         </w:rPr>
         <w:t>REJECTED_LOCAL</w:t>
@@ -417,11 +359,10 @@
     <w:p>
       <w:pPr>
         <w:pStyle w:val="ListBullet"/>
-        <w:spacing w:after="20"/>
       </w:pPr>
       <w:r>
         <w:rPr>
-          <w:rFonts w:ascii="Consolas" w:hAnsi="Consolas"/>
+          <w:rFonts w:ascii="Courier New" w:hAnsi="Courier New"/>
           <w:sz w:val="16"/>
         </w:rPr>
         <w:t>SAFE_EDGE</w:t>
@@ -431,9 +372,6 @@
       </w:r>
     </w:p>
     <w:p>
-      <w:pPr>
-        <w:spacing w:after="60"/>
-      </w:pPr>
       <w:r>
         <w:t>Zwei akzeptierte Endpunkte garantieren nicht automatisch, dass jede Interpolation dazwischen gültig ist. Zwischenstufen müssen separat technisch geprüft und bei Bedarf human auditiert werden.</w:t>
       </w:r>
@@ -443,7 +381,7 @@
         <w:pStyle w:val="Heading1"/>
       </w:pPr>
       <w:r>
-        <w:t>5. Aktueller Build v0.8.29.4 · BODY BANK SOLVER 1.1 · TOP-3 + BIDIRECTIONAL PROBING</w:t>
+        <w:t>5. Aktueller Build v0.8.29.5 · BODY BANK SOLVER 1.2 · ACTIVE MERGE + TRUST REGION + COVERAGE PREP</w:t>
       </w:r>
     </w:p>
     <w:p>
@@ -451,50 +389,38 @@
         <w:pStyle w:val="Heading2"/>
       </w:pPr>
       <w:r>
-        <w:t>5.1 Kanonische Body Bank</w:t>
+        <w:t>5.1 Kanonische Body Bank nach dem 61er ACTIVE-Audit</w:t>
       </w:r>
     </w:p>
     <w:p>
-      <w:pPr>
-        <w:spacing w:after="60"/>
-      </w:pPr>
-      <w:r>
-        <w:t xml:space="preserve">Der kanonische </w:t>
+      <w:r>
+        <w:t xml:space="preserve">Der v0.8.29.4 ACTIVE-Export wurde vollständig kanonisch in </w:t>
       </w:r>
       <w:r>
         <w:rPr>
-          <w:rFonts w:ascii="Consolas" w:hAnsi="Consolas"/>
+          <w:rFonts w:ascii="Courier New" w:hAnsi="Courier New"/>
           <w:sz w:val="16"/>
         </w:rPr>
         <w:t>body-bank-index-v1.json</w:t>
       </w:r>
       <w:r>
-        <w:t xml:space="preserve"> bleibt inhaltlich bei </w:t>
-      </w:r>
-      <w:r>
-        <w:rPr>
-          <w:b/>
-        </w:rPr>
-        <w:t>397 eindeutigen Nodes</w:t>
-      </w:r>
-      <w:r>
-        <w:t xml:space="preserve"> aus Phase 2 plus abgeschlossenem 32er ACTIVE-Audit:</w:t>
+        <w:t xml:space="preserve"> gemergt. Der Export enthält 61 bewertete ACTIVE-Körper: 49 accepted, 11 uncertain, 1 rejected. Davon waren 32 Körper bereits im kanonischen Index aus v0.8.29.1 enthalten; 29 exakte neue Körperformen kommen hinzu.</w:t>
+      </w:r>
+    </w:p>
+    <w:p>
+      <w:r>
+        <w:t>Kanonischer Stand ab v0.8.29.5:</w:t>
       </w:r>
     </w:p>
     <w:p>
       <w:pPr>
         <w:pStyle w:val="ListBullet"/>
-        <w:spacing w:after="20"/>
       </w:pPr>
       <w:r>
-        <w:t xml:space="preserve">269 </w:t>
-      </w:r>
-      <w:r>
         <w:rPr>
-          <w:rFonts w:ascii="Consolas" w:hAnsi="Consolas"/>
-          <w:sz w:val="16"/>
+          <w:b/>
         </w:rPr>
-        <w:t>trusted</w:t>
+        <w:t>426 eindeutige Nodes</w:t>
       </w:r>
       <w:r>
         <w:t>,</w:t>
@@ -503,17 +429,12 @@
     <w:p>
       <w:pPr>
         <w:pStyle w:val="ListBullet"/>
-        <w:spacing w:after="20"/>
       </w:pPr>
       <w:r>
-        <w:t xml:space="preserve">91 </w:t>
-      </w:r>
-      <w:r>
         <w:rPr>
-          <w:rFonts w:ascii="Consolas" w:hAnsi="Consolas"/>
-          <w:sz w:val="16"/>
+          <w:b/>
         </w:rPr>
-        <w:t>frontier</w:t>
+        <w:t>295 `trusted`</w:t>
       </w:r>
       <w:r>
         <w:t>,</w:t>
@@ -522,17 +443,12 @@
     <w:p>
       <w:pPr>
         <w:pStyle w:val="ListBullet"/>
-        <w:spacing w:after="20"/>
       </w:pPr>
       <w:r>
-        <w:t xml:space="preserve">37 </w:t>
-      </w:r>
-      <w:r>
         <w:rPr>
-          <w:rFonts w:ascii="Consolas" w:hAnsi="Consolas"/>
-          <w:sz w:val="16"/>
+          <w:b/>
         </w:rPr>
-        <w:t>negative</w:t>
+        <w:t>94 `frontier`</w:t>
       </w:r>
       <w:r>
         <w:t>,</w:t>
@@ -541,63 +457,68 @@
     <w:p>
       <w:pPr>
         <w:pStyle w:val="ListBullet"/>
-        <w:spacing w:after="20"/>
       </w:pPr>
       <w:r>
-        <w:t xml:space="preserve">0 </w:t>
-      </w:r>
-      <w:r>
         <w:rPr>
-          <w:rFonts w:ascii="Consolas" w:hAnsi="Consolas"/>
-          <w:sz w:val="16"/>
+          <w:b/>
         </w:rPr>
-        <w:t>unchecked</w:t>
-      </w:r>
-      <w:r>
-        <w:t>.</w:t>
+        <w:t>37 `negative`</w:t>
+      </w:r>
+      <w:r>
+        <w:t>,</w:t>
       </w:r>
     </w:p>
     <w:p>
       <w:pPr>
-        <w:spacing w:after="60"/>
+        <w:pStyle w:val="ListBullet"/>
       </w:pPr>
       <w:r>
         <w:rPr>
-          <w:rFonts w:ascii="Consolas" w:hAnsi="Consolas"/>
+          <w:b/>
+        </w:rPr>
+        <w:t>0 `unchecked`</w:t>
+      </w:r>
+      <w:r>
+        <w:t>.</w:t>
+      </w:r>
+    </w:p>
+    <w:p>
+      <w:r>
+        <w:t xml:space="preserve">Unter den 29 neu hinzugekommenen Solver-/Proof-Körpern wurden 26 akzeptiert, 3 als unsicher bewertet und keiner verworfen. Das bestätigt, dass die bisherigen kleinen Solverbewegungen visuell überwiegend innerhalb des brauchbaren Anny-Raums bleiben. Ein Accepted-Endpunkt zertifiziert aber weiterhin </w:t>
+      </w:r>
+      <w:r>
+        <w:rPr>
+          <w:b/>
+        </w:rPr>
+        <w:t>keine</w:t>
+      </w:r>
+      <w:r>
+        <w:t xml:space="preserve"> gesamte Interpolationskante als </w:t>
+      </w:r>
+      <w:r>
+        <w:rPr>
+          <w:rFonts w:ascii="Courier New" w:hAnsi="Courier New"/>
           <w:sz w:val="16"/>
         </w:rPr>
-        <w:t>negative</w:t>
-      </w:r>
-      <w:r>
-        <w:t xml:space="preserve"> bleibt lokales Negativwissen. Kein Audit-Vote wird in eine globale Slidergrenze übersetzt. Der bekannte fehlerhafte </w:t>
+        <w:t>SAFE_EDGE</w:t>
+      </w:r>
+      <w:r>
+        <w:t xml:space="preserve">. Neu erzeugte Graph-Hinweise tragen deshalb ausdrücklich den Status </w:t>
       </w:r>
       <w:r>
         <w:rPr>
-          <w:rFonts w:ascii="Consolas" w:hAnsi="Consolas"/>
+          <w:rFonts w:ascii="Courier New" w:hAnsi="Courier New"/>
           <w:sz w:val="16"/>
         </w:rPr>
-        <w:t>shoulderJointBreadth</w:t>
-      </w:r>
-      <w:r>
-        <w:t>-Proxy bleibt aus Retrieval und Auto-Gates ausgeschlossen.</w:t>
+        <w:t>edge-unaudited</w:t>
+      </w:r>
+      <w:r>
+        <w:t>.</w:t>
       </w:r>
     </w:p>
     <w:p>
-      <w:pPr>
-        <w:spacing w:after="60"/>
-      </w:pPr>
-      <w:r>
-        <w:t xml:space="preserve">Die erfolgreichen v0.8.29.3 Proof-/Manuallauf-JSONs werden als Solver-Evidenz im vollständigen Projektstand mitgeführt. Neue, durch Proof oder manuellen Solver erzeugte und noch nicht bewertete Kandidaten bleiben auf demselben GitHub-Origin über den bestehenden Pending-/ACTIVE-LocalStorage erhalten und werden nicht stillschweigend als </w:t>
-      </w:r>
-      <w:r>
-        <w:rPr>
-          <w:rFonts w:ascii="Consolas" w:hAnsi="Consolas"/>
-          <w:sz w:val="16"/>
-        </w:rPr>
-        <w:t>trusted</w:t>
-      </w:r>
-      <w:r>
-        <w:t xml:space="preserve"> übernommen.</w:t>
+      <w:r>
+        <w:t>Beim Laden von v0.8.29.5 werden lokale Learning-/Pending-Einträge, die bereits im kanonischen Index enthalten und nicht neuer als dieser Index sind, aus dem lokalen Overlay entfernt. Spätere lokale Votes dürfen den kanonischen Stand weiterhin lokal überlagern. Dadurch wird derselbe bereits gemergte ACTIVE-Bestand nicht erneut angezeigt oder doppelt gezählt.</w:t>
       </w:r>
     </w:p>
     <w:p>
@@ -605,95 +526,27 @@
         <w:pStyle w:val="Heading2"/>
       </w:pPr>
       <w:r>
-        <w:t>5.2 Belastbare Solver-Evidenz aus v0.8.29.3</w:t>
+        <w:t>5.2 Bestätigtes Top-3-GO aus v0.8.29.4</w:t>
       </w:r>
     </w:p>
     <w:p>
-      <w:pPr>
-        <w:spacing w:after="60"/>
-      </w:pPr>
-      <w:r>
-        <w:t>Der Family-/Near-Neighbor-Holdout v1.2 entfernte pro Ziel:</w:t>
-      </w:r>
-    </w:p>
-    <w:p>
-      <w:pPr>
-        <w:spacing w:after="20"/>
-        <w:ind w:left="198" w:hanging="198"/>
-      </w:pPr>
-      <w:r>
-        <w:t xml:space="preserve">1. </w:t>
-      </w:r>
-      <w:r>
-        <w:t>den exakten Zielkörper,</w:t>
-      </w:r>
-    </w:p>
-    <w:p>
-      <w:pPr>
-        <w:spacing w:after="20"/>
-        <w:ind w:left="198" w:hanging="198"/>
-      </w:pPr>
-      <w:r>
-        <w:t xml:space="preserve">2. </w:t>
-      </w:r>
-      <w:r>
-        <w:t xml:space="preserve">die komplette </w:t>
-      </w:r>
-      <w:r>
-        <w:rPr>
-          <w:rFonts w:ascii="Consolas" w:hAnsi="Consolas"/>
-          <w:sz w:val="16"/>
-        </w:rPr>
-        <w:t>familyId</w:t>
-      </w:r>
-      <w:r>
-        <w:t>,</w:t>
-      </w:r>
-    </w:p>
-    <w:p>
-      <w:pPr>
-        <w:spacing w:after="20"/>
-        <w:ind w:left="198" w:hanging="198"/>
-      </w:pPr>
-      <w:r>
-        <w:t xml:space="preserve">3. </w:t>
-      </w:r>
-      <w:r>
-        <w:t xml:space="preserve">Core-Rezeptnachbarn mit Distanz </w:t>
-      </w:r>
-      <w:r>
-        <w:rPr>
-          <w:rFonts w:ascii="Consolas" w:hAnsi="Consolas"/>
-          <w:sz w:val="16"/>
-        </w:rPr>
-        <w:t>&lt;= 0.16</w:t>
-      </w:r>
-      <w:r>
-        <w:t>.</w:t>
-      </w:r>
-    </w:p>
-    <w:p>
-      <w:pPr>
-        <w:spacing w:after="60"/>
-      </w:pPr>
-      <w:r>
-        <w:t>Trotz dieses deutlich härteren Gates blieb die Architektur auf GO:</w:t>
+      <w:r>
+        <w:t>Der 24er Family-/Near-Neighbor-Holdout v1.3 bestätigte die Kernarchitektur deutlich:</w:t>
       </w:r>
     </w:p>
     <w:p>
       <w:pPr>
         <w:pStyle w:val="ListBullet"/>
-        <w:spacing w:after="20"/>
       </w:pPr>
       <w:r>
         <w:t xml:space="preserve">Neutral-Median: </w:t>
       </w:r>
       <w:r>
         <w:rPr>
-          <w:rFonts w:ascii="Consolas" w:hAnsi="Consolas"/>
+          <w:rFonts w:ascii="Courier New" w:hAnsi="Courier New"/>
           <w:sz w:val="16"/>
         </w:rPr>
-        <w:t>0.514685</w:t>
+        <w:t>0.87234</w:t>
       </w:r>
       <w:r>
         <w:t>,</w:t>
@@ -702,17 +555,16 @@
     <w:p>
       <w:pPr>
         <w:pStyle w:val="ListBullet"/>
-        <w:spacing w:after="20"/>
       </w:pPr>
       <w:r>
         <w:t xml:space="preserve">Retrieval-Median: </w:t>
       </w:r>
       <w:r>
         <w:rPr>
-          <w:rFonts w:ascii="Consolas" w:hAnsi="Consolas"/>
+          <w:rFonts w:ascii="Courier New" w:hAnsi="Courier New"/>
           <w:sz w:val="16"/>
         </w:rPr>
-        <w:t>0.435545</w:t>
+        <w:t>0.390525</w:t>
       </w:r>
       <w:r>
         <w:t>,</w:t>
@@ -721,17 +573,16 @@
     <w:p>
       <w:pPr>
         <w:pStyle w:val="ListBullet"/>
-        <w:spacing w:after="20"/>
       </w:pPr>
       <w:r>
         <w:t xml:space="preserve">Single-Seed Local-Fit-Median: </w:t>
       </w:r>
       <w:r>
         <w:rPr>
-          <w:rFonts w:ascii="Consolas" w:hAnsi="Consolas"/>
+          <w:rFonts w:ascii="Courier New" w:hAnsi="Courier New"/>
           <w:sz w:val="16"/>
         </w:rPr>
-        <w:t>0.303705</w:t>
+        <w:t>0.31155</w:t>
       </w:r>
       <w:r>
         <w:t>,</w:t>
@@ -740,17 +591,16 @@
     <w:p>
       <w:pPr>
         <w:pStyle w:val="ListBullet"/>
-        <w:spacing w:after="20"/>
       </w:pPr>
       <w:r>
-        <w:t xml:space="preserve">Retrieval besser als neutral: </w:t>
+        <w:t xml:space="preserve">Top-3 Local-Fit-Median: </w:t>
       </w:r>
       <w:r>
         <w:rPr>
-          <w:rFonts w:ascii="Consolas" w:hAnsi="Consolas"/>
+          <w:rFonts w:ascii="Courier New" w:hAnsi="Courier New"/>
           <w:sz w:val="16"/>
         </w:rPr>
-        <w:t>11/16</w:t>
+        <w:t>0.26887</w:t>
       </w:r>
       <w:r>
         <w:t>,</w:t>
@@ -759,17 +609,16 @@
     <w:p>
       <w:pPr>
         <w:pStyle w:val="ListBullet"/>
-        <w:spacing w:after="20"/>
       </w:pPr>
       <w:r>
-        <w:t xml:space="preserve">Local Fit verbessert Retrieval: </w:t>
+        <w:t xml:space="preserve">Retrieval verbessert Neutral: </w:t>
       </w:r>
       <w:r>
         <w:rPr>
-          <w:rFonts w:ascii="Consolas" w:hAnsi="Consolas"/>
+          <w:rFonts w:ascii="Courier New" w:hAnsi="Courier New"/>
           <w:sz w:val="16"/>
         </w:rPr>
-        <w:t>11/16</w:t>
+        <w:t>18/24</w:t>
       </w:r>
       <w:r>
         <w:t>,</w:t>
@@ -778,47 +627,109 @@
     <w:p>
       <w:pPr>
         <w:pStyle w:val="ListBullet"/>
-        <w:spacing w:after="20"/>
       </w:pPr>
       <w:r>
-        <w:t xml:space="preserve">finaler Local Fit besser als neutral: </w:t>
+        <w:t xml:space="preserve">Top-3 verbessert Single Seed zusätzlich: </w:t>
       </w:r>
       <w:r>
         <w:rPr>
-          <w:rFonts w:ascii="Consolas" w:hAnsi="Consolas"/>
+          <w:rFonts w:ascii="Courier New" w:hAnsi="Courier New"/>
           <w:sz w:val="16"/>
         </w:rPr>
-        <w:t>14/16</w:t>
-      </w:r>
-      <w:r>
-        <w:t>.</w:t>
+        <w:t>9/24</w:t>
+      </w:r>
+      <w:r>
+        <w:t>,</w:t>
       </w:r>
     </w:p>
     <w:p>
       <w:pPr>
-        <w:spacing w:after="60"/>
+        <w:pStyle w:val="ListBullet"/>
       </w:pPr>
       <w:r>
-        <w:t xml:space="preserve">Damit gilt die Kernhypothese </w:t>
+        <w:t xml:space="preserve">Top-3 ist gegenüber Single Seed nicht schlechter: </w:t>
       </w:r>
       <w:r>
         <w:rPr>
-          <w:rFonts w:ascii="Consolas" w:hAnsi="Consolas"/>
+          <w:rFonts w:ascii="Courier New" w:hAnsi="Courier New"/>
           <w:sz w:val="16"/>
         </w:rPr>
-        <w:t>auditiertes Retrieval -&gt; kleiner lokaler Fit</w:t>
-      </w:r>
-      <w:r>
-        <w:t xml:space="preserve"> als ausreichend gestützt, um den Solver gezielt weiterzuentwickeln. Dies ist weiterhin </w:t>
+        <w:t>24/24</w:t>
+      </w:r>
+      <w:r>
+        <w:t>,</w:t>
+      </w:r>
+    </w:p>
+    <w:p>
+      <w:pPr>
+        <w:pStyle w:val="ListBullet"/>
+      </w:pPr>
+      <w:r>
+        <w:t xml:space="preserve">Top-3-Endzustand besser als Neutral: </w:t>
+      </w:r>
+      <w:r>
+        <w:rPr>
+          <w:rFonts w:ascii="Courier New" w:hAnsi="Courier New"/>
+          <w:sz w:val="16"/>
+        </w:rPr>
+        <w:t>22/24</w:t>
+      </w:r>
+      <w:r>
+        <w:t>.</w:t>
+      </w:r>
+    </w:p>
+    <w:p>
+      <w:r>
+        <w:t>Gewinner-Ränge: Rang 1 = 15 Fälle, Rang 2 = 3 Fälle, Rang 3 = 6 Fälle. Damit ist Top-3 kein kosmetischer Zusatz: In 9/24 Fällen kommt das beste lokale Ergebnis explizit nicht vom zunächst besten Retrieval-Seed.</w:t>
+      </w:r>
+    </w:p>
+    <w:p>
+      <w:r>
+        <w:t xml:space="preserve">Die zwei relativen Lücken </w:t>
+      </w:r>
+      <w:r>
+        <w:rPr>
+          <w:rFonts w:ascii="Courier New" w:hAnsi="Courier New"/>
+          <w:sz w:val="16"/>
+        </w:rPr>
+        <w:t>P2-P-132</w:t>
+      </w:r>
+      <w:r>
+        <w:t xml:space="preserve"> und </w:t>
+      </w:r>
+      <w:r>
+        <w:rPr>
+          <w:rFonts w:ascii="Courier New" w:hAnsi="Courier New"/>
+          <w:sz w:val="16"/>
+        </w:rPr>
+        <w:t>P2-P-139</w:t>
+      </w:r>
+      <w:r>
+        <w:t xml:space="preserve"> bleiben als Coverage-Signale erhalten. Die daraus erzeugten Top-3-Solverzustände wurden im anschließenden ACTIVE-Audit akzeptiert und werden ab v0.8.29.5 als zusätzliche Trusted-Nodes kanonisch geführt.</w:t>
+      </w:r>
+    </w:p>
+    <w:p>
+      <w:r>
+        <w:t xml:space="preserve">Diese Evidenz bestätigt den Architekturpfad </w:t>
+      </w:r>
+      <w:r>
+        <w:rPr>
+          <w:rFonts w:ascii="Courier New" w:hAnsi="Courier New"/>
+          <w:sz w:val="16"/>
+        </w:rPr>
+        <w:t>Trusted Retrieval -&gt; Top-3 Local Fit -&gt; Active Audit</w:t>
+      </w:r>
+      <w:r>
+        <w:t xml:space="preserve"> </w:t>
       </w:r>
       <w:r>
         <w:rPr>
           <w:b/>
         </w:rPr>
-        <w:t>kein Beweis realanthropometrischer Rekonstruktion</w:t>
-      </w:r>
-      <w:r>
-        <w:t>, weil Zielkörper und Zielmaße aus dem eigenen Anny-Raum stammen.</w:t>
+        <w:t>innerhalb des Anny-Raums</w:t>
+      </w:r>
+      <w:r>
+        <w:t>. Sie beweist weiterhin keine realanthropometrische Rekonstruktion externer Menschen.</w:t>
       </w:r>
     </w:p>
     <w:p>
@@ -826,52 +737,165 @@
         <w:pStyle w:val="Heading2"/>
       </w:pPr>
       <w:r>
-        <w:t>5.3 Kritischer Fund: Morphname bestimmt keine Wirkrichtung</w:t>
+        <w:t>5.3 Trust-Region Local Fit statt Ableitungsextrapolation</w:t>
+      </w:r>
+    </w:p>
+    <w:p>
+      <w:r>
+        <w:t xml:space="preserve">Der v0.8.29.4-Trace zeigte eine wichtige Nichtlinearität: Beim manuellen Brustfall verschlechterten sowohl </w:t>
+      </w:r>
+      <w:r>
+        <w:rPr>
+          <w:rFonts w:ascii="Courier New" w:hAnsi="Courier New"/>
+          <w:sz w:val="16"/>
+        </w:rPr>
+        <w:t>+0.05</w:t>
+      </w:r>
+      <w:r>
+        <w:t xml:space="preserve"> als auch </w:t>
+      </w:r>
+      <w:r>
+        <w:rPr>
+          <w:rFonts w:ascii="Courier New" w:hAnsi="Courier New"/>
+          <w:sz w:val="16"/>
+        </w:rPr>
+        <w:t>-0.05</w:t>
+      </w:r>
+      <w:r>
+        <w:t xml:space="preserve"> den gemessenen Brustumfang zunächst, während </w:t>
+      </w:r>
+      <w:r>
+        <w:rPr>
+          <w:rFonts w:ascii="Courier New" w:hAnsi="Courier New"/>
+          <w:sz w:val="16"/>
+        </w:rPr>
+        <w:t>+0.10</w:t>
+      </w:r>
+      <w:r>
+        <w:t xml:space="preserve"> den Zielabstand deutlich reduzierte. Eine lokale Ableitung ist in solchen Situationen kein verlässlicher Extrapolator.</w:t>
+      </w:r>
+    </w:p>
+    <w:p>
+      <w:r>
+        <w:t>Ab v0.8.29.5 gilt daher für die lokalen Umfangscontroller Brust, Taille und Hüfte:</w:t>
       </w:r>
     </w:p>
     <w:p>
       <w:pPr>
-        <w:spacing w:after="60"/>
+        <w:pStyle w:val="ListNumber"/>
       </w:pPr>
       <w:r>
-        <w:t xml:space="preserve">Der vollständige v0.8.29.3-Trace zeigte, dass derselbe direkte Brust-Controller </w:t>
+        <w:t xml:space="preserve">Vom aktuellen Zustand werden </w:t>
       </w:r>
       <w:r>
         <w:rPr>
-          <w:rFonts w:ascii="Consolas" w:hAnsi="Consolas"/>
+          <w:rFonts w:ascii="Courier New" w:hAnsi="Courier New"/>
           <w:sz w:val="16"/>
         </w:rPr>
-        <w:t>measure-bust-circ-incr</w:t>
-      </w:r>
-      <w:r>
-        <w:t xml:space="preserve"> abhängig vom konkreten Körperkontext gegensätzliche lokale Messableitungen besitzen kann. Im manuellen Kontrollkörper war die lokale Ableitung negativ; andere Proof-Körper zeigten positive oder erneut stark negative Ableitungen.</w:t>
+        <w:t>+epsilon</w:t>
+      </w:r>
+      <w:r>
+        <w:t xml:space="preserve"> und </w:t>
+      </w:r>
+      <w:r>
+        <w:rPr>
+          <w:rFonts w:ascii="Courier New" w:hAnsi="Courier New"/>
+          <w:sz w:val="16"/>
+        </w:rPr>
+        <w:t>-epsilon</w:t>
+      </w:r>
+      <w:r>
+        <w:t xml:space="preserve"> </w:t>
+      </w:r>
+      <w:r>
+        <w:rPr>
+          <w:b/>
+        </w:rPr>
+        <w:t>tatsächlich am Mesh gemessen</w:t>
+      </w:r>
+      <w:r>
+        <w:t>.</w:t>
       </w:r>
     </w:p>
     <w:p>
       <w:pPr>
-        <w:spacing w:after="60"/>
+        <w:pStyle w:val="ListNumber"/>
       </w:pPr>
       <w:r>
-        <w:t>Daraus folgt verbindlich:</w:t>
+        <w:t xml:space="preserve">Wenn die lokalen Ableitungen widersprüchliche Vorzeichen zeigen oder beide kleinen Schritte den Zielabstand nicht verbessern, wird die Trust Region kontrolliert auf </w:t>
+      </w:r>
+      <w:r>
+        <w:rPr>
+          <w:rFonts w:ascii="Courier New" w:hAnsi="Courier New"/>
+          <w:sz w:val="16"/>
+        </w:rPr>
+        <w:t>+2epsilon</w:t>
+      </w:r>
+      <w:r>
+        <w:t xml:space="preserve"> / </w:t>
+      </w:r>
+      <w:r>
+        <w:rPr>
+          <w:rFonts w:ascii="Courier New" w:hAnsi="Courier New"/>
+          <w:sz w:val="16"/>
+        </w:rPr>
+        <w:t>-2epsilon</w:t>
+      </w:r>
+      <w:r>
+        <w:t xml:space="preserve"> erweitert, soweit die bestehenden Local-Bounds dies erlauben.</w:t>
       </w:r>
     </w:p>
     <w:p>
       <w:pPr>
-        <w:spacing w:after="60"/>
+        <w:pStyle w:val="ListNumber"/>
       </w:pPr>
+      <w:r>
+        <w:t xml:space="preserve">Akzeptiert wird ausschließlich ein </w:t>
+      </w:r>
       <w:r>
         <w:rPr>
           <w:b/>
         </w:rPr>
-        <w:t>Der Solver darf niemals aus `incr` / `decr` oder aus einem semantischen Morphnamen auf die aktuelle Messrichtung schließen.</w:t>
+        <w:t>tatsächlich gemessener</w:t>
+      </w:r>
+      <w:r>
+        <w:t xml:space="preserve"> Zustand mit kleinerem Zielabstand.</w:t>
       </w:r>
     </w:p>
     <w:p>
       <w:pPr>
-        <w:spacing w:after="60"/>
+        <w:pStyle w:val="ListNumber"/>
       </w:pPr>
       <w:r>
-        <w:t>Jeder zugelassene Controller muss am konkreten Seed und im aktuellen bereits veränderten Körperzustand lokal vermessen werden.</w:t>
+        <w:t>Es gibt keine Ableitungsextrapolation zu einem nicht gemessenen Morphwert.</w:t>
+      </w:r>
+    </w:p>
+    <w:p>
+      <w:pPr>
+        <w:pStyle w:val="ListNumber"/>
+      </w:pPr>
+      <w:r>
+        <w:t xml:space="preserve">Nach jedem Controller bleibt der bestehende globale </w:t>
+      </w:r>
+      <w:r>
+        <w:rPr>
+          <w:rFonts w:ascii="Courier New" w:hAnsi="Courier New"/>
+          <w:sz w:val="16"/>
+        </w:rPr>
+        <w:t>geometryScore</w:t>
+      </w:r>
+      <w:r>
+        <w:t>-Gate aktiv; eine technisch ungültige Messung oder schlechtere Gesamtgeometrie führt zum Rollback auf den auditierten Seed.</w:t>
+      </w:r>
+    </w:p>
+    <w:p>
+      <w:r>
+        <w:t>Die Local-Bounds bleiben unverändert. Es werden keine neuen DOFs freigeschaltet und keine Cross-Region-Rettungen zugelassen.</w:t>
+      </w:r>
+    </w:p>
+    <w:p>
+      <w:r>
+        <w:t>Die kanonische Höhe bleibt ein separater, eng begrenzter und bidirektional vermessener Core-Controller. Für sie gilt weiterhin die exakte Anny-Rest-Mesh-Bounding-Box-Höhe als einzige Solver-Statur.</w:t>
       </w:r>
     </w:p>
     <w:p>
@@ -879,124 +903,52 @@
         <w:pStyle w:val="Heading2"/>
       </w:pPr>
       <w:r>
-        <w:t>5.4 Bidirektionales Controller-Probing</w:t>
+        <w:t>5.4 Top-3 bleibt Produktionsstandard des Solver-POC</w:t>
       </w:r>
     </w:p>
     <w:p>
-      <w:pPr>
-        <w:spacing w:after="60"/>
-      </w:pPr>
-      <w:r>
-        <w:t>Ab v0.8.29.4 werden die vier erlaubten Local-Fit-Controller am konkreten Seed bidirektional geprobt:</w:t>
+      <w:r>
+        <w:t xml:space="preserve">Retrieval liefert weiterhin Top-5 zur Vorschau; die ersten drei technisch gültigen Trusted-Seeds werden unabhängig lokal gefittet. Der beste sichere finale </w:t>
+      </w:r>
+      <w:r>
+        <w:rPr>
+          <w:rFonts w:ascii="Courier New" w:hAnsi="Courier New"/>
+          <w:sz w:val="16"/>
+        </w:rPr>
+        <w:t>geometryScore</w:t>
+      </w:r>
+      <w:r>
+        <w:t xml:space="preserve"> gewinnt. Bei Gleichstand wird der kleinere lokale Abstand bevorzugt.</w:t>
       </w:r>
     </w:p>
     <w:p>
-      <w:pPr>
-        <w:pStyle w:val="ListBullet"/>
-        <w:spacing w:after="20"/>
-      </w:pPr>
+      <w:r>
+        <w:t>Weight bleibt nur Retrieval-/Diagnose-Prior. Der Local-Fit-Akzeptanzscore enthält ausschließlich die steuerbaren geometrischen Ziele Statur, Brust, Taille und Hüfte/Gesäß.</w:t>
+      </w:r>
+    </w:p>
+    <w:p>
+      <w:r>
+        <w:t xml:space="preserve">Ein veränderter Gewinner ist weiterhin </w:t>
+      </w:r>
       <w:r>
         <w:rPr>
-          <w:rFonts w:ascii="Consolas" w:hAnsi="Consolas"/>
+          <w:rFonts w:ascii="Courier New" w:hAnsi="Courier New"/>
           <w:sz w:val="16"/>
         </w:rPr>
-        <w:t>core:height</w:t>
-      </w:r>
-      <w:r>
-        <w:t>,</w:t>
-      </w:r>
-    </w:p>
-    <w:p>
-      <w:pPr>
-        <w:pStyle w:val="ListBullet"/>
-        <w:spacing w:after="20"/>
-      </w:pPr>
+        <w:t>local-unaudited</w:t>
+      </w:r>
+      <w:r>
+        <w:t xml:space="preserve"> und wird an </w:t>
+      </w:r>
       <w:r>
         <w:rPr>
-          <w:rFonts w:ascii="Consolas" w:hAnsi="Consolas"/>
+          <w:rFonts w:ascii="Courier New" w:hAnsi="Courier New"/>
           <w:sz w:val="16"/>
         </w:rPr>
-        <w:t>measure-bust-circ-incr</w:t>
-      </w:r>
-      <w:r>
-        <w:t>,</w:t>
-      </w:r>
-    </w:p>
-    <w:p>
-      <w:pPr>
-        <w:pStyle w:val="ListBullet"/>
-        <w:spacing w:after="20"/>
-      </w:pPr>
-      <w:r>
-        <w:rPr>
-          <w:rFonts w:ascii="Consolas" w:hAnsi="Consolas"/>
-          <w:sz w:val="16"/>
-        </w:rPr>
-        <w:t>measure-waist-circ-incr</w:t>
-      </w:r>
-      <w:r>
-        <w:t>,</w:t>
-      </w:r>
-    </w:p>
-    <w:p>
-      <w:pPr>
-        <w:pStyle w:val="ListBullet"/>
-        <w:spacing w:after="20"/>
-      </w:pPr>
-      <w:r>
-        <w:rPr>
-          <w:rFonts w:ascii="Consolas" w:hAnsi="Consolas"/>
-          <w:sz w:val="16"/>
-        </w:rPr>
-        <w:t>measure-hips-circ-incr</w:t>
-      </w:r>
-      <w:r>
-        <w:t>.</w:t>
-      </w:r>
-    </w:p>
-    <w:p>
-      <w:pPr>
-        <w:spacing w:after="60"/>
-      </w:pPr>
-      <w:r>
-        <w:t xml:space="preserve">Für jeden aktiven Controller werden, soweit die lokalen Bounds es erlauben, </w:t>
-      </w:r>
-      <w:r>
-        <w:rPr>
-          <w:rFonts w:ascii="Consolas" w:hAnsi="Consolas"/>
-          <w:sz w:val="16"/>
-        </w:rPr>
-        <w:t>+epsilon</w:t>
-      </w:r>
-      <w:r>
-        <w:t xml:space="preserve"> und </w:t>
-      </w:r>
-      <w:r>
-        <w:rPr>
-          <w:rFonts w:ascii="Consolas" w:hAnsi="Consolas"/>
-          <w:sz w:val="16"/>
-        </w:rPr>
-        <w:t>-epsilon</w:t>
-      </w:r>
-      <w:r>
-        <w:t xml:space="preserve"> getestet. Der Solver misst daraus die tatsächlichen lokalen Ableitungen und erzeugt mögliche Korrekturschritte aus der gemessenen Wirkung, nicht aus dem Morphnamen.</w:t>
-      </w:r>
-    </w:p>
-    <w:p>
-      <w:pPr>
-        <w:spacing w:after="60"/>
-      </w:pPr>
-      <w:r>
-        <w:t xml:space="preserve">Der Trace speichert Probe-Ausgaben, Ableitungen, gewählte Richtung/Quelle, mögliche lokale Vorzeichenwechsel sowie Rollback-Gründe. Die kleinen bisherigen Local-Bounds bleiben unverändert. Es werden </w:t>
-      </w:r>
-      <w:r>
-        <w:rPr>
-          <w:b/>
-        </w:rPr>
-        <w:t>keine neuen DOFs</w:t>
-      </w:r>
-      <w:r>
-        <w:t xml:space="preserve"> freigeschaltet.</w:t>
+        <w:t>BANK -&gt; ACTIVE</w:t>
+      </w:r>
+      <w:r>
+        <w:t xml:space="preserve"> übergeben. Ein bereits im kanonischen Index vorhandener Accepted-Körper gilt dagegen sofort als Trusted Seed.</w:t>
       </w:r>
     </w:p>
     <w:p>
@@ -1004,143 +956,44 @@
         <w:pStyle w:val="Heading2"/>
       </w:pPr>
       <w:r>
-        <w:t>5.5 Top-3 Local Fit</w:t>
+        <w:t>5.5 Messstatus und Human-Audit bleiben getrennt</w:t>
       </w:r>
     </w:p>
     <w:p>
-      <w:pPr>
-        <w:spacing w:after="60"/>
-      </w:pPr>
-      <w:r>
-        <w:t>Der Runtime-Solver verwendet weiterhin Trusted Retrieval. Neu ist die lokale Seedstrategie:</w:t>
+      <w:r>
+        <w:rPr>
+          <w:rFonts w:ascii="Courier New" w:hAnsi="Courier New"/>
+          <w:sz w:val="16"/>
+        </w:rPr>
+        <w:t>trusted</w:t>
+      </w:r>
+      <w:r>
+        <w:t xml:space="preserve"> bedeutet weiterhin: dieser konkrete Körper wurde visuell akzeptiert. </w:t>
+      </w:r>
+      <w:r>
+        <w:rPr>
+          <w:rFonts w:ascii="Courier New" w:hAnsi="Courier New"/>
+          <w:sz w:val="16"/>
+        </w:rPr>
+        <w:t>solverEligible</w:t>
+      </w:r>
+      <w:r>
+        <w:t xml:space="preserve"> bedeutet separat: die für den aktuellen Solver benötigten technischen Messungen bestehen den breiten Sanity-Gate.</w:t>
       </w:r>
     </w:p>
     <w:p>
-      <w:pPr>
-        <w:spacing w:after="20"/>
-        <w:ind w:left="198" w:hanging="198"/>
-      </w:pPr>
-      <w:r>
-        <w:t xml:space="preserve">1. </w:t>
-      </w:r>
-      <w:r>
-        <w:t>Retrieval erzeugt die Top-5-Vorschau.</w:t>
-      </w:r>
-    </w:p>
-    <w:p>
-      <w:pPr>
-        <w:spacing w:after="20"/>
-        <w:ind w:left="198" w:hanging="198"/>
-      </w:pPr>
-      <w:r>
-        <w:t xml:space="preserve">2. </w:t>
-      </w:r>
-      <w:r>
-        <w:t xml:space="preserve">Die Retrieval-Ränge </w:t>
+      <w:r>
+        <w:t xml:space="preserve">Ein visuell guter Körper mit kollabiertem Umfangsschnitt wird nicht aus dem Human-Audit gelöscht, aber für die konkrete Retrieval-/Solverbewertung ausgeschlossen. Der bekannte fehlerhafte </w:t>
       </w:r>
       <w:r>
         <w:rPr>
-          <w:rFonts w:ascii="Consolas" w:hAnsi="Consolas"/>
+          <w:rFonts w:ascii="Courier New" w:hAnsi="Courier New"/>
           <w:sz w:val="16"/>
         </w:rPr>
-        <w:t>#1</w:t>
-      </w:r>
-      <w:r>
-        <w:t xml:space="preserve">, </w:t>
-      </w:r>
-      <w:r>
-        <w:rPr>
-          <w:rFonts w:ascii="Consolas" w:hAnsi="Consolas"/>
-          <w:sz w:val="16"/>
-        </w:rPr>
-        <w:t>#2</w:t>
-      </w:r>
-      <w:r>
-        <w:t xml:space="preserve"> und </w:t>
-      </w:r>
-      <w:r>
-        <w:rPr>
-          <w:rFonts w:ascii="Consolas" w:hAnsi="Consolas"/>
-          <w:sz w:val="16"/>
-        </w:rPr>
-        <w:t>#3</w:t>
-      </w:r>
-      <w:r>
-        <w:t xml:space="preserve"> werden unabhängig voneinander lokal gefittet.</w:t>
-      </w:r>
-    </w:p>
-    <w:p>
-      <w:pPr>
-        <w:spacing w:after="20"/>
-        <w:ind w:left="198" w:hanging="198"/>
-      </w:pPr>
-      <w:r>
-        <w:t xml:space="preserve">3. </w:t>
-      </w:r>
-      <w:r>
-        <w:t>Jeder Fit startet exakt vom jeweiligen auditierten Seed und bleibt in dessen lokalen Bounds.</w:t>
-      </w:r>
-    </w:p>
-    <w:p>
-      <w:pPr>
-        <w:spacing w:after="20"/>
-        <w:ind w:left="198" w:hanging="198"/>
-      </w:pPr>
-      <w:r>
-        <w:t xml:space="preserve">4. </w:t>
-      </w:r>
-      <w:r>
-        <w:t xml:space="preserve">Der kleinste zulässige finale </w:t>
-      </w:r>
-      <w:r>
-        <w:rPr>
-          <w:rFonts w:ascii="Consolas" w:hAnsi="Consolas"/>
-          <w:sz w:val="16"/>
-        </w:rPr>
-        <w:t>geometryScore</w:t>
-      </w:r>
-      <w:r>
-        <w:t xml:space="preserve"> gewinnt; bei Gleichstand wird der kleinere lokale Abstand bevorzugt.</w:t>
-      </w:r>
-    </w:p>
-    <w:p>
-      <w:pPr>
-        <w:spacing w:after="20"/>
-        <w:ind w:left="198" w:hanging="198"/>
-      </w:pPr>
-      <w:r>
-        <w:t xml:space="preserve">5. </w:t>
-      </w:r>
-      <w:r>
-        <w:t xml:space="preserve">Nur der Gewinner wird dargestellt und - falls verändert - als </w:t>
-      </w:r>
-      <w:r>
-        <w:rPr>
-          <w:rFonts w:ascii="Consolas" w:hAnsi="Consolas"/>
-          <w:sz w:val="16"/>
-        </w:rPr>
-        <w:t>local-unaudited</w:t>
-      </w:r>
-      <w:r>
-        <w:t xml:space="preserve"> an </w:t>
-      </w:r>
-      <w:r>
-        <w:rPr>
-          <w:rFonts w:ascii="Consolas" w:hAnsi="Consolas"/>
-          <w:sz w:val="16"/>
-        </w:rPr>
-        <w:t>BANK -&gt; ACTIVE</w:t>
-      </w:r>
-      <w:r>
-        <w:t xml:space="preserve"> übergeben.</w:t>
-      </w:r>
-    </w:p>
-    <w:p>
-      <w:pPr>
-        <w:spacing w:after="60"/>
-      </w:pPr>
-      <w:r>
-        <w:t>Damit kann ein Seed, der vor Local Fit knapp schlechter gerankt war, gewinnen, wenn seine lokale Geometrie besser kontrollierbar ist. Der Solver darf dafür weder Cross-Region-Morphs noch größere Bounds benutzen.</w:t>
+        <w:t>shoulderJointBreadth</w:t>
+      </w:r>
+      <w:r>
+        <w:t>-Proxy bleibt vollständig außerhalb des Solverpfads.</w:t>
       </w:r>
     </w:p>
     <w:p>
@@ -1148,93 +1001,86 @@
         <w:pStyle w:val="Heading2"/>
       </w:pPr>
       <w:r>
-        <w:t>5.6 Human-Audit-Status und Solver-Eignung sind getrennt</w:t>
+        <w:t>5.6 Coverage Map wird vorbereitet, nicht erfunden</w:t>
       </w:r>
     </w:p>
     <w:p>
-      <w:pPr>
-        <w:spacing w:after="60"/>
-      </w:pPr>
-      <w:r>
-        <w:t xml:space="preserve">Ein </w:t>
+      <w:r>
+        <w:t xml:space="preserve">Neu ist </w:t>
       </w:r>
       <w:r>
         <w:rPr>
-          <w:rFonts w:ascii="Consolas" w:hAnsi="Consolas"/>
+          <w:rFonts w:ascii="Courier New" w:hAnsi="Courier New"/>
           <w:sz w:val="16"/>
         </w:rPr>
-        <w:t>HUMAN_ACCEPTED</w:t>
-      </w:r>
-      <w:r>
-        <w:t xml:space="preserve"> / </w:t>
-      </w:r>
-      <w:r>
-        <w:rPr>
-          <w:rFonts w:ascii="Consolas" w:hAnsi="Consolas"/>
-          <w:sz w:val="16"/>
-        </w:rPr>
-        <w:t>trusted</w:t>
-      </w:r>
-      <w:r>
-        <w:t xml:space="preserve"> Körper bleibt wertvolles visuelles Plausibilitätswissen. Eine technisch kaputte Brust-/Taillen-/Hüftmessung darf diesen Human-Vote nicht nachträglich löschen.</w:t>
+        <w:t>body-bank-coverage-prep-v1.json</w:t>
+      </w:r>
+      <w:r>
+        <w:t>. Dieses Manifest bereitet die nächste Abdeckungsphase vor, ohne Brust/Taille/Hüfte aus Anny-Core-Parametern zu erfinden.</w:t>
       </w:r>
     </w:p>
     <w:p>
-      <w:pPr>
-        <w:spacing w:after="60"/>
-      </w:pPr>
-      <w:r>
-        <w:t>Ab v0.8.29.4 wird deshalb explizit getrennt:</w:t>
+      <w:r>
+        <w:t>Geplanter geometrischer Eingaberaum:</w:t>
       </w:r>
     </w:p>
     <w:p>
       <w:pPr>
         <w:pStyle w:val="ListBullet"/>
-        <w:spacing w:after="20"/>
       </w:pPr>
       <w:r>
-        <w:rPr>
-          <w:rFonts w:ascii="Consolas" w:hAnsi="Consolas"/>
-          <w:sz w:val="16"/>
-        </w:rPr>
-        <w:t>trusted</w:t>
-      </w:r>
-      <w:r>
-        <w:t>: visuell akzeptierter Körper im auditierten Körperraum,</w:t>
+        <w:t>Geschlecht,</w:t>
       </w:r>
     </w:p>
     <w:p>
       <w:pPr>
         <w:pStyle w:val="ListBullet"/>
-        <w:spacing w:after="20"/>
       </w:pPr>
       <w:r>
-        <w:rPr>
-          <w:rFonts w:ascii="Consolas" w:hAnsi="Consolas"/>
-          <w:sz w:val="16"/>
-        </w:rPr>
-        <w:t>solverEligible</w:t>
-      </w:r>
-      <w:r>
-        <w:t>: die für den aktuellen Solver benötigten technischen Messungen bestehen den breiten Measurement-Sanity-Gate.</w:t>
+        <w:t>kanonische Rest-Mesh-Statur,</w:t>
       </w:r>
     </w:p>
     <w:p>
       <w:pPr>
-        <w:spacing w:after="60"/>
+        <w:pStyle w:val="ListBullet"/>
       </w:pPr>
       <w:r>
-        <w:t xml:space="preserve">Ein </w:t>
+        <w:t>Brustumfang,</w:t>
+      </w:r>
+    </w:p>
+    <w:p>
+      <w:pPr>
+        <w:pStyle w:val="ListBullet"/>
+      </w:pPr>
+      <w:r>
+        <w:t>Taillenumfang,</w:t>
+      </w:r>
+    </w:p>
+    <w:p>
+      <w:pPr>
+        <w:pStyle w:val="ListBullet"/>
+      </w:pPr>
+      <w:r>
+        <w:t>Hüft-/Gesäßumfang.</w:t>
+      </w:r>
+    </w:p>
+    <w:p>
+      <w:r>
+        <w:t>Gewicht bleibt als separater Retrieval-Prior. Für die 295 Trusted-Nodes müssen Brust/Taille/Hüfte im nächsten Coverage-Schritt exakt am Runtime-Rest-Mesh gemessen und durch den technischen Mess-Gate geschickt werden, bevor Coverage-Zellen vergeben werden.</w:t>
+      </w:r>
+    </w:p>
+    <w:p>
+      <w:r>
+        <w:t xml:space="preserve">Das Manifest enthält bereits die kanonische Trusted-Scan-Queue, Staturband-Verteilung und die bekannten relativen Lückenziele. Dies ist </w:t>
       </w:r>
       <w:r>
         <w:rPr>
-          <w:rFonts w:ascii="Consolas" w:hAnsi="Consolas"/>
-          <w:sz w:val="16"/>
+          <w:b/>
         </w:rPr>
-        <w:t>trusted</w:t>
-      </w:r>
-      <w:r>
-        <w:t>, aber aktuell solver-ineligible Körper wird aus der betreffenden Retrieval-Shortlist ausgeschlossen. Sein Auditstatus bleibt erhalten. Der gleiche Gate wird auch auf den finalen Local-Fit-Zustand angewandt; ein technischer Ausfall führt zum Rollback auf den auditierten Seed.</w:t>
+        <w:t>Vorbereitung</w:t>
+      </w:r>
+      <w:r>
+        <w:t>, noch keine fertige Coverage-Karte.</w:t>
       </w:r>
     </w:p>
     <w:p>
@@ -1242,88 +1088,73 @@
         <w:pStyle w:val="Heading2"/>
       </w:pPr>
       <w:r>
-        <w:t>5.7 Kanonische Statur und Scoretrennung bleiben verbindlich</w:t>
+        <w:t>5.7 Neuer Testpfad: 36er Coverage-Stress v1</w:t>
       </w:r>
     </w:p>
     <w:p>
-      <w:pPr>
-        <w:spacing w:after="60"/>
-      </w:pPr>
-      <w:r>
-        <w:t xml:space="preserve">Der Body-Bank-Solver verwendet weiterhin ausschließlich die </w:t>
+      <w:r>
+        <w:t xml:space="preserve">Nach dem bestätigten 24er Architektur-GO wird kein weiterer nahezu identischer Architekturproof gebaut. Der bisherige Proof-Button führt ab v0.8.29.5 einen </w:t>
       </w:r>
       <w:r>
         <w:rPr>
           <w:b/>
         </w:rPr>
-        <w:t>exakte Anny-Rest-Mesh-Bounding-Box-Höhe</w:t>
-      </w:r>
-      <w:r>
-        <w:t xml:space="preserve"> als kanonische Statur. Die ältere Measurement-Stack-Statur bleibt Diagnosewert.</w:t>
+        <w:t>36er geschlechtsbalancierten Coverage-Stress</w:t>
+      </w:r>
+      <w:r>
+        <w:t xml:space="preserve"> aus.</w:t>
       </w:r>
     </w:p>
     <w:p>
-      <w:pPr>
-        <w:spacing w:after="60"/>
-      </w:pPr>
-      <w:r>
-        <w:t>Scoretrennung:</w:t>
+      <w:r>
+        <w:t xml:space="preserve">Er behält die strengen Holdout-Regeln bei (Zielkörper, komplette Familie und Core-Nachbarn </w:t>
+      </w:r>
+      <w:r>
+        <w:rPr>
+          <w:rFonts w:ascii="Courier New" w:hAnsi="Courier New"/>
+          <w:sz w:val="16"/>
+        </w:rPr>
+        <w:t>&lt;= 0.16</w:t>
+      </w:r>
+      <w:r>
+        <w:t xml:space="preserve"> entfernt), dient aber primär zur Kartierung:</w:t>
       </w:r>
     </w:p>
     <w:p>
       <w:pPr>
         <w:pStyle w:val="ListBullet"/>
-        <w:spacing w:after="20"/>
       </w:pPr>
       <w:r>
-        <w:rPr>
-          <w:rFonts w:ascii="Consolas" w:hAnsi="Consolas"/>
-          <w:sz w:val="16"/>
-        </w:rPr>
-        <w:t>geometryScore</w:t>
-      </w:r>
-      <w:r>
-        <w:t>: Statur + Brust + Taille + Hüfte/Gesäß,</w:t>
+        <w:t>Regression der bestehenden Architektur nach der Trust-Region-Änderung,</w:t>
       </w:r>
     </w:p>
     <w:p>
       <w:pPr>
         <w:pStyle w:val="ListBullet"/>
-        <w:spacing w:after="20"/>
       </w:pPr>
       <w:r>
-        <w:rPr>
-          <w:rFonts w:ascii="Consolas" w:hAnsi="Consolas"/>
-          <w:sz w:val="16"/>
-        </w:rPr>
-        <w:t>weightPriorScore</w:t>
-      </w:r>
-      <w:r>
-        <w:t>: separater Retrieval-/Diagnosewert,</w:t>
+        <w:t>Fehler nach Geschlecht und Staturband,</w:t>
       </w:r>
     </w:p>
     <w:p>
       <w:pPr>
         <w:pStyle w:val="ListBullet"/>
-        <w:spacing w:after="20"/>
       </w:pPr>
       <w:r>
-        <w:rPr>
-          <w:rFonts w:ascii="Consolas" w:hAnsi="Consolas"/>
-          <w:sz w:val="16"/>
-        </w:rPr>
-        <w:t>Local-Fit global gate</w:t>
-      </w:r>
-      <w:r>
-        <w:t>: ausschließlich steuerbare Geometrie.</w:t>
+        <w:t>Gewinner-Rang-Verteilung #1/#2/#3,</w:t>
       </w:r>
     </w:p>
     <w:p>
       <w:pPr>
-        <w:spacing w:after="60"/>
+        <w:pStyle w:val="ListBullet"/>
       </w:pPr>
       <w:r>
-        <w:t>Weight/Muscle werden weiterhin nicht frei nachoptimiert.</w:t>
+        <w:t>relative Coverage-Gaps, bei denen Top-3 den neutralen Baselinekörper nicht schlägt.</w:t>
+      </w:r>
+    </w:p>
+    <w:p>
+      <w:r>
+        <w:t>Solche Gap-Fälle werden mit erhöhter Priorität in ACTIVE gestellt. Der Test behauptet ausdrücklich keinen neuen anthropometrischen Beweis.</w:t>
       </w:r>
     </w:p>
     <w:p>
@@ -1331,108 +1162,166 @@
         <w:pStyle w:val="Heading2"/>
       </w:pPr>
       <w:r>
-        <w:t>5.8 Neuer Proof v1.3 · 24er Family-Holdout mit Single-vs-Top-3</w:t>
+        <w:t>5.8 Deployment-/BANK-Regeln bleiben gültig</w:t>
+      </w:r>
+    </w:p>
+    <w:p>
+      <w:r>
+        <w:t xml:space="preserve">Splash, Hauptlabel, HTML-Titel, </w:t>
+      </w:r>
+      <w:r>
+        <w:rPr>
+          <w:rFonts w:ascii="Courier New" w:hAnsi="Courier New"/>
+          <w:sz w:val="16"/>
+        </w:rPr>
+        <w:t>SAMMY_APP_VERSION</w:t>
+      </w:r>
+      <w:r>
+        <w:t xml:space="preserve"> sowie JS-/CSS-Cache-Tags müssen dieselbe Version tragen. Die GitHub-Fassung bleibt unter 100 direkt sichtbaren Root-Dateien.</w:t>
+      </w:r>
+    </w:p>
+    <w:p>
+      <w:r>
+        <w:t>Der menu-safe Dual Viewport, unabhängige Kameras, Last-Interaction-Auswahl, optionales AutoFit pro Viewport, blinde Präsentation, 205-cm-Audit-Cap und das vertagte Kopf-/Head-Fat-Thema bleiben unverändert erhalten.</w:t>
       </w:r>
     </w:p>
     <w:p>
       <w:pPr>
-        <w:spacing w:after="60"/>
+        <w:pStyle w:val="Heading1"/>
       </w:pPr>
       <w:r>
-        <w:t xml:space="preserve">Der nächste Architekturtest umfasst </w:t>
+        <w:t>6. Rolle des bisherigen Wissens</w:t>
+      </w:r>
+    </w:p>
+    <w:p>
+      <w:r>
+        <w:t xml:space="preserve">Die bisherige Arbeit wird </w:t>
       </w:r>
       <w:r>
         <w:rPr>
           <w:b/>
         </w:rPr>
-        <w:t>24 geschlechtsbalancierte Family-Holdouts</w:t>
-      </w:r>
-      <w:r>
-        <w:t xml:space="preserve"> im Produktbereich 140–205 cm. Die bisherigen Ausschlüsse bleiben identisch: Zielkörper, komplette Familie und Core-Nachbarn </w:t>
-      </w:r>
-      <w:r>
-        <w:rPr>
-          <w:rFonts w:ascii="Consolas" w:hAnsi="Consolas"/>
-          <w:sz w:val="16"/>
-        </w:rPr>
-        <w:t>&lt;= 0.16</w:t>
-      </w:r>
-      <w:r>
-        <w:t xml:space="preserve"> werden verborgen.</w:t>
+        <w:t>nicht verworfen</w:t>
+      </w:r>
+      <w:r>
+        <w:t>. Sie ändert ihre Rolle.</w:t>
       </w:r>
     </w:p>
     <w:p>
-      <w:pPr>
-        <w:spacing w:after="60"/>
-      </w:pPr>
-      <w:r>
-        <w:t>Für exakt dieselbe Retrieval-Shortlist werden vier Stufen verglichen:</w:t>
-      </w:r>
-    </w:p>
-    <w:p>
-      <w:pPr>
-        <w:spacing w:after="60"/>
-      </w:pPr>
-      <w:r>
-        <w:rPr>
-          <w:rFonts w:ascii="Consolas" w:hAnsi="Consolas"/>
-          <w:sz w:val="16"/>
-        </w:rPr>
-        <w:t>Neutral -&gt; Retrieval -&gt; Single-Seed Local Fit (#1) -&gt; Top-3 Local Fit (#1-#3)</w:t>
-      </w:r>
-      <w:r>
-        <w:t>.</w:t>
-      </w:r>
-    </w:p>
-    <w:p>
-      <w:pPr>
-        <w:spacing w:after="60"/>
-      </w:pPr>
-      <w:r>
-        <w:t>Damit wird der Zusatznutzen von Top-3 isoliert, ohne gleichzeitig Bank, Holdout-Regel oder Morphraum zu verändern.</w:t>
-      </w:r>
-    </w:p>
-    <w:p>
-      <w:pPr>
-        <w:spacing w:after="60"/>
-      </w:pPr>
-      <w:r>
-        <w:t>GO-Gate:</w:t>
+      <w:r>
+        <w:t>Weiterzuverwenden sind insbesondere:</w:t>
       </w:r>
     </w:p>
     <w:p>
       <w:pPr>
         <w:pStyle w:val="ListBullet"/>
-        <w:spacing w:after="20"/>
       </w:pPr>
       <w:r>
-        <w:t>Retrieval-Median &lt; Neutral-Median,</w:t>
+        <w:t>Landmark- und Messdefinitionen,</w:t>
       </w:r>
     </w:p>
     <w:p>
       <w:pPr>
         <w:pStyle w:val="ListBullet"/>
-        <w:spacing w:after="20"/>
       </w:pPr>
       <w:r>
-        <w:t>Top-3-Median &lt;= Single-Seed-Median,</w:t>
+        <w:t>geometrische Messoperatoren und Region-Masks,</w:t>
       </w:r>
     </w:p>
     <w:p>
       <w:pPr>
         <w:pStyle w:val="ListBullet"/>
-        <w:spacing w:after="20"/>
       </w:pPr>
       <w:r>
-        <w:t>Top-3-Median &lt;= Retrieval-Median.</w:t>
+        <w:t>Symmetrie-Regeln,</w:t>
       </w:r>
     </w:p>
     <w:p>
       <w:pPr>
-        <w:spacing w:after="60"/>
+        <w:pStyle w:val="ListBullet"/>
       </w:pPr>
       <w:r>
-        <w:t>Zusätzlich werden Top-3-Zusatzgewinne pro Fall, Gewinner-Rang und alle drei lokalen Controller-Traces exportiert.</w:t>
+        <w:t>Morph Influence Atlas,</w:t>
+      </w:r>
+    </w:p>
+    <w:p>
+      <w:pPr>
+        <w:pStyle w:val="ListBullet"/>
+      </w:pPr>
+      <w:r>
+        <w:t>Morph Observatory / Skelettreaktionen,</w:t>
+      </w:r>
+    </w:p>
+    <w:p>
+      <w:pPr>
+        <w:pStyle w:val="ListBullet"/>
+      </w:pPr>
+      <w:r>
+        <w:t>gekoppelte Morph-/Slidergruppen,</w:t>
+      </w:r>
+    </w:p>
+    <w:p>
+      <w:pPr>
+        <w:pStyle w:val="ListBullet"/>
+      </w:pPr>
+      <w:r>
+        <w:t>Stabilitäts- und Regressions-Gates,</w:t>
+      </w:r>
+    </w:p>
+    <w:p>
+      <w:pPr>
+        <w:pStyle w:val="ListBullet"/>
+      </w:pPr>
+      <w:r>
+        <w:t>ANSUR-/Studienwissen als Mess- und Plausibilitätsreferenz,</w:t>
+      </w:r>
+    </w:p>
+    <w:p>
+      <w:pPr>
+        <w:pStyle w:val="ListBullet"/>
+      </w:pPr>
+      <w:r>
+        <w:t>Solver-Fehlschläge als Information über ungeeignete Freiheitsgrade und Cross-Region-Risiken.</w:t>
+      </w:r>
+    </w:p>
+    <w:p>
+      <w:r>
+        <w:t>Diese Informationen sollen den Body-Bank-Generator, automatische Plausibilitätschecks und spätere lokale Fitter begrenzen, nicht erneut einen freien globalen Solver rechtfertigen.</w:t>
+      </w:r>
+    </w:p>
+    <w:p>
+      <w:pPr>
+        <w:pStyle w:val="Heading1"/>
+      </w:pPr>
+      <w:r>
+        <w:t>7. ANSUR / externe Studien</w:t>
+      </w:r>
+    </w:p>
+    <w:p>
+      <w:r>
+        <w:t xml:space="preserve">ANSUR bleibt wertvoll für präzise Messdefinitionen, Landmark-Protokolle, Posen, Messfehler und historische Vergleichstests. Es ist </w:t>
+      </w:r>
+      <w:r>
+        <w:rPr>
+          <w:b/>
+        </w:rPr>
+        <w:t>nicht mehr erforderlich</w:t>
+      </w:r>
+      <w:r>
+        <w:t>, dass Anny jeden ANSUR-Wert als geometrisches Live-Ziel exakt reproduziert.</w:t>
+      </w:r>
+    </w:p>
+    <w:p>
+      <w:r>
+        <w:t>Externe Populationsdaten können später genutzt werden, um aus wenigen Nutzerdaten plausible fehlende Maße bzw. Lookup-Ziele zu schätzen. Die aktuelle Body-Bank-Phase soll jedoch nicht erneut durch einen Studienwechsel blockiert werden.</w:t>
+      </w:r>
+    </w:p>
+    <w:p>
+      <w:pPr>
+        <w:pStyle w:val="Heading1"/>
+      </w:pPr>
+      <w:r>
+        <w:t>8. Produktionspfad vs. Forschungsarchiv</w:t>
       </w:r>
     </w:p>
     <w:p>
@@ -1440,33 +1329,146 @@
         <w:pStyle w:val="Heading2"/>
       </w:pPr>
       <w:r>
-        <w:t>5.9 Deployment-/BANK-Regeln bleiben gültig</w:t>
+        <w:t>Aktueller Produktions-/Produktpfad</w:t>
       </w:r>
     </w:p>
     <w:p>
       <w:pPr>
-        <w:spacing w:after="60"/>
+        <w:pStyle w:val="ListBullet"/>
       </w:pPr>
       <w:r>
-        <w:t xml:space="preserve">Splash, Hauptlabel, HTML-Titel, </w:t>
-      </w:r>
-      <w:r>
         <w:rPr>
-          <w:rFonts w:ascii="Consolas" w:hAnsi="Consolas"/>
+          <w:b/>
+        </w:rPr>
+        <w:t>Body Bank Solver 1.0</w:t>
+      </w:r>
+      <w:r>
+        <w:t xml:space="preserve"> ist ab v0.8.29.0 der aktuelle Architektur-POC für den zukünftigen Produktpfad: </w:t>
+      </w:r>
+      <w:r>
+        <w:rPr>
+          <w:rFonts w:ascii="Courier New" w:hAnsi="Courier New"/>
           <w:sz w:val="16"/>
         </w:rPr>
-        <w:t>SAMMY_APP_VERSION</w:t>
-      </w:r>
-      <w:r>
-        <w:t xml:space="preserve"> sowie JS-/CSS-Cache-Tags müssen dieselbe Version tragen. Der statische Release-Gate prüft diese Marker gemeinsam.</w:t>
+        <w:t>trusted</w:t>
+      </w:r>
+      <w:r>
+        <w:t xml:space="preserve"> Retrieval -&gt; Top-K -&gt; kleiner anatomisch begrenzter Local Fit -&gt; Active Audit.</w:t>
       </w:r>
     </w:p>
     <w:p>
       <w:pPr>
-        <w:spacing w:after="60"/>
+        <w:pStyle w:val="ListBullet"/>
       </w:pPr>
       <w:r>
-        <w:t>Der menu-safe Dual Viewport, unabhängige Kameras, Last-Interaction-Auswahl, optionales AutoFit pro Viewport, blinde Präsentation, 205-cm-Audit-Cap und das vertagte Kopf-/Head-Fat-Thema bleiben unverändert erhalten.</w:t>
+        <w:rPr>
+          <w:rFonts w:ascii="Courier New" w:hAnsi="Courier New"/>
+          <w:sz w:val="16"/>
+        </w:rPr>
+        <w:t>BANK -&gt; ACTIVE</w:t>
+      </w:r>
+      <w:r>
+        <w:t xml:space="preserve"> ist der Human-in-the-loop-Lernpfad für neue Solverzustände; Accepted-Votes können sofort lokal als neue Seeds verwendet werden.</w:t>
+      </w:r>
+    </w:p>
+    <w:p>
+      <w:pPr>
+        <w:pStyle w:val="ListBullet"/>
+      </w:pPr>
+      <w:r>
+        <w:t>Body Fit v1.2 aus v0.8.27.2 bleibt unverändert als Vergleich/Fallback-Prototyp verfügbar, ist aber nicht mehr der bevorzugte Körperaufbaupfad.</w:t>
+      </w:r>
+    </w:p>
+    <w:p>
+      <w:pPr>
+        <w:pStyle w:val="ListBullet"/>
+      </w:pPr>
+      <w:r>
+        <w:t>Der menu-safe Dual Viewport und die bisherigen Phase-2-Auditdaten bleiben erhalten.</w:t>
+      </w:r>
+    </w:p>
+    <w:p>
+      <w:pPr>
+        <w:pStyle w:val="Heading2"/>
+      </w:pPr>
+      <w:r>
+        <w:t>Forschungsarchiv</w:t>
+      </w:r>
+    </w:p>
+    <w:p>
+      <w:r>
+        <w:t>Weiter verfügbar, aber nicht automatisch Produktionsarchitektur:</w:t>
+      </w:r>
+    </w:p>
+    <w:p>
+      <w:pPr>
+        <w:pStyle w:val="ListBullet"/>
+      </w:pPr>
+      <w:r>
+        <w:t>Solver24,</w:t>
+      </w:r>
+    </w:p>
+    <w:p>
+      <w:pPr>
+        <w:pStyle w:val="ListBullet"/>
+      </w:pPr>
+      <w:r>
+        <w:t>Solver V2 Proof,</w:t>
+      </w:r>
+    </w:p>
+    <w:p>
+      <w:pPr>
+        <w:pStyle w:val="ListBullet"/>
+      </w:pPr>
+      <w:r>
+        <w:t>Real-ANSUR-Stress,</w:t>
+      </w:r>
+    </w:p>
+    <w:p>
+      <w:pPr>
+        <w:pStyle w:val="ListBullet"/>
+      </w:pPr>
+      <w:r>
+        <w:t>Pragmatic Repair / Residual Convergence,</w:t>
+      </w:r>
+    </w:p>
+    <w:p>
+      <w:pPr>
+        <w:pStyle w:val="ListBullet"/>
+      </w:pPr>
+      <w:r>
+        <w:t>Morph &lt;-&gt; Messebene Alignment,</w:t>
+      </w:r>
+    </w:p>
+    <w:p>
+      <w:pPr>
+        <w:pStyle w:val="ListBullet"/>
+      </w:pPr>
+      <w:r>
+        <w:t>Solver Shape Layer,</w:t>
+      </w:r>
+    </w:p>
+    <w:p>
+      <w:pPr>
+        <w:pStyle w:val="ListBullet"/>
+      </w:pPr>
+      <w:r>
+        <w:t>Legacy Blind Audit (</w:t>
+      </w:r>
+      <w:r>
+        <w:rPr>
+          <w:rFonts w:ascii="Courier New" w:hAnsi="Courier New"/>
+          <w:sz w:val="16"/>
+        </w:rPr>
+        <w:t>AUDT</w:t>
+      </w:r>
+      <w:r>
+        <w:t>).</w:t>
+      </w:r>
+    </w:p>
+    <w:p>
+      <w:r>
+        <w:t>Diese Pfade dürfen als Diagnose, Vergleich oder Datenquelle genutzt werden. Ein fehlgeschlagener Body-Bank-Test ist kein automatischer Auftrag, zu einem alten globalen Solver zurückzukehren.</w:t>
       </w:r>
     </w:p>
     <w:p>
@@ -1474,121 +1476,55 @@
         <w:pStyle w:val="Heading1"/>
       </w:pPr>
       <w:r>
-        <w:t>6. Rolle des bisherigen Wissens</w:t>
-      </w:r>
-    </w:p>
-    <w:p>
-      <w:pPr>
-        <w:spacing w:after="60"/>
-      </w:pPr>
-      <w:r>
-        <w:t xml:space="preserve">Die bisherige Arbeit wird </w:t>
-      </w:r>
-      <w:r>
-        <w:rPr>
-          <w:b/>
-        </w:rPr>
-        <w:t>nicht verworfen</w:t>
-      </w:r>
-      <w:r>
-        <w:t>. Sie ändert ihre Rolle.</w:t>
-      </w:r>
-    </w:p>
-    <w:p>
-      <w:pPr>
-        <w:spacing w:after="60"/>
-      </w:pPr>
-      <w:r>
-        <w:t>Weiterzuverwenden sind insbesondere:</w:t>
+        <w:t>9. Nicht verhandelbare technische Regeln</w:t>
       </w:r>
     </w:p>
     <w:p>
       <w:pPr>
         <w:pStyle w:val="ListBullet"/>
-        <w:spacing w:after="20"/>
       </w:pPr>
       <w:r>
-        <w:t>Landmark- und Messdefinitionen,</w:t>
+        <w:t>Anatomische Regionen bleiben strikt getrennt; Torsomaße dürfen keine Arme fangen.</w:t>
       </w:r>
     </w:p>
     <w:p>
       <w:pPr>
         <w:pStyle w:val="ListBullet"/>
-        <w:spacing w:after="20"/>
       </w:pPr>
       <w:r>
-        <w:t>geometrische Messoperatoren und Region-Masks,</w:t>
+        <w:t>Symmetrische Parameter müssen bilateral konsistent wirken, sofern kein expliziter asymmetrischer Modus vorliegt.</w:t>
       </w:r>
     </w:p>
     <w:p>
       <w:pPr>
         <w:pStyle w:val="ListBullet"/>
-        <w:spacing w:after="20"/>
       </w:pPr>
       <w:r>
-        <w:t>Symmetrie-Regeln,</w:t>
+        <w:t>Morphs dürfen nur für fachlich passende Körperregionen geroutet werden.</w:t>
       </w:r>
     </w:p>
     <w:p>
       <w:pPr>
         <w:pStyle w:val="ListBullet"/>
-        <w:spacing w:after="20"/>
       </w:pPr>
       <w:r>
-        <w:t>Morph Influence Atlas,</w:t>
+        <w:t>Gekoppelte Formänderungen (z. B. Width + Depth für einen Umfang) dürfen als semantischer Controller behandelt werden, wenn dies geometrisch sinnvoll ist.</w:t>
       </w:r>
     </w:p>
     <w:p>
       <w:pPr>
         <w:pStyle w:val="ListBullet"/>
-        <w:spacing w:after="20"/>
       </w:pPr>
       <w:r>
-        <w:t>Morph Observatory / Skelettreaktionen,</w:t>
+        <w:t>Messfehler, Mesh-Limit, Lookup-Abdeckung und Fitterfehler müssen separat diagnostizierbar bleiben.</w:t>
       </w:r>
     </w:p>
     <w:p>
       <w:pPr>
         <w:pStyle w:val="ListBullet"/>
-        <w:spacing w:after="20"/>
       </w:pPr>
       <w:r>
-        <w:t>gekoppelte Morph-/Slidergruppen,</w:t>
-      </w:r>
-    </w:p>
-    <w:p>
-      <w:pPr>
-        <w:pStyle w:val="ListBullet"/>
-        <w:spacing w:after="20"/>
-      </w:pPr>
-      <w:r>
-        <w:t>Stabilitäts- und Regressions-Gates,</w:t>
-      </w:r>
-    </w:p>
-    <w:p>
-      <w:pPr>
-        <w:pStyle w:val="ListBullet"/>
-        <w:spacing w:after="20"/>
-      </w:pPr>
-      <w:r>
-        <w:t>ANSUR-/Studienwissen als Mess- und Plausibilitätsreferenz,</w:t>
-      </w:r>
-    </w:p>
-    <w:p>
-      <w:pPr>
-        <w:pStyle w:val="ListBullet"/>
-        <w:spacing w:after="20"/>
-      </w:pPr>
-      <w:r>
-        <w:t>Solver-Fehlschläge als Information über ungeeignete Freiheitsgrade und Cross-Region-Risiken.</w:t>
-      </w:r>
-    </w:p>
-    <w:p>
-      <w:pPr>
-        <w:spacing w:after="60"/>
-      </w:pPr>
-      <w:r>
-        <w:t>Diese Informationen sollen den Body-Bank-Generator, automatische Plausibilitätschecks und spätere lokale Fitter begrenzen, nicht erneut einen freien globalen Solver rechtfertigen.</w:t>
+        <w:t>iPhone/Safari-Tauglichkeit und Resume/Persistenz sind Pflicht.</w:t>
       </w:r>
     </w:p>
     <w:p>
@@ -1596,32 +1532,159 @@
         <w:pStyle w:val="Heading1"/>
       </w:pPr>
       <w:r>
-        <w:t>7. ANSUR / externe Studien</w:t>
+        <w:t>10. Nächster Gate nach v0.8.29.5</w:t>
+      </w:r>
+    </w:p>
+    <w:p>
+      <w:r>
+        <w:t xml:space="preserve">Die Grundarchitektur gilt nach dem 24er Top-3-GO als ausreichend bestätigt. Der nächste Gate ist </w:t>
+      </w:r>
+      <w:r>
+        <w:rPr>
+          <w:b/>
+        </w:rPr>
+        <w:t>Abdeckung + Messqualität</w:t>
+      </w:r>
+      <w:r>
+        <w:t>, nicht ein weiterer neuer Solverentwurf.</w:t>
       </w:r>
     </w:p>
     <w:p>
       <w:pPr>
-        <w:spacing w:after="60"/>
+        <w:pStyle w:val="Heading2"/>
       </w:pPr>
       <w:r>
-        <w:t xml:space="preserve">ANSUR bleibt wertvoll für präzise Messdefinitionen, Landmark-Protokolle, Posen, Messfehler und historische Vergleichstests. Es ist </w:t>
+        <w:t>Gate A · 36er Coverage-Stress / Trust-Region-Regression</w:t>
+      </w:r>
+    </w:p>
+    <w:p>
+      <w:r>
+        <w:t>Der Coverage-Stress soll zeigen:</w:t>
+      </w:r>
+    </w:p>
+    <w:p>
+      <w:pPr>
+        <w:pStyle w:val="ListNumber"/>
+      </w:pPr>
+      <w:r>
+        <w:t>die Trust-Region-Umstellung verschlechtert den bestehenden Top-3-Pfad nicht systematisch,</w:t>
+      </w:r>
+    </w:p>
+    <w:p>
+      <w:pPr>
+        <w:pStyle w:val="ListNumber"/>
+      </w:pPr>
+      <w:r>
+        <w:t>Family-/Near-Neighbor-bereinigtes Retrieval bleibt im Median besser als Neutral,</w:t>
+      </w:r>
+    </w:p>
+    <w:p>
+      <w:pPr>
+        <w:pStyle w:val="ListNumber"/>
+      </w:pPr>
+      <w:r>
+        <w:t>Top-3 bleibt im Median nicht schlechter als Single Seed und Retrieval,</w:t>
+      </w:r>
+    </w:p>
+    <w:p>
+      <w:pPr>
+        <w:pStyle w:val="ListNumber"/>
+      </w:pPr>
+      <w:r>
+        <w:t>relative Lücken werden als konkrete Zielkörper/Familien exportiert statt durch größere Local-Bounds kaschiert,</w:t>
+      </w:r>
+    </w:p>
+    <w:p>
+      <w:pPr>
+        <w:pStyle w:val="ListNumber"/>
+      </w:pPr>
+      <w:r>
+        <w:t>neue Solverzustände bleiben nach menschlicher Prüfung überwiegend plausibel.</w:t>
+      </w:r>
+    </w:p>
+    <w:p>
+      <w:pPr>
+        <w:pStyle w:val="Heading2"/>
+      </w:pPr>
+      <w:r>
+        <w:t>Gate B · Coverage Scan der kanonischen Trusted Bank</w:t>
+      </w:r>
+    </w:p>
+    <w:p>
+      <w:r>
+        <w:t>Nach dem Stresslauf werden die 295 Trusted-Nodes für Statur/Brust/Taille/Hüfte technisch vermessen. Nur stabile Messungen erhalten Solver-Coverage-Zellen. Ziel ist eine explizite Karte von gut abgedeckten, dünn besetzten und fehlenden Regionen.</w:t>
+      </w:r>
+    </w:p>
+    <w:p>
+      <w:r>
+        <w:t xml:space="preserve">Neue Auditkörper werden anschließend </w:t>
       </w:r>
       <w:r>
         <w:rPr>
           <w:b/>
         </w:rPr>
-        <w:t>nicht mehr erforderlich</w:t>
-      </w:r>
-      <w:r>
-        <w:t>, dass Anny jeden ANSUR-Wert als geometrisches Live-Ziel exakt reproduziert.</w:t>
+        <w:t>gezielt in den Lücken</w:t>
+      </w:r>
+      <w:r>
+        <w:t xml:space="preserve"> erzeugt. Zufällige große Auditblöcke sind nicht mehr Standard.</w:t>
       </w:r>
     </w:p>
     <w:p>
       <w:pPr>
-        <w:spacing w:after="60"/>
+        <w:pStyle w:val="Heading2"/>
       </w:pPr>
       <w:r>
-        <w:t>Externe Populationsdaten können später genutzt werden, um aus wenigen Nutzerdaten plausible fehlende Maße bzw. Lookup-Ziele zu schätzen. Die aktuelle Body-Bank-Phase soll jedoch nicht erneut durch einen Studienwechsel blockiert werden.</w:t>
+        <w:t>Gate C · Measurement Eligibility vor neuen Solvermaßen</w:t>
+      </w:r>
+    </w:p>
+    <w:p>
+      <w:r>
+        <w:t>Für jedes neue Zielmaß gilt zwingend:</w:t>
+      </w:r>
+    </w:p>
+    <w:p>
+      <w:r>
+        <w:rPr>
+          <w:rFonts w:ascii="Courier New" w:hAnsi="Courier New"/>
+          <w:sz w:val="16"/>
+        </w:rPr>
+        <w:t>Messung stabil -&gt; passender lokaler DOF vorhanden -&gt; Wirkung im Kontext kontrollierbar -&gt; erst dann Solverziel</w:t>
+      </w:r>
+      <w:r>
+        <w:t>.</w:t>
+      </w:r>
+    </w:p>
+    <w:p>
+      <w:r>
+        <w:t xml:space="preserve">Brust, Taille und Hüfte werden zunächst über viele Trusted-Körper auf Messkontinuität und Controllerreaktion geprüft. Kaputte Kombinationen dürfen maßspezifisch </w:t>
+      </w:r>
+      <w:r>
+        <w:rPr>
+          <w:rFonts w:ascii="Courier New" w:hAnsi="Courier New"/>
+          <w:sz w:val="16"/>
+        </w:rPr>
+        <w:t>solverEligible=false</w:t>
+      </w:r>
+      <w:r>
+        <w:t xml:space="preserve"> werden, ohne den visuellen Trusted-Status zu verlieren.</w:t>
+      </w:r>
+    </w:p>
+    <w:p>
+      <w:pPr>
+        <w:pStyle w:val="Heading2"/>
+      </w:pPr>
+      <w:r>
+        <w:t>Gate D · externe Validierung</w:t>
+      </w:r>
+    </w:p>
+    <w:p>
+      <w:r>
+        <w:t>Erst nach ausreichender Coverage und Messstabilität folgt der erste unabhängige Body-Fit-Test gegen reale bzw. extern erzeugte anthropometrische Datensätze. Nutzerinputs bleiben zunächst klein: Geschlecht, Größe, Gewicht als Prior sowie Brust, Taille und Hüfte. Nicht eingegebene Maße dienen anschließend als unabhängige Validierungsgrößen.</w:t>
+      </w:r>
+    </w:p>
+    <w:p>
+      <w:r>
+        <w:t>Das vertagte Kopfgrößen-/Head-Fat-Thema bleibt außerhalb dieses Gates und wird später mit absolutem Größenbezug separat untersucht.</w:t>
       </w:r>
     </w:p>
     <w:p>
@@ -1629,531 +1692,17 @@
         <w:pStyle w:val="Heading1"/>
       </w:pPr>
       <w:r>
-        <w:t>8. Produktionspfad vs. Forschungsarchiv</w:t>
+        <w:t>11. Abbruch-/Entscheidungsregel</w:t>
       </w:r>
     </w:p>
     <w:p>
-      <w:pPr>
-        <w:pStyle w:val="Heading2"/>
-      </w:pPr>
-      <w:r>
-        <w:t>Aktueller Produktions-/Produktpfad</w:t>
+      <w:r>
+        <w:t>Wenn bereits der konservative Anny-Core-Raum überwiegend unplausibel ist oder sich keine ausreichend zusammenhängende akzeptierte Körperbank aufbauen lässt, wird nicht automatisch ein noch komplexerer Solver gebaut. Dann muss die Eignung von Anny als Basismodell selbst neu bewertet werden.</w:t>
       </w:r>
     </w:p>
     <w:p>
-      <w:pPr>
-        <w:pStyle w:val="ListBullet"/>
-        <w:spacing w:after="20"/>
-      </w:pPr>
-      <w:r>
-        <w:rPr>
-          <w:b/>
-        </w:rPr>
-        <w:t>Body Bank Solver 1.0</w:t>
-      </w:r>
-      <w:r>
-        <w:t xml:space="preserve"> ist ab v0.8.29.0 der aktuelle Architektur-POC für den zukünftigen Produktpfad: </w:t>
-      </w:r>
-      <w:r>
-        <w:rPr>
-          <w:rFonts w:ascii="Consolas" w:hAnsi="Consolas"/>
-          <w:sz w:val="16"/>
-        </w:rPr>
-        <w:t>trusted</w:t>
-      </w:r>
-      <w:r>
-        <w:t xml:space="preserve"> Retrieval -&gt; Top-K -&gt; kleiner anatomisch begrenzter Local Fit -&gt; Active Audit.</w:t>
-      </w:r>
-    </w:p>
-    <w:p>
-      <w:pPr>
-        <w:pStyle w:val="ListBullet"/>
-        <w:spacing w:after="20"/>
-      </w:pPr>
-      <w:r>
-        <w:rPr>
-          <w:rFonts w:ascii="Consolas" w:hAnsi="Consolas"/>
-          <w:sz w:val="16"/>
-        </w:rPr>
-        <w:t>BANK -&gt; ACTIVE</w:t>
-      </w:r>
-      <w:r>
-        <w:t xml:space="preserve"> ist der Human-in-the-loop-Lernpfad für neue Solverzustände; Accepted-Votes können sofort lokal als neue Seeds verwendet werden.</w:t>
-      </w:r>
-    </w:p>
-    <w:p>
-      <w:pPr>
-        <w:pStyle w:val="ListBullet"/>
-        <w:spacing w:after="20"/>
-      </w:pPr>
-      <w:r>
-        <w:t>Body Fit v1.2 aus v0.8.27.2 bleibt unverändert als Vergleich/Fallback-Prototyp verfügbar, ist aber nicht mehr der bevorzugte Körperaufbaupfad.</w:t>
-      </w:r>
-    </w:p>
-    <w:p>
-      <w:pPr>
-        <w:pStyle w:val="ListBullet"/>
-        <w:spacing w:after="20"/>
-      </w:pPr>
-      <w:r>
-        <w:t>Der menu-safe Dual Viewport und die bisherigen Phase-2-Auditdaten bleiben erhalten.</w:t>
-      </w:r>
-    </w:p>
-    <w:p>
-      <w:pPr>
-        <w:pStyle w:val="Heading2"/>
-      </w:pPr>
-      <w:r>
-        <w:t>Forschungsarchiv</w:t>
-      </w:r>
-    </w:p>
-    <w:p>
-      <w:pPr>
-        <w:spacing w:after="60"/>
-      </w:pPr>
-      <w:r>
-        <w:t>Weiter verfügbar, aber nicht automatisch Produktionsarchitektur:</w:t>
-      </w:r>
-    </w:p>
-    <w:p>
-      <w:pPr>
-        <w:pStyle w:val="ListBullet"/>
-        <w:spacing w:after="20"/>
-      </w:pPr>
-      <w:r>
-        <w:t>Solver24,</w:t>
-      </w:r>
-    </w:p>
-    <w:p>
-      <w:pPr>
-        <w:pStyle w:val="ListBullet"/>
-        <w:spacing w:after="20"/>
-      </w:pPr>
-      <w:r>
-        <w:t>Solver V2 Proof,</w:t>
-      </w:r>
-    </w:p>
-    <w:p>
-      <w:pPr>
-        <w:pStyle w:val="ListBullet"/>
-        <w:spacing w:after="20"/>
-      </w:pPr>
-      <w:r>
-        <w:t>Real-ANSUR-Stress,</w:t>
-      </w:r>
-    </w:p>
-    <w:p>
-      <w:pPr>
-        <w:pStyle w:val="ListBullet"/>
-        <w:spacing w:after="20"/>
-      </w:pPr>
-      <w:r>
-        <w:t>Pragmatic Repair / Residual Convergence,</w:t>
-      </w:r>
-    </w:p>
-    <w:p>
-      <w:pPr>
-        <w:pStyle w:val="ListBullet"/>
-        <w:spacing w:after="20"/>
-      </w:pPr>
-      <w:r>
-        <w:t>Morph &lt;-&gt; Messebene Alignment,</w:t>
-      </w:r>
-    </w:p>
-    <w:p>
-      <w:pPr>
-        <w:pStyle w:val="ListBullet"/>
-        <w:spacing w:after="20"/>
-      </w:pPr>
-      <w:r>
-        <w:t>Solver Shape Layer,</w:t>
-      </w:r>
-    </w:p>
-    <w:p>
-      <w:pPr>
-        <w:pStyle w:val="ListBullet"/>
-        <w:spacing w:after="20"/>
-      </w:pPr>
-      <w:r>
-        <w:t>Legacy Blind Audit (</w:t>
-      </w:r>
-      <w:r>
-        <w:rPr>
-          <w:rFonts w:ascii="Consolas" w:hAnsi="Consolas"/>
-          <w:sz w:val="16"/>
-        </w:rPr>
-        <w:t>AUDT</w:t>
-      </w:r>
-      <w:r>
-        <w:t>).</w:t>
-      </w:r>
-    </w:p>
-    <w:p>
-      <w:pPr>
-        <w:spacing w:after="60"/>
-      </w:pPr>
-      <w:r>
-        <w:t>Diese Pfade dürfen als Diagnose, Vergleich oder Datenquelle genutzt werden. Ein fehlgeschlagener Body-Bank-Test ist kein automatischer Auftrag, zu einem alten globalen Solver zurückzukehren.</w:t>
-      </w:r>
-    </w:p>
-    <w:p>
-      <w:pPr>
-        <w:pStyle w:val="Heading1"/>
-      </w:pPr>
-      <w:r>
-        <w:t>9. Nicht verhandelbare technische Regeln</w:t>
-      </w:r>
-    </w:p>
-    <w:p>
-      <w:pPr>
-        <w:pStyle w:val="ListBullet"/>
-        <w:spacing w:after="20"/>
-      </w:pPr>
-      <w:r>
-        <w:t>Anatomische Regionen bleiben strikt getrennt; Torsomaße dürfen keine Arme fangen.</w:t>
-      </w:r>
-    </w:p>
-    <w:p>
-      <w:pPr>
-        <w:pStyle w:val="ListBullet"/>
-        <w:spacing w:after="20"/>
-      </w:pPr>
-      <w:r>
-        <w:t>Symmetrische Parameter müssen bilateral konsistent wirken, sofern kein expliziter asymmetrischer Modus vorliegt.</w:t>
-      </w:r>
-    </w:p>
-    <w:p>
-      <w:pPr>
-        <w:pStyle w:val="ListBullet"/>
-        <w:spacing w:after="20"/>
-      </w:pPr>
-      <w:r>
-        <w:t>Morphs dürfen nur für fachlich passende Körperregionen geroutet werden.</w:t>
-      </w:r>
-    </w:p>
-    <w:p>
-      <w:pPr>
-        <w:pStyle w:val="ListBullet"/>
-        <w:spacing w:after="20"/>
-      </w:pPr>
-      <w:r>
-        <w:t>Gekoppelte Formänderungen (z. B. Width + Depth für einen Umfang) dürfen als semantischer Controller behandelt werden, wenn dies geometrisch sinnvoll ist.</w:t>
-      </w:r>
-    </w:p>
-    <w:p>
-      <w:pPr>
-        <w:pStyle w:val="ListBullet"/>
-        <w:spacing w:after="20"/>
-      </w:pPr>
-      <w:r>
-        <w:t>Messfehler, Mesh-Limit, Lookup-Abdeckung und Fitterfehler müssen separat diagnostizierbar bleiben.</w:t>
-      </w:r>
-    </w:p>
-    <w:p>
-      <w:pPr>
-        <w:pStyle w:val="ListBullet"/>
-        <w:spacing w:after="20"/>
-      </w:pPr>
-      <w:r>
-        <w:t>iPhone/Safari-Tauglichkeit und Resume/Persistenz sind Pflicht.</w:t>
-      </w:r>
-    </w:p>
-    <w:p>
-      <w:pPr>
-        <w:pStyle w:val="Heading1"/>
-      </w:pPr>
-      <w:r>
-        <w:t>10. Nächster Gate nach v0.8.29.4</w:t>
-      </w:r>
-    </w:p>
-    <w:p>
-      <w:pPr>
-        <w:spacing w:after="60"/>
-      </w:pPr>
-      <w:r>
-        <w:t xml:space="preserve">Der nächste Entscheidungs-Gate ist der </w:t>
-      </w:r>
-      <w:r>
-        <w:rPr>
-          <w:b/>
-        </w:rPr>
-        <w:t>24er Top-3 Family-Holdout Proof v1.3</w:t>
-      </w:r>
-      <w:r>
-        <w:t>.</w:t>
-      </w:r>
-    </w:p>
-    <w:p>
-      <w:pPr>
-        <w:pStyle w:val="Heading2"/>
-      </w:pPr>
-      <w:r>
-        <w:t>Gate A · Architektur unter Top-3</w:t>
-      </w:r>
-    </w:p>
-    <w:p>
-      <w:pPr>
-        <w:spacing w:after="60"/>
-      </w:pPr>
-      <w:r>
-        <w:t>Der Proof muss zeigen:</w:t>
-      </w:r>
-    </w:p>
-    <w:p>
-      <w:pPr>
-        <w:spacing w:after="20"/>
-        <w:ind w:left="198" w:hanging="198"/>
-      </w:pPr>
-      <w:r>
-        <w:t xml:space="preserve">1. </w:t>
-      </w:r>
-      <w:r>
-        <w:t>Family-/Near-Neighbor-bereinigtes Retrieval schlägt den kanonisch höhenangepassten Neutralstart im Median.</w:t>
-      </w:r>
-    </w:p>
-    <w:p>
-      <w:pPr>
-        <w:spacing w:after="20"/>
-        <w:ind w:left="198" w:hanging="198"/>
-      </w:pPr>
-      <w:r>
-        <w:t xml:space="preserve">2. </w:t>
-      </w:r>
-      <w:r>
-        <w:t>Top-3 Local Fit ist im Median nicht schlechter als der Single-Seed-Fit von Retrieval-Rang #1.</w:t>
-      </w:r>
-    </w:p>
-    <w:p>
-      <w:pPr>
-        <w:spacing w:after="20"/>
-        <w:ind w:left="198" w:hanging="198"/>
-      </w:pPr>
-      <w:r>
-        <w:t xml:space="preserve">3. </w:t>
-      </w:r>
-      <w:r>
-        <w:t>Top-3 ist nicht schlechter als das unveränderte Retrieval.</w:t>
-      </w:r>
-    </w:p>
-    <w:p>
-      <w:pPr>
-        <w:spacing w:after="20"/>
-        <w:ind w:left="198" w:hanging="198"/>
-      </w:pPr>
-      <w:r>
-        <w:t xml:space="preserve">4. </w:t>
-      </w:r>
-      <w:r>
-        <w:t>Die Gewinner entstehen ausschließlich aus den erlaubten anatomischen Controllern und unveränderten kleinen Local-Bounds.</w:t>
-      </w:r>
-    </w:p>
-    <w:p>
-      <w:pPr>
-        <w:spacing w:after="20"/>
-        <w:ind w:left="198" w:hanging="198"/>
-      </w:pPr>
-      <w:r>
-        <w:t xml:space="preserve">5. </w:t>
-      </w:r>
-      <w:r>
-        <w:t xml:space="preserve">Technisch kaputte Messungen werden als </w:t>
-      </w:r>
-      <w:r>
-        <w:rPr>
-          <w:rFonts w:ascii="Consolas" w:hAnsi="Consolas"/>
-          <w:sz w:val="16"/>
-        </w:rPr>
-        <w:t>solver-ineligible</w:t>
-      </w:r>
-      <w:r>
-        <w:t xml:space="preserve"> verworfen, ohne Human-Auditwissen zu löschen.</w:t>
-      </w:r>
-    </w:p>
-    <w:p>
-      <w:pPr>
-        <w:spacing w:after="20"/>
-        <w:ind w:left="198" w:hanging="198"/>
-      </w:pPr>
-      <w:r>
-        <w:t xml:space="preserve">6. </w:t>
-      </w:r>
-      <w:r>
-        <w:t>Controller-Richtung wird aus bidirektional gemessener lokaler Wirkung bestimmt, nicht aus dem Morphnamen.</w:t>
-      </w:r>
-    </w:p>
-    <w:p>
-      <w:pPr>
-        <w:spacing w:after="60"/>
-      </w:pPr>
-      <w:r>
-        <w:t xml:space="preserve">Ein GO bedeutet: Die Kernarchitektur </w:t>
-      </w:r>
-      <w:r>
-        <w:rPr>
-          <w:rFonts w:ascii="Consolas" w:hAnsi="Consolas"/>
-          <w:sz w:val="16"/>
-        </w:rPr>
-        <w:t>Trusted Retrieval -&gt; Top-3 Local Fit -&gt; Active Audit</w:t>
-      </w:r>
-      <w:r>
-        <w:t xml:space="preserve"> ist für den nächsten Ausbau stabil genug. Danach soll </w:t>
-      </w:r>
-      <w:r>
-        <w:rPr>
-          <w:b/>
-        </w:rPr>
-        <w:t>kein weiterer nahezu identischer Architekturproof</w:t>
-      </w:r>
-      <w:r>
-        <w:t xml:space="preserve"> gebaut werden.</w:t>
-      </w:r>
-    </w:p>
-    <w:p>
-      <w:pPr>
-        <w:pStyle w:val="Heading2"/>
-      </w:pPr>
-      <w:r>
-        <w:t>Gate B · ACTIVE Audit der neuen Gewinner</w:t>
-      </w:r>
-    </w:p>
-    <w:p>
-      <w:pPr>
-        <w:spacing w:after="60"/>
-      </w:pPr>
-      <w:r>
-        <w:t xml:space="preserve">Nur tatsächlich veränderte Top-3-Gewinner werden als </w:t>
-      </w:r>
-      <w:r>
-        <w:rPr>
-          <w:rFonts w:ascii="Consolas" w:hAnsi="Consolas"/>
-          <w:sz w:val="16"/>
-        </w:rPr>
-        <w:t>local-unaudited</w:t>
-      </w:r>
-      <w:r>
-        <w:t xml:space="preserve"> in </w:t>
-      </w:r>
-      <w:r>
-        <w:rPr>
-          <w:rFonts w:ascii="Consolas" w:hAnsi="Consolas"/>
-          <w:sz w:val="16"/>
-        </w:rPr>
-        <w:t>BANK -&gt; ACTIVE</w:t>
-      </w:r>
-      <w:r>
-        <w:t xml:space="preserve"> gestellt. Zu prüfen ist:</w:t>
-      </w:r>
-    </w:p>
-    <w:p>
-      <w:pPr>
-        <w:pStyle w:val="ListBullet"/>
-        <w:spacing w:after="20"/>
-      </w:pPr>
-      <w:r>
-        <w:t>Akzeptanzrate der neuen Solverzustände,</w:t>
-      </w:r>
-    </w:p>
-    <w:p>
-      <w:pPr>
-        <w:pStyle w:val="ListBullet"/>
-        <w:spacing w:after="20"/>
-      </w:pPr>
-      <w:r>
-        <w:t>wiederkehrende Frontier-/Negativkorridore,</w:t>
-      </w:r>
-    </w:p>
-    <w:p>
-      <w:pPr>
-        <w:pStyle w:val="ListBullet"/>
-        <w:spacing w:after="20"/>
-      </w:pPr>
-      <w:r>
-        <w:t>ob einzelne Retrieval-Ränge überproportional unplausible lokale Gewinner erzeugen,</w:t>
-      </w:r>
-    </w:p>
-    <w:p>
-      <w:pPr>
-        <w:pStyle w:val="ListBullet"/>
-        <w:spacing w:after="20"/>
-      </w:pPr>
-      <w:r>
-        <w:t>ob neue Accepted-Körper die Bankabdeckung sinnvoll erweitern.</w:t>
-      </w:r>
-    </w:p>
-    <w:p>
-      <w:pPr>
-        <w:pStyle w:val="Heading2"/>
-      </w:pPr>
-      <w:r>
-        <w:t>Gate C · danach Maßabdeckung / reale Validierung</w:t>
-      </w:r>
-    </w:p>
-    <w:p>
-      <w:pPr>
-        <w:spacing w:after="60"/>
-      </w:pPr>
-      <w:r>
-        <w:t>Nach erfolgreichem Gate A/B beginnt der nächste echte Ausbau:</w:t>
-      </w:r>
-    </w:p>
-    <w:p>
-      <w:pPr>
-        <w:pStyle w:val="ListBullet"/>
-        <w:spacing w:after="20"/>
-      </w:pPr>
-      <w:r>
-        <w:t>Body-Bank-Abdeckung gezielt verbreitern,</w:t>
-      </w:r>
-    </w:p>
-    <w:p>
-      <w:pPr>
-        <w:pStyle w:val="ListBullet"/>
-        <w:spacing w:after="20"/>
-      </w:pPr>
-      <w:r>
-        <w:t>nur geometrisch stabile und lokal kontrollierbare weitere Maße ergänzen,</w:t>
-      </w:r>
-    </w:p>
-    <w:p>
-      <w:pPr>
-        <w:pStyle w:val="ListBullet"/>
-        <w:spacing w:after="20"/>
-      </w:pPr>
-      <w:r>
-        <w:t>externe/realistische Daten für Missing-Measure-Priors und Validierung nutzen,</w:t>
-      </w:r>
-    </w:p>
-    <w:p>
-      <w:pPr>
-        <w:pStyle w:val="ListBullet"/>
-        <w:spacing w:after="20"/>
-      </w:pPr>
-      <w:r>
-        <w:t>Solver-Erfolg außerhalb des rein eigenen Anny-Holdout-Raums prüfen.</w:t>
-      </w:r>
-    </w:p>
-    <w:p>
-      <w:pPr>
-        <w:spacing w:after="60"/>
-      </w:pPr>
-      <w:r>
-        <w:t>Das vertagte Kopfgrößen-/Head-Fat-Thema bleibt außerhalb dieses Gates und wird später mit absolutem Größenbezug separat untersucht.</w:t>
-      </w:r>
-    </w:p>
-    <w:p>
-      <w:pPr>
-        <w:pStyle w:val="Heading1"/>
-      </w:pPr>
-      <w:r>
-        <w:t>11. Abbruch-/Entscheidungsregel</w:t>
-      </w:r>
-    </w:p>
-    <w:p>
-      <w:pPr>
-        <w:spacing w:after="60"/>
-      </w:pPr>
-      <w:r>
-        <w:t>Wenn bereits der konservative Anny-Core-Raum überwiegend unplausibel ist oder sich keine ausreichend zusammenhängende akzeptierte Körperbank aufbauen lässt, wird nicht automatisch ein noch komplexerer Solver gebaut. Dann muss die Eignung von Anny als Basismodell selbst neu bewertet werden.</w:t>
+      <w:r>
+        <w:br w:type="page"/>
       </w:r>
     </w:p>
     <w:p>
@@ -2172,32 +1721,39 @@
         <w:tblLook w:firstColumn="1" w:firstRow="1" w:lastColumn="0" w:lastRow="0" w:noHBand="0" w:noVBand="1" w:val="04A0"/>
       </w:tblPr>
       <w:tblGrid>
-        <w:gridCol w:w="3494"/>
-        <w:gridCol w:w="3494"/>
-        <w:gridCol w:w="3494"/>
+        <w:gridCol w:w="3495"/>
+        <w:gridCol w:w="3495"/>
+        <w:gridCol w:w="3495"/>
       </w:tblGrid>
       <w:tr>
-        <w:trPr>
-          <w:tblHeader w:val="true"/>
-        </w:trPr>
         <w:tc>
           <w:tcPr>
-            <w:tcW w:type="dxa" w:w="3494"/>
+            <w:tcW w:type="dxa" w:w="3495"/>
             <w:vAlign w:val="top"/>
+            <w:tcMar>
+              <w:top w:w="60" w:type="dxa"/>
+              <w:start w:w="70" w:type="dxa"/>
+              <w:bottom w:w="60" w:type="dxa"/>
+              <w:end w:w="70" w:type="dxa"/>
+            </w:tcMar>
+            <w:shd w:fill="E8E8E8"/>
           </w:tcPr>
           <w:p>
+            <w:pPr>
+              <w:spacing w:after="0"/>
+            </w:pPr>
             <w:r>
               <w:rPr>
                 <w:rFonts w:ascii="Arial" w:hAnsi="Arial"/>
                 <w:b/>
-                <w:sz w:val="15"/>
+                <w:sz w:val="14"/>
               </w:rPr>
             </w:r>
             <w:r>
               <w:rPr>
                 <w:rFonts w:ascii="Arial" w:hAnsi="Arial"/>
                 <w:b/>
-                <w:sz w:val="15"/>
+                <w:sz w:val="14"/>
               </w:rPr>
               <w:t>Version</w:t>
             </w:r>
@@ -2205,22 +1761,32 @@
         </w:tc>
         <w:tc>
           <w:tcPr>
-            <w:tcW w:type="dxa" w:w="3494"/>
+            <w:tcW w:type="dxa" w:w="3495"/>
             <w:vAlign w:val="top"/>
+            <w:tcMar>
+              <w:top w:w="60" w:type="dxa"/>
+              <w:start w:w="70" w:type="dxa"/>
+              <w:bottom w:w="60" w:type="dxa"/>
+              <w:end w:w="70" w:type="dxa"/>
+            </w:tcMar>
+            <w:shd w:fill="E8E8E8"/>
           </w:tcPr>
           <w:p>
+            <w:pPr>
+              <w:spacing w:after="0"/>
+            </w:pPr>
             <w:r>
               <w:rPr>
                 <w:rFonts w:ascii="Arial" w:hAnsi="Arial"/>
                 <w:b/>
-                <w:sz w:val="15"/>
+                <w:sz w:val="14"/>
               </w:rPr>
             </w:r>
             <w:r>
               <w:rPr>
                 <w:rFonts w:ascii="Arial" w:hAnsi="Arial"/>
                 <w:b/>
-                <w:sz w:val="15"/>
+                <w:sz w:val="14"/>
               </w:rPr>
               <w:t>Datum</w:t>
             </w:r>
@@ -2228,22 +1794,32 @@
         </w:tc>
         <w:tc>
           <w:tcPr>
-            <w:tcW w:type="dxa" w:w="3494"/>
+            <w:tcW w:type="dxa" w:w="3495"/>
             <w:vAlign w:val="top"/>
+            <w:tcMar>
+              <w:top w:w="60" w:type="dxa"/>
+              <w:start w:w="70" w:type="dxa"/>
+              <w:bottom w:w="60" w:type="dxa"/>
+              <w:end w:w="70" w:type="dxa"/>
+            </w:tcMar>
+            <w:shd w:fill="E8E8E8"/>
           </w:tcPr>
           <w:p>
+            <w:pPr>
+              <w:spacing w:after="0"/>
+            </w:pPr>
             <w:r>
               <w:rPr>
                 <w:rFonts w:ascii="Arial" w:hAnsi="Arial"/>
                 <w:b/>
-                <w:sz w:val="15"/>
+                <w:sz w:val="14"/>
               </w:rPr>
             </w:r>
             <w:r>
               <w:rPr>
                 <w:rFonts w:ascii="Arial" w:hAnsi="Arial"/>
                 <w:b/>
-                <w:sz w:val="15"/>
+                <w:sz w:val="14"/>
               </w:rPr>
               <w:t>Änderung</w:t>
             </w:r>
@@ -2253,22 +1829,31 @@
       <w:tr>
         <w:tc>
           <w:tcPr>
-            <w:tcW w:type="dxa" w:w="3494"/>
+            <w:tcW w:type="dxa" w:w="3495"/>
             <w:vAlign w:val="top"/>
+            <w:tcMar>
+              <w:top w:w="60" w:type="dxa"/>
+              <w:start w:w="70" w:type="dxa"/>
+              <w:bottom w:w="60" w:type="dxa"/>
+              <w:end w:w="70" w:type="dxa"/>
+            </w:tcMar>
           </w:tcPr>
           <w:p>
+            <w:pPr>
+              <w:spacing w:after="0"/>
+            </w:pPr>
             <w:r>
               <w:rPr>
                 <w:rFonts w:ascii="Arial" w:hAnsi="Arial"/>
                 <w:b w:val="0"/>
-                <w:sz w:val="15"/>
+                <w:sz w:val="14"/>
               </w:rPr>
             </w:r>
             <w:r>
               <w:rPr>
                 <w:rFonts w:ascii="Arial" w:hAnsi="Arial"/>
                 <w:b w:val="0"/>
-                <w:sz w:val="15"/>
+                <w:sz w:val="14"/>
               </w:rPr>
               <w:t>0.1</w:t>
             </w:r>
@@ -2276,22 +1861,31 @@
         </w:tc>
         <w:tc>
           <w:tcPr>
-            <w:tcW w:type="dxa" w:w="3494"/>
+            <w:tcW w:type="dxa" w:w="3495"/>
             <w:vAlign w:val="top"/>
+            <w:tcMar>
+              <w:top w:w="60" w:type="dxa"/>
+              <w:start w:w="70" w:type="dxa"/>
+              <w:bottom w:w="60" w:type="dxa"/>
+              <w:end w:w="70" w:type="dxa"/>
+            </w:tcMar>
           </w:tcPr>
           <w:p>
+            <w:pPr>
+              <w:spacing w:after="0"/>
+            </w:pPr>
             <w:r>
               <w:rPr>
                 <w:rFonts w:ascii="Arial" w:hAnsi="Arial"/>
                 <w:b w:val="0"/>
-                <w:sz w:val="15"/>
+                <w:sz w:val="14"/>
               </w:rPr>
             </w:r>
             <w:r>
               <w:rPr>
                 <w:rFonts w:ascii="Arial" w:hAnsi="Arial"/>
                 <w:b w:val="0"/>
-                <w:sz w:val="15"/>
+                <w:sz w:val="14"/>
               </w:rPr>
               <w:t>22.08.2026</w:t>
             </w:r>
@@ -2299,22 +1893,31 @@
         </w:tc>
         <w:tc>
           <w:tcPr>
-            <w:tcW w:type="dxa" w:w="3494"/>
+            <w:tcW w:type="dxa" w:w="3495"/>
             <w:vAlign w:val="top"/>
+            <w:tcMar>
+              <w:top w:w="60" w:type="dxa"/>
+              <w:start w:w="70" w:type="dxa"/>
+              <w:bottom w:w="60" w:type="dxa"/>
+              <w:end w:w="70" w:type="dxa"/>
+            </w:tcMar>
           </w:tcPr>
           <w:p>
+            <w:pPr>
+              <w:spacing w:after="0"/>
+            </w:pPr>
             <w:r>
               <w:rPr>
                 <w:rFonts w:ascii="Arial" w:hAnsi="Arial"/>
                 <w:b w:val="0"/>
-                <w:sz w:val="15"/>
+                <w:sz w:val="14"/>
               </w:rPr>
             </w:r>
             <w:r>
               <w:rPr>
                 <w:rFonts w:ascii="Arial" w:hAnsi="Arial"/>
                 <w:b w:val="0"/>
-                <w:sz w:val="15"/>
+                <w:sz w:val="14"/>
               </w:rPr>
               <w:t>Master State eingeführt; Landmark-/Messpipeline als damaliger Schwerpunkt dokumentiert.</w:t>
             </w:r>
@@ -2324,22 +1927,31 @@
       <w:tr>
         <w:tc>
           <w:tcPr>
-            <w:tcW w:type="dxa" w:w="3494"/>
+            <w:tcW w:type="dxa" w:w="3495"/>
             <w:vAlign w:val="top"/>
+            <w:tcMar>
+              <w:top w:w="60" w:type="dxa"/>
+              <w:start w:w="70" w:type="dxa"/>
+              <w:bottom w:w="60" w:type="dxa"/>
+              <w:end w:w="70" w:type="dxa"/>
+            </w:tcMar>
           </w:tcPr>
           <w:p>
+            <w:pPr>
+              <w:spacing w:after="0"/>
+            </w:pPr>
             <w:r>
               <w:rPr>
                 <w:rFonts w:ascii="Arial" w:hAnsi="Arial"/>
                 <w:b w:val="0"/>
-                <w:sz w:val="15"/>
+                <w:sz w:val="14"/>
               </w:rPr>
             </w:r>
             <w:r>
               <w:rPr>
                 <w:rFonts w:ascii="Arial" w:hAnsi="Arial"/>
                 <w:b w:val="0"/>
-                <w:sz w:val="15"/>
+                <w:sz w:val="14"/>
               </w:rPr>
               <w:t>0.2</w:t>
             </w:r>
@@ -2347,22 +1959,31 @@
         </w:tc>
         <w:tc>
           <w:tcPr>
-            <w:tcW w:type="dxa" w:w="3494"/>
+            <w:tcW w:type="dxa" w:w="3495"/>
             <w:vAlign w:val="top"/>
+            <w:tcMar>
+              <w:top w:w="60" w:type="dxa"/>
+              <w:start w:w="70" w:type="dxa"/>
+              <w:bottom w:w="60" w:type="dxa"/>
+              <w:end w:w="70" w:type="dxa"/>
+            </w:tcMar>
           </w:tcPr>
           <w:p>
+            <w:pPr>
+              <w:spacing w:after="0"/>
+            </w:pPr>
             <w:r>
               <w:rPr>
                 <w:rFonts w:ascii="Arial" w:hAnsi="Arial"/>
                 <w:b w:val="0"/>
-                <w:sz w:val="15"/>
+                <w:sz w:val="14"/>
               </w:rPr>
             </w:r>
             <w:r>
               <w:rPr>
                 <w:rFonts w:ascii="Arial" w:hAnsi="Arial"/>
                 <w:b w:val="0"/>
-                <w:sz w:val="15"/>
+                <w:sz w:val="14"/>
               </w:rPr>
               <w:t>28.08.2026</w:t>
             </w:r>
@@ -2370,22 +1991,31 @@
         </w:tc>
         <w:tc>
           <w:tcPr>
-            <w:tcW w:type="dxa" w:w="3494"/>
+            <w:tcW w:type="dxa" w:w="3495"/>
             <w:vAlign w:val="top"/>
+            <w:tcMar>
+              <w:top w:w="60" w:type="dxa"/>
+              <w:start w:w="70" w:type="dxa"/>
+              <w:bottom w:w="60" w:type="dxa"/>
+              <w:end w:w="70" w:type="dxa"/>
+            </w:tcMar>
           </w:tcPr>
           <w:p>
+            <w:pPr>
+              <w:spacing w:after="0"/>
+            </w:pPr>
             <w:r>
               <w:rPr>
                 <w:rFonts w:ascii="Arial" w:hAnsi="Arial"/>
                 <w:b w:val="0"/>
-                <w:sz w:val="15"/>
+                <w:sz w:val="14"/>
               </w:rPr>
             </w:r>
             <w:r>
               <w:rPr>
                 <w:rFonts w:ascii="Arial" w:hAnsi="Arial"/>
                 <w:b w:val="0"/>
-                <w:sz w:val="15"/>
+                <w:sz w:val="14"/>
               </w:rPr>
               <w:t>Projektstand konsolidiert; Audited Body Bank / lokale Körperfamilien als neue Hauptarchitektur; synchrone Master-State-/SAMMY_CURRENT-Exports festgelegt.</w:t>
             </w:r>
@@ -2395,22 +2025,31 @@
       <w:tr>
         <w:tc>
           <w:tcPr>
-            <w:tcW w:type="dxa" w:w="3494"/>
+            <w:tcW w:type="dxa" w:w="3495"/>
             <w:vAlign w:val="top"/>
+            <w:tcMar>
+              <w:top w:w="60" w:type="dxa"/>
+              <w:start w:w="70" w:type="dxa"/>
+              <w:bottom w:w="60" w:type="dxa"/>
+              <w:end w:w="70" w:type="dxa"/>
+            </w:tcMar>
           </w:tcPr>
           <w:p>
+            <w:pPr>
+              <w:spacing w:after="0"/>
+            </w:pPr>
             <w:r>
               <w:rPr>
                 <w:rFonts w:ascii="Arial" w:hAnsi="Arial"/>
                 <w:b w:val="0"/>
-                <w:sz w:val="15"/>
+                <w:sz w:val="14"/>
               </w:rPr>
             </w:r>
             <w:r>
               <w:rPr>
                 <w:rFonts w:ascii="Arial" w:hAnsi="Arial"/>
                 <w:b w:val="0"/>
-                <w:sz w:val="15"/>
+                <w:sz w:val="14"/>
               </w:rPr>
               <w:t>0.3</w:t>
             </w:r>
@@ -2418,22 +2057,31 @@
         </w:tc>
         <w:tc>
           <w:tcPr>
-            <w:tcW w:type="dxa" w:w="3494"/>
+            <w:tcW w:type="dxa" w:w="3495"/>
             <w:vAlign w:val="top"/>
+            <w:tcMar>
+              <w:top w:w="60" w:type="dxa"/>
+              <w:start w:w="70" w:type="dxa"/>
+              <w:bottom w:w="60" w:type="dxa"/>
+              <w:end w:w="70" w:type="dxa"/>
+            </w:tcMar>
           </w:tcPr>
           <w:p>
+            <w:pPr>
+              <w:spacing w:after="0"/>
+            </w:pPr>
             <w:r>
               <w:rPr>
                 <w:rFonts w:ascii="Arial" w:hAnsi="Arial"/>
                 <w:b w:val="0"/>
-                <w:sz w:val="15"/>
+                <w:sz w:val="14"/>
               </w:rPr>
             </w:r>
             <w:r>
               <w:rPr>
                 <w:rFonts w:ascii="Arial" w:hAnsi="Arial"/>
                 <w:b w:val="0"/>
-                <w:sz w:val="15"/>
+                <w:sz w:val="14"/>
               </w:rPr>
               <w:t>28.08.2026</w:t>
             </w:r>
@@ -2441,22 +2089,31 @@
         </w:tc>
         <w:tc>
           <w:tcPr>
-            <w:tcW w:type="dxa" w:w="3494"/>
+            <w:tcW w:type="dxa" w:w="3495"/>
             <w:vAlign w:val="top"/>
+            <w:tcMar>
+              <w:top w:w="60" w:type="dxa"/>
+              <w:start w:w="70" w:type="dxa"/>
+              <w:bottom w:w="60" w:type="dxa"/>
+              <w:end w:w="70" w:type="dxa"/>
+            </w:tcMar>
           </w:tcPr>
           <w:p>
+            <w:pPr>
+              <w:spacing w:after="0"/>
+            </w:pPr>
             <w:r>
               <w:rPr>
                 <w:rFonts w:ascii="Arial" w:hAnsi="Arial"/>
                 <w:b w:val="0"/>
-                <w:sz w:val="15"/>
+                <w:sz w:val="14"/>
               </w:rPr>
             </w:r>
             <w:r>
               <w:rPr>
                 <w:rFonts w:ascii="Arial" w:hAnsi="Arial"/>
                 <w:b w:val="0"/>
-                <w:sz w:val="15"/>
+                <w:sz w:val="14"/>
               </w:rPr>
               <w:t xml:space="preserve">GitHub-Pages-Hotfix: Cache-/Versionsdrift korrigiert; synchroner HTML/JS/CSS-Deployment-Gate und </w:t>
             </w:r>
@@ -2464,7 +2121,7 @@
               <w:rPr>
                 <w:rFonts w:ascii="Arial" w:hAnsi="Arial"/>
                 <w:b w:val="0"/>
-                <w:sz w:val="15"/>
+                <w:sz w:val="14"/>
               </w:rPr>
               <w:t>.nojekyll</w:t>
             </w:r>
@@ -2472,7 +2129,7 @@
               <w:rPr>
                 <w:rFonts w:ascii="Arial" w:hAnsi="Arial"/>
                 <w:b w:val="0"/>
-                <w:sz w:val="15"/>
+                <w:sz w:val="14"/>
               </w:rPr>
               <w:t>.</w:t>
             </w:r>
@@ -2482,22 +2139,31 @@
       <w:tr>
         <w:tc>
           <w:tcPr>
-            <w:tcW w:type="dxa" w:w="3494"/>
+            <w:tcW w:type="dxa" w:w="3495"/>
             <w:vAlign w:val="top"/>
+            <w:tcMar>
+              <w:top w:w="60" w:type="dxa"/>
+              <w:start w:w="70" w:type="dxa"/>
+              <w:bottom w:w="60" w:type="dxa"/>
+              <w:end w:w="70" w:type="dxa"/>
+            </w:tcMar>
           </w:tcPr>
           <w:p>
+            <w:pPr>
+              <w:spacing w:after="0"/>
+            </w:pPr>
             <w:r>
               <w:rPr>
                 <w:rFonts w:ascii="Arial" w:hAnsi="Arial"/>
                 <w:b w:val="0"/>
-                <w:sz w:val="15"/>
+                <w:sz w:val="14"/>
               </w:rPr>
             </w:r>
             <w:r>
               <w:rPr>
                 <w:rFonts w:ascii="Arial" w:hAnsi="Arial"/>
                 <w:b w:val="0"/>
-                <w:sz w:val="15"/>
+                <w:sz w:val="14"/>
               </w:rPr>
               <w:t>0.4</w:t>
             </w:r>
@@ -2505,22 +2171,31 @@
         </w:tc>
         <w:tc>
           <w:tcPr>
-            <w:tcW w:type="dxa" w:w="3494"/>
+            <w:tcW w:type="dxa" w:w="3495"/>
             <w:vAlign w:val="top"/>
+            <w:tcMar>
+              <w:top w:w="60" w:type="dxa"/>
+              <w:start w:w="70" w:type="dxa"/>
+              <w:bottom w:w="60" w:type="dxa"/>
+              <w:end w:w="70" w:type="dxa"/>
+            </w:tcMar>
           </w:tcPr>
           <w:p>
+            <w:pPr>
+              <w:spacing w:after="0"/>
+            </w:pPr>
             <w:r>
               <w:rPr>
                 <w:rFonts w:ascii="Arial" w:hAnsi="Arial"/>
                 <w:b w:val="0"/>
-                <w:sz w:val="15"/>
+                <w:sz w:val="14"/>
               </w:rPr>
             </w:r>
             <w:r>
               <w:rPr>
                 <w:rFonts w:ascii="Arial" w:hAnsi="Arial"/>
                 <w:b w:val="0"/>
-                <w:sz w:val="15"/>
+                <w:sz w:val="14"/>
               </w:rPr>
               <w:t>28.08.2026</w:t>
             </w:r>
@@ -2528,22 +2203,31 @@
         </w:tc>
         <w:tc>
           <w:tcPr>
-            <w:tcW w:type="dxa" w:w="3494"/>
+            <w:tcW w:type="dxa" w:w="3495"/>
             <w:vAlign w:val="top"/>
+            <w:tcMar>
+              <w:top w:w="60" w:type="dxa"/>
+              <w:start w:w="70" w:type="dxa"/>
+              <w:bottom w:w="60" w:type="dxa"/>
+              <w:end w:w="70" w:type="dxa"/>
+            </w:tcMar>
           </w:tcPr>
           <w:p>
+            <w:pPr>
+              <w:spacing w:after="0"/>
+            </w:pPr>
             <w:r>
               <w:rPr>
                 <w:rFonts w:ascii="Arial" w:hAnsi="Arial"/>
                 <w:b w:val="0"/>
-                <w:sz w:val="15"/>
+                <w:sz w:val="14"/>
               </w:rPr>
             </w:r>
             <w:r>
               <w:rPr>
                 <w:rFonts w:ascii="Arial" w:hAnsi="Arial"/>
                 <w:b w:val="0"/>
-                <w:sz w:val="15"/>
+                <w:sz w:val="14"/>
               </w:rPr>
               <w:t>BANK v0.8.28.2: Kamera bleibt über Personenwechsel erhalten; Posen/Animationen im Audit; Review-Kontext getrennt gespeichert.</w:t>
             </w:r>
@@ -2553,22 +2237,31 @@
       <w:tr>
         <w:tc>
           <w:tcPr>
-            <w:tcW w:type="dxa" w:w="3494"/>
+            <w:tcW w:type="dxa" w:w="3495"/>
             <w:vAlign w:val="top"/>
+            <w:tcMar>
+              <w:top w:w="60" w:type="dxa"/>
+              <w:start w:w="70" w:type="dxa"/>
+              <w:bottom w:w="60" w:type="dxa"/>
+              <w:end w:w="70" w:type="dxa"/>
+            </w:tcMar>
           </w:tcPr>
           <w:p>
+            <w:pPr>
+              <w:spacing w:after="0"/>
+            </w:pPr>
             <w:r>
               <w:rPr>
                 <w:rFonts w:ascii="Arial" w:hAnsi="Arial"/>
                 <w:b w:val="0"/>
-                <w:sz w:val="15"/>
+                <w:sz w:val="14"/>
               </w:rPr>
             </w:r>
             <w:r>
               <w:rPr>
                 <w:rFonts w:ascii="Arial" w:hAnsi="Arial"/>
                 <w:b w:val="0"/>
-                <w:sz w:val="15"/>
+                <w:sz w:val="14"/>
               </w:rPr>
               <w:t>0.5</w:t>
             </w:r>
@@ -2576,22 +2269,31 @@
         </w:tc>
         <w:tc>
           <w:tcPr>
-            <w:tcW w:type="dxa" w:w="3494"/>
+            <w:tcW w:type="dxa" w:w="3495"/>
             <w:vAlign w:val="top"/>
+            <w:tcMar>
+              <w:top w:w="60" w:type="dxa"/>
+              <w:start w:w="70" w:type="dxa"/>
+              <w:bottom w:w="60" w:type="dxa"/>
+              <w:end w:w="70" w:type="dxa"/>
+            </w:tcMar>
           </w:tcPr>
           <w:p>
+            <w:pPr>
+              <w:spacing w:after="0"/>
+            </w:pPr>
             <w:r>
               <w:rPr>
                 <w:rFonts w:ascii="Arial" w:hAnsi="Arial"/>
                 <w:b w:val="0"/>
-                <w:sz w:val="15"/>
+                <w:sz w:val="14"/>
               </w:rPr>
             </w:r>
             <w:r>
               <w:rPr>
                 <w:rFonts w:ascii="Arial" w:hAnsi="Arial"/>
                 <w:b w:val="0"/>
-                <w:sz w:val="15"/>
+                <w:sz w:val="14"/>
               </w:rPr>
               <w:t>28.08.2026</w:t>
             </w:r>
@@ -2599,22 +2301,31 @@
         </w:tc>
         <w:tc>
           <w:tcPr>
-            <w:tcW w:type="dxa" w:w="3494"/>
+            <w:tcW w:type="dxa" w:w="3495"/>
             <w:vAlign w:val="top"/>
+            <w:tcMar>
+              <w:top w:w="60" w:type="dxa"/>
+              <w:start w:w="70" w:type="dxa"/>
+              <w:bottom w:w="60" w:type="dxa"/>
+              <w:end w:w="70" w:type="dxa"/>
+            </w:tcMar>
           </w:tcPr>
           <w:p>
+            <w:pPr>
+              <w:spacing w:after="0"/>
+            </w:pPr>
             <w:r>
               <w:rPr>
                 <w:rFonts w:ascii="Arial" w:hAnsi="Arial"/>
                 <w:b w:val="0"/>
-                <w:sz w:val="15"/>
+                <w:sz w:val="14"/>
               </w:rPr>
             </w:r>
             <w:r>
               <w:rPr>
                 <w:rFonts w:ascii="Arial" w:hAnsi="Arial"/>
                 <w:b w:val="0"/>
-                <w:sz w:val="15"/>
+                <w:sz w:val="14"/>
               </w:rPr>
               <w:t xml:space="preserve">BANK v0.8.28.3: 400er Grenz-/Extremraum; Phase-1 </w:t>
             </w:r>
@@ -2622,7 +2333,7 @@
               <w:rPr>
                 <w:rFonts w:ascii="Arial" w:hAnsi="Arial"/>
                 <w:b w:val="0"/>
-                <w:sz w:val="15"/>
+                <w:sz w:val="14"/>
               </w:rPr>
               <w:t>legs-too-long</w:t>
             </w:r>
@@ -2630,7 +2341,7 @@
               <w:rPr>
                 <w:rFonts w:ascii="Arial" w:hAnsi="Arial"/>
                 <w:b w:val="0"/>
-                <w:sz w:val="15"/>
+                <w:sz w:val="14"/>
               </w:rPr>
               <w:t xml:space="preserve"> dokumentiert; exakte Rest-Rig-Bein/Torso-Diagnosen statt fehlerhafter Umfangssnapshots.</w:t>
             </w:r>
@@ -2640,22 +2351,31 @@
       <w:tr>
         <w:tc>
           <w:tcPr>
-            <w:tcW w:type="dxa" w:w="3494"/>
+            <w:tcW w:type="dxa" w:w="3495"/>
             <w:vAlign w:val="top"/>
+            <w:tcMar>
+              <w:top w:w="60" w:type="dxa"/>
+              <w:start w:w="70" w:type="dxa"/>
+              <w:bottom w:w="60" w:type="dxa"/>
+              <w:end w:w="70" w:type="dxa"/>
+            </w:tcMar>
           </w:tcPr>
           <w:p>
+            <w:pPr>
+              <w:spacing w:after="0"/>
+            </w:pPr>
             <w:r>
               <w:rPr>
                 <w:rFonts w:ascii="Arial" w:hAnsi="Arial"/>
                 <w:b w:val="0"/>
-                <w:sz w:val="15"/>
+                <w:sz w:val="14"/>
               </w:rPr>
             </w:r>
             <w:r>
               <w:rPr>
                 <w:rFonts w:ascii="Arial" w:hAnsi="Arial"/>
                 <w:b w:val="0"/>
-                <w:sz w:val="15"/>
+                <w:sz w:val="14"/>
               </w:rPr>
               <w:t>0.6</w:t>
             </w:r>
@@ -2663,22 +2383,31 @@
         </w:tc>
         <w:tc>
           <w:tcPr>
-            <w:tcW w:type="dxa" w:w="3494"/>
+            <w:tcW w:type="dxa" w:w="3495"/>
             <w:vAlign w:val="top"/>
+            <w:tcMar>
+              <w:top w:w="60" w:type="dxa"/>
+              <w:start w:w="70" w:type="dxa"/>
+              <w:bottom w:w="60" w:type="dxa"/>
+              <w:end w:w="70" w:type="dxa"/>
+            </w:tcMar>
           </w:tcPr>
           <w:p>
+            <w:pPr>
+              <w:spacing w:after="0"/>
+            </w:pPr>
             <w:r>
               <w:rPr>
                 <w:rFonts w:ascii="Arial" w:hAnsi="Arial"/>
                 <w:b w:val="0"/>
-                <w:sz w:val="15"/>
+                <w:sz w:val="14"/>
               </w:rPr>
             </w:r>
             <w:r>
               <w:rPr>
                 <w:rFonts w:ascii="Arial" w:hAnsi="Arial"/>
                 <w:b w:val="0"/>
-                <w:sz w:val="15"/>
+                <w:sz w:val="14"/>
               </w:rPr>
               <w:t>28.08.2026</w:t>
             </w:r>
@@ -2686,22 +2415,31 @@
         </w:tc>
         <w:tc>
           <w:tcPr>
-            <w:tcW w:type="dxa" w:w="3494"/>
+            <w:tcW w:type="dxa" w:w="3495"/>
             <w:vAlign w:val="top"/>
+            <w:tcMar>
+              <w:top w:w="60" w:type="dxa"/>
+              <w:start w:w="70" w:type="dxa"/>
+              <w:bottom w:w="60" w:type="dxa"/>
+              <w:end w:w="70" w:type="dxa"/>
+            </w:tcMar>
           </w:tcPr>
           <w:p>
+            <w:pPr>
+              <w:spacing w:after="0"/>
+            </w:pPr>
             <w:r>
               <w:rPr>
                 <w:rFonts w:ascii="Arial" w:hAnsi="Arial"/>
                 <w:b w:val="0"/>
-                <w:sz w:val="15"/>
+                <w:sz w:val="14"/>
               </w:rPr>
             </w:r>
             <w:r>
               <w:rPr>
                 <w:rFonts w:ascii="Arial" w:hAnsi="Arial"/>
                 <w:b w:val="0"/>
-                <w:sz w:val="15"/>
+                <w:sz w:val="14"/>
               </w:rPr>
               <w:t>BANK v0.8.28.4: reviewer-blinde Mischung, BANK-only Dual Viewport, unabhängiges AutoFit, &lt;=205-cm-Gate; Kopf/Head-Fat bewusst vertagt.</w:t>
             </w:r>
@@ -2711,22 +2449,31 @@
       <w:tr>
         <w:tc>
           <w:tcPr>
-            <w:tcW w:type="dxa" w:w="3494"/>
+            <w:tcW w:type="dxa" w:w="3495"/>
             <w:vAlign w:val="top"/>
+            <w:tcMar>
+              <w:top w:w="60" w:type="dxa"/>
+              <w:start w:w="70" w:type="dxa"/>
+              <w:bottom w:w="60" w:type="dxa"/>
+              <w:end w:w="70" w:type="dxa"/>
+            </w:tcMar>
           </w:tcPr>
           <w:p>
+            <w:pPr>
+              <w:spacing w:after="0"/>
+            </w:pPr>
             <w:r>
               <w:rPr>
                 <w:rFonts w:ascii="Arial" w:hAnsi="Arial"/>
                 <w:b w:val="0"/>
-                <w:sz w:val="15"/>
+                <w:sz w:val="14"/>
               </w:rPr>
             </w:r>
             <w:r>
               <w:rPr>
                 <w:rFonts w:ascii="Arial" w:hAnsi="Arial"/>
                 <w:b w:val="0"/>
-                <w:sz w:val="15"/>
+                <w:sz w:val="14"/>
               </w:rPr>
               <w:t>0.7</w:t>
             </w:r>
@@ -2734,22 +2481,31 @@
         </w:tc>
         <w:tc>
           <w:tcPr>
-            <w:tcW w:type="dxa" w:w="3494"/>
+            <w:tcW w:type="dxa" w:w="3495"/>
             <w:vAlign w:val="top"/>
+            <w:tcMar>
+              <w:top w:w="60" w:type="dxa"/>
+              <w:start w:w="70" w:type="dxa"/>
+              <w:bottom w:w="60" w:type="dxa"/>
+              <w:end w:w="70" w:type="dxa"/>
+            </w:tcMar>
           </w:tcPr>
           <w:p>
+            <w:pPr>
+              <w:spacing w:after="0"/>
+            </w:pPr>
             <w:r>
               <w:rPr>
                 <w:rFonts w:ascii="Arial" w:hAnsi="Arial"/>
                 <w:b w:val="0"/>
-                <w:sz w:val="15"/>
+                <w:sz w:val="14"/>
               </w:rPr>
             </w:r>
             <w:r>
               <w:rPr>
                 <w:rFonts w:ascii="Arial" w:hAnsi="Arial"/>
                 <w:b w:val="0"/>
-                <w:sz w:val="15"/>
+                <w:sz w:val="14"/>
               </w:rPr>
               <w:t>28.08.2026</w:t>
             </w:r>
@@ -2757,22 +2513,31 @@
         </w:tc>
         <w:tc>
           <w:tcPr>
-            <w:tcW w:type="dxa" w:w="3494"/>
+            <w:tcW w:type="dxa" w:w="3495"/>
             <w:vAlign w:val="top"/>
+            <w:tcMar>
+              <w:top w:w="60" w:type="dxa"/>
+              <w:start w:w="70" w:type="dxa"/>
+              <w:bottom w:w="60" w:type="dxa"/>
+              <w:end w:w="70" w:type="dxa"/>
+            </w:tcMar>
           </w:tcPr>
           <w:p>
+            <w:pPr>
+              <w:spacing w:after="0"/>
+            </w:pPr>
             <w:r>
               <w:rPr>
                 <w:rFonts w:ascii="Arial" w:hAnsi="Arial"/>
                 <w:b w:val="0"/>
-                <w:sz w:val="15"/>
+                <w:sz w:val="14"/>
               </w:rPr>
             </w:r>
             <w:r>
               <w:rPr>
                 <w:rFonts w:ascii="Arial" w:hAnsi="Arial"/>
                 <w:b w:val="0"/>
-                <w:sz w:val="15"/>
+                <w:sz w:val="14"/>
               </w:rPr>
               <w:t>BANK v0.8.28.5: iPhone-menüsicheres A/B-Layout; Dual Viewport nutzt nur die freie Viewer-Fläche.</w:t>
             </w:r>
@@ -2782,22 +2547,31 @@
       <w:tr>
         <w:tc>
           <w:tcPr>
-            <w:tcW w:type="dxa" w:w="3494"/>
+            <w:tcW w:type="dxa" w:w="3495"/>
             <w:vAlign w:val="top"/>
+            <w:tcMar>
+              <w:top w:w="60" w:type="dxa"/>
+              <w:start w:w="70" w:type="dxa"/>
+              <w:bottom w:w="60" w:type="dxa"/>
+              <w:end w:w="70" w:type="dxa"/>
+            </w:tcMar>
           </w:tcPr>
           <w:p>
+            <w:pPr>
+              <w:spacing w:after="0"/>
+            </w:pPr>
             <w:r>
               <w:rPr>
                 <w:rFonts w:ascii="Arial" w:hAnsi="Arial"/>
                 <w:b w:val="0"/>
-                <w:sz w:val="15"/>
+                <w:sz w:val="14"/>
               </w:rPr>
             </w:r>
             <w:r>
               <w:rPr>
                 <w:rFonts w:ascii="Arial" w:hAnsi="Arial"/>
                 <w:b w:val="0"/>
-                <w:sz w:val="15"/>
+                <w:sz w:val="14"/>
               </w:rPr>
               <w:t>0.8</w:t>
             </w:r>
@@ -2805,22 +2579,31 @@
         </w:tc>
         <w:tc>
           <w:tcPr>
-            <w:tcW w:type="dxa" w:w="3494"/>
+            <w:tcW w:type="dxa" w:w="3495"/>
             <w:vAlign w:val="top"/>
+            <w:tcMar>
+              <w:top w:w="60" w:type="dxa"/>
+              <w:start w:w="70" w:type="dxa"/>
+              <w:bottom w:w="60" w:type="dxa"/>
+              <w:end w:w="70" w:type="dxa"/>
+            </w:tcMar>
           </w:tcPr>
           <w:p>
+            <w:pPr>
+              <w:spacing w:after="0"/>
+            </w:pPr>
             <w:r>
               <w:rPr>
                 <w:rFonts w:ascii="Arial" w:hAnsi="Arial"/>
                 <w:b w:val="0"/>
-                <w:sz w:val="15"/>
+                <w:sz w:val="14"/>
               </w:rPr>
             </w:r>
             <w:r>
               <w:rPr>
                 <w:rFonts w:ascii="Arial" w:hAnsi="Arial"/>
                 <w:b w:val="0"/>
-                <w:sz w:val="15"/>
+                <w:sz w:val="14"/>
               </w:rPr>
               <w:t>29.08.2026</w:t>
             </w:r>
@@ -2828,22 +2611,31 @@
         </w:tc>
         <w:tc>
           <w:tcPr>
-            <w:tcW w:type="dxa" w:w="3494"/>
+            <w:tcW w:type="dxa" w:w="3495"/>
             <w:vAlign w:val="top"/>
+            <w:tcMar>
+              <w:top w:w="60" w:type="dxa"/>
+              <w:start w:w="70" w:type="dxa"/>
+              <w:bottom w:w="60" w:type="dxa"/>
+              <w:end w:w="70" w:type="dxa"/>
+            </w:tcMar>
           </w:tcPr>
           <w:p>
+            <w:pPr>
+              <w:spacing w:after="0"/>
+            </w:pPr>
             <w:r>
               <w:rPr>
                 <w:rFonts w:ascii="Arial" w:hAnsi="Arial"/>
                 <w:b w:val="0"/>
-                <w:sz w:val="15"/>
+                <w:sz w:val="14"/>
               </w:rPr>
             </w:r>
             <w:r>
               <w:rPr>
                 <w:rFonts w:ascii="Arial" w:hAnsi="Arial"/>
                 <w:b w:val="0"/>
-                <w:sz w:val="15"/>
+                <w:sz w:val="14"/>
               </w:rPr>
               <w:t>v0.8.29.0: Audit zu Body-Bank-Index kompiliert; Trusted-Top-K-Solver + kleiner Local Fit + 8er Blind-Proof + ACTIVE-Lernmodus. Shoulder-Proxy ausgeschlossen; Proof ohne kg-Vorauswahl; Non-Worsening-Rollback; Resume-Fix.</w:t>
             </w:r>
@@ -2853,22 +2645,31 @@
       <w:tr>
         <w:tc>
           <w:tcPr>
-            <w:tcW w:type="dxa" w:w="3494"/>
+            <w:tcW w:type="dxa" w:w="3495"/>
             <w:vAlign w:val="top"/>
+            <w:tcMar>
+              <w:top w:w="60" w:type="dxa"/>
+              <w:start w:w="70" w:type="dxa"/>
+              <w:bottom w:w="60" w:type="dxa"/>
+              <w:end w:w="70" w:type="dxa"/>
+            </w:tcMar>
           </w:tcPr>
           <w:p>
+            <w:pPr>
+              <w:spacing w:after="0"/>
+            </w:pPr>
             <w:r>
               <w:rPr>
                 <w:rFonts w:ascii="Arial" w:hAnsi="Arial"/>
                 <w:b w:val="0"/>
-                <w:sz w:val="15"/>
+                <w:sz w:val="14"/>
               </w:rPr>
             </w:r>
             <w:r>
               <w:rPr>
                 <w:rFonts w:ascii="Arial" w:hAnsi="Arial"/>
                 <w:b w:val="0"/>
-                <w:sz w:val="15"/>
+                <w:sz w:val="14"/>
               </w:rPr>
               <w:t>0.9</w:t>
             </w:r>
@@ -2876,22 +2677,31 @@
         </w:tc>
         <w:tc>
           <w:tcPr>
-            <w:tcW w:type="dxa" w:w="3494"/>
+            <w:tcW w:type="dxa" w:w="3495"/>
             <w:vAlign w:val="top"/>
+            <w:tcMar>
+              <w:top w:w="60" w:type="dxa"/>
+              <w:start w:w="70" w:type="dxa"/>
+              <w:bottom w:w="60" w:type="dxa"/>
+              <w:end w:w="70" w:type="dxa"/>
+            </w:tcMar>
           </w:tcPr>
           <w:p>
+            <w:pPr>
+              <w:spacing w:after="0"/>
+            </w:pPr>
             <w:r>
               <w:rPr>
                 <w:rFonts w:ascii="Arial" w:hAnsi="Arial"/>
                 <w:b w:val="0"/>
-                <w:sz w:val="15"/>
+                <w:sz w:val="14"/>
               </w:rPr>
             </w:r>
             <w:r>
               <w:rPr>
                 <w:rFonts w:ascii="Arial" w:hAnsi="Arial"/>
                 <w:b w:val="0"/>
-                <w:sz w:val="15"/>
+                <w:sz w:val="14"/>
               </w:rPr>
               <w:t>29.08.2026</w:t>
             </w:r>
@@ -2899,22 +2709,31 @@
         </w:tc>
         <w:tc>
           <w:tcPr>
-            <w:tcW w:type="dxa" w:w="3494"/>
+            <w:tcW w:type="dxa" w:w="3495"/>
             <w:vAlign w:val="top"/>
+            <w:tcMar>
+              <w:top w:w="60" w:type="dxa"/>
+              <w:start w:w="70" w:type="dxa"/>
+              <w:bottom w:w="60" w:type="dxa"/>
+              <w:end w:w="70" w:type="dxa"/>
+            </w:tcMar>
           </w:tcPr>
           <w:p>
+            <w:pPr>
+              <w:spacing w:after="0"/>
+            </w:pPr>
             <w:r>
               <w:rPr>
                 <w:rFonts w:ascii="Arial" w:hAnsi="Arial"/>
                 <w:b w:val="0"/>
-                <w:sz w:val="15"/>
+                <w:sz w:val="14"/>
               </w:rPr>
             </w:r>
             <w:r>
               <w:rPr>
                 <w:rFonts w:ascii="Arial" w:hAnsi="Arial"/>
                 <w:b w:val="0"/>
-                <w:sz w:val="15"/>
+                <w:sz w:val="14"/>
               </w:rPr>
               <w:t>v0.8.29.1: fehlenden manuellen Retrieval-Handler repariert; fail-fast UI-/Release-Handler-Gate; 32er ACTIVE-Audit kanonisch gemergt (269 trusted / 91 frontier / 37 negative / 0 unchecked); technische Mess-Sanity und Proof v1.1 wegen sichtbar falschem Brust-Snapshot.</w:t>
             </w:r>
@@ -2924,22 +2743,31 @@
       <w:tr>
         <w:tc>
           <w:tcPr>
-            <w:tcW w:type="dxa" w:w="3494"/>
+            <w:tcW w:type="dxa" w:w="3495"/>
             <w:vAlign w:val="top"/>
+            <w:tcMar>
+              <w:top w:w="60" w:type="dxa"/>
+              <w:start w:w="70" w:type="dxa"/>
+              <w:bottom w:w="60" w:type="dxa"/>
+              <w:end w:w="70" w:type="dxa"/>
+            </w:tcMar>
           </w:tcPr>
           <w:p>
+            <w:pPr>
+              <w:spacing w:after="0"/>
+            </w:pPr>
             <w:r>
               <w:rPr>
                 <w:rFonts w:ascii="Arial" w:hAnsi="Arial"/>
                 <w:b w:val="0"/>
-                <w:sz w:val="15"/>
+                <w:sz w:val="14"/>
               </w:rPr>
             </w:r>
             <w:r>
               <w:rPr>
                 <w:rFonts w:ascii="Arial" w:hAnsi="Arial"/>
                 <w:b w:val="0"/>
-                <w:sz w:val="15"/>
+                <w:sz w:val="14"/>
               </w:rPr>
               <w:t>0.10</w:t>
             </w:r>
@@ -2947,22 +2775,31 @@
         </w:tc>
         <w:tc>
           <w:tcPr>
-            <w:tcW w:type="dxa" w:w="3494"/>
+            <w:tcW w:type="dxa" w:w="3495"/>
             <w:vAlign w:val="top"/>
+            <w:tcMar>
+              <w:top w:w="60" w:type="dxa"/>
+              <w:start w:w="70" w:type="dxa"/>
+              <w:bottom w:w="60" w:type="dxa"/>
+              <w:end w:w="70" w:type="dxa"/>
+            </w:tcMar>
           </w:tcPr>
           <w:p>
+            <w:pPr>
+              <w:spacing w:after="0"/>
+            </w:pPr>
             <w:r>
               <w:rPr>
                 <w:rFonts w:ascii="Arial" w:hAnsi="Arial"/>
                 <w:b w:val="0"/>
-                <w:sz w:val="15"/>
+                <w:sz w:val="14"/>
               </w:rPr>
             </w:r>
             <w:r>
               <w:rPr>
                 <w:rFonts w:ascii="Arial" w:hAnsi="Arial"/>
                 <w:b w:val="0"/>
-                <w:sz w:val="15"/>
+                <w:sz w:val="14"/>
               </w:rPr>
               <w:t>29.08.2026</w:t>
             </w:r>
@@ -2970,22 +2807,31 @@
         </w:tc>
         <w:tc>
           <w:tcPr>
-            <w:tcW w:type="dxa" w:w="3494"/>
+            <w:tcW w:type="dxa" w:w="3495"/>
             <w:vAlign w:val="top"/>
+            <w:tcMar>
+              <w:top w:w="60" w:type="dxa"/>
+              <w:start w:w="70" w:type="dxa"/>
+              <w:bottom w:w="60" w:type="dxa"/>
+              <w:end w:w="70" w:type="dxa"/>
+            </w:tcMar>
           </w:tcPr>
           <w:p>
+            <w:pPr>
+              <w:spacing w:after="0"/>
+            </w:pPr>
             <w:r>
               <w:rPr>
                 <w:rFonts w:ascii="Arial" w:hAnsi="Arial"/>
                 <w:b w:val="0"/>
-                <w:sz w:val="15"/>
+                <w:sz w:val="14"/>
               </w:rPr>
             </w:r>
             <w:r>
               <w:rPr>
                 <w:rFonts w:ascii="Arial" w:hAnsi="Arial"/>
                 <w:b w:val="0"/>
-                <w:sz w:val="15"/>
+                <w:sz w:val="14"/>
               </w:rPr>
               <w:t>v0.8.29.2: stale Splash-Version v0.8.28.4 entfernt; Runtime-/Titel-/Hauptlabel-/Splash-/JS-/CSS-Versionen synchronisiert; Deployment-Gate erweitert; Solver-/Body-Bank-Daten unverändert.</w:t>
             </w:r>
@@ -2995,22 +2841,31 @@
       <w:tr>
         <w:tc>
           <w:tcPr>
-            <w:tcW w:type="dxa" w:w="3494"/>
+            <w:tcW w:type="dxa" w:w="3495"/>
             <w:vAlign w:val="top"/>
+            <w:tcMar>
+              <w:top w:w="60" w:type="dxa"/>
+              <w:start w:w="70" w:type="dxa"/>
+              <w:bottom w:w="60" w:type="dxa"/>
+              <w:end w:w="70" w:type="dxa"/>
+            </w:tcMar>
           </w:tcPr>
           <w:p>
+            <w:pPr>
+              <w:spacing w:after="0"/>
+            </w:pPr>
             <w:r>
               <w:rPr>
                 <w:rFonts w:ascii="Arial" w:hAnsi="Arial"/>
                 <w:b w:val="0"/>
-                <w:sz w:val="15"/>
+                <w:sz w:val="14"/>
               </w:rPr>
             </w:r>
             <w:r>
               <w:rPr>
                 <w:rFonts w:ascii="Arial" w:hAnsi="Arial"/>
                 <w:b w:val="0"/>
-                <w:sz w:val="15"/>
+                <w:sz w:val="14"/>
               </w:rPr>
               <w:t>0.11</w:t>
             </w:r>
@@ -3018,22 +2873,31 @@
         </w:tc>
         <w:tc>
           <w:tcPr>
-            <w:tcW w:type="dxa" w:w="3494"/>
+            <w:tcW w:type="dxa" w:w="3495"/>
             <w:vAlign w:val="top"/>
+            <w:tcMar>
+              <w:top w:w="60" w:type="dxa"/>
+              <w:start w:w="70" w:type="dxa"/>
+              <w:bottom w:w="60" w:type="dxa"/>
+              <w:end w:w="70" w:type="dxa"/>
+            </w:tcMar>
           </w:tcPr>
           <w:p>
+            <w:pPr>
+              <w:spacing w:after="0"/>
+            </w:pPr>
             <w:r>
               <w:rPr>
                 <w:rFonts w:ascii="Arial" w:hAnsi="Arial"/>
                 <w:b w:val="0"/>
-                <w:sz w:val="15"/>
+                <w:sz w:val="14"/>
               </w:rPr>
             </w:r>
             <w:r>
               <w:rPr>
                 <w:rFonts w:ascii="Arial" w:hAnsi="Arial"/>
                 <w:b w:val="0"/>
-                <w:sz w:val="15"/>
+                <w:sz w:val="14"/>
               </w:rPr>
               <w:t>29.08.2026</w:t>
             </w:r>
@@ -3041,22 +2905,31 @@
         </w:tc>
         <w:tc>
           <w:tcPr>
-            <w:tcW w:type="dxa" w:w="3494"/>
+            <w:tcW w:type="dxa" w:w="3495"/>
             <w:vAlign w:val="top"/>
+            <w:tcMar>
+              <w:top w:w="60" w:type="dxa"/>
+              <w:start w:w="70" w:type="dxa"/>
+              <w:bottom w:w="60" w:type="dxa"/>
+              <w:end w:w="70" w:type="dxa"/>
+            </w:tcMar>
           </w:tcPr>
           <w:p>
+            <w:pPr>
+              <w:spacing w:after="0"/>
+            </w:pPr>
             <w:r>
               <w:rPr>
                 <w:rFonts w:ascii="Arial" w:hAnsi="Arial"/>
                 <w:b w:val="0"/>
-                <w:sz w:val="15"/>
+                <w:sz w:val="14"/>
               </w:rPr>
             </w:r>
             <w:r>
               <w:rPr>
                 <w:rFonts w:ascii="Arial" w:hAnsi="Arial"/>
                 <w:b w:val="0"/>
-                <w:sz w:val="15"/>
+                <w:sz w:val="14"/>
               </w:rPr>
               <w:t>v0.8.29.3: kanonische Rest-Mesh-Statur im Body-Bank-Solver; Geometrie-Score von Weight-Prior getrennt; vollständiger Local-Fit-Trace; 16er Family-/Near-Neighbor-Holdout Proof v1.2; manuellen Solver-Kandidaten AA-S-2f9708e4 im ACTIVE-Seed erhalten.</w:t>
             </w:r>
@@ -3066,22 +2939,31 @@
       <w:tr>
         <w:tc>
           <w:tcPr>
-            <w:tcW w:type="dxa" w:w="3494"/>
+            <w:tcW w:type="dxa" w:w="3495"/>
             <w:vAlign w:val="top"/>
+            <w:tcMar>
+              <w:top w:w="60" w:type="dxa"/>
+              <w:start w:w="70" w:type="dxa"/>
+              <w:bottom w:w="60" w:type="dxa"/>
+              <w:end w:w="70" w:type="dxa"/>
+            </w:tcMar>
           </w:tcPr>
           <w:p>
+            <w:pPr>
+              <w:spacing w:after="0"/>
+            </w:pPr>
             <w:r>
               <w:rPr>
                 <w:rFonts w:ascii="Arial" w:hAnsi="Arial"/>
                 <w:b w:val="0"/>
-                <w:sz w:val="15"/>
+                <w:sz w:val="14"/>
               </w:rPr>
             </w:r>
             <w:r>
               <w:rPr>
                 <w:rFonts w:ascii="Arial" w:hAnsi="Arial"/>
                 <w:b w:val="0"/>
-                <w:sz w:val="15"/>
+                <w:sz w:val="14"/>
               </w:rPr>
               <w:t>0.12</w:t>
             </w:r>
@@ -3089,22 +2971,31 @@
         </w:tc>
         <w:tc>
           <w:tcPr>
-            <w:tcW w:type="dxa" w:w="3494"/>
+            <w:tcW w:type="dxa" w:w="3495"/>
             <w:vAlign w:val="top"/>
+            <w:tcMar>
+              <w:top w:w="60" w:type="dxa"/>
+              <w:start w:w="70" w:type="dxa"/>
+              <w:bottom w:w="60" w:type="dxa"/>
+              <w:end w:w="70" w:type="dxa"/>
+            </w:tcMar>
           </w:tcPr>
           <w:p>
+            <w:pPr>
+              <w:spacing w:after="0"/>
+            </w:pPr>
             <w:r>
               <w:rPr>
                 <w:rFonts w:ascii="Arial" w:hAnsi="Arial"/>
                 <w:b w:val="0"/>
-                <w:sz w:val="15"/>
+                <w:sz w:val="14"/>
               </w:rPr>
             </w:r>
             <w:r>
               <w:rPr>
                 <w:rFonts w:ascii="Arial" w:hAnsi="Arial"/>
                 <w:b w:val="0"/>
-                <w:sz w:val="15"/>
+                <w:sz w:val="14"/>
               </w:rPr>
               <w:t>29.08.2026</w:t>
             </w:r>
@@ -3112,33 +3003,145 @@
         </w:tc>
         <w:tc>
           <w:tcPr>
-            <w:tcW w:type="dxa" w:w="3494"/>
+            <w:tcW w:type="dxa" w:w="3495"/>
             <w:vAlign w:val="top"/>
+            <w:tcMar>
+              <w:top w:w="60" w:type="dxa"/>
+              <w:start w:w="70" w:type="dxa"/>
+              <w:bottom w:w="60" w:type="dxa"/>
+              <w:end w:w="70" w:type="dxa"/>
+            </w:tcMar>
           </w:tcPr>
           <w:p>
+            <w:pPr>
+              <w:spacing w:after="0"/>
+            </w:pPr>
             <w:r>
               <w:rPr>
                 <w:rFonts w:ascii="Arial" w:hAnsi="Arial"/>
                 <w:b w:val="0"/>
-                <w:sz w:val="15"/>
+                <w:sz w:val="14"/>
               </w:rPr>
             </w:r>
             <w:r>
               <w:rPr>
                 <w:rFonts w:ascii="Arial" w:hAnsi="Arial"/>
                 <w:b w:val="0"/>
-                <w:sz w:val="15"/>
+                <w:sz w:val="14"/>
               </w:rPr>
               <w:t>v0.8.29.4: 16er Family-Proof als GO dokumentiert; bidirektionales Controller-Probing; unabhängiger Top-3 Local Fit; Human-Audit von solverEligible getrennt; 24er Single-vs-Top-3 Family-Proof v1.3 als nächster Gate.</w:t>
             </w:r>
           </w:p>
         </w:tc>
       </w:tr>
+      <w:tr>
+        <w:tc>
+          <w:tcPr>
+            <w:tcW w:type="dxa" w:w="3495"/>
+            <w:vAlign w:val="top"/>
+            <w:tcMar>
+              <w:top w:w="60" w:type="dxa"/>
+              <w:start w:w="70" w:type="dxa"/>
+              <w:bottom w:w="60" w:type="dxa"/>
+              <w:end w:w="70" w:type="dxa"/>
+            </w:tcMar>
+          </w:tcPr>
+          <w:p>
+            <w:pPr>
+              <w:spacing w:after="0"/>
+            </w:pPr>
+            <w:r>
+              <w:rPr>
+                <w:rFonts w:ascii="Arial" w:hAnsi="Arial"/>
+                <w:b w:val="0"/>
+                <w:sz w:val="14"/>
+              </w:rPr>
+            </w:r>
+            <w:r>
+              <w:rPr>
+                <w:rFonts w:ascii="Arial" w:hAnsi="Arial"/>
+                <w:b w:val="0"/>
+                <w:sz w:val="14"/>
+              </w:rPr>
+              <w:t>0.13</w:t>
+            </w:r>
+          </w:p>
+        </w:tc>
+        <w:tc>
+          <w:tcPr>
+            <w:tcW w:type="dxa" w:w="3495"/>
+            <w:vAlign w:val="top"/>
+            <w:tcMar>
+              <w:top w:w="60" w:type="dxa"/>
+              <w:start w:w="70" w:type="dxa"/>
+              <w:bottom w:w="60" w:type="dxa"/>
+              <w:end w:w="70" w:type="dxa"/>
+            </w:tcMar>
+          </w:tcPr>
+          <w:p>
+            <w:pPr>
+              <w:spacing w:after="0"/>
+            </w:pPr>
+            <w:r>
+              <w:rPr>
+                <w:rFonts w:ascii="Arial" w:hAnsi="Arial"/>
+                <w:b w:val="0"/>
+                <w:sz w:val="14"/>
+              </w:rPr>
+            </w:r>
+            <w:r>
+              <w:rPr>
+                <w:rFonts w:ascii="Arial" w:hAnsi="Arial"/>
+                <w:b w:val="0"/>
+                <w:sz w:val="14"/>
+              </w:rPr>
+              <w:t>29.08.2026</w:t>
+            </w:r>
+          </w:p>
+        </w:tc>
+        <w:tc>
+          <w:tcPr>
+            <w:tcW w:type="dxa" w:w="3495"/>
+            <w:vAlign w:val="top"/>
+            <w:tcMar>
+              <w:top w:w="60" w:type="dxa"/>
+              <w:start w:w="70" w:type="dxa"/>
+              <w:bottom w:w="60" w:type="dxa"/>
+              <w:end w:w="70" w:type="dxa"/>
+            </w:tcMar>
+          </w:tcPr>
+          <w:p>
+            <w:pPr>
+              <w:spacing w:after="0"/>
+            </w:pPr>
+            <w:r>
+              <w:rPr>
+                <w:rFonts w:ascii="Arial" w:hAnsi="Arial"/>
+                <w:b w:val="0"/>
+                <w:sz w:val="14"/>
+              </w:rPr>
+            </w:r>
+            <w:r>
+              <w:rPr>
+                <w:rFonts w:ascii="Arial" w:hAnsi="Arial"/>
+                <w:b w:val="0"/>
+                <w:sz w:val="14"/>
+              </w:rPr>
+              <w:t>v0.8.29.5: 61er ACTIVE-Audit kanonisch gemergt (295 trusted / 94 frontier / 37 negative); 24er Top-3-GO dokumentiert; Umfangs-Local-Fit auf gemessene Trust-Region ohne Ableitungsextrapolation umgestellt; Coverage-Prep-Manifest und 36er Coverage-Stress eingeführt.</w:t>
+            </w:r>
+          </w:p>
+        </w:tc>
+      </w:tr>
     </w:tbl>
+    <w:p>
+      <w:pPr>
+        <w:spacing w:after="20"/>
+      </w:pPr>
+    </w:p>
     <w:sectPr>
       <w:footerReference w:type="default" r:id="rId9"/>
       <w:pgSz w:w="12240" w:h="15840"/>
-      <w:pgMar w:top="765" w:right="879" w:bottom="765" w:left="879" w:header="720" w:footer="720" w:gutter="0"/>
+      <w:pgMar w:top="763" w:right="878" w:bottom="763" w:left="878" w:header="720" w:footer="720" w:gutter="0"/>
       <w:cols w:space="720"/>
       <w:docGrid w:linePitch="360"/>
     </w:sectPr>
@@ -3151,14 +3154,14 @@
   <w:p>
     <w:pPr>
       <w:pStyle w:val="Footer"/>
-      <w:jc w:val="center"/>
+      <w:jc w:val="right"/>
     </w:pPr>
     <w:r>
       <w:rPr>
         <w:rFonts w:ascii="Arial" w:hAnsi="Arial"/>
-        <w:sz w:val="15"/>
-      </w:rPr>
-      <w:t>SAMMY / BODY LAB · Master State 0.12 · App v0.8.29.4</w:t>
+        <w:sz w:val="14"/>
+      </w:rPr>
+      <w:t>SAMMY MASTER STATE · v0.13 · App 0.8.29.5</w:t>
     </w:r>
   </w:p>
 </w:ftr>
@@ -3527,8 +3530,12 @@
     <w:name w:val="Normal"/>
     <w:qFormat/>
     <w:rsid w:val="00FC693F"/>
+    <w:pPr>
+      <w:spacing w:after="60" w:before="0"/>
+    </w:pPr>
     <w:rPr>
       <w:rFonts w:ascii="Arial" w:hAnsi="Arial"/>
+      <w:b w:val="0"/>
       <w:sz w:val="18"/>
     </w:rPr>
   </w:style>
@@ -3587,7 +3594,7 @@
     <w:pPr>
       <w:keepNext/>
       <w:keepLines/>
-      <w:spacing w:before="140" w:after="60"/>
+      <w:spacing w:before="120" w:after="80"/>
       <w:outlineLvl w:val="0"/>
     </w:pPr>
     <w:rPr>
@@ -3611,7 +3618,7 @@
     <w:pPr>
       <w:keepNext/>
       <w:keepLines/>
-      <w:spacing w:before="140" w:after="60"/>
+      <w:spacing w:before="120" w:after="80"/>
       <w:outlineLvl w:val="1"/>
     </w:pPr>
     <w:rPr>
@@ -3635,7 +3642,7 @@
     <w:pPr>
       <w:keepNext/>
       <w:keepLines/>
-      <w:spacing w:before="140" w:after="60"/>
+      <w:spacing w:before="120" w:after="80"/>
       <w:outlineLvl w:val="2"/>
     </w:pPr>
     <w:rPr>
@@ -3877,7 +3884,7 @@
       <w:pBdr>
         <w:bottom w:val="single" w:sz="8" w:space="4" w:color="4F81BD" w:themeColor="accent1"/>
       </w:pBdr>
-      <w:spacing w:after="60" w:line="240" w:lineRule="auto" w:before="0"/>
+      <w:spacing w:after="80" w:line="240" w:lineRule="auto" w:before="0"/>
       <w:contextualSpacing/>
     </w:pPr>
     <w:rPr>
@@ -4060,6 +4067,7 @@
       <w:numPr>
         <w:numId w:val="1"/>
       </w:numPr>
+      <w:spacing w:after="40"/>
       <w:contextualSpacing/>
     </w:pPr>
     <w:rPr>
@@ -4103,6 +4111,7 @@
       <w:numPr>
         <w:numId w:val="5"/>
       </w:numPr>
+      <w:spacing w:after="40"/>
       <w:contextualSpacing/>
     </w:pPr>
     <w:rPr>
